--- a/proyectos/diego-unifamiliar/EXPEDIENTE_TECNICO_COMPLETO_INSTALACIONES_ELECTRICAS.docx
+++ b/proyectos/diego-unifamiliar/EXPEDIENTE_TECNICO_COMPLETO_INSTALACIONES_ELECTRICAS.docx
@@ -555,7 +555,7 @@
           <w:color w:val="184C78"/>
           <w:sz w:val="24"/>
         </w:rPr>
-        <w:t>ÍNDICE GENERAL DEL EXPEDIENTE TÉCNICO COMPLETO</w:t>
+        <w:t>ÍNDICE GENERAL DEL EXPEDIENTE TÉCNICO UNIFICADO COMPLETO</w:t>
       </w:r>
     </w:p>
     <w:p>
@@ -572,7 +572,7 @@
           <w:color w:val="000000"/>
           <w:sz w:val="22"/>
         </w:rPr>
-        <w:t>El presente Expediente Técnico de Instalaciones Eléctricas se encuentra estructurado en cuatro partes fundamentales:</w:t>
+        <w:t>El presente Expediente Técnico de Instalaciones Eléctricas de la Vivienda Unifamiliar de 3 Niveles ha sido compilado de forma integral en un único documento maestro dividida en cuatro partes fundamentales:</w:t>
       </w:r>
     </w:p>
     <w:p>
@@ -639,7 +639,7 @@
           <w:color w:val="323232"/>
           <w:sz w:val="22"/>
         </w:rPr>
-        <w:t xml:space="preserve">  3.0 Descripción del Proyecto y Distribución Arquitectónica</w:t>
+        <w:t xml:space="preserve">  3.0 Descripción del Proyecto y Distribución Arquitectónica Detallada</w:t>
       </w:r>
     </w:p>
     <w:p>
@@ -707,7 +707,92 @@
           <w:color w:val="323232"/>
           <w:sz w:val="22"/>
         </w:rPr>
+        <w:t xml:space="preserve">      3.4 Cuadro Detallado de Áreas Construidas y Ambientes Proyectados</w:t>
+      </w:r>
+    </w:p>
+    <w:p>
+      <w:pPr>
+        <w:spacing w:before="0" w:after="60" w:line="276" w:lineRule="auto"/>
+        <w:ind w:firstLine="288"/>
+        <w:jc w:val="both"/>
+      </w:pPr>
+      <w:r>
+        <w:rPr>
+          <w:rFonts w:ascii="Arial" w:hAnsi="Arial"/>
+          <w:b w:val="0"/>
+          <w:i w:val="0"/>
+          <w:color w:val="323232"/>
+          <w:sz w:val="22"/>
+        </w:rPr>
         <w:t xml:space="preserve">  4.0 Características del Sistema Eléctrico y Suministro</w:t>
+      </w:r>
+    </w:p>
+    <w:p>
+      <w:pPr>
+        <w:spacing w:before="0" w:after="60" w:line="276" w:lineRule="auto"/>
+        <w:ind w:firstLine="288"/>
+        <w:jc w:val="both"/>
+      </w:pPr>
+      <w:r>
+        <w:rPr>
+          <w:rFonts w:ascii="Arial" w:hAnsi="Arial"/>
+          <w:b w:val="0"/>
+          <w:i w:val="0"/>
+          <w:color w:val="323232"/>
+          <w:sz w:val="22"/>
+        </w:rPr>
+        <w:t xml:space="preserve">      4.1 Suministro Eléctrico (Electro Puno S.A.A. 220V 3Ø 60Hz)</w:t>
+      </w:r>
+    </w:p>
+    <w:p>
+      <w:pPr>
+        <w:spacing w:before="0" w:after="60" w:line="276" w:lineRule="auto"/>
+        <w:ind w:firstLine="288"/>
+        <w:jc w:val="both"/>
+      </w:pPr>
+      <w:r>
+        <w:rPr>
+          <w:rFonts w:ascii="Arial" w:hAnsi="Arial"/>
+          <w:b w:val="0"/>
+          <w:i w:val="0"/>
+          <w:color w:val="323232"/>
+          <w:sz w:val="22"/>
+        </w:rPr>
+        <w:t xml:space="preserve">      4.2 Potencia Instalada (18.25 kW) y Máxima Demanda (13.50 kW)</w:t>
+      </w:r>
+    </w:p>
+    <w:p>
+      <w:pPr>
+        <w:spacing w:before="0" w:after="60" w:line="276" w:lineRule="auto"/>
+        <w:ind w:firstLine="288"/>
+        <w:jc w:val="both"/>
+      </w:pPr>
+      <w:r>
+        <w:rPr>
+          <w:rFonts w:ascii="Arial" w:hAnsi="Arial"/>
+          <w:b w:val="0"/>
+          <w:i w:val="0"/>
+          <w:color w:val="323232"/>
+          <w:sz w:val="22"/>
+        </w:rPr>
+        <w:t xml:space="preserve">      4.3 Corrientes de Diseño Nominal (In = 39.36 A, Id = 49.20 A)</w:t>
+      </w:r>
+    </w:p>
+    <w:p>
+      <w:pPr>
+        <w:spacing w:before="0" w:after="60" w:line="276" w:lineRule="auto"/>
+        <w:ind w:firstLine="288"/>
+        <w:jc w:val="both"/>
+      </w:pPr>
+      <w:r>
+        <w:rPr>
+          <w:rFonts w:ascii="Arial" w:hAnsi="Arial"/>
+          <w:b w:val="0"/>
+          <w:i w:val="0"/>
+          <w:color w:val="323232"/>
+          <w:sz w:val="22"/>
+        </w:rPr>
+        <w:t xml:space="preserve">      4.4 Dimensionamiento del Alimentador Principal (NH-80)</w:t>
       </w:r>
     </w:p>
     <w:p>
@@ -775,7 +860,7 @@
           <w:color w:val="323232"/>
           <w:sz w:val="22"/>
         </w:rPr>
-        <w:t xml:space="preserve">  8.0 Sistema de Puesta a Tierra (PAT-1)</w:t>
+        <w:t xml:space="preserve">  8.0 Redes Complementarias y Telecomunicaciones</w:t>
       </w:r>
     </w:p>
     <w:p>
@@ -792,7 +877,7 @@
           <w:color w:val="323232"/>
           <w:sz w:val="22"/>
         </w:rPr>
-        <w:t xml:space="preserve">  9.0 Redes Complementarias y Telecomunicaciones</w:t>
+        <w:t xml:space="preserve">  9.0 Normativa y Reglamentación Nacional e Internacional</w:t>
       </w:r>
     </w:p>
     <w:p>
@@ -809,7 +894,7 @@
           <w:color w:val="323232"/>
           <w:sz w:val="22"/>
         </w:rPr>
-        <w:t xml:space="preserve">  10.0 Normativa y Reglamentación Nacional e Internacional</w:t>
+        <w:t xml:space="preserve">  10.0 Simbología Reglamentaria y Referencia a Planos</w:t>
       </w:r>
     </w:p>
     <w:p>
@@ -826,7 +911,24 @@
           <w:color w:val="323232"/>
           <w:sz w:val="22"/>
         </w:rPr>
-        <w:t xml:space="preserve">  11.0 Simbología Reglamentaria y Referencia a Planos</w:t>
+        <w:t xml:space="preserve">  11.0 REPRODUCCIÓN Y ESQUEMA DEL PLANO DE INSTALACIONES ELÉCTRICAS (LÁMINA A2)</w:t>
+      </w:r>
+    </w:p>
+    <w:p>
+      <w:pPr>
+        <w:spacing w:before="0" w:after="60" w:line="276" w:lineRule="auto"/>
+        <w:ind w:firstLine="288"/>
+        <w:jc w:val="both"/>
+      </w:pPr>
+      <w:r>
+        <w:rPr>
+          <w:rFonts w:ascii="Arial" w:hAnsi="Arial"/>
+          <w:b w:val="0"/>
+          <w:i w:val="0"/>
+          <w:color w:val="323232"/>
+          <w:sz w:val="22"/>
+        </w:rPr>
+        <w:t xml:space="preserve">      - Figura 3: Reproducción y Esquema del Plano de Diego Charaja (Lámina A2)</w:t>
       </w:r>
     </w:p>
     <w:p>
@@ -876,6 +978,57 @@
           <w:color w:val="323232"/>
           <w:sz w:val="22"/>
         </w:rPr>
+        <w:t xml:space="preserve">      2.1.1 Criterio de Capacidad de Corriente (Ampacidad)</w:t>
+      </w:r>
+    </w:p>
+    <w:p>
+      <w:pPr>
+        <w:spacing w:before="0" w:after="60" w:line="276" w:lineRule="auto"/>
+        <w:ind w:firstLine="288"/>
+        <w:jc w:val="both"/>
+      </w:pPr>
+      <w:r>
+        <w:rPr>
+          <w:rFonts w:ascii="Arial" w:hAnsi="Arial"/>
+          <w:b w:val="0"/>
+          <w:i w:val="0"/>
+          <w:color w:val="323232"/>
+          <w:sz w:val="22"/>
+        </w:rPr>
+        <w:t xml:space="preserve">      2.1.2 Criterio de Caída de Tensión (ΔV ≤ 2.5% Alimentador / ≤ 4.0% Total)</w:t>
+      </w:r>
+    </w:p>
+    <w:p>
+      <w:pPr>
+        <w:spacing w:before="0" w:after="60" w:line="276" w:lineRule="auto"/>
+        <w:ind w:firstLine="288"/>
+        <w:jc w:val="both"/>
+      </w:pPr>
+      <w:r>
+        <w:rPr>
+          <w:rFonts w:ascii="Arial" w:hAnsi="Arial"/>
+          <w:b w:val="0"/>
+          <w:i w:val="0"/>
+          <w:color w:val="323232"/>
+          <w:sz w:val="22"/>
+        </w:rPr>
+        <w:t xml:space="preserve">      2.1.3 Criterio de Protección Térmica y Diferencial (30 mA)</w:t>
+      </w:r>
+    </w:p>
+    <w:p>
+      <w:pPr>
+        <w:spacing w:before="0" w:after="60" w:line="276" w:lineRule="auto"/>
+        <w:ind w:firstLine="288"/>
+        <w:jc w:val="both"/>
+      </w:pPr>
+      <w:r>
+        <w:rPr>
+          <w:rFonts w:ascii="Arial" w:hAnsi="Arial"/>
+          <w:b w:val="0"/>
+          <w:i w:val="0"/>
+          <w:color w:val="323232"/>
+          <w:sz w:val="22"/>
+        </w:rPr>
         <w:t xml:space="preserve">  2.2 Fórmulas Empleadas y Desarrollo Matemático paso a paso</w:t>
       </w:r>
     </w:p>
@@ -910,7 +1063,7 @@
           <w:color w:val="323232"/>
           <w:sz w:val="22"/>
         </w:rPr>
-        <w:t xml:space="preserve">  2.4 Cálculo Justificatorio del Alimentador General</w:t>
+        <w:t xml:space="preserve">  2.4 Cálculo Justificatorio del Alimentador General (Valores numéricos exactos)</w:t>
       </w:r>
     </w:p>
     <w:p>
@@ -1029,6 +1182,23 @@
           <w:color w:val="323232"/>
           <w:sz w:val="22"/>
         </w:rPr>
+        <w:t xml:space="preserve">      - Figura 1: Diagrama Unifilar del Tablero General de Distribución (TD)</w:t>
+      </w:r>
+    </w:p>
+    <w:p>
+      <w:pPr>
+        <w:spacing w:before="0" w:after="60" w:line="276" w:lineRule="auto"/>
+        <w:ind w:firstLine="288"/>
+        <w:jc w:val="both"/>
+      </w:pPr>
+      <w:r>
+        <w:rPr>
+          <w:rFonts w:ascii="Arial" w:hAnsi="Arial"/>
+          <w:b w:val="0"/>
+          <w:i w:val="0"/>
+          <w:color w:val="323232"/>
+          <w:sz w:val="22"/>
+        </w:rPr>
         <w:t xml:space="preserve">  2.6 Cuadro Completo de Dimensionamiento de Circuitos Derivados</w:t>
       </w:r>
     </w:p>
@@ -1063,7 +1233,7 @@
           <w:color w:val="323232"/>
           <w:sz w:val="22"/>
         </w:rPr>
-        <w:t xml:space="preserve">  2.8 Cálculo Detallado del Pozo de Puesta a Tierra (Fórmula de Dwight: R ≤ 8.50 Ω)</w:t>
+        <w:t xml:space="preserve">  2.8 Cálculo de Ocupación de Conducciones y Tubos PVC (Ocupación ≤ 40%)</w:t>
       </w:r>
     </w:p>
     <w:p>
@@ -1080,24 +1250,7 @@
           <w:color w:val="323232"/>
           <w:sz w:val="22"/>
         </w:rPr>
-        <w:t xml:space="preserve">      - Figura 1: Diagrama Unifilar Detallado del Tablero General (TD)</w:t>
-      </w:r>
-    </w:p>
-    <w:p>
-      <w:pPr>
-        <w:spacing w:before="0" w:after="60" w:line="276" w:lineRule="auto"/>
-        <w:ind w:firstLine="288"/>
-        <w:jc w:val="both"/>
-      </w:pPr>
-      <w:r>
-        <w:rPr>
-          <w:rFonts w:ascii="Arial" w:hAnsi="Arial"/>
-          <w:b w:val="0"/>
-          <w:i w:val="0"/>
-          <w:color w:val="323232"/>
-          <w:sz w:val="22"/>
-        </w:rPr>
-        <w:t xml:space="preserve">      - Figura 2: Detalle Constructivo del Pozo de Puesta a Tierra (PAT-1)</w:t>
+        <w:t xml:space="preserve">  2.9 Cálculos de Iluminación y Niveles de Lux por Ambiente (RNE EM.010 / EM.020)</w:t>
       </w:r>
     </w:p>
     <w:p>
@@ -1164,7 +1317,7 @@
           <w:color w:val="323232"/>
           <w:sz w:val="22"/>
         </w:rPr>
-        <w:t xml:space="preserve">  3. DISPOSITIVOS Y EQUIPOS VARIOS</w:t>
+        <w:t xml:space="preserve">      2.1 Normas Constructivas y Criterios de Calidad</w:t>
       </w:r>
     </w:p>
     <w:p>
@@ -1181,7 +1334,7 @@
           <w:color w:val="323232"/>
           <w:sz w:val="22"/>
         </w:rPr>
-        <w:t xml:space="preserve">  4. SISTEMA DE PUESTA A TIERRA</w:t>
+        <w:t xml:space="preserve">      2.2 Tuberías Eléctricas de PVC (PVC-P SAP y PVC-L SEL)</w:t>
       </w:r>
     </w:p>
     <w:p>
@@ -1198,7 +1351,7 @@
           <w:color w:val="323232"/>
           <w:sz w:val="22"/>
         </w:rPr>
-        <w:t xml:space="preserve">  5. PRUEBAS ELECTROMECÁNICAS Y PUESTA EN SERVICIO</w:t>
+        <w:t xml:space="preserve">      2.3 Cajas Metálicas para Salidas y Pase (F°G° pesado 1.59 mm)</w:t>
       </w:r>
     </w:p>
     <w:p>
@@ -1215,7 +1368,7 @@
           <w:color w:val="323232"/>
           <w:sz w:val="22"/>
         </w:rPr>
-        <w:t xml:space="preserve">  6. ESPECIFICACIONES DE MONTAJE Y MONITOREO</w:t>
+        <w:t xml:space="preserve">      2.4 Conductores Eléctricos Cero Halógenos (NH-80 / N2XH) y Código de Colores</w:t>
       </w:r>
     </w:p>
     <w:p>
@@ -1232,7 +1385,7 @@
           <w:color w:val="323232"/>
           <w:sz w:val="22"/>
         </w:rPr>
-        <w:t xml:space="preserve">  7. PLANOS AS-BUILT Y DOCUMENTACIÓN FINAL</w:t>
+        <w:t xml:space="preserve">      2.5 Cintas Aislantes y Accesorios de Empalme</w:t>
       </w:r>
     </w:p>
     <w:p>
@@ -1249,7 +1402,194 @@
           <w:color w:val="323232"/>
           <w:sz w:val="22"/>
         </w:rPr>
-        <w:t xml:space="preserve">      - Figura 3: Esquema de Distribución Eléctrica y Montantes por Niveles</w:t>
+        <w:t xml:space="preserve">      2.6 Tableros Eléctricos de Distribución (Gabinete metálico LAF 1.5 mm, IP41/IK08)</w:t>
+      </w:r>
+    </w:p>
+    <w:p>
+      <w:pPr>
+        <w:spacing w:before="0" w:after="60" w:line="276" w:lineRule="auto"/>
+        <w:ind w:firstLine="288"/>
+        <w:jc w:val="both"/>
+      </w:pPr>
+      <w:r>
+        <w:rPr>
+          <w:rFonts w:ascii="Arial" w:hAnsi="Arial"/>
+          <w:b w:val="0"/>
+          <w:i w:val="0"/>
+          <w:color w:val="323232"/>
+          <w:sz w:val="22"/>
+        </w:rPr>
+        <w:t xml:space="preserve">  3. DISPOSITIVOS Y EQUIPOS VARIOS</w:t>
+      </w:r>
+    </w:p>
+    <w:p>
+      <w:pPr>
+        <w:spacing w:before="0" w:after="60" w:line="276" w:lineRule="auto"/>
+        <w:ind w:firstLine="288"/>
+        <w:jc w:val="both"/>
+      </w:pPr>
+      <w:r>
+        <w:rPr>
+          <w:rFonts w:ascii="Arial" w:hAnsi="Arial"/>
+          <w:b w:val="0"/>
+          <w:i w:val="0"/>
+          <w:color w:val="323232"/>
+          <w:sz w:val="22"/>
+        </w:rPr>
+        <w:t xml:space="preserve">      3.1 Interruptores para Alumbrado (10A/16A 250V)</w:t>
+      </w:r>
+    </w:p>
+    <w:p>
+      <w:pPr>
+        <w:spacing w:before="0" w:after="60" w:line="276" w:lineRule="auto"/>
+        <w:ind w:firstLine="288"/>
+        <w:jc w:val="both"/>
+      </w:pPr>
+      <w:r>
+        <w:rPr>
+          <w:rFonts w:ascii="Arial" w:hAnsi="Arial"/>
+          <w:b w:val="0"/>
+          <w:i w:val="0"/>
+          <w:color w:val="323232"/>
+          <w:sz w:val="22"/>
+        </w:rPr>
+        <w:t xml:space="preserve">      3.2 Tomacorrientes Generales y de Fuerza (2P+T 16A con obturadores infantiles)</w:t>
+      </w:r>
+    </w:p>
+    <w:p>
+      <w:pPr>
+        <w:spacing w:before="0" w:after="60" w:line="276" w:lineRule="auto"/>
+        <w:ind w:firstLine="288"/>
+        <w:jc w:val="both"/>
+      </w:pPr>
+      <w:r>
+        <w:rPr>
+          <w:rFonts w:ascii="Arial" w:hAnsi="Arial"/>
+          <w:b w:val="0"/>
+          <w:i w:val="0"/>
+          <w:color w:val="323232"/>
+          <w:sz w:val="22"/>
+        </w:rPr>
+        <w:t xml:space="preserve">      3.3 Artefactos de Iluminación LED (≥ 100 lm/W)</w:t>
+      </w:r>
+    </w:p>
+    <w:p>
+      <w:pPr>
+        <w:spacing w:before="0" w:after="60" w:line="276" w:lineRule="auto"/>
+        <w:ind w:firstLine="288"/>
+        <w:jc w:val="both"/>
+      </w:pPr>
+      <w:r>
+        <w:rPr>
+          <w:rFonts w:ascii="Arial" w:hAnsi="Arial"/>
+          <w:b w:val="0"/>
+          <w:i w:val="0"/>
+          <w:color w:val="323232"/>
+          <w:sz w:val="22"/>
+        </w:rPr>
+        <w:t xml:space="preserve">      3.4 Equipos Autónomos de Alumbrado de Emergencia (Ni-Cd/Litio ≥ 90 min)</w:t>
+      </w:r>
+    </w:p>
+    <w:p>
+      <w:pPr>
+        <w:spacing w:before="0" w:after="60" w:line="276" w:lineRule="auto"/>
+        <w:ind w:firstLine="288"/>
+        <w:jc w:val="both"/>
+      </w:pPr>
+      <w:r>
+        <w:rPr>
+          <w:rFonts w:ascii="Arial" w:hAnsi="Arial"/>
+          <w:b w:val="0"/>
+          <w:i w:val="0"/>
+          <w:color w:val="323232"/>
+          <w:sz w:val="22"/>
+        </w:rPr>
+        <w:t xml:space="preserve">  4. PRUEBAS ELECTROMECÁNICAS Y PUESTA EN SERVICIO</w:t>
+      </w:r>
+    </w:p>
+    <w:p>
+      <w:pPr>
+        <w:spacing w:before="0" w:after="60" w:line="276" w:lineRule="auto"/>
+        <w:ind w:firstLine="288"/>
+        <w:jc w:val="both"/>
+      </w:pPr>
+      <w:r>
+        <w:rPr>
+          <w:rFonts w:ascii="Arial" w:hAnsi="Arial"/>
+          <w:b w:val="0"/>
+          <w:i w:val="0"/>
+          <w:color w:val="323232"/>
+          <w:sz w:val="22"/>
+        </w:rPr>
+        <w:t xml:space="preserve">      4.1 Pruebas de Resistencia de Aislamiento (Megado 500V DC ≥ 50 MΩ)</w:t>
+      </w:r>
+    </w:p>
+    <w:p>
+      <w:pPr>
+        <w:spacing w:before="0" w:after="60" w:line="276" w:lineRule="auto"/>
+        <w:ind w:firstLine="288"/>
+        <w:jc w:val="both"/>
+      </w:pPr>
+      <w:r>
+        <w:rPr>
+          <w:rFonts w:ascii="Arial" w:hAnsi="Arial"/>
+          <w:b w:val="0"/>
+          <w:i w:val="0"/>
+          <w:color w:val="323232"/>
+          <w:sz w:val="22"/>
+        </w:rPr>
+        <w:t xml:space="preserve">      4.2 Prueba de Continuidade Aislamiento de Conductores</w:t>
+      </w:r>
+    </w:p>
+    <w:p>
+      <w:pPr>
+        <w:spacing w:before="0" w:after="60" w:line="276" w:lineRule="auto"/>
+        <w:ind w:firstLine="288"/>
+        <w:jc w:val="both"/>
+      </w:pPr>
+      <w:r>
+        <w:rPr>
+          <w:rFonts w:ascii="Arial" w:hAnsi="Arial"/>
+          <w:b w:val="0"/>
+          <w:i w:val="0"/>
+          <w:color w:val="323232"/>
+          <w:sz w:val="22"/>
+        </w:rPr>
+        <w:t xml:space="preserve">      4.3 Prueba de Disparo de Interruptores Diferenciales (30 mA, t ≤ 40 ms)</w:t>
+      </w:r>
+    </w:p>
+    <w:p>
+      <w:pPr>
+        <w:spacing w:before="0" w:after="60" w:line="276" w:lineRule="auto"/>
+        <w:ind w:firstLine="288"/>
+        <w:jc w:val="both"/>
+      </w:pPr>
+      <w:r>
+        <w:rPr>
+          <w:rFonts w:ascii="Arial" w:hAnsi="Arial"/>
+          <w:b w:val="0"/>
+          <w:i w:val="0"/>
+          <w:color w:val="323232"/>
+          <w:sz w:val="22"/>
+        </w:rPr>
+        <w:t xml:space="preserve">  5. ESPECIFICACIONES DE MONTAJE Y MONITOREO</w:t>
+      </w:r>
+    </w:p>
+    <w:p>
+      <w:pPr>
+        <w:spacing w:before="0" w:after="60" w:line="276" w:lineRule="auto"/>
+        <w:ind w:firstLine="288"/>
+        <w:jc w:val="both"/>
+      </w:pPr>
+      <w:r>
+        <w:rPr>
+          <w:rFonts w:ascii="Arial" w:hAnsi="Arial"/>
+          <w:b w:val="0"/>
+          <w:i w:val="0"/>
+          <w:color w:val="323232"/>
+          <w:sz w:val="22"/>
+        </w:rPr>
+        <w:t xml:space="preserve">  6. PLANOS AS-BUILT Y DOCUMENTACIÓN FINAL</w:t>
       </w:r>
     </w:p>
     <w:p>
@@ -1320,6 +1660,91 @@
       </w:r>
     </w:p>
     <w:p>
+      <w:pPr>
+        <w:spacing w:before="0" w:after="60" w:line="276" w:lineRule="auto"/>
+        <w:ind w:firstLine="288"/>
+        <w:jc w:val="both"/>
+      </w:pPr>
+      <w:r>
+        <w:rPr>
+          <w:rFonts w:ascii="Arial" w:hAnsi="Arial"/>
+          <w:b w:val="0"/>
+          <w:i w:val="0"/>
+          <w:color w:val="323232"/>
+          <w:sz w:val="22"/>
+        </w:rPr>
+        <w:t xml:space="preserve">      3.1 Cambio de Concesionaria Eléctrica a Electro Puno S.A.A.</w:t>
+      </w:r>
+    </w:p>
+    <w:p>
+      <w:pPr>
+        <w:spacing w:before="0" w:after="60" w:line="276" w:lineRule="auto"/>
+        <w:ind w:firstLine="288"/>
+        <w:jc w:val="both"/>
+      </w:pPr>
+      <w:r>
+        <w:rPr>
+          <w:rFonts w:ascii="Arial" w:hAnsi="Arial"/>
+          <w:b w:val="0"/>
+          <w:i w:val="0"/>
+          <w:color w:val="323232"/>
+          <w:sz w:val="22"/>
+        </w:rPr>
+        <w:t xml:space="preserve">      3.2 Adecuación de Tipología Residencial a Vivienda Unifamiliar de 3 Niveles</w:t>
+      </w:r>
+    </w:p>
+    <w:p>
+      <w:pPr>
+        <w:spacing w:before="0" w:after="60" w:line="276" w:lineRule="auto"/>
+        <w:ind w:firstLine="288"/>
+        <w:jc w:val="both"/>
+      </w:pPr>
+      <w:r>
+        <w:rPr>
+          <w:rFonts w:ascii="Arial" w:hAnsi="Arial"/>
+          <w:b w:val="0"/>
+          <w:i w:val="0"/>
+          <w:color w:val="323232"/>
+          <w:sz w:val="22"/>
+        </w:rPr>
+        <w:t xml:space="preserve">      3.3 Implementación Obligatoria de Protecciones Diferenciales (30 mA)</w:t>
+      </w:r>
+    </w:p>
+    <w:p>
+      <w:pPr>
+        <w:spacing w:before="0" w:after="60" w:line="276" w:lineRule="auto"/>
+        <w:ind w:firstLine="288"/>
+        <w:jc w:val="both"/>
+      </w:pPr>
+      <w:r>
+        <w:rPr>
+          <w:rFonts w:ascii="Arial" w:hAnsi="Arial"/>
+          <w:b w:val="0"/>
+          <w:i w:val="0"/>
+          <w:color w:val="323232"/>
+          <w:sz w:val="22"/>
+        </w:rPr>
+        <w:t xml:space="preserve">      3.4 Selección de Conductores Ecológicos Cero Halógenos (NH-80 / N2XH)</w:t>
+      </w:r>
+    </w:p>
+    <w:p>
+      <w:pPr>
+        <w:spacing w:before="0" w:after="60" w:line="276" w:lineRule="auto"/>
+        <w:ind w:firstLine="288"/>
+        <w:jc w:val="both"/>
+      </w:pPr>
+      <w:r>
+        <w:rPr>
+          <w:rFonts w:ascii="Arial" w:hAnsi="Arial"/>
+          <w:b w:val="0"/>
+          <w:i w:val="0"/>
+          <w:color w:val="323232"/>
+          <w:sz w:val="22"/>
+        </w:rPr>
+        <w:t xml:space="preserve">      3.5 Redimensionamiento del Tablero General a 36 Polos</w:t>
+      </w:r>
+    </w:p>
+    <w:p>
       <w:r>
         <w:br w:type="page"/>
       </w:r>
@@ -1343,7 +1768,7 @@
     <w:p>
       <w:pPr>
         <w:keepNext/>
-        <w:spacing w:before="400" w:after="160"/>
+        <w:spacing w:before="440" w:after="200"/>
         <w:jc w:val="center"/>
       </w:pPr>
       <w:r>
@@ -1386,7 +1811,7 @@
           <w:color w:val="000000"/>
           <w:sz w:val="22"/>
         </w:rPr>
-        <w:t>El presente Proyecto de Instalaciones Eléctricas Interiores corresponde a la Edificación de una Vivienda Unifamiliar de tres niveles (Primer Piso, Segundo Piso y Azotea), de propiedad de CHARAJA MAMANI DIEGO JEFFERSON (Código 214254), desarrollado para la asignatura de Instalaciones Eléctricas dictada por el Ing. VILLANUEVA CORNEJO MARCOS JOSE en la Escuela Profesional de Ingeniería Mecánica Eléctrica de la Universidad Nacional del Altiplano. El objetivo principal es definir los criterios técnicos, dimensionales, normativos y constructivos para la correcta distribución de energía eléctrica, selección de conductores, tableros, protecciones termomagnéticas y diferenciales, y el sistema de puesta a tierra, garantizando la máxima seguridad de las personas, la preservación de la infraestructura contra sobrecargas y cortocircuitos, y la eficiencia energética conforme al Código Nacional de Electricidad - Utilización (CNE-U) y al Reglamento Nacional de Edificaciones (RNE EM.010).</w:t>
+        <w:t>El presente Proyecto de Instalaciones Eléctricas Interiores corresponde a la Edificación de una Vivienda Unifamiliar de tres niveles (Primer Piso, Segundo Piso y Azotea), de propiedad de CHARAJA MAMANI DIEGO JEFFERSON (Código 214254), desarrollado para la asignatura de Instalaciones Eléctricas dictada por el Ing. VILLANUEVA CORNEJO MARCOS JOSE en la Escuela Profesional de Ingeniería Mecánica Eléctrica de la Universidad Nacional del Altiplano. El objetivo principal es definir los criterios técnicos, dimensionales, normativos y constructivos para la correcta distribución de energía eléctrica, selección de conductores, tableros, protecciones termomagnéticas y diferenciales, garantizando la máxima seguridad de las personas, la preservación de la infraestructura contra sobrecargas y cortocircuitos, y la eficiencia energética conforme al Código Nacional de Electricidad - Utilización (CNE-U) y al Reglamento Nacional de Edificaciones (RNE EM.010).</w:t>
       </w:r>
     </w:p>
     <w:p>
@@ -1509,23 +1934,6 @@
     <w:p>
       <w:pPr>
         <w:spacing w:before="0" w:after="120" w:line="276" w:lineRule="auto"/>
-        <w:ind w:firstLine="720"/>
-        <w:jc w:val="both"/>
-      </w:pPr>
-      <w:r>
-        <w:rPr>
-          <w:rFonts w:ascii="Arial" w:hAnsi="Arial"/>
-          <w:b w:val="0"/>
-          <w:i w:val="0"/>
-          <w:color w:val="000000"/>
-          <w:sz w:val="22"/>
-        </w:rPr>
-        <w:t>• Sistema de Puesta a Tierra (PAT-1) con pozo vertical de baja resistencia para protección de personas contra contactos indirectos y protección de equipos electrodomésticos sensibles.</w:t>
-      </w:r>
-    </w:p>
-    <w:p>
-      <w:pPr>
-        <w:spacing w:before="0" w:after="120" w:line="276" w:lineRule="auto"/>
         <w:jc w:val="both"/>
       </w:pPr>
       <w:r>
@@ -1569,7 +1977,7 @@
           <w:color w:val="184C78"/>
           <w:sz w:val="24"/>
         </w:rPr>
-        <w:t>3.0 DESCRIPCIÓN DEL PROYECTO Y DISTRIBUCIÓN ARQUITECTÓNICA</w:t>
+        <w:t>3.0 DESCRIPCIÓN DEL PROYECTO Y DISTRIBUCIÓN ARQUITECTÓNICA DETALLADA</w:t>
       </w:r>
     </w:p>
     <w:p>
@@ -1691,6 +2099,426 @@
     <w:p>
       <w:pPr>
         <w:keepNext/>
+        <w:spacing w:before="200" w:after="80"/>
+        <w:jc w:val="left"/>
+      </w:pPr>
+      <w:r>
+        <w:rPr>
+          <w:rFonts w:ascii="Arial" w:hAnsi="Arial"/>
+          <w:b/>
+          <w:color w:val="000000"/>
+          <w:sz w:val="22"/>
+        </w:rPr>
+        <w:t>3.4 Cuadro Detallado de Áreas Construidas y Ambientes Proyectados</w:t>
+      </w:r>
+    </w:p>
+    <w:tbl>
+      <w:tblPr>
+        <w:tblW w:type="auto" w:w="0"/>
+        <w:jc w:val="center"/>
+        <w:tblLook w:firstColumn="1" w:firstRow="1" w:lastColumn="0" w:lastRow="0" w:noHBand="0" w:noVBand="1" w:val="04A0"/>
+      </w:tblPr>
+      <w:tblGrid>
+        <w:gridCol w:w="3139"/>
+        <w:gridCol w:w="3139"/>
+        <w:gridCol w:w="3139"/>
+      </w:tblGrid>
+      <w:tr>
+        <w:tc>
+          <w:tcPr>
+            <w:tcW w:type="dxa" w:w="3139"/>
+            <w:shd w:fill="0F2043"/>
+            <w:tcMar>
+              <w:top w:w="80" w:type="dxa"/>
+              <w:bottom w:w="80" w:type="dxa"/>
+              <w:left w:w="80" w:type="dxa"/>
+              <w:right w:w="80" w:type="dxa"/>
+            </w:tcMar>
+          </w:tcPr>
+          <w:p>
+            <w:pPr>
+              <w:jc w:val="center"/>
+            </w:pPr>
+            <w:r>
+              <w:rPr>
+                <w:rFonts w:ascii="Arial" w:hAnsi="Arial"/>
+                <w:b/>
+                <w:color w:val="FFFFFF"/>
+                <w:sz w:val="18"/>
+              </w:rPr>
+              <w:t>Nivel</w:t>
+            </w:r>
+          </w:p>
+        </w:tc>
+        <w:tc>
+          <w:tcPr>
+            <w:tcW w:type="dxa" w:w="3139"/>
+            <w:shd w:fill="0F2043"/>
+            <w:tcMar>
+              <w:top w:w="80" w:type="dxa"/>
+              <w:bottom w:w="80" w:type="dxa"/>
+              <w:left w:w="80" w:type="dxa"/>
+              <w:right w:w="80" w:type="dxa"/>
+            </w:tcMar>
+          </w:tcPr>
+          <w:p>
+            <w:pPr>
+              <w:jc w:val="center"/>
+            </w:pPr>
+            <w:r>
+              <w:rPr>
+                <w:rFonts w:ascii="Arial" w:hAnsi="Arial"/>
+                <w:b/>
+                <w:color w:val="FFFFFF"/>
+                <w:sz w:val="18"/>
+              </w:rPr>
+              <w:t>Ambientes Incluidos</w:t>
+            </w:r>
+          </w:p>
+        </w:tc>
+        <w:tc>
+          <w:tcPr>
+            <w:tcW w:type="dxa" w:w="3139"/>
+            <w:shd w:fill="0F2043"/>
+            <w:tcMar>
+              <w:top w:w="80" w:type="dxa"/>
+              <w:bottom w:w="80" w:type="dxa"/>
+              <w:left w:w="80" w:type="dxa"/>
+              <w:right w:w="80" w:type="dxa"/>
+            </w:tcMar>
+          </w:tcPr>
+          <w:p>
+            <w:pPr>
+              <w:jc w:val="center"/>
+            </w:pPr>
+            <w:r>
+              <w:rPr>
+                <w:rFonts w:ascii="Arial" w:hAnsi="Arial"/>
+                <w:b/>
+                <w:color w:val="FFFFFF"/>
+                <w:sz w:val="18"/>
+              </w:rPr>
+              <w:t>Área Techada (m²)</w:t>
+            </w:r>
+          </w:p>
+        </w:tc>
+      </w:tr>
+      <w:tr>
+        <w:tc>
+          <w:tcPr>
+            <w:tcW w:type="dxa" w:w="3139"/>
+            <w:shd w:fill="F0F4F8"/>
+            <w:tcMar>
+              <w:top w:w="50" w:type="dxa"/>
+              <w:bottom w:w="50" w:type="dxa"/>
+              <w:left w:w="60" w:type="dxa"/>
+              <w:right w:w="60" w:type="dxa"/>
+            </w:tcMar>
+          </w:tcPr>
+          <w:p>
+            <w:pPr>
+              <w:jc w:val="center"/>
+            </w:pPr>
+            <w:r>
+              <w:rPr>
+                <w:rFonts w:ascii="Arial" w:hAnsi="Arial"/>
+                <w:b/>
+                <w:sz w:val="17"/>
+              </w:rPr>
+              <w:t>Primer Piso</w:t>
+            </w:r>
+          </w:p>
+        </w:tc>
+        <w:tc>
+          <w:tcPr>
+            <w:tcW w:type="dxa" w:w="3139"/>
+            <w:shd w:fill="F0F4F8"/>
+            <w:tcMar>
+              <w:top w:w="50" w:type="dxa"/>
+              <w:bottom w:w="50" w:type="dxa"/>
+              <w:left w:w="60" w:type="dxa"/>
+              <w:right w:w="60" w:type="dxa"/>
+            </w:tcMar>
+          </w:tcPr>
+          <w:p>
+            <w:pPr>
+              <w:jc w:val="left"/>
+            </w:pPr>
+            <w:r>
+              <w:rPr>
+                <w:rFonts w:ascii="Arial" w:hAnsi="Arial"/>
+                <w:sz w:val="17"/>
+              </w:rPr>
+              <w:t>Sala-Comedor, Estar, Cocina, Dormitorio 1, Hall (TD), S.H. 1, Cisterna/Bomba, Patio</w:t>
+            </w:r>
+          </w:p>
+        </w:tc>
+        <w:tc>
+          <w:tcPr>
+            <w:tcW w:type="dxa" w:w="3139"/>
+            <w:shd w:fill="F0F4F8"/>
+            <w:tcMar>
+              <w:top w:w="50" w:type="dxa"/>
+              <w:bottom w:w="50" w:type="dxa"/>
+              <w:left w:w="60" w:type="dxa"/>
+              <w:right w:w="60" w:type="dxa"/>
+            </w:tcMar>
+          </w:tcPr>
+          <w:p>
+            <w:pPr>
+              <w:jc w:val="center"/>
+            </w:pPr>
+            <w:r>
+              <w:rPr>
+                <w:rFonts w:ascii="Arial" w:hAnsi="Arial"/>
+                <w:b/>
+                <w:sz w:val="17"/>
+              </w:rPr>
+              <w:t>90.00 m²</w:t>
+            </w:r>
+          </w:p>
+        </w:tc>
+      </w:tr>
+      <w:tr>
+        <w:tc>
+          <w:tcPr>
+            <w:tcW w:type="dxa" w:w="3139"/>
+            <w:shd w:fill="FFFFFF"/>
+            <w:tcMar>
+              <w:top w:w="50" w:type="dxa"/>
+              <w:bottom w:w="50" w:type="dxa"/>
+              <w:left w:w="60" w:type="dxa"/>
+              <w:right w:w="60" w:type="dxa"/>
+            </w:tcMar>
+          </w:tcPr>
+          <w:p>
+            <w:pPr>
+              <w:jc w:val="center"/>
+            </w:pPr>
+            <w:r>
+              <w:rPr>
+                <w:rFonts w:ascii="Arial" w:hAnsi="Arial"/>
+                <w:b/>
+                <w:sz w:val="17"/>
+              </w:rPr>
+              <w:t>Segundo Piso</w:t>
+            </w:r>
+          </w:p>
+        </w:tc>
+        <w:tc>
+          <w:tcPr>
+            <w:tcW w:type="dxa" w:w="3139"/>
+            <w:shd w:fill="FFFFFF"/>
+            <w:tcMar>
+              <w:top w:w="50" w:type="dxa"/>
+              <w:bottom w:w="50" w:type="dxa"/>
+              <w:left w:w="60" w:type="dxa"/>
+              <w:right w:w="60" w:type="dxa"/>
+            </w:tcMar>
+          </w:tcPr>
+          <w:p>
+            <w:pPr>
+              <w:jc w:val="left"/>
+            </w:pPr>
+            <w:r>
+              <w:rPr>
+                <w:rFonts w:ascii="Arial" w:hAnsi="Arial"/>
+                <w:sz w:val="17"/>
+              </w:rPr>
+              <w:t>Dormitorio Principal + S.H., Dormitorios 2, 3, 4, S.H. Común, Hall 2do Piso</w:t>
+            </w:r>
+          </w:p>
+        </w:tc>
+        <w:tc>
+          <w:tcPr>
+            <w:tcW w:type="dxa" w:w="3139"/>
+            <w:shd w:fill="FFFFFF"/>
+            <w:tcMar>
+              <w:top w:w="50" w:type="dxa"/>
+              <w:bottom w:w="50" w:type="dxa"/>
+              <w:left w:w="60" w:type="dxa"/>
+              <w:right w:w="60" w:type="dxa"/>
+            </w:tcMar>
+          </w:tcPr>
+          <w:p>
+            <w:pPr>
+              <w:jc w:val="center"/>
+            </w:pPr>
+            <w:r>
+              <w:rPr>
+                <w:rFonts w:ascii="Arial" w:hAnsi="Arial"/>
+                <w:b/>
+                <w:sz w:val="17"/>
+              </w:rPr>
+              <w:t>85.00 m²</w:t>
+            </w:r>
+          </w:p>
+        </w:tc>
+      </w:tr>
+      <w:tr>
+        <w:tc>
+          <w:tcPr>
+            <w:tcW w:type="dxa" w:w="3139"/>
+            <w:shd w:fill="F0F4F8"/>
+            <w:tcMar>
+              <w:top w:w="50" w:type="dxa"/>
+              <w:bottom w:w="50" w:type="dxa"/>
+              <w:left w:w="60" w:type="dxa"/>
+              <w:right w:w="60" w:type="dxa"/>
+            </w:tcMar>
+          </w:tcPr>
+          <w:p>
+            <w:pPr>
+              <w:jc w:val="center"/>
+            </w:pPr>
+            <w:r>
+              <w:rPr>
+                <w:rFonts w:ascii="Arial" w:hAnsi="Arial"/>
+                <w:b/>
+                <w:sz w:val="17"/>
+              </w:rPr>
+              <w:t>Azotea</w:t>
+            </w:r>
+          </w:p>
+        </w:tc>
+        <w:tc>
+          <w:tcPr>
+            <w:tcW w:type="dxa" w:w="3139"/>
+            <w:shd w:fill="F0F4F8"/>
+            <w:tcMar>
+              <w:top w:w="50" w:type="dxa"/>
+              <w:bottom w:w="50" w:type="dxa"/>
+              <w:left w:w="60" w:type="dxa"/>
+              <w:right w:w="60" w:type="dxa"/>
+            </w:tcMar>
+          </w:tcPr>
+          <w:p>
+            <w:pPr>
+              <w:jc w:val="left"/>
+            </w:pPr>
+            <w:r>
+              <w:rPr>
+                <w:rFonts w:ascii="Arial" w:hAnsi="Arial"/>
+                <w:sz w:val="17"/>
+              </w:rPr>
+              <w:t>Lavandería, Depósito, Tendedero al aire libre, S.H. Azotea</w:t>
+            </w:r>
+          </w:p>
+        </w:tc>
+        <w:tc>
+          <w:tcPr>
+            <w:tcW w:type="dxa" w:w="3139"/>
+            <w:shd w:fill="F0F4F8"/>
+            <w:tcMar>
+              <w:top w:w="50" w:type="dxa"/>
+              <w:bottom w:w="50" w:type="dxa"/>
+              <w:left w:w="60" w:type="dxa"/>
+              <w:right w:w="60" w:type="dxa"/>
+            </w:tcMar>
+          </w:tcPr>
+          <w:p>
+            <w:pPr>
+              <w:jc w:val="center"/>
+            </w:pPr>
+            <w:r>
+              <w:rPr>
+                <w:rFonts w:ascii="Arial" w:hAnsi="Arial"/>
+                <w:b/>
+                <w:sz w:val="17"/>
+              </w:rPr>
+              <w:t>45.00 m²</w:t>
+            </w:r>
+          </w:p>
+        </w:tc>
+      </w:tr>
+      <w:tr>
+        <w:tc>
+          <w:tcPr>
+            <w:tcW w:type="dxa" w:w="3139"/>
+            <w:shd w:fill="D9E2EC"/>
+            <w:tcMar>
+              <w:top w:w="50" w:type="dxa"/>
+              <w:bottom w:w="50" w:type="dxa"/>
+              <w:left w:w="60" w:type="dxa"/>
+              <w:right w:w="60" w:type="dxa"/>
+            </w:tcMar>
+          </w:tcPr>
+          <w:p>
+            <w:pPr>
+              <w:jc w:val="center"/>
+            </w:pPr>
+            <w:r>
+              <w:rPr>
+                <w:rFonts w:ascii="Arial" w:hAnsi="Arial"/>
+                <w:b/>
+                <w:sz w:val="17"/>
+              </w:rPr>
+              <w:t>ÁREA TOTAL</w:t>
+            </w:r>
+          </w:p>
+        </w:tc>
+        <w:tc>
+          <w:tcPr>
+            <w:tcW w:type="dxa" w:w="3139"/>
+            <w:shd w:fill="D9E2EC"/>
+            <w:tcMar>
+              <w:top w:w="50" w:type="dxa"/>
+              <w:bottom w:w="50" w:type="dxa"/>
+              <w:left w:w="60" w:type="dxa"/>
+              <w:right w:w="60" w:type="dxa"/>
+            </w:tcMar>
+          </w:tcPr>
+          <w:p>
+            <w:pPr>
+              <w:jc w:val="left"/>
+            </w:pPr>
+            <w:r>
+              <w:rPr>
+                <w:rFonts w:ascii="Arial" w:hAnsi="Arial"/>
+                <w:b/>
+                <w:sz w:val="17"/>
+              </w:rPr>
+              <w:t>SUPERFICIE CONSTRUIDA ACUMULADA TOTAL DE LA VIVIENDA UNIFAMILIAR</w:t>
+            </w:r>
+          </w:p>
+        </w:tc>
+        <w:tc>
+          <w:tcPr>
+            <w:tcW w:type="dxa" w:w="3139"/>
+            <w:shd w:fill="D9E2EC"/>
+            <w:tcMar>
+              <w:top w:w="50" w:type="dxa"/>
+              <w:bottom w:w="50" w:type="dxa"/>
+              <w:left w:w="60" w:type="dxa"/>
+              <w:right w:w="60" w:type="dxa"/>
+            </w:tcMar>
+          </w:tcPr>
+          <w:p>
+            <w:pPr>
+              <w:jc w:val="center"/>
+            </w:pPr>
+            <w:r>
+              <w:rPr>
+                <w:rFonts w:ascii="Arial" w:hAnsi="Arial"/>
+                <w:b/>
+                <w:sz w:val="17"/>
+              </w:rPr>
+              <w:t>220.00 m²</w:t>
+            </w:r>
+          </w:p>
+        </w:tc>
+      </w:tr>
+    </w:tbl>
+    <w:p>
+      <w:pPr>
+        <w:spacing w:before="0" w:after="120" w:line="276" w:lineRule="auto"/>
+        <w:ind w:firstLine="720"/>
+        <w:jc w:val="both"/>
+      </w:pPr>
+    </w:p>
+    <w:p>
+      <w:pPr>
+        <w:keepNext/>
         <w:spacing w:before="280" w:after="80"/>
         <w:jc w:val="left"/>
       </w:pPr>
@@ -1719,175 +2547,25 @@
           <w:sz w:val="22"/>
         </w:rPr>
         <w:t>• Concesionaria de Suministro : ELECTRO PUNO S.A.A. (Red Secundaria Pública de Baja Tensión)</w:t>
-      </w:r>
-    </w:p>
-    <w:p>
-      <w:pPr>
-        <w:spacing w:before="0" w:after="120" w:line="276" w:lineRule="auto"/>
-        <w:ind w:firstLine="720"/>
-        <w:jc w:val="both"/>
-      </w:pPr>
-      <w:r>
-        <w:rPr>
-          <w:rFonts w:ascii="Arial" w:hAnsi="Arial"/>
-          <w:b w:val="0"/>
-          <w:i w:val="0"/>
-          <w:color w:val="000000"/>
-          <w:sz w:val="22"/>
-        </w:rPr>
-        <w:t>• Tensión Nominal de Servicio : 220 V (Sistema Trifásico 3Ø + PE)</w:t>
-      </w:r>
-    </w:p>
-    <w:p>
-      <w:pPr>
-        <w:spacing w:before="0" w:after="120" w:line="276" w:lineRule="auto"/>
-        <w:ind w:firstLine="720"/>
-        <w:jc w:val="both"/>
-      </w:pPr>
-      <w:r>
-        <w:rPr>
-          <w:rFonts w:ascii="Arial" w:hAnsi="Arial"/>
-          <w:b w:val="0"/>
-          <w:i w:val="0"/>
-          <w:color w:val="000000"/>
-          <w:sz w:val="22"/>
-        </w:rPr>
+        <w:br/>
+        <w:t>• Tensión Nominal de Servicio : 220 V (Sistema Trifásico 3Ø)</w:t>
+        <w:br/>
         <w:t>• Frecuencia Nominal : 60 Hz</w:t>
-      </w:r>
-    </w:p>
-    <w:p>
-      <w:pPr>
-        <w:spacing w:before="0" w:after="120" w:line="276" w:lineRule="auto"/>
-        <w:ind w:firstLine="720"/>
-        <w:jc w:val="both"/>
-      </w:pPr>
-      <w:r>
-        <w:rPr>
-          <w:rFonts w:ascii="Arial" w:hAnsi="Arial"/>
-          <w:b w:val="0"/>
-          <w:i w:val="0"/>
-          <w:color w:val="000000"/>
-          <w:sz w:val="22"/>
-        </w:rPr>
+        <w:br/>
         <w:t>• Potencia Instalada Total (PI) : 18,250.00 Watts (18.25 kW)</w:t>
-      </w:r>
-    </w:p>
-    <w:p>
-      <w:pPr>
-        <w:spacing w:before="0" w:after="120" w:line="276" w:lineRule="auto"/>
-        <w:ind w:firstLine="720"/>
-        <w:jc w:val="both"/>
-      </w:pPr>
-      <w:r>
-        <w:rPr>
-          <w:rFonts w:ascii="Arial" w:hAnsi="Arial"/>
-          <w:b w:val="0"/>
-          <w:i w:val="0"/>
-          <w:color w:val="000000"/>
-          <w:sz w:val="22"/>
-        </w:rPr>
+        <w:br/>
         <w:t>• Máxima Demanda Total (MD) : 13,500.00 Watts (13.50 kW)</w:t>
-      </w:r>
-    </w:p>
-    <w:p>
-      <w:pPr>
-        <w:spacing w:before="0" w:after="120" w:line="276" w:lineRule="auto"/>
-        <w:ind w:firstLine="720"/>
-        <w:jc w:val="both"/>
-      </w:pPr>
-      <w:r>
-        <w:rPr>
-          <w:rFonts w:ascii="Arial" w:hAnsi="Arial"/>
-          <w:b w:val="0"/>
-          <w:i w:val="0"/>
-          <w:color w:val="000000"/>
-          <w:sz w:val="22"/>
-        </w:rPr>
+        <w:br/>
         <w:t>• Factor de Potencia de Diseño (cos φ) : 0.90 (inductivo residencial CNE-U)</w:t>
-      </w:r>
-    </w:p>
-    <w:p>
-      <w:pPr>
-        <w:spacing w:before="0" w:after="120" w:line="276" w:lineRule="auto"/>
-        <w:ind w:firstLine="720"/>
-        <w:jc w:val="both"/>
-      </w:pPr>
-      <w:r>
-        <w:rPr>
-          <w:rFonts w:ascii="Arial" w:hAnsi="Arial"/>
-          <w:b w:val="0"/>
-          <w:i w:val="0"/>
-          <w:color w:val="000000"/>
-          <w:sz w:val="22"/>
-        </w:rPr>
+        <w:br/>
         <w:t>• Corriente Nominal de Diseño (In) : 39.36 Amperios</w:t>
-      </w:r>
-    </w:p>
-    <w:p>
-      <w:pPr>
-        <w:spacing w:before="0" w:after="120" w:line="276" w:lineRule="auto"/>
-        <w:ind w:firstLine="720"/>
-        <w:jc w:val="both"/>
-      </w:pPr>
-      <w:r>
-        <w:rPr>
-          <w:rFonts w:ascii="Arial" w:hAnsi="Arial"/>
-          <w:b w:val="0"/>
-          <w:i w:val="0"/>
-          <w:color w:val="000000"/>
-          <w:sz w:val="22"/>
-        </w:rPr>
+        <w:br/>
         <w:t>• Corriente de Diseño Corregida (Id) : 49.20 Amperios (con factor de sobrecarga 1.25 CNE-U 050-102)</w:t>
-      </w:r>
-    </w:p>
-    <w:p>
-      <w:pPr>
-        <w:spacing w:before="0" w:after="120" w:line="276" w:lineRule="auto"/>
-        <w:ind w:firstLine="720"/>
-        <w:jc w:val="both"/>
-      </w:pPr>
-      <w:r>
-        <w:rPr>
-          <w:rFonts w:ascii="Arial" w:hAnsi="Arial"/>
-          <w:b w:val="0"/>
-          <w:i w:val="0"/>
-          <w:color w:val="000000"/>
-          <w:sz w:val="22"/>
-        </w:rPr>
-        <w:t>• Conductor Alimentador Principal : 3-1x10 mm² NH-80 + 1x10 mm² PE en tub. PVC-P 25 mmØ (1"Ø)</w:t>
-      </w:r>
-    </w:p>
-    <w:p>
-      <w:pPr>
-        <w:spacing w:before="0" w:after="120" w:line="276" w:lineRule="auto"/>
-        <w:ind w:firstLine="720"/>
-        <w:jc w:val="both"/>
-      </w:pPr>
-      <w:r>
-        <w:rPr>
-          <w:rFonts w:ascii="Arial" w:hAnsi="Arial"/>
-          <w:b w:val="0"/>
-          <w:i w:val="0"/>
-          <w:color w:val="000000"/>
-          <w:sz w:val="22"/>
-        </w:rPr>
+        <w:br/>
+        <w:t>• Conductor Alimentador Principal : 3-1x10 mm² NH-80 en tub. PVC-P 25 mmØ (1"Ø)</w:t>
+        <w:br/>
         <w:t>• Interruptor General del TD : Termomagnético Tripolar 3 x 40 A (Capacidad de Ruptura Icu ≥ 10 kA)</w:t>
-      </w:r>
-    </w:p>
-    <w:p>
-      <w:pPr>
-        <w:spacing w:before="0" w:after="120" w:line="276" w:lineRule="auto"/>
-        <w:ind w:firstLine="720"/>
-        <w:jc w:val="both"/>
-      </w:pPr>
-      <w:r>
-        <w:rPr>
-          <w:rFonts w:ascii="Arial" w:hAnsi="Arial"/>
-          <w:b w:val="0"/>
-          <w:i w:val="0"/>
-          <w:color w:val="000000"/>
-          <w:sz w:val="22"/>
-        </w:rPr>
+        <w:br/>
         <w:t>• Capacidad del Tablero Proyectado : 36 Polos trifásico empotrado (con 20% de reserva libre)</w:t>
       </w:r>
     </w:p>
@@ -3303,7 +3981,7 @@
           <w:color w:val="000000"/>
           <w:sz w:val="22"/>
         </w:rPr>
-        <w:t>El Tablero General de Distribución (TD) estará ubicado en forma empotrada en el muro de ladrillo del Hall de circulación del Primer Piso, a una altura de 1.80 m del N.P.T. medidos hasta el borde superior de la caja metálica. Esta posición física garantiza una ubicación centralizada respecto a los centros de carga de la edificación, facilidad de maniobra, protección contra agentes externos directos y una ruta óptima del conductor de puesta a tierra hacia el pozo PAT-1.</w:t>
+        <w:t>El Tablero General de Distribución (TD) estará ubicado en forma empotrada en el muro de ladrillo del Hall de circulación del Primer Piso, a una altura de 1.80 m del N.P.T. medidos hasta el borde superior de la caja metálica. Esta posición física garantiza una ubicación centralizada respecto a los centros de carga de la edificación, facilidad de maniobra y protección contra agentes externos directos.</w:t>
       </w:r>
     </w:p>
     <w:p>
@@ -3319,40 +3997,7 @@
           <w:color w:val="184C78"/>
           <w:sz w:val="24"/>
         </w:rPr>
-        <w:t>8.0 SISTEMA DE PUESTA A TIERRA (PAT-1)</w:t>
-      </w:r>
-    </w:p>
-    <w:p>
-      <w:pPr>
-        <w:spacing w:before="0" w:after="120" w:line="276" w:lineRule="auto"/>
-        <w:ind w:firstLine="720"/>
-        <w:jc w:val="both"/>
-      </w:pPr>
-      <w:r>
-        <w:rPr>
-          <w:rFonts w:ascii="Arial" w:hAnsi="Arial"/>
-          <w:b w:val="0"/>
-          <w:i w:val="0"/>
-          <w:color w:val="000000"/>
-          <w:sz w:val="22"/>
-        </w:rPr>
-        <w:t>Se proyecta la construcción de un Pozo de Puesta a Tierra (PAT-1) ubicado en el área del Patio / Cisterna en el primer piso. El pozo estará constituido por una jabalina vertical de cobre electrolítico de 5/8" x 2.40 m tratada con aditivos gel reductor de resistividad (Bentonita sódica / Thor-Gel) mezclado con tierra de chacra cernida. La resistencia calculada es R ≤ 8.50 Ω, superando la exigencia reglamentaria R ≤ 25 Ω establecida en la Regla 060-712 del CNE-Utilización.</w:t>
-      </w:r>
-    </w:p>
-    <w:p>
-      <w:pPr>
-        <w:keepNext/>
-        <w:spacing w:before="280" w:after="80"/>
-        <w:jc w:val="left"/>
-      </w:pPr>
-      <w:r>
-        <w:rPr>
-          <w:rFonts w:ascii="Arial" w:hAnsi="Arial"/>
-          <w:b/>
-          <w:color w:val="184C78"/>
-          <w:sz w:val="24"/>
-        </w:rPr>
-        <w:t>9.0 REDES COMPLEMENTARIAS Y TELECOMUNICACIONES</w:t>
+        <w:t>8.0 REDES COMPLEMENTARIAS Y TELECOMUNICACIONES</w:t>
       </w:r>
     </w:p>
     <w:p>
@@ -3385,7 +4030,7 @@
           <w:color w:val="184C78"/>
           <w:sz w:val="24"/>
         </w:rPr>
-        <w:t>10.0 NORMATIVA, CÓDIGOS Y REGLAMENTACIONES</w:t>
+        <w:t>9.0 NORMATIVA, CÓDIGOS Y REGLAMENTACIONES</w:t>
       </w:r>
     </w:p>
     <w:p>
@@ -3410,8 +4055,6 @@
         <w:br/>
         <w:t>• Normas de la Comisión Electrotécnica Internacional (IEC 60364, IEC 60898, IEC 61008).</w:t>
         <w:br/>
-        <w:t>• Normas del Institute of Electrical and Electronics Engineers (IEEE Std 142 'Green Book').</w:t>
-        <w:br/>
         <w:t>• National Electrical Code (NFPA 70 / NEC).</w:t>
         <w:br/>
         <w:t>• Especificaciones Técnicas de la Empresa Concesionaria ELECTRO PUNO S.A.A.</w:t>
@@ -3430,7 +4073,7 @@
           <w:color w:val="184C78"/>
           <w:sz w:val="24"/>
         </w:rPr>
-        <w:t>11.0 SIMBOLOGÍA REGLAMENTARIA Y REFERENCIA A PLANOS</w:t>
+        <w:t>10.0 SIMBOLOGÍA REGLAMENTARIA Y REFERENCIA A PLANOS</w:t>
       </w:r>
     </w:p>
     <w:p>
@@ -3447,7 +4090,95 @@
           <w:color w:val="000000"/>
           <w:sz w:val="22"/>
         </w:rPr>
-        <w:t>Toda la simbología utilizada en la documentación y esquemas cumple estrictamente con la Norma DGE 'Símbolos Gráficos en Electricidad' del Ministerio de Energía y Minas del Perú. El expediente se complementa con el plano de instalaciones eléctricas interiores (Lámina A2, Escala 1:50, elaborado por Diego Jefferson Charaja Mamani).</w:t>
+        <w:t>Toda la simbología utilizada en la documentación y esquemas cumple estrictamente con la Norma DGE 'Símbolos Gráficos en Electricidad' del Ministerio de Energía y Minas del Perú.</w:t>
+      </w:r>
+    </w:p>
+    <w:p>
+      <w:pPr>
+        <w:keepNext/>
+        <w:spacing w:before="280" w:after="80"/>
+        <w:jc w:val="left"/>
+      </w:pPr>
+      <w:r>
+        <w:rPr>
+          <w:rFonts w:ascii="Arial" w:hAnsi="Arial"/>
+          <w:b/>
+          <w:color w:val="184C78"/>
+          <w:sz w:val="24"/>
+        </w:rPr>
+        <w:t>11.0 REPRODUCCIÓN Y ESQUEMA DEL PLANO DE INSTALACIONES ELÉCTRICAS (LÁMINA A2)</w:t>
+      </w:r>
+    </w:p>
+    <w:p>
+      <w:pPr>
+        <w:spacing w:before="0" w:after="120" w:line="276" w:lineRule="auto"/>
+        <w:ind w:firstLine="720"/>
+        <w:jc w:val="both"/>
+      </w:pPr>
+      <w:r>
+        <w:rPr>
+          <w:rFonts w:ascii="Arial" w:hAnsi="Arial"/>
+          <w:b w:val="0"/>
+          <w:i w:val="0"/>
+          <w:color w:val="000000"/>
+          <w:sz w:val="22"/>
+        </w:rPr>
+        <w:t>A continuación se integra la representación gráfica oficial del plano de instalaciones eléctricas proyectado por Diego Jefferson Charaja Mamani (Lámina A2, Escala 1:50), especificando la arquitectura de los tres niveles, los centros de luz, tomacorrientes y tableros:</w:t>
+      </w:r>
+    </w:p>
+    <w:p>
+      <w:pPr>
+        <w:jc w:val="center"/>
+      </w:pPr>
+      <w:r>
+        <w:drawing>
+          <wp:inline xmlns:a="http://schemas.openxmlformats.org/drawingml/2006/main" xmlns:pic="http://schemas.openxmlformats.org/drawingml/2006/picture">
+            <wp:extent cx="5669280" cy="3023616"/>
+            <wp:docPr id="1" name="Picture 1"/>
+            <wp:cNvGraphicFramePr>
+              <a:graphicFrameLocks noChangeAspect="1"/>
+            </wp:cNvGraphicFramePr>
+            <a:graphic>
+              <a:graphicData uri="http://schemas.openxmlformats.org/drawingml/2006/picture">
+                <pic:pic>
+                  <pic:nvPicPr>
+                    <pic:cNvPr id="0" name="fig_plano_diego_arquitectura.png"/>
+                    <pic:cNvPicPr/>
+                  </pic:nvPicPr>
+                  <pic:blipFill>
+                    <a:blip r:embed="rId9"/>
+                    <a:stretch>
+                      <a:fillRect/>
+                    </a:stretch>
+                  </pic:blipFill>
+                  <pic:spPr>
+                    <a:xfrm>
+                      <a:off x="0" y="0"/>
+                      <a:ext cx="5669280" cy="3023616"/>
+                    </a:xfrm>
+                    <a:prstGeom prst="rect"/>
+                  </pic:spPr>
+                </pic:pic>
+              </a:graphicData>
+            </a:graphic>
+          </wp:inline>
+        </w:drawing>
+      </w:r>
+    </w:p>
+    <w:p>
+      <w:pPr>
+        <w:spacing w:before="80" w:after="240"/>
+        <w:jc w:val="center"/>
+      </w:pPr>
+      <w:r>
+        <w:rPr>
+          <w:rFonts w:ascii="Arial" w:hAnsi="Arial"/>
+          <w:b/>
+          <w:i/>
+          <w:color w:val="3C3C3C"/>
+          <w:sz w:val="19"/>
+        </w:rPr>
+        <w:t>Figura 3: Reproducción y Esquema del Plano de Instalaciones Eléctricas por Niveles de Diego Charaja (Lámina A2, Escala 1:50)</w:t>
       </w:r>
     </w:p>
     <w:p>
@@ -3474,7 +4205,7 @@
     <w:p>
       <w:pPr>
         <w:keepNext/>
-        <w:spacing w:before="400" w:after="160"/>
+        <w:spacing w:before="440" w:after="200"/>
         <w:jc w:val="center"/>
       </w:pPr>
       <w:r>
@@ -3725,7 +4456,7 @@
         <w:br/>
         <w:t>• Corriente de Diseño (Id) : Id = 1.25 x 39.36 A = 49.20 A</w:t>
         <w:br/>
-        <w:t>• Selección de Conductor : Cable Cero Halógenos 3-1x10 mm² NH-80 + 1x10 mm² PE.</w:t>
+        <w:t>• Selección de Conductor : Cable Cero Halógenos 3-1x10 mm² NH-80.</w:t>
         <w:br/>
         <w:t xml:space="preserve">  - Ampacidad nominal del conductor 10 mm² NH-80 empotrado en tubo PVC: 57 A.</w:t>
         <w:br/>
@@ -3881,8 +4612,6 @@
         </w:rPr>
         <w:t>• Barras Colectoras R-S-T: Pletinas de cobre electrolítico puro de 99.9% Cu, dimensionadas para una corriente nominal de 100 A, montadas sobre aisladores de resina epóxica.</w:t>
         <w:br/>
-        <w:t>• Barra Colectora de Tierra (PE): Barra de cobre independiente fijada mecánicamente a la estructura del gabinete metálico y conectada directamente al conductor de tierra de 1x10 mm² PE proveniente del pozo PAT-1.</w:t>
-        <w:br/>
         <w:t>• Luces Piloto Indicadoras: Juego de 3 lámparas piloto LED de color Rojo, Amarillo y Azul conectadas a las fases R-S-T para verificación visual de presencia de tensión en barras.</w:t>
       </w:r>
     </w:p>
@@ -3937,7 +4666,7 @@
         <w:br/>
         <w:t xml:space="preserve">   - Protecciones: ITM 2P x 16 A (6 kA, Curva C) + ID 2P x 25 A (Sensibilidad 30 mA, Clase AC).</w:t>
         <w:br/>
-        <w:t xml:space="preserve">   - Conductor: 2 x 2.5 mm² NH-80 + 1 x 2.5 mm² PE (Verde/Amarillo).</w:t>
+        <w:t xml:space="preserve">   - Conductor: 2 x 2.5 mm² NH-80.</w:t>
         <w:br/>
         <w:t xml:space="preserve">   - Tubería: PVC Liviano (SEL) Ø 20 mm (3/4").</w:t>
         <w:br/>
@@ -3962,7 +4691,7 @@
         <w:br/>
         <w:t xml:space="preserve">   - Protecciones: ITM 2P x 16 A (6 kA, Curva C) + ID 2P x 25 A (Sensibilidad 30 mA, Clase AC).</w:t>
         <w:br/>
-        <w:t xml:space="preserve">   - Conductor: 2 x 2.5 mm² NH-80 + 1 x 2.5 mm² PE.</w:t>
+        <w:t xml:space="preserve">   - Conductor: 2 x 2.5 mm² NH-80.</w:t>
         <w:br/>
         <w:t xml:space="preserve">   - Tubería: PVC Liviano (SEL) Ø 20 mm (3/4").</w:t>
         <w:br/>
@@ -3987,7 +4716,7 @@
         <w:br/>
         <w:t xml:space="preserve">   - Protecciones: ITM 3P x 25 A (6 kA, Curva C) + ID 3P x 32 A (Sensibilidad 30 mA, Clase A/AC).</w:t>
         <w:br/>
-        <w:t xml:space="preserve">   - Conductor: 3 x 6.0 mm² NH-80 + 1 x 6.0 mm² PE.</w:t>
+        <w:t xml:space="preserve">   - Conductor: 3 x 6.0 mm² NH-80.</w:t>
         <w:br/>
         <w:t xml:space="preserve">   - Tubería: PVC Pesado (SAP) Ø 25 mm (1").</w:t>
         <w:br/>
@@ -4012,7 +4741,7 @@
         <w:br/>
         <w:t xml:space="preserve">   - Protecciones: ITM 2P x 16 A (6 kA, Curva C) + ID 2P x 25 A (Sensibilidad 30 mA de alta rapidez).</w:t>
         <w:br/>
-        <w:t xml:space="preserve">   - Conductor: 2 x 4.0 mm² NH-80 + 1 x 4.0 mm² PE.</w:t>
+        <w:t xml:space="preserve">   - Conductor: 2 x 4.0 mm² NH-80.</w:t>
         <w:br/>
         <w:t xml:space="preserve">   - Tubería: PVC Pesado (SAP) Ø 20 mm (3/4").</w:t>
         <w:br/>
@@ -4037,7 +4766,7 @@
         <w:br/>
         <w:t xml:space="preserve">   - Protecciones: ITM 2P x 16 A (6 kA, Curva C) + ID 2P x 25 A (30 mA) + Guardamotor / Térmico + Control por boya automática de nivel.</w:t>
         <w:br/>
-        <w:t xml:space="preserve">   - Conductor: 2 x 2.5 mm² NH-80 + 1 x 2.5 mm² PE.</w:t>
+        <w:t xml:space="preserve">   - Conductor: 2 x 2.5 mm² NH-80.</w:t>
         <w:br/>
         <w:t xml:space="preserve">   - Tubería: PVC Pesado (SAP) Ø 20 mm (3/4").</w:t>
         <w:br/>
@@ -4062,7 +4791,7 @@
         <w:br/>
         <w:t xml:space="preserve">   - Protecciones: ITM 2P x 20 A (6 kA, Curva C) + ID 2P x 25 A (Sensibilidad 30 mA).</w:t>
         <w:br/>
-        <w:t xml:space="preserve">   - Conductor: 2 x 4.0 mm² NH-80 + 1 x 4.0 mm² PE.</w:t>
+        <w:t xml:space="preserve">   - Conductor: 2 x 4.0 mm² NH-80.</w:t>
         <w:br/>
         <w:t xml:space="preserve">   - Tubería: PVC Pesado (SAP) Ø 20 mm (3/4").</w:t>
         <w:br/>
@@ -4087,7 +4816,7 @@
         <w:br/>
         <w:t xml:space="preserve">   - Protecciones: ITM 2P x 20 A (6 kA, Curva C) + ID 2P x 25 A (Sensibilidad 30 mA).</w:t>
         <w:br/>
-        <w:t xml:space="preserve">   - Conductor: 2 x 4.0 mm² NH-80 + 1 x 4.0 mm² PE.</w:t>
+        <w:t xml:space="preserve">   - Conductor: 2 x 4.0 mm² NH-80.</w:t>
         <w:br/>
         <w:t xml:space="preserve">   - Tubería: PVC Pesado (SAP) Ø 20 mm (3/4").</w:t>
         <w:br/>
@@ -4112,7 +4841,62 @@
         <w:br/>
         <w:t xml:space="preserve">   - Protecciones: ITM 2P x 20 A (6 kA, Curva C) equipado de reserva en el gabinete metálico.</w:t>
         <w:br/>
-        <w:t xml:space="preserve">   - Conductor: 2 x 4.0 mm² NH-80 + 1 x 4.0 mm² PE proyectado en ducto PVC-P Ø 20 mm hacia azotea/patio. MD = 750 W, In = 3.79 A.</w:t>
+        <w:t xml:space="preserve">   - Conductor: 2 x 4.0 mm² NH-80 proyectado en ducto PVC-P Ø 20 mm hacia azotea/patio. MD = 750 W, In = 3.79 A.</w:t>
+      </w:r>
+    </w:p>
+    <w:p>
+      <w:pPr>
+        <w:jc w:val="center"/>
+      </w:pPr>
+      <w:r>
+        <w:drawing>
+          <wp:inline xmlns:a="http://schemas.openxmlformats.org/drawingml/2006/main" xmlns:pic="http://schemas.openxmlformats.org/drawingml/2006/picture">
+            <wp:extent cx="5669280" cy="4488180"/>
+            <wp:docPr id="2" name="Picture 2"/>
+            <wp:cNvGraphicFramePr>
+              <a:graphicFrameLocks noChangeAspect="1"/>
+            </wp:cNvGraphicFramePr>
+            <a:graphic>
+              <a:graphicData uri="http://schemas.openxmlformats.org/drawingml/2006/picture">
+                <pic:pic>
+                  <pic:nvPicPr>
+                    <pic:cNvPr id="0" name="fig_diagrama_unifilar.png"/>
+                    <pic:cNvPicPr/>
+                  </pic:nvPicPr>
+                  <pic:blipFill>
+                    <a:blip r:embed="rId10"/>
+                    <a:stretch>
+                      <a:fillRect/>
+                    </a:stretch>
+                  </pic:blipFill>
+                  <pic:spPr>
+                    <a:xfrm>
+                      <a:off x="0" y="0"/>
+                      <a:ext cx="5669280" cy="4488180"/>
+                    </a:xfrm>
+                    <a:prstGeom prst="rect"/>
+                  </pic:spPr>
+                </pic:pic>
+              </a:graphicData>
+            </a:graphic>
+          </wp:inline>
+        </w:drawing>
+      </w:r>
+    </w:p>
+    <w:p>
+      <w:pPr>
+        <w:spacing w:before="80" w:after="240"/>
+        <w:jc w:val="center"/>
+      </w:pPr>
+      <w:r>
+        <w:rPr>
+          <w:rFonts w:ascii="Arial" w:hAnsi="Arial"/>
+          <w:b/>
+          <w:i/>
+          <w:color w:val="3C3C3C"/>
+          <w:sz w:val="19"/>
+        </w:rPr>
+        <w:t>Figura 1: Diagrama Unifilar Detallado del Tablero General de Distribución (TD)</w:t>
       </w:r>
     </w:p>
     <w:p>
@@ -4453,7 +5237,7 @@
                 <w:rFonts w:ascii="Arial" w:hAnsi="Arial"/>
                 <w:sz w:val="16"/>
               </w:rPr>
-              <w:t>2x2.5 + 1x2.5 PE</w:t>
+              <w:t>2x2.5 mm²</w:t>
             </w:r>
           </w:p>
         </w:tc>
@@ -4632,7 +5416,7 @@
                 <w:rFonts w:ascii="Arial" w:hAnsi="Arial"/>
                 <w:sz w:val="16"/>
               </w:rPr>
-              <w:t>2x2.5 + 1x2.5 PE</w:t>
+              <w:t>2x2.5 mm²</w:t>
             </w:r>
           </w:p>
         </w:tc>
@@ -4811,7 +5595,7 @@
                 <w:rFonts w:ascii="Arial" w:hAnsi="Arial"/>
                 <w:sz w:val="16"/>
               </w:rPr>
-              <w:t>3x6.0 + 1x6.0 PE</w:t>
+              <w:t>3x6.0 mm²</w:t>
             </w:r>
           </w:p>
         </w:tc>
@@ -4990,7 +5774,7 @@
                 <w:rFonts w:ascii="Arial" w:hAnsi="Arial"/>
                 <w:sz w:val="16"/>
               </w:rPr>
-              <w:t>2x4.0 + 1x4.0 PE</w:t>
+              <w:t>2x4.0 mm²</w:t>
             </w:r>
           </w:p>
         </w:tc>
@@ -5169,7 +5953,7 @@
                 <w:rFonts w:ascii="Arial" w:hAnsi="Arial"/>
                 <w:sz w:val="16"/>
               </w:rPr>
-              <w:t>2x2.5 + 1x2.5 PE</w:t>
+              <w:t>2x2.5 mm²</w:t>
             </w:r>
           </w:p>
         </w:tc>
@@ -5348,7 +6132,7 @@
                 <w:rFonts w:ascii="Arial" w:hAnsi="Arial"/>
                 <w:sz w:val="16"/>
               </w:rPr>
-              <w:t>2x4.0 + 1x4.0 PE</w:t>
+              <w:t>2x4.0 mm²</w:t>
             </w:r>
           </w:p>
         </w:tc>
@@ -5527,7 +6311,7 @@
                 <w:rFonts w:ascii="Arial" w:hAnsi="Arial"/>
                 <w:sz w:val="16"/>
               </w:rPr>
-              <w:t>2x4.0 + 1x4.0 PE</w:t>
+              <w:t>2x4.0 mm²</w:t>
             </w:r>
           </w:p>
         </w:tc>
@@ -5706,7 +6490,7 @@
                 <w:rFonts w:ascii="Arial" w:hAnsi="Arial"/>
                 <w:sz w:val="16"/>
               </w:rPr>
-              <w:t>2x4.0 + 1x4.0 PE</w:t>
+              <w:t>2x4.0 mm²</w:t>
             </w:r>
           </w:p>
         </w:tc>
@@ -5772,61 +6556,6 @@
     </w:p>
     <w:p>
       <w:pPr>
-        <w:jc w:val="center"/>
-      </w:pPr>
-      <w:r>
-        <w:drawing>
-          <wp:inline xmlns:a="http://schemas.openxmlformats.org/drawingml/2006/main" xmlns:pic="http://schemas.openxmlformats.org/drawingml/2006/picture">
-            <wp:extent cx="5669280" cy="4724400"/>
-            <wp:docPr id="1" name="Picture 1"/>
-            <wp:cNvGraphicFramePr>
-              <a:graphicFrameLocks noChangeAspect="1"/>
-            </wp:cNvGraphicFramePr>
-            <a:graphic>
-              <a:graphicData uri="http://schemas.openxmlformats.org/drawingml/2006/picture">
-                <pic:pic>
-                  <pic:nvPicPr>
-                    <pic:cNvPr id="0" name="fig_diagrama_unifilar.png"/>
-                    <pic:cNvPicPr/>
-                  </pic:nvPicPr>
-                  <pic:blipFill>
-                    <a:blip r:embed="rId9"/>
-                    <a:stretch>
-                      <a:fillRect/>
-                    </a:stretch>
-                  </pic:blipFill>
-                  <pic:spPr>
-                    <a:xfrm>
-                      <a:off x="0" y="0"/>
-                      <a:ext cx="5669280" cy="4724400"/>
-                    </a:xfrm>
-                    <a:prstGeom prst="rect"/>
-                  </pic:spPr>
-                </pic:pic>
-              </a:graphicData>
-            </a:graphic>
-          </wp:inline>
-        </w:drawing>
-      </w:r>
-    </w:p>
-    <w:p>
-      <w:pPr>
-        <w:spacing w:before="80" w:after="240"/>
-        <w:jc w:val="center"/>
-      </w:pPr>
-      <w:r>
-        <w:rPr>
-          <w:rFonts w:ascii="Arial" w:hAnsi="Arial"/>
-          <w:b/>
-          <w:i/>
-          <w:color w:val="3C3C3C"/>
-          <w:sz w:val="19"/>
-        </w:rPr>
-        <w:t>Figura 1: Diagrama Unifilar Detallado del Tablero General de Distribución (TD)</w:t>
-      </w:r>
-    </w:p>
-    <w:p>
-      <w:pPr>
         <w:keepNext/>
         <w:spacing w:before="280" w:after="80"/>
         <w:jc w:val="left"/>
@@ -5838,7 +6567,7 @@
           <w:color w:val="184C78"/>
           <w:sz w:val="24"/>
         </w:rPr>
-        <w:t>2.5 CÁLCULO DETALLADO DEL POZO DE PUESTA A TIERRA (PAT-1)</w:t>
+        <w:t>2.5 CÁLCULO DE OCUPACIÓN DE CONDUCCIONES Y TUBOS PVC (PORCENTAJE ≤ 40%)</w:t>
       </w:r>
     </w:p>
     <w:p>
@@ -5855,23 +6584,7 @@
           <w:color w:val="000000"/>
           <w:sz w:val="22"/>
         </w:rPr>
-        <w:t>Para un electrodo vertical de cobre electrolítico puro de 5/8" de diámetro (r = 0.00793 m) y L = 2.40 m de longitud, hincado en un pozo de 0.80 m de diámetro relleno con mezcla de tierra de chacra cernida y aditivo gel acondicionador (Bentonita sódica / Thor-Gel) de resistividad aparente corregida ρ_eq ≈ 30 Ω·m, la resistencia teórica se calcula mediante la fórmula de Dwight:</w:t>
-      </w:r>
-    </w:p>
-    <w:p>
-      <w:pPr>
-        <w:spacing w:before="0" w:after="120" w:line="276" w:lineRule="auto"/>
-        <w:jc w:val="center"/>
-      </w:pPr>
-      <w:r>
-        <w:rPr>
-          <w:rFonts w:ascii="Arial" w:hAnsi="Arial"/>
-          <w:b/>
-          <w:i w:val="0"/>
-          <w:color w:val="0F2043"/>
-          <w:sz w:val="22"/>
-        </w:rPr>
-        <w:t>R = (ρ_eq / (2 x π x L)) x [ ln(4 x L / r) - 1 ]</w:t>
+        <w:t>Conforme a la Regla 070-300 del CNE-Utilización, el área total ocupada por los conductores eléctricos dentro de una tubería o canalización no debe exceder del 40% de la sección transversal interna del tubo para permitir la disipación térmica y evitar el estrangulamiento durante el cableado.</w:t>
       </w:r>
     </w:p>
     <w:p>
@@ -5888,70 +6601,73 @@
           <w:color w:val="000000"/>
           <w:sz w:val="22"/>
         </w:rPr>
-        <w:t>Sustituyendo valores numéricos:</w:t>
+        <w:t>• Alimentador Principal (Tubo PVC-P 25 mmØ = 1"Ø, Área interna = 380 mm²):</w:t>
         <w:br/>
-        <w:t>R = (30 / (2 x 3.14159 x 2.40)) x [ ln((4 x 2.40) / 0.00793) - 1 ]</w:t>
+        <w:t xml:space="preserve">  - 3 conductores de 10 mm² NH-80 (Diámetro exterior con aislamiento = 6.2 mm, Área total = 3 x 30.19 = 90.57 mm²).</w:t>
         <w:br/>
-        <w:t>R = (30 / 15.0796) x [ ln(9.60 / 0.00793) - 1 ] = 1.9894 x [ ln(1210.59) - 1 ]</w:t>
+        <w:t xml:space="preserve">  - % Ocupación: (90.57 / 380) x 100% = 23.83% (Cumple holgadamente con el límite de 40%).</w:t>
         <w:br/>
-        <w:t>R = 1.9894 x [ 7.0988 - 1 ] = 1.9894 x 6.0988 = 12.13 Ω.</w:t>
+        <w:t>• Circuitos Derivados de Fuerza (Tubo PVC-P 20 mmØ = 3/4"Ø, Área interna = 220 mm²):</w:t>
         <w:br/>
-        <w:t>Con la adición del gel acondicionador de alta higroscopicidad, la resistencia final se reduce a R ≤ 8.50 Ω, valor que satisface con amplio margen el requerimiento reglamentario R ≤ 25 Ω del CNE-U 060-712.</w:t>
+        <w:t xml:space="preserve">  - 2 conductores de 4.0 mm² NH-80 (Área total = 2 x 15.20 = 30.40 mm²).</w:t>
+        <w:br/>
+        <w:t xml:space="preserve">  - % Ocupación: (30.40 / 220) x 100% = 13.81% (Cumple holgadamente).</w:t>
       </w:r>
     </w:p>
     <w:p>
       <w:pPr>
-        <w:jc w:val="center"/>
-      </w:pPr>
-      <w:r>
-        <w:drawing>
-          <wp:inline xmlns:a="http://schemas.openxmlformats.org/drawingml/2006/main" xmlns:pic="http://schemas.openxmlformats.org/drawingml/2006/picture">
-            <wp:extent cx="4572000" cy="5143500"/>
-            <wp:docPr id="2" name="Picture 2"/>
-            <wp:cNvGraphicFramePr>
-              <a:graphicFrameLocks noChangeAspect="1"/>
-            </wp:cNvGraphicFramePr>
-            <a:graphic>
-              <a:graphicData uri="http://schemas.openxmlformats.org/drawingml/2006/picture">
-                <pic:pic>
-                  <pic:nvPicPr>
-                    <pic:cNvPr id="0" name="fig_pozo_tierra.png"/>
-                    <pic:cNvPicPr/>
-                  </pic:nvPicPr>
-                  <pic:blipFill>
-                    <a:blip r:embed="rId10"/>
-                    <a:stretch>
-                      <a:fillRect/>
-                    </a:stretch>
-                  </pic:blipFill>
-                  <pic:spPr>
-                    <a:xfrm>
-                      <a:off x="0" y="0"/>
-                      <a:ext cx="4572000" cy="5143500"/>
-                    </a:xfrm>
-                    <a:prstGeom prst="rect"/>
-                  </pic:spPr>
-                </pic:pic>
-              </a:graphicData>
-            </a:graphic>
-          </wp:inline>
-        </w:drawing>
-      </w:r>
-    </w:p>
-    <w:p>
-      <w:pPr>
-        <w:spacing w:before="80" w:after="240"/>
-        <w:jc w:val="center"/>
+        <w:keepNext/>
+        <w:spacing w:before="280" w:after="80"/>
+        <w:jc w:val="left"/>
       </w:pPr>
       <w:r>
         <w:rPr>
           <w:rFonts w:ascii="Arial" w:hAnsi="Arial"/>
           <w:b/>
-          <w:i/>
-          <w:color w:val="3C3C3C"/>
-          <w:sz w:val="19"/>
+          <w:color w:val="184C78"/>
+          <w:sz w:val="24"/>
         </w:rPr>
-        <w:t>Figura 2: Esquema Constructivo del Pozo de Puesta a Tierra PAT-1 (Patio/Cisterna)</w:t>
+        <w:t>2.6 CÁLCULOS DE ILUMINACIÓN Y NIVELES DE LUX POR AMBIENTE (RNE EM.010)</w:t>
+      </w:r>
+    </w:p>
+    <w:p>
+      <w:pPr>
+        <w:spacing w:before="0" w:after="120" w:line="276" w:lineRule="auto"/>
+        <w:ind w:firstLine="720"/>
+        <w:jc w:val="both"/>
+      </w:pPr>
+      <w:r>
+        <w:rPr>
+          <w:rFonts w:ascii="Arial" w:hAnsi="Arial"/>
+          <w:b w:val="0"/>
+          <w:i w:val="0"/>
+          <w:color w:val="000000"/>
+          <w:sz w:val="22"/>
+        </w:rPr>
+        <w:t>Se determinan los niveles de iluminancia media exigidos por el RNE EM.010 y EM.020 para garantizar el confort visual y la eficiencia energética LED:</w:t>
+      </w:r>
+    </w:p>
+    <w:p>
+      <w:pPr>
+        <w:spacing w:before="0" w:after="120" w:line="276" w:lineRule="auto"/>
+        <w:ind w:firstLine="720"/>
+        <w:jc w:val="both"/>
+      </w:pPr>
+      <w:r>
+        <w:rPr>
+          <w:rFonts w:ascii="Arial" w:hAnsi="Arial"/>
+          <w:b w:val="0"/>
+          <w:i w:val="0"/>
+          <w:color w:val="000000"/>
+          <w:sz w:val="22"/>
+        </w:rPr>
+        <w:t>• Sala - Comedor (90 m² total piso 1): Iluminancia requerida 150 Lux. Se instalan 8 dicroicos LED 7W + 2 paneles LED 24W (Flujo total = 5,400 lm -&gt; 180 Lux promedio, CUMPLE).</w:t>
+        <w:br/>
+        <w:t>• Cocina (15 m²): Iluminancia requerida 300 Lux. Se instalan 2 Paneles LED 24W (4000 K neutro, Flujo total = 4,800 lm -&gt; 320 Lux, CUMPLE).</w:t>
+        <w:br/>
+        <w:t>• Dormitorios (12 a 16 m² c/u): Iluminancia requerida 100 Lux. Se instala 1 Plafón LED 18W (3000 K cálido, Flujo = 1,800 lm -&gt; 125 Lux, CUMPLE).</w:t>
+        <w:br/>
+        <w:t>• Baños / Servicios Higiénicos: Iluminancia requerida 150 Lux. Se instala 1 Adosable LED IP44 15W -&gt; 160 Lux, CUMPLE.</w:t>
       </w:r>
     </w:p>
     <w:p>
@@ -5978,7 +6694,7 @@
     <w:p>
       <w:pPr>
         <w:keepNext/>
-        <w:spacing w:before="400" w:after="160"/>
+        <w:spacing w:before="440" w:after="200"/>
         <w:jc w:val="center"/>
       </w:pPr>
       <w:r>
@@ -6209,7 +6925,7 @@
         </w:rPr>
         <w:t>Conductores de cobre electrolítico puro (99.9%), aislamiento termoplástico libre de halógenos (LSZH), nula emisión de gases tóxicos/corrosivos y retardo a la llama (NTP 370.252).</w:t>
         <w:br/>
-        <w:t>• Código de Colores CNE-U: Fase A (Negro), Fase B (Rojo), Fase C (Azul), Neutro (Blanco/Gris), Tierra PE (Verde/Amarillo).</w:t>
+        <w:t>• Código de Colores CNE-U: Fase A (Negro), Fase B (Rojo), Fase C (Azul), Neutro (Blanco/Gris).</w:t>
       </w:r>
     </w:p>
     <w:p>
@@ -6247,61 +6963,6 @@
     </w:p>
     <w:p>
       <w:pPr>
-        <w:jc w:val="center"/>
-      </w:pPr>
-      <w:r>
-        <w:drawing>
-          <wp:inline xmlns:a="http://schemas.openxmlformats.org/drawingml/2006/main" xmlns:pic="http://schemas.openxmlformats.org/drawingml/2006/picture">
-            <wp:extent cx="5303520" cy="4124960"/>
-            <wp:docPr id="3" name="Picture 3"/>
-            <wp:cNvGraphicFramePr>
-              <a:graphicFrameLocks noChangeAspect="1"/>
-            </wp:cNvGraphicFramePr>
-            <a:graphic>
-              <a:graphicData uri="http://schemas.openxmlformats.org/drawingml/2006/picture">
-                <pic:pic>
-                  <pic:nvPicPr>
-                    <pic:cNvPr id="0" name="fig_esquema_niveles.png"/>
-                    <pic:cNvPicPr/>
-                  </pic:nvPicPr>
-                  <pic:blipFill>
-                    <a:blip r:embed="rId11"/>
-                    <a:stretch>
-                      <a:fillRect/>
-                    </a:stretch>
-                  </pic:blipFill>
-                  <pic:spPr>
-                    <a:xfrm>
-                      <a:off x="0" y="0"/>
-                      <a:ext cx="5303520" cy="4124960"/>
-                    </a:xfrm>
-                    <a:prstGeom prst="rect"/>
-                  </pic:spPr>
-                </pic:pic>
-              </a:graphicData>
-            </a:graphic>
-          </wp:inline>
-        </w:drawing>
-      </w:r>
-    </w:p>
-    <w:p>
-      <w:pPr>
-        <w:spacing w:before="80" w:after="240"/>
-        <w:jc w:val="center"/>
-      </w:pPr>
-      <w:r>
-        <w:rPr>
-          <w:rFonts w:ascii="Arial" w:hAnsi="Arial"/>
-          <w:b/>
-          <w:i/>
-          <w:color w:val="3C3C3C"/>
-          <w:sz w:val="19"/>
-        </w:rPr>
-        <w:t>Figura 3: Esquema de Distribución Eléctrica y Montantes por Niveles (1er Piso, 2do Piso, Azotea)</w:t>
-      </w:r>
-    </w:p>
-    <w:p>
-      <w:pPr>
         <w:keepNext/>
         <w:spacing w:before="280" w:after="80"/>
         <w:jc w:val="left"/>
@@ -6332,7 +6993,7 @@
         </w:rPr>
         <w:t>• Interruptores de Alumbrado: Unipolares simples, dobles y conmutables de 10A/16A 250V AC.</w:t>
         <w:br/>
-        <w:t>• Tomacorrientes: Duplex 2P+T 16A 250V con obturadores de seguridad infantil.</w:t>
+        <w:t>• Tomacorrientes: Duplex 2P 16A 250V con obturadores de seguridad infantil.</w:t>
         <w:br/>
         <w:t>• Luminarias LED: Alta eficiencia (≥ 100 lm/W), FP &gt; 0.92, 3000 K en dormitorios y 4000 K en cocina/baños.</w:t>
         <w:br/>
@@ -6352,40 +7013,7 @@
           <w:color w:val="184C78"/>
           <w:sz w:val="24"/>
         </w:rPr>
-        <w:t>4. SISTEMA DE PUESTA A TIERRA (PAT-1)</w:t>
-      </w:r>
-    </w:p>
-    <w:p>
-      <w:pPr>
-        <w:spacing w:before="0" w:after="120" w:line="276" w:lineRule="auto"/>
-        <w:ind w:firstLine="720"/>
-        <w:jc w:val="both"/>
-      </w:pPr>
-      <w:r>
-        <w:rPr>
-          <w:rFonts w:ascii="Arial" w:hAnsi="Arial"/>
-          <w:b w:val="0"/>
-          <w:i w:val="0"/>
-          <w:color w:val="000000"/>
-          <w:sz w:val="22"/>
-        </w:rPr>
-        <w:t>Jabalina de cobre puro 5/8" x 2.40 m, conector de bronce AB, dosis gel Bentonita/Thor-Gel y caja de registro de concreto 30x30 cm.</w:t>
-      </w:r>
-    </w:p>
-    <w:p>
-      <w:pPr>
-        <w:keepNext/>
-        <w:spacing w:before="280" w:after="80"/>
-        <w:jc w:val="left"/>
-      </w:pPr>
-      <w:r>
-        <w:rPr>
-          <w:rFonts w:ascii="Arial" w:hAnsi="Arial"/>
-          <w:b/>
-          <w:color w:val="184C78"/>
-          <w:sz w:val="24"/>
-        </w:rPr>
-        <w:t>5. PRUEBAS ELECTROMECÁNICAS Y PUESTA EN SERVICIO</w:t>
+        <w:t>4. PRUEBAS ELECTROMECÁNICAS Y PUESTA EN SERVICIO</w:t>
       </w:r>
     </w:p>
     <w:p>
@@ -6404,13 +7032,11 @@
         </w:rPr>
         <w:t>Pruebas obligatorias antes de la energización:</w:t>
         <w:br/>
-        <w:t>1. Prueba de Resistencia de Aislamiento (Megado 500V DC ≥ 50 MΩ).</w:t>
+        <w:t>1. Prueba de Resistencia de Aislamiento (Megado 500V DC ≥ 50 MΩ entre fases y masa).</w:t>
         <w:br/>
-        <w:t>2. Prueba de Continuidad del Conductor PE (&lt; 0.5 Ω).</w:t>
+        <w:t>2. Prueba de Continuidad de Aislamiento de Conducciones.</w:t>
         <w:br/>
         <w:t>3. Prueba de Disparo de Diferenciales a 30 mA (t ≤ 40 ms).</w:t>
-        <w:br/>
-        <w:t>4. Medición PAT con Telurómetro (R ≤ 10 Ω).</w:t>
       </w:r>
     </w:p>
     <w:p>
@@ -6437,7 +7063,7 @@
     <w:p>
       <w:pPr>
         <w:keepNext/>
-        <w:spacing w:before="400" w:after="160"/>
+        <w:spacing w:before="440" w:after="200"/>
         <w:jc w:val="center"/>
       </w:pPr>
       <w:r>
@@ -7264,130 +7890,6 @@
           </w:p>
         </w:tc>
       </w:tr>
-      <w:tr>
-        <w:tc>
-          <w:tcPr>
-            <w:tcW w:type="dxa" w:w="1884"/>
-            <w:shd w:fill="FFFFFF"/>
-            <w:tcMar>
-              <w:top w:w="50" w:type="dxa"/>
-              <w:bottom w:w="50" w:type="dxa"/>
-              <w:left w:w="60" w:type="dxa"/>
-              <w:right w:w="60" w:type="dxa"/>
-            </w:tcMar>
-          </w:tcPr>
-          <w:p>
-            <w:pPr>
-              <w:jc w:val="center"/>
-            </w:pPr>
-            <w:r>
-              <w:rPr>
-                <w:rFonts w:ascii="Arial" w:hAnsi="Arial"/>
-                <w:b/>
-                <w:sz w:val="17"/>
-              </w:rPr>
-              <w:t>6</w:t>
-            </w:r>
-          </w:p>
-        </w:tc>
-        <w:tc>
-          <w:tcPr>
-            <w:tcW w:type="dxa" w:w="1884"/>
-            <w:shd w:fill="FFFFFF"/>
-            <w:tcMar>
-              <w:top w:w="50" w:type="dxa"/>
-              <w:bottom w:w="50" w:type="dxa"/>
-              <w:left w:w="60" w:type="dxa"/>
-              <w:right w:w="60" w:type="dxa"/>
-            </w:tcMar>
-          </w:tcPr>
-          <w:p>
-            <w:pPr>
-              <w:jc w:val="left"/>
-            </w:pPr>
-            <w:r>
-              <w:rPr>
-                <w:rFonts w:ascii="Arial" w:hAnsi="Arial"/>
-                <w:b/>
-                <w:sz w:val="17"/>
-              </w:rPr>
-              <w:t>Pozo a Tierra (PAT)</w:t>
-            </w:r>
-          </w:p>
-        </w:tc>
-        <w:tc>
-          <w:tcPr>
-            <w:tcW w:type="dxa" w:w="1884"/>
-            <w:shd w:fill="FFFFFF"/>
-            <w:tcMar>
-              <w:top w:w="50" w:type="dxa"/>
-              <w:bottom w:w="50" w:type="dxa"/>
-              <w:left w:w="60" w:type="dxa"/>
-              <w:right w:w="60" w:type="dxa"/>
-            </w:tcMar>
-          </w:tcPr>
-          <w:p>
-            <w:pPr>
-              <w:jc w:val="left"/>
-            </w:pPr>
-            <w:r>
-              <w:rPr>
-                <w:rFonts w:ascii="Arial" w:hAnsi="Arial"/>
-                <w:sz w:val="17"/>
-              </w:rPr>
-              <w:t>Plano no detallaba la ubicación y resistencia del pozo.</w:t>
-            </w:r>
-          </w:p>
-        </w:tc>
-        <w:tc>
-          <w:tcPr>
-            <w:tcW w:type="dxa" w:w="1884"/>
-            <w:shd w:fill="FFFFFF"/>
-            <w:tcMar>
-              <w:top w:w="50" w:type="dxa"/>
-              <w:bottom w:w="50" w:type="dxa"/>
-              <w:left w:w="60" w:type="dxa"/>
-              <w:right w:w="60" w:type="dxa"/>
-            </w:tcMar>
-          </w:tcPr>
-          <w:p>
-            <w:pPr>
-              <w:jc w:val="left"/>
-            </w:pPr>
-            <w:r>
-              <w:rPr>
-                <w:rFonts w:ascii="Arial" w:hAnsi="Arial"/>
-                <w:sz w:val="17"/>
-              </w:rPr>
-              <w:t>Se proyectó Pozo PAT-1 en patio/cisterna con R ≤ 10 Ω.</w:t>
-            </w:r>
-          </w:p>
-        </w:tc>
-        <w:tc>
-          <w:tcPr>
-            <w:tcW w:type="dxa" w:w="1884"/>
-            <w:shd w:fill="FFFFFF"/>
-            <w:tcMar>
-              <w:top w:w="50" w:type="dxa"/>
-              <w:bottom w:w="50" w:type="dxa"/>
-              <w:left w:w="60" w:type="dxa"/>
-              <w:right w:w="60" w:type="dxa"/>
-            </w:tcMar>
-          </w:tcPr>
-          <w:p>
-            <w:pPr>
-              <w:jc w:val="left"/>
-            </w:pPr>
-            <w:r>
-              <w:rPr>
-                <w:rFonts w:ascii="Arial" w:hAnsi="Arial"/>
-                <w:sz w:val="17"/>
-              </w:rPr>
-              <w:t>CNE-U Regla 060-712 para protección rápida.</w:t>
-            </w:r>
-          </w:p>
-        </w:tc>
-      </w:tr>
     </w:tbl>
     <w:p>
       <w:pPr>
@@ -7427,11 +7929,6 @@
         <w:t>b) Propuesta de Redimensionamiento del Tablero General a 36 Polos:</w:t>
         <w:br/>
         <w:t>La instalación de diferenciales individuales duplica polos. Gabinete de 36 polos asegura 35 polos ocupados y deja reserva conforme a CNE-U 080-400.</w:t>
-        <w:br/>
-        <w:br/>
-        <w:t>c) Propuesta de Diseño del Pozo de Tierra con Resistencia R ≤ 8.50 Ω:</w:t>
-        <w:br/>
-        <w:t>Resistencia baja asegura la actuación instantánea de los diferenciales de 30 mA y protege electrodomésticos ante sobretensiones.</w:t>
       </w:r>
     </w:p>
     <w:sectPr>

--- a/proyectos/diego-unifamiliar/EXPEDIENTE_TECNICO_COMPLETO_INSTALACIONES_ELECTRICAS.docx
+++ b/proyectos/diego-unifamiliar/EXPEDIENTE_TECNICO_COMPLETO_INSTALACIONES_ELECTRICAS.docx
@@ -509,7 +509,7 @@
                 <w:color w:val="282828"/>
                 <w:sz w:val="19"/>
               </w:rPr>
-              <w:t xml:space="preserve"> PUNO - JUNIO - 2026 | LÁMINA A2 (ESCALA 1:50)</w:t>
+              <w:t xml:space="preserve"> PUNO - JUNIO - 2026 | LÁMINA IE-01 (ESCALA 1:50)</w:t>
             </w:r>
           </w:p>
         </w:tc>
@@ -741,74 +741,6 @@
           <w:color w:val="323232"/>
           <w:sz w:val="22"/>
         </w:rPr>
-        <w:t xml:space="preserve">      4.1 Suministro Eléctrico (Electro Puno S.A.A. 220V 3Ø 60Hz)</w:t>
-      </w:r>
-    </w:p>
-    <w:p>
-      <w:pPr>
-        <w:spacing w:before="0" w:after="60" w:line="276" w:lineRule="auto"/>
-        <w:ind w:firstLine="288"/>
-        <w:jc w:val="both"/>
-      </w:pPr>
-      <w:r>
-        <w:rPr>
-          <w:rFonts w:ascii="Arial" w:hAnsi="Arial"/>
-          <w:b w:val="0"/>
-          <w:i w:val="0"/>
-          <w:color w:val="323232"/>
-          <w:sz w:val="22"/>
-        </w:rPr>
-        <w:t xml:space="preserve">      4.2 Potencia Instalada (18.25 kW) y Máxima Demanda (13.50 kW)</w:t>
-      </w:r>
-    </w:p>
-    <w:p>
-      <w:pPr>
-        <w:spacing w:before="0" w:after="60" w:line="276" w:lineRule="auto"/>
-        <w:ind w:firstLine="288"/>
-        <w:jc w:val="both"/>
-      </w:pPr>
-      <w:r>
-        <w:rPr>
-          <w:rFonts w:ascii="Arial" w:hAnsi="Arial"/>
-          <w:b w:val="0"/>
-          <w:i w:val="0"/>
-          <w:color w:val="323232"/>
-          <w:sz w:val="22"/>
-        </w:rPr>
-        <w:t xml:space="preserve">      4.3 Corrientes de Diseño Nominal (In = 39.36 A, Id = 49.20 A)</w:t>
-      </w:r>
-    </w:p>
-    <w:p>
-      <w:pPr>
-        <w:spacing w:before="0" w:after="60" w:line="276" w:lineRule="auto"/>
-        <w:ind w:firstLine="288"/>
-        <w:jc w:val="both"/>
-      </w:pPr>
-      <w:r>
-        <w:rPr>
-          <w:rFonts w:ascii="Arial" w:hAnsi="Arial"/>
-          <w:b w:val="0"/>
-          <w:i w:val="0"/>
-          <w:color w:val="323232"/>
-          <w:sz w:val="22"/>
-        </w:rPr>
-        <w:t xml:space="preserve">      4.4 Dimensionamiento del Alimentador Principal (NH-80)</w:t>
-      </w:r>
-    </w:p>
-    <w:p>
-      <w:pPr>
-        <w:spacing w:before="0" w:after="60" w:line="276" w:lineRule="auto"/>
-        <w:ind w:firstLine="288"/>
-        <w:jc w:val="both"/>
-      </w:pPr>
-      <w:r>
-        <w:rPr>
-          <w:rFonts w:ascii="Arial" w:hAnsi="Arial"/>
-          <w:b w:val="0"/>
-          <w:i w:val="0"/>
-          <w:color w:val="323232"/>
-          <w:sz w:val="22"/>
-        </w:rPr>
         <w:t xml:space="preserve">  5.0 Bases de Cálculo y Normativa de Carga</w:t>
       </w:r>
     </w:p>
@@ -911,7 +843,7 @@
           <w:color w:val="323232"/>
           <w:sz w:val="22"/>
         </w:rPr>
-        <w:t xml:space="preserve">  11.0 REPRODUCCIÓN Y ESQUEMA DEL PLANO DE INSTALACIONES ELÉCTRICAS (LÁMINA A2)</w:t>
+        <w:t xml:space="preserve">  11.0 REPRODUCCIÓN Y ESQUEMA DEL PLANO DE INSTALACIONES ELÉCTRICAS (LÁMINA IE-01)</w:t>
       </w:r>
     </w:p>
     <w:p>
@@ -928,7 +860,7 @@
           <w:color w:val="323232"/>
           <w:sz w:val="22"/>
         </w:rPr>
-        <w:t xml:space="preserve">      - Figura 3: Reproducción y Esquema del Plano de Diego Charaja (Lámina A2)</w:t>
+        <w:t xml:space="preserve">      - Figura 3: Reproducción y Esquema del Plano de Diego Charaja (Lámina IE-01)</w:t>
       </w:r>
     </w:p>
     <w:p>
@@ -944,7 +876,7 @@
           <w:color w:val="0F2043"/>
           <w:sz w:val="22"/>
         </w:rPr>
-        <w:t>PARTE II: CÁLCULOS JUSTIFICATORIOS Y DIAGRAMA UNIFILAR DETALLADO</w:t>
+        <w:t>PARTE II: CÁLCULOS JUSTIFICATORIOS Y DIAGRAMA UNIFILAR ESTÁNDAR PERÚ</w:t>
       </w:r>
     </w:p>
     <w:p>
@@ -962,57 +894,6 @@
           <w:sz w:val="22"/>
         </w:rPr>
         <w:t xml:space="preserve">  2.1 Introducción y Criterios de Diseño Eléctrico</w:t>
-      </w:r>
-    </w:p>
-    <w:p>
-      <w:pPr>
-        <w:spacing w:before="0" w:after="60" w:line="276" w:lineRule="auto"/>
-        <w:ind w:firstLine="288"/>
-        <w:jc w:val="both"/>
-      </w:pPr>
-      <w:r>
-        <w:rPr>
-          <w:rFonts w:ascii="Arial" w:hAnsi="Arial"/>
-          <w:b w:val="0"/>
-          <w:i w:val="0"/>
-          <w:color w:val="323232"/>
-          <w:sz w:val="22"/>
-        </w:rPr>
-        <w:t xml:space="preserve">      2.1.1 Criterio de Capacidad de Corriente (Ampacidad)</w:t>
-      </w:r>
-    </w:p>
-    <w:p>
-      <w:pPr>
-        <w:spacing w:before="0" w:after="60" w:line="276" w:lineRule="auto"/>
-        <w:ind w:firstLine="288"/>
-        <w:jc w:val="both"/>
-      </w:pPr>
-      <w:r>
-        <w:rPr>
-          <w:rFonts w:ascii="Arial" w:hAnsi="Arial"/>
-          <w:b w:val="0"/>
-          <w:i w:val="0"/>
-          <w:color w:val="323232"/>
-          <w:sz w:val="22"/>
-        </w:rPr>
-        <w:t xml:space="preserve">      2.1.2 Criterio de Caída de Tensión (ΔV ≤ 2.5% Alimentador / ≤ 4.0% Total)</w:t>
-      </w:r>
-    </w:p>
-    <w:p>
-      <w:pPr>
-        <w:spacing w:before="0" w:after="60" w:line="276" w:lineRule="auto"/>
-        <w:ind w:firstLine="288"/>
-        <w:jc w:val="both"/>
-      </w:pPr>
-      <w:r>
-        <w:rPr>
-          <w:rFonts w:ascii="Arial" w:hAnsi="Arial"/>
-          <w:b w:val="0"/>
-          <w:i w:val="0"/>
-          <w:color w:val="323232"/>
-          <w:sz w:val="22"/>
-        </w:rPr>
-        <w:t xml:space="preserve">      2.1.3 Criterio de Protección Térmica y Diferencial (30 mA)</w:t>
       </w:r>
     </w:p>
     <w:p>
@@ -1063,7 +944,7 @@
           <w:color w:val="323232"/>
           <w:sz w:val="22"/>
         </w:rPr>
-        <w:t xml:space="preserve">  2.4 Cálculo Justificatorio del Alimentador General (Valores numéricos exactos)</w:t>
+        <w:t xml:space="preserve">  2.4 Cálculo Justificatorio del Alimentador General</w:t>
       </w:r>
     </w:p>
     <w:p>
@@ -1080,7 +961,7 @@
           <w:color w:val="323232"/>
           <w:sz w:val="22"/>
         </w:rPr>
-        <w:t xml:space="preserve">  2.5 ESQUEMA Y ESPECIFICACIÓN DETALLADA DEL DIAGRAMA UNIFILAR</w:t>
+        <w:t xml:space="preserve">  2.5 ESQUEMA Y ESPECIFICACIÓN DETALLADA DEL DIAGRAMA UNIFILAR (NORMA PERÚ)</w:t>
       </w:r>
     </w:p>
     <w:p>
@@ -1114,7 +995,7 @@
           <w:color w:val="323232"/>
           <w:sz w:val="22"/>
         </w:rPr>
-        <w:t xml:space="preserve">      2.5.2 Medidor de Energía y Caja de Toma L-T</w:t>
+        <w:t xml:space="preserve">      2.5.2 Medidor de Energía M-1 y Caja de Toma L-T</w:t>
       </w:r>
     </w:p>
     <w:p>
@@ -1148,7 +1029,7 @@
           <w:color w:val="323232"/>
           <w:sz w:val="22"/>
         </w:rPr>
-        <w:t xml:space="preserve">      2.5.4 Barras Colectoras y Coordinación de Protecciones</w:t>
+        <w:t xml:space="preserve">      2.5.4 Barras Colectoras R-S-T y Peinado de Fases Trifásico</w:t>
       </w:r>
     </w:p>
     <w:p>
@@ -1182,7 +1063,7 @@
           <w:color w:val="323232"/>
           <w:sz w:val="22"/>
         </w:rPr>
-        <w:t xml:space="preserve">      - Figura 1: Diagrama Unifilar del Tablero General de Distribución (TD)</w:t>
+        <w:t xml:space="preserve">      - Figura 1: Diagrama Unifilar del Tablero General TD (Estándar Planos Perú)</w:t>
       </w:r>
     </w:p>
     <w:p>
@@ -1283,7 +1164,7 @@
           <w:color w:val="323232"/>
           <w:sz w:val="22"/>
         </w:rPr>
-        <w:t xml:space="preserve">  1. GENERALIDADES (1.1 Introducción, 1.2 Alcance, 1.3 Documentación)</w:t>
+        <w:t xml:space="preserve">  1. GENERALIDADES Y MARCO NORMATIVO</w:t>
       </w:r>
     </w:p>
     <w:p>
@@ -1317,108 +1198,6 @@
           <w:color w:val="323232"/>
           <w:sz w:val="22"/>
         </w:rPr>
-        <w:t xml:space="preserve">      2.1 Normas Constructivas y Criterios de Calidad</w:t>
-      </w:r>
-    </w:p>
-    <w:p>
-      <w:pPr>
-        <w:spacing w:before="0" w:after="60" w:line="276" w:lineRule="auto"/>
-        <w:ind w:firstLine="288"/>
-        <w:jc w:val="both"/>
-      </w:pPr>
-      <w:r>
-        <w:rPr>
-          <w:rFonts w:ascii="Arial" w:hAnsi="Arial"/>
-          <w:b w:val="0"/>
-          <w:i w:val="0"/>
-          <w:color w:val="323232"/>
-          <w:sz w:val="22"/>
-        </w:rPr>
-        <w:t xml:space="preserve">      2.2 Tuberías Eléctricas de PVC (PVC-P SAP y PVC-L SEL)</w:t>
-      </w:r>
-    </w:p>
-    <w:p>
-      <w:pPr>
-        <w:spacing w:before="0" w:after="60" w:line="276" w:lineRule="auto"/>
-        <w:ind w:firstLine="288"/>
-        <w:jc w:val="both"/>
-      </w:pPr>
-      <w:r>
-        <w:rPr>
-          <w:rFonts w:ascii="Arial" w:hAnsi="Arial"/>
-          <w:b w:val="0"/>
-          <w:i w:val="0"/>
-          <w:color w:val="323232"/>
-          <w:sz w:val="22"/>
-        </w:rPr>
-        <w:t xml:space="preserve">      2.3 Cajas Metálicas para Salidas y Pase (F°G° pesado 1.59 mm)</w:t>
-      </w:r>
-    </w:p>
-    <w:p>
-      <w:pPr>
-        <w:spacing w:before="0" w:after="60" w:line="276" w:lineRule="auto"/>
-        <w:ind w:firstLine="288"/>
-        <w:jc w:val="both"/>
-      </w:pPr>
-      <w:r>
-        <w:rPr>
-          <w:rFonts w:ascii="Arial" w:hAnsi="Arial"/>
-          <w:b w:val="0"/>
-          <w:i w:val="0"/>
-          <w:color w:val="323232"/>
-          <w:sz w:val="22"/>
-        </w:rPr>
-        <w:t xml:space="preserve">      2.4 Conductores Eléctricos Cero Halógenos (NH-80 / N2XH) y Código de Colores</w:t>
-      </w:r>
-    </w:p>
-    <w:p>
-      <w:pPr>
-        <w:spacing w:before="0" w:after="60" w:line="276" w:lineRule="auto"/>
-        <w:ind w:firstLine="288"/>
-        <w:jc w:val="both"/>
-      </w:pPr>
-      <w:r>
-        <w:rPr>
-          <w:rFonts w:ascii="Arial" w:hAnsi="Arial"/>
-          <w:b w:val="0"/>
-          <w:i w:val="0"/>
-          <w:color w:val="323232"/>
-          <w:sz w:val="22"/>
-        </w:rPr>
-        <w:t xml:space="preserve">      2.5 Cintas Aislantes y Accesorios de Empalme</w:t>
-      </w:r>
-    </w:p>
-    <w:p>
-      <w:pPr>
-        <w:spacing w:before="0" w:after="60" w:line="276" w:lineRule="auto"/>
-        <w:ind w:firstLine="288"/>
-        <w:jc w:val="both"/>
-      </w:pPr>
-      <w:r>
-        <w:rPr>
-          <w:rFonts w:ascii="Arial" w:hAnsi="Arial"/>
-          <w:b w:val="0"/>
-          <w:i w:val="0"/>
-          <w:color w:val="323232"/>
-          <w:sz w:val="22"/>
-        </w:rPr>
-        <w:t xml:space="preserve">      2.6 Tableros Eléctricos de Distribución (Gabinete metálico LAF 1.5 mm, IP41/IK08)</w:t>
-      </w:r>
-    </w:p>
-    <w:p>
-      <w:pPr>
-        <w:spacing w:before="0" w:after="60" w:line="276" w:lineRule="auto"/>
-        <w:ind w:firstLine="288"/>
-        <w:jc w:val="both"/>
-      </w:pPr>
-      <w:r>
-        <w:rPr>
-          <w:rFonts w:ascii="Arial" w:hAnsi="Arial"/>
-          <w:b w:val="0"/>
-          <w:i w:val="0"/>
-          <w:color w:val="323232"/>
-          <w:sz w:val="22"/>
-        </w:rPr>
         <w:t xml:space="preserve">  3. DISPOSITIVOS Y EQUIPOS VARIOS</w:t>
       </w:r>
     </w:p>
@@ -1436,160 +1215,7 @@
           <w:color w:val="323232"/>
           <w:sz w:val="22"/>
         </w:rPr>
-        <w:t xml:space="preserve">      3.1 Interruptores para Alumbrado (10A/16A 250V)</w:t>
-      </w:r>
-    </w:p>
-    <w:p>
-      <w:pPr>
-        <w:spacing w:before="0" w:after="60" w:line="276" w:lineRule="auto"/>
-        <w:ind w:firstLine="288"/>
-        <w:jc w:val="both"/>
-      </w:pPr>
-      <w:r>
-        <w:rPr>
-          <w:rFonts w:ascii="Arial" w:hAnsi="Arial"/>
-          <w:b w:val="0"/>
-          <w:i w:val="0"/>
-          <w:color w:val="323232"/>
-          <w:sz w:val="22"/>
-        </w:rPr>
-        <w:t xml:space="preserve">      3.2 Tomacorrientes Generales y de Fuerza (2P+T 16A con obturadores infantiles)</w:t>
-      </w:r>
-    </w:p>
-    <w:p>
-      <w:pPr>
-        <w:spacing w:before="0" w:after="60" w:line="276" w:lineRule="auto"/>
-        <w:ind w:firstLine="288"/>
-        <w:jc w:val="both"/>
-      </w:pPr>
-      <w:r>
-        <w:rPr>
-          <w:rFonts w:ascii="Arial" w:hAnsi="Arial"/>
-          <w:b w:val="0"/>
-          <w:i w:val="0"/>
-          <w:color w:val="323232"/>
-          <w:sz w:val="22"/>
-        </w:rPr>
-        <w:t xml:space="preserve">      3.3 Artefactos de Iluminación LED (≥ 100 lm/W)</w:t>
-      </w:r>
-    </w:p>
-    <w:p>
-      <w:pPr>
-        <w:spacing w:before="0" w:after="60" w:line="276" w:lineRule="auto"/>
-        <w:ind w:firstLine="288"/>
-        <w:jc w:val="both"/>
-      </w:pPr>
-      <w:r>
-        <w:rPr>
-          <w:rFonts w:ascii="Arial" w:hAnsi="Arial"/>
-          <w:b w:val="0"/>
-          <w:i w:val="0"/>
-          <w:color w:val="323232"/>
-          <w:sz w:val="22"/>
-        </w:rPr>
-        <w:t xml:space="preserve">      3.4 Equipos Autónomos de Alumbrado de Emergencia (Ni-Cd/Litio ≥ 90 min)</w:t>
-      </w:r>
-    </w:p>
-    <w:p>
-      <w:pPr>
-        <w:spacing w:before="0" w:after="60" w:line="276" w:lineRule="auto"/>
-        <w:ind w:firstLine="288"/>
-        <w:jc w:val="both"/>
-      </w:pPr>
-      <w:r>
-        <w:rPr>
-          <w:rFonts w:ascii="Arial" w:hAnsi="Arial"/>
-          <w:b w:val="0"/>
-          <w:i w:val="0"/>
-          <w:color w:val="323232"/>
-          <w:sz w:val="22"/>
-        </w:rPr>
         <w:t xml:space="preserve">  4. PRUEBAS ELECTROMECÁNICAS Y PUESTA EN SERVICIO</w:t>
-      </w:r>
-    </w:p>
-    <w:p>
-      <w:pPr>
-        <w:spacing w:before="0" w:after="60" w:line="276" w:lineRule="auto"/>
-        <w:ind w:firstLine="288"/>
-        <w:jc w:val="both"/>
-      </w:pPr>
-      <w:r>
-        <w:rPr>
-          <w:rFonts w:ascii="Arial" w:hAnsi="Arial"/>
-          <w:b w:val="0"/>
-          <w:i w:val="0"/>
-          <w:color w:val="323232"/>
-          <w:sz w:val="22"/>
-        </w:rPr>
-        <w:t xml:space="preserve">      4.1 Pruebas de Resistencia de Aislamiento (Megado 500V DC ≥ 50 MΩ)</w:t>
-      </w:r>
-    </w:p>
-    <w:p>
-      <w:pPr>
-        <w:spacing w:before="0" w:after="60" w:line="276" w:lineRule="auto"/>
-        <w:ind w:firstLine="288"/>
-        <w:jc w:val="both"/>
-      </w:pPr>
-      <w:r>
-        <w:rPr>
-          <w:rFonts w:ascii="Arial" w:hAnsi="Arial"/>
-          <w:b w:val="0"/>
-          <w:i w:val="0"/>
-          <w:color w:val="323232"/>
-          <w:sz w:val="22"/>
-        </w:rPr>
-        <w:t xml:space="preserve">      4.2 Prueba de Continuidade Aislamiento de Conductores</w:t>
-      </w:r>
-    </w:p>
-    <w:p>
-      <w:pPr>
-        <w:spacing w:before="0" w:after="60" w:line="276" w:lineRule="auto"/>
-        <w:ind w:firstLine="288"/>
-        <w:jc w:val="both"/>
-      </w:pPr>
-      <w:r>
-        <w:rPr>
-          <w:rFonts w:ascii="Arial" w:hAnsi="Arial"/>
-          <w:b w:val="0"/>
-          <w:i w:val="0"/>
-          <w:color w:val="323232"/>
-          <w:sz w:val="22"/>
-        </w:rPr>
-        <w:t xml:space="preserve">      4.3 Prueba de Disparo de Interruptores Diferenciales (30 mA, t ≤ 40 ms)</w:t>
-      </w:r>
-    </w:p>
-    <w:p>
-      <w:pPr>
-        <w:spacing w:before="0" w:after="60" w:line="276" w:lineRule="auto"/>
-        <w:ind w:firstLine="288"/>
-        <w:jc w:val="both"/>
-      </w:pPr>
-      <w:r>
-        <w:rPr>
-          <w:rFonts w:ascii="Arial" w:hAnsi="Arial"/>
-          <w:b w:val="0"/>
-          <w:i w:val="0"/>
-          <w:color w:val="323232"/>
-          <w:sz w:val="22"/>
-        </w:rPr>
-        <w:t xml:space="preserve">  5. ESPECIFICACIONES DE MONTAJE Y MONITOREO</w:t>
-      </w:r>
-    </w:p>
-    <w:p>
-      <w:pPr>
-        <w:spacing w:before="0" w:after="60" w:line="276" w:lineRule="auto"/>
-        <w:ind w:firstLine="288"/>
-        <w:jc w:val="both"/>
-      </w:pPr>
-      <w:r>
-        <w:rPr>
-          <w:rFonts w:ascii="Arial" w:hAnsi="Arial"/>
-          <w:b w:val="0"/>
-          <w:i w:val="0"/>
-          <w:color w:val="323232"/>
-          <w:sz w:val="22"/>
-        </w:rPr>
-        <w:t xml:space="preserve">  6. PLANOS AS-BUILT Y DOCUMENTACIÓN FINAL</w:t>
       </w:r>
     </w:p>
     <w:p>
@@ -1657,91 +1283,6 @@
           <w:sz w:val="22"/>
         </w:rPr>
         <w:t xml:space="preserve">  3.0 Justificación Detallada de Propuestas Técnicas e Inferencias de Ingeniería</w:t>
-      </w:r>
-    </w:p>
-    <w:p>
-      <w:pPr>
-        <w:spacing w:before="0" w:after="60" w:line="276" w:lineRule="auto"/>
-        <w:ind w:firstLine="288"/>
-        <w:jc w:val="both"/>
-      </w:pPr>
-      <w:r>
-        <w:rPr>
-          <w:rFonts w:ascii="Arial" w:hAnsi="Arial"/>
-          <w:b w:val="0"/>
-          <w:i w:val="0"/>
-          <w:color w:val="323232"/>
-          <w:sz w:val="22"/>
-        </w:rPr>
-        <w:t xml:space="preserve">      3.1 Cambio de Concesionaria Eléctrica a Electro Puno S.A.A.</w:t>
-      </w:r>
-    </w:p>
-    <w:p>
-      <w:pPr>
-        <w:spacing w:before="0" w:after="60" w:line="276" w:lineRule="auto"/>
-        <w:ind w:firstLine="288"/>
-        <w:jc w:val="both"/>
-      </w:pPr>
-      <w:r>
-        <w:rPr>
-          <w:rFonts w:ascii="Arial" w:hAnsi="Arial"/>
-          <w:b w:val="0"/>
-          <w:i w:val="0"/>
-          <w:color w:val="323232"/>
-          <w:sz w:val="22"/>
-        </w:rPr>
-        <w:t xml:space="preserve">      3.2 Adecuación de Tipología Residencial a Vivienda Unifamiliar de 3 Niveles</w:t>
-      </w:r>
-    </w:p>
-    <w:p>
-      <w:pPr>
-        <w:spacing w:before="0" w:after="60" w:line="276" w:lineRule="auto"/>
-        <w:ind w:firstLine="288"/>
-        <w:jc w:val="both"/>
-      </w:pPr>
-      <w:r>
-        <w:rPr>
-          <w:rFonts w:ascii="Arial" w:hAnsi="Arial"/>
-          <w:b w:val="0"/>
-          <w:i w:val="0"/>
-          <w:color w:val="323232"/>
-          <w:sz w:val="22"/>
-        </w:rPr>
-        <w:t xml:space="preserve">      3.3 Implementación Obligatoria de Protecciones Diferenciales (30 mA)</w:t>
-      </w:r>
-    </w:p>
-    <w:p>
-      <w:pPr>
-        <w:spacing w:before="0" w:after="60" w:line="276" w:lineRule="auto"/>
-        <w:ind w:firstLine="288"/>
-        <w:jc w:val="both"/>
-      </w:pPr>
-      <w:r>
-        <w:rPr>
-          <w:rFonts w:ascii="Arial" w:hAnsi="Arial"/>
-          <w:b w:val="0"/>
-          <w:i w:val="0"/>
-          <w:color w:val="323232"/>
-          <w:sz w:val="22"/>
-        </w:rPr>
-        <w:t xml:space="preserve">      3.4 Selección de Conductores Ecológicos Cero Halógenos (NH-80 / N2XH)</w:t>
-      </w:r>
-    </w:p>
-    <w:p>
-      <w:pPr>
-        <w:spacing w:before="0" w:after="60" w:line="276" w:lineRule="auto"/>
-        <w:ind w:firstLine="288"/>
-        <w:jc w:val="both"/>
-      </w:pPr>
-      <w:r>
-        <w:rPr>
-          <w:rFonts w:ascii="Arial" w:hAnsi="Arial"/>
-          <w:b w:val="0"/>
-          <w:i w:val="0"/>
-          <w:color w:val="323232"/>
-          <w:sz w:val="22"/>
-        </w:rPr>
-        <w:t xml:space="preserve">      3.5 Redimensionamiento del Tablero General a 36 Polos</w:t>
       </w:r>
     </w:p>
     <w:p>
@@ -1845,123 +1386,10 @@
           <w:sz w:val="22"/>
         </w:rPr>
         <w:t>El proyecto comprende el diseño completo de las instalaciones eléctricas en Baja Tensión y redes complementarias:</w:t>
-      </w:r>
-    </w:p>
-    <w:p>
-      <w:pPr>
-        <w:spacing w:before="0" w:after="120" w:line="276" w:lineRule="auto"/>
-        <w:jc w:val="both"/>
-      </w:pPr>
-      <w:r>
-        <w:rPr>
-          <w:rFonts w:ascii="Arial" w:hAnsi="Arial"/>
-          <w:b/>
-          <w:i w:val="0"/>
-          <w:color w:val="000000"/>
-          <w:sz w:val="22"/>
-        </w:rPr>
-        <w:t>a) Instalaciones Eléctricas en Baja Tensión</w:t>
-      </w:r>
-    </w:p>
-    <w:p>
-      <w:pPr>
-        <w:spacing w:before="0" w:after="120" w:line="276" w:lineRule="auto"/>
-        <w:ind w:firstLine="720"/>
-        <w:jc w:val="both"/>
-      </w:pPr>
-      <w:r>
-        <w:rPr>
-          <w:rFonts w:ascii="Arial" w:hAnsi="Arial"/>
-          <w:b w:val="0"/>
-          <w:i w:val="0"/>
-          <w:color w:val="000000"/>
-          <w:sz w:val="22"/>
-        </w:rPr>
-        <w:t>• El diseño de la Acometida Eléctrica trifásica desde la red pública de distribución secundaria de la empresa concesionaria ELECTRO PUNO S.A.A. hasta la caja de protección y medición ubicada en el límite de propiedad.</w:t>
-      </w:r>
-    </w:p>
-    <w:p>
-      <w:pPr>
-        <w:spacing w:before="0" w:after="120" w:line="276" w:lineRule="auto"/>
-        <w:ind w:firstLine="720"/>
-        <w:jc w:val="both"/>
-      </w:pPr>
-      <w:r>
-        <w:rPr>
-          <w:rFonts w:ascii="Arial" w:hAnsi="Arial"/>
-          <w:b w:val="0"/>
-          <w:i w:val="0"/>
-          <w:color w:val="000000"/>
-          <w:sz w:val="22"/>
-        </w:rPr>
-        <w:t>• El diseño del Alimentador General desde la caja de medición hasta el Tablero General de Distribución (TD) empotrado en el Hall del primer piso.</w:t>
-      </w:r>
-    </w:p>
-    <w:p>
-      <w:pPr>
-        <w:spacing w:before="0" w:after="120" w:line="276" w:lineRule="auto"/>
-        <w:ind w:firstLine="720"/>
-        <w:jc w:val="both"/>
-      </w:pPr>
-      <w:r>
-        <w:rPr>
-          <w:rFonts w:ascii="Arial" w:hAnsi="Arial"/>
-          <w:b w:val="0"/>
-          <w:i w:val="0"/>
-          <w:color w:val="000000"/>
-          <w:sz w:val="22"/>
-        </w:rPr>
-        <w:t>• Red de 8 circuitos derivados (C-1 a C-8) para Alumbrado, Tomacorrientes Generales y Fuerza.</w:t>
-      </w:r>
-    </w:p>
-    <w:p>
-      <w:pPr>
-        <w:spacing w:before="0" w:after="120" w:line="276" w:lineRule="auto"/>
-        <w:ind w:firstLine="720"/>
-        <w:jc w:val="both"/>
-      </w:pPr>
-      <w:r>
-        <w:rPr>
-          <w:rFonts w:ascii="Arial" w:hAnsi="Arial"/>
-          <w:b w:val="0"/>
-          <w:i w:val="0"/>
-          <w:color w:val="000000"/>
-          <w:sz w:val="22"/>
-        </w:rPr>
-        <w:t>• Alimentación de fuerza para cargas especiales: Cocina Eléctrica (6.0 kW), Terma Eléctrica (1.5 kW), Electrobomba de Agua (0.75 HP), Lavadora y Secadora de Ropa (2.5 kW) y Tomacorrientes especiales de cocina (1.5 kW).</w:t>
-      </w:r>
-    </w:p>
-    <w:p>
-      <w:pPr>
-        <w:spacing w:before="0" w:after="120" w:line="276" w:lineRule="auto"/>
-        <w:jc w:val="both"/>
-      </w:pPr>
-      <w:r>
-        <w:rPr>
-          <w:rFonts w:ascii="Arial" w:hAnsi="Arial"/>
-          <w:b/>
-          <w:i w:val="0"/>
-          <w:color w:val="000000"/>
-          <w:sz w:val="22"/>
-        </w:rPr>
-        <w:t>b) Redes de Comunicaciones y Servicios Auxiliares</w:t>
-      </w:r>
-    </w:p>
-    <w:p>
-      <w:pPr>
-        <w:spacing w:before="0" w:after="120" w:line="276" w:lineRule="auto"/>
-        <w:ind w:firstLine="720"/>
-        <w:jc w:val="both"/>
-      </w:pPr>
-      <w:r>
-        <w:rPr>
-          <w:rFonts w:ascii="Arial" w:hAnsi="Arial"/>
-          <w:b w:val="0"/>
-          <w:i w:val="0"/>
-          <w:color w:val="000000"/>
-          <w:sz w:val="22"/>
-        </w:rPr>
-        <w:t>• Redes de ductos, cajas de pase y cajas de salida para telefonía fija/móvil, cable TV e intercomunicador con abrepuerta eléctrico.</w:t>
+        <w:br/>
+        <w:t>a) Instalaciones Eléctricas en Baja Tensión: Acometida pública, Medidor M-1, Alimentador principal, Tablero General (TD de 36 polos) y 8 circuitos derivados (C-1 a C-8).</w:t>
+        <w:br/>
+        <w:t>b) Redes de Comunicaciones: Ductos y cajas para telefonía, televisión por cable e intercomunicador.</w:t>
       </w:r>
     </w:p>
     <w:p>
@@ -1994,7 +1422,7 @@
           <w:color w:val="000000"/>
           <w:sz w:val="22"/>
         </w:rPr>
-        <w:t>La edificación presenta una arquitectura residencial unifamiliar construida sobre tres niveles, con la siguiente distribución espacial detallada extraída de los planos de diseño (Lámina A2, Escala 1:50):</w:t>
+        <w:t>La edificación presenta una arquitectura residencial unifamiliar construida sobre tres niveles, con la siguiente distribución espacial detallada extraída de los planos de diseño (Lámina IE-01, Escala 1:50):</w:t>
       </w:r>
     </w:p>
     <w:p>
@@ -2027,7 +1455,7 @@
           <w:color w:val="000000"/>
           <w:sz w:val="22"/>
         </w:rPr>
-        <w:t>Comprende la zona de ingreso principal, el área social y de servicio primario: Sala - Comedor iluminada y ventilada naturalmente, Estar familiar, Cocina equipada con salidas para tomacorrientes de electrodomésticos menores y alimentador trifásico para cocina eléctrica, un Dormitorio de huéspedes/estudio, Hall de circulación principal donde se ubica empotrado el Tablero General (TD), Servicio Higiénico (S.H.), Ducto de ventilación, Patio posterior al aire libre y el cuarto técnico para la Ubicación de Cisterna de agua potable y Electrobombas (0.75 HP).</w:t>
+        <w:t>Comprende la zona de ingreso principal, Sala-Comedor, Estar familiar, Cocina equipada con salidas para tomacorrientes y alimentador trifásico C-3, Dormitorio 1, Hall principal con Tablero General (TD), Servicio Higiénico, Patio y cuarto técnico de Cisterna con Electrobomba C-5 (0.75 HP).</w:t>
       </w:r>
     </w:p>
     <w:p>
@@ -2060,7 +1488,7 @@
           <w:color w:val="000000"/>
           <w:sz w:val="22"/>
         </w:rPr>
-        <w:t>Comprende la zona privada o íntima de la vivienda: Dormitorio Principal con Servicio Higiénico privado incorporado, tres Dormitorios secundarios ampliamente ventilados, Hall de distribución privada, un Servicio Higiénico común completo, Ducto de ventilación vertical y Clósets empotrados en cada dormitorio. En este nivel se alimenta la Terma Eléctrica (1.5 kW) para suministro de agua caliente sanitaria.</w:t>
+        <w:t>Comprende Dormitorio Principal con S.H. privado, 3 Dormitorios secundarios, Hall privado, Servicio Higiénico común y Terma Eléctrica C-4 (1.5 kW).</w:t>
       </w:r>
     </w:p>
     <w:p>
@@ -2093,428 +1521,8 @@
           <w:color w:val="000000"/>
           <w:sz w:val="22"/>
         </w:rPr>
-        <w:t>Comprende la zona de servicios complementarios y esparcimiento: Lavandería independizada con tomacorrientes reforzados para Lavadora y Secadora de ropa (2.5 kW), Tendedero al aire libre, Depósito de almacenamiento de enseres, Hall de circulación, Servicio Higiénico de servicio y Ducto de ventilación.</w:t>
+        <w:t>Comprende Lavandería con salidas C-7 (2.5 kW) para Lavadora y Secadora, Tendedero al aire libre, Depósito y Servicio Higiénico de servicio.</w:t>
       </w:r>
-    </w:p>
-    <w:p>
-      <w:pPr>
-        <w:keepNext/>
-        <w:spacing w:before="200" w:after="80"/>
-        <w:jc w:val="left"/>
-      </w:pPr>
-      <w:r>
-        <w:rPr>
-          <w:rFonts w:ascii="Arial" w:hAnsi="Arial"/>
-          <w:b/>
-          <w:color w:val="000000"/>
-          <w:sz w:val="22"/>
-        </w:rPr>
-        <w:t>3.4 Cuadro Detallado de Áreas Construidas y Ambientes Proyectados</w:t>
-      </w:r>
-    </w:p>
-    <w:tbl>
-      <w:tblPr>
-        <w:tblW w:type="auto" w:w="0"/>
-        <w:jc w:val="center"/>
-        <w:tblLook w:firstColumn="1" w:firstRow="1" w:lastColumn="0" w:lastRow="0" w:noHBand="0" w:noVBand="1" w:val="04A0"/>
-      </w:tblPr>
-      <w:tblGrid>
-        <w:gridCol w:w="3139"/>
-        <w:gridCol w:w="3139"/>
-        <w:gridCol w:w="3139"/>
-      </w:tblGrid>
-      <w:tr>
-        <w:tc>
-          <w:tcPr>
-            <w:tcW w:type="dxa" w:w="3139"/>
-            <w:shd w:fill="0F2043"/>
-            <w:tcMar>
-              <w:top w:w="80" w:type="dxa"/>
-              <w:bottom w:w="80" w:type="dxa"/>
-              <w:left w:w="80" w:type="dxa"/>
-              <w:right w:w="80" w:type="dxa"/>
-            </w:tcMar>
-          </w:tcPr>
-          <w:p>
-            <w:pPr>
-              <w:jc w:val="center"/>
-            </w:pPr>
-            <w:r>
-              <w:rPr>
-                <w:rFonts w:ascii="Arial" w:hAnsi="Arial"/>
-                <w:b/>
-                <w:color w:val="FFFFFF"/>
-                <w:sz w:val="18"/>
-              </w:rPr>
-              <w:t>Nivel</w:t>
-            </w:r>
-          </w:p>
-        </w:tc>
-        <w:tc>
-          <w:tcPr>
-            <w:tcW w:type="dxa" w:w="3139"/>
-            <w:shd w:fill="0F2043"/>
-            <w:tcMar>
-              <w:top w:w="80" w:type="dxa"/>
-              <w:bottom w:w="80" w:type="dxa"/>
-              <w:left w:w="80" w:type="dxa"/>
-              <w:right w:w="80" w:type="dxa"/>
-            </w:tcMar>
-          </w:tcPr>
-          <w:p>
-            <w:pPr>
-              <w:jc w:val="center"/>
-            </w:pPr>
-            <w:r>
-              <w:rPr>
-                <w:rFonts w:ascii="Arial" w:hAnsi="Arial"/>
-                <w:b/>
-                <w:color w:val="FFFFFF"/>
-                <w:sz w:val="18"/>
-              </w:rPr>
-              <w:t>Ambientes Incluidos</w:t>
-            </w:r>
-          </w:p>
-        </w:tc>
-        <w:tc>
-          <w:tcPr>
-            <w:tcW w:type="dxa" w:w="3139"/>
-            <w:shd w:fill="0F2043"/>
-            <w:tcMar>
-              <w:top w:w="80" w:type="dxa"/>
-              <w:bottom w:w="80" w:type="dxa"/>
-              <w:left w:w="80" w:type="dxa"/>
-              <w:right w:w="80" w:type="dxa"/>
-            </w:tcMar>
-          </w:tcPr>
-          <w:p>
-            <w:pPr>
-              <w:jc w:val="center"/>
-            </w:pPr>
-            <w:r>
-              <w:rPr>
-                <w:rFonts w:ascii="Arial" w:hAnsi="Arial"/>
-                <w:b/>
-                <w:color w:val="FFFFFF"/>
-                <w:sz w:val="18"/>
-              </w:rPr>
-              <w:t>Área Techada (m²)</w:t>
-            </w:r>
-          </w:p>
-        </w:tc>
-      </w:tr>
-      <w:tr>
-        <w:tc>
-          <w:tcPr>
-            <w:tcW w:type="dxa" w:w="3139"/>
-            <w:shd w:fill="F0F4F8"/>
-            <w:tcMar>
-              <w:top w:w="50" w:type="dxa"/>
-              <w:bottom w:w="50" w:type="dxa"/>
-              <w:left w:w="60" w:type="dxa"/>
-              <w:right w:w="60" w:type="dxa"/>
-            </w:tcMar>
-          </w:tcPr>
-          <w:p>
-            <w:pPr>
-              <w:jc w:val="center"/>
-            </w:pPr>
-            <w:r>
-              <w:rPr>
-                <w:rFonts w:ascii="Arial" w:hAnsi="Arial"/>
-                <w:b/>
-                <w:sz w:val="17"/>
-              </w:rPr>
-              <w:t>Primer Piso</w:t>
-            </w:r>
-          </w:p>
-        </w:tc>
-        <w:tc>
-          <w:tcPr>
-            <w:tcW w:type="dxa" w:w="3139"/>
-            <w:shd w:fill="F0F4F8"/>
-            <w:tcMar>
-              <w:top w:w="50" w:type="dxa"/>
-              <w:bottom w:w="50" w:type="dxa"/>
-              <w:left w:w="60" w:type="dxa"/>
-              <w:right w:w="60" w:type="dxa"/>
-            </w:tcMar>
-          </w:tcPr>
-          <w:p>
-            <w:pPr>
-              <w:jc w:val="left"/>
-            </w:pPr>
-            <w:r>
-              <w:rPr>
-                <w:rFonts w:ascii="Arial" w:hAnsi="Arial"/>
-                <w:sz w:val="17"/>
-              </w:rPr>
-              <w:t>Sala-Comedor, Estar, Cocina, Dormitorio 1, Hall (TD), S.H. 1, Cisterna/Bomba, Patio</w:t>
-            </w:r>
-          </w:p>
-        </w:tc>
-        <w:tc>
-          <w:tcPr>
-            <w:tcW w:type="dxa" w:w="3139"/>
-            <w:shd w:fill="F0F4F8"/>
-            <w:tcMar>
-              <w:top w:w="50" w:type="dxa"/>
-              <w:bottom w:w="50" w:type="dxa"/>
-              <w:left w:w="60" w:type="dxa"/>
-              <w:right w:w="60" w:type="dxa"/>
-            </w:tcMar>
-          </w:tcPr>
-          <w:p>
-            <w:pPr>
-              <w:jc w:val="center"/>
-            </w:pPr>
-            <w:r>
-              <w:rPr>
-                <w:rFonts w:ascii="Arial" w:hAnsi="Arial"/>
-                <w:b/>
-                <w:sz w:val="17"/>
-              </w:rPr>
-              <w:t>90.00 m²</w:t>
-            </w:r>
-          </w:p>
-        </w:tc>
-      </w:tr>
-      <w:tr>
-        <w:tc>
-          <w:tcPr>
-            <w:tcW w:type="dxa" w:w="3139"/>
-            <w:shd w:fill="FFFFFF"/>
-            <w:tcMar>
-              <w:top w:w="50" w:type="dxa"/>
-              <w:bottom w:w="50" w:type="dxa"/>
-              <w:left w:w="60" w:type="dxa"/>
-              <w:right w:w="60" w:type="dxa"/>
-            </w:tcMar>
-          </w:tcPr>
-          <w:p>
-            <w:pPr>
-              <w:jc w:val="center"/>
-            </w:pPr>
-            <w:r>
-              <w:rPr>
-                <w:rFonts w:ascii="Arial" w:hAnsi="Arial"/>
-                <w:b/>
-                <w:sz w:val="17"/>
-              </w:rPr>
-              <w:t>Segundo Piso</w:t>
-            </w:r>
-          </w:p>
-        </w:tc>
-        <w:tc>
-          <w:tcPr>
-            <w:tcW w:type="dxa" w:w="3139"/>
-            <w:shd w:fill="FFFFFF"/>
-            <w:tcMar>
-              <w:top w:w="50" w:type="dxa"/>
-              <w:bottom w:w="50" w:type="dxa"/>
-              <w:left w:w="60" w:type="dxa"/>
-              <w:right w:w="60" w:type="dxa"/>
-            </w:tcMar>
-          </w:tcPr>
-          <w:p>
-            <w:pPr>
-              <w:jc w:val="left"/>
-            </w:pPr>
-            <w:r>
-              <w:rPr>
-                <w:rFonts w:ascii="Arial" w:hAnsi="Arial"/>
-                <w:sz w:val="17"/>
-              </w:rPr>
-              <w:t>Dormitorio Principal + S.H., Dormitorios 2, 3, 4, S.H. Común, Hall 2do Piso</w:t>
-            </w:r>
-          </w:p>
-        </w:tc>
-        <w:tc>
-          <w:tcPr>
-            <w:tcW w:type="dxa" w:w="3139"/>
-            <w:shd w:fill="FFFFFF"/>
-            <w:tcMar>
-              <w:top w:w="50" w:type="dxa"/>
-              <w:bottom w:w="50" w:type="dxa"/>
-              <w:left w:w="60" w:type="dxa"/>
-              <w:right w:w="60" w:type="dxa"/>
-            </w:tcMar>
-          </w:tcPr>
-          <w:p>
-            <w:pPr>
-              <w:jc w:val="center"/>
-            </w:pPr>
-            <w:r>
-              <w:rPr>
-                <w:rFonts w:ascii="Arial" w:hAnsi="Arial"/>
-                <w:b/>
-                <w:sz w:val="17"/>
-              </w:rPr>
-              <w:t>85.00 m²</w:t>
-            </w:r>
-          </w:p>
-        </w:tc>
-      </w:tr>
-      <w:tr>
-        <w:tc>
-          <w:tcPr>
-            <w:tcW w:type="dxa" w:w="3139"/>
-            <w:shd w:fill="F0F4F8"/>
-            <w:tcMar>
-              <w:top w:w="50" w:type="dxa"/>
-              <w:bottom w:w="50" w:type="dxa"/>
-              <w:left w:w="60" w:type="dxa"/>
-              <w:right w:w="60" w:type="dxa"/>
-            </w:tcMar>
-          </w:tcPr>
-          <w:p>
-            <w:pPr>
-              <w:jc w:val="center"/>
-            </w:pPr>
-            <w:r>
-              <w:rPr>
-                <w:rFonts w:ascii="Arial" w:hAnsi="Arial"/>
-                <w:b/>
-                <w:sz w:val="17"/>
-              </w:rPr>
-              <w:t>Azotea</w:t>
-            </w:r>
-          </w:p>
-        </w:tc>
-        <w:tc>
-          <w:tcPr>
-            <w:tcW w:type="dxa" w:w="3139"/>
-            <w:shd w:fill="F0F4F8"/>
-            <w:tcMar>
-              <w:top w:w="50" w:type="dxa"/>
-              <w:bottom w:w="50" w:type="dxa"/>
-              <w:left w:w="60" w:type="dxa"/>
-              <w:right w:w="60" w:type="dxa"/>
-            </w:tcMar>
-          </w:tcPr>
-          <w:p>
-            <w:pPr>
-              <w:jc w:val="left"/>
-            </w:pPr>
-            <w:r>
-              <w:rPr>
-                <w:rFonts w:ascii="Arial" w:hAnsi="Arial"/>
-                <w:sz w:val="17"/>
-              </w:rPr>
-              <w:t>Lavandería, Depósito, Tendedero al aire libre, S.H. Azotea</w:t>
-            </w:r>
-          </w:p>
-        </w:tc>
-        <w:tc>
-          <w:tcPr>
-            <w:tcW w:type="dxa" w:w="3139"/>
-            <w:shd w:fill="F0F4F8"/>
-            <w:tcMar>
-              <w:top w:w="50" w:type="dxa"/>
-              <w:bottom w:w="50" w:type="dxa"/>
-              <w:left w:w="60" w:type="dxa"/>
-              <w:right w:w="60" w:type="dxa"/>
-            </w:tcMar>
-          </w:tcPr>
-          <w:p>
-            <w:pPr>
-              <w:jc w:val="center"/>
-            </w:pPr>
-            <w:r>
-              <w:rPr>
-                <w:rFonts w:ascii="Arial" w:hAnsi="Arial"/>
-                <w:b/>
-                <w:sz w:val="17"/>
-              </w:rPr>
-              <w:t>45.00 m²</w:t>
-            </w:r>
-          </w:p>
-        </w:tc>
-      </w:tr>
-      <w:tr>
-        <w:tc>
-          <w:tcPr>
-            <w:tcW w:type="dxa" w:w="3139"/>
-            <w:shd w:fill="D9E2EC"/>
-            <w:tcMar>
-              <w:top w:w="50" w:type="dxa"/>
-              <w:bottom w:w="50" w:type="dxa"/>
-              <w:left w:w="60" w:type="dxa"/>
-              <w:right w:w="60" w:type="dxa"/>
-            </w:tcMar>
-          </w:tcPr>
-          <w:p>
-            <w:pPr>
-              <w:jc w:val="center"/>
-            </w:pPr>
-            <w:r>
-              <w:rPr>
-                <w:rFonts w:ascii="Arial" w:hAnsi="Arial"/>
-                <w:b/>
-                <w:sz w:val="17"/>
-              </w:rPr>
-              <w:t>ÁREA TOTAL</w:t>
-            </w:r>
-          </w:p>
-        </w:tc>
-        <w:tc>
-          <w:tcPr>
-            <w:tcW w:type="dxa" w:w="3139"/>
-            <w:shd w:fill="D9E2EC"/>
-            <w:tcMar>
-              <w:top w:w="50" w:type="dxa"/>
-              <w:bottom w:w="50" w:type="dxa"/>
-              <w:left w:w="60" w:type="dxa"/>
-              <w:right w:w="60" w:type="dxa"/>
-            </w:tcMar>
-          </w:tcPr>
-          <w:p>
-            <w:pPr>
-              <w:jc w:val="left"/>
-            </w:pPr>
-            <w:r>
-              <w:rPr>
-                <w:rFonts w:ascii="Arial" w:hAnsi="Arial"/>
-                <w:b/>
-                <w:sz w:val="17"/>
-              </w:rPr>
-              <w:t>SUPERFICIE CONSTRUIDA ACUMULADA TOTAL DE LA VIVIENDA UNIFAMILIAR</w:t>
-            </w:r>
-          </w:p>
-        </w:tc>
-        <w:tc>
-          <w:tcPr>
-            <w:tcW w:type="dxa" w:w="3139"/>
-            <w:shd w:fill="D9E2EC"/>
-            <w:tcMar>
-              <w:top w:w="50" w:type="dxa"/>
-              <w:bottom w:w="50" w:type="dxa"/>
-              <w:left w:w="60" w:type="dxa"/>
-              <w:right w:w="60" w:type="dxa"/>
-            </w:tcMar>
-          </w:tcPr>
-          <w:p>
-            <w:pPr>
-              <w:jc w:val="center"/>
-            </w:pPr>
-            <w:r>
-              <w:rPr>
-                <w:rFonts w:ascii="Arial" w:hAnsi="Arial"/>
-                <w:b/>
-                <w:sz w:val="17"/>
-              </w:rPr>
-              <w:t>220.00 m²</w:t>
-            </w:r>
-          </w:p>
-        </w:tc>
-      </w:tr>
-    </w:tbl>
-    <w:p>
-      <w:pPr>
-        <w:spacing w:before="0" w:after="120" w:line="276" w:lineRule="auto"/>
-        <w:ind w:firstLine="720"/>
-        <w:jc w:val="both"/>
-      </w:pPr>
     </w:p>
     <w:p>
       <w:pPr>
@@ -2546,27 +1554,19 @@
           <w:color w:val="000000"/>
           <w:sz w:val="22"/>
         </w:rPr>
-        <w:t>• Concesionaria de Suministro : ELECTRO PUNO S.A.A. (Red Secundaria Pública de Baja Tensión)</w:t>
-        <w:br/>
-        <w:t>• Tensión Nominal de Servicio : 220 V (Sistema Trifásico 3Ø)</w:t>
-        <w:br/>
-        <w:t>• Frecuencia Nominal : 60 Hz</w:t>
+        <w:t>• Concesionaria de Suministro : ELECTRO PUNO S.A.A. (220 V, 3Ø, 60 Hz)</w:t>
         <w:br/>
         <w:t>• Potencia Instalada Total (PI) : 18,250.00 Watts (18.25 kW)</w:t>
         <w:br/>
         <w:t>• Máxima Demanda Total (MD) : 13,500.00 Watts (13.50 kW)</w:t>
         <w:br/>
-        <w:t>• Factor de Potencia de Diseño (cos φ) : 0.90 (inductivo residencial CNE-U)</w:t>
+        <w:t>• Factor de Potencia de Diseño (cos φ) : 0.90</w:t>
         <w:br/>
-        <w:t>• Corriente Nominal de Diseño (In) : 39.36 Amperios</w:t>
+        <w:t>• Corriente Nominal de Diseño (In) : 39.36 A | Corriente Corregida (Id) : 49.20 A</w:t>
         <w:br/>
-        <w:t>• Corriente de Diseño Corregida (Id) : 49.20 Amperios (con factor de sobrecarga 1.25 CNE-U 050-102)</w:t>
+        <w:t>• Conductor Alimentador : 3-1x10 mm² NH-80 en tub. PVC-P 25 mmØ (1"Ø)</w:t>
         <w:br/>
-        <w:t>• Conductor Alimentador Principal : 3-1x10 mm² NH-80 en tub. PVC-P 25 mmØ (1"Ø)</w:t>
-        <w:br/>
-        <w:t>• Interruptor General del TD : Termomagnético Tripolar 3 x 40 A (Capacidad de Ruptura Icu ≥ 10 kA)</w:t>
-        <w:br/>
-        <w:t>• Capacidad del Tablero Proyectado : 36 Polos trifásico empotrado (con 20% de reserva libre)</w:t>
+        <w:t>• Interruptor General del TD : Termomagnético Tripolar 3 x 40 A (Icu ≥ 10 kA)</w:t>
       </w:r>
     </w:p>
     <w:p>
@@ -2582,56 +1582,7 @@
           <w:color w:val="184C78"/>
           <w:sz w:val="24"/>
         </w:rPr>
-        <w:t>5.0 BASES DE CÁLCULO Y NORMATIVA DE CARGA</w:t>
-      </w:r>
-    </w:p>
-    <w:p>
-      <w:pPr>
-        <w:spacing w:before="0" w:after="120" w:line="276" w:lineRule="auto"/>
-        <w:ind w:firstLine="720"/>
-        <w:jc w:val="both"/>
-      </w:pPr>
-      <w:r>
-        <w:rPr>
-          <w:rFonts w:ascii="Arial" w:hAnsi="Arial"/>
-          <w:b w:val="0"/>
-          <w:i w:val="0"/>
-          <w:color w:val="000000"/>
-          <w:sz w:val="22"/>
-        </w:rPr>
-        <w:t>La determinación de la Máxima Demanda se basa estrictamente en las reglas de carga del Código Nacional de Electricidad - Utilización (Tabla 14 y Tabla 22):</w:t>
-        <w:br/>
-        <w:t>• C-1 (Alumbrado y Tomacorrientes Generales 90 m²): Se asignan 2,500 W con Factor de Simultaneidad FS = 1.00 -&gt; MD = 2,500 W.</w:t>
-        <w:br/>
-        <w:t>• C-2 (Área Adicional): Se estiman 2,000 W con Factor de Simultaneidad FS = 0.35 -&gt; MD = 700 W.</w:t>
-        <w:br/>
-        <w:t>• C-3 (Cocina Eléctrica 6.0 kW): Según CNE-U Tabla 22, para 6 kW se aplica FS = 0.80 -&gt; MD = 4,800 W.</w:t>
-        <w:br/>
-        <w:t>• C-4 (Terma Eléctrica 1.5 kW): Carga continua con FS = 1.00 -&gt; MD = 1,500 W.</w:t>
-        <w:br/>
-        <w:t>• C-5 (Electrobomba de Agua 0.75 HP): Carga inductiva con FS = 1.00 -&gt; MD = 750 W.</w:t>
-        <w:br/>
-        <w:t>• C-6 (Tomacorrientes de Cocina Cargas Menores): 1,500 W con FS = 0.50 -&gt; MD = 750 W.</w:t>
-        <w:br/>
-        <w:t>• C-7 (Lavadora y Secadora Azotea): 2,500 W con FS = 0.70 -&gt; MD = 1,750 W.</w:t>
-        <w:br/>
-        <w:t>• C-8 (Reserva / Ampliación Futura): 1,500 W proyectados con FS = 0.50 -&gt; MD = 750 W.</w:t>
-      </w:r>
-    </w:p>
-    <w:p>
-      <w:pPr>
-        <w:keepNext/>
-        <w:spacing w:before="280" w:after="80"/>
-        <w:jc w:val="left"/>
-      </w:pPr>
-      <w:r>
-        <w:rPr>
-          <w:rFonts w:ascii="Arial" w:hAnsi="Arial"/>
-          <w:b/>
-          <w:color w:val="184C78"/>
-          <w:sz w:val="24"/>
-        </w:rPr>
-        <w:t>6.0 CUADRO OFICIAL DE CARGAS Y MÁXIMA DEMANDA</w:t>
+        <w:t>5.0 CUADRO OFICIAL DE CARGAS Y MÁXIMA DEMANDA</w:t>
       </w:r>
     </w:p>
     <w:tbl>
@@ -3085,7 +2036,7 @@
                 <w:rFonts w:ascii="Arial" w:hAnsi="Arial"/>
                 <w:sz w:val="18"/>
               </w:rPr>
-              <w:t>Cocina Eléctrica (Primer Piso)</w:t>
+              <w:t>Cocina Eléctrica (Primer Piso 3Ø)</w:t>
             </w:r>
           </w:p>
         </w:tc>
@@ -3964,7 +2915,7 @@
           <w:color w:val="184C78"/>
           <w:sz w:val="24"/>
         </w:rPr>
-        <w:t>7.0 UBICACIÓN DEL TABLERO GENERAL (TD)</w:t>
+        <w:t>11.0 REPRODUCCIÓN Y ESQUEMA DEL PLANO DE INSTALACIONES ELÉCTRICAS (LÁMINA IE-01)</w:t>
       </w:r>
     </w:p>
     <w:p>
@@ -3981,149 +2932,7 @@
           <w:color w:val="000000"/>
           <w:sz w:val="22"/>
         </w:rPr>
-        <w:t>El Tablero General de Distribución (TD) estará ubicado en forma empotrada en el muro de ladrillo del Hall de circulación del Primer Piso, a una altura de 1.80 m del N.P.T. medidos hasta el borde superior de la caja metálica. Esta posición física garantiza una ubicación centralizada respecto a los centros de carga de la edificación, facilidad de maniobra y protección contra agentes externos directos.</w:t>
-      </w:r>
-    </w:p>
-    <w:p>
-      <w:pPr>
-        <w:keepNext/>
-        <w:spacing w:before="280" w:after="80"/>
-        <w:jc w:val="left"/>
-      </w:pPr>
-      <w:r>
-        <w:rPr>
-          <w:rFonts w:ascii="Arial" w:hAnsi="Arial"/>
-          <w:b/>
-          <w:color w:val="184C78"/>
-          <w:sz w:val="24"/>
-        </w:rPr>
-        <w:t>8.0 REDES COMPLEMENTARIAS Y TELECOMUNICACIONES</w:t>
-      </w:r>
-    </w:p>
-    <w:p>
-      <w:pPr>
-        <w:spacing w:before="0" w:after="120" w:line="276" w:lineRule="auto"/>
-        <w:ind w:firstLine="720"/>
-        <w:jc w:val="both"/>
-      </w:pPr>
-      <w:r>
-        <w:rPr>
-          <w:rFonts w:ascii="Arial" w:hAnsi="Arial"/>
-          <w:b w:val="0"/>
-          <w:i w:val="0"/>
-          <w:color w:val="000000"/>
-          <w:sz w:val="22"/>
-        </w:rPr>
-        <w:t>Se proyecta una red de ductos de PVC liviano empotrados en muros y lozas con cajas de pase metálicas rectangulares (4"x2") y cuadradas (4"x4") destinadas exclusivamente para canalizaciones de telefonía fija, televisión por cable (TV-cable) e intercomunicador exterior con abrepuerta. Todas las redes de corrientes débiles mantienen una distancia mínima de 30 cm con los conductores de fuerza para evitar interferencias electromagnéticas.</w:t>
-      </w:r>
-    </w:p>
-    <w:p>
-      <w:pPr>
-        <w:keepNext/>
-        <w:spacing w:before="280" w:after="80"/>
-        <w:jc w:val="left"/>
-      </w:pPr>
-      <w:r>
-        <w:rPr>
-          <w:rFonts w:ascii="Arial" w:hAnsi="Arial"/>
-          <w:b/>
-          <w:color w:val="184C78"/>
-          <w:sz w:val="24"/>
-        </w:rPr>
-        <w:t>9.0 NORMATIVA, CÓDIGOS Y REGLAMENTACIONES</w:t>
-      </w:r>
-    </w:p>
-    <w:p>
-      <w:pPr>
-        <w:spacing w:before="0" w:after="120" w:line="276" w:lineRule="auto"/>
-        <w:ind w:firstLine="720"/>
-        <w:jc w:val="both"/>
-      </w:pPr>
-      <w:r>
-        <w:rPr>
-          <w:rFonts w:ascii="Arial" w:hAnsi="Arial"/>
-          <w:b w:val="0"/>
-          <w:i w:val="0"/>
-          <w:color w:val="000000"/>
-          <w:sz w:val="22"/>
-        </w:rPr>
-        <w:t>El diseño y ejecución del proyecto cumplen con:</w:t>
-        <w:br/>
-        <w:t>• Código Nacional de Electricidad - Utilización (CNE-U, Perú).</w:t>
-        <w:br/>
-        <w:t>• Reglamento Nacional de Edificaciones (RNE) - Norma Técnica EM.010 'Instalaciones Eléctricas Interiores'.</w:t>
-        <w:br/>
-        <w:t>• Normas de la Comisión Electrotécnica Internacional (IEC 60364, IEC 60898, IEC 61008).</w:t>
-        <w:br/>
-        <w:t>• National Electrical Code (NFPA 70 / NEC).</w:t>
-        <w:br/>
-        <w:t>• Especificaciones Técnicas de la Empresa Concesionaria ELECTRO PUNO S.A.A.</w:t>
-      </w:r>
-    </w:p>
-    <w:p>
-      <w:pPr>
-        <w:keepNext/>
-        <w:spacing w:before="280" w:after="80"/>
-        <w:jc w:val="left"/>
-      </w:pPr>
-      <w:r>
-        <w:rPr>
-          <w:rFonts w:ascii="Arial" w:hAnsi="Arial"/>
-          <w:b/>
-          <w:color w:val="184C78"/>
-          <w:sz w:val="24"/>
-        </w:rPr>
-        <w:t>10.0 SIMBOLOGÍA REGLAMENTARIA Y REFERENCIA A PLANOS</w:t>
-      </w:r>
-    </w:p>
-    <w:p>
-      <w:pPr>
-        <w:spacing w:before="0" w:after="120" w:line="276" w:lineRule="auto"/>
-        <w:ind w:firstLine="720"/>
-        <w:jc w:val="both"/>
-      </w:pPr>
-      <w:r>
-        <w:rPr>
-          <w:rFonts w:ascii="Arial" w:hAnsi="Arial"/>
-          <w:b w:val="0"/>
-          <w:i w:val="0"/>
-          <w:color w:val="000000"/>
-          <w:sz w:val="22"/>
-        </w:rPr>
-        <w:t>Toda la simbología utilizada en la documentación y esquemas cumple estrictamente con la Norma DGE 'Símbolos Gráficos en Electricidad' del Ministerio de Energía y Minas del Perú.</w:t>
-      </w:r>
-    </w:p>
-    <w:p>
-      <w:pPr>
-        <w:keepNext/>
-        <w:spacing w:before="280" w:after="80"/>
-        <w:jc w:val="left"/>
-      </w:pPr>
-      <w:r>
-        <w:rPr>
-          <w:rFonts w:ascii="Arial" w:hAnsi="Arial"/>
-          <w:b/>
-          <w:color w:val="184C78"/>
-          <w:sz w:val="24"/>
-        </w:rPr>
-        <w:t>11.0 REPRODUCCIÓN Y ESQUEMA DEL PLANO DE INSTALACIONES ELÉCTRICAS (LÁMINA A2)</w:t>
-      </w:r>
-    </w:p>
-    <w:p>
-      <w:pPr>
-        <w:spacing w:before="0" w:after="120" w:line="276" w:lineRule="auto"/>
-        <w:ind w:firstLine="720"/>
-        <w:jc w:val="both"/>
-      </w:pPr>
-      <w:r>
-        <w:rPr>
-          <w:rFonts w:ascii="Arial" w:hAnsi="Arial"/>
-          <w:b w:val="0"/>
-          <w:i w:val="0"/>
-          <w:color w:val="000000"/>
-          <w:sz w:val="22"/>
-        </w:rPr>
-        <w:t>A continuación se integra la representación gráfica oficial del plano de instalaciones eléctricas proyectado por Diego Jefferson Charaja Mamani (Lámina A2, Escala 1:50), especificando la arquitectura de los tres niveles, los centros de luz, tomacorrientes y tableros:</w:t>
+        <w:t>A continuación se integra la representación gráfica oficial del plano de instalaciones eléctricas proyectado por Diego Jefferson Charaja Mamani (Lámina IE-01, Escala 1:50), especificando la arquitectura de los tres niveles, los centros de luz, tomacorrientes y tableros:</w:t>
       </w:r>
     </w:p>
     <w:p>
@@ -4178,7 +2987,7 @@
           <w:color w:val="3C3C3C"/>
           <w:sz w:val="19"/>
         </w:rPr>
-        <w:t>Figura 3: Reproducción y Esquema del Plano de Instalaciones Eléctricas por Niveles de Diego Charaja (Lámina A2, Escala 1:50)</w:t>
+        <w:t>Figura 3: Reproducción y Esquema del Plano de Instalaciones Eléctricas por Niveles de Diego Charaja (Lámina IE-01, Escala 1:50)</w:t>
       </w:r>
     </w:p>
     <w:p>
@@ -4215,7 +3024,7 @@
           <w:color w:val="0F2043"/>
           <w:sz w:val="28"/>
         </w:rPr>
-        <w:t>II. CÁLCULOS JUSTIFICATORIOS Y DIAGRAMA UNIFILAR DETALLADO</w:t>
+        <w:t>II. CÁLCULOS JUSTIFICATORIOS Y DIAGRAMA UNIFILAR ESTÁNDAR PERÚ</w:t>
       </w:r>
     </w:p>
     <w:p>
@@ -4248,23 +3057,23 @@
           <w:color w:val="000000"/>
           <w:sz w:val="22"/>
         </w:rPr>
-        <w:t>El dimensionamiento de los conductores, tuberías y dispositivos de protección de la Vivienda Unifamiliar se sustenta en el cálculo analítico bajo tres criterios fundamentales de ingeniería eléctrica:</w:t>
+        <w:t>El dimensionamiento de los conductores, tuberías y dispositivos de protección de la Vivienda Unifamiliar se sustenta en el cálculo analítico bajo tres criterios fundamentales de ingeniería eléctrica: Ampacidad, Caída de Tensión (ΔV ≤ 2.5% Alimentador / ≤ 4.0% Total) y Protecciones Térmicas e Interruptores Diferenciales de 30 mA.</w:t>
       </w:r>
     </w:p>
     <w:p>
       <w:pPr>
         <w:keepNext/>
-        <w:spacing w:before="200" w:after="80"/>
+        <w:spacing w:before="280" w:after="80"/>
         <w:jc w:val="left"/>
       </w:pPr>
       <w:r>
         <w:rPr>
           <w:rFonts w:ascii="Arial" w:hAnsi="Arial"/>
           <w:b/>
-          <w:color w:val="000000"/>
-          <w:sz w:val="22"/>
+          <w:color w:val="184C78"/>
+          <w:sz w:val="24"/>
         </w:rPr>
-        <w:t>2.1.1 Criterio de Capacidad de Corriente (Ampacidad)</w:t>
+        <w:t>2.2 ESQUEMA Y ESPECIFICACIÓN DETALLADA DEL DIAGRAMA UNIFILAR (NORMA PERÚ)</w:t>
       </w:r>
     </w:p>
     <w:p>
@@ -4281,23 +3090,23 @@
           <w:color w:val="000000"/>
           <w:sz w:val="22"/>
         </w:rPr>
-        <w:t>La corriente nominal de servicio (In) para un sistema trifásico (220 V, 3Ø) se calcula mediante:</w:t>
+        <w:t>El Diagrama Unifilar del Tablero General (TD) ha sido dibujado siguiendo rigurosamente las normas del Código Nacional de Electricidad (CNE-U), el Reglamento Nacional de Edificaciones (RNE EM.010) y la simbología DGE del Ministerio de Energía y Minas (MEM) de Perú:</w:t>
       </w:r>
     </w:p>
     <w:p>
       <w:pPr>
-        <w:spacing w:before="0" w:after="120" w:line="276" w:lineRule="auto"/>
-        <w:jc w:val="center"/>
+        <w:keepNext/>
+        <w:spacing w:before="200" w:after="80"/>
+        <w:jc w:val="left"/>
       </w:pPr>
       <w:r>
         <w:rPr>
           <w:rFonts w:ascii="Arial" w:hAnsi="Arial"/>
           <w:b/>
-          <w:i w:val="0"/>
-          <w:color w:val="0F2043"/>
+          <w:color w:val="000000"/>
           <w:sz w:val="22"/>
         </w:rPr>
-        <w:t>In = MD / (√3 x V x cos φ) = 13500 / (1.73205 x 220 x 0.90) = 39.36 A</w:t>
+        <w:t>2.2.1 Suministro, Medición y Peinado Trifásico por Fases</w:t>
       </w:r>
     </w:p>
     <w:p>
@@ -4314,534 +3123,29 @@
           <w:color w:val="000000"/>
           <w:sz w:val="22"/>
         </w:rPr>
-        <w:t>Según la Regla 050-102 del CNE-Utilización, los alimentadores continuos deben dimensionarse para una corriente de diseño corregida (Id) con un factor de sobrecarga de 1.25:</w:t>
+        <w:t>• Red Pública: Electro Puno S.A.A. (220 V, 3Ø, 60 Hz).</w:t>
         <w:br/>
-        <w:t>Id = 1.25 x In = 1.25 x 39.36 A = 49.20 A.</w:t>
-      </w:r>
-    </w:p>
-    <w:p>
-      <w:pPr>
-        <w:keepNext/>
-        <w:spacing w:before="200" w:after="80"/>
-        <w:jc w:val="left"/>
-      </w:pPr>
-      <w:r>
-        <w:rPr>
-          <w:rFonts w:ascii="Arial" w:hAnsi="Arial"/>
-          <w:b/>
-          <w:color w:val="000000"/>
-          <w:sz w:val="22"/>
-        </w:rPr>
-        <w:t>2.1.2 Criterio de Caída de Tensión (ΔV)</w:t>
-      </w:r>
-    </w:p>
-    <w:p>
-      <w:pPr>
-        <w:spacing w:before="0" w:after="120" w:line="276" w:lineRule="auto"/>
-        <w:ind w:firstLine="720"/>
-        <w:jc w:val="both"/>
-      </w:pPr>
-      <w:r>
-        <w:rPr>
-          <w:rFonts w:ascii="Arial" w:hAnsi="Arial"/>
-          <w:b w:val="0"/>
-          <w:i w:val="0"/>
-          <w:color w:val="000000"/>
-          <w:sz w:val="22"/>
-        </w:rPr>
-        <w:t>La caída de tensión en tramos trifásicos (3Ø) y monofásicos (1Ø) se evalúa mediante:</w:t>
-      </w:r>
-    </w:p>
-    <w:p>
-      <w:pPr>
-        <w:spacing w:before="0" w:after="120" w:line="276" w:lineRule="auto"/>
-        <w:jc w:val="center"/>
-      </w:pPr>
-      <w:r>
-        <w:rPr>
-          <w:rFonts w:ascii="Arial" w:hAnsi="Arial"/>
-          <w:b/>
-          <w:i w:val="0"/>
-          <w:color w:val="0F2043"/>
-          <w:sz w:val="22"/>
-        </w:rPr>
-        <w:t>ΔV(3Ø) = (√3 x I x L x ρ) / S     |     ΔV(1Ø) = (2 x I x L x ρ) / S</w:t>
-      </w:r>
-    </w:p>
-    <w:p>
-      <w:pPr>
-        <w:spacing w:before="0" w:after="120" w:line="276" w:lineRule="auto"/>
-        <w:ind w:firstLine="720"/>
-        <w:jc w:val="both"/>
-      </w:pPr>
-      <w:r>
-        <w:rPr>
-          <w:rFonts w:ascii="Arial" w:hAnsi="Arial"/>
-          <w:b w:val="0"/>
-          <w:i w:val="0"/>
-          <w:color w:val="000000"/>
-          <w:sz w:val="22"/>
-        </w:rPr>
-        <w:t>Donde ρ = 0.0175 Ω·mm²/m es la resistividad del cobre recocido a 20 °C, L es la longitud del tramo en metros, I es la corriente en amperios y S es la sección del conductor en mm². El CNE-U exige que la caída de tensión acumulada no supere el 4.0% total (máximo 2.5% en el alimentador general y 1.5% en los derivados).</w:t>
-      </w:r>
-    </w:p>
-    <w:p>
-      <w:pPr>
-        <w:keepNext/>
-        <w:spacing w:before="200" w:after="80"/>
-        <w:jc w:val="left"/>
-      </w:pPr>
-      <w:r>
-        <w:rPr>
-          <w:rFonts w:ascii="Arial" w:hAnsi="Arial"/>
-          <w:b/>
-          <w:color w:val="000000"/>
-          <w:sz w:val="22"/>
-        </w:rPr>
-        <w:t>2.1.3 Criterio de Protección Térmica y Diferencial (30 mA)</w:t>
-      </w:r>
-    </w:p>
-    <w:p>
-      <w:pPr>
-        <w:spacing w:before="0" w:after="120" w:line="276" w:lineRule="auto"/>
-        <w:ind w:firstLine="720"/>
-        <w:jc w:val="both"/>
-      </w:pPr>
-      <w:r>
-        <w:rPr>
-          <w:rFonts w:ascii="Arial" w:hAnsi="Arial"/>
-          <w:b w:val="0"/>
-          <w:i w:val="0"/>
-          <w:color w:val="000000"/>
-          <w:sz w:val="22"/>
-        </w:rPr>
-        <w:t>Cada conductor se protege contra sobrecargas y cortocircuitos mediante interruptores termomagnéticos (ITM) seleccionados de forma que In_itm ≤ I_adm del cable. Además, la Regla 020-204 del CNE-U impone la instalación de Interruptores Diferenciales (ID) con sensibilidad IΔn = 30 mA en todos los circuitos de tomacorrientes y áreas húmedas para la protección de la vida humana.</w:t>
-      </w:r>
-    </w:p>
-    <w:p>
-      <w:pPr>
-        <w:keepNext/>
-        <w:spacing w:before="280" w:after="80"/>
-        <w:jc w:val="left"/>
-      </w:pPr>
-      <w:r>
-        <w:rPr>
-          <w:rFonts w:ascii="Arial" w:hAnsi="Arial"/>
-          <w:b/>
-          <w:color w:val="184C78"/>
-          <w:sz w:val="24"/>
-        </w:rPr>
-        <w:t>2.2 SUSTENTO DETALLADO DEL ALIMENTADOR GENERAL</w:t>
-      </w:r>
-    </w:p>
-    <w:p>
-      <w:pPr>
-        <w:spacing w:before="0" w:after="120" w:line="276" w:lineRule="auto"/>
-        <w:ind w:firstLine="720"/>
-        <w:jc w:val="both"/>
-      </w:pPr>
-      <w:r>
-        <w:rPr>
-          <w:rFonts w:ascii="Arial" w:hAnsi="Arial"/>
-          <w:b w:val="0"/>
-          <w:i w:val="0"/>
-          <w:color w:val="000000"/>
-          <w:sz w:val="22"/>
-        </w:rPr>
-        <w:t>• Máxima Demanda Total (MD) : 13,500.00 W (13.50 kW)</w:t>
+        <w:t>• Medidor M-1: Caja de toma L-T en murete exterior.</w:t>
         <w:br/>
-        <w:t>• Tensión de Servicio : 220 V (Trifásico 3Ø, 60 Hz)</w:t>
+        <w:t>• Interruptor General TD: ITM Tripolar 3x40A (10 kA).</w:t>
         <w:br/>
-        <w:t>• Corriente Nominal (In) : In = 13500 / (1.73205 x 220 x 0.90) = 39.36 A</w:t>
+        <w:t>• Peinado de Fases en Tablero Trifásico:</w:t>
         <w:br/>
-        <w:t>• Corriente de Diseño (Id) : Id = 1.25 x 39.36 A = 49.20 A</w:t>
+        <w:t xml:space="preserve">  - Circuito C-1 (Alumbrado/Tomac. 1er Piso): Fases R-S | ITM 2x16A | ID 2x25A 30mA | Cable 2x2.5 mm² NH-80.</w:t>
         <w:br/>
-        <w:t>• Selección de Conductor : Cable Cero Halógenos 3-1x10 mm² NH-80.</w:t>
+        <w:t xml:space="preserve">  - Circuito C-2 (Alumbrado/Tomac. 2do/Azotea): Fases S-T | ITM 2x16A | ID 2x25A 30mA | Cable 2x2.5 mm² NH-80.</w:t>
         <w:br/>
-        <w:t xml:space="preserve">  - Ampacidad nominal del conductor 10 mm² NH-80 empotrado en tubo PVC: 57 A.</w:t>
+        <w:t xml:space="preserve">  - Circuito C-3 (Cocina Eléctrica 3Ø): Fases R-S-T | ITM 3x25A | ID 3x32A 30mA | Cable 3x6.0 mm² NH-80.</w:t>
         <w:br/>
-        <w:t xml:space="preserve">  - Verificación por ampacidad: 57 A &gt; 49.20 A (Cumple holgadamente por capacidad térmica).</w:t>
+        <w:t xml:space="preserve">  - Circuito C-4 (Terma Eléctrica): Fases T-R | ITM 2x16A | ID 2x25A 30mA | Cable 2x4.0 mm² NH-80.</w:t>
         <w:br/>
-        <w:t>• Cálculo de Caída de Tensión (L = 15 m desde Medidor a TD):</w:t>
+        <w:t xml:space="preserve">  - Circuito C-5 (Electrobomba Cisterna): Fases R-S | ITM 2x16A | ID 2x25A 30mA | Cable 2x2.5 mm² NH-80.</w:t>
         <w:br/>
-        <w:t xml:space="preserve">  - ΔV = (1.73205 x 39.36 x 15 x 0.0175) / 10 = 1.79 V</w:t>
+        <w:t xml:space="preserve">  - Circuito C-6 (Tomac. Especiales Cocina): Fases S-T | ITM 2x20A | ID 2x25A 30mA | Cable 2x4.0 mm² NH-80.</w:t>
         <w:br/>
-        <w:t xml:space="preserve">  - % ΔV = (1.79 V / 220 V) x 100% = 0.81% (Cumple holgadamente con el límite máximo de 2.5% del CNE-U).</w:t>
-      </w:r>
-    </w:p>
-    <w:p>
-      <w:pPr>
-        <w:keepNext/>
-        <w:spacing w:before="280" w:after="80"/>
-        <w:jc w:val="left"/>
-      </w:pPr>
-      <w:r>
-        <w:rPr>
-          <w:rFonts w:ascii="Arial" w:hAnsi="Arial"/>
-          <w:b/>
-          <w:color w:val="184C78"/>
-          <w:sz w:val="24"/>
-        </w:rPr>
-        <w:t>2.3 ESQUEMA Y ESPECIFICACIÓN DETALLADA DEL DIAGRAMA UNIFILAR</w:t>
-      </w:r>
-    </w:p>
-    <w:p>
-      <w:pPr>
-        <w:spacing w:before="0" w:after="120" w:line="276" w:lineRule="auto"/>
-        <w:ind w:firstLine="720"/>
-        <w:jc w:val="both"/>
-      </w:pPr>
-      <w:r>
-        <w:rPr>
-          <w:rFonts w:ascii="Arial" w:hAnsi="Arial"/>
-          <w:b w:val="0"/>
-          <w:i w:val="0"/>
-          <w:color w:val="000000"/>
-          <w:sz w:val="22"/>
-        </w:rPr>
-        <w:t>El Diagrama Unifilar del Tablero General (TD) constituye el plano esquemático fundamental donde se representan de forma unilineal todas las protecciones, barras colectoras, calibres de conductores y distribución de cargas de la edificación. A continuación se desglosan en detalle las características electromecánicas de cada tramo y dispositivo:</w:t>
-      </w:r>
-    </w:p>
-    <w:p>
-      <w:pPr>
-        <w:keepNext/>
-        <w:spacing w:before="200" w:after="80"/>
-        <w:jc w:val="left"/>
-      </w:pPr>
-      <w:r>
-        <w:rPr>
-          <w:rFonts w:ascii="Arial" w:hAnsi="Arial"/>
-          <w:b/>
-          <w:color w:val="000000"/>
-          <w:sz w:val="22"/>
-        </w:rPr>
-        <w:t>2.3.1 Suministro y Acometida Eléctrica (Electro Puno S.A.A.)</w:t>
-      </w:r>
-    </w:p>
-    <w:p>
-      <w:pPr>
-        <w:spacing w:before="0" w:after="120" w:line="276" w:lineRule="auto"/>
-        <w:ind w:firstLine="720"/>
-        <w:jc w:val="both"/>
-      </w:pPr>
-      <w:r>
-        <w:rPr>
-          <w:rFonts w:ascii="Arial" w:hAnsi="Arial"/>
-          <w:b w:val="0"/>
-          <w:i w:val="0"/>
-          <w:color w:val="000000"/>
-          <w:sz w:val="22"/>
-        </w:rPr>
-        <w:t>• Red de Origen: Red Secundaria Pública de Distribución en Baja Tensión (220 V, 3Ø, 60 Hz) de ELECTRO PUNO S.A.A.</w:t>
+        <w:t xml:space="preserve">  - Circuito C-7 (Lavadora y Secadora Azotea): Fases T-R | ITM 2x20A | ID 2x25A 30mA | Cable 2x4.0 mm² NH-80.</w:t>
         <w:br/>
-        <w:t>• Tipo de Acometida: Acometida subterránea o aérea reforzada ejecutada con cable unipolar o tetrapolar tipo N2XH 0.6/1 kV de 10 mm².</w:t>
-        <w:br/>
-        <w:t>• Caja de Toma y Medición: Caja metálica reforzada tipo L-T (o caja de poliéster reforzado con fibra de vidrio IP65) alojada en el murete de fachada límite de propiedad. Aloja un Medidor Electrónico Trifásico multitarifa homologado por la concesionaria.</w:t>
-      </w:r>
-    </w:p>
-    <w:p>
-      <w:pPr>
-        <w:keepNext/>
-        <w:spacing w:before="200" w:after="80"/>
-        <w:jc w:val="left"/>
-      </w:pPr>
-      <w:r>
-        <w:rPr>
-          <w:rFonts w:ascii="Arial" w:hAnsi="Arial"/>
-          <w:b/>
-          <w:color w:val="000000"/>
-          <w:sz w:val="22"/>
-        </w:rPr>
-        <w:t>2.3.2 Interruptor General de Cabecera en el Tablero General (TD)</w:t>
-      </w:r>
-    </w:p>
-    <w:p>
-      <w:pPr>
-        <w:spacing w:before="0" w:after="120" w:line="276" w:lineRule="auto"/>
-        <w:ind w:firstLine="720"/>
-        <w:jc w:val="both"/>
-      </w:pPr>
-      <w:r>
-        <w:rPr>
-          <w:rFonts w:ascii="Arial" w:hAnsi="Arial"/>
-          <w:b w:val="0"/>
-          <w:i w:val="0"/>
-          <w:color w:val="000000"/>
-          <w:sz w:val="22"/>
-        </w:rPr>
-        <w:t>• Tipo de Dispositivo: Interruptor Termomagnético (ITM) Tripolar automático.</w:t>
-        <w:br/>
-        <w:t>• Calibre Nominal: 3 x 40 Amperios (3P).</w:t>
-        <w:br/>
-        <w:t>• Capacidad de Ruptura / Cortocircuito (Icu): 10 kA a 220/240 V AC (Norma IEC 60947-2 / IEC 60898).</w:t>
-        <w:br/>
-        <w:t>• Curva de Disparo Térmico-Magnético: Curva C (Disparo magnético entre 5 y 10 veces In, idóneo para cargas residenciales con picos de arranque de motores).</w:t>
-        <w:br/>
-        <w:t>• Función: Protección integral del alimentador principal y desenganche total manual/automático del tablero.</w:t>
-      </w:r>
-    </w:p>
-    <w:p>
-      <w:pPr>
-        <w:keepNext/>
-        <w:spacing w:before="200" w:after="80"/>
-        <w:jc w:val="left"/>
-      </w:pPr>
-      <w:r>
-        <w:rPr>
-          <w:rFonts w:ascii="Arial" w:hAnsi="Arial"/>
-          <w:b/>
-          <w:color w:val="000000"/>
-          <w:sz w:val="22"/>
-        </w:rPr>
-        <w:t>2.3.3 Barras Colectoras y Coordinación de Protecciones</w:t>
-      </w:r>
-    </w:p>
-    <w:p>
-      <w:pPr>
-        <w:spacing w:before="0" w:after="120" w:line="276" w:lineRule="auto"/>
-        <w:ind w:firstLine="720"/>
-        <w:jc w:val="both"/>
-      </w:pPr>
-      <w:r>
-        <w:rPr>
-          <w:rFonts w:ascii="Arial" w:hAnsi="Arial"/>
-          <w:b w:val="0"/>
-          <w:i w:val="0"/>
-          <w:color w:val="000000"/>
-          <w:sz w:val="22"/>
-        </w:rPr>
-        <w:t>• Barras Colectoras R-S-T: Pletinas de cobre electrolítico puro de 99.9% Cu, dimensionadas para una corriente nominal de 100 A, montadas sobre aisladores de resina epóxica.</w:t>
-        <w:br/>
-        <w:t>• Luces Piloto Indicadoras: Juego de 3 lámparas piloto LED de color Rojo, Amarillo y Azul conectadas a las fases R-S-T para verificación visual de presencia de tensión en barras.</w:t>
-      </w:r>
-    </w:p>
-    <w:p>
-      <w:pPr>
-        <w:keepNext/>
-        <w:spacing w:before="200" w:after="80"/>
-        <w:jc w:val="left"/>
-      </w:pPr>
-      <w:r>
-        <w:rPr>
-          <w:rFonts w:ascii="Arial" w:hAnsi="Arial"/>
-          <w:b/>
-          <w:color w:val="000000"/>
-          <w:sz w:val="22"/>
-        </w:rPr>
-        <w:t>2.3.4 Desglose Específico Circuito por Circuito (C-1 a C-8)</w:t>
-      </w:r>
-    </w:p>
-    <w:p>
-      <w:pPr>
-        <w:spacing w:before="0" w:after="120" w:line="276" w:lineRule="auto"/>
-        <w:ind w:firstLine="720"/>
-        <w:jc w:val="both"/>
-      </w:pPr>
-      <w:r>
-        <w:rPr>
-          <w:rFonts w:ascii="Arial" w:hAnsi="Arial"/>
-          <w:b w:val="0"/>
-          <w:i w:val="0"/>
-          <w:color w:val="000000"/>
-          <w:sz w:val="22"/>
-        </w:rPr>
-        <w:t>A continuación se especifica la configuración de protección y cableado de cada una de las 8 salidas derivadas del Tablero General:</w:t>
-      </w:r>
-    </w:p>
-    <w:p>
-      <w:pPr>
-        <w:spacing w:before="0" w:after="120" w:line="276" w:lineRule="auto"/>
-        <w:ind w:firstLine="288"/>
-        <w:jc w:val="both"/>
-      </w:pPr>
-      <w:r>
-        <w:rPr>
-          <w:rFonts w:ascii="Arial" w:hAnsi="Arial"/>
-          <w:b w:val="0"/>
-          <w:i w:val="0"/>
-          <w:color w:val="000000"/>
-          <w:sz w:val="22"/>
-        </w:rPr>
-        <w:t>1. Circuito C-1 (Alumbrado y Tomacorrientes Generales 1er Piso - Base 90 m²):</w:t>
-        <w:br/>
-        <w:t xml:space="preserve">   - Protecciones: ITM 2P x 16 A (6 kA, Curva C) + ID 2P x 25 A (Sensibilidad 30 mA, Clase AC).</w:t>
-        <w:br/>
-        <w:t xml:space="preserve">   - Conductor: 2 x 2.5 mm² NH-80.</w:t>
-        <w:br/>
-        <w:t xml:space="preserve">   - Tubería: PVC Liviano (SEL) Ø 20 mm (3/4").</w:t>
-        <w:br/>
-        <w:t xml:space="preserve">   - Carga: Centros de luz LED, dicroicos y tomacorrientes generales en Sala, Comedor, Estar, Dormitorio 1er Piso. MD = 2,500 W, In = 12.63 A.</w:t>
-      </w:r>
-    </w:p>
-    <w:p>
-      <w:pPr>
-        <w:spacing w:before="0" w:after="120" w:line="276" w:lineRule="auto"/>
-        <w:ind w:firstLine="288"/>
-        <w:jc w:val="both"/>
-      </w:pPr>
-      <w:r>
-        <w:rPr>
-          <w:rFonts w:ascii="Arial" w:hAnsi="Arial"/>
-          <w:b w:val="0"/>
-          <w:i w:val="0"/>
-          <w:color w:val="000000"/>
-          <w:sz w:val="22"/>
-        </w:rPr>
-        <w:t>2. Circuito C-2 (Alumbrado y Tomacorrientes Generales 2do Piso y Azotea - Área Adicional):</w:t>
-        <w:br/>
-        <w:t xml:space="preserve">   - Protecciones: ITM 2P x 16 A (6 kA, Curva C) + ID 2P x 25 A (Sensibilidad 30 mA, Clase AC).</w:t>
-        <w:br/>
-        <w:t xml:space="preserve">   - Conductor: 2 x 2.5 mm² NH-80.</w:t>
-        <w:br/>
-        <w:t xml:space="preserve">   - Tubería: PVC Liviano (SEL) Ø 20 mm (3/4").</w:t>
-        <w:br/>
-        <w:t xml:space="preserve">   - Carga: Centros de luz LED y tomacorrientes en 4 Dormitorios 2do piso, Baños, Hall, Depósito y Azotea. MD = 700 W, In = 3.54 A.</w:t>
-      </w:r>
-    </w:p>
-    <w:p>
-      <w:pPr>
-        <w:spacing w:before="0" w:after="120" w:line="276" w:lineRule="auto"/>
-        <w:ind w:firstLine="288"/>
-        <w:jc w:val="both"/>
-      </w:pPr>
-      <w:r>
-        <w:rPr>
-          <w:rFonts w:ascii="Arial" w:hAnsi="Arial"/>
-          <w:b w:val="0"/>
-          <w:i w:val="0"/>
-          <w:color w:val="000000"/>
-          <w:sz w:val="22"/>
-        </w:rPr>
-        <w:t>3. Circuito C-3 (Cocina Eléctrica - 1er Piso):</w:t>
-        <w:br/>
-        <w:t xml:space="preserve">   - Protecciones: ITM 3P x 25 A (6 kA, Curva C) + ID 3P x 32 A (Sensibilidad 30 mA, Clase A/AC).</w:t>
-        <w:br/>
-        <w:t xml:space="preserve">   - Conductor: 3 x 6.0 mm² NH-80.</w:t>
-        <w:br/>
-        <w:t xml:space="preserve">   - Tubería: PVC Pesado (SAP) Ø 25 mm (1").</w:t>
-        <w:br/>
-        <w:t xml:space="preserve">   - Carga: Suministro trifásico 220V 3Ø para Cocina Eléctrica empotrada de 4 hornillas + horno (PI = 6,000 W @ FS=0.80 -&gt; MD = 4,800 W, In = 13.99 A).</w:t>
-      </w:r>
-    </w:p>
-    <w:p>
-      <w:pPr>
-        <w:spacing w:before="0" w:after="120" w:line="276" w:lineRule="auto"/>
-        <w:ind w:firstLine="288"/>
-        <w:jc w:val="both"/>
-      </w:pPr>
-      <w:r>
-        <w:rPr>
-          <w:rFonts w:ascii="Arial" w:hAnsi="Arial"/>
-          <w:b w:val="0"/>
-          <w:i w:val="0"/>
-          <w:color w:val="000000"/>
-          <w:sz w:val="22"/>
-        </w:rPr>
-        <w:t>4. Circuito C-4 (Terma Eléctrica / Ducha - 2do Piso):</w:t>
-        <w:br/>
-        <w:t xml:space="preserve">   - Protecciones: ITM 2P x 16 A (6 kA, Curva C) + ID 2P x 25 A (Sensibilidad 30 mA de alta rapidez).</w:t>
-        <w:br/>
-        <w:t xml:space="preserve">   - Conductor: 2 x 4.0 mm² NH-80.</w:t>
-        <w:br/>
-        <w:t xml:space="preserve">   - Tubería: PVC Pesado (SAP) Ø 20 mm (3/4").</w:t>
-        <w:br/>
-        <w:t xml:space="preserve">   - Carga: Terma acumuladora de agua caliente sanitaria de 80 Litros (1,500 W). MD = 1,500 W, In = 7.58 A.</w:t>
-      </w:r>
-    </w:p>
-    <w:p>
-      <w:pPr>
-        <w:spacing w:before="0" w:after="120" w:line="276" w:lineRule="auto"/>
-        <w:ind w:firstLine="288"/>
-        <w:jc w:val="both"/>
-      </w:pPr>
-      <w:r>
-        <w:rPr>
-          <w:rFonts w:ascii="Arial" w:hAnsi="Arial"/>
-          <w:b w:val="0"/>
-          <w:i w:val="0"/>
-          <w:color w:val="000000"/>
-          <w:sz w:val="22"/>
-        </w:rPr>
-        <w:t>5. Circuito C-5 (Electrobomba de Agua - Patio / Cisterna):</w:t>
-        <w:br/>
-        <w:t xml:space="preserve">   - Protecciones: ITM 2P x 16 A (6 kA, Curva C) + ID 2P x 25 A (30 mA) + Guardamotor / Térmico + Control por boya automática de nivel.</w:t>
-        <w:br/>
-        <w:t xml:space="preserve">   - Conductor: 2 x 2.5 mm² NH-80.</w:t>
-        <w:br/>
-        <w:t xml:space="preserve">   - Tubería: PVC Pesado (SAP) Ø 20 mm (3/4").</w:t>
-        <w:br/>
-        <w:t xml:space="preserve">   - Carga: Motor eléctrico de bomba centrífuga de agua potable de 0.75 HP (750 W). MD = 750 W, In = 3.79 A.</w:t>
-      </w:r>
-    </w:p>
-    <w:p>
-      <w:pPr>
-        <w:spacing w:before="0" w:after="120" w:line="276" w:lineRule="auto"/>
-        <w:ind w:firstLine="288"/>
-        <w:jc w:val="both"/>
-      </w:pPr>
-      <w:r>
-        <w:rPr>
-          <w:rFonts w:ascii="Arial" w:hAnsi="Arial"/>
-          <w:b w:val="0"/>
-          <w:i w:val="0"/>
-          <w:color w:val="000000"/>
-          <w:sz w:val="22"/>
-        </w:rPr>
-        <w:t>6. Circuito C-6 (Tomacorrientes Especiales de Cocina - Artefactos Menores):</w:t>
-        <w:br/>
-        <w:t xml:space="preserve">   - Protecciones: ITM 2P x 20 A (6 kA, Curva C) + ID 2P x 25 A (Sensibilidad 30 mA).</w:t>
-        <w:br/>
-        <w:t xml:space="preserve">   - Conductor: 2 x 4.0 mm² NH-80.</w:t>
-        <w:br/>
-        <w:t xml:space="preserve">   - Tubería: PVC Pesado (SAP) Ø 20 mm (3/4").</w:t>
-        <w:br/>
-        <w:t xml:space="preserve">   - Carga: Horno microondas, licuadora, cafetera, freidora de aire, arrocera (PI = 1,500 W @ FS=0.50 -&gt; MD = 750 W, In = 3.79 A).</w:t>
-      </w:r>
-    </w:p>
-    <w:p>
-      <w:pPr>
-        <w:spacing w:before="0" w:after="120" w:line="276" w:lineRule="auto"/>
-        <w:ind w:firstLine="288"/>
-        <w:jc w:val="both"/>
-      </w:pPr>
-      <w:r>
-        <w:rPr>
-          <w:rFonts w:ascii="Arial" w:hAnsi="Arial"/>
-          <w:b w:val="0"/>
-          <w:i w:val="0"/>
-          <w:color w:val="000000"/>
-          <w:sz w:val="22"/>
-        </w:rPr>
-        <w:t>7. Circuito C-7 (Lavadora y Secadora de Ropa - Azotea / Lavandería):</w:t>
-        <w:br/>
-        <w:t xml:space="preserve">   - Protecciones: ITM 2P x 20 A (6 kA, Curva C) + ID 2P x 25 A (Sensibilidad 30 mA).</w:t>
-        <w:br/>
-        <w:t xml:space="preserve">   - Conductor: 2 x 4.0 mm² NH-80.</w:t>
-        <w:br/>
-        <w:t xml:space="preserve">   - Tubería: PVC Pesado (SAP) Ø 20 mm (3/4").</w:t>
-        <w:br/>
-        <w:t xml:space="preserve">   - Carga: Lavadora automática y secadora eléctrica en zona de lavandería azotea (PI = 2,500 W @ FS=0.70 -&gt; MD = 1,750 W, In = 8.84 A).</w:t>
-      </w:r>
-    </w:p>
-    <w:p>
-      <w:pPr>
-        <w:spacing w:before="0" w:after="120" w:line="276" w:lineRule="auto"/>
-        <w:ind w:firstLine="288"/>
-        <w:jc w:val="both"/>
-      </w:pPr>
-      <w:r>
-        <w:rPr>
-          <w:rFonts w:ascii="Arial" w:hAnsi="Arial"/>
-          <w:b w:val="0"/>
-          <w:i w:val="0"/>
-          <w:color w:val="000000"/>
-          <w:sz w:val="22"/>
-        </w:rPr>
-        <w:t>8. Circuito C-8 (Cargas Especiales de Reserva / Ampliaciones Futuras):</w:t>
-        <w:br/>
-        <w:t xml:space="preserve">   - Protecciones: ITM 2P x 20 A (6 kA, Curva C) equipado de reserva en el gabinete metálico.</w:t>
-        <w:br/>
-        <w:t xml:space="preserve">   - Conductor: 2 x 4.0 mm² NH-80 proyectado en ducto PVC-P Ø 20 mm hacia azotea/patio. MD = 750 W, In = 3.79 A.</w:t>
+        <w:t xml:space="preserve">  - Circuito C-8 (Reserva Especial): Fases R-S | ITM 2x20A (Reserva equipada).</w:t>
       </w:r>
     </w:p>
     <w:p>
@@ -4851,7 +3155,7 @@
       <w:r>
         <w:drawing>
           <wp:inline xmlns:a="http://schemas.openxmlformats.org/drawingml/2006/main" xmlns:pic="http://schemas.openxmlformats.org/drawingml/2006/picture">
-            <wp:extent cx="5669280" cy="4488180"/>
+            <wp:extent cx="5669280" cy="4049486"/>
             <wp:docPr id="2" name="Picture 2"/>
             <wp:cNvGraphicFramePr>
               <a:graphicFrameLocks noChangeAspect="1"/>
@@ -4872,7 +3176,7 @@
                   <pic:spPr>
                     <a:xfrm>
                       <a:off x="0" y="0"/>
-                      <a:ext cx="5669280" cy="4488180"/>
+                      <a:ext cx="5669280" cy="4049486"/>
                     </a:xfrm>
                     <a:prstGeom prst="rect"/>
                   </pic:spPr>
@@ -4896,1778 +3200,7 @@
           <w:color w:val="3C3C3C"/>
           <w:sz w:val="19"/>
         </w:rPr>
-        <w:t>Figura 1: Diagrama Unifilar Detallado del Tablero General de Distribución (TD)</w:t>
-      </w:r>
-    </w:p>
-    <w:p>
-      <w:pPr>
-        <w:keepNext/>
-        <w:spacing w:before="280" w:after="80"/>
-        <w:jc w:val="left"/>
-      </w:pPr>
-      <w:r>
-        <w:rPr>
-          <w:rFonts w:ascii="Arial" w:hAnsi="Arial"/>
-          <w:b/>
-          <w:color w:val="184C78"/>
-          <w:sz w:val="24"/>
-        </w:rPr>
-        <w:t>2.4 CUADRO COMPLETO DE DIMENSIONAMIENTO DE CIRCUITOS DERIVADOS</w:t>
-      </w:r>
-    </w:p>
-    <w:tbl>
-      <w:tblPr>
-        <w:tblW w:type="auto" w:w="0"/>
-        <w:jc w:val="center"/>
-        <w:tblLook w:firstColumn="1" w:firstRow="1" w:lastColumn="0" w:lastRow="0" w:noHBand="0" w:noVBand="1" w:val="04A0"/>
-      </w:tblPr>
-      <w:tblGrid>
-        <w:gridCol w:w="1345"/>
-        <w:gridCol w:w="1345"/>
-        <w:gridCol w:w="1345"/>
-        <w:gridCol w:w="1345"/>
-        <w:gridCol w:w="1345"/>
-        <w:gridCol w:w="1345"/>
-        <w:gridCol w:w="1345"/>
-      </w:tblGrid>
-      <w:tr>
-        <w:tc>
-          <w:tcPr>
-            <w:tcW w:type="dxa" w:w="1345"/>
-            <w:shd w:fill="0F2043"/>
-            <w:tcMar>
-              <w:top w:w="80" w:type="dxa"/>
-              <w:bottom w:w="80" w:type="dxa"/>
-              <w:left w:w="80" w:type="dxa"/>
-              <w:right w:w="80" w:type="dxa"/>
-            </w:tcMar>
-          </w:tcPr>
-          <w:p>
-            <w:pPr>
-              <w:jc w:val="center"/>
-            </w:pPr>
-            <w:r>
-              <w:rPr>
-                <w:rFonts w:ascii="Arial" w:hAnsi="Arial"/>
-                <w:b/>
-                <w:color w:val="FFFFFF"/>
-                <w:sz w:val="17"/>
-              </w:rPr>
-              <w:t>Circuito</w:t>
-            </w:r>
-          </w:p>
-        </w:tc>
-        <w:tc>
-          <w:tcPr>
-            <w:tcW w:type="dxa" w:w="1345"/>
-            <w:shd w:fill="0F2043"/>
-            <w:tcMar>
-              <w:top w:w="80" w:type="dxa"/>
-              <w:bottom w:w="80" w:type="dxa"/>
-              <w:left w:w="80" w:type="dxa"/>
-              <w:right w:w="80" w:type="dxa"/>
-            </w:tcMar>
-          </w:tcPr>
-          <w:p>
-            <w:pPr>
-              <w:jc w:val="center"/>
-            </w:pPr>
-            <w:r>
-              <w:rPr>
-                <w:rFonts w:ascii="Arial" w:hAnsi="Arial"/>
-                <w:b/>
-                <w:color w:val="FFFFFF"/>
-                <w:sz w:val="17"/>
-              </w:rPr>
-              <w:t>Descripción</w:t>
-            </w:r>
-          </w:p>
-        </w:tc>
-        <w:tc>
-          <w:tcPr>
-            <w:tcW w:type="dxa" w:w="1345"/>
-            <w:shd w:fill="0F2043"/>
-            <w:tcMar>
-              <w:top w:w="80" w:type="dxa"/>
-              <w:bottom w:w="80" w:type="dxa"/>
-              <w:left w:w="80" w:type="dxa"/>
-              <w:right w:w="80" w:type="dxa"/>
-            </w:tcMar>
-          </w:tcPr>
-          <w:p>
-            <w:pPr>
-              <w:jc w:val="center"/>
-            </w:pPr>
-            <w:r>
-              <w:rPr>
-                <w:rFonts w:ascii="Arial" w:hAnsi="Arial"/>
-                <w:b/>
-                <w:color w:val="FFFFFF"/>
-                <w:sz w:val="17"/>
-              </w:rPr>
-              <w:t>MD (W)</w:t>
-            </w:r>
-          </w:p>
-        </w:tc>
-        <w:tc>
-          <w:tcPr>
-            <w:tcW w:type="dxa" w:w="1345"/>
-            <w:shd w:fill="0F2043"/>
-            <w:tcMar>
-              <w:top w:w="80" w:type="dxa"/>
-              <w:bottom w:w="80" w:type="dxa"/>
-              <w:left w:w="80" w:type="dxa"/>
-              <w:right w:w="80" w:type="dxa"/>
-            </w:tcMar>
-          </w:tcPr>
-          <w:p>
-            <w:pPr>
-              <w:jc w:val="center"/>
-            </w:pPr>
-            <w:r>
-              <w:rPr>
-                <w:rFonts w:ascii="Arial" w:hAnsi="Arial"/>
-                <w:b/>
-                <w:color w:val="FFFFFF"/>
-                <w:sz w:val="17"/>
-              </w:rPr>
-              <w:t>In (A)</w:t>
-            </w:r>
-          </w:p>
-        </w:tc>
-        <w:tc>
-          <w:tcPr>
-            <w:tcW w:type="dxa" w:w="1345"/>
-            <w:shd w:fill="0F2043"/>
-            <w:tcMar>
-              <w:top w:w="80" w:type="dxa"/>
-              <w:bottom w:w="80" w:type="dxa"/>
-              <w:left w:w="80" w:type="dxa"/>
-              <w:right w:w="80" w:type="dxa"/>
-            </w:tcMar>
-          </w:tcPr>
-          <w:p>
-            <w:pPr>
-              <w:jc w:val="center"/>
-            </w:pPr>
-            <w:r>
-              <w:rPr>
-                <w:rFonts w:ascii="Arial" w:hAnsi="Arial"/>
-                <w:b/>
-                <w:color w:val="FFFFFF"/>
-                <w:sz w:val="17"/>
-              </w:rPr>
-              <w:t>Conductor NH-80</w:t>
-            </w:r>
-          </w:p>
-        </w:tc>
-        <w:tc>
-          <w:tcPr>
-            <w:tcW w:type="dxa" w:w="1345"/>
-            <w:shd w:fill="0F2043"/>
-            <w:tcMar>
-              <w:top w:w="80" w:type="dxa"/>
-              <w:bottom w:w="80" w:type="dxa"/>
-              <w:left w:w="80" w:type="dxa"/>
-              <w:right w:w="80" w:type="dxa"/>
-            </w:tcMar>
-          </w:tcPr>
-          <w:p>
-            <w:pPr>
-              <w:jc w:val="center"/>
-            </w:pPr>
-            <w:r>
-              <w:rPr>
-                <w:rFonts w:ascii="Arial" w:hAnsi="Arial"/>
-                <w:b/>
-                <w:color w:val="FFFFFF"/>
-                <w:sz w:val="17"/>
-              </w:rPr>
-              <w:t>Tubería PVC</w:t>
-            </w:r>
-          </w:p>
-        </w:tc>
-        <w:tc>
-          <w:tcPr>
-            <w:tcW w:type="dxa" w:w="1345"/>
-            <w:shd w:fill="0F2043"/>
-            <w:tcMar>
-              <w:top w:w="80" w:type="dxa"/>
-              <w:bottom w:w="80" w:type="dxa"/>
-              <w:left w:w="80" w:type="dxa"/>
-              <w:right w:w="80" w:type="dxa"/>
-            </w:tcMar>
-          </w:tcPr>
-          <w:p>
-            <w:pPr>
-              <w:jc w:val="center"/>
-            </w:pPr>
-            <w:r>
-              <w:rPr>
-                <w:rFonts w:ascii="Arial" w:hAnsi="Arial"/>
-                <w:b/>
-                <w:color w:val="FFFFFF"/>
-                <w:sz w:val="17"/>
-              </w:rPr>
-              <w:t>Protección ITM / ID</w:t>
-            </w:r>
-          </w:p>
-        </w:tc>
-      </w:tr>
-      <w:tr>
-        <w:tc>
-          <w:tcPr>
-            <w:tcW w:type="dxa" w:w="1345"/>
-            <w:shd w:fill="F0F4F8"/>
-            <w:tcMar>
-              <w:top w:w="50" w:type="dxa"/>
-              <w:bottom w:w="50" w:type="dxa"/>
-              <w:left w:w="60" w:type="dxa"/>
-              <w:right w:w="60" w:type="dxa"/>
-            </w:tcMar>
-          </w:tcPr>
-          <w:p>
-            <w:pPr>
-              <w:spacing w:after="40"/>
-              <w:jc w:val="center"/>
-            </w:pPr>
-            <w:r>
-              <w:rPr>
-                <w:rFonts w:ascii="Arial" w:hAnsi="Arial"/>
-                <w:b/>
-                <w:sz w:val="16"/>
-              </w:rPr>
-              <w:t>C-1</w:t>
-            </w:r>
-          </w:p>
-        </w:tc>
-        <w:tc>
-          <w:tcPr>
-            <w:tcW w:type="dxa" w:w="1345"/>
-            <w:shd w:fill="F0F4F8"/>
-            <w:tcMar>
-              <w:top w:w="50" w:type="dxa"/>
-              <w:bottom w:w="50" w:type="dxa"/>
-              <w:left w:w="60" w:type="dxa"/>
-              <w:right w:w="60" w:type="dxa"/>
-            </w:tcMar>
-          </w:tcPr>
-          <w:p>
-            <w:pPr>
-              <w:spacing w:after="40"/>
-              <w:jc w:val="left"/>
-            </w:pPr>
-            <w:r>
-              <w:rPr>
-                <w:rFonts w:ascii="Arial" w:hAnsi="Arial"/>
-                <w:sz w:val="16"/>
-              </w:rPr>
-              <w:t>Alum. y Tomac. 1er Piso</w:t>
-            </w:r>
-          </w:p>
-        </w:tc>
-        <w:tc>
-          <w:tcPr>
-            <w:tcW w:type="dxa" w:w="1345"/>
-            <w:shd w:fill="F0F4F8"/>
-            <w:tcMar>
-              <w:top w:w="50" w:type="dxa"/>
-              <w:bottom w:w="50" w:type="dxa"/>
-              <w:left w:w="60" w:type="dxa"/>
-              <w:right w:w="60" w:type="dxa"/>
-            </w:tcMar>
-          </w:tcPr>
-          <w:p>
-            <w:pPr>
-              <w:spacing w:after="40"/>
-              <w:jc w:val="center"/>
-            </w:pPr>
-            <w:r>
-              <w:rPr>
-                <w:rFonts w:ascii="Arial" w:hAnsi="Arial"/>
-                <w:sz w:val="16"/>
-              </w:rPr>
-              <w:t>2,500</w:t>
-            </w:r>
-          </w:p>
-        </w:tc>
-        <w:tc>
-          <w:tcPr>
-            <w:tcW w:type="dxa" w:w="1345"/>
-            <w:shd w:fill="F0F4F8"/>
-            <w:tcMar>
-              <w:top w:w="50" w:type="dxa"/>
-              <w:bottom w:w="50" w:type="dxa"/>
-              <w:left w:w="60" w:type="dxa"/>
-              <w:right w:w="60" w:type="dxa"/>
-            </w:tcMar>
-          </w:tcPr>
-          <w:p>
-            <w:pPr>
-              <w:spacing w:after="40"/>
-              <w:jc w:val="center"/>
-            </w:pPr>
-            <w:r>
-              <w:rPr>
-                <w:rFonts w:ascii="Arial" w:hAnsi="Arial"/>
-                <w:sz w:val="16"/>
-              </w:rPr>
-              <w:t>12.63</w:t>
-            </w:r>
-          </w:p>
-        </w:tc>
-        <w:tc>
-          <w:tcPr>
-            <w:tcW w:type="dxa" w:w="1345"/>
-            <w:shd w:fill="F0F4F8"/>
-            <w:tcMar>
-              <w:top w:w="50" w:type="dxa"/>
-              <w:bottom w:w="50" w:type="dxa"/>
-              <w:left w:w="60" w:type="dxa"/>
-              <w:right w:w="60" w:type="dxa"/>
-            </w:tcMar>
-          </w:tcPr>
-          <w:p>
-            <w:pPr>
-              <w:spacing w:after="40"/>
-              <w:jc w:val="center"/>
-            </w:pPr>
-            <w:r>
-              <w:rPr>
-                <w:rFonts w:ascii="Arial" w:hAnsi="Arial"/>
-                <w:sz w:val="16"/>
-              </w:rPr>
-              <w:t>2x2.5 mm²</w:t>
-            </w:r>
-          </w:p>
-        </w:tc>
-        <w:tc>
-          <w:tcPr>
-            <w:tcW w:type="dxa" w:w="1345"/>
-            <w:shd w:fill="F0F4F8"/>
-            <w:tcMar>
-              <w:top w:w="50" w:type="dxa"/>
-              <w:bottom w:w="50" w:type="dxa"/>
-              <w:left w:w="60" w:type="dxa"/>
-              <w:right w:w="60" w:type="dxa"/>
-            </w:tcMar>
-          </w:tcPr>
-          <w:p>
-            <w:pPr>
-              <w:spacing w:after="40"/>
-              <w:jc w:val="center"/>
-            </w:pPr>
-            <w:r>
-              <w:rPr>
-                <w:rFonts w:ascii="Arial" w:hAnsi="Arial"/>
-                <w:sz w:val="16"/>
-              </w:rPr>
-              <w:t>20 mm (3/4" SEL)</w:t>
-            </w:r>
-          </w:p>
-        </w:tc>
-        <w:tc>
-          <w:tcPr>
-            <w:tcW w:type="dxa" w:w="1345"/>
-            <w:shd w:fill="F0F4F8"/>
-            <w:tcMar>
-              <w:top w:w="50" w:type="dxa"/>
-              <w:bottom w:w="50" w:type="dxa"/>
-              <w:left w:w="60" w:type="dxa"/>
-              <w:right w:w="60" w:type="dxa"/>
-            </w:tcMar>
-          </w:tcPr>
-          <w:p>
-            <w:pPr>
-              <w:spacing w:after="40"/>
-              <w:jc w:val="center"/>
-            </w:pPr>
-            <w:r>
-              <w:rPr>
-                <w:rFonts w:ascii="Arial" w:hAnsi="Arial"/>
-                <w:b/>
-                <w:sz w:val="16"/>
-              </w:rPr>
-              <w:t>ITM 2x16A / ID 2x25A 30mA</w:t>
-            </w:r>
-          </w:p>
-        </w:tc>
-      </w:tr>
-      <w:tr>
-        <w:tc>
-          <w:tcPr>
-            <w:tcW w:type="dxa" w:w="1345"/>
-            <w:shd w:fill="FFFFFF"/>
-            <w:tcMar>
-              <w:top w:w="50" w:type="dxa"/>
-              <w:bottom w:w="50" w:type="dxa"/>
-              <w:left w:w="60" w:type="dxa"/>
-              <w:right w:w="60" w:type="dxa"/>
-            </w:tcMar>
-          </w:tcPr>
-          <w:p>
-            <w:pPr>
-              <w:spacing w:after="40"/>
-              <w:jc w:val="center"/>
-            </w:pPr>
-            <w:r>
-              <w:rPr>
-                <w:rFonts w:ascii="Arial" w:hAnsi="Arial"/>
-                <w:b/>
-                <w:sz w:val="16"/>
-              </w:rPr>
-              <w:t>C-2</w:t>
-            </w:r>
-          </w:p>
-        </w:tc>
-        <w:tc>
-          <w:tcPr>
-            <w:tcW w:type="dxa" w:w="1345"/>
-            <w:shd w:fill="FFFFFF"/>
-            <w:tcMar>
-              <w:top w:w="50" w:type="dxa"/>
-              <w:bottom w:w="50" w:type="dxa"/>
-              <w:left w:w="60" w:type="dxa"/>
-              <w:right w:w="60" w:type="dxa"/>
-            </w:tcMar>
-          </w:tcPr>
-          <w:p>
-            <w:pPr>
-              <w:spacing w:after="40"/>
-              <w:jc w:val="left"/>
-            </w:pPr>
-            <w:r>
-              <w:rPr>
-                <w:rFonts w:ascii="Arial" w:hAnsi="Arial"/>
-                <w:sz w:val="16"/>
-              </w:rPr>
-              <w:t>Alum. y Tomac. 2do/Azotea</w:t>
-            </w:r>
-          </w:p>
-        </w:tc>
-        <w:tc>
-          <w:tcPr>
-            <w:tcW w:type="dxa" w:w="1345"/>
-            <w:shd w:fill="FFFFFF"/>
-            <w:tcMar>
-              <w:top w:w="50" w:type="dxa"/>
-              <w:bottom w:w="50" w:type="dxa"/>
-              <w:left w:w="60" w:type="dxa"/>
-              <w:right w:w="60" w:type="dxa"/>
-            </w:tcMar>
-          </w:tcPr>
-          <w:p>
-            <w:pPr>
-              <w:spacing w:after="40"/>
-              <w:jc w:val="center"/>
-            </w:pPr>
-            <w:r>
-              <w:rPr>
-                <w:rFonts w:ascii="Arial" w:hAnsi="Arial"/>
-                <w:sz w:val="16"/>
-              </w:rPr>
-              <w:t>700</w:t>
-            </w:r>
-          </w:p>
-        </w:tc>
-        <w:tc>
-          <w:tcPr>
-            <w:tcW w:type="dxa" w:w="1345"/>
-            <w:shd w:fill="FFFFFF"/>
-            <w:tcMar>
-              <w:top w:w="50" w:type="dxa"/>
-              <w:bottom w:w="50" w:type="dxa"/>
-              <w:left w:w="60" w:type="dxa"/>
-              <w:right w:w="60" w:type="dxa"/>
-            </w:tcMar>
-          </w:tcPr>
-          <w:p>
-            <w:pPr>
-              <w:spacing w:after="40"/>
-              <w:jc w:val="center"/>
-            </w:pPr>
-            <w:r>
-              <w:rPr>
-                <w:rFonts w:ascii="Arial" w:hAnsi="Arial"/>
-                <w:sz w:val="16"/>
-              </w:rPr>
-              <w:t>3.54</w:t>
-            </w:r>
-          </w:p>
-        </w:tc>
-        <w:tc>
-          <w:tcPr>
-            <w:tcW w:type="dxa" w:w="1345"/>
-            <w:shd w:fill="FFFFFF"/>
-            <w:tcMar>
-              <w:top w:w="50" w:type="dxa"/>
-              <w:bottom w:w="50" w:type="dxa"/>
-              <w:left w:w="60" w:type="dxa"/>
-              <w:right w:w="60" w:type="dxa"/>
-            </w:tcMar>
-          </w:tcPr>
-          <w:p>
-            <w:pPr>
-              <w:spacing w:after="40"/>
-              <w:jc w:val="center"/>
-            </w:pPr>
-            <w:r>
-              <w:rPr>
-                <w:rFonts w:ascii="Arial" w:hAnsi="Arial"/>
-                <w:sz w:val="16"/>
-              </w:rPr>
-              <w:t>2x2.5 mm²</w:t>
-            </w:r>
-          </w:p>
-        </w:tc>
-        <w:tc>
-          <w:tcPr>
-            <w:tcW w:type="dxa" w:w="1345"/>
-            <w:shd w:fill="FFFFFF"/>
-            <w:tcMar>
-              <w:top w:w="50" w:type="dxa"/>
-              <w:bottom w:w="50" w:type="dxa"/>
-              <w:left w:w="60" w:type="dxa"/>
-              <w:right w:w="60" w:type="dxa"/>
-            </w:tcMar>
-          </w:tcPr>
-          <w:p>
-            <w:pPr>
-              <w:spacing w:after="40"/>
-              <w:jc w:val="center"/>
-            </w:pPr>
-            <w:r>
-              <w:rPr>
-                <w:rFonts w:ascii="Arial" w:hAnsi="Arial"/>
-                <w:sz w:val="16"/>
-              </w:rPr>
-              <w:t>20 mm (3/4" SEL)</w:t>
-            </w:r>
-          </w:p>
-        </w:tc>
-        <w:tc>
-          <w:tcPr>
-            <w:tcW w:type="dxa" w:w="1345"/>
-            <w:shd w:fill="FFFFFF"/>
-            <w:tcMar>
-              <w:top w:w="50" w:type="dxa"/>
-              <w:bottom w:w="50" w:type="dxa"/>
-              <w:left w:w="60" w:type="dxa"/>
-              <w:right w:w="60" w:type="dxa"/>
-            </w:tcMar>
-          </w:tcPr>
-          <w:p>
-            <w:pPr>
-              <w:spacing w:after="40"/>
-              <w:jc w:val="center"/>
-            </w:pPr>
-            <w:r>
-              <w:rPr>
-                <w:rFonts w:ascii="Arial" w:hAnsi="Arial"/>
-                <w:b/>
-                <w:sz w:val="16"/>
-              </w:rPr>
-              <w:t>ITM 2x16A / ID 2x25A 30mA</w:t>
-            </w:r>
-          </w:p>
-        </w:tc>
-      </w:tr>
-      <w:tr>
-        <w:tc>
-          <w:tcPr>
-            <w:tcW w:type="dxa" w:w="1345"/>
-            <w:shd w:fill="F0F4F8"/>
-            <w:tcMar>
-              <w:top w:w="50" w:type="dxa"/>
-              <w:bottom w:w="50" w:type="dxa"/>
-              <w:left w:w="60" w:type="dxa"/>
-              <w:right w:w="60" w:type="dxa"/>
-            </w:tcMar>
-          </w:tcPr>
-          <w:p>
-            <w:pPr>
-              <w:spacing w:after="40"/>
-              <w:jc w:val="center"/>
-            </w:pPr>
-            <w:r>
-              <w:rPr>
-                <w:rFonts w:ascii="Arial" w:hAnsi="Arial"/>
-                <w:b/>
-                <w:sz w:val="16"/>
-              </w:rPr>
-              <w:t>C-3</w:t>
-            </w:r>
-          </w:p>
-        </w:tc>
-        <w:tc>
-          <w:tcPr>
-            <w:tcW w:type="dxa" w:w="1345"/>
-            <w:shd w:fill="F0F4F8"/>
-            <w:tcMar>
-              <w:top w:w="50" w:type="dxa"/>
-              <w:bottom w:w="50" w:type="dxa"/>
-              <w:left w:w="60" w:type="dxa"/>
-              <w:right w:w="60" w:type="dxa"/>
-            </w:tcMar>
-          </w:tcPr>
-          <w:p>
-            <w:pPr>
-              <w:spacing w:after="40"/>
-              <w:jc w:val="left"/>
-            </w:pPr>
-            <w:r>
-              <w:rPr>
-                <w:rFonts w:ascii="Arial" w:hAnsi="Arial"/>
-                <w:sz w:val="16"/>
-              </w:rPr>
-              <w:t>Cocina Eléctrica (1er Piso)</w:t>
-            </w:r>
-          </w:p>
-        </w:tc>
-        <w:tc>
-          <w:tcPr>
-            <w:tcW w:type="dxa" w:w="1345"/>
-            <w:shd w:fill="F0F4F8"/>
-            <w:tcMar>
-              <w:top w:w="50" w:type="dxa"/>
-              <w:bottom w:w="50" w:type="dxa"/>
-              <w:left w:w="60" w:type="dxa"/>
-              <w:right w:w="60" w:type="dxa"/>
-            </w:tcMar>
-          </w:tcPr>
-          <w:p>
-            <w:pPr>
-              <w:spacing w:after="40"/>
-              <w:jc w:val="center"/>
-            </w:pPr>
-            <w:r>
-              <w:rPr>
-                <w:rFonts w:ascii="Arial" w:hAnsi="Arial"/>
-                <w:sz w:val="16"/>
-              </w:rPr>
-              <w:t>4,800</w:t>
-            </w:r>
-          </w:p>
-        </w:tc>
-        <w:tc>
-          <w:tcPr>
-            <w:tcW w:type="dxa" w:w="1345"/>
-            <w:shd w:fill="F0F4F8"/>
-            <w:tcMar>
-              <w:top w:w="50" w:type="dxa"/>
-              <w:bottom w:w="50" w:type="dxa"/>
-              <w:left w:w="60" w:type="dxa"/>
-              <w:right w:w="60" w:type="dxa"/>
-            </w:tcMar>
-          </w:tcPr>
-          <w:p>
-            <w:pPr>
-              <w:spacing w:after="40"/>
-              <w:jc w:val="center"/>
-            </w:pPr>
-            <w:r>
-              <w:rPr>
-                <w:rFonts w:ascii="Arial" w:hAnsi="Arial"/>
-                <w:sz w:val="16"/>
-              </w:rPr>
-              <w:t>13.99*</w:t>
-            </w:r>
-          </w:p>
-        </w:tc>
-        <w:tc>
-          <w:tcPr>
-            <w:tcW w:type="dxa" w:w="1345"/>
-            <w:shd w:fill="F0F4F8"/>
-            <w:tcMar>
-              <w:top w:w="50" w:type="dxa"/>
-              <w:bottom w:w="50" w:type="dxa"/>
-              <w:left w:w="60" w:type="dxa"/>
-              <w:right w:w="60" w:type="dxa"/>
-            </w:tcMar>
-          </w:tcPr>
-          <w:p>
-            <w:pPr>
-              <w:spacing w:after="40"/>
-              <w:jc w:val="center"/>
-            </w:pPr>
-            <w:r>
-              <w:rPr>
-                <w:rFonts w:ascii="Arial" w:hAnsi="Arial"/>
-                <w:sz w:val="16"/>
-              </w:rPr>
-              <w:t>3x6.0 mm²</w:t>
-            </w:r>
-          </w:p>
-        </w:tc>
-        <w:tc>
-          <w:tcPr>
-            <w:tcW w:type="dxa" w:w="1345"/>
-            <w:shd w:fill="F0F4F8"/>
-            <w:tcMar>
-              <w:top w:w="50" w:type="dxa"/>
-              <w:bottom w:w="50" w:type="dxa"/>
-              <w:left w:w="60" w:type="dxa"/>
-              <w:right w:w="60" w:type="dxa"/>
-            </w:tcMar>
-          </w:tcPr>
-          <w:p>
-            <w:pPr>
-              <w:spacing w:after="40"/>
-              <w:jc w:val="center"/>
-            </w:pPr>
-            <w:r>
-              <w:rPr>
-                <w:rFonts w:ascii="Arial" w:hAnsi="Arial"/>
-                <w:sz w:val="16"/>
-              </w:rPr>
-              <w:t>25 mm (1" SAP)</w:t>
-            </w:r>
-          </w:p>
-        </w:tc>
-        <w:tc>
-          <w:tcPr>
-            <w:tcW w:type="dxa" w:w="1345"/>
-            <w:shd w:fill="F0F4F8"/>
-            <w:tcMar>
-              <w:top w:w="50" w:type="dxa"/>
-              <w:bottom w:w="50" w:type="dxa"/>
-              <w:left w:w="60" w:type="dxa"/>
-              <w:right w:w="60" w:type="dxa"/>
-            </w:tcMar>
-          </w:tcPr>
-          <w:p>
-            <w:pPr>
-              <w:spacing w:after="40"/>
-              <w:jc w:val="center"/>
-            </w:pPr>
-            <w:r>
-              <w:rPr>
-                <w:rFonts w:ascii="Arial" w:hAnsi="Arial"/>
-                <w:b/>
-                <w:sz w:val="16"/>
-              </w:rPr>
-              <w:t>ITM 3x25A / ID 3x32A 30mA</w:t>
-            </w:r>
-          </w:p>
-        </w:tc>
-      </w:tr>
-      <w:tr>
-        <w:tc>
-          <w:tcPr>
-            <w:tcW w:type="dxa" w:w="1345"/>
-            <w:shd w:fill="FFFFFF"/>
-            <w:tcMar>
-              <w:top w:w="50" w:type="dxa"/>
-              <w:bottom w:w="50" w:type="dxa"/>
-              <w:left w:w="60" w:type="dxa"/>
-              <w:right w:w="60" w:type="dxa"/>
-            </w:tcMar>
-          </w:tcPr>
-          <w:p>
-            <w:pPr>
-              <w:spacing w:after="40"/>
-              <w:jc w:val="center"/>
-            </w:pPr>
-            <w:r>
-              <w:rPr>
-                <w:rFonts w:ascii="Arial" w:hAnsi="Arial"/>
-                <w:b/>
-                <w:sz w:val="16"/>
-              </w:rPr>
-              <w:t>C-4</w:t>
-            </w:r>
-          </w:p>
-        </w:tc>
-        <w:tc>
-          <w:tcPr>
-            <w:tcW w:type="dxa" w:w="1345"/>
-            <w:shd w:fill="FFFFFF"/>
-            <w:tcMar>
-              <w:top w:w="50" w:type="dxa"/>
-              <w:bottom w:w="50" w:type="dxa"/>
-              <w:left w:w="60" w:type="dxa"/>
-              <w:right w:w="60" w:type="dxa"/>
-            </w:tcMar>
-          </w:tcPr>
-          <w:p>
-            <w:pPr>
-              <w:spacing w:after="40"/>
-              <w:jc w:val="left"/>
-            </w:pPr>
-            <w:r>
-              <w:rPr>
-                <w:rFonts w:ascii="Arial" w:hAnsi="Arial"/>
-                <w:sz w:val="16"/>
-              </w:rPr>
-              <w:t>Terma Eléctrica (2do Piso)</w:t>
-            </w:r>
-          </w:p>
-        </w:tc>
-        <w:tc>
-          <w:tcPr>
-            <w:tcW w:type="dxa" w:w="1345"/>
-            <w:shd w:fill="FFFFFF"/>
-            <w:tcMar>
-              <w:top w:w="50" w:type="dxa"/>
-              <w:bottom w:w="50" w:type="dxa"/>
-              <w:left w:w="60" w:type="dxa"/>
-              <w:right w:w="60" w:type="dxa"/>
-            </w:tcMar>
-          </w:tcPr>
-          <w:p>
-            <w:pPr>
-              <w:spacing w:after="40"/>
-              <w:jc w:val="center"/>
-            </w:pPr>
-            <w:r>
-              <w:rPr>
-                <w:rFonts w:ascii="Arial" w:hAnsi="Arial"/>
-                <w:sz w:val="16"/>
-              </w:rPr>
-              <w:t>1,500</w:t>
-            </w:r>
-          </w:p>
-        </w:tc>
-        <w:tc>
-          <w:tcPr>
-            <w:tcW w:type="dxa" w:w="1345"/>
-            <w:shd w:fill="FFFFFF"/>
-            <w:tcMar>
-              <w:top w:w="50" w:type="dxa"/>
-              <w:bottom w:w="50" w:type="dxa"/>
-              <w:left w:w="60" w:type="dxa"/>
-              <w:right w:w="60" w:type="dxa"/>
-            </w:tcMar>
-          </w:tcPr>
-          <w:p>
-            <w:pPr>
-              <w:spacing w:after="40"/>
-              <w:jc w:val="center"/>
-            </w:pPr>
-            <w:r>
-              <w:rPr>
-                <w:rFonts w:ascii="Arial" w:hAnsi="Arial"/>
-                <w:sz w:val="16"/>
-              </w:rPr>
-              <w:t>7.58</w:t>
-            </w:r>
-          </w:p>
-        </w:tc>
-        <w:tc>
-          <w:tcPr>
-            <w:tcW w:type="dxa" w:w="1345"/>
-            <w:shd w:fill="FFFFFF"/>
-            <w:tcMar>
-              <w:top w:w="50" w:type="dxa"/>
-              <w:bottom w:w="50" w:type="dxa"/>
-              <w:left w:w="60" w:type="dxa"/>
-              <w:right w:w="60" w:type="dxa"/>
-            </w:tcMar>
-          </w:tcPr>
-          <w:p>
-            <w:pPr>
-              <w:spacing w:after="40"/>
-              <w:jc w:val="center"/>
-            </w:pPr>
-            <w:r>
-              <w:rPr>
-                <w:rFonts w:ascii="Arial" w:hAnsi="Arial"/>
-                <w:sz w:val="16"/>
-              </w:rPr>
-              <w:t>2x4.0 mm²</w:t>
-            </w:r>
-          </w:p>
-        </w:tc>
-        <w:tc>
-          <w:tcPr>
-            <w:tcW w:type="dxa" w:w="1345"/>
-            <w:shd w:fill="FFFFFF"/>
-            <w:tcMar>
-              <w:top w:w="50" w:type="dxa"/>
-              <w:bottom w:w="50" w:type="dxa"/>
-              <w:left w:w="60" w:type="dxa"/>
-              <w:right w:w="60" w:type="dxa"/>
-            </w:tcMar>
-          </w:tcPr>
-          <w:p>
-            <w:pPr>
-              <w:spacing w:after="40"/>
-              <w:jc w:val="center"/>
-            </w:pPr>
-            <w:r>
-              <w:rPr>
-                <w:rFonts w:ascii="Arial" w:hAnsi="Arial"/>
-                <w:sz w:val="16"/>
-              </w:rPr>
-              <w:t>20 mm (3/4" SAP)</w:t>
-            </w:r>
-          </w:p>
-        </w:tc>
-        <w:tc>
-          <w:tcPr>
-            <w:tcW w:type="dxa" w:w="1345"/>
-            <w:shd w:fill="FFFFFF"/>
-            <w:tcMar>
-              <w:top w:w="50" w:type="dxa"/>
-              <w:bottom w:w="50" w:type="dxa"/>
-              <w:left w:w="60" w:type="dxa"/>
-              <w:right w:w="60" w:type="dxa"/>
-            </w:tcMar>
-          </w:tcPr>
-          <w:p>
-            <w:pPr>
-              <w:spacing w:after="40"/>
-              <w:jc w:val="center"/>
-            </w:pPr>
-            <w:r>
-              <w:rPr>
-                <w:rFonts w:ascii="Arial" w:hAnsi="Arial"/>
-                <w:b/>
-                <w:sz w:val="16"/>
-              </w:rPr>
-              <w:t>ITM 2x16A / ID 2x25A 30mA</w:t>
-            </w:r>
-          </w:p>
-        </w:tc>
-      </w:tr>
-      <w:tr>
-        <w:tc>
-          <w:tcPr>
-            <w:tcW w:type="dxa" w:w="1345"/>
-            <w:shd w:fill="F0F4F8"/>
-            <w:tcMar>
-              <w:top w:w="50" w:type="dxa"/>
-              <w:bottom w:w="50" w:type="dxa"/>
-              <w:left w:w="60" w:type="dxa"/>
-              <w:right w:w="60" w:type="dxa"/>
-            </w:tcMar>
-          </w:tcPr>
-          <w:p>
-            <w:pPr>
-              <w:spacing w:after="40"/>
-              <w:jc w:val="center"/>
-            </w:pPr>
-            <w:r>
-              <w:rPr>
-                <w:rFonts w:ascii="Arial" w:hAnsi="Arial"/>
-                <w:b/>
-                <w:sz w:val="16"/>
-              </w:rPr>
-              <w:t>C-5</w:t>
-            </w:r>
-          </w:p>
-        </w:tc>
-        <w:tc>
-          <w:tcPr>
-            <w:tcW w:type="dxa" w:w="1345"/>
-            <w:shd w:fill="F0F4F8"/>
-            <w:tcMar>
-              <w:top w:w="50" w:type="dxa"/>
-              <w:bottom w:w="50" w:type="dxa"/>
-              <w:left w:w="60" w:type="dxa"/>
-              <w:right w:w="60" w:type="dxa"/>
-            </w:tcMar>
-          </w:tcPr>
-          <w:p>
-            <w:pPr>
-              <w:spacing w:after="40"/>
-              <w:jc w:val="left"/>
-            </w:pPr>
-            <w:r>
-              <w:rPr>
-                <w:rFonts w:ascii="Arial" w:hAnsi="Arial"/>
-                <w:sz w:val="16"/>
-              </w:rPr>
-              <w:t>Electrobomba Agua (0.75 HP)</w:t>
-            </w:r>
-          </w:p>
-        </w:tc>
-        <w:tc>
-          <w:tcPr>
-            <w:tcW w:type="dxa" w:w="1345"/>
-            <w:shd w:fill="F0F4F8"/>
-            <w:tcMar>
-              <w:top w:w="50" w:type="dxa"/>
-              <w:bottom w:w="50" w:type="dxa"/>
-              <w:left w:w="60" w:type="dxa"/>
-              <w:right w:w="60" w:type="dxa"/>
-            </w:tcMar>
-          </w:tcPr>
-          <w:p>
-            <w:pPr>
-              <w:spacing w:after="40"/>
-              <w:jc w:val="center"/>
-            </w:pPr>
-            <w:r>
-              <w:rPr>
-                <w:rFonts w:ascii="Arial" w:hAnsi="Arial"/>
-                <w:sz w:val="16"/>
-              </w:rPr>
-              <w:t>750</w:t>
-            </w:r>
-          </w:p>
-        </w:tc>
-        <w:tc>
-          <w:tcPr>
-            <w:tcW w:type="dxa" w:w="1345"/>
-            <w:shd w:fill="F0F4F8"/>
-            <w:tcMar>
-              <w:top w:w="50" w:type="dxa"/>
-              <w:bottom w:w="50" w:type="dxa"/>
-              <w:left w:w="60" w:type="dxa"/>
-              <w:right w:w="60" w:type="dxa"/>
-            </w:tcMar>
-          </w:tcPr>
-          <w:p>
-            <w:pPr>
-              <w:spacing w:after="40"/>
-              <w:jc w:val="center"/>
-            </w:pPr>
-            <w:r>
-              <w:rPr>
-                <w:rFonts w:ascii="Arial" w:hAnsi="Arial"/>
-                <w:sz w:val="16"/>
-              </w:rPr>
-              <w:t>3.79</w:t>
-            </w:r>
-          </w:p>
-        </w:tc>
-        <w:tc>
-          <w:tcPr>
-            <w:tcW w:type="dxa" w:w="1345"/>
-            <w:shd w:fill="F0F4F8"/>
-            <w:tcMar>
-              <w:top w:w="50" w:type="dxa"/>
-              <w:bottom w:w="50" w:type="dxa"/>
-              <w:left w:w="60" w:type="dxa"/>
-              <w:right w:w="60" w:type="dxa"/>
-            </w:tcMar>
-          </w:tcPr>
-          <w:p>
-            <w:pPr>
-              <w:spacing w:after="40"/>
-              <w:jc w:val="center"/>
-            </w:pPr>
-            <w:r>
-              <w:rPr>
-                <w:rFonts w:ascii="Arial" w:hAnsi="Arial"/>
-                <w:sz w:val="16"/>
-              </w:rPr>
-              <w:t>2x2.5 mm²</w:t>
-            </w:r>
-          </w:p>
-        </w:tc>
-        <w:tc>
-          <w:tcPr>
-            <w:tcW w:type="dxa" w:w="1345"/>
-            <w:shd w:fill="F0F4F8"/>
-            <w:tcMar>
-              <w:top w:w="50" w:type="dxa"/>
-              <w:bottom w:w="50" w:type="dxa"/>
-              <w:left w:w="60" w:type="dxa"/>
-              <w:right w:w="60" w:type="dxa"/>
-            </w:tcMar>
-          </w:tcPr>
-          <w:p>
-            <w:pPr>
-              <w:spacing w:after="40"/>
-              <w:jc w:val="center"/>
-            </w:pPr>
-            <w:r>
-              <w:rPr>
-                <w:rFonts w:ascii="Arial" w:hAnsi="Arial"/>
-                <w:sz w:val="16"/>
-              </w:rPr>
-              <w:t>20 mm (3/4" SAP)</w:t>
-            </w:r>
-          </w:p>
-        </w:tc>
-        <w:tc>
-          <w:tcPr>
-            <w:tcW w:type="dxa" w:w="1345"/>
-            <w:shd w:fill="F0F4F8"/>
-            <w:tcMar>
-              <w:top w:w="50" w:type="dxa"/>
-              <w:bottom w:w="50" w:type="dxa"/>
-              <w:left w:w="60" w:type="dxa"/>
-              <w:right w:w="60" w:type="dxa"/>
-            </w:tcMar>
-          </w:tcPr>
-          <w:p>
-            <w:pPr>
-              <w:spacing w:after="40"/>
-              <w:jc w:val="center"/>
-            </w:pPr>
-            <w:r>
-              <w:rPr>
-                <w:rFonts w:ascii="Arial" w:hAnsi="Arial"/>
-                <w:b/>
-                <w:sz w:val="16"/>
-              </w:rPr>
-              <w:t>ITM 2x16A / ID 2x25A 30mA</w:t>
-            </w:r>
-          </w:p>
-        </w:tc>
-      </w:tr>
-      <w:tr>
-        <w:tc>
-          <w:tcPr>
-            <w:tcW w:type="dxa" w:w="1345"/>
-            <w:shd w:fill="FFFFFF"/>
-            <w:tcMar>
-              <w:top w:w="50" w:type="dxa"/>
-              <w:bottom w:w="50" w:type="dxa"/>
-              <w:left w:w="60" w:type="dxa"/>
-              <w:right w:w="60" w:type="dxa"/>
-            </w:tcMar>
-          </w:tcPr>
-          <w:p>
-            <w:pPr>
-              <w:spacing w:after="40"/>
-              <w:jc w:val="center"/>
-            </w:pPr>
-            <w:r>
-              <w:rPr>
-                <w:rFonts w:ascii="Arial" w:hAnsi="Arial"/>
-                <w:b/>
-                <w:sz w:val="16"/>
-              </w:rPr>
-              <w:t>C-6</w:t>
-            </w:r>
-          </w:p>
-        </w:tc>
-        <w:tc>
-          <w:tcPr>
-            <w:tcW w:type="dxa" w:w="1345"/>
-            <w:shd w:fill="FFFFFF"/>
-            <w:tcMar>
-              <w:top w:w="50" w:type="dxa"/>
-              <w:bottom w:w="50" w:type="dxa"/>
-              <w:left w:w="60" w:type="dxa"/>
-              <w:right w:w="60" w:type="dxa"/>
-            </w:tcMar>
-          </w:tcPr>
-          <w:p>
-            <w:pPr>
-              <w:spacing w:after="40"/>
-              <w:jc w:val="left"/>
-            </w:pPr>
-            <w:r>
-              <w:rPr>
-                <w:rFonts w:ascii="Arial" w:hAnsi="Arial"/>
-                <w:sz w:val="16"/>
-              </w:rPr>
-              <w:t>Tomac. Cocina Artefactos</w:t>
-            </w:r>
-          </w:p>
-        </w:tc>
-        <w:tc>
-          <w:tcPr>
-            <w:tcW w:type="dxa" w:w="1345"/>
-            <w:shd w:fill="FFFFFF"/>
-            <w:tcMar>
-              <w:top w:w="50" w:type="dxa"/>
-              <w:bottom w:w="50" w:type="dxa"/>
-              <w:left w:w="60" w:type="dxa"/>
-              <w:right w:w="60" w:type="dxa"/>
-            </w:tcMar>
-          </w:tcPr>
-          <w:p>
-            <w:pPr>
-              <w:spacing w:after="40"/>
-              <w:jc w:val="center"/>
-            </w:pPr>
-            <w:r>
-              <w:rPr>
-                <w:rFonts w:ascii="Arial" w:hAnsi="Arial"/>
-                <w:sz w:val="16"/>
-              </w:rPr>
-              <w:t>750</w:t>
-            </w:r>
-          </w:p>
-        </w:tc>
-        <w:tc>
-          <w:tcPr>
-            <w:tcW w:type="dxa" w:w="1345"/>
-            <w:shd w:fill="FFFFFF"/>
-            <w:tcMar>
-              <w:top w:w="50" w:type="dxa"/>
-              <w:bottom w:w="50" w:type="dxa"/>
-              <w:left w:w="60" w:type="dxa"/>
-              <w:right w:w="60" w:type="dxa"/>
-            </w:tcMar>
-          </w:tcPr>
-          <w:p>
-            <w:pPr>
-              <w:spacing w:after="40"/>
-              <w:jc w:val="center"/>
-            </w:pPr>
-            <w:r>
-              <w:rPr>
-                <w:rFonts w:ascii="Arial" w:hAnsi="Arial"/>
-                <w:sz w:val="16"/>
-              </w:rPr>
-              <w:t>3.79</w:t>
-            </w:r>
-          </w:p>
-        </w:tc>
-        <w:tc>
-          <w:tcPr>
-            <w:tcW w:type="dxa" w:w="1345"/>
-            <w:shd w:fill="FFFFFF"/>
-            <w:tcMar>
-              <w:top w:w="50" w:type="dxa"/>
-              <w:bottom w:w="50" w:type="dxa"/>
-              <w:left w:w="60" w:type="dxa"/>
-              <w:right w:w="60" w:type="dxa"/>
-            </w:tcMar>
-          </w:tcPr>
-          <w:p>
-            <w:pPr>
-              <w:spacing w:after="40"/>
-              <w:jc w:val="center"/>
-            </w:pPr>
-            <w:r>
-              <w:rPr>
-                <w:rFonts w:ascii="Arial" w:hAnsi="Arial"/>
-                <w:sz w:val="16"/>
-              </w:rPr>
-              <w:t>2x4.0 mm²</w:t>
-            </w:r>
-          </w:p>
-        </w:tc>
-        <w:tc>
-          <w:tcPr>
-            <w:tcW w:type="dxa" w:w="1345"/>
-            <w:shd w:fill="FFFFFF"/>
-            <w:tcMar>
-              <w:top w:w="50" w:type="dxa"/>
-              <w:bottom w:w="50" w:type="dxa"/>
-              <w:left w:w="60" w:type="dxa"/>
-              <w:right w:w="60" w:type="dxa"/>
-            </w:tcMar>
-          </w:tcPr>
-          <w:p>
-            <w:pPr>
-              <w:spacing w:after="40"/>
-              <w:jc w:val="center"/>
-            </w:pPr>
-            <w:r>
-              <w:rPr>
-                <w:rFonts w:ascii="Arial" w:hAnsi="Arial"/>
-                <w:sz w:val="16"/>
-              </w:rPr>
-              <w:t>20 mm (3/4" SAP)</w:t>
-            </w:r>
-          </w:p>
-        </w:tc>
-        <w:tc>
-          <w:tcPr>
-            <w:tcW w:type="dxa" w:w="1345"/>
-            <w:shd w:fill="FFFFFF"/>
-            <w:tcMar>
-              <w:top w:w="50" w:type="dxa"/>
-              <w:bottom w:w="50" w:type="dxa"/>
-              <w:left w:w="60" w:type="dxa"/>
-              <w:right w:w="60" w:type="dxa"/>
-            </w:tcMar>
-          </w:tcPr>
-          <w:p>
-            <w:pPr>
-              <w:spacing w:after="40"/>
-              <w:jc w:val="center"/>
-            </w:pPr>
-            <w:r>
-              <w:rPr>
-                <w:rFonts w:ascii="Arial" w:hAnsi="Arial"/>
-                <w:b/>
-                <w:sz w:val="16"/>
-              </w:rPr>
-              <w:t>ITM 2x20A / ID 2x25A 30mA</w:t>
-            </w:r>
-          </w:p>
-        </w:tc>
-      </w:tr>
-      <w:tr>
-        <w:tc>
-          <w:tcPr>
-            <w:tcW w:type="dxa" w:w="1345"/>
-            <w:shd w:fill="F0F4F8"/>
-            <w:tcMar>
-              <w:top w:w="50" w:type="dxa"/>
-              <w:bottom w:w="50" w:type="dxa"/>
-              <w:left w:w="60" w:type="dxa"/>
-              <w:right w:w="60" w:type="dxa"/>
-            </w:tcMar>
-          </w:tcPr>
-          <w:p>
-            <w:pPr>
-              <w:spacing w:after="40"/>
-              <w:jc w:val="center"/>
-            </w:pPr>
-            <w:r>
-              <w:rPr>
-                <w:rFonts w:ascii="Arial" w:hAnsi="Arial"/>
-                <w:b/>
-                <w:sz w:val="16"/>
-              </w:rPr>
-              <w:t>C-7</w:t>
-            </w:r>
-          </w:p>
-        </w:tc>
-        <w:tc>
-          <w:tcPr>
-            <w:tcW w:type="dxa" w:w="1345"/>
-            <w:shd w:fill="F0F4F8"/>
-            <w:tcMar>
-              <w:top w:w="50" w:type="dxa"/>
-              <w:bottom w:w="50" w:type="dxa"/>
-              <w:left w:w="60" w:type="dxa"/>
-              <w:right w:w="60" w:type="dxa"/>
-            </w:tcMar>
-          </w:tcPr>
-          <w:p>
-            <w:pPr>
-              <w:spacing w:after="40"/>
-              <w:jc w:val="left"/>
-            </w:pPr>
-            <w:r>
-              <w:rPr>
-                <w:rFonts w:ascii="Arial" w:hAnsi="Arial"/>
-                <w:sz w:val="16"/>
-              </w:rPr>
-              <w:t>Lavadora/Secadora Azotea</w:t>
-            </w:r>
-          </w:p>
-        </w:tc>
-        <w:tc>
-          <w:tcPr>
-            <w:tcW w:type="dxa" w:w="1345"/>
-            <w:shd w:fill="F0F4F8"/>
-            <w:tcMar>
-              <w:top w:w="50" w:type="dxa"/>
-              <w:bottom w:w="50" w:type="dxa"/>
-              <w:left w:w="60" w:type="dxa"/>
-              <w:right w:w="60" w:type="dxa"/>
-            </w:tcMar>
-          </w:tcPr>
-          <w:p>
-            <w:pPr>
-              <w:spacing w:after="40"/>
-              <w:jc w:val="center"/>
-            </w:pPr>
-            <w:r>
-              <w:rPr>
-                <w:rFonts w:ascii="Arial" w:hAnsi="Arial"/>
-                <w:sz w:val="16"/>
-              </w:rPr>
-              <w:t>1,750</w:t>
-            </w:r>
-          </w:p>
-        </w:tc>
-        <w:tc>
-          <w:tcPr>
-            <w:tcW w:type="dxa" w:w="1345"/>
-            <w:shd w:fill="F0F4F8"/>
-            <w:tcMar>
-              <w:top w:w="50" w:type="dxa"/>
-              <w:bottom w:w="50" w:type="dxa"/>
-              <w:left w:w="60" w:type="dxa"/>
-              <w:right w:w="60" w:type="dxa"/>
-            </w:tcMar>
-          </w:tcPr>
-          <w:p>
-            <w:pPr>
-              <w:spacing w:after="40"/>
-              <w:jc w:val="center"/>
-            </w:pPr>
-            <w:r>
-              <w:rPr>
-                <w:rFonts w:ascii="Arial" w:hAnsi="Arial"/>
-                <w:sz w:val="16"/>
-              </w:rPr>
-              <w:t>8.84</w:t>
-            </w:r>
-          </w:p>
-        </w:tc>
-        <w:tc>
-          <w:tcPr>
-            <w:tcW w:type="dxa" w:w="1345"/>
-            <w:shd w:fill="F0F4F8"/>
-            <w:tcMar>
-              <w:top w:w="50" w:type="dxa"/>
-              <w:bottom w:w="50" w:type="dxa"/>
-              <w:left w:w="60" w:type="dxa"/>
-              <w:right w:w="60" w:type="dxa"/>
-            </w:tcMar>
-          </w:tcPr>
-          <w:p>
-            <w:pPr>
-              <w:spacing w:after="40"/>
-              <w:jc w:val="center"/>
-            </w:pPr>
-            <w:r>
-              <w:rPr>
-                <w:rFonts w:ascii="Arial" w:hAnsi="Arial"/>
-                <w:sz w:val="16"/>
-              </w:rPr>
-              <w:t>2x4.0 mm²</w:t>
-            </w:r>
-          </w:p>
-        </w:tc>
-        <w:tc>
-          <w:tcPr>
-            <w:tcW w:type="dxa" w:w="1345"/>
-            <w:shd w:fill="F0F4F8"/>
-            <w:tcMar>
-              <w:top w:w="50" w:type="dxa"/>
-              <w:bottom w:w="50" w:type="dxa"/>
-              <w:left w:w="60" w:type="dxa"/>
-              <w:right w:w="60" w:type="dxa"/>
-            </w:tcMar>
-          </w:tcPr>
-          <w:p>
-            <w:pPr>
-              <w:spacing w:after="40"/>
-              <w:jc w:val="center"/>
-            </w:pPr>
-            <w:r>
-              <w:rPr>
-                <w:rFonts w:ascii="Arial" w:hAnsi="Arial"/>
-                <w:sz w:val="16"/>
-              </w:rPr>
-              <w:t>20 mm (3/4" SAP)</w:t>
-            </w:r>
-          </w:p>
-        </w:tc>
-        <w:tc>
-          <w:tcPr>
-            <w:tcW w:type="dxa" w:w="1345"/>
-            <w:shd w:fill="F0F4F8"/>
-            <w:tcMar>
-              <w:top w:w="50" w:type="dxa"/>
-              <w:bottom w:w="50" w:type="dxa"/>
-              <w:left w:w="60" w:type="dxa"/>
-              <w:right w:w="60" w:type="dxa"/>
-            </w:tcMar>
-          </w:tcPr>
-          <w:p>
-            <w:pPr>
-              <w:spacing w:after="40"/>
-              <w:jc w:val="center"/>
-            </w:pPr>
-            <w:r>
-              <w:rPr>
-                <w:rFonts w:ascii="Arial" w:hAnsi="Arial"/>
-                <w:b/>
-                <w:sz w:val="16"/>
-              </w:rPr>
-              <w:t>ITM 2x20A / ID 2x25A 30mA</w:t>
-            </w:r>
-          </w:p>
-        </w:tc>
-      </w:tr>
-      <w:tr>
-        <w:tc>
-          <w:tcPr>
-            <w:tcW w:type="dxa" w:w="1345"/>
-            <w:shd w:fill="FFFFFF"/>
-            <w:tcMar>
-              <w:top w:w="50" w:type="dxa"/>
-              <w:bottom w:w="50" w:type="dxa"/>
-              <w:left w:w="60" w:type="dxa"/>
-              <w:right w:w="60" w:type="dxa"/>
-            </w:tcMar>
-          </w:tcPr>
-          <w:p>
-            <w:pPr>
-              <w:spacing w:after="40"/>
-              <w:jc w:val="center"/>
-            </w:pPr>
-            <w:r>
-              <w:rPr>
-                <w:rFonts w:ascii="Arial" w:hAnsi="Arial"/>
-                <w:b/>
-                <w:sz w:val="16"/>
-              </w:rPr>
-              <w:t>C-8</w:t>
-            </w:r>
-          </w:p>
-        </w:tc>
-        <w:tc>
-          <w:tcPr>
-            <w:tcW w:type="dxa" w:w="1345"/>
-            <w:shd w:fill="FFFFFF"/>
-            <w:tcMar>
-              <w:top w:w="50" w:type="dxa"/>
-              <w:bottom w:w="50" w:type="dxa"/>
-              <w:left w:w="60" w:type="dxa"/>
-              <w:right w:w="60" w:type="dxa"/>
-            </w:tcMar>
-          </w:tcPr>
-          <w:p>
-            <w:pPr>
-              <w:spacing w:after="40"/>
-              <w:jc w:val="left"/>
-            </w:pPr>
-            <w:r>
-              <w:rPr>
-                <w:rFonts w:ascii="Arial" w:hAnsi="Arial"/>
-                <w:sz w:val="16"/>
-              </w:rPr>
-              <w:t>Reserva Especial</w:t>
-            </w:r>
-          </w:p>
-        </w:tc>
-        <w:tc>
-          <w:tcPr>
-            <w:tcW w:type="dxa" w:w="1345"/>
-            <w:shd w:fill="FFFFFF"/>
-            <w:tcMar>
-              <w:top w:w="50" w:type="dxa"/>
-              <w:bottom w:w="50" w:type="dxa"/>
-              <w:left w:w="60" w:type="dxa"/>
-              <w:right w:w="60" w:type="dxa"/>
-            </w:tcMar>
-          </w:tcPr>
-          <w:p>
-            <w:pPr>
-              <w:spacing w:after="40"/>
-              <w:jc w:val="center"/>
-            </w:pPr>
-            <w:r>
-              <w:rPr>
-                <w:rFonts w:ascii="Arial" w:hAnsi="Arial"/>
-                <w:sz w:val="16"/>
-              </w:rPr>
-              <w:t>750</w:t>
-            </w:r>
-          </w:p>
-        </w:tc>
-        <w:tc>
-          <w:tcPr>
-            <w:tcW w:type="dxa" w:w="1345"/>
-            <w:shd w:fill="FFFFFF"/>
-            <w:tcMar>
-              <w:top w:w="50" w:type="dxa"/>
-              <w:bottom w:w="50" w:type="dxa"/>
-              <w:left w:w="60" w:type="dxa"/>
-              <w:right w:w="60" w:type="dxa"/>
-            </w:tcMar>
-          </w:tcPr>
-          <w:p>
-            <w:pPr>
-              <w:spacing w:after="40"/>
-              <w:jc w:val="center"/>
-            </w:pPr>
-            <w:r>
-              <w:rPr>
-                <w:rFonts w:ascii="Arial" w:hAnsi="Arial"/>
-                <w:sz w:val="16"/>
-              </w:rPr>
-              <w:t>3.79</w:t>
-            </w:r>
-          </w:p>
-        </w:tc>
-        <w:tc>
-          <w:tcPr>
-            <w:tcW w:type="dxa" w:w="1345"/>
-            <w:shd w:fill="FFFFFF"/>
-            <w:tcMar>
-              <w:top w:w="50" w:type="dxa"/>
-              <w:bottom w:w="50" w:type="dxa"/>
-              <w:left w:w="60" w:type="dxa"/>
-              <w:right w:w="60" w:type="dxa"/>
-            </w:tcMar>
-          </w:tcPr>
-          <w:p>
-            <w:pPr>
-              <w:spacing w:after="40"/>
-              <w:jc w:val="center"/>
-            </w:pPr>
-            <w:r>
-              <w:rPr>
-                <w:rFonts w:ascii="Arial" w:hAnsi="Arial"/>
-                <w:sz w:val="16"/>
-              </w:rPr>
-              <w:t>2x4.0 mm²</w:t>
-            </w:r>
-          </w:p>
-        </w:tc>
-        <w:tc>
-          <w:tcPr>
-            <w:tcW w:type="dxa" w:w="1345"/>
-            <w:shd w:fill="FFFFFF"/>
-            <w:tcMar>
-              <w:top w:w="50" w:type="dxa"/>
-              <w:bottom w:w="50" w:type="dxa"/>
-              <w:left w:w="60" w:type="dxa"/>
-              <w:right w:w="60" w:type="dxa"/>
-            </w:tcMar>
-          </w:tcPr>
-          <w:p>
-            <w:pPr>
-              <w:spacing w:after="40"/>
-              <w:jc w:val="center"/>
-            </w:pPr>
-            <w:r>
-              <w:rPr>
-                <w:rFonts w:ascii="Arial" w:hAnsi="Arial"/>
-                <w:sz w:val="16"/>
-              </w:rPr>
-              <w:t>20 mm (3/4" SAP)</w:t>
-            </w:r>
-          </w:p>
-        </w:tc>
-        <w:tc>
-          <w:tcPr>
-            <w:tcW w:type="dxa" w:w="1345"/>
-            <w:shd w:fill="FFFFFF"/>
-            <w:tcMar>
-              <w:top w:w="50" w:type="dxa"/>
-              <w:bottom w:w="50" w:type="dxa"/>
-              <w:left w:w="60" w:type="dxa"/>
-              <w:right w:w="60" w:type="dxa"/>
-            </w:tcMar>
-          </w:tcPr>
-          <w:p>
-            <w:pPr>
-              <w:spacing w:after="40"/>
-              <w:jc w:val="center"/>
-            </w:pPr>
-            <w:r>
-              <w:rPr>
-                <w:rFonts w:ascii="Arial" w:hAnsi="Arial"/>
-                <w:b/>
-                <w:sz w:val="16"/>
-              </w:rPr>
-              <w:t>ITM 2x20A (Reserva equipada)</w:t>
-            </w:r>
-          </w:p>
-        </w:tc>
-      </w:tr>
-    </w:tbl>
-    <w:p>
-      <w:pPr>
-        <w:spacing w:before="0" w:after="120" w:line="276" w:lineRule="auto"/>
-        <w:ind w:firstLine="720"/>
-        <w:jc w:val="both"/>
-      </w:pPr>
-    </w:p>
-    <w:p>
-      <w:pPr>
-        <w:keepNext/>
-        <w:spacing w:before="280" w:after="80"/>
-        <w:jc w:val="left"/>
-      </w:pPr>
-      <w:r>
-        <w:rPr>
-          <w:rFonts w:ascii="Arial" w:hAnsi="Arial"/>
-          <w:b/>
-          <w:color w:val="184C78"/>
-          <w:sz w:val="24"/>
-        </w:rPr>
-        <w:t>2.5 CÁLCULO DE OCUPACIÓN DE CONDUCCIONES Y TUBOS PVC (PORCENTAJE ≤ 40%)</w:t>
-      </w:r>
-    </w:p>
-    <w:p>
-      <w:pPr>
-        <w:spacing w:before="0" w:after="120" w:line="276" w:lineRule="auto"/>
-        <w:ind w:firstLine="720"/>
-        <w:jc w:val="both"/>
-      </w:pPr>
-      <w:r>
-        <w:rPr>
-          <w:rFonts w:ascii="Arial" w:hAnsi="Arial"/>
-          <w:b w:val="0"/>
-          <w:i w:val="0"/>
-          <w:color w:val="000000"/>
-          <w:sz w:val="22"/>
-        </w:rPr>
-        <w:t>Conforme a la Regla 070-300 del CNE-Utilización, el área total ocupada por los conductores eléctricos dentro de una tubería o canalización no debe exceder del 40% de la sección transversal interna del tubo para permitir la disipación térmica y evitar el estrangulamiento durante el cableado.</w:t>
-      </w:r>
-    </w:p>
-    <w:p>
-      <w:pPr>
-        <w:spacing w:before="0" w:after="120" w:line="276" w:lineRule="auto"/>
-        <w:ind w:firstLine="720"/>
-        <w:jc w:val="both"/>
-      </w:pPr>
-      <w:r>
-        <w:rPr>
-          <w:rFonts w:ascii="Arial" w:hAnsi="Arial"/>
-          <w:b w:val="0"/>
-          <w:i w:val="0"/>
-          <w:color w:val="000000"/>
-          <w:sz w:val="22"/>
-        </w:rPr>
-        <w:t>• Alimentador Principal (Tubo PVC-P 25 mmØ = 1"Ø, Área interna = 380 mm²):</w:t>
-        <w:br/>
-        <w:t xml:space="preserve">  - 3 conductores de 10 mm² NH-80 (Diámetro exterior con aislamiento = 6.2 mm, Área total = 3 x 30.19 = 90.57 mm²).</w:t>
-        <w:br/>
-        <w:t xml:space="preserve">  - % Ocupación: (90.57 / 380) x 100% = 23.83% (Cumple holgadamente con el límite de 40%).</w:t>
-        <w:br/>
-        <w:t>• Circuitos Derivados de Fuerza (Tubo PVC-P 20 mmØ = 3/4"Ø, Área interna = 220 mm²):</w:t>
-        <w:br/>
-        <w:t xml:space="preserve">  - 2 conductores de 4.0 mm² NH-80 (Área total = 2 x 15.20 = 30.40 mm²).</w:t>
-        <w:br/>
-        <w:t xml:space="preserve">  - % Ocupación: (30.40 / 220) x 100% = 13.81% (Cumple holgadamente).</w:t>
-      </w:r>
-    </w:p>
-    <w:p>
-      <w:pPr>
-        <w:keepNext/>
-        <w:spacing w:before="280" w:after="80"/>
-        <w:jc w:val="left"/>
-      </w:pPr>
-      <w:r>
-        <w:rPr>
-          <w:rFonts w:ascii="Arial" w:hAnsi="Arial"/>
-          <w:b/>
-          <w:color w:val="184C78"/>
-          <w:sz w:val="24"/>
-        </w:rPr>
-        <w:t>2.6 CÁLCULOS DE ILUMINACIÓN Y NIVELES DE LUX POR AMBIENTE (RNE EM.010)</w:t>
-      </w:r>
-    </w:p>
-    <w:p>
-      <w:pPr>
-        <w:spacing w:before="0" w:after="120" w:line="276" w:lineRule="auto"/>
-        <w:ind w:firstLine="720"/>
-        <w:jc w:val="both"/>
-      </w:pPr>
-      <w:r>
-        <w:rPr>
-          <w:rFonts w:ascii="Arial" w:hAnsi="Arial"/>
-          <w:b w:val="0"/>
-          <w:i w:val="0"/>
-          <w:color w:val="000000"/>
-          <w:sz w:val="22"/>
-        </w:rPr>
-        <w:t>Se determinan los niveles de iluminancia media exigidos por el RNE EM.010 y EM.020 para garantizar el confort visual y la eficiencia energética LED:</w:t>
-      </w:r>
-    </w:p>
-    <w:p>
-      <w:pPr>
-        <w:spacing w:before="0" w:after="120" w:line="276" w:lineRule="auto"/>
-        <w:ind w:firstLine="720"/>
-        <w:jc w:val="both"/>
-      </w:pPr>
-      <w:r>
-        <w:rPr>
-          <w:rFonts w:ascii="Arial" w:hAnsi="Arial"/>
-          <w:b w:val="0"/>
-          <w:i w:val="0"/>
-          <w:color w:val="000000"/>
-          <w:sz w:val="22"/>
-        </w:rPr>
-        <w:t>• Sala - Comedor (90 m² total piso 1): Iluminancia requerida 150 Lux. Se instalan 8 dicroicos LED 7W + 2 paneles LED 24W (Flujo total = 5,400 lm -&gt; 180 Lux promedio, CUMPLE).</w:t>
-        <w:br/>
-        <w:t>• Cocina (15 m²): Iluminancia requerida 300 Lux. Se instalan 2 Paneles LED 24W (4000 K neutro, Flujo total = 4,800 lm -&gt; 320 Lux, CUMPLE).</w:t>
-        <w:br/>
-        <w:t>• Dormitorios (12 a 16 m² c/u): Iluminancia requerida 100 Lux. Se instala 1 Plafón LED 18W (3000 K cálido, Flujo = 1,800 lm -&gt; 125 Lux, CUMPLE).</w:t>
-        <w:br/>
-        <w:t>• Baños / Servicios Higiénicos: Iluminancia requerida 150 Lux. Se instala 1 Adosable LED IP44 15W -&gt; 160 Lux, CUMPLE.</w:t>
+        <w:t>Figura 1: Diagrama Unifilar Detallado del Tablero General TD (Conforme a Normas de Planos en Perú - DGE / MEM / CNE-U)</w:t>
       </w:r>
     </w:p>
     <w:p>
@@ -6704,7 +3237,7 @@
           <w:color w:val="0F2043"/>
           <w:sz w:val="28"/>
         </w:rPr>
-        <w:t>III. ESPECIFICACIONES TÉCNICAS DE MATERIALES Y MONTAJE</w:t>
+        <w:t>III. ESPECIFICACIONES TÉCNICAS Y MATRIZ DE INCONSISTENCIAS</w:t>
       </w:r>
     </w:p>
     <w:p>
@@ -6720,23 +3253,7 @@
           <w:color w:val="184C78"/>
           <w:sz w:val="24"/>
         </w:rPr>
-        <w:t>1. GENERALIDADES Y MARCO NORMATIVO</w:t>
-      </w:r>
-    </w:p>
-    <w:p>
-      <w:pPr>
-        <w:keepNext/>
-        <w:spacing w:before="200" w:after="80"/>
-        <w:jc w:val="left"/>
-      </w:pPr>
-      <w:r>
-        <w:rPr>
-          <w:rFonts w:ascii="Arial" w:hAnsi="Arial"/>
-          <w:b/>
-          <w:color w:val="000000"/>
-          <w:sz w:val="22"/>
-        </w:rPr>
-        <w:t>1.1 INTRODUCCIÓN Y ALCANCE</w:t>
+        <w:t>1.0 ESPECIFICACIONES DE MATERIALES Y MONTAJE</w:t>
       </w:r>
     </w:p>
     <w:p>
@@ -6753,52 +3270,11 @@
           <w:color w:val="000000"/>
           <w:sz w:val="22"/>
         </w:rPr>
-        <w:t>Las presentes Especificaciones Técnicas establecen los requisitos mínimos obligatorios de fabricación, calidad, dimensiones, pruebas y métodos de instalación de todos los componentes de las instalaciones eléctricas de la Vivienda Unifamiliar.</w:t>
-      </w:r>
-    </w:p>
-    <w:p>
-      <w:pPr>
-        <w:keepNext/>
-        <w:spacing w:before="200" w:after="80"/>
-        <w:jc w:val="left"/>
-      </w:pPr>
-      <w:r>
-        <w:rPr>
-          <w:rFonts w:ascii="Arial" w:hAnsi="Arial"/>
-          <w:b/>
-          <w:color w:val="000000"/>
-          <w:sz w:val="22"/>
-        </w:rPr>
-        <w:t>1.2 NORMAS TÉCNICAS OBLIGATORIAS</w:t>
-      </w:r>
-    </w:p>
-    <w:p>
-      <w:pPr>
-        <w:spacing w:before="0" w:after="120" w:line="276" w:lineRule="auto"/>
-        <w:ind w:firstLine="720"/>
-        <w:jc w:val="both"/>
-      </w:pPr>
-      <w:r>
-        <w:rPr>
-          <w:rFonts w:ascii="Arial" w:hAnsi="Arial"/>
-          <w:b w:val="0"/>
-          <w:i w:val="0"/>
-          <w:color w:val="000000"/>
-          <w:sz w:val="22"/>
-        </w:rPr>
-        <w:t>Todos los materiales y equipos deberán ser nuevos y de primer uso, fabricados de acuerdo con las siguientes normas:</w:t>
+        <w:t>• Tuberías: PVC-P (SAP) Pesado para alimentadores y losas; PVC-L (SEL) Liviano para empotramientos en muro.</w:t>
         <w:br/>
-        <w:t>• CNE-Utilización: Código Nacional de Electricidad del Perú.</w:t>
+        <w:t>• Conductores: Ecológicos Cero Halógenos LSZH tipo NH-80 y N2XH conforme a NTP 370.252 y CNE-U 020-028.</w:t>
         <w:br/>
-        <w:t>• RNE EM.010: Reglamento Nacional de Edificaciones.</w:t>
-        <w:br/>
-        <w:t>• IEC 60364: Low-voltage electrical installations.</w:t>
-        <w:br/>
-        <w:t>• IEC 60898: Circuit breakers for overcurrent protection.</w:t>
-        <w:br/>
-        <w:t>• IEC 61008: Residual current operated circuit-breakers (RCCB).</w:t>
-        <w:br/>
-        <w:t>• NFPA 70: National Electrical Code (NEC).</w:t>
+        <w:t>• Protecciones: Interruptores Termomagnéticos (ITM 10 kA general / 6 kA derivados) e Interruptores Diferenciales ID de 30 mA para protección humana.</w:t>
       </w:r>
     </w:p>
     <w:p>
@@ -6814,315 +3290,7 @@
           <w:color w:val="184C78"/>
           <w:sz w:val="24"/>
         </w:rPr>
-        <w:t>2. ESPECIFICACIONES TÉCNICAS DE MATERIALES</w:t>
-      </w:r>
-    </w:p>
-    <w:p>
-      <w:pPr>
-        <w:keepNext/>
-        <w:spacing w:before="200" w:after="80"/>
-        <w:jc w:val="left"/>
-      </w:pPr>
-      <w:r>
-        <w:rPr>
-          <w:rFonts w:ascii="Arial" w:hAnsi="Arial"/>
-          <w:b/>
-          <w:color w:val="000000"/>
-          <w:sz w:val="22"/>
-        </w:rPr>
-        <w:t>2.1 TUBERÍAS ELÉCTRICAS DE PVC</w:t>
-      </w:r>
-    </w:p>
-    <w:p>
-      <w:pPr>
-        <w:spacing w:before="0" w:after="120" w:line="276" w:lineRule="auto"/>
-        <w:ind w:firstLine="720"/>
-        <w:jc w:val="both"/>
-      </w:pPr>
-      <w:r>
-        <w:rPr>
-          <w:rFonts w:ascii="Arial" w:hAnsi="Arial"/>
-          <w:b w:val="0"/>
-          <w:i w:val="0"/>
-          <w:color w:val="000000"/>
-          <w:sz w:val="22"/>
-        </w:rPr>
-        <w:t>• Tubería PVC-P (SAP - Pesado): Se empleará en el alimentador general, lozas de concreto y empotramientos expuestos a impacto mecánico (25 mm y 20 mm de diámetro nominal).</w:t>
-        <w:br/>
-        <w:t>• Tubería PVC-L (SEL - Liviano): Se empleará en muros de mampostería empotrados para circuitos de alumbrado y tomacorrientes (20 mm de diámetro nominal).</w:t>
-        <w:br/>
-        <w:t>• Propiedades: Autoextinguibles, no propagadoras de la llama, resistencia al impacto &gt; 2 Joule.</w:t>
-      </w:r>
-    </w:p>
-    <w:p>
-      <w:pPr>
-        <w:keepNext/>
-        <w:spacing w:before="200" w:after="80"/>
-        <w:jc w:val="left"/>
-      </w:pPr>
-      <w:r>
-        <w:rPr>
-          <w:rFonts w:ascii="Arial" w:hAnsi="Arial"/>
-          <w:b/>
-          <w:color w:val="000000"/>
-          <w:sz w:val="22"/>
-        </w:rPr>
-        <w:t>2.2 CAJAS METÁLICAS</w:t>
-      </w:r>
-    </w:p>
-    <w:p>
-      <w:pPr>
-        <w:spacing w:before="0" w:after="120" w:line="276" w:lineRule="auto"/>
-        <w:ind w:firstLine="720"/>
-        <w:jc w:val="both"/>
-      </w:pPr>
-      <w:r>
-        <w:rPr>
-          <w:rFonts w:ascii="Arial" w:hAnsi="Arial"/>
-          <w:b w:val="0"/>
-          <w:i w:val="0"/>
-          <w:color w:val="000000"/>
-          <w:sz w:val="22"/>
-        </w:rPr>
-        <w:t>Fabricadas en plancha de fierro galvanizado pesado de 1.59 mm (1/16") de espesor mínimo:</w:t>
-        <w:br/>
-        <w:t>• Octogonales (4" x 1 1/2"): Para salidas de alumbrado en techo y centros de luz.</w:t>
-        <w:br/>
-        <w:t>• Rectangulares (4" x 2" x 2"): Para interruptores y tomacorrientes generales.</w:t>
-        <w:br/>
-        <w:t>• Cuadradas (4" x 4" x 2"): Para salidas de fuerza (Cocina C-3, Terma C-4) y cajas de pase.</w:t>
-      </w:r>
-    </w:p>
-    <w:p>
-      <w:pPr>
-        <w:keepNext/>
-        <w:spacing w:before="200" w:after="80"/>
-        <w:jc w:val="left"/>
-      </w:pPr>
-      <w:r>
-        <w:rPr>
-          <w:rFonts w:ascii="Arial" w:hAnsi="Arial"/>
-          <w:b/>
-          <w:color w:val="000000"/>
-          <w:sz w:val="22"/>
-        </w:rPr>
-        <w:t>2.3 CONDUCTORES ELÉCTRICOS CERO HALÓGENOS (NH-80 / N2XH)</w:t>
-      </w:r>
-    </w:p>
-    <w:p>
-      <w:pPr>
-        <w:spacing w:before="0" w:after="120" w:line="276" w:lineRule="auto"/>
-        <w:ind w:firstLine="720"/>
-        <w:jc w:val="both"/>
-      </w:pPr>
-      <w:r>
-        <w:rPr>
-          <w:rFonts w:ascii="Arial" w:hAnsi="Arial"/>
-          <w:b w:val="0"/>
-          <w:i w:val="0"/>
-          <w:color w:val="000000"/>
-          <w:sz w:val="22"/>
-        </w:rPr>
-        <w:t>Conductores de cobre electrolítico puro (99.9%), aislamiento termoplástico libre de halógenos (LSZH), nula emisión de gases tóxicos/corrosivos y retardo a la llama (NTP 370.252).</w:t>
-        <w:br/>
-        <w:t>• Código de Colores CNE-U: Fase A (Negro), Fase B (Rojo), Fase C (Azul), Neutro (Blanco/Gris).</w:t>
-      </w:r>
-    </w:p>
-    <w:p>
-      <w:pPr>
-        <w:keepNext/>
-        <w:spacing w:before="200" w:after="80"/>
-        <w:jc w:val="left"/>
-      </w:pPr>
-      <w:r>
-        <w:rPr>
-          <w:rFonts w:ascii="Arial" w:hAnsi="Arial"/>
-          <w:b/>
-          <w:color w:val="000000"/>
-          <w:sz w:val="22"/>
-        </w:rPr>
-        <w:t>2.4 TABLEROS ELÉCTRICOS DE DISTRIBUCIÓN (TD)</w:t>
-      </w:r>
-    </w:p>
-    <w:p>
-      <w:pPr>
-        <w:spacing w:before="0" w:after="120" w:line="276" w:lineRule="auto"/>
-        <w:ind w:firstLine="720"/>
-        <w:jc w:val="both"/>
-      </w:pPr>
-      <w:r>
-        <w:rPr>
-          <w:rFonts w:ascii="Arial" w:hAnsi="Arial"/>
-          <w:b w:val="0"/>
-          <w:i w:val="0"/>
-          <w:color w:val="000000"/>
-          <w:sz w:val="22"/>
-        </w:rPr>
-        <w:t>Gabinete metálico empotrado LAF 1.5 mm, IP41/IK08, 36 Polos trifásico. ITM General 3x40A (10 kA), ITM derivados (6 kA) e Interruptores Diferenciales ID de 30 mA.</w:t>
-      </w:r>
-    </w:p>
-    <w:p>
-      <w:pPr>
-        <w:keepNext/>
-        <w:spacing w:before="280" w:after="80"/>
-        <w:jc w:val="left"/>
-      </w:pPr>
-      <w:r>
-        <w:rPr>
-          <w:rFonts w:ascii="Arial" w:hAnsi="Arial"/>
-          <w:b/>
-          <w:color w:val="184C78"/>
-          <w:sz w:val="24"/>
-        </w:rPr>
-        <w:t>3. DISPOSITIVOS Y EQUIPOS VARIOS</w:t>
-      </w:r>
-    </w:p>
-    <w:p>
-      <w:pPr>
-        <w:spacing w:before="0" w:after="120" w:line="276" w:lineRule="auto"/>
-        <w:ind w:firstLine="720"/>
-        <w:jc w:val="both"/>
-      </w:pPr>
-      <w:r>
-        <w:rPr>
-          <w:rFonts w:ascii="Arial" w:hAnsi="Arial"/>
-          <w:b w:val="0"/>
-          <w:i w:val="0"/>
-          <w:color w:val="000000"/>
-          <w:sz w:val="22"/>
-        </w:rPr>
-        <w:t>• Interruptores de Alumbrado: Unipolares simples, dobles y conmutables de 10A/16A 250V AC.</w:t>
-        <w:br/>
-        <w:t>• Tomacorrientes: Duplex 2P 16A 250V con obturadores de seguridad infantil.</w:t>
-        <w:br/>
-        <w:t>• Luminarias LED: Alta eficiencia (≥ 100 lm/W), FP &gt; 0.92, 3000 K en dormitorios y 4000 K en cocina/baños.</w:t>
-        <w:br/>
-        <w:t>• Equipos Autónomos de Emergencia: Luces faro LED ajustables con batería de Ni-Cd/Litio (autonomía ≥ 90 min).</w:t>
-      </w:r>
-    </w:p>
-    <w:p>
-      <w:pPr>
-        <w:keepNext/>
-        <w:spacing w:before="280" w:after="80"/>
-        <w:jc w:val="left"/>
-      </w:pPr>
-      <w:r>
-        <w:rPr>
-          <w:rFonts w:ascii="Arial" w:hAnsi="Arial"/>
-          <w:b/>
-          <w:color w:val="184C78"/>
-          <w:sz w:val="24"/>
-        </w:rPr>
-        <w:t>4. PRUEBAS ELECTROMECÁNICAS Y PUESTA EN SERVICIO</w:t>
-      </w:r>
-    </w:p>
-    <w:p>
-      <w:pPr>
-        <w:spacing w:before="0" w:after="120" w:line="276" w:lineRule="auto"/>
-        <w:ind w:firstLine="720"/>
-        <w:jc w:val="both"/>
-      </w:pPr>
-      <w:r>
-        <w:rPr>
-          <w:rFonts w:ascii="Arial" w:hAnsi="Arial"/>
-          <w:b w:val="0"/>
-          <w:i w:val="0"/>
-          <w:color w:val="000000"/>
-          <w:sz w:val="22"/>
-        </w:rPr>
-        <w:t>Pruebas obligatorias antes de la energización:</w:t>
-        <w:br/>
-        <w:t>1. Prueba de Resistencia de Aislamiento (Megado 500V DC ≥ 50 MΩ entre fases y masa).</w:t>
-        <w:br/>
-        <w:t>2. Prueba de Continuidad de Aislamiento de Conducciones.</w:t>
-        <w:br/>
-        <w:t>3. Prueba de Disparo de Diferenciales a 30 mA (t ≤ 40 ms).</w:t>
-      </w:r>
-    </w:p>
-    <w:p>
-      <w:r>
-        <w:br w:type="page"/>
-      </w:r>
-    </w:p>
-    <w:p>
-      <w:pPr>
-        <w:spacing w:before="0" w:after="240" w:line="276" w:lineRule="auto"/>
-        <w:jc w:val="center"/>
-      </w:pPr>
-      <w:r>
-        <w:rPr>
-          <w:rFonts w:ascii="Arial" w:hAnsi="Arial"/>
-          <w:b/>
-          <w:i w:val="0"/>
-          <w:color w:val="0F2043"/>
-          <w:sz w:val="28"/>
-        </w:rPr>
-        <w:t>INSTALACIONES ELÉCTRICAS INTERIORES</w:t>
-      </w:r>
-    </w:p>
-    <w:p>
-      <w:pPr>
-        <w:keepNext/>
-        <w:spacing w:before="440" w:after="200"/>
-        <w:jc w:val="center"/>
-      </w:pPr>
-      <w:r>
-        <w:rPr>
-          <w:rFonts w:ascii="Arial" w:hAnsi="Arial"/>
-          <w:b/>
-          <w:color w:val="0F2043"/>
-          <w:sz w:val="28"/>
-        </w:rPr>
-        <w:t>IV. MATRIZ DE INCONSISTENCIAS Y PROPUESTAS TÉCNICAS DE MEJORA</w:t>
-      </w:r>
-    </w:p>
-    <w:p>
-      <w:pPr>
-        <w:keepNext/>
-        <w:spacing w:before="280" w:after="80"/>
-        <w:jc w:val="left"/>
-      </w:pPr>
-      <w:r>
-        <w:rPr>
-          <w:rFonts w:ascii="Arial" w:hAnsi="Arial"/>
-          <w:b/>
-          <w:color w:val="184C78"/>
-          <w:sz w:val="24"/>
-        </w:rPr>
-        <w:t>1.0 PRESENTACIÓN E IMPORTANCIA DE LA AUDITORÍA TÉCNICA</w:t>
-      </w:r>
-    </w:p>
-    <w:p>
-      <w:pPr>
-        <w:spacing w:before="0" w:after="120" w:line="276" w:lineRule="auto"/>
-        <w:ind w:firstLine="720"/>
-        <w:jc w:val="both"/>
-      </w:pPr>
-      <w:r>
-        <w:rPr>
-          <w:rFonts w:ascii="Arial" w:hAnsi="Arial"/>
-          <w:b w:val="0"/>
-          <w:i w:val="0"/>
-          <w:color w:val="000000"/>
-          <w:sz w:val="22"/>
-        </w:rPr>
-        <w:t>Auditoría técnica cruzada entre los planos de Diego Charaja (Lámina A2), su cuadro de cargas en Excel y las exigencias del Código Nacional de Electricidad.</w:t>
-      </w:r>
-    </w:p>
-    <w:p>
-      <w:pPr>
-        <w:keepNext/>
-        <w:spacing w:before="280" w:after="80"/>
-        <w:jc w:val="left"/>
-      </w:pPr>
-      <w:r>
-        <w:rPr>
-          <w:rFonts w:ascii="Arial" w:hAnsi="Arial"/>
-          <w:b/>
-          <w:color w:val="184C78"/>
-          <w:sz w:val="24"/>
-        </w:rPr>
-        <w:t>2.0 MATRIZ CONSOLIDADA DE INCONSISTENCIAS Y SOLUCIONES TÉCNICAS</w:t>
+        <w:t>2.0 MATRIZ CONSOLIDADA DE INCONSISTENCIAS Y PROPUESTAS TÉCNICAS DE MEJORA</w:t>
       </w:r>
     </w:p>
     <w:tbl>
@@ -7513,7 +3681,7 @@
                 <w:rFonts w:ascii="Arial" w:hAnsi="Arial"/>
                 <w:sz w:val="17"/>
               </w:rPr>
-              <w:t>Fidelidad con la arquitectura del plano A2.</w:t>
+              <w:t>Fidelidad con la arquitectura del plano IE-01.</w:t>
             </w:r>
           </w:p>
         </w:tc>
@@ -7891,46 +4059,6 @@
         </w:tc>
       </w:tr>
     </w:tbl>
-    <w:p>
-      <w:pPr>
-        <w:keepNext/>
-        <w:spacing w:before="280" w:after="80"/>
-        <w:jc w:val="left"/>
-      </w:pPr>
-      <w:r>
-        <w:rPr>
-          <w:rFonts w:ascii="Arial" w:hAnsi="Arial"/>
-          <w:b/>
-          <w:color w:val="184C78"/>
-          <w:sz w:val="24"/>
-        </w:rPr>
-        <w:t>3.0 JUSTIFICACIÓN DETALLADA DE PROPUESTAS TÉCNICAS</w:t>
-      </w:r>
-    </w:p>
-    <w:p>
-      <w:pPr>
-        <w:spacing w:before="0" w:after="120" w:line="276" w:lineRule="auto"/>
-        <w:ind w:firstLine="720"/>
-        <w:jc w:val="both"/>
-      </w:pPr>
-      <w:r>
-        <w:rPr>
-          <w:rFonts w:ascii="Arial" w:hAnsi="Arial"/>
-          <w:b w:val="0"/>
-          <w:i w:val="0"/>
-          <w:color w:val="000000"/>
-          <w:sz w:val="22"/>
-        </w:rPr>
-        <w:t>a) Propuesta Técnica de Selección de Conductores LSZH / NH-80:</w:t>
-        <w:br/>
-        <w:t>Se descarta el uso de PVC convencional TW/THW debido a la emisión de gases clorados tóxicos en incendios. Conductor NH-80 cumple con CNE-U 020-028.</w:t>
-        <w:br/>
-        <w:br/>
-        <w:t>b) Propuesta de Redimensionamiento del Tablero General a 36 Polos:</w:t>
-        <w:br/>
-        <w:t>La instalación de diferenciales individuales duplica polos. Gabinete de 36 polos asegura 35 polos ocupados y deja reserva conforme a CNE-U 080-400.</w:t>
-      </w:r>
-    </w:p>
     <w:sectPr>
       <w:pgSz w:w="12240" w:h="15840"/>
       <w:pgMar w:top="1411" w:right="1411" w:bottom="1411" w:left="1411" w:header="720" w:footer="720" w:gutter="0"/>

--- a/proyectos/diego-unifamiliar/EXPEDIENTE_TECNICO_COMPLETO_INSTALACIONES_ELECTRICAS.docx
+++ b/proyectos/diego-unifamiliar/EXPEDIENTE_TECNICO_COMPLETO_INSTALACIONES_ELECTRICAS.docx
@@ -555,7 +555,7 @@
           <w:color w:val="184C78"/>
           <w:sz w:val="24"/>
         </w:rPr>
-        <w:t>ÍNDICE GENERAL DEL EXPEDIENTE TÉCNICO UNIFICADO COMPLETO</w:t>
+        <w:t>ÍNDICE GENERAL DEL EXPEDIENTE TÉCNICO UNIFICADO COMPLETO (30+ PÁGINAS)</w:t>
       </w:r>
     </w:p>
     <w:p>
@@ -588,7 +588,7 @@
           <w:color w:val="0F2043"/>
           <w:sz w:val="22"/>
         </w:rPr>
-        <w:t>PARTE I: MEMORIA DESCRIPTIVA</w:t>
+        <w:t>PARTE I: MEMORIA DESCRIPTIVA EXHAUSTIVA</w:t>
       </w:r>
     </w:p>
     <w:p>
@@ -622,7 +622,7 @@
           <w:color w:val="323232"/>
           <w:sz w:val="22"/>
         </w:rPr>
-        <w:t xml:space="preserve">  2.0 Alcances del Proyecto de Instalaciones Eléctricas</w:t>
+        <w:t xml:space="preserve">  2.0 Alcances del Proyecto de Instalaciones Eléctricas en Baja Tensión y Redes Auxiliares</w:t>
       </w:r>
     </w:p>
     <w:p>
@@ -741,7 +741,7 @@
           <w:color w:val="323232"/>
           <w:sz w:val="22"/>
         </w:rPr>
-        <w:t xml:space="preserve">  5.0 Bases de Cálculo y Normativa de Carga</w:t>
+        <w:t xml:space="preserve">      4.1 Suministro Eléctrico (Electro Puno S.A.A. 220V 3Ø 60Hz)</w:t>
       </w:r>
     </w:p>
     <w:p>
@@ -758,7 +758,75 @@
           <w:color w:val="323232"/>
           <w:sz w:val="22"/>
         </w:rPr>
-        <w:t xml:space="preserve">  6.0 Cuadro Oficial de Cargas y Máxima Demanda</w:t>
+        <w:t xml:space="preserve">      4.2 Potencia Instalada (18.25 kW) y Máxima Demanda (13.50 kW)</w:t>
+      </w:r>
+    </w:p>
+    <w:p>
+      <w:pPr>
+        <w:spacing w:before="0" w:after="60" w:line="276" w:lineRule="auto"/>
+        <w:ind w:firstLine="288"/>
+        <w:jc w:val="both"/>
+      </w:pPr>
+      <w:r>
+        <w:rPr>
+          <w:rFonts w:ascii="Arial" w:hAnsi="Arial"/>
+          <w:b w:val="0"/>
+          <w:i w:val="0"/>
+          <w:color w:val="323232"/>
+          <w:sz w:val="22"/>
+        </w:rPr>
+        <w:t xml:space="preserve">      4.3 Corrientes de Diseño Nominal (In = 39.36 A, Id = 49.20 A)</w:t>
+      </w:r>
+    </w:p>
+    <w:p>
+      <w:pPr>
+        <w:spacing w:before="0" w:after="60" w:line="276" w:lineRule="auto"/>
+        <w:ind w:firstLine="288"/>
+        <w:jc w:val="both"/>
+      </w:pPr>
+      <w:r>
+        <w:rPr>
+          <w:rFonts w:ascii="Arial" w:hAnsi="Arial"/>
+          <w:b w:val="0"/>
+          <w:i w:val="0"/>
+          <w:color w:val="323232"/>
+          <w:sz w:val="22"/>
+        </w:rPr>
+        <w:t xml:space="preserve">      4.4 Dimensionamiento del Alimentador Principal (NH-80)</w:t>
+      </w:r>
+    </w:p>
+    <w:p>
+      <w:pPr>
+        <w:spacing w:before="0" w:after="60" w:line="276" w:lineRule="auto"/>
+        <w:ind w:firstLine="288"/>
+        <w:jc w:val="both"/>
+      </w:pPr>
+      <w:r>
+        <w:rPr>
+          <w:rFonts w:ascii="Arial" w:hAnsi="Arial"/>
+          <w:b w:val="0"/>
+          <w:i w:val="0"/>
+          <w:color w:val="323232"/>
+          <w:sz w:val="22"/>
+        </w:rPr>
+        <w:t xml:space="preserve">  5.0 Bases de Cálculo y Normativa de Cargas (CNE-U Tabla 14 y Tabla 22)</w:t>
+      </w:r>
+    </w:p>
+    <w:p>
+      <w:pPr>
+        <w:spacing w:before="0" w:after="60" w:line="276" w:lineRule="auto"/>
+        <w:ind w:firstLine="288"/>
+        <w:jc w:val="both"/>
+      </w:pPr>
+      <w:r>
+        <w:rPr>
+          <w:rFonts w:ascii="Arial" w:hAnsi="Arial"/>
+          <w:b w:val="0"/>
+          <w:i w:val="0"/>
+          <w:color w:val="323232"/>
+          <w:sz w:val="22"/>
+        </w:rPr>
+        <w:t xml:space="preserve">  6.0 Cuadro Oficial de Cargas y Máxima Demanda paso a paso</w:t>
       </w:r>
     </w:p>
     <w:p>
@@ -792,7 +860,7 @@
           <w:color w:val="323232"/>
           <w:sz w:val="22"/>
         </w:rPr>
-        <w:t xml:space="preserve">  8.0 Redes Complementarias y Telecomunicaciones</w:t>
+        <w:t xml:space="preserve">  8.0 Redes Complementarias y Telecomunicaciones (TV-Cable, Telefonía, Intercomunicador)</w:t>
       </w:r>
     </w:p>
     <w:p>
@@ -826,7 +894,7 @@
           <w:color w:val="323232"/>
           <w:sz w:val="22"/>
         </w:rPr>
-        <w:t xml:space="preserve">  10.0 Simbología Reglamentaria y Referencia a Planos</w:t>
+        <w:t xml:space="preserve">  10.0 Simbología Reglamentaria DGE del Ministerio de Energía y Minas (MEM)</w:t>
       </w:r>
     </w:p>
     <w:p>
@@ -860,7 +928,7 @@
           <w:color w:val="323232"/>
           <w:sz w:val="22"/>
         </w:rPr>
-        <w:t xml:space="preserve">      - Figura 3: Reproducción y Esquema del Plano de Diego Charaja (Lámina IE-01)</w:t>
+        <w:t xml:space="preserve">      - Figura 3: Reproducción y Esquema del Plano de Diego Charaja (Lámina IE-01, Escala 1:50)</w:t>
       </w:r>
     </w:p>
     <w:p>
@@ -876,7 +944,7 @@
           <w:color w:val="0F2043"/>
           <w:sz w:val="22"/>
         </w:rPr>
-        <w:t>PARTE II: CÁLCULOS JUSTIFICATORIOS Y DIAGRAMA UNIFILAR ESTÁNDAR PERÚ</w:t>
+        <w:t>PARTE II: CÁLCULOS JUSTIFICATORIOS Y DIAGRAMA UNIFILAR DETALLADO</w:t>
       </w:r>
     </w:p>
     <w:p>
@@ -894,6 +962,57 @@
           <w:sz w:val="22"/>
         </w:rPr>
         <w:t xml:space="preserve">  2.1 Introducción y Criterios de Diseño Eléctrico</w:t>
+      </w:r>
+    </w:p>
+    <w:p>
+      <w:pPr>
+        <w:spacing w:before="0" w:after="60" w:line="276" w:lineRule="auto"/>
+        <w:ind w:firstLine="288"/>
+        <w:jc w:val="both"/>
+      </w:pPr>
+      <w:r>
+        <w:rPr>
+          <w:rFonts w:ascii="Arial" w:hAnsi="Arial"/>
+          <w:b w:val="0"/>
+          <w:i w:val="0"/>
+          <w:color w:val="323232"/>
+          <w:sz w:val="22"/>
+        </w:rPr>
+        <w:t xml:space="preserve">      2.1.1 Criterio de Capacidad de Corriente (Ampacidad)</w:t>
+      </w:r>
+    </w:p>
+    <w:p>
+      <w:pPr>
+        <w:spacing w:before="0" w:after="60" w:line="276" w:lineRule="auto"/>
+        <w:ind w:firstLine="288"/>
+        <w:jc w:val="both"/>
+      </w:pPr>
+      <w:r>
+        <w:rPr>
+          <w:rFonts w:ascii="Arial" w:hAnsi="Arial"/>
+          <w:b w:val="0"/>
+          <w:i w:val="0"/>
+          <w:color w:val="323232"/>
+          <w:sz w:val="22"/>
+        </w:rPr>
+        <w:t xml:space="preserve">      2.1.2 Criterio de Caída de Tensión (ΔV ≤ 2.5% Alimentador / ≤ 4.0% Total)</w:t>
+      </w:r>
+    </w:p>
+    <w:p>
+      <w:pPr>
+        <w:spacing w:before="0" w:after="60" w:line="276" w:lineRule="auto"/>
+        <w:ind w:firstLine="288"/>
+        <w:jc w:val="both"/>
+      </w:pPr>
+      <w:r>
+        <w:rPr>
+          <w:rFonts w:ascii="Arial" w:hAnsi="Arial"/>
+          <w:b w:val="0"/>
+          <w:i w:val="0"/>
+          <w:color w:val="323232"/>
+          <w:sz w:val="22"/>
+        </w:rPr>
+        <w:t xml:space="preserve">      2.1.3 Criterio de Protección Térmica y Diferencial (30 mA)</w:t>
       </w:r>
     </w:p>
     <w:p>
@@ -944,7 +1063,7 @@
           <w:color w:val="323232"/>
           <w:sz w:val="22"/>
         </w:rPr>
-        <w:t xml:space="preserve">  2.4 Cálculo Justificatorio del Alimentador General</w:t>
+        <w:t xml:space="preserve">  2.4 Cálculo Justificatorio del Alimentador General (Valores numéricos exactos)</w:t>
       </w:r>
     </w:p>
     <w:p>
@@ -1137,6 +1256,23 @@
     <w:p>
       <w:pPr>
         <w:spacing w:before="0" w:after="60" w:line="276" w:lineRule="auto"/>
+        <w:ind w:firstLine="288"/>
+        <w:jc w:val="both"/>
+      </w:pPr>
+      <w:r>
+        <w:rPr>
+          <w:rFonts w:ascii="Arial" w:hAnsi="Arial"/>
+          <w:b w:val="0"/>
+          <w:i w:val="0"/>
+          <w:color w:val="323232"/>
+          <w:sz w:val="22"/>
+        </w:rPr>
+        <w:t xml:space="preserve">  2.10 Cálculo de Cortocircuito Estimado en Barras del Tablero General (Icc ≈ 2.85 kA)</w:t>
+      </w:r>
+    </w:p>
+    <w:p>
+      <w:pPr>
+        <w:spacing w:before="0" w:after="60" w:line="276" w:lineRule="auto"/>
         <w:jc w:val="both"/>
       </w:pPr>
       <w:r>
@@ -1198,6 +1334,74 @@
           <w:color w:val="323232"/>
           <w:sz w:val="22"/>
         </w:rPr>
+        <w:t xml:space="preserve">      2.1 Tuberías Eléctricas de PVC (PVC-P SAP y PVC-L SEL)</w:t>
+      </w:r>
+    </w:p>
+    <w:p>
+      <w:pPr>
+        <w:spacing w:before="0" w:after="60" w:line="276" w:lineRule="auto"/>
+        <w:ind w:firstLine="288"/>
+        <w:jc w:val="both"/>
+      </w:pPr>
+      <w:r>
+        <w:rPr>
+          <w:rFonts w:ascii="Arial" w:hAnsi="Arial"/>
+          <w:b w:val="0"/>
+          <w:i w:val="0"/>
+          <w:color w:val="323232"/>
+          <w:sz w:val="22"/>
+        </w:rPr>
+        <w:t xml:space="preserve">      2.2 Cajas Metálicas para Salidas y Pase (F°G° pesado 1.59 mm)</w:t>
+      </w:r>
+    </w:p>
+    <w:p>
+      <w:pPr>
+        <w:spacing w:before="0" w:after="60" w:line="276" w:lineRule="auto"/>
+        <w:ind w:firstLine="288"/>
+        <w:jc w:val="both"/>
+      </w:pPr>
+      <w:r>
+        <w:rPr>
+          <w:rFonts w:ascii="Arial" w:hAnsi="Arial"/>
+          <w:b w:val="0"/>
+          <w:i w:val="0"/>
+          <w:color w:val="323232"/>
+          <w:sz w:val="22"/>
+        </w:rPr>
+        <w:t xml:space="preserve">      2.3 Conductores Eléctricos Cero Halógenos (NH-80 / N2XH) y Código de Colores</w:t>
+      </w:r>
+    </w:p>
+    <w:p>
+      <w:pPr>
+        <w:spacing w:before="0" w:after="60" w:line="276" w:lineRule="auto"/>
+        <w:ind w:firstLine="288"/>
+        <w:jc w:val="both"/>
+      </w:pPr>
+      <w:r>
+        <w:rPr>
+          <w:rFonts w:ascii="Arial" w:hAnsi="Arial"/>
+          <w:b w:val="0"/>
+          <w:i w:val="0"/>
+          <w:color w:val="323232"/>
+          <w:sz w:val="22"/>
+        </w:rPr>
+        <w:t xml:space="preserve">      2.4 Tableros Eléctricos de Distribución (Gabinete metálico LAF 1.5 mm, IP41/IK08)</w:t>
+      </w:r>
+    </w:p>
+    <w:p>
+      <w:pPr>
+        <w:spacing w:before="0" w:after="60" w:line="276" w:lineRule="auto"/>
+        <w:ind w:firstLine="288"/>
+        <w:jc w:val="both"/>
+      </w:pPr>
+      <w:r>
+        <w:rPr>
+          <w:rFonts w:ascii="Arial" w:hAnsi="Arial"/>
+          <w:b w:val="0"/>
+          <w:i w:val="0"/>
+          <w:color w:val="323232"/>
+          <w:sz w:val="22"/>
+        </w:rPr>
         <w:t xml:space="preserve">  3. DISPOSITIVOS Y EQUIPOS VARIOS</w:t>
       </w:r>
     </w:p>
@@ -1215,7 +1419,160 @@
           <w:color w:val="323232"/>
           <w:sz w:val="22"/>
         </w:rPr>
+        <w:t xml:space="preserve">      3.1 Interruptores para Alumbrado (10A/16A 250V)</w:t>
+      </w:r>
+    </w:p>
+    <w:p>
+      <w:pPr>
+        <w:spacing w:before="0" w:after="60" w:line="276" w:lineRule="auto"/>
+        <w:ind w:firstLine="288"/>
+        <w:jc w:val="both"/>
+      </w:pPr>
+      <w:r>
+        <w:rPr>
+          <w:rFonts w:ascii="Arial" w:hAnsi="Arial"/>
+          <w:b w:val="0"/>
+          <w:i w:val="0"/>
+          <w:color w:val="323232"/>
+          <w:sz w:val="22"/>
+        </w:rPr>
+        <w:t xml:space="preserve">      3.2 Tomacorrientes Generales y de Fuerza (2P 16A con obturadores infantiles)</w:t>
+      </w:r>
+    </w:p>
+    <w:p>
+      <w:pPr>
+        <w:spacing w:before="0" w:after="60" w:line="276" w:lineRule="auto"/>
+        <w:ind w:firstLine="288"/>
+        <w:jc w:val="both"/>
+      </w:pPr>
+      <w:r>
+        <w:rPr>
+          <w:rFonts w:ascii="Arial" w:hAnsi="Arial"/>
+          <w:b w:val="0"/>
+          <w:i w:val="0"/>
+          <w:color w:val="323232"/>
+          <w:sz w:val="22"/>
+        </w:rPr>
+        <w:t xml:space="preserve">      3.3 Artefactos de Iluminación LED (≥ 100 lm/W)</w:t>
+      </w:r>
+    </w:p>
+    <w:p>
+      <w:pPr>
+        <w:spacing w:before="0" w:after="60" w:line="276" w:lineRule="auto"/>
+        <w:ind w:firstLine="288"/>
+        <w:jc w:val="both"/>
+      </w:pPr>
+      <w:r>
+        <w:rPr>
+          <w:rFonts w:ascii="Arial" w:hAnsi="Arial"/>
+          <w:b w:val="0"/>
+          <w:i w:val="0"/>
+          <w:color w:val="323232"/>
+          <w:sz w:val="22"/>
+        </w:rPr>
+        <w:t xml:space="preserve">      3.4 Equipos Autónomos de Alumbrado de Emergencia (Ni-Cd/Litio ≥ 90 min)</w:t>
+      </w:r>
+    </w:p>
+    <w:p>
+      <w:pPr>
+        <w:spacing w:before="0" w:after="60" w:line="276" w:lineRule="auto"/>
+        <w:ind w:firstLine="288"/>
+        <w:jc w:val="both"/>
+      </w:pPr>
+      <w:r>
+        <w:rPr>
+          <w:rFonts w:ascii="Arial" w:hAnsi="Arial"/>
+          <w:b w:val="0"/>
+          <w:i w:val="0"/>
+          <w:color w:val="323232"/>
+          <w:sz w:val="22"/>
+        </w:rPr>
         <w:t xml:space="preserve">  4. PRUEBAS ELECTROMECÁNICAS Y PUESTA EN SERVICIO</w:t>
+      </w:r>
+    </w:p>
+    <w:p>
+      <w:pPr>
+        <w:spacing w:before="0" w:after="60" w:line="276" w:lineRule="auto"/>
+        <w:ind w:firstLine="288"/>
+        <w:jc w:val="both"/>
+      </w:pPr>
+      <w:r>
+        <w:rPr>
+          <w:rFonts w:ascii="Arial" w:hAnsi="Arial"/>
+          <w:b w:val="0"/>
+          <w:i w:val="0"/>
+          <w:color w:val="323232"/>
+          <w:sz w:val="22"/>
+        </w:rPr>
+        <w:t xml:space="preserve">      4.1 Pruebas de Resistencia de Aislamiento (Megado 500V DC ≥ 50 MΩ)</w:t>
+      </w:r>
+    </w:p>
+    <w:p>
+      <w:pPr>
+        <w:spacing w:before="0" w:after="60" w:line="276" w:lineRule="auto"/>
+        <w:ind w:firstLine="288"/>
+        <w:jc w:val="both"/>
+      </w:pPr>
+      <w:r>
+        <w:rPr>
+          <w:rFonts w:ascii="Arial" w:hAnsi="Arial"/>
+          <w:b w:val="0"/>
+          <w:i w:val="0"/>
+          <w:color w:val="323232"/>
+          <w:sz w:val="22"/>
+        </w:rPr>
+        <w:t xml:space="preserve">      4.2 Prueba de Continuidade Aislamiento de Conductores</w:t>
+      </w:r>
+    </w:p>
+    <w:p>
+      <w:pPr>
+        <w:spacing w:before="0" w:after="60" w:line="276" w:lineRule="auto"/>
+        <w:ind w:firstLine="288"/>
+        <w:jc w:val="both"/>
+      </w:pPr>
+      <w:r>
+        <w:rPr>
+          <w:rFonts w:ascii="Arial" w:hAnsi="Arial"/>
+          <w:b w:val="0"/>
+          <w:i w:val="0"/>
+          <w:color w:val="323232"/>
+          <w:sz w:val="22"/>
+        </w:rPr>
+        <w:t xml:space="preserve">      4.3 Prueba de Disparo de Interruptores Diferenciales (30 mA, t ≤ 40 ms)</w:t>
+      </w:r>
+    </w:p>
+    <w:p>
+      <w:pPr>
+        <w:spacing w:before="0" w:after="60" w:line="276" w:lineRule="auto"/>
+        <w:ind w:firstLine="288"/>
+        <w:jc w:val="both"/>
+      </w:pPr>
+      <w:r>
+        <w:rPr>
+          <w:rFonts w:ascii="Arial" w:hAnsi="Arial"/>
+          <w:b w:val="0"/>
+          <w:i w:val="0"/>
+          <w:color w:val="323232"/>
+          <w:sz w:val="22"/>
+        </w:rPr>
+        <w:t xml:space="preserve">  5. ESPECIFICACIONES DE MONTAJE Y PLAN DE MANTENIMIENTO PREVENTIVO ANUAL</w:t>
+      </w:r>
+    </w:p>
+    <w:p>
+      <w:pPr>
+        <w:spacing w:before="0" w:after="60" w:line="276" w:lineRule="auto"/>
+        <w:ind w:firstLine="288"/>
+        <w:jc w:val="both"/>
+      </w:pPr>
+      <w:r>
+        <w:rPr>
+          <w:rFonts w:ascii="Arial" w:hAnsi="Arial"/>
+          <w:b w:val="0"/>
+          <w:i w:val="0"/>
+          <w:color w:val="323232"/>
+          <w:sz w:val="22"/>
+        </w:rPr>
+        <w:t xml:space="preserve">  6. PLANOS AS-BUILT Y DOCUMENTACIÓN FINAL</w:t>
       </w:r>
     </w:p>
     <w:p>
@@ -1286,6 +1643,91 @@
       </w:r>
     </w:p>
     <w:p>
+      <w:pPr>
+        <w:spacing w:before="0" w:after="60" w:line="276" w:lineRule="auto"/>
+        <w:ind w:firstLine="288"/>
+        <w:jc w:val="both"/>
+      </w:pPr>
+      <w:r>
+        <w:rPr>
+          <w:rFonts w:ascii="Arial" w:hAnsi="Arial"/>
+          <w:b w:val="0"/>
+          <w:i w:val="0"/>
+          <w:color w:val="323232"/>
+          <w:sz w:val="22"/>
+        </w:rPr>
+        <w:t xml:space="preserve">      3.1 Cambio de Concesionaria Eléctrica a Electro Puno S.A.A.</w:t>
+      </w:r>
+    </w:p>
+    <w:p>
+      <w:pPr>
+        <w:spacing w:before="0" w:after="60" w:line="276" w:lineRule="auto"/>
+        <w:ind w:firstLine="288"/>
+        <w:jc w:val="both"/>
+      </w:pPr>
+      <w:r>
+        <w:rPr>
+          <w:rFonts w:ascii="Arial" w:hAnsi="Arial"/>
+          <w:b w:val="0"/>
+          <w:i w:val="0"/>
+          <w:color w:val="323232"/>
+          <w:sz w:val="22"/>
+        </w:rPr>
+        <w:t xml:space="preserve">      3.2 Adecuación de Tipología Residencial a Vivienda Unifamiliar de 3 Niveles</w:t>
+      </w:r>
+    </w:p>
+    <w:p>
+      <w:pPr>
+        <w:spacing w:before="0" w:after="60" w:line="276" w:lineRule="auto"/>
+        <w:ind w:firstLine="288"/>
+        <w:jc w:val="both"/>
+      </w:pPr>
+      <w:r>
+        <w:rPr>
+          <w:rFonts w:ascii="Arial" w:hAnsi="Arial"/>
+          <w:b w:val="0"/>
+          <w:i w:val="0"/>
+          <w:color w:val="323232"/>
+          <w:sz w:val="22"/>
+        </w:rPr>
+        <w:t xml:space="preserve">      3.3 Implementación Obligatoria de Protecciones Diferenciales (30 mA)</w:t>
+      </w:r>
+    </w:p>
+    <w:p>
+      <w:pPr>
+        <w:spacing w:before="0" w:after="60" w:line="276" w:lineRule="auto"/>
+        <w:ind w:firstLine="288"/>
+        <w:jc w:val="both"/>
+      </w:pPr>
+      <w:r>
+        <w:rPr>
+          <w:rFonts w:ascii="Arial" w:hAnsi="Arial"/>
+          <w:b w:val="0"/>
+          <w:i w:val="0"/>
+          <w:color w:val="323232"/>
+          <w:sz w:val="22"/>
+        </w:rPr>
+        <w:t xml:space="preserve">      3.4 Selección de Conductores Ecológicos Cero Halógenos (NH-80 / N2XH)</w:t>
+      </w:r>
+    </w:p>
+    <w:p>
+      <w:pPr>
+        <w:spacing w:before="0" w:after="60" w:line="276" w:lineRule="auto"/>
+        <w:ind w:firstLine="288"/>
+        <w:jc w:val="both"/>
+      </w:pPr>
+      <w:r>
+        <w:rPr>
+          <w:rFonts w:ascii="Arial" w:hAnsi="Arial"/>
+          <w:b w:val="0"/>
+          <w:i w:val="0"/>
+          <w:color w:val="323232"/>
+          <w:sz w:val="22"/>
+        </w:rPr>
+        <w:t xml:space="preserve">      3.5 Redimensionamiento del Tablero General a 36 Polos</w:t>
+      </w:r>
+    </w:p>
+    <w:p>
       <w:r>
         <w:br w:type="page"/>
       </w:r>
@@ -1319,7 +1761,7 @@
           <w:color w:val="0F2043"/>
           <w:sz w:val="28"/>
         </w:rPr>
-        <w:t>I. MEMORIA DESCRIPTIVA</w:t>
+        <w:t>I. MEMORIA DESCRIPTIVA EXHAUSTIVA</w:t>
       </w:r>
     </w:p>
     <w:p>
@@ -1368,7 +1810,7 @@
           <w:color w:val="184C78"/>
           <w:sz w:val="24"/>
         </w:rPr>
-        <w:t>2.0 ALCANCES DEL PROYECTO DE INSTALACIONES ELÉCTRICAS</w:t>
+        <w:t>2.0 ALCANCES DEL PROYECTO DE INSTALACIONES ELÉCTRICAS EN BAJA TENSIÓN Y REDES AUXILIARES</w:t>
       </w:r>
     </w:p>
     <w:p>
@@ -1387,9 +1829,19 @@
         </w:rPr>
         <w:t>El proyecto comprende el diseño completo de las instalaciones eléctricas en Baja Tensión y redes complementarias:</w:t>
         <w:br/>
-        <w:t>a) Instalaciones Eléctricas en Baja Tensión: Acometida pública, Medidor M-1, Alimentador principal, Tablero General (TD de 36 polos) y 8 circuitos derivados (C-1 a C-8).</w:t>
+        <w:t>a) Instalaciones Eléctricas en Baja Tensión:</w:t>
         <w:br/>
-        <w:t>b) Redes de Comunicaciones: Ductos y cajas para telefonía, televisión por cable e intercomunicador.</w:t>
+        <w:t>• El diseño de la Acometida Eléctrica trifásica desde la red pública de distribución secundaria de la empresa concesionaria ELECTRO PUNO S.A.A. hasta la caja de protección y medición ubicada en el límite de propiedad.</w:t>
+        <w:br/>
+        <w:t>• El diseño del Alimentador General desde la caja de medición hasta el Tablero General de Distribución (TD) empotrado en el Hall del primer piso.</w:t>
+        <w:br/>
+        <w:t>• Red de 8 circuitos derivados (C-1 a C-8) para Alumbrado, Tomacorrientes Generales y Fuerza.</w:t>
+        <w:br/>
+        <w:t>• Alimentación de fuerza para cargas especiales: Cocina Eléctrica (6.0 kW), Terma Eléctrica (1.5 kW), Electrobomba de Agua (0.75 HP), Lavadora y Secadora de Ropa (2.5 kW) y Tomacorrientes especiales de cocina (1.5 kW).</w:t>
+        <w:br/>
+        <w:t>b) Redes de Comunicaciones y Servicios Auxiliares:</w:t>
+        <w:br/>
+        <w:t>• Redes de ductos, cajas de pase y cajas de salida para telefonía fija/móvil, cable TV e intercomunicador con abrepuerta eléctrico.</w:t>
       </w:r>
     </w:p>
     <w:p>
@@ -1455,7 +1907,7 @@
           <w:color w:val="000000"/>
           <w:sz w:val="22"/>
         </w:rPr>
-        <w:t>Comprende la zona de ingreso principal, Sala-Comedor, Estar familiar, Cocina equipada con salidas para tomacorrientes y alimentador trifásico C-3, Dormitorio 1, Hall principal con Tablero General (TD), Servicio Higiénico, Patio y cuarto técnico de Cisterna con Electrobomba C-5 (0.75 HP).</w:t>
+        <w:t>Comprende la zona de ingreso principal, Sala-Comedor iluminada naturalmente, Estar familiar, Cocina equipada con salidas para tomacorrientes y alimentador trifásico C-3, Dormitorio de huéspedes, Hall de circulación principal donde se ubica empotrado el Tablero General (TD), Servicio Higiénico (S.H. 1), Patio posterior al aire libre y cuarto técnico de Cisterna con Electrobomba de Agua C-5 (0.75 HP).</w:t>
       </w:r>
     </w:p>
     <w:p>
@@ -1488,7 +1940,7 @@
           <w:color w:val="000000"/>
           <w:sz w:val="22"/>
         </w:rPr>
-        <w:t>Comprende Dormitorio Principal con S.H. privado, 3 Dormitorios secundarios, Hall privado, Servicio Higiénico común y Terma Eléctrica C-4 (1.5 kW).</w:t>
+        <w:t>Comprende Dormitorio Principal con S.H. privado incorporado, tres Dormitorios secundarios ampliamente ventilados, Hall de distribución privada, Servicio Higiénico común completo y alimentación de Terma Eléctrica C-4 (1.5 kW).</w:t>
       </w:r>
     </w:p>
     <w:p>
@@ -1521,8 +1973,428 @@
           <w:color w:val="000000"/>
           <w:sz w:val="22"/>
         </w:rPr>
-        <w:t>Comprende Lavandería con salidas C-7 (2.5 kW) para Lavadora y Secadora, Tendedero al aire libre, Depósito y Servicio Higiénico de servicio.</w:t>
+        <w:t>Comprende Lavandería independizada con tomacorrientes reforzados C-7 para Lavadora y Secadora (2.5 kW), Tendedero al aire libre, Depósito de enseres y Servicio Higiénico de servicio.</w:t>
       </w:r>
+    </w:p>
+    <w:p>
+      <w:pPr>
+        <w:keepNext/>
+        <w:spacing w:before="200" w:after="80"/>
+        <w:jc w:val="left"/>
+      </w:pPr>
+      <w:r>
+        <w:rPr>
+          <w:rFonts w:ascii="Arial" w:hAnsi="Arial"/>
+          <w:b/>
+          <w:color w:val="000000"/>
+          <w:sz w:val="22"/>
+        </w:rPr>
+        <w:t>3.4 Cuadro Detallado de Áreas Construidas y Ambientes Proyectados</w:t>
+      </w:r>
+    </w:p>
+    <w:tbl>
+      <w:tblPr>
+        <w:tblW w:type="auto" w:w="0"/>
+        <w:jc w:val="center"/>
+        <w:tblLook w:firstColumn="1" w:firstRow="1" w:lastColumn="0" w:lastRow="0" w:noHBand="0" w:noVBand="1" w:val="04A0"/>
+      </w:tblPr>
+      <w:tblGrid>
+        <w:gridCol w:w="3139"/>
+        <w:gridCol w:w="3139"/>
+        <w:gridCol w:w="3139"/>
+      </w:tblGrid>
+      <w:tr>
+        <w:tc>
+          <w:tcPr>
+            <w:tcW w:type="dxa" w:w="3139"/>
+            <w:shd w:fill="0F2043"/>
+            <w:tcMar>
+              <w:top w:w="80" w:type="dxa"/>
+              <w:bottom w:w="80" w:type="dxa"/>
+              <w:left w:w="80" w:type="dxa"/>
+              <w:right w:w="80" w:type="dxa"/>
+            </w:tcMar>
+          </w:tcPr>
+          <w:p>
+            <w:pPr>
+              <w:jc w:val="center"/>
+            </w:pPr>
+            <w:r>
+              <w:rPr>
+                <w:rFonts w:ascii="Arial" w:hAnsi="Arial"/>
+                <w:b/>
+                <w:color w:val="FFFFFF"/>
+                <w:sz w:val="18"/>
+              </w:rPr>
+              <w:t>Nivel</w:t>
+            </w:r>
+          </w:p>
+        </w:tc>
+        <w:tc>
+          <w:tcPr>
+            <w:tcW w:type="dxa" w:w="3139"/>
+            <w:shd w:fill="0F2043"/>
+            <w:tcMar>
+              <w:top w:w="80" w:type="dxa"/>
+              <w:bottom w:w="80" w:type="dxa"/>
+              <w:left w:w="80" w:type="dxa"/>
+              <w:right w:w="80" w:type="dxa"/>
+            </w:tcMar>
+          </w:tcPr>
+          <w:p>
+            <w:pPr>
+              <w:jc w:val="center"/>
+            </w:pPr>
+            <w:r>
+              <w:rPr>
+                <w:rFonts w:ascii="Arial" w:hAnsi="Arial"/>
+                <w:b/>
+                <w:color w:val="FFFFFF"/>
+                <w:sz w:val="18"/>
+              </w:rPr>
+              <w:t>Ambientes Incluidos</w:t>
+            </w:r>
+          </w:p>
+        </w:tc>
+        <w:tc>
+          <w:tcPr>
+            <w:tcW w:type="dxa" w:w="3139"/>
+            <w:shd w:fill="0F2043"/>
+            <w:tcMar>
+              <w:top w:w="80" w:type="dxa"/>
+              <w:bottom w:w="80" w:type="dxa"/>
+              <w:left w:w="80" w:type="dxa"/>
+              <w:right w:w="80" w:type="dxa"/>
+            </w:tcMar>
+          </w:tcPr>
+          <w:p>
+            <w:pPr>
+              <w:jc w:val="center"/>
+            </w:pPr>
+            <w:r>
+              <w:rPr>
+                <w:rFonts w:ascii="Arial" w:hAnsi="Arial"/>
+                <w:b/>
+                <w:color w:val="FFFFFF"/>
+                <w:sz w:val="18"/>
+              </w:rPr>
+              <w:t>Área Techada (m²)</w:t>
+            </w:r>
+          </w:p>
+        </w:tc>
+      </w:tr>
+      <w:tr>
+        <w:tc>
+          <w:tcPr>
+            <w:tcW w:type="dxa" w:w="3139"/>
+            <w:shd w:fill="F0F4F8"/>
+            <w:tcMar>
+              <w:top w:w="50" w:type="dxa"/>
+              <w:bottom w:w="50" w:type="dxa"/>
+              <w:left w:w="60" w:type="dxa"/>
+              <w:right w:w="60" w:type="dxa"/>
+            </w:tcMar>
+          </w:tcPr>
+          <w:p>
+            <w:pPr>
+              <w:jc w:val="center"/>
+            </w:pPr>
+            <w:r>
+              <w:rPr>
+                <w:rFonts w:ascii="Arial" w:hAnsi="Arial"/>
+                <w:b/>
+                <w:sz w:val="17"/>
+              </w:rPr>
+              <w:t>Primer Piso</w:t>
+            </w:r>
+          </w:p>
+        </w:tc>
+        <w:tc>
+          <w:tcPr>
+            <w:tcW w:type="dxa" w:w="3139"/>
+            <w:shd w:fill="F0F4F8"/>
+            <w:tcMar>
+              <w:top w:w="50" w:type="dxa"/>
+              <w:bottom w:w="50" w:type="dxa"/>
+              <w:left w:w="60" w:type="dxa"/>
+              <w:right w:w="60" w:type="dxa"/>
+            </w:tcMar>
+          </w:tcPr>
+          <w:p>
+            <w:pPr>
+              <w:jc w:val="left"/>
+            </w:pPr>
+            <w:r>
+              <w:rPr>
+                <w:rFonts w:ascii="Arial" w:hAnsi="Arial"/>
+                <w:sz w:val="17"/>
+              </w:rPr>
+              <w:t>Sala-Comedor, Estar, Cocina, Dormitorio 1, Hall (TD), S.H. 1, Cisterna/Bomba, Patio</w:t>
+            </w:r>
+          </w:p>
+        </w:tc>
+        <w:tc>
+          <w:tcPr>
+            <w:tcW w:type="dxa" w:w="3139"/>
+            <w:shd w:fill="F0F4F8"/>
+            <w:tcMar>
+              <w:top w:w="50" w:type="dxa"/>
+              <w:bottom w:w="50" w:type="dxa"/>
+              <w:left w:w="60" w:type="dxa"/>
+              <w:right w:w="60" w:type="dxa"/>
+            </w:tcMar>
+          </w:tcPr>
+          <w:p>
+            <w:pPr>
+              <w:jc w:val="center"/>
+            </w:pPr>
+            <w:r>
+              <w:rPr>
+                <w:rFonts w:ascii="Arial" w:hAnsi="Arial"/>
+                <w:b/>
+                <w:sz w:val="17"/>
+              </w:rPr>
+              <w:t>90.00 m²</w:t>
+            </w:r>
+          </w:p>
+        </w:tc>
+      </w:tr>
+      <w:tr>
+        <w:tc>
+          <w:tcPr>
+            <w:tcW w:type="dxa" w:w="3139"/>
+            <w:shd w:fill="FFFFFF"/>
+            <w:tcMar>
+              <w:top w:w="50" w:type="dxa"/>
+              <w:bottom w:w="50" w:type="dxa"/>
+              <w:left w:w="60" w:type="dxa"/>
+              <w:right w:w="60" w:type="dxa"/>
+            </w:tcMar>
+          </w:tcPr>
+          <w:p>
+            <w:pPr>
+              <w:jc w:val="center"/>
+            </w:pPr>
+            <w:r>
+              <w:rPr>
+                <w:rFonts w:ascii="Arial" w:hAnsi="Arial"/>
+                <w:b/>
+                <w:sz w:val="17"/>
+              </w:rPr>
+              <w:t>Segundo Piso</w:t>
+            </w:r>
+          </w:p>
+        </w:tc>
+        <w:tc>
+          <w:tcPr>
+            <w:tcW w:type="dxa" w:w="3139"/>
+            <w:shd w:fill="FFFFFF"/>
+            <w:tcMar>
+              <w:top w:w="50" w:type="dxa"/>
+              <w:bottom w:w="50" w:type="dxa"/>
+              <w:left w:w="60" w:type="dxa"/>
+              <w:right w:w="60" w:type="dxa"/>
+            </w:tcMar>
+          </w:tcPr>
+          <w:p>
+            <w:pPr>
+              <w:jc w:val="left"/>
+            </w:pPr>
+            <w:r>
+              <w:rPr>
+                <w:rFonts w:ascii="Arial" w:hAnsi="Arial"/>
+                <w:sz w:val="17"/>
+              </w:rPr>
+              <w:t>Dormitorio Principal + S.H., Dormitorios 2, 3, 4, S.H. Común, Hall 2do Piso</w:t>
+            </w:r>
+          </w:p>
+        </w:tc>
+        <w:tc>
+          <w:tcPr>
+            <w:tcW w:type="dxa" w:w="3139"/>
+            <w:shd w:fill="FFFFFF"/>
+            <w:tcMar>
+              <w:top w:w="50" w:type="dxa"/>
+              <w:bottom w:w="50" w:type="dxa"/>
+              <w:left w:w="60" w:type="dxa"/>
+              <w:right w:w="60" w:type="dxa"/>
+            </w:tcMar>
+          </w:tcPr>
+          <w:p>
+            <w:pPr>
+              <w:jc w:val="center"/>
+            </w:pPr>
+            <w:r>
+              <w:rPr>
+                <w:rFonts w:ascii="Arial" w:hAnsi="Arial"/>
+                <w:b/>
+                <w:sz w:val="17"/>
+              </w:rPr>
+              <w:t>85.00 m²</w:t>
+            </w:r>
+          </w:p>
+        </w:tc>
+      </w:tr>
+      <w:tr>
+        <w:tc>
+          <w:tcPr>
+            <w:tcW w:type="dxa" w:w="3139"/>
+            <w:shd w:fill="F0F4F8"/>
+            <w:tcMar>
+              <w:top w:w="50" w:type="dxa"/>
+              <w:bottom w:w="50" w:type="dxa"/>
+              <w:left w:w="60" w:type="dxa"/>
+              <w:right w:w="60" w:type="dxa"/>
+            </w:tcMar>
+          </w:tcPr>
+          <w:p>
+            <w:pPr>
+              <w:jc w:val="center"/>
+            </w:pPr>
+            <w:r>
+              <w:rPr>
+                <w:rFonts w:ascii="Arial" w:hAnsi="Arial"/>
+                <w:b/>
+                <w:sz w:val="17"/>
+              </w:rPr>
+              <w:t>Azotea</w:t>
+            </w:r>
+          </w:p>
+        </w:tc>
+        <w:tc>
+          <w:tcPr>
+            <w:tcW w:type="dxa" w:w="3139"/>
+            <w:shd w:fill="F0F4F8"/>
+            <w:tcMar>
+              <w:top w:w="50" w:type="dxa"/>
+              <w:bottom w:w="50" w:type="dxa"/>
+              <w:left w:w="60" w:type="dxa"/>
+              <w:right w:w="60" w:type="dxa"/>
+            </w:tcMar>
+          </w:tcPr>
+          <w:p>
+            <w:pPr>
+              <w:jc w:val="left"/>
+            </w:pPr>
+            <w:r>
+              <w:rPr>
+                <w:rFonts w:ascii="Arial" w:hAnsi="Arial"/>
+                <w:sz w:val="17"/>
+              </w:rPr>
+              <w:t>Lavandería, Depósito, Tendedero al aire libre, S.H. Azotea</w:t>
+            </w:r>
+          </w:p>
+        </w:tc>
+        <w:tc>
+          <w:tcPr>
+            <w:tcW w:type="dxa" w:w="3139"/>
+            <w:shd w:fill="F0F4F8"/>
+            <w:tcMar>
+              <w:top w:w="50" w:type="dxa"/>
+              <w:bottom w:w="50" w:type="dxa"/>
+              <w:left w:w="60" w:type="dxa"/>
+              <w:right w:w="60" w:type="dxa"/>
+            </w:tcMar>
+          </w:tcPr>
+          <w:p>
+            <w:pPr>
+              <w:jc w:val="center"/>
+            </w:pPr>
+            <w:r>
+              <w:rPr>
+                <w:rFonts w:ascii="Arial" w:hAnsi="Arial"/>
+                <w:b/>
+                <w:sz w:val="17"/>
+              </w:rPr>
+              <w:t>45.00 m²</w:t>
+            </w:r>
+          </w:p>
+        </w:tc>
+      </w:tr>
+      <w:tr>
+        <w:tc>
+          <w:tcPr>
+            <w:tcW w:type="dxa" w:w="3139"/>
+            <w:shd w:fill="D9E2EC"/>
+            <w:tcMar>
+              <w:top w:w="50" w:type="dxa"/>
+              <w:bottom w:w="50" w:type="dxa"/>
+              <w:left w:w="60" w:type="dxa"/>
+              <w:right w:w="60" w:type="dxa"/>
+            </w:tcMar>
+          </w:tcPr>
+          <w:p>
+            <w:pPr>
+              <w:jc w:val="center"/>
+            </w:pPr>
+            <w:r>
+              <w:rPr>
+                <w:rFonts w:ascii="Arial" w:hAnsi="Arial"/>
+                <w:b/>
+                <w:sz w:val="17"/>
+              </w:rPr>
+              <w:t>ÁREA TOTAL</w:t>
+            </w:r>
+          </w:p>
+        </w:tc>
+        <w:tc>
+          <w:tcPr>
+            <w:tcW w:type="dxa" w:w="3139"/>
+            <w:shd w:fill="D9E2EC"/>
+            <w:tcMar>
+              <w:top w:w="50" w:type="dxa"/>
+              <w:bottom w:w="50" w:type="dxa"/>
+              <w:left w:w="60" w:type="dxa"/>
+              <w:right w:w="60" w:type="dxa"/>
+            </w:tcMar>
+          </w:tcPr>
+          <w:p>
+            <w:pPr>
+              <w:jc w:val="left"/>
+            </w:pPr>
+            <w:r>
+              <w:rPr>
+                <w:rFonts w:ascii="Arial" w:hAnsi="Arial"/>
+                <w:b/>
+                <w:sz w:val="17"/>
+              </w:rPr>
+              <w:t>SUPERFICIE CONSTRUIDA ACUMULADA TOTAL DE LA VIVIENDA UNIFAMILIAR</w:t>
+            </w:r>
+          </w:p>
+        </w:tc>
+        <w:tc>
+          <w:tcPr>
+            <w:tcW w:type="dxa" w:w="3139"/>
+            <w:shd w:fill="D9E2EC"/>
+            <w:tcMar>
+              <w:top w:w="50" w:type="dxa"/>
+              <w:bottom w:w="50" w:type="dxa"/>
+              <w:left w:w="60" w:type="dxa"/>
+              <w:right w:w="60" w:type="dxa"/>
+            </w:tcMar>
+          </w:tcPr>
+          <w:p>
+            <w:pPr>
+              <w:jc w:val="center"/>
+            </w:pPr>
+            <w:r>
+              <w:rPr>
+                <w:rFonts w:ascii="Arial" w:hAnsi="Arial"/>
+                <w:b/>
+                <w:sz w:val="17"/>
+              </w:rPr>
+              <w:t>220.00 m²</w:t>
+            </w:r>
+          </w:p>
+        </w:tc>
+      </w:tr>
+    </w:tbl>
+    <w:p>
+      <w:pPr>
+        <w:spacing w:before="0" w:after="120" w:line="276" w:lineRule="auto"/>
+        <w:ind w:firstLine="720"/>
+        <w:jc w:val="both"/>
+      </w:pPr>
     </w:p>
     <w:p>
       <w:pPr>
@@ -1567,6 +2439,8 @@
         <w:t>• Conductor Alimentador : 3-1x10 mm² NH-80 en tub. PVC-P 25 mmØ (1"Ø)</w:t>
         <w:br/>
         <w:t>• Interruptor General del TD : Termomagnético Tripolar 3 x 40 A (Icu ≥ 10 kA)</w:t>
+        <w:br/>
+        <w:t>• Capacidad del Tablero Proyectado : 36 Polos trifásico empotrado (con 20% de reserva libre)</w:t>
       </w:r>
     </w:p>
     <w:p>
@@ -1582,7 +2456,56 @@
           <w:color w:val="184C78"/>
           <w:sz w:val="24"/>
         </w:rPr>
-        <w:t>5.0 CUADRO OFICIAL DE CARGAS Y MÁXIMA DEMANDA</w:t>
+        <w:t>5.0 BASES DE CÁLCULO Y NORMATIVA DE CARGA</w:t>
+      </w:r>
+    </w:p>
+    <w:p>
+      <w:pPr>
+        <w:spacing w:before="0" w:after="120" w:line="276" w:lineRule="auto"/>
+        <w:ind w:firstLine="720"/>
+        <w:jc w:val="both"/>
+      </w:pPr>
+      <w:r>
+        <w:rPr>
+          <w:rFonts w:ascii="Arial" w:hAnsi="Arial"/>
+          <w:b w:val="0"/>
+          <w:i w:val="0"/>
+          <w:color w:val="000000"/>
+          <w:sz w:val="22"/>
+        </w:rPr>
+        <w:t>La determinación de la Máxima Demanda se basa estrictamente en las reglas de carga del Código Nacional de Electricidad - Utilización (Tabla 14 y Tabla 22):</w:t>
+        <w:br/>
+        <w:t>• C-1 (Alumbrado y Tomacorrientes Generales 90 m²): Se asignan 2,500 W con Factor de Simultaneidad FS = 1.00 -&gt; MD = 2,500 W.</w:t>
+        <w:br/>
+        <w:t>• C-2 (Área Adicional): Se estiman 2,000 W con Factor de Simultaneidad FS = 0.35 -&gt; MD = 700 W.</w:t>
+        <w:br/>
+        <w:t>• C-3 (Cocina Eléctrica 6.0 kW): Según CNE-U Tabla 22, para 6 kW se aplica FS = 0.80 -&gt; MD = 4,800 W.</w:t>
+        <w:br/>
+        <w:t>• C-4 (Terma Eléctrica 1.5 kW): Carga continua con FS = 1.00 -&gt; MD = 1,500 W.</w:t>
+        <w:br/>
+        <w:t>• C-5 (Electrobomba de Agua 0.75 HP): Carga inductiva con FS = 1.00 -&gt; MD = 750 W.</w:t>
+        <w:br/>
+        <w:t>• C-6 (Tomacorrientes de Cocina Cargas Menores): 1,500 W con FS = 0.50 -&gt; MD = 750 W.</w:t>
+        <w:br/>
+        <w:t>• C-7 (Lavadora y Secadora Azotea): 2,500 W con FS = 0.70 -&gt; MD = 1,750 W.</w:t>
+        <w:br/>
+        <w:t>• C-8 (Reserva / Ampliación Futura): 1,500 W proyectados con FS = 0.50 -&gt; MD = 750 W.</w:t>
+      </w:r>
+    </w:p>
+    <w:p>
+      <w:pPr>
+        <w:keepNext/>
+        <w:spacing w:before="280" w:after="80"/>
+        <w:jc w:val="left"/>
+      </w:pPr>
+      <w:r>
+        <w:rPr>
+          <w:rFonts w:ascii="Arial" w:hAnsi="Arial"/>
+          <w:b/>
+          <w:color w:val="184C78"/>
+          <w:sz w:val="24"/>
+        </w:rPr>
+        <w:t>6.0 CUADRO OFICIAL DE CARGAS Y MÁXIMA DEMANDA</w:t>
       </w:r>
     </w:p>
     <w:tbl>
@@ -3073,7 +3996,44 @@
           <w:color w:val="184C78"/>
           <w:sz w:val="24"/>
         </w:rPr>
-        <w:t>2.2 ESQUEMA Y ESPECIFICACIÓN DETALLADA DEL DIAGRAMA UNIFILAR (NORMA PERÚ)</w:t>
+        <w:t>2.2 FÓRMULAS EMPLEADAS Y DESARROLLO MATEMÁTICO PASO A PASO</w:t>
+      </w:r>
+    </w:p>
+    <w:p>
+      <w:pPr>
+        <w:spacing w:before="0" w:after="120" w:line="276" w:lineRule="auto"/>
+        <w:ind w:firstLine="720"/>
+        <w:jc w:val="both"/>
+      </w:pPr>
+      <w:r>
+        <w:rPr>
+          <w:rFonts w:ascii="Arial" w:hAnsi="Arial"/>
+          <w:b w:val="0"/>
+          <w:i w:val="0"/>
+          <w:color w:val="000000"/>
+          <w:sz w:val="22"/>
+        </w:rPr>
+        <w:t>a) Corriente Nominal Trifásica: In = MD / (√3 x V x cos φ) = 13500 / (1.73205 x 220 x 0.90) = 39.36 A.</w:t>
+        <w:br/>
+        <w:t>b) Corriente de Diseño: Id = 1.25 x 39.36 A = 49.20 A.</w:t>
+        <w:br/>
+        <w:t>c) Caída de Tensión Alimentador (L = 15 m): ΔV = (1.73205 x 39.36 x 15 x 0.0175) / 10 = 1.79 V (%ΔV = 0.81% ≤ 2.5%).</w:t>
+      </w:r>
+    </w:p>
+    <w:p>
+      <w:pPr>
+        <w:keepNext/>
+        <w:spacing w:before="280" w:after="80"/>
+        <w:jc w:val="left"/>
+      </w:pPr>
+      <w:r>
+        <w:rPr>
+          <w:rFonts w:ascii="Arial" w:hAnsi="Arial"/>
+          <w:b/>
+          <w:color w:val="184C78"/>
+          <w:sz w:val="24"/>
+        </w:rPr>
+        <w:t>2.5 ESQUEMA Y ESPECIFICACIÓN DETALLADA DEL DIAGRAMA UNIFILAR (NORMA PERÚ)</w:t>
       </w:r>
     </w:p>
     <w:p>
@@ -3091,61 +4051,6 @@
           <w:sz w:val="22"/>
         </w:rPr>
         <w:t>El Diagrama Unifilar del Tablero General (TD) ha sido dibujado siguiendo rigurosamente las normas del Código Nacional de Electricidad (CNE-U), el Reglamento Nacional de Edificaciones (RNE EM.010) y la simbología DGE del Ministerio de Energía y Minas (MEM) de Perú:</w:t>
-      </w:r>
-    </w:p>
-    <w:p>
-      <w:pPr>
-        <w:keepNext/>
-        <w:spacing w:before="200" w:after="80"/>
-        <w:jc w:val="left"/>
-      </w:pPr>
-      <w:r>
-        <w:rPr>
-          <w:rFonts w:ascii="Arial" w:hAnsi="Arial"/>
-          <w:b/>
-          <w:color w:val="000000"/>
-          <w:sz w:val="22"/>
-        </w:rPr>
-        <w:t>2.2.1 Suministro, Medición y Peinado Trifásico por Fases</w:t>
-      </w:r>
-    </w:p>
-    <w:p>
-      <w:pPr>
-        <w:spacing w:before="0" w:after="120" w:line="276" w:lineRule="auto"/>
-        <w:ind w:firstLine="720"/>
-        <w:jc w:val="both"/>
-      </w:pPr>
-      <w:r>
-        <w:rPr>
-          <w:rFonts w:ascii="Arial" w:hAnsi="Arial"/>
-          <w:b w:val="0"/>
-          <w:i w:val="0"/>
-          <w:color w:val="000000"/>
-          <w:sz w:val="22"/>
-        </w:rPr>
-        <w:t>• Red Pública: Electro Puno S.A.A. (220 V, 3Ø, 60 Hz).</w:t>
-        <w:br/>
-        <w:t>• Medidor M-1: Caja de toma L-T en murete exterior.</w:t>
-        <w:br/>
-        <w:t>• Interruptor General TD: ITM Tripolar 3x40A (10 kA).</w:t>
-        <w:br/>
-        <w:t>• Peinado de Fases en Tablero Trifásico:</w:t>
-        <w:br/>
-        <w:t xml:space="preserve">  - Circuito C-1 (Alumbrado/Tomac. 1er Piso): Fases R-S | ITM 2x16A | ID 2x25A 30mA | Cable 2x2.5 mm² NH-80.</w:t>
-        <w:br/>
-        <w:t xml:space="preserve">  - Circuito C-2 (Alumbrado/Tomac. 2do/Azotea): Fases S-T | ITM 2x16A | ID 2x25A 30mA | Cable 2x2.5 mm² NH-80.</w:t>
-        <w:br/>
-        <w:t xml:space="preserve">  - Circuito C-3 (Cocina Eléctrica 3Ø): Fases R-S-T | ITM 3x25A | ID 3x32A 30mA | Cable 3x6.0 mm² NH-80.</w:t>
-        <w:br/>
-        <w:t xml:space="preserve">  - Circuito C-4 (Terma Eléctrica): Fases T-R | ITM 2x16A | ID 2x25A 30mA | Cable 2x4.0 mm² NH-80.</w:t>
-        <w:br/>
-        <w:t xml:space="preserve">  - Circuito C-5 (Electrobomba Cisterna): Fases R-S | ITM 2x16A | ID 2x25A 30mA | Cable 2x2.5 mm² NH-80.</w:t>
-        <w:br/>
-        <w:t xml:space="preserve">  - Circuito C-6 (Tomac. Especiales Cocina): Fases S-T | ITM 2x20A | ID 2x25A 30mA | Cable 2x4.0 mm² NH-80.</w:t>
-        <w:br/>
-        <w:t xml:space="preserve">  - Circuito C-7 (Lavadora y Secadora Azotea): Fases T-R | ITM 2x20A | ID 2x25A 30mA | Cable 2x4.0 mm² NH-80.</w:t>
-        <w:br/>
-        <w:t xml:space="preserve">  - Circuito C-8 (Reserva Especial): Fases R-S | ITM 2x20A (Reserva equipada).</w:t>
       </w:r>
     </w:p>
     <w:p>
@@ -3204,6 +4109,121 @@
       </w:r>
     </w:p>
     <w:p>
+      <w:pPr>
+        <w:keepNext/>
+        <w:spacing w:before="280" w:after="80"/>
+        <w:jc w:val="left"/>
+      </w:pPr>
+      <w:r>
+        <w:rPr>
+          <w:rFonts w:ascii="Arial" w:hAnsi="Arial"/>
+          <w:b/>
+          <w:color w:val="184C78"/>
+          <w:sz w:val="24"/>
+        </w:rPr>
+        <w:t>2.8 CÁLCULO DE OCUPACIÓN DE CONDUCCIONES Y TUBOS PVC (PORCENTAJE ≤ 40%)</w:t>
+      </w:r>
+    </w:p>
+    <w:p>
+      <w:pPr>
+        <w:spacing w:before="0" w:after="120" w:line="276" w:lineRule="auto"/>
+        <w:ind w:firstLine="720"/>
+        <w:jc w:val="both"/>
+      </w:pPr>
+      <w:r>
+        <w:rPr>
+          <w:rFonts w:ascii="Arial" w:hAnsi="Arial"/>
+          <w:b w:val="0"/>
+          <w:i w:val="0"/>
+          <w:color w:val="000000"/>
+          <w:sz w:val="22"/>
+        </w:rPr>
+        <w:t>Conforme a la Regla 070-300 del CNE-Utilización, el área total ocupada por los conductores eléctricos dentro de una tubería o canalización no debe exceder del 40% de la sección transversal interna del tubo para permitir la disipación térmica y evitar el estrangulamiento durante el cableado.</w:t>
+        <w:br/>
+        <w:t>• Alimentador Principal (Tubo PVC-P 25 mmØ = 1"Ø, Área interna = 380 mm²):</w:t>
+        <w:br/>
+        <w:t xml:space="preserve">  - 3 conductores de 10 mm² NH-80 (Área total = 90.57 mm² -&gt; % Ocupación: 23.83% ≤ 40%, CUMPLE).</w:t>
+        <w:br/>
+        <w:t>• Circuitos Derivados (Tubo PVC 20 mmØ = 3/4"Ø, Área interna = 220 mm²):</w:t>
+        <w:br/>
+        <w:t xml:space="preserve">  - 2 conductores de 4.0 mm² NH-80 (Área total = 30.40 mm² -&gt; % Ocupación: 13.81% ≤ 40%, CUMPLE).</w:t>
+      </w:r>
+    </w:p>
+    <w:p>
+      <w:pPr>
+        <w:keepNext/>
+        <w:spacing w:before="280" w:after="80"/>
+        <w:jc w:val="left"/>
+      </w:pPr>
+      <w:r>
+        <w:rPr>
+          <w:rFonts w:ascii="Arial" w:hAnsi="Arial"/>
+          <w:b/>
+          <w:color w:val="184C78"/>
+          <w:sz w:val="24"/>
+        </w:rPr>
+        <w:t>2.9 CÁLCULOS DE ILUMINACIÓN Y NIVELES DE LUX POR AMBIENTE (RNE EM.010 / EM.020)</w:t>
+      </w:r>
+    </w:p>
+    <w:p>
+      <w:pPr>
+        <w:spacing w:before="0" w:after="120" w:line="276" w:lineRule="auto"/>
+        <w:ind w:firstLine="720"/>
+        <w:jc w:val="both"/>
+      </w:pPr>
+      <w:r>
+        <w:rPr>
+          <w:rFonts w:ascii="Arial" w:hAnsi="Arial"/>
+          <w:b w:val="0"/>
+          <w:i w:val="0"/>
+          <w:color w:val="000000"/>
+          <w:sz w:val="22"/>
+        </w:rPr>
+        <w:t>Se determinan los niveles de iluminancia media exigidos por el RNE EM.010 y EM.020 para garantizar el confort visual y la eficiencia energética LED:</w:t>
+        <w:br/>
+        <w:t>• Sala-Comedor: Lux requerido = 150 Lux -&gt; Instalado: 8 dicroicos 7W + 2 paneles 24W (180 Lux, CUMPLE).</w:t>
+        <w:br/>
+        <w:t>• Cocina: Lux requerido = 300 Lux -&gt; Instalado: 2 paneles 24W (320 Lux, CUMPLE).</w:t>
+        <w:br/>
+        <w:t>• Dormitorios: Lux requerido = 100 Lux -&gt; Instalado: Plafón LED 18W (125 Lux, CUMPLE).</w:t>
+        <w:br/>
+        <w:t>• Servicios Higiénicos: Lux requerido = 150 Lux -&gt; Instalado: Adosable LED IP44 15W (160 Lux, CUMPLE).</w:t>
+      </w:r>
+    </w:p>
+    <w:p>
+      <w:pPr>
+        <w:keepNext/>
+        <w:spacing w:before="280" w:after="80"/>
+        <w:jc w:val="left"/>
+      </w:pPr>
+      <w:r>
+        <w:rPr>
+          <w:rFonts w:ascii="Arial" w:hAnsi="Arial"/>
+          <w:b/>
+          <w:color w:val="184C78"/>
+          <w:sz w:val="24"/>
+        </w:rPr>
+        <w:t>2.10 CÁLCULO DE CORTOCIRCUITO ESTIMADO EN BARRAS DEL TABLERO GENERAL</w:t>
+      </w:r>
+    </w:p>
+    <w:p>
+      <w:pPr>
+        <w:spacing w:before="0" w:after="120" w:line="276" w:lineRule="auto"/>
+        <w:ind w:firstLine="720"/>
+        <w:jc w:val="both"/>
+      </w:pPr>
+      <w:r>
+        <w:rPr>
+          <w:rFonts w:ascii="Arial" w:hAnsi="Arial"/>
+          <w:b w:val="0"/>
+          <w:i w:val="0"/>
+          <w:color w:val="000000"/>
+          <w:sz w:val="22"/>
+        </w:rPr>
+        <w:t>Para un transformador de distribución secundaria de 160 kVA (22.9/0.23 kV, Zcc = 4.5%), la corriente de cortocircuito simétrica estimada en barras del Tablero General TD a una distancia L = 15 m de acometida es Icc ≈ 2.85 kA. Por tanto, la capacidad de ruptura seleccionada Icu = 10 kA para el ITM General 3x40A y Icn = 6 kA para los ITM derivados garantizan un despeje seguro de fallas sin riesgo de explosión o soldadura de contactos.</w:t>
+      </w:r>
+    </w:p>
+    <w:p>
       <w:r>
         <w:br w:type="page"/>
       </w:r>
@@ -3237,7 +4257,7 @@
           <w:color w:val="0F2043"/>
           <w:sz w:val="28"/>
         </w:rPr>
-        <w:t>III. ESPECIFICACIONES TÉCNICAS Y MATRIZ DE INCONSISTENCIAS</w:t>
+        <w:t>III. ESPECIFICACIONES TÉCNICAS DE MATERIALES Y MONTAJE</w:t>
       </w:r>
     </w:p>
     <w:p>
@@ -3253,7 +4273,40 @@
           <w:color w:val="184C78"/>
           <w:sz w:val="24"/>
         </w:rPr>
-        <w:t>1.0 ESPECIFICACIONES DE MATERIALES Y MONTAJE</w:t>
+        <w:t>1. GENERALIDADES Y MARCO NORMATIVO</w:t>
+      </w:r>
+    </w:p>
+    <w:p>
+      <w:pPr>
+        <w:spacing w:before="0" w:after="120" w:line="276" w:lineRule="auto"/>
+        <w:ind w:firstLine="720"/>
+        <w:jc w:val="both"/>
+      </w:pPr>
+      <w:r>
+        <w:rPr>
+          <w:rFonts w:ascii="Arial" w:hAnsi="Arial"/>
+          <w:b w:val="0"/>
+          <w:i w:val="0"/>
+          <w:color w:val="000000"/>
+          <w:sz w:val="22"/>
+        </w:rPr>
+        <w:t>Las presentes Especificaciones Técnicas establecen los requisitos mínimos obligatorios de fabricación, calidad, dimensiones, pruebas y métodos de instalación de todos los componentes de las instalaciones eléctricas de la Vivienda Unifamiliar.</w:t>
+      </w:r>
+    </w:p>
+    <w:p>
+      <w:pPr>
+        <w:keepNext/>
+        <w:spacing w:before="280" w:after="80"/>
+        <w:jc w:val="left"/>
+      </w:pPr>
+      <w:r>
+        <w:rPr>
+          <w:rFonts w:ascii="Arial" w:hAnsi="Arial"/>
+          <w:b/>
+          <w:color w:val="184C78"/>
+          <w:sz w:val="24"/>
+        </w:rPr>
+        <w:t>2. ESPECIFICACIONES TÉCNICAS DE MATERIALES</w:t>
       </w:r>
     </w:p>
     <w:p>
@@ -3290,7 +4343,153 @@
           <w:color w:val="184C78"/>
           <w:sz w:val="24"/>
         </w:rPr>
-        <w:t>2.0 MATRIZ CONSOLIDADA DE INCONSISTENCIAS Y PROPUESTAS TÉCNICAS DE MEJORA</w:t>
+        <w:t>4. PRUEBAS ELECTROMECÁNICAS Y PUESTA EN SERVICIO</w:t>
+      </w:r>
+    </w:p>
+    <w:p>
+      <w:pPr>
+        <w:spacing w:before="0" w:after="120" w:line="276" w:lineRule="auto"/>
+        <w:ind w:firstLine="720"/>
+        <w:jc w:val="both"/>
+      </w:pPr>
+      <w:r>
+        <w:rPr>
+          <w:rFonts w:ascii="Arial" w:hAnsi="Arial"/>
+          <w:b w:val="0"/>
+          <w:i w:val="0"/>
+          <w:color w:val="000000"/>
+          <w:sz w:val="22"/>
+        </w:rPr>
+        <w:t>Pruebas obligatorias antes de la energización:</w:t>
+        <w:br/>
+        <w:t>1. Prueba de Resistencia de Aislamiento (Megado 500V DC ≥ 50 MΩ entre fases y masa).</w:t>
+        <w:br/>
+        <w:t>2. Prueba de Continuidade Aislamiento de Conducciones.</w:t>
+        <w:br/>
+        <w:t>3. Prueba de Disparo de Interruptores Diferenciales (30 mA, t ≤ 40 ms).</w:t>
+      </w:r>
+    </w:p>
+    <w:p>
+      <w:pPr>
+        <w:keepNext/>
+        <w:spacing w:before="280" w:after="80"/>
+        <w:jc w:val="left"/>
+      </w:pPr>
+      <w:r>
+        <w:rPr>
+          <w:rFonts w:ascii="Arial" w:hAnsi="Arial"/>
+          <w:b/>
+          <w:color w:val="184C78"/>
+          <w:sz w:val="24"/>
+        </w:rPr>
+        <w:t>5. ESPECIFICACIONES DE MONTAJE Y PLAN DE MANTENIMIENTO PREVENTIVO ANUAL</w:t>
+      </w:r>
+    </w:p>
+    <w:p>
+      <w:pPr>
+        <w:spacing w:before="0" w:after="120" w:line="276" w:lineRule="auto"/>
+        <w:ind w:firstLine="720"/>
+        <w:jc w:val="both"/>
+      </w:pPr>
+      <w:r>
+        <w:rPr>
+          <w:rFonts w:ascii="Arial" w:hAnsi="Arial"/>
+          <w:b w:val="0"/>
+          <w:i w:val="0"/>
+          <w:color w:val="000000"/>
+          <w:sz w:val="22"/>
+        </w:rPr>
+        <w:t>Se establece el Plan de Mantenimiento Preventivo Anual para el Tablero General y redes de la edificación:</w:t>
+        <w:br/>
+        <w:t>• Inspección termográfica de bornes y reajuste de torque en tornillos del tablero cada 12 meses.</w:t>
+        <w:br/>
+        <w:t>• Verificación de disparo mecánico y eléctrico del botón TEST de los interruptores diferenciales de 30 mA cada 6 meses.</w:t>
+      </w:r>
+    </w:p>
+    <w:p>
+      <w:r>
+        <w:br w:type="page"/>
+      </w:r>
+    </w:p>
+    <w:p>
+      <w:pPr>
+        <w:spacing w:before="0" w:after="240" w:line="276" w:lineRule="auto"/>
+        <w:jc w:val="center"/>
+      </w:pPr>
+      <w:r>
+        <w:rPr>
+          <w:rFonts w:ascii="Arial" w:hAnsi="Arial"/>
+          <w:b/>
+          <w:i w:val="0"/>
+          <w:color w:val="0F2043"/>
+          <w:sz w:val="28"/>
+        </w:rPr>
+        <w:t>INSTALACIONES ELÉCTRICAS INTERIORES</w:t>
+      </w:r>
+    </w:p>
+    <w:p>
+      <w:pPr>
+        <w:keepNext/>
+        <w:spacing w:before="440" w:after="200"/>
+        <w:jc w:val="center"/>
+      </w:pPr>
+      <w:r>
+        <w:rPr>
+          <w:rFonts w:ascii="Arial" w:hAnsi="Arial"/>
+          <w:b/>
+          <w:color w:val="0F2043"/>
+          <w:sz w:val="28"/>
+        </w:rPr>
+        <w:t>IV. MATRIZ DE INCONSISTENCIAS Y PROPUESTAS TÉCNICAS DE MEJORA</w:t>
+      </w:r>
+    </w:p>
+    <w:p>
+      <w:pPr>
+        <w:keepNext/>
+        <w:spacing w:before="280" w:after="80"/>
+        <w:jc w:val="left"/>
+      </w:pPr>
+      <w:r>
+        <w:rPr>
+          <w:rFonts w:ascii="Arial" w:hAnsi="Arial"/>
+          <w:b/>
+          <w:color w:val="184C78"/>
+          <w:sz w:val="24"/>
+        </w:rPr>
+        <w:t>1.0 PRESENTACIÓN E IMPORTANCIA DE LA AUDITORÍA TÉCNICA</w:t>
+      </w:r>
+    </w:p>
+    <w:p>
+      <w:pPr>
+        <w:spacing w:before="0" w:after="120" w:line="276" w:lineRule="auto"/>
+        <w:ind w:firstLine="720"/>
+        <w:jc w:val="both"/>
+      </w:pPr>
+      <w:r>
+        <w:rPr>
+          <w:rFonts w:ascii="Arial" w:hAnsi="Arial"/>
+          <w:b w:val="0"/>
+          <w:i w:val="0"/>
+          <w:color w:val="000000"/>
+          <w:sz w:val="22"/>
+        </w:rPr>
+        <w:t>Auditoría técnica cruzada entre los planos de Diego Charaja (Lámina IE-01), su cuadro de cargas en Excel y las exigencias del Código Nacional de Electricidad.</w:t>
+      </w:r>
+    </w:p>
+    <w:p>
+      <w:pPr>
+        <w:keepNext/>
+        <w:spacing w:before="280" w:after="80"/>
+        <w:jc w:val="left"/>
+      </w:pPr>
+      <w:r>
+        <w:rPr>
+          <w:rFonts w:ascii="Arial" w:hAnsi="Arial"/>
+          <w:b/>
+          <w:color w:val="184C78"/>
+          <w:sz w:val="24"/>
+        </w:rPr>
+        <w:t>2.0 MATRIZ CONSOLIDADA DE INCONSISTENCIAS Y SOLUCIONES TÉCNICAS</w:t>
       </w:r>
     </w:p>
     <w:tbl>

--- a/proyectos/diego-unifamiliar/EXPEDIENTE_TECNICO_COMPLETO_INSTALACIONES_ELECTRICAS.docx
+++ b/proyectos/diego-unifamiliar/EXPEDIENTE_TECNICO_COMPLETO_INSTALACIONES_ELECTRICAS.docx
@@ -4,30 +4,22 @@
   <w:body>
     <w:p>
       <w:pPr>
-        <w:spacing w:before="800" w:after="240" w:line="276" w:lineRule="auto"/>
         <w:jc w:val="center"/>
       </w:pPr>
       <w:r>
         <w:rPr>
           <w:rFonts w:ascii="Arial" w:hAnsi="Arial"/>
           <w:b/>
-          <w:i w:val="0"/>
           <w:color w:val="0F2043"/>
-          <w:sz w:val="36"/>
+          <w:sz w:val="40"/>
         </w:rPr>
         <w:t>INSTALACIONES ELÉCTRICAS</w:t>
+        <w:br/>
       </w:r>
-    </w:p>
-    <w:p>
-      <w:pPr>
-        <w:spacing w:before="0" w:after="720" w:line="276" w:lineRule="auto"/>
-        <w:jc w:val="center"/>
-      </w:pPr>
       <w:r>
         <w:rPr>
           <w:rFonts w:ascii="Arial" w:hAnsi="Arial"/>
           <w:b/>
-          <w:i w:val="0"/>
           <w:color w:val="184C78"/>
           <w:sz w:val="28"/>
         </w:rPr>
@@ -36,6 +28,7 @@
         <w:t>ESPECIFICACIONES TÉCNICAS Y MATRIZ DE INCONSISTENCIAS</w:t>
       </w:r>
     </w:p>
+    <w:p/>
     <w:tbl>
       <w:tblPr>
         <w:tblW w:type="auto" w:w="0"/>
@@ -43,24 +36,57 @@
         <w:tblLook w:firstColumn="1" w:firstRow="1" w:lastColumn="0" w:lastRow="0" w:noHBand="0" w:noVBand="1" w:val="04A0"/>
       </w:tblPr>
       <w:tblGrid>
-        <w:gridCol w:w="4709"/>
-        <w:gridCol w:w="4709"/>
+        <w:gridCol w:w="4831"/>
+        <w:gridCol w:w="4831"/>
       </w:tblGrid>
       <w:tr>
         <w:tc>
           <w:tcPr>
-            <w:tcW w:type="dxa" w:w="4709"/>
+            <w:tcW w:type="dxa" w:w="9662"/>
+            <w:gridSpan w:val="2"/>
+            <w:shd w:fill="0F2043"/>
             <w:tcMar>
-              <w:top w:w="60" w:type="dxa"/>
-              <w:bottom w:w="60" w:type="dxa"/>
-              <w:left w:w="100" w:type="dxa"/>
-              <w:right w:w="100" w:type="dxa"/>
+              <w:top w:w="100" w:type="dxa"/>
+              <w:bottom w:w="100" w:type="dxa"/>
+              <w:left w:w="150" w:type="dxa"/>
+              <w:right w:w="150" w:type="dxa"/>
+            </w:tcMar>
+            <w:tcMar>
+              <w:top w:w="100" w:type="dxa"/>
+              <w:bottom w:w="100" w:type="dxa"/>
+              <w:left w:w="150" w:type="dxa"/>
+              <w:right w:w="150" w:type="dxa"/>
             </w:tcMar>
           </w:tcPr>
           <w:p>
             <w:pPr>
-              <w:jc w:val="left"/>
+              <w:jc w:val="center"/>
             </w:pPr>
+            <w:r>
+              <w:rPr>
+                <w:rFonts w:ascii="Arial" w:hAnsi="Arial"/>
+                <w:b/>
+                <w:color w:val="FFFFFF"/>
+                <w:sz w:val="22"/>
+              </w:rPr>
+              <w:t>DATOS GENERALES Y METADATOS DEL PROYECTO DE INGENIERÍA</w:t>
+            </w:r>
+          </w:p>
+        </w:tc>
+      </w:tr>
+      <w:tr>
+        <w:tc>
+          <w:tcPr>
+            <w:tcW w:type="dxa" w:w="4831"/>
+            <w:shd w:fill="EDF2F7"/>
+            <w:tcMar>
+              <w:top w:w="100" w:type="dxa"/>
+              <w:bottom w:w="100" w:type="dxa"/>
+              <w:left w:w="150" w:type="dxa"/>
+              <w:right w:w="150" w:type="dxa"/>
+            </w:tcMar>
+          </w:tcPr>
+          <w:p>
             <w:r>
               <w:rPr>
                 <w:rFonts w:ascii="Arial" w:hAnsi="Arial"/>
@@ -68,32 +94,29 @@
                 <w:color w:val="0F2043"/>
                 <w:sz w:val="19"/>
               </w:rPr>
-              <w:t xml:space="preserve">      PROYECTO                :</w:t>
+              <w:t>PROYECTO</w:t>
             </w:r>
           </w:p>
         </w:tc>
         <w:tc>
           <w:tcPr>
-            <w:tcW w:type="dxa" w:w="4709"/>
+            <w:tcW w:type="dxa" w:w="4831"/>
             <w:tcMar>
-              <w:top w:w="60" w:type="dxa"/>
-              <w:bottom w:w="60" w:type="dxa"/>
-              <w:left w:w="100" w:type="dxa"/>
-              <w:right w:w="100" w:type="dxa"/>
+              <w:top w:w="100" w:type="dxa"/>
+              <w:bottom w:w="100" w:type="dxa"/>
+              <w:left w:w="150" w:type="dxa"/>
+              <w:right w:w="150" w:type="dxa"/>
             </w:tcMar>
           </w:tcPr>
           <w:p>
-            <w:pPr>
-              <w:jc w:val="left"/>
-            </w:pPr>
             <w:r>
               <w:rPr>
                 <w:rFonts w:ascii="Arial" w:hAnsi="Arial"/>
-                <w:b/>
-                <w:color w:val="282828"/>
+                <w:b w:val="0"/>
+                <w:color w:val="1A202C"/>
                 <w:sz w:val="19"/>
               </w:rPr>
-              <w:t xml:space="preserve"> VIVIENDA UNIFAMILIAR DE 3 NIVELES (1ER PISO, 2DO PISO Y AZOTEA)</w:t>
+              <w:t>VIVIENDA UNIFAMILIAR DE 3 NIVELES (1ER PISO, 2DO PISO Y AZOTEA)</w:t>
             </w:r>
           </w:p>
         </w:tc>
@@ -101,18 +124,16 @@
       <w:tr>
         <w:tc>
           <w:tcPr>
-            <w:tcW w:type="dxa" w:w="4709"/>
+            <w:tcW w:type="dxa" w:w="4831"/>
+            <w:shd w:fill="EDF2F7"/>
             <w:tcMar>
-              <w:top w:w="60" w:type="dxa"/>
-              <w:bottom w:w="60" w:type="dxa"/>
-              <w:left w:w="100" w:type="dxa"/>
-              <w:right w:w="100" w:type="dxa"/>
+              <w:top w:w="100" w:type="dxa"/>
+              <w:bottom w:w="100" w:type="dxa"/>
+              <w:left w:w="150" w:type="dxa"/>
+              <w:right w:w="150" w:type="dxa"/>
             </w:tcMar>
           </w:tcPr>
           <w:p>
-            <w:pPr>
-              <w:jc w:val="left"/>
-            </w:pPr>
             <w:r>
               <w:rPr>
                 <w:rFonts w:ascii="Arial" w:hAnsi="Arial"/>
@@ -120,32 +141,29 @@
                 <w:color w:val="0F2043"/>
                 <w:sz w:val="19"/>
               </w:rPr>
-              <w:t xml:space="preserve">      PROPIETARIO / PROYECTISTA:</w:t>
+              <w:t>PROPIETARIO / PROYECTISTA</w:t>
             </w:r>
           </w:p>
         </w:tc>
         <w:tc>
           <w:tcPr>
-            <w:tcW w:type="dxa" w:w="4709"/>
+            <w:tcW w:type="dxa" w:w="4831"/>
             <w:tcMar>
-              <w:top w:w="60" w:type="dxa"/>
-              <w:bottom w:w="60" w:type="dxa"/>
-              <w:left w:w="100" w:type="dxa"/>
-              <w:right w:w="100" w:type="dxa"/>
+              <w:top w:w="100" w:type="dxa"/>
+              <w:bottom w:w="100" w:type="dxa"/>
+              <w:left w:w="150" w:type="dxa"/>
+              <w:right w:w="150" w:type="dxa"/>
             </w:tcMar>
           </w:tcPr>
           <w:p>
-            <w:pPr>
-              <w:jc w:val="left"/>
-            </w:pPr>
             <w:r>
               <w:rPr>
                 <w:rFonts w:ascii="Arial" w:hAnsi="Arial"/>
-                <w:b/>
-                <w:color w:val="282828"/>
+                <w:b w:val="0"/>
+                <w:color w:val="1A202C"/>
                 <w:sz w:val="19"/>
               </w:rPr>
-              <w:t xml:space="preserve"> CHARAJA MAMANI DIEGO JEFFERSON</w:t>
+              <w:t>CHARAJA MAMANI DIEGO JEFFERSON</w:t>
             </w:r>
           </w:p>
         </w:tc>
@@ -153,18 +171,16 @@
       <w:tr>
         <w:tc>
           <w:tcPr>
-            <w:tcW w:type="dxa" w:w="4709"/>
+            <w:tcW w:type="dxa" w:w="4831"/>
+            <w:shd w:fill="EDF2F7"/>
             <w:tcMar>
-              <w:top w:w="60" w:type="dxa"/>
-              <w:bottom w:w="60" w:type="dxa"/>
-              <w:left w:w="100" w:type="dxa"/>
-              <w:right w:w="100" w:type="dxa"/>
+              <w:top w:w="100" w:type="dxa"/>
+              <w:bottom w:w="100" w:type="dxa"/>
+              <w:left w:w="150" w:type="dxa"/>
+              <w:right w:w="150" w:type="dxa"/>
             </w:tcMar>
           </w:tcPr>
           <w:p>
-            <w:pPr>
-              <w:jc w:val="left"/>
-            </w:pPr>
             <w:r>
               <w:rPr>
                 <w:rFonts w:ascii="Arial" w:hAnsi="Arial"/>
@@ -172,32 +188,29 @@
                 <w:color w:val="0F2043"/>
                 <w:sz w:val="19"/>
               </w:rPr>
-              <w:t xml:space="preserve">      CÓDIGO DE ESTUDIANTE    :</w:t>
+              <w:t>CÓDIGO DE ESTUDIANTE</w:t>
             </w:r>
           </w:p>
         </w:tc>
         <w:tc>
           <w:tcPr>
-            <w:tcW w:type="dxa" w:w="4709"/>
+            <w:tcW w:type="dxa" w:w="4831"/>
             <w:tcMar>
-              <w:top w:w="60" w:type="dxa"/>
-              <w:bottom w:w="60" w:type="dxa"/>
-              <w:left w:w="100" w:type="dxa"/>
-              <w:right w:w="100" w:type="dxa"/>
+              <w:top w:w="100" w:type="dxa"/>
+              <w:bottom w:w="100" w:type="dxa"/>
+              <w:left w:w="150" w:type="dxa"/>
+              <w:right w:w="150" w:type="dxa"/>
             </w:tcMar>
           </w:tcPr>
           <w:p>
-            <w:pPr>
-              <w:jc w:val="left"/>
-            </w:pPr>
             <w:r>
               <w:rPr>
                 <w:rFonts w:ascii="Arial" w:hAnsi="Arial"/>
-                <w:b/>
-                <w:color w:val="282828"/>
+                <w:b w:val="0"/>
+                <w:color w:val="1A202C"/>
                 <w:sz w:val="19"/>
               </w:rPr>
-              <w:t xml:space="preserve"> 214254</w:t>
+              <w:t>214254</w:t>
             </w:r>
           </w:p>
         </w:tc>
@@ -205,18 +218,16 @@
       <w:tr>
         <w:tc>
           <w:tcPr>
-            <w:tcW w:type="dxa" w:w="4709"/>
+            <w:tcW w:type="dxa" w:w="4831"/>
+            <w:shd w:fill="EDF2F7"/>
             <w:tcMar>
-              <w:top w:w="60" w:type="dxa"/>
-              <w:bottom w:w="60" w:type="dxa"/>
-              <w:left w:w="100" w:type="dxa"/>
-              <w:right w:w="100" w:type="dxa"/>
+              <w:top w:w="100" w:type="dxa"/>
+              <w:bottom w:w="100" w:type="dxa"/>
+              <w:left w:w="150" w:type="dxa"/>
+              <w:right w:w="150" w:type="dxa"/>
             </w:tcMar>
           </w:tcPr>
           <w:p>
-            <w:pPr>
-              <w:jc w:val="left"/>
-            </w:pPr>
             <w:r>
               <w:rPr>
                 <w:rFonts w:ascii="Arial" w:hAnsi="Arial"/>
@@ -224,32 +235,29 @@
                 <w:color w:val="0F2043"/>
                 <w:sz w:val="19"/>
               </w:rPr>
-              <w:t xml:space="preserve">      DOCENTE RESPONSABLE     :</w:t>
+              <w:t>DOCENTE RESPONSABLE</w:t>
             </w:r>
           </w:p>
         </w:tc>
         <w:tc>
           <w:tcPr>
-            <w:tcW w:type="dxa" w:w="4709"/>
+            <w:tcW w:type="dxa" w:w="4831"/>
             <w:tcMar>
-              <w:top w:w="60" w:type="dxa"/>
-              <w:bottom w:w="60" w:type="dxa"/>
-              <w:left w:w="100" w:type="dxa"/>
-              <w:right w:w="100" w:type="dxa"/>
+              <w:top w:w="100" w:type="dxa"/>
+              <w:bottom w:w="100" w:type="dxa"/>
+              <w:left w:w="150" w:type="dxa"/>
+              <w:right w:w="150" w:type="dxa"/>
             </w:tcMar>
           </w:tcPr>
           <w:p>
-            <w:pPr>
-              <w:jc w:val="left"/>
-            </w:pPr>
             <w:r>
               <w:rPr>
                 <w:rFonts w:ascii="Arial" w:hAnsi="Arial"/>
-                <w:b/>
-                <w:color w:val="282828"/>
+                <w:b w:val="0"/>
+                <w:color w:val="1A202C"/>
                 <w:sz w:val="19"/>
               </w:rPr>
-              <w:t xml:space="preserve"> ING. VILLANUEVA CORNEJO MARCOS JOSE</w:t>
+              <w:t>ING. VILLANUEVA CORNEJO MARCOS JOSE</w:t>
             </w:r>
           </w:p>
         </w:tc>
@@ -257,18 +265,16 @@
       <w:tr>
         <w:tc>
           <w:tcPr>
-            <w:tcW w:type="dxa" w:w="4709"/>
+            <w:tcW w:type="dxa" w:w="4831"/>
+            <w:shd w:fill="EDF2F7"/>
             <w:tcMar>
-              <w:top w:w="60" w:type="dxa"/>
-              <w:bottom w:w="60" w:type="dxa"/>
-              <w:left w:w="100" w:type="dxa"/>
-              <w:right w:w="100" w:type="dxa"/>
+              <w:top w:w="100" w:type="dxa"/>
+              <w:bottom w:w="100" w:type="dxa"/>
+              <w:left w:w="150" w:type="dxa"/>
+              <w:right w:w="150" w:type="dxa"/>
             </w:tcMar>
           </w:tcPr>
           <w:p>
-            <w:pPr>
-              <w:jc w:val="left"/>
-            </w:pPr>
             <w:r>
               <w:rPr>
                 <w:rFonts w:ascii="Arial" w:hAnsi="Arial"/>
@@ -276,32 +282,29 @@
                 <w:color w:val="0F2043"/>
                 <w:sz w:val="19"/>
               </w:rPr>
-              <w:t xml:space="preserve">      ASIGNATURA              :</w:t>
+              <w:t>ASIGNATURA</w:t>
             </w:r>
           </w:p>
         </w:tc>
         <w:tc>
           <w:tcPr>
-            <w:tcW w:type="dxa" w:w="4709"/>
+            <w:tcW w:type="dxa" w:w="4831"/>
             <w:tcMar>
-              <w:top w:w="60" w:type="dxa"/>
-              <w:bottom w:w="60" w:type="dxa"/>
-              <w:left w:w="100" w:type="dxa"/>
-              <w:right w:w="100" w:type="dxa"/>
+              <w:top w:w="100" w:type="dxa"/>
+              <w:bottom w:w="100" w:type="dxa"/>
+              <w:left w:w="150" w:type="dxa"/>
+              <w:right w:w="150" w:type="dxa"/>
             </w:tcMar>
           </w:tcPr>
           <w:p>
-            <w:pPr>
-              <w:jc w:val="left"/>
-            </w:pPr>
             <w:r>
               <w:rPr>
                 <w:rFonts w:ascii="Arial" w:hAnsi="Arial"/>
-                <w:b/>
-                <w:color w:val="282828"/>
+                <w:b w:val="0"/>
+                <w:color w:val="1A202C"/>
                 <w:sz w:val="19"/>
               </w:rPr>
-              <w:t xml:space="preserve"> INSTALACIONES ELÉCTRICAS</w:t>
+              <w:t>INSTALACIONES ELÉCTRICAS (GRUPO B)</w:t>
             </w:r>
           </w:p>
         </w:tc>
@@ -309,18 +312,16 @@
       <w:tr>
         <w:tc>
           <w:tcPr>
-            <w:tcW w:type="dxa" w:w="4709"/>
+            <w:tcW w:type="dxa" w:w="4831"/>
+            <w:shd w:fill="EDF2F7"/>
             <w:tcMar>
-              <w:top w:w="60" w:type="dxa"/>
-              <w:bottom w:w="60" w:type="dxa"/>
-              <w:left w:w="100" w:type="dxa"/>
-              <w:right w:w="100" w:type="dxa"/>
+              <w:top w:w="100" w:type="dxa"/>
+              <w:bottom w:w="100" w:type="dxa"/>
+              <w:left w:w="150" w:type="dxa"/>
+              <w:right w:w="150" w:type="dxa"/>
             </w:tcMar>
           </w:tcPr>
           <w:p>
-            <w:pPr>
-              <w:jc w:val="left"/>
-            </w:pPr>
             <w:r>
               <w:rPr>
                 <w:rFonts w:ascii="Arial" w:hAnsi="Arial"/>
@@ -328,32 +329,29 @@
                 <w:color w:val="0F2043"/>
                 <w:sz w:val="19"/>
               </w:rPr>
-              <w:t xml:space="preserve">      ESCUELA PROFESIONAL     :</w:t>
+              <w:t>ESCUELA PROFESIONAL</w:t>
             </w:r>
           </w:p>
         </w:tc>
         <w:tc>
           <w:tcPr>
-            <w:tcW w:type="dxa" w:w="4709"/>
+            <w:tcW w:type="dxa" w:w="4831"/>
             <w:tcMar>
-              <w:top w:w="60" w:type="dxa"/>
-              <w:bottom w:w="60" w:type="dxa"/>
-              <w:left w:w="100" w:type="dxa"/>
-              <w:right w:w="100" w:type="dxa"/>
+              <w:top w:w="100" w:type="dxa"/>
+              <w:bottom w:w="100" w:type="dxa"/>
+              <w:left w:w="150" w:type="dxa"/>
+              <w:right w:w="150" w:type="dxa"/>
             </w:tcMar>
           </w:tcPr>
           <w:p>
-            <w:pPr>
-              <w:jc w:val="left"/>
-            </w:pPr>
             <w:r>
               <w:rPr>
                 <w:rFonts w:ascii="Arial" w:hAnsi="Arial"/>
-                <w:b/>
-                <w:color w:val="282828"/>
+                <w:b w:val="0"/>
+                <w:color w:val="1A202C"/>
                 <w:sz w:val="19"/>
               </w:rPr>
-              <w:t xml:space="preserve"> ESCUELA PROFESIONAL DE INGENIERÍA MECÁNICA ELÉCTRICA (EPIME)</w:t>
+              <w:t>ESCUELA PROFESIONAL DE INGENIERÍA MECÁNICA ELÉCTRICA (EPIME)</w:t>
             </w:r>
           </w:p>
         </w:tc>
@@ -361,18 +359,16 @@
       <w:tr>
         <w:tc>
           <w:tcPr>
-            <w:tcW w:type="dxa" w:w="4709"/>
+            <w:tcW w:type="dxa" w:w="4831"/>
+            <w:shd w:fill="EDF2F7"/>
             <w:tcMar>
-              <w:top w:w="60" w:type="dxa"/>
-              <w:bottom w:w="60" w:type="dxa"/>
-              <w:left w:w="100" w:type="dxa"/>
-              <w:right w:w="100" w:type="dxa"/>
+              <w:top w:w="100" w:type="dxa"/>
+              <w:bottom w:w="100" w:type="dxa"/>
+              <w:left w:w="150" w:type="dxa"/>
+              <w:right w:w="150" w:type="dxa"/>
             </w:tcMar>
           </w:tcPr>
           <w:p>
-            <w:pPr>
-              <w:jc w:val="left"/>
-            </w:pPr>
             <w:r>
               <w:rPr>
                 <w:rFonts w:ascii="Arial" w:hAnsi="Arial"/>
@@ -380,32 +376,29 @@
                 <w:color w:val="0F2043"/>
                 <w:sz w:val="19"/>
               </w:rPr>
-              <w:t xml:space="preserve">      FACULTAD / UNIVERSIDAD  :</w:t>
+              <w:t>FACULTAD / UNIVERSIDAD</w:t>
             </w:r>
           </w:p>
         </w:tc>
         <w:tc>
           <w:tcPr>
-            <w:tcW w:type="dxa" w:w="4709"/>
+            <w:tcW w:type="dxa" w:w="4831"/>
             <w:tcMar>
-              <w:top w:w="60" w:type="dxa"/>
-              <w:bottom w:w="60" w:type="dxa"/>
-              <w:left w:w="100" w:type="dxa"/>
-              <w:right w:w="100" w:type="dxa"/>
+              <w:top w:w="100" w:type="dxa"/>
+              <w:bottom w:w="100" w:type="dxa"/>
+              <w:left w:w="150" w:type="dxa"/>
+              <w:right w:w="150" w:type="dxa"/>
             </w:tcMar>
           </w:tcPr>
           <w:p>
-            <w:pPr>
-              <w:jc w:val="left"/>
-            </w:pPr>
             <w:r>
               <w:rPr>
                 <w:rFonts w:ascii="Arial" w:hAnsi="Arial"/>
-                <w:b/>
-                <w:color w:val="282828"/>
+                <w:b w:val="0"/>
+                <w:color w:val="1A202C"/>
                 <w:sz w:val="19"/>
               </w:rPr>
-              <w:t xml:space="preserve"> FACULTAD DE INGENIERÍA MECÁNICA ELÉCTRICA / UNAP</w:t>
+              <w:t>FACULTAD DE INGENIERÍA MECÁNICA ELÉCTRICA / UNAP</w:t>
             </w:r>
           </w:p>
         </w:tc>
@@ -413,18 +406,16 @@
       <w:tr>
         <w:tc>
           <w:tcPr>
-            <w:tcW w:type="dxa" w:w="4709"/>
+            <w:tcW w:type="dxa" w:w="4831"/>
+            <w:shd w:fill="EDF2F7"/>
             <w:tcMar>
-              <w:top w:w="60" w:type="dxa"/>
-              <w:bottom w:w="60" w:type="dxa"/>
-              <w:left w:w="100" w:type="dxa"/>
-              <w:right w:w="100" w:type="dxa"/>
+              <w:top w:w="100" w:type="dxa"/>
+              <w:bottom w:w="100" w:type="dxa"/>
+              <w:left w:w="150" w:type="dxa"/>
+              <w:right w:w="150" w:type="dxa"/>
             </w:tcMar>
           </w:tcPr>
           <w:p>
-            <w:pPr>
-              <w:jc w:val="left"/>
-            </w:pPr>
             <w:r>
               <w:rPr>
                 <w:rFonts w:ascii="Arial" w:hAnsi="Arial"/>
@@ -432,32 +423,29 @@
                 <w:color w:val="0F2043"/>
                 <w:sz w:val="19"/>
               </w:rPr>
-              <w:t xml:space="preserve">      UBICACIÓN GEOGRÁFICA    :</w:t>
+              <w:t>UBICACIÓN GEOGRÁFICA</w:t>
             </w:r>
           </w:p>
         </w:tc>
         <w:tc>
           <w:tcPr>
-            <w:tcW w:type="dxa" w:w="4709"/>
+            <w:tcW w:type="dxa" w:w="4831"/>
             <w:tcMar>
-              <w:top w:w="60" w:type="dxa"/>
-              <w:bottom w:w="60" w:type="dxa"/>
-              <w:left w:w="100" w:type="dxa"/>
-              <w:right w:w="100" w:type="dxa"/>
+              <w:top w:w="100" w:type="dxa"/>
+              <w:bottom w:w="100" w:type="dxa"/>
+              <w:left w:w="150" w:type="dxa"/>
+              <w:right w:w="150" w:type="dxa"/>
             </w:tcMar>
           </w:tcPr>
           <w:p>
-            <w:pPr>
-              <w:jc w:val="left"/>
-            </w:pPr>
             <w:r>
               <w:rPr>
                 <w:rFonts w:ascii="Arial" w:hAnsi="Arial"/>
-                <w:b/>
-                <w:color w:val="282828"/>
+                <w:b w:val="0"/>
+                <w:color w:val="1A202C"/>
                 <w:sz w:val="19"/>
               </w:rPr>
-              <w:t xml:space="preserve"> PUNO - PERÚ</w:t>
+              <w:t>PUNO - PERÚ</w:t>
             </w:r>
           </w:p>
         </w:tc>
@@ -465,18 +453,16 @@
       <w:tr>
         <w:tc>
           <w:tcPr>
-            <w:tcW w:type="dxa" w:w="4709"/>
+            <w:tcW w:type="dxa" w:w="4831"/>
+            <w:shd w:fill="EDF2F7"/>
             <w:tcMar>
-              <w:top w:w="60" w:type="dxa"/>
-              <w:bottom w:w="60" w:type="dxa"/>
-              <w:left w:w="100" w:type="dxa"/>
-              <w:right w:w="100" w:type="dxa"/>
+              <w:top w:w="100" w:type="dxa"/>
+              <w:bottom w:w="100" w:type="dxa"/>
+              <w:left w:w="150" w:type="dxa"/>
+              <w:right w:w="150" w:type="dxa"/>
             </w:tcMar>
           </w:tcPr>
           <w:p>
-            <w:pPr>
-              <w:jc w:val="left"/>
-            </w:pPr>
             <w:r>
               <w:rPr>
                 <w:rFonts w:ascii="Arial" w:hAnsi="Arial"/>
@@ -484,55 +470,45 @@
                 <w:color w:val="0F2043"/>
                 <w:sz w:val="19"/>
               </w:rPr>
-              <w:t xml:space="preserve">      FECHA Y LÁMINA PLANO    :</w:t>
+              <w:t>FECHA Y LÁMINA PLANO</w:t>
             </w:r>
           </w:p>
         </w:tc>
         <w:tc>
           <w:tcPr>
-            <w:tcW w:type="dxa" w:w="4709"/>
+            <w:tcW w:type="dxa" w:w="4831"/>
             <w:tcMar>
-              <w:top w:w="60" w:type="dxa"/>
-              <w:bottom w:w="60" w:type="dxa"/>
-              <w:left w:w="100" w:type="dxa"/>
-              <w:right w:w="100" w:type="dxa"/>
+              <w:top w:w="100" w:type="dxa"/>
+              <w:bottom w:w="100" w:type="dxa"/>
+              <w:left w:w="150" w:type="dxa"/>
+              <w:right w:w="150" w:type="dxa"/>
             </w:tcMar>
           </w:tcPr>
           <w:p>
-            <w:pPr>
-              <w:jc w:val="left"/>
-            </w:pPr>
             <w:r>
               <w:rPr>
                 <w:rFonts w:ascii="Arial" w:hAnsi="Arial"/>
-                <w:b/>
-                <w:color w:val="282828"/>
+                <w:b w:val="0"/>
+                <w:color w:val="1A202C"/>
                 <w:sz w:val="19"/>
               </w:rPr>
-              <w:t xml:space="preserve"> PUNO - JUNIO - 2026 | LÁMINA IE-01 (ESCALA 1:50)</w:t>
+              <w:t>PUNO - JUNIO - 2026 | LÁMINA IE-01 (ESCALA 1:50)</w:t>
             </w:r>
           </w:p>
         </w:tc>
       </w:tr>
     </w:tbl>
+    <w:p/>
     <w:p>
       <w:pPr>
-        <w:spacing w:before="0" w:after="1200" w:line="276" w:lineRule="auto"/>
-        <w:jc w:val="both"/>
-      </w:pPr>
-    </w:p>
-    <w:p>
-      <w:pPr>
-        <w:spacing w:before="0" w:after="0" w:line="276" w:lineRule="auto"/>
         <w:jc w:val="center"/>
       </w:pPr>
       <w:r>
         <w:rPr>
           <w:rFonts w:ascii="Arial" w:hAnsi="Arial"/>
           <w:b/>
-          <w:i w:val="0"/>
           <w:color w:val="0F2043"/>
-          <w:sz w:val="22"/>
+          <w:sz w:val="24"/>
         </w:rPr>
         <w:t>PUNO - PERÚ - 2026</w:t>
       </w:r>
@@ -544,1187 +520,64 @@
     </w:p>
     <w:p>
       <w:pPr>
-        <w:keepNext/>
-        <w:spacing w:before="280" w:after="80"/>
-        <w:jc w:val="left"/>
+        <w:spacing w:after="240"/>
       </w:pPr>
       <w:r>
         <w:rPr>
           <w:rFonts w:ascii="Arial" w:hAnsi="Arial"/>
           <w:b/>
-          <w:color w:val="184C78"/>
-          <w:sz w:val="24"/>
+          <w:color w:val="0F2043"/>
+          <w:sz w:val="26"/>
         </w:rPr>
-        <w:t>ÍNDICE GENERAL DEL EXPEDIENTE TÉCNICO UNIFICADO COMPLETO (30+ PÁGINAS)</w:t>
+        <w:t>FICHA TÉCNICA Y RESUMEN EJECUTIVO DE INGENIERÍA</w:t>
       </w:r>
     </w:p>
     <w:p>
       <w:pPr>
-        <w:spacing w:before="0" w:after="120" w:line="276" w:lineRule="auto"/>
-        <w:ind w:firstLine="720"/>
-        <w:jc w:val="both"/>
+        <w:spacing w:line="276" w:lineRule="auto" w:after="160"/>
       </w:pPr>
       <w:r>
         <w:rPr>
           <w:rFonts w:ascii="Arial" w:hAnsi="Arial"/>
           <w:b w:val="0"/>
-          <w:i w:val="0"/>
-          <w:color w:val="000000"/>
-          <w:sz w:val="22"/>
+          <w:color w:val="1A202C"/>
+          <w:sz w:val="20"/>
         </w:rPr>
-        <w:t>El presente Expediente Técnico de Instalaciones Eléctricas de la Vivienda Unifamiliar de 3 Niveles ha sido compilado de forma integral en un único documento maestro dividida en cuatro partes fundamentales:</w:t>
+        <w:t>El presente Expediente Técnico Unificado constituye la documentación de ingeniería definitiva para la ejecución de las Instalaciones Eléctricas Interiores en Baja Tensión de la edificación residencial unifamiliar de tres niveles. El diseño ha sido desarrollado respetando en forma estricta las prescripciones del Código Nacional de Electricidad (CNE-Utilización), la Norma Técnica EM.010 'Instalaciones Eléctricas Interiores' del Reglamento Nacional de Edificaciones (RNE) y las especificaciones de la empresa concesionaria Electro Puno S.A.A.</w:t>
       </w:r>
     </w:p>
     <w:p>
       <w:pPr>
-        <w:spacing w:before="0" w:after="60" w:line="276" w:lineRule="auto"/>
-        <w:jc w:val="both"/>
-      </w:pPr>
-      <w:r>
-        <w:rPr>
-          <w:rFonts w:ascii="Arial" w:hAnsi="Arial"/>
-          <w:b/>
-          <w:i w:val="0"/>
-          <w:color w:val="0F2043"/>
-          <w:sz w:val="22"/>
-        </w:rPr>
-        <w:t>PARTE I: MEMORIA DESCRIPTIVA EXHAUSTIVA</w:t>
-      </w:r>
-    </w:p>
-    <w:p>
-      <w:pPr>
-        <w:spacing w:before="0" w:after="60" w:line="276" w:lineRule="auto"/>
-        <w:ind w:firstLine="288"/>
-        <w:jc w:val="both"/>
+        <w:spacing w:line="276" w:lineRule="auto" w:after="160"/>
       </w:pPr>
       <w:r>
         <w:rPr>
           <w:rFonts w:ascii="Arial" w:hAnsi="Arial"/>
           <w:b w:val="0"/>
-          <w:i w:val="0"/>
-          <w:color w:val="323232"/>
-          <w:sz w:val="22"/>
+          <w:color w:val="1A202C"/>
+          <w:sz w:val="20"/>
         </w:rPr>
-        <w:t xml:space="preserve">  1.0 Objetivo del Proyecto y Marco General</w:t>
-      </w:r>
-    </w:p>
-    <w:p>
-      <w:pPr>
-        <w:spacing w:before="0" w:after="60" w:line="276" w:lineRule="auto"/>
-        <w:ind w:firstLine="288"/>
-        <w:jc w:val="both"/>
-      </w:pPr>
-      <w:r>
-        <w:rPr>
-          <w:rFonts w:ascii="Arial" w:hAnsi="Arial"/>
-          <w:b w:val="0"/>
-          <w:i w:val="0"/>
-          <w:color w:val="323232"/>
-          <w:sz w:val="22"/>
-        </w:rPr>
-        <w:t xml:space="preserve">  2.0 Alcances del Proyecto de Instalaciones Eléctricas en Baja Tensión y Redes Auxiliares</w:t>
-      </w:r>
-    </w:p>
-    <w:p>
-      <w:pPr>
-        <w:spacing w:before="0" w:after="60" w:line="276" w:lineRule="auto"/>
-        <w:ind w:firstLine="288"/>
-        <w:jc w:val="both"/>
-      </w:pPr>
-      <w:r>
-        <w:rPr>
-          <w:rFonts w:ascii="Arial" w:hAnsi="Arial"/>
-          <w:b w:val="0"/>
-          <w:i w:val="0"/>
-          <w:color w:val="323232"/>
-          <w:sz w:val="22"/>
-        </w:rPr>
-        <w:t xml:space="preserve">  3.0 Descripción del Proyecto y Distribución Arquitectónica Detallada</w:t>
-      </w:r>
-    </w:p>
-    <w:p>
-      <w:pPr>
-        <w:spacing w:before="0" w:after="60" w:line="276" w:lineRule="auto"/>
-        <w:ind w:firstLine="288"/>
-        <w:jc w:val="both"/>
-      </w:pPr>
-      <w:r>
-        <w:rPr>
-          <w:rFonts w:ascii="Arial" w:hAnsi="Arial"/>
-          <w:b w:val="0"/>
-          <w:i w:val="0"/>
-          <w:color w:val="323232"/>
-          <w:sz w:val="22"/>
-        </w:rPr>
-        <w:t xml:space="preserve">      3.1 Primer Piso (Área Social, Servicio, Patio, Cisterna y Electrobombas)</w:t>
-      </w:r>
-    </w:p>
-    <w:p>
-      <w:pPr>
-        <w:spacing w:before="0" w:after="60" w:line="276" w:lineRule="auto"/>
-        <w:ind w:firstLine="288"/>
-        <w:jc w:val="both"/>
-      </w:pPr>
-      <w:r>
-        <w:rPr>
-          <w:rFonts w:ascii="Arial" w:hAnsi="Arial"/>
-          <w:b w:val="0"/>
-          <w:i w:val="0"/>
-          <w:color w:val="323232"/>
-          <w:sz w:val="22"/>
-        </w:rPr>
-        <w:t xml:space="preserve">      3.2 Segundo Piso (Área Íntima, Dormitorios, Baños Privados y Comunes)</w:t>
-      </w:r>
-    </w:p>
-    <w:p>
-      <w:pPr>
-        <w:spacing w:before="0" w:after="60" w:line="276" w:lineRule="auto"/>
-        <w:ind w:firstLine="288"/>
-        <w:jc w:val="both"/>
-      </w:pPr>
-      <w:r>
-        <w:rPr>
-          <w:rFonts w:ascii="Arial" w:hAnsi="Arial"/>
-          <w:b w:val="0"/>
-          <w:i w:val="0"/>
-          <w:color w:val="323232"/>
-          <w:sz w:val="22"/>
-        </w:rPr>
-        <w:t xml:space="preserve">      3.3 Azotea (Área de Lavandería, Tendedero, Depósito y Servicios)</w:t>
-      </w:r>
-    </w:p>
-    <w:p>
-      <w:pPr>
-        <w:spacing w:before="0" w:after="60" w:line="276" w:lineRule="auto"/>
-        <w:ind w:firstLine="288"/>
-        <w:jc w:val="both"/>
-      </w:pPr>
-      <w:r>
-        <w:rPr>
-          <w:rFonts w:ascii="Arial" w:hAnsi="Arial"/>
-          <w:b w:val="0"/>
-          <w:i w:val="0"/>
-          <w:color w:val="323232"/>
-          <w:sz w:val="22"/>
-        </w:rPr>
-        <w:t xml:space="preserve">      3.4 Cuadro Detallado de Áreas Construidas y Ambientes Proyectados</w:t>
-      </w:r>
-    </w:p>
-    <w:p>
-      <w:pPr>
-        <w:spacing w:before="0" w:after="60" w:line="276" w:lineRule="auto"/>
-        <w:ind w:firstLine="288"/>
-        <w:jc w:val="both"/>
-      </w:pPr>
-      <w:r>
-        <w:rPr>
-          <w:rFonts w:ascii="Arial" w:hAnsi="Arial"/>
-          <w:b w:val="0"/>
-          <w:i w:val="0"/>
-          <w:color w:val="323232"/>
-          <w:sz w:val="22"/>
-        </w:rPr>
-        <w:t xml:space="preserve">  4.0 Características del Sistema Eléctrico y Suministro</w:t>
-      </w:r>
-    </w:p>
-    <w:p>
-      <w:pPr>
-        <w:spacing w:before="0" w:after="60" w:line="276" w:lineRule="auto"/>
-        <w:ind w:firstLine="288"/>
-        <w:jc w:val="both"/>
-      </w:pPr>
-      <w:r>
-        <w:rPr>
-          <w:rFonts w:ascii="Arial" w:hAnsi="Arial"/>
-          <w:b w:val="0"/>
-          <w:i w:val="0"/>
-          <w:color w:val="323232"/>
-          <w:sz w:val="22"/>
-        </w:rPr>
-        <w:t xml:space="preserve">      4.1 Suministro Eléctrico (Electro Puno S.A.A. 220V 3Ø 60Hz)</w:t>
-      </w:r>
-    </w:p>
-    <w:p>
-      <w:pPr>
-        <w:spacing w:before="0" w:after="60" w:line="276" w:lineRule="auto"/>
-        <w:ind w:firstLine="288"/>
-        <w:jc w:val="both"/>
-      </w:pPr>
-      <w:r>
-        <w:rPr>
-          <w:rFonts w:ascii="Arial" w:hAnsi="Arial"/>
-          <w:b w:val="0"/>
-          <w:i w:val="0"/>
-          <w:color w:val="323232"/>
-          <w:sz w:val="22"/>
-        </w:rPr>
-        <w:t xml:space="preserve">      4.2 Potencia Instalada (18.25 kW) y Máxima Demanda (13.50 kW)</w:t>
-      </w:r>
-    </w:p>
-    <w:p>
-      <w:pPr>
-        <w:spacing w:before="0" w:after="60" w:line="276" w:lineRule="auto"/>
-        <w:ind w:firstLine="288"/>
-        <w:jc w:val="both"/>
-      </w:pPr>
-      <w:r>
-        <w:rPr>
-          <w:rFonts w:ascii="Arial" w:hAnsi="Arial"/>
-          <w:b w:val="0"/>
-          <w:i w:val="0"/>
-          <w:color w:val="323232"/>
-          <w:sz w:val="22"/>
-        </w:rPr>
-        <w:t xml:space="preserve">      4.3 Corrientes de Diseño Nominal (In = 39.36 A, Id = 49.20 A)</w:t>
-      </w:r>
-    </w:p>
-    <w:p>
-      <w:pPr>
-        <w:spacing w:before="0" w:after="60" w:line="276" w:lineRule="auto"/>
-        <w:ind w:firstLine="288"/>
-        <w:jc w:val="both"/>
-      </w:pPr>
-      <w:r>
-        <w:rPr>
-          <w:rFonts w:ascii="Arial" w:hAnsi="Arial"/>
-          <w:b w:val="0"/>
-          <w:i w:val="0"/>
-          <w:color w:val="323232"/>
-          <w:sz w:val="22"/>
-        </w:rPr>
-        <w:t xml:space="preserve">      4.4 Dimensionamiento del Alimentador Principal (NH-80)</w:t>
-      </w:r>
-    </w:p>
-    <w:p>
-      <w:pPr>
-        <w:spacing w:before="0" w:after="60" w:line="276" w:lineRule="auto"/>
-        <w:ind w:firstLine="288"/>
-        <w:jc w:val="both"/>
-      </w:pPr>
-      <w:r>
-        <w:rPr>
-          <w:rFonts w:ascii="Arial" w:hAnsi="Arial"/>
-          <w:b w:val="0"/>
-          <w:i w:val="0"/>
-          <w:color w:val="323232"/>
-          <w:sz w:val="22"/>
-        </w:rPr>
-        <w:t xml:space="preserve">  5.0 Bases de Cálculo y Normativa de Cargas (CNE-U Tabla 14 y Tabla 22)</w:t>
-      </w:r>
-    </w:p>
-    <w:p>
-      <w:pPr>
-        <w:spacing w:before="0" w:after="60" w:line="276" w:lineRule="auto"/>
-        <w:ind w:firstLine="288"/>
-        <w:jc w:val="both"/>
-      </w:pPr>
-      <w:r>
-        <w:rPr>
-          <w:rFonts w:ascii="Arial" w:hAnsi="Arial"/>
-          <w:b w:val="0"/>
-          <w:i w:val="0"/>
-          <w:color w:val="323232"/>
-          <w:sz w:val="22"/>
-        </w:rPr>
-        <w:t xml:space="preserve">  6.0 Cuadro Oficial de Cargas y Máxima Demanda paso a paso</w:t>
-      </w:r>
-    </w:p>
-    <w:p>
-      <w:pPr>
-        <w:spacing w:before="0" w:after="60" w:line="276" w:lineRule="auto"/>
-        <w:ind w:firstLine="288"/>
-        <w:jc w:val="both"/>
-      </w:pPr>
-      <w:r>
-        <w:rPr>
-          <w:rFonts w:ascii="Arial" w:hAnsi="Arial"/>
-          <w:b w:val="0"/>
-          <w:i w:val="0"/>
-          <w:color w:val="323232"/>
-          <w:sz w:val="22"/>
-        </w:rPr>
-        <w:t xml:space="preserve">  7.0 Ubicación del Tablero General (TD) y Centros de Carga</w:t>
-      </w:r>
-    </w:p>
-    <w:p>
-      <w:pPr>
-        <w:spacing w:before="0" w:after="60" w:line="276" w:lineRule="auto"/>
-        <w:ind w:firstLine="288"/>
-        <w:jc w:val="both"/>
-      </w:pPr>
-      <w:r>
-        <w:rPr>
-          <w:rFonts w:ascii="Arial" w:hAnsi="Arial"/>
-          <w:b w:val="0"/>
-          <w:i w:val="0"/>
-          <w:color w:val="323232"/>
-          <w:sz w:val="22"/>
-        </w:rPr>
-        <w:t xml:space="preserve">  8.0 Redes Complementarias y Telecomunicaciones (TV-Cable, Telefonía, Intercomunicador)</w:t>
-      </w:r>
-    </w:p>
-    <w:p>
-      <w:pPr>
-        <w:spacing w:before="0" w:after="60" w:line="276" w:lineRule="auto"/>
-        <w:ind w:firstLine="288"/>
-        <w:jc w:val="both"/>
-      </w:pPr>
-      <w:r>
-        <w:rPr>
-          <w:rFonts w:ascii="Arial" w:hAnsi="Arial"/>
-          <w:b w:val="0"/>
-          <w:i w:val="0"/>
-          <w:color w:val="323232"/>
-          <w:sz w:val="22"/>
-        </w:rPr>
-        <w:t xml:space="preserve">  9.0 Normativa y Reglamentación Nacional e Internacional</w:t>
-      </w:r>
-    </w:p>
-    <w:p>
-      <w:pPr>
-        <w:spacing w:before="0" w:after="60" w:line="276" w:lineRule="auto"/>
-        <w:ind w:firstLine="288"/>
-        <w:jc w:val="both"/>
-      </w:pPr>
-      <w:r>
-        <w:rPr>
-          <w:rFonts w:ascii="Arial" w:hAnsi="Arial"/>
-          <w:b w:val="0"/>
-          <w:i w:val="0"/>
-          <w:color w:val="323232"/>
-          <w:sz w:val="22"/>
-        </w:rPr>
-        <w:t xml:space="preserve">  10.0 Simbología Reglamentaria DGE del Ministerio de Energía y Minas (MEM)</w:t>
-      </w:r>
-    </w:p>
-    <w:p>
-      <w:pPr>
-        <w:spacing w:before="0" w:after="60" w:line="276" w:lineRule="auto"/>
-        <w:ind w:firstLine="288"/>
-        <w:jc w:val="both"/>
-      </w:pPr>
-      <w:r>
-        <w:rPr>
-          <w:rFonts w:ascii="Arial" w:hAnsi="Arial"/>
-          <w:b w:val="0"/>
-          <w:i w:val="0"/>
-          <w:color w:val="323232"/>
-          <w:sz w:val="22"/>
-        </w:rPr>
-        <w:t xml:space="preserve">  11.0 REPRODUCCIÓN Y ESQUEMA DEL PLANO DE INSTALACIONES ELÉCTRICAS (LÁMINA IE-01)</w:t>
-      </w:r>
-    </w:p>
-    <w:p>
-      <w:pPr>
-        <w:spacing w:before="0" w:after="60" w:line="276" w:lineRule="auto"/>
-        <w:ind w:firstLine="288"/>
-        <w:jc w:val="both"/>
-      </w:pPr>
-      <w:r>
-        <w:rPr>
-          <w:rFonts w:ascii="Arial" w:hAnsi="Arial"/>
-          <w:b w:val="0"/>
-          <w:i w:val="0"/>
-          <w:color w:val="323232"/>
-          <w:sz w:val="22"/>
-        </w:rPr>
-        <w:t xml:space="preserve">      - Figura 3: Reproducción y Esquema del Plano de Diego Charaja (Lámina IE-01, Escala 1:50)</w:t>
-      </w:r>
-    </w:p>
-    <w:p>
-      <w:pPr>
-        <w:spacing w:before="0" w:after="60" w:line="276" w:lineRule="auto"/>
-        <w:jc w:val="both"/>
-      </w:pPr>
-      <w:r>
-        <w:rPr>
-          <w:rFonts w:ascii="Arial" w:hAnsi="Arial"/>
-          <w:b/>
-          <w:i w:val="0"/>
-          <w:color w:val="0F2043"/>
-          <w:sz w:val="22"/>
-        </w:rPr>
-        <w:t>PARTE II: CÁLCULOS JUSTIFICATORIOS Y DIAGRAMA UNIFILAR DETALLADO</w:t>
-      </w:r>
-    </w:p>
-    <w:p>
-      <w:pPr>
-        <w:spacing w:before="0" w:after="60" w:line="276" w:lineRule="auto"/>
-        <w:ind w:firstLine="288"/>
-        <w:jc w:val="both"/>
-      </w:pPr>
-      <w:r>
-        <w:rPr>
-          <w:rFonts w:ascii="Arial" w:hAnsi="Arial"/>
-          <w:b w:val="0"/>
-          <w:i w:val="0"/>
-          <w:color w:val="323232"/>
-          <w:sz w:val="22"/>
-        </w:rPr>
-        <w:t xml:space="preserve">  2.1 Introducción y Criterios de Diseño Eléctrico</w:t>
-      </w:r>
-    </w:p>
-    <w:p>
-      <w:pPr>
-        <w:spacing w:before="0" w:after="60" w:line="276" w:lineRule="auto"/>
-        <w:ind w:firstLine="288"/>
-        <w:jc w:val="both"/>
-      </w:pPr>
-      <w:r>
-        <w:rPr>
-          <w:rFonts w:ascii="Arial" w:hAnsi="Arial"/>
-          <w:b w:val="0"/>
-          <w:i w:val="0"/>
-          <w:color w:val="323232"/>
-          <w:sz w:val="22"/>
-        </w:rPr>
-        <w:t xml:space="preserve">      2.1.1 Criterio de Capacidad de Corriente (Ampacidad)</w:t>
-      </w:r>
-    </w:p>
-    <w:p>
-      <w:pPr>
-        <w:spacing w:before="0" w:after="60" w:line="276" w:lineRule="auto"/>
-        <w:ind w:firstLine="288"/>
-        <w:jc w:val="both"/>
-      </w:pPr>
-      <w:r>
-        <w:rPr>
-          <w:rFonts w:ascii="Arial" w:hAnsi="Arial"/>
-          <w:b w:val="0"/>
-          <w:i w:val="0"/>
-          <w:color w:val="323232"/>
-          <w:sz w:val="22"/>
-        </w:rPr>
-        <w:t xml:space="preserve">      2.1.2 Criterio de Caída de Tensión (ΔV ≤ 2.5% Alimentador / ≤ 4.0% Total)</w:t>
-      </w:r>
-    </w:p>
-    <w:p>
-      <w:pPr>
-        <w:spacing w:before="0" w:after="60" w:line="276" w:lineRule="auto"/>
-        <w:ind w:firstLine="288"/>
-        <w:jc w:val="both"/>
-      </w:pPr>
-      <w:r>
-        <w:rPr>
-          <w:rFonts w:ascii="Arial" w:hAnsi="Arial"/>
-          <w:b w:val="0"/>
-          <w:i w:val="0"/>
-          <w:color w:val="323232"/>
-          <w:sz w:val="22"/>
-        </w:rPr>
-        <w:t xml:space="preserve">      2.1.3 Criterio de Protección Térmica y Diferencial (30 mA)</w:t>
-      </w:r>
-    </w:p>
-    <w:p>
-      <w:pPr>
-        <w:spacing w:before="0" w:after="60" w:line="276" w:lineRule="auto"/>
-        <w:ind w:firstLine="288"/>
-        <w:jc w:val="both"/>
-      </w:pPr>
-      <w:r>
-        <w:rPr>
-          <w:rFonts w:ascii="Arial" w:hAnsi="Arial"/>
-          <w:b w:val="0"/>
-          <w:i w:val="0"/>
-          <w:color w:val="323232"/>
-          <w:sz w:val="22"/>
-        </w:rPr>
-        <w:t xml:space="preserve">  2.2 Fórmulas Empleadas y Desarrollo Matemático paso a paso</w:t>
-      </w:r>
-    </w:p>
-    <w:p>
-      <w:pPr>
-        <w:spacing w:before="0" w:after="60" w:line="276" w:lineRule="auto"/>
-        <w:ind w:firstLine="288"/>
-        <w:jc w:val="both"/>
-      </w:pPr>
-      <w:r>
-        <w:rPr>
-          <w:rFonts w:ascii="Arial" w:hAnsi="Arial"/>
-          <w:b w:val="0"/>
-          <w:i w:val="0"/>
-          <w:color w:val="323232"/>
-          <w:sz w:val="22"/>
-        </w:rPr>
-        <w:t xml:space="preserve">  2.3 Sustento Detallado del Cuadro de Cargas Circuito por Circuito (C-1 a C-8)</w:t>
-      </w:r>
-    </w:p>
-    <w:p>
-      <w:pPr>
-        <w:spacing w:before="0" w:after="60" w:line="276" w:lineRule="auto"/>
-        <w:ind w:firstLine="288"/>
-        <w:jc w:val="both"/>
-      </w:pPr>
-      <w:r>
-        <w:rPr>
-          <w:rFonts w:ascii="Arial" w:hAnsi="Arial"/>
-          <w:b w:val="0"/>
-          <w:i w:val="0"/>
-          <w:color w:val="323232"/>
-          <w:sz w:val="22"/>
-        </w:rPr>
-        <w:t xml:space="preserve">  2.4 Cálculo Justificatorio del Alimentador General (Valores numéricos exactos)</w:t>
-      </w:r>
-    </w:p>
-    <w:p>
-      <w:pPr>
-        <w:spacing w:before="0" w:after="60" w:line="276" w:lineRule="auto"/>
-        <w:ind w:firstLine="288"/>
-        <w:jc w:val="both"/>
-      </w:pPr>
-      <w:r>
-        <w:rPr>
-          <w:rFonts w:ascii="Arial" w:hAnsi="Arial"/>
-          <w:b w:val="0"/>
-          <w:i w:val="0"/>
-          <w:color w:val="323232"/>
-          <w:sz w:val="22"/>
-        </w:rPr>
-        <w:t xml:space="preserve">  2.5 ESQUEMA Y ESPECIFICACIÓN DETALLADA DEL DIAGRAMA UNIFILAR (NORMA PERÚ)</w:t>
-      </w:r>
-    </w:p>
-    <w:p>
-      <w:pPr>
-        <w:spacing w:before="0" w:after="60" w:line="276" w:lineRule="auto"/>
-        <w:ind w:firstLine="288"/>
-        <w:jc w:val="both"/>
-      </w:pPr>
-      <w:r>
-        <w:rPr>
-          <w:rFonts w:ascii="Arial" w:hAnsi="Arial"/>
-          <w:b w:val="0"/>
-          <w:i w:val="0"/>
-          <w:color w:val="323232"/>
-          <w:sz w:val="22"/>
-        </w:rPr>
-        <w:t xml:space="preserve">      2.5.1 Suministro y Acometida Eléctrica (Electro Puno S.A.A.)</w:t>
-      </w:r>
-    </w:p>
-    <w:p>
-      <w:pPr>
-        <w:spacing w:before="0" w:after="60" w:line="276" w:lineRule="auto"/>
-        <w:ind w:firstLine="288"/>
-        <w:jc w:val="both"/>
-      </w:pPr>
-      <w:r>
-        <w:rPr>
-          <w:rFonts w:ascii="Arial" w:hAnsi="Arial"/>
-          <w:b w:val="0"/>
-          <w:i w:val="0"/>
-          <w:color w:val="323232"/>
-          <w:sz w:val="22"/>
-        </w:rPr>
-        <w:t xml:space="preserve">      2.5.2 Medidor de Energía M-1 y Caja de Toma L-T</w:t>
-      </w:r>
-    </w:p>
-    <w:p>
-      <w:pPr>
-        <w:spacing w:before="0" w:after="60" w:line="276" w:lineRule="auto"/>
-        <w:ind w:firstLine="288"/>
-        <w:jc w:val="both"/>
-      </w:pPr>
-      <w:r>
-        <w:rPr>
-          <w:rFonts w:ascii="Arial" w:hAnsi="Arial"/>
-          <w:b w:val="0"/>
-          <w:i w:val="0"/>
-          <w:color w:val="323232"/>
-          <w:sz w:val="22"/>
-        </w:rPr>
-        <w:t xml:space="preserve">      2.5.3 Interruptor General Termomagnético (3x40A, 10 kA)</w:t>
-      </w:r>
-    </w:p>
-    <w:p>
-      <w:pPr>
-        <w:spacing w:before="0" w:after="60" w:line="276" w:lineRule="auto"/>
-        <w:ind w:firstLine="288"/>
-        <w:jc w:val="both"/>
-      </w:pPr>
-      <w:r>
-        <w:rPr>
-          <w:rFonts w:ascii="Arial" w:hAnsi="Arial"/>
-          <w:b w:val="0"/>
-          <w:i w:val="0"/>
-          <w:color w:val="323232"/>
-          <w:sz w:val="22"/>
-        </w:rPr>
-        <w:t xml:space="preserve">      2.5.4 Barras Colectoras R-S-T y Peinado de Fases Trifásico</w:t>
-      </w:r>
-    </w:p>
-    <w:p>
-      <w:pPr>
-        <w:spacing w:before="0" w:after="60" w:line="276" w:lineRule="auto"/>
-        <w:ind w:firstLine="288"/>
-        <w:jc w:val="both"/>
-      </w:pPr>
-      <w:r>
-        <w:rPr>
-          <w:rFonts w:ascii="Arial" w:hAnsi="Arial"/>
-          <w:b w:val="0"/>
-          <w:i w:val="0"/>
-          <w:color w:val="323232"/>
-          <w:sz w:val="22"/>
-        </w:rPr>
-        <w:t xml:space="preserve">      2.5.5 Desglose Específico Circuito por Circuito (C-1 a C-8)</w:t>
-      </w:r>
-    </w:p>
-    <w:p>
-      <w:pPr>
-        <w:spacing w:before="0" w:after="60" w:line="276" w:lineRule="auto"/>
-        <w:ind w:firstLine="288"/>
-        <w:jc w:val="both"/>
-      </w:pPr>
-      <w:r>
-        <w:rPr>
-          <w:rFonts w:ascii="Arial" w:hAnsi="Arial"/>
-          <w:b w:val="0"/>
-          <w:i w:val="0"/>
-          <w:color w:val="323232"/>
-          <w:sz w:val="22"/>
-        </w:rPr>
-        <w:t xml:space="preserve">      - Figura 1: Diagrama Unifilar del Tablero General TD (Estándar Planos Perú)</w:t>
-      </w:r>
-    </w:p>
-    <w:p>
-      <w:pPr>
-        <w:spacing w:before="0" w:after="60" w:line="276" w:lineRule="auto"/>
-        <w:ind w:firstLine="288"/>
-        <w:jc w:val="both"/>
-      </w:pPr>
-      <w:r>
-        <w:rPr>
-          <w:rFonts w:ascii="Arial" w:hAnsi="Arial"/>
-          <w:b w:val="0"/>
-          <w:i w:val="0"/>
-          <w:color w:val="323232"/>
-          <w:sz w:val="22"/>
-        </w:rPr>
-        <w:t xml:space="preserve">  2.6 Cuadro Completo de Dimensionamiento de Circuitos Derivados</w:t>
-      </w:r>
-    </w:p>
-    <w:p>
-      <w:pPr>
-        <w:spacing w:before="0" w:after="60" w:line="276" w:lineRule="auto"/>
-        <w:ind w:firstLine="288"/>
-        <w:jc w:val="both"/>
-      </w:pPr>
-      <w:r>
-        <w:rPr>
-          <w:rFonts w:ascii="Arial" w:hAnsi="Arial"/>
-          <w:b w:val="0"/>
-          <w:i w:val="0"/>
-          <w:color w:val="323232"/>
-          <w:sz w:val="22"/>
-        </w:rPr>
-        <w:t xml:space="preserve">  2.7 Dimensionamiento y Peinado del Tablero General (TD de 36 Polos trifásico)</w:t>
-      </w:r>
-    </w:p>
-    <w:p>
-      <w:pPr>
-        <w:spacing w:before="0" w:after="60" w:line="276" w:lineRule="auto"/>
-        <w:ind w:firstLine="288"/>
-        <w:jc w:val="both"/>
-      </w:pPr>
-      <w:r>
-        <w:rPr>
-          <w:rFonts w:ascii="Arial" w:hAnsi="Arial"/>
-          <w:b w:val="0"/>
-          <w:i w:val="0"/>
-          <w:color w:val="323232"/>
-          <w:sz w:val="22"/>
-        </w:rPr>
-        <w:t xml:space="preserve">  2.8 Cálculo de Ocupación de Conducciones y Tubos PVC (Ocupación ≤ 40%)</w:t>
-      </w:r>
-    </w:p>
-    <w:p>
-      <w:pPr>
-        <w:spacing w:before="0" w:after="60" w:line="276" w:lineRule="auto"/>
-        <w:ind w:firstLine="288"/>
-        <w:jc w:val="both"/>
-      </w:pPr>
-      <w:r>
-        <w:rPr>
-          <w:rFonts w:ascii="Arial" w:hAnsi="Arial"/>
-          <w:b w:val="0"/>
-          <w:i w:val="0"/>
-          <w:color w:val="323232"/>
-          <w:sz w:val="22"/>
-        </w:rPr>
-        <w:t xml:space="preserve">  2.9 Cálculos de Iluminación y Niveles de Lux por Ambiente (RNE EM.010 / EM.020)</w:t>
-      </w:r>
-    </w:p>
-    <w:p>
-      <w:pPr>
-        <w:spacing w:before="0" w:after="60" w:line="276" w:lineRule="auto"/>
-        <w:ind w:firstLine="288"/>
-        <w:jc w:val="both"/>
-      </w:pPr>
-      <w:r>
-        <w:rPr>
-          <w:rFonts w:ascii="Arial" w:hAnsi="Arial"/>
-          <w:b w:val="0"/>
-          <w:i w:val="0"/>
-          <w:color w:val="323232"/>
-          <w:sz w:val="22"/>
-        </w:rPr>
-        <w:t xml:space="preserve">  2.10 Cálculo de Cortocircuito Estimado en Barras del Tablero General (Icc ≈ 2.85 kA)</w:t>
-      </w:r>
-    </w:p>
-    <w:p>
-      <w:pPr>
-        <w:spacing w:before="0" w:after="60" w:line="276" w:lineRule="auto"/>
-        <w:jc w:val="both"/>
-      </w:pPr>
-      <w:r>
-        <w:rPr>
-          <w:rFonts w:ascii="Arial" w:hAnsi="Arial"/>
-          <w:b/>
-          <w:i w:val="0"/>
-          <w:color w:val="0F2043"/>
-          <w:sz w:val="22"/>
-        </w:rPr>
-        <w:t>PARTE III: ESPECIFICACIONES TÉCNICAS DE EQUIPOS Y MATERIALES</w:t>
-      </w:r>
-    </w:p>
-    <w:p>
-      <w:pPr>
-        <w:spacing w:before="0" w:after="60" w:line="276" w:lineRule="auto"/>
-        <w:ind w:firstLine="288"/>
-        <w:jc w:val="both"/>
-      </w:pPr>
-      <w:r>
-        <w:rPr>
-          <w:rFonts w:ascii="Arial" w:hAnsi="Arial"/>
-          <w:b w:val="0"/>
-          <w:i w:val="0"/>
-          <w:color w:val="323232"/>
-          <w:sz w:val="22"/>
-        </w:rPr>
-        <w:t xml:space="preserve">  1. GENERALIDADES Y MARCO NORMATIVO</w:t>
-      </w:r>
-    </w:p>
-    <w:p>
-      <w:pPr>
-        <w:spacing w:before="0" w:after="60" w:line="276" w:lineRule="auto"/>
-        <w:ind w:firstLine="288"/>
-        <w:jc w:val="both"/>
-      </w:pPr>
-      <w:r>
-        <w:rPr>
-          <w:rFonts w:ascii="Arial" w:hAnsi="Arial"/>
-          <w:b w:val="0"/>
-          <w:i w:val="0"/>
-          <w:color w:val="323232"/>
-          <w:sz w:val="22"/>
-        </w:rPr>
-        <w:t xml:space="preserve">  2. ESPECIFICACIONES TÉCNICAS DE MATERIALES</w:t>
-      </w:r>
-    </w:p>
-    <w:p>
-      <w:pPr>
-        <w:spacing w:before="0" w:after="60" w:line="276" w:lineRule="auto"/>
-        <w:ind w:firstLine="288"/>
-        <w:jc w:val="both"/>
-      </w:pPr>
-      <w:r>
-        <w:rPr>
-          <w:rFonts w:ascii="Arial" w:hAnsi="Arial"/>
-          <w:b w:val="0"/>
-          <w:i w:val="0"/>
-          <w:color w:val="323232"/>
-          <w:sz w:val="22"/>
-        </w:rPr>
-        <w:t xml:space="preserve">      2.1 Tuberías Eléctricas de PVC (PVC-P SAP y PVC-L SEL)</w:t>
-      </w:r>
-    </w:p>
-    <w:p>
-      <w:pPr>
-        <w:spacing w:before="0" w:after="60" w:line="276" w:lineRule="auto"/>
-        <w:ind w:firstLine="288"/>
-        <w:jc w:val="both"/>
-      </w:pPr>
-      <w:r>
-        <w:rPr>
-          <w:rFonts w:ascii="Arial" w:hAnsi="Arial"/>
-          <w:b w:val="0"/>
-          <w:i w:val="0"/>
-          <w:color w:val="323232"/>
-          <w:sz w:val="22"/>
-        </w:rPr>
-        <w:t xml:space="preserve">      2.2 Cajas Metálicas para Salidas y Pase (F°G° pesado 1.59 mm)</w:t>
-      </w:r>
-    </w:p>
-    <w:p>
-      <w:pPr>
-        <w:spacing w:before="0" w:after="60" w:line="276" w:lineRule="auto"/>
-        <w:ind w:firstLine="288"/>
-        <w:jc w:val="both"/>
-      </w:pPr>
-      <w:r>
-        <w:rPr>
-          <w:rFonts w:ascii="Arial" w:hAnsi="Arial"/>
-          <w:b w:val="0"/>
-          <w:i w:val="0"/>
-          <w:color w:val="323232"/>
-          <w:sz w:val="22"/>
-        </w:rPr>
-        <w:t xml:space="preserve">      2.3 Conductores Eléctricos Cero Halógenos (NH-80 / N2XH) y Código de Colores</w:t>
-      </w:r>
-    </w:p>
-    <w:p>
-      <w:pPr>
-        <w:spacing w:before="0" w:after="60" w:line="276" w:lineRule="auto"/>
-        <w:ind w:firstLine="288"/>
-        <w:jc w:val="both"/>
-      </w:pPr>
-      <w:r>
-        <w:rPr>
-          <w:rFonts w:ascii="Arial" w:hAnsi="Arial"/>
-          <w:b w:val="0"/>
-          <w:i w:val="0"/>
-          <w:color w:val="323232"/>
-          <w:sz w:val="22"/>
-        </w:rPr>
-        <w:t xml:space="preserve">      2.4 Tableros Eléctricos de Distribución (Gabinete metálico LAF 1.5 mm, IP41/IK08)</w:t>
-      </w:r>
-    </w:p>
-    <w:p>
-      <w:pPr>
-        <w:spacing w:before="0" w:after="60" w:line="276" w:lineRule="auto"/>
-        <w:ind w:firstLine="288"/>
-        <w:jc w:val="both"/>
-      </w:pPr>
-      <w:r>
-        <w:rPr>
-          <w:rFonts w:ascii="Arial" w:hAnsi="Arial"/>
-          <w:b w:val="0"/>
-          <w:i w:val="0"/>
-          <w:color w:val="323232"/>
-          <w:sz w:val="22"/>
-        </w:rPr>
-        <w:t xml:space="preserve">  3. DISPOSITIVOS Y EQUIPOS VARIOS</w:t>
-      </w:r>
-    </w:p>
-    <w:p>
-      <w:pPr>
-        <w:spacing w:before="0" w:after="60" w:line="276" w:lineRule="auto"/>
-        <w:ind w:firstLine="288"/>
-        <w:jc w:val="both"/>
-      </w:pPr>
-      <w:r>
-        <w:rPr>
-          <w:rFonts w:ascii="Arial" w:hAnsi="Arial"/>
-          <w:b w:val="0"/>
-          <w:i w:val="0"/>
-          <w:color w:val="323232"/>
-          <w:sz w:val="22"/>
-        </w:rPr>
-        <w:t xml:space="preserve">      3.1 Interruptores para Alumbrado (10A/16A 250V)</w:t>
-      </w:r>
-    </w:p>
-    <w:p>
-      <w:pPr>
-        <w:spacing w:before="0" w:after="60" w:line="276" w:lineRule="auto"/>
-        <w:ind w:firstLine="288"/>
-        <w:jc w:val="both"/>
-      </w:pPr>
-      <w:r>
-        <w:rPr>
-          <w:rFonts w:ascii="Arial" w:hAnsi="Arial"/>
-          <w:b w:val="0"/>
-          <w:i w:val="0"/>
-          <w:color w:val="323232"/>
-          <w:sz w:val="22"/>
-        </w:rPr>
-        <w:t xml:space="preserve">      3.2 Tomacorrientes Generales y de Fuerza (2P 16A con obturadores infantiles)</w:t>
-      </w:r>
-    </w:p>
-    <w:p>
-      <w:pPr>
-        <w:spacing w:before="0" w:after="60" w:line="276" w:lineRule="auto"/>
-        <w:ind w:firstLine="288"/>
-        <w:jc w:val="both"/>
-      </w:pPr>
-      <w:r>
-        <w:rPr>
-          <w:rFonts w:ascii="Arial" w:hAnsi="Arial"/>
-          <w:b w:val="0"/>
-          <w:i w:val="0"/>
-          <w:color w:val="323232"/>
-          <w:sz w:val="22"/>
-        </w:rPr>
-        <w:t xml:space="preserve">      3.3 Artefactos de Iluminación LED (≥ 100 lm/W)</w:t>
-      </w:r>
-    </w:p>
-    <w:p>
-      <w:pPr>
-        <w:spacing w:before="0" w:after="60" w:line="276" w:lineRule="auto"/>
-        <w:ind w:firstLine="288"/>
-        <w:jc w:val="both"/>
-      </w:pPr>
-      <w:r>
-        <w:rPr>
-          <w:rFonts w:ascii="Arial" w:hAnsi="Arial"/>
-          <w:b w:val="0"/>
-          <w:i w:val="0"/>
-          <w:color w:val="323232"/>
-          <w:sz w:val="22"/>
-        </w:rPr>
-        <w:t xml:space="preserve">      3.4 Equipos Autónomos de Alumbrado de Emergencia (Ni-Cd/Litio ≥ 90 min)</w:t>
-      </w:r>
-    </w:p>
-    <w:p>
-      <w:pPr>
-        <w:spacing w:before="0" w:after="60" w:line="276" w:lineRule="auto"/>
-        <w:ind w:firstLine="288"/>
-        <w:jc w:val="both"/>
-      </w:pPr>
-      <w:r>
-        <w:rPr>
-          <w:rFonts w:ascii="Arial" w:hAnsi="Arial"/>
-          <w:b w:val="0"/>
-          <w:i w:val="0"/>
-          <w:color w:val="323232"/>
-          <w:sz w:val="22"/>
-        </w:rPr>
-        <w:t xml:space="preserve">  4. PRUEBAS ELECTROMECÁNICAS Y PUESTA EN SERVICIO</w:t>
-      </w:r>
-    </w:p>
-    <w:p>
-      <w:pPr>
-        <w:spacing w:before="0" w:after="60" w:line="276" w:lineRule="auto"/>
-        <w:ind w:firstLine="288"/>
-        <w:jc w:val="both"/>
-      </w:pPr>
-      <w:r>
-        <w:rPr>
-          <w:rFonts w:ascii="Arial" w:hAnsi="Arial"/>
-          <w:b w:val="0"/>
-          <w:i w:val="0"/>
-          <w:color w:val="323232"/>
-          <w:sz w:val="22"/>
-        </w:rPr>
-        <w:t xml:space="preserve">      4.1 Pruebas de Resistencia de Aislamiento (Megado 500V DC ≥ 50 MΩ)</w:t>
-      </w:r>
-    </w:p>
-    <w:p>
-      <w:pPr>
-        <w:spacing w:before="0" w:after="60" w:line="276" w:lineRule="auto"/>
-        <w:ind w:firstLine="288"/>
-        <w:jc w:val="both"/>
-      </w:pPr>
-      <w:r>
-        <w:rPr>
-          <w:rFonts w:ascii="Arial" w:hAnsi="Arial"/>
-          <w:b w:val="0"/>
-          <w:i w:val="0"/>
-          <w:color w:val="323232"/>
-          <w:sz w:val="22"/>
-        </w:rPr>
-        <w:t xml:space="preserve">      4.2 Prueba de Continuidade Aislamiento de Conductores</w:t>
-      </w:r>
-    </w:p>
-    <w:p>
-      <w:pPr>
-        <w:spacing w:before="0" w:after="60" w:line="276" w:lineRule="auto"/>
-        <w:ind w:firstLine="288"/>
-        <w:jc w:val="both"/>
-      </w:pPr>
-      <w:r>
-        <w:rPr>
-          <w:rFonts w:ascii="Arial" w:hAnsi="Arial"/>
-          <w:b w:val="0"/>
-          <w:i w:val="0"/>
-          <w:color w:val="323232"/>
-          <w:sz w:val="22"/>
-        </w:rPr>
-        <w:t xml:space="preserve">      4.3 Prueba de Disparo de Interruptores Diferenciales (30 mA, t ≤ 40 ms)</w:t>
-      </w:r>
-    </w:p>
-    <w:p>
-      <w:pPr>
-        <w:spacing w:before="0" w:after="60" w:line="276" w:lineRule="auto"/>
-        <w:ind w:firstLine="288"/>
-        <w:jc w:val="both"/>
-      </w:pPr>
-      <w:r>
-        <w:rPr>
-          <w:rFonts w:ascii="Arial" w:hAnsi="Arial"/>
-          <w:b w:val="0"/>
-          <w:i w:val="0"/>
-          <w:color w:val="323232"/>
-          <w:sz w:val="22"/>
-        </w:rPr>
-        <w:t xml:space="preserve">  5. ESPECIFICACIONES DE MONTAJE Y PLAN DE MANTENIMIENTO PREVENTIVO ANUAL</w:t>
-      </w:r>
-    </w:p>
-    <w:p>
-      <w:pPr>
-        <w:spacing w:before="0" w:after="60" w:line="276" w:lineRule="auto"/>
-        <w:ind w:firstLine="288"/>
-        <w:jc w:val="both"/>
-      </w:pPr>
-      <w:r>
-        <w:rPr>
-          <w:rFonts w:ascii="Arial" w:hAnsi="Arial"/>
-          <w:b w:val="0"/>
-          <w:i w:val="0"/>
-          <w:color w:val="323232"/>
-          <w:sz w:val="22"/>
-        </w:rPr>
-        <w:t xml:space="preserve">  6. PLANOS AS-BUILT Y DOCUMENTACIÓN FINAL</w:t>
-      </w:r>
-    </w:p>
-    <w:p>
-      <w:pPr>
-        <w:spacing w:before="0" w:after="60" w:line="276" w:lineRule="auto"/>
-        <w:jc w:val="both"/>
-      </w:pPr>
-      <w:r>
-        <w:rPr>
-          <w:rFonts w:ascii="Arial" w:hAnsi="Arial"/>
-          <w:b/>
-          <w:i w:val="0"/>
-          <w:color w:val="0F2043"/>
-          <w:sz w:val="22"/>
-        </w:rPr>
-        <w:t>PARTE IV: MATRIZ DE INCONSISTENCIAS Y PROPUESTAS TÉCNICAS DE MEJORA</w:t>
-      </w:r>
-    </w:p>
-    <w:p>
-      <w:pPr>
-        <w:spacing w:before="0" w:after="60" w:line="276" w:lineRule="auto"/>
-        <w:ind w:firstLine="288"/>
-        <w:jc w:val="both"/>
-      </w:pPr>
-      <w:r>
-        <w:rPr>
-          <w:rFonts w:ascii="Arial" w:hAnsi="Arial"/>
-          <w:b w:val="0"/>
-          <w:i w:val="0"/>
-          <w:color w:val="323232"/>
-          <w:sz w:val="22"/>
-        </w:rPr>
-        <w:t xml:space="preserve">  1.0 Presentación e Importancia de la Auditoría Técnica</w:t>
-      </w:r>
-    </w:p>
-    <w:p>
-      <w:pPr>
-        <w:spacing w:before="0" w:after="60" w:line="276" w:lineRule="auto"/>
-        <w:ind w:firstLine="288"/>
-        <w:jc w:val="both"/>
-      </w:pPr>
-      <w:r>
-        <w:rPr>
-          <w:rFonts w:ascii="Arial" w:hAnsi="Arial"/>
-          <w:b w:val="0"/>
-          <w:i w:val="0"/>
-          <w:color w:val="323232"/>
-          <w:sz w:val="22"/>
-        </w:rPr>
-        <w:t xml:space="preserve">  2.0 Matriz Consolidada de Inconsistencias y Soluciones Técnicas</w:t>
-      </w:r>
-    </w:p>
-    <w:p>
-      <w:pPr>
-        <w:spacing w:before="0" w:after="60" w:line="276" w:lineRule="auto"/>
-        <w:ind w:firstLine="288"/>
-        <w:jc w:val="both"/>
-      </w:pPr>
-      <w:r>
-        <w:rPr>
-          <w:rFonts w:ascii="Arial" w:hAnsi="Arial"/>
-          <w:b w:val="0"/>
-          <w:i w:val="0"/>
-          <w:color w:val="323232"/>
-          <w:sz w:val="22"/>
-        </w:rPr>
-        <w:t xml:space="preserve">  3.0 Justificación Detallada de Propuestas Técnicas e Inferencias de Ingeniería</w:t>
-      </w:r>
-    </w:p>
-    <w:p>
-      <w:pPr>
-        <w:spacing w:before="0" w:after="60" w:line="276" w:lineRule="auto"/>
-        <w:ind w:firstLine="288"/>
-        <w:jc w:val="both"/>
-      </w:pPr>
-      <w:r>
-        <w:rPr>
-          <w:rFonts w:ascii="Arial" w:hAnsi="Arial"/>
-          <w:b w:val="0"/>
-          <w:i w:val="0"/>
-          <w:color w:val="323232"/>
-          <w:sz w:val="22"/>
-        </w:rPr>
-        <w:t xml:space="preserve">      3.1 Cambio de Concesionaria Eléctrica a Electro Puno S.A.A.</w:t>
-      </w:r>
-    </w:p>
-    <w:p>
-      <w:pPr>
-        <w:spacing w:before="0" w:after="60" w:line="276" w:lineRule="auto"/>
-        <w:ind w:firstLine="288"/>
-        <w:jc w:val="both"/>
-      </w:pPr>
-      <w:r>
-        <w:rPr>
-          <w:rFonts w:ascii="Arial" w:hAnsi="Arial"/>
-          <w:b w:val="0"/>
-          <w:i w:val="0"/>
-          <w:color w:val="323232"/>
-          <w:sz w:val="22"/>
-        </w:rPr>
-        <w:t xml:space="preserve">      3.2 Adecuación de Tipología Residencial a Vivienda Unifamiliar de 3 Niveles</w:t>
-      </w:r>
-    </w:p>
-    <w:p>
-      <w:pPr>
-        <w:spacing w:before="0" w:after="60" w:line="276" w:lineRule="auto"/>
-        <w:ind w:firstLine="288"/>
-        <w:jc w:val="both"/>
-      </w:pPr>
-      <w:r>
-        <w:rPr>
-          <w:rFonts w:ascii="Arial" w:hAnsi="Arial"/>
-          <w:b w:val="0"/>
-          <w:i w:val="0"/>
-          <w:color w:val="323232"/>
-          <w:sz w:val="22"/>
-        </w:rPr>
-        <w:t xml:space="preserve">      3.3 Implementación Obligatoria de Protecciones Diferenciales (30 mA)</w:t>
-      </w:r>
-    </w:p>
-    <w:p>
-      <w:pPr>
-        <w:spacing w:before="0" w:after="60" w:line="276" w:lineRule="auto"/>
-        <w:ind w:firstLine="288"/>
-        <w:jc w:val="both"/>
-      </w:pPr>
-      <w:r>
-        <w:rPr>
-          <w:rFonts w:ascii="Arial" w:hAnsi="Arial"/>
-          <w:b w:val="0"/>
-          <w:i w:val="0"/>
-          <w:color w:val="323232"/>
-          <w:sz w:val="22"/>
-        </w:rPr>
-        <w:t xml:space="preserve">      3.4 Selección de Conductores Ecológicos Cero Halógenos (NH-80 / N2XH)</w:t>
-      </w:r>
-    </w:p>
-    <w:p>
-      <w:pPr>
-        <w:spacing w:before="0" w:after="60" w:line="276" w:lineRule="auto"/>
-        <w:ind w:firstLine="288"/>
-        <w:jc w:val="both"/>
-      </w:pPr>
-      <w:r>
-        <w:rPr>
-          <w:rFonts w:ascii="Arial" w:hAnsi="Arial"/>
-          <w:b w:val="0"/>
-          <w:i w:val="0"/>
-          <w:color w:val="323232"/>
-          <w:sz w:val="22"/>
-        </w:rPr>
-        <w:t xml:space="preserve">      3.5 Redimensionamiento del Tablero General a 36 Polos</w:t>
+        <w:t>RESUMEN DE PARÁMETROS TÉCNICOS FUNDAMENTALES:</w:t>
+        <w:br/>
+        <w:t>• Suministro Eléctrico: 220 V - Sistema Trifásico (3Ø) - 60 Hz</w:t>
+        <w:br/>
+        <w:t>• Potencia Instalada Total (PI): 18,250.00 W (18.25 kW)</w:t>
+        <w:br/>
+        <w:t>• Máxima Demanda Total (MD): 13,500.00 W (13.50 kW)</w:t>
+        <w:br/>
+        <w:t>• Corriente Nominal Servida (In): 39.36 Amperios</w:t>
+        <w:br/>
+        <w:t>• Corriente de Diseño (Id): 49.20 Amperios</w:t>
+        <w:br/>
+        <w:t>• Alimentador Principal: 3-1x10 mm² NH-80 en PVC-P 25 mmØ</w:t>
+        <w:br/>
+        <w:t>• Caída de Tensión Alimentador: ΔV = 1.79 V (%ΔV = 0.81% ≤ 2.5%)</w:t>
+        <w:br/>
+        <w:t>• Interruptor General (TD): ITM Tripolar 3 x 40 A (Icu = 10 kA)</w:t>
+        <w:br/>
+        <w:t>• Protección Diferencial (ID): ID de 30 mA para circuitos C-1 a C-7</w:t>
+        <w:br/>
+        <w:t>• Capacidad Tablero General: Gabinete Metálico de 36 Polos trifásico</w:t>
       </w:r>
     </w:p>
     <w:p>
@@ -1734,2128 +587,558 @@
     </w:p>
     <w:p>
       <w:pPr>
-        <w:spacing w:before="0" w:after="240" w:line="276" w:lineRule="auto"/>
-        <w:jc w:val="center"/>
-      </w:pPr>
-      <w:r>
-        <w:rPr>
-          <w:rFonts w:ascii="Arial" w:hAnsi="Arial"/>
-          <w:b/>
-          <w:i w:val="0"/>
-          <w:color w:val="0F2043"/>
-          <w:sz w:val="28"/>
-        </w:rPr>
-        <w:t>INSTALACIONES ELÉCTRICAS INTERIORES</w:t>
-      </w:r>
-    </w:p>
-    <w:p>
-      <w:pPr>
-        <w:keepNext/>
-        <w:spacing w:before="440" w:after="200"/>
-        <w:jc w:val="center"/>
+        <w:spacing w:after="240"/>
       </w:pPr>
       <w:r>
         <w:rPr>
           <w:rFonts w:ascii="Arial" w:hAnsi="Arial"/>
           <w:b/>
           <w:color w:val="0F2043"/>
-          <w:sz w:val="28"/>
+          <w:sz w:val="26"/>
         </w:rPr>
-        <w:t>I. MEMORIA DESCRIPTIVA EXHAUSTIVA</w:t>
+        <w:t>ÍNDICE GENERAL DEL EXPEDIENTE TÉCNICO COMPLETO - PARTE I</w:t>
       </w:r>
     </w:p>
     <w:p>
       <w:pPr>
-        <w:keepNext/>
-        <w:spacing w:before="280" w:after="80"/>
-        <w:jc w:val="left"/>
+        <w:spacing w:line="276" w:lineRule="auto" w:after="160"/>
+      </w:pPr>
+      <w:r>
+        <w:rPr>
+          <w:rFonts w:ascii="Arial" w:hAnsi="Arial"/>
+          <w:b w:val="0"/>
+          <w:color w:val="1A202C"/>
+          <w:sz w:val="20"/>
+        </w:rPr>
+        <w:t>PARTE I: MEMORIA DESCRIPTIVA EXHAUSTIVA</w:t>
+        <w:br/>
+        <w:t>1.0 Objetivo del Proyecto y Marco General</w:t>
+        <w:br/>
+        <w:t>2.0 Alcances del Proyecto de Instalaciones Eléctricas en Baja Tensión</w:t>
+        <w:br/>
+        <w:t>3.0 Descripción del Proyecto y Distribución Arquitectónica Detallada</w:t>
+        <w:br/>
+        <w:t xml:space="preserve">  3.1 Primer Piso (Área Social, Servicio, Patio, Cisterna y Electrobombas)</w:t>
+        <w:br/>
+        <w:t xml:space="preserve">  3.2 Segundo Piso (Área Íntima, Dormitorios, Baños Privados y Comunes)</w:t>
+        <w:br/>
+        <w:t xml:space="preserve">  3.3 Azotea (Área de Lavandería, Tendedero, Depósito y Servicios)</w:t>
+        <w:br/>
+        <w:t xml:space="preserve">  3.4 Cuadro Detallado de Áreas Construidas y Ambientes Proyectados</w:t>
+        <w:br/>
+        <w:t>4.0 Características del Sistema Eléctrico y Suministro</w:t>
+        <w:br/>
+        <w:t>5.0 Bases de Cálculo y Normativa de Cargas (CNE-U Tabla 14 y Tabla 22)</w:t>
+        <w:br/>
+        <w:t>6.0 Cuadro Oficial de Cargas y Máxima Demanda paso a paso</w:t>
+        <w:br/>
+        <w:t>7.0 Ubicación del Tablero General (TD) y Centros de Carga</w:t>
+        <w:br/>
+        <w:t>8.0 Redes Complementarias y Telecomunicaciones</w:t>
+        <w:br/>
+        <w:t>9.0 Normativa y Reglamentación Nacional e Internacional</w:t>
+        <w:br/>
+        <w:t>10.0 Simbología Reglamentaria DGE del Ministerio de Energía y Minas (MEM)</w:t>
+        <w:br/>
+        <w:t>11.0 REPRODUCCIÓN Y ESQUEMA DEL PLANO DE INSTALACIONES ELÉCTRICAS (LÁMINA IE-01)</w:t>
+      </w:r>
+    </w:p>
+    <w:p>
+      <w:r>
+        <w:br w:type="page"/>
+      </w:r>
+    </w:p>
+    <w:p>
+      <w:pPr>
+        <w:spacing w:after="240"/>
       </w:pPr>
       <w:r>
         <w:rPr>
           <w:rFonts w:ascii="Arial" w:hAnsi="Arial"/>
           <w:b/>
-          <w:color w:val="184C78"/>
-          <w:sz w:val="24"/>
+          <w:color w:val="0F2043"/>
+          <w:sz w:val="26"/>
         </w:rPr>
-        <w:t>1.0 OBJETIVO DEL PROYECTO Y MARCO GENERAL</w:t>
+        <w:t>ÍNDICE GENERAL DEL EXPEDIENTE TÉCNICO COMPLETO - PARTE II</w:t>
       </w:r>
     </w:p>
     <w:p>
       <w:pPr>
-        <w:spacing w:before="0" w:after="120" w:line="276" w:lineRule="auto"/>
-        <w:ind w:firstLine="720"/>
-        <w:jc w:val="both"/>
+        <w:spacing w:line="276" w:lineRule="auto" w:after="160"/>
       </w:pPr>
       <w:r>
         <w:rPr>
           <w:rFonts w:ascii="Arial" w:hAnsi="Arial"/>
           <w:b w:val="0"/>
-          <w:i w:val="0"/>
-          <w:color w:val="000000"/>
-          <w:sz w:val="22"/>
+          <w:color w:val="1A202C"/>
+          <w:sz w:val="20"/>
         </w:rPr>
-        <w:t>El presente Proyecto de Instalaciones Eléctricas Interiores corresponde a la Edificación de una Vivienda Unifamiliar de tres niveles (Primer Piso, Segundo Piso y Azotea), de propiedad de CHARAJA MAMANI DIEGO JEFFERSON (Código 214254), desarrollado para la asignatura de Instalaciones Eléctricas dictada por el Ing. VILLANUEVA CORNEJO MARCOS JOSE en la Escuela Profesional de Ingeniería Mecánica Eléctrica de la Universidad Nacional del Altiplano. El objetivo principal es definir los criterios técnicos, dimensionales, normativos y constructivos para la correcta distribución de energía eléctrica, selección de conductores, tableros, protecciones termomagnéticas y diferenciales, garantizando la máxima seguridad de las personas, la preservación de la infraestructura contra sobrecargas y cortocircuitos, y la eficiencia energética conforme al Código Nacional de Electricidad - Utilización (CNE-U) y al Reglamento Nacional de Edificaciones (RNE EM.010).</w:t>
+        <w:t>PARTE II: CÁLCULOS JUSTIFICATORIOS Y PLANO UNIFILAR DETALLADO</w:t>
+        <w:br/>
+        <w:t>2.1 Introducción y Criterios de Diseño Eléctrico (Ampacidad, Caída de Tensión, Protecciones)</w:t>
+        <w:br/>
+        <w:t>2.2 Fórmulas Empleadas y Desarrollo Matemático paso a paso</w:t>
+        <w:br/>
+        <w:t>2.3 Sustento Detallado del Cuadro de Cargas Circuito por Circuito (C-1 a C-8)</w:t>
+        <w:br/>
+        <w:t>2.4 Cálculo Justificatorio del Alimentador General</w:t>
+        <w:br/>
+        <w:t>2.5 ESQUEMA Y ESPECIFICACIÓN DETALLADA DEL DIAGRAMA UNIFILAR (NORMA PERÚ)</w:t>
+        <w:br/>
+        <w:t xml:space="preserve">  2.5.1 Suministro y Acometida Eléctrica (Electro Puno S.A.A.)</w:t>
+        <w:br/>
+        <w:t xml:space="preserve">  2.5.2 Medidor M-1, ITM General 3x40A, Barras R-S-T y Peinado Trifásico</w:t>
+        <w:br/>
+        <w:t xml:space="preserve">  2.5.3 Desglose Específico Circuito por Circuito (C-1 a C-8)</w:t>
+        <w:br/>
+        <w:t>2.6 Cuadro Completo de Dimensionamiento de Circuitos Derivados</w:t>
+        <w:br/>
+        <w:t>2.7 Dimensionamiento y Peinado del Tablero General (TD de 36 Polos trifásico)</w:t>
+        <w:br/>
+        <w:t>2.8 Cálculo de Ocupación de Conducciones y Tubos PVC (Ocupación ≤ 40%)</w:t>
+        <w:br/>
+        <w:t>2.9 Cálculos de Iluminación y Niveles de Lux por Ambiente (RNE EM.010 / EM.020)</w:t>
+        <w:br/>
+        <w:t>2.10 Cálculo de Cortocircuito Estimado en Barras del Tablero General</w:t>
+        <w:br/>
+        <w:br/>
+        <w:t>PARTE III: ESPECIFICACIONES TÉCNICAS DE EQUIPOS Y MATERIALES</w:t>
+        <w:br/>
+        <w:t>PARTE IV: MATRIZ DE INCONSISTENCIAS Y PROPUESTAS TÉCNICAS DE MEJORA</w:t>
+      </w:r>
+    </w:p>
+    <w:p>
+      <w:r>
+        <w:br w:type="page"/>
       </w:r>
     </w:p>
     <w:p>
       <w:pPr>
-        <w:keepNext/>
-        <w:spacing w:before="280" w:after="80"/>
-        <w:jc w:val="left"/>
+        <w:spacing w:after="240"/>
       </w:pPr>
       <w:r>
         <w:rPr>
           <w:rFonts w:ascii="Arial" w:hAnsi="Arial"/>
           <w:b/>
-          <w:color w:val="184C78"/>
-          <w:sz w:val="24"/>
+          <w:color w:val="0F2043"/>
+          <w:sz w:val="26"/>
         </w:rPr>
-        <w:t>2.0 ALCANCES DEL PROYECTO DE INSTALACIONES ELÉCTRICAS EN BAJA TENSIÓN Y REDES AUXILIARES</w:t>
+        <w:t>I. MEMORIA DESCRIPTIVA EXHAUSTIVA - 1.0 OBJETIVO Y 2.0 ALCANCES</w:t>
       </w:r>
     </w:p>
     <w:p>
       <w:pPr>
-        <w:spacing w:before="0" w:after="120" w:line="276" w:lineRule="auto"/>
-        <w:ind w:firstLine="720"/>
-        <w:jc w:val="both"/>
+        <w:spacing w:line="276" w:lineRule="auto" w:after="160"/>
       </w:pPr>
       <w:r>
         <w:rPr>
           <w:rFonts w:ascii="Arial" w:hAnsi="Arial"/>
           <w:b w:val="0"/>
-          <w:i w:val="0"/>
-          <w:color w:val="000000"/>
-          <w:sz w:val="22"/>
+          <w:color w:val="1A202C"/>
+          <w:sz w:val="20"/>
         </w:rPr>
-        <w:t>El proyecto comprende el diseño completo de las instalaciones eléctricas en Baja Tensión y redes complementarias:</w:t>
-        <w:br/>
-        <w:t>a) Instalaciones Eléctricas en Baja Tensión:</w:t>
-        <w:br/>
-        <w:t>• El diseño de la Acometida Eléctrica trifásica desde la red pública de distribución secundaria de la empresa concesionaria ELECTRO PUNO S.A.A. hasta la caja de protección y medición ubicada en el límite de propiedad.</w:t>
-        <w:br/>
-        <w:t>• El diseño del Alimentador General desde la caja de medición hasta el Tablero General de Distribución (TD) empotrado en el Hall del primer piso.</w:t>
-        <w:br/>
-        <w:t>• Red de 8 circuitos derivados (C-1 a C-8) para Alumbrado, Tomacorrientes Generales y Fuerza.</w:t>
-        <w:br/>
-        <w:t>• Alimentación de fuerza para cargas especiales: Cocina Eléctrica (6.0 kW), Terma Eléctrica (1.5 kW), Electrobomba de Agua (0.75 HP), Lavadora y Secadora de Ropa (2.5 kW) y Tomacorrientes especiales de cocina (1.5 kW).</w:t>
-        <w:br/>
-        <w:t>b) Redes de Comunicaciones y Servicios Auxiliares:</w:t>
-        <w:br/>
-        <w:t>• Redes de ductos, cajas de pase y cajas de salida para telefonía fija/móvil, cable TV e intercomunicador con abrepuerta eléctrico.</w:t>
+        <w:t>1.0 OBJETIVO DEL PROYECTO Y MARCO GENERAL:</w:t>
+        <w:br/>
+        <w:t>El presente Proyecto de Instalaciones Eléctricas Interiores corresponde a la Edificación de una Vivienda Unifamiliar de tres niveles (Primer Piso, Segundo Piso y Azotea), de propiedad de CHARAJA MAMANI DIEGO JEFFERSON (Código de estudiante 214254), elaborado para la asignatura de Instalaciones Eléctricas dictada por el Ing. VILLANUEVA CORNEJO MARCOS JOSE en la Escuela Profesional de Ingeniería Mecánica Eléctrica de la Facultad de Ingeniería Mecánica Eléctrica de la Universidad Nacional del Altiplano (UNAP).</w:t>
       </w:r>
     </w:p>
     <w:p>
       <w:pPr>
-        <w:keepNext/>
-        <w:spacing w:before="280" w:after="80"/>
-        <w:jc w:val="left"/>
+        <w:spacing w:line="276" w:lineRule="auto" w:after="160"/>
+      </w:pPr>
+      <w:r>
+        <w:rPr>
+          <w:rFonts w:ascii="Arial" w:hAnsi="Arial"/>
+          <w:b w:val="0"/>
+          <w:color w:val="1A202C"/>
+          <w:sz w:val="20"/>
+        </w:rPr>
+        <w:t>2.0 ALCANCES DEL PROYECTO DE INSTALACIONES ELÉCTRICAS:</w:t>
+        <w:br/>
+        <w:t>El alcance de la presente ingeniería abarca la totalidad de las redes eléctricas de Baja Tensión y los ductos de corrientes débiles de la edificación:</w:t>
+        <w:br/>
+        <w:t>• Suministro y Acometida: Canalización y cables de acometida desde la red pública de distribución secundaria en baja tensión de Electro Puno S.A.A. hasta la Caja de Medición M-1 en el murete exterior.</w:t>
+        <w:br/>
+        <w:t>• Alimentador Principal: Cableado Cero Halógenos 3-1x10 mm² NH-80 empotrado en tubería de PVC pesado (PVC-P SAP 25 mmØ) desde la caja de medición hasta el Tablero General (TD).</w:t>
+        <w:br/>
+        <w:t>• Tablero General (TD): Gabinete metálico de 36 polos trifásico empotrado con Interruptor General Termomagnético 3x40A (10 kA), barras colectoras de cobre de 100A y 8 salidas derivadas C-1 a C-8 provistas de protecciones termomagnéticas e interruptores diferenciales de 30 mA.</w:t>
+        <w:br/>
+        <w:t>• Circuitos Derivados: Tendido de redes para alumbrado LED, tomacorrientes generales 2P 16A, cargas especiales (Cocina Eléctrica trifásica de 6.0 kW, Terma Eléctrica de 1.5 kW, Electrobomba de Agua de 0.75 HP, Lavadora/Secadora de 2.5 kW).</w:t>
+      </w:r>
+    </w:p>
+    <w:p>
+      <w:r>
+        <w:br w:type="page"/>
+      </w:r>
+    </w:p>
+    <w:p>
+      <w:pPr>
+        <w:spacing w:after="240"/>
       </w:pPr>
       <w:r>
         <w:rPr>
           <w:rFonts w:ascii="Arial" w:hAnsi="Arial"/>
           <w:b/>
-          <w:color w:val="184C78"/>
-          <w:sz w:val="24"/>
+          <w:color w:val="0F2043"/>
+          <w:sz w:val="26"/>
         </w:rPr>
-        <w:t>3.0 DESCRIPCIÓN DEL PROYECTO Y DISTRIBUCIÓN ARQUITECTÓNICA DETALLADA</w:t>
+        <w:t>3.0 DESCRIPCIÓN ARQUITECTÓNICA DEL PROYECTO (1ER Y 2DO PISO)</w:t>
       </w:r>
     </w:p>
     <w:p>
       <w:pPr>
-        <w:spacing w:before="0" w:after="120" w:line="276" w:lineRule="auto"/>
-        <w:ind w:firstLine="720"/>
-        <w:jc w:val="both"/>
+        <w:spacing w:line="276" w:lineRule="auto" w:after="160"/>
       </w:pPr>
       <w:r>
         <w:rPr>
           <w:rFonts w:ascii="Arial" w:hAnsi="Arial"/>
           <w:b w:val="0"/>
-          <w:i w:val="0"/>
-          <w:color w:val="000000"/>
-          <w:sz w:val="22"/>
+          <w:color w:val="1A202C"/>
+          <w:sz w:val="20"/>
         </w:rPr>
-        <w:t>La edificación presenta una arquitectura residencial unifamiliar construida sobre tres niveles, con la siguiente distribución espacial detallada extraída de los planos de diseño (Lámina IE-01, Escala 1:50):</w:t>
+        <w:t>3.1 Primer Piso (Área Social, Servicio, Patio, Cisterna y Electrobombas):</w:t>
+        <w:br/>
+        <w:t>Comprende la zona de ingreso peatonal y vehicular principal desde la calle. El piso se distribuye en: Sala - Comedor amplia iluminada por centros de luz LED adosables de 30W y circuitos de tomacorrientes periféricos; Estar familiar con tomacorrientes para entretenimiento; Cocina equipada con salida de fuerza trifásica para cocina eléctrica (C-3 6.0 kW) y circuito derivado independiente para tomacorrientes de electrodomésticos menores (C-6); Dormitorio de huéspedes / estudio; Hall de distribución principal donde se encuentra el Tablero General (TD); Servicio Higiénico completo (S.H. 1); Patio posterior al aire libre; y el cuarto técnico inferior donde se aloja la Cisterna de agua potable y la Electrobomba centrífuga de agua (C-5 0.75 HP).</w:t>
       </w:r>
     </w:p>
     <w:p>
       <w:pPr>
-        <w:keepNext/>
-        <w:spacing w:before="200" w:after="80"/>
-        <w:jc w:val="left"/>
+        <w:spacing w:line="276" w:lineRule="auto" w:after="160"/>
+      </w:pPr>
+      <w:r>
+        <w:rPr>
+          <w:rFonts w:ascii="Arial" w:hAnsi="Arial"/>
+          <w:b w:val="0"/>
+          <w:color w:val="1A202C"/>
+          <w:sz w:val="20"/>
+        </w:rPr>
+        <w:t>3.2 Segundo Piso (Área Íntima, Dormitorios, Baños Privados y Comunes):</w:t>
+        <w:br/>
+        <w:t>Comprende la zona íntima o privada de la vivienda. Se compone de: Dormitorio Principal de gran formato con Servicio Higiénico privado incorporado; tres Dormitorios secundarios ventilados; Hall de distribución privada; Servicio Higiénico común completo; y el punto de alimentación de fuerza para la Terma Eléctrica acumuladora de agua caliente sanitaria (C-4 1.5 kW).</w:t>
+      </w:r>
+    </w:p>
+    <w:p>
+      <w:r>
+        <w:br w:type="page"/>
+      </w:r>
+    </w:p>
+    <w:p>
+      <w:pPr>
+        <w:spacing w:after="240"/>
       </w:pPr>
       <w:r>
         <w:rPr>
           <w:rFonts w:ascii="Arial" w:hAnsi="Arial"/>
           <w:b/>
-          <w:color w:val="000000"/>
-          <w:sz w:val="22"/>
+          <w:color w:val="0F2043"/>
+          <w:sz w:val="26"/>
         </w:rPr>
-        <w:t>3.1 Primer Piso (Área Social, Servicio, Patio, Cisterna y Electrobombas)</w:t>
+        <w:t>3.3 AZOTEA Y 3.4 CUADRO DE ÁREAS CONSTRUIDAS</w:t>
       </w:r>
     </w:p>
     <w:p>
       <w:pPr>
-        <w:spacing w:before="0" w:after="120" w:line="276" w:lineRule="auto"/>
-        <w:ind w:firstLine="720"/>
-        <w:jc w:val="both"/>
+        <w:spacing w:line="276" w:lineRule="auto" w:after="160"/>
       </w:pPr>
       <w:r>
         <w:rPr>
           <w:rFonts w:ascii="Arial" w:hAnsi="Arial"/>
           <w:b w:val="0"/>
-          <w:i w:val="0"/>
-          <w:color w:val="000000"/>
-          <w:sz w:val="22"/>
+          <w:color w:val="1A202C"/>
+          <w:sz w:val="20"/>
         </w:rPr>
-        <w:t>Comprende la zona de ingreso principal, Sala-Comedor iluminada naturalmente, Estar familiar, Cocina equipada con salidas para tomacorrientes y alimentador trifásico C-3, Dormitorio de huéspedes, Hall de circulación principal donde se ubica empotrado el Tablero General (TD), Servicio Higiénico (S.H. 1), Patio posterior al aire libre y cuarto técnico de Cisterna con Electrobomba de Agua C-5 (0.75 HP).</w:t>
+        <w:t>3.3 Azotea (Área de Lavandería, Tendedero, Depósito y Servicios):</w:t>
+        <w:br/>
+        <w:t>Comprende la zona de servicios complementarios: Lavandería techada independizada equipada con tomacorrientes reforzados para Lavadora y Secadora de ropa (C-7 2.5 kW); Depósito cerrado para almacenamiento de enseres; Servicio Higiénico de servicio; y la terraza / Tendedero al aire libre iluminada por reflectores LED resistentes a la intemperie (IP65).</w:t>
       </w:r>
     </w:p>
     <w:p>
       <w:pPr>
-        <w:keepNext/>
-        <w:spacing w:before="200" w:after="80"/>
-        <w:jc w:val="left"/>
+        <w:spacing w:line="276" w:lineRule="auto" w:after="160"/>
+      </w:pPr>
+      <w:r>
+        <w:rPr>
+          <w:rFonts w:ascii="Arial" w:hAnsi="Arial"/>
+          <w:b w:val="0"/>
+          <w:color w:val="1A202C"/>
+          <w:sz w:val="20"/>
+        </w:rPr>
+        <w:t>3.4 Cuadro Detallado de Áreas Construidas y Ambientes Proyectados:</w:t>
+        <w:br/>
+        <w:t>• Primer Piso: 90.00 m² (Sala-Comedor, Estar, Cocina, Dormitorio 1, Hall TD, S.H. 1, Cisterna/Bomba, Patio)</w:t>
+        <w:br/>
+        <w:t>• Segundo Piso: 85.00 m² (Dormitorio Principal + S.H., Dormitorios 2, 3, 4, S.H. Común, Hall 2do Piso)</w:t>
+        <w:br/>
+        <w:t>• Azotea: 45.00 m² (Lavandería, Depósito, Tendedero al aire libre, S.H. Azotea)</w:t>
+        <w:br/>
+        <w:t>• ÁREA TOTAL CONSTRUIDA ACUMULADA: 220.00 m²</w:t>
+      </w:r>
+    </w:p>
+    <w:p>
+      <w:r>
+        <w:br w:type="page"/>
+      </w:r>
+    </w:p>
+    <w:p>
+      <w:pPr>
+        <w:spacing w:after="240"/>
       </w:pPr>
       <w:r>
         <w:rPr>
           <w:rFonts w:ascii="Arial" w:hAnsi="Arial"/>
           <w:b/>
-          <w:color w:val="000000"/>
-          <w:sz w:val="22"/>
+          <w:color w:val="0F2043"/>
+          <w:sz w:val="26"/>
         </w:rPr>
-        <w:t>3.2 Segundo Piso (Área Íntima, Dormitorios, Baños Privados y Comunes)</w:t>
+        <w:t>4.0 SISTEMA ELÉCTRICO Y 5.0 BASES DE CÁLCULO DE CARGA</w:t>
       </w:r>
     </w:p>
     <w:p>
       <w:pPr>
-        <w:spacing w:before="0" w:after="120" w:line="276" w:lineRule="auto"/>
-        <w:ind w:firstLine="720"/>
-        <w:jc w:val="both"/>
+        <w:spacing w:line="276" w:lineRule="auto" w:after="160"/>
       </w:pPr>
       <w:r>
         <w:rPr>
           <w:rFonts w:ascii="Arial" w:hAnsi="Arial"/>
           <w:b w:val="0"/>
-          <w:i w:val="0"/>
-          <w:color w:val="000000"/>
-          <w:sz w:val="22"/>
+          <w:color w:val="1A202C"/>
+          <w:sz w:val="20"/>
         </w:rPr>
-        <w:t>Comprende Dormitorio Principal con S.H. privado incorporado, tres Dormitorios secundarios ampliamente ventilados, Hall de distribución privada, Servicio Higiénico común completo y alimentación de Terma Eléctrica C-4 (1.5 kW).</w:t>
+        <w:t>4.0 CARACTERÍSTICAS DEL SISTEMA ELÉCTRICO Y SUMINISTRO:</w:t>
+        <w:br/>
+        <w:t>• Empresa Concesionaria: Electro Puno S.A.A. (Red Secundaria Pública de Baja Tensión en Puno).</w:t>
+        <w:br/>
+        <w:t>• Tensión Nominal: 220 Voltios, Sistema Trifásico (3Ø) a 3 hilos.</w:t>
+        <w:br/>
+        <w:t>• Frecuencia Nominal: 60 Hertz.</w:t>
+        <w:br/>
+        <w:t>• Potencia Instalada Total (PI): 18,250.00 Watts (18.25 kW).</w:t>
+        <w:br/>
+        <w:t>• Máxima Demanda Total (MD): 13,500.00 Watts (13.50 kW).</w:t>
+        <w:br/>
+        <w:t>• Factor de Potencia Asumido (cos φ): 0.90 (inductivo residencial CNE-U).</w:t>
+        <w:br/>
+        <w:t>• Corriente Nominal de Servicio (In): 39.36 Amperios.</w:t>
+        <w:br/>
+        <w:t>• Corriente de Diseño Corregida (Id): 49.20 Amperios (con factor de sobrecarga 1.25 CNE-U 050-102).</w:t>
+        <w:br/>
+        <w:t>• Conductor Alimentador Principal: Cable Cero Halógenos 3-1x10 mm² NH-80 en tubo PVC-P (SAP) 25 mmØ (1"Ø).</w:t>
+        <w:br/>
+        <w:t>• Interruptor General del TD: Termomagnético Tripolar 3 x 40 A, Capacidad de Ruptura Icu ≥ 10 kA (IEC 60898).</w:t>
       </w:r>
     </w:p>
     <w:p>
       <w:pPr>
-        <w:keepNext/>
-        <w:spacing w:before="200" w:after="80"/>
-        <w:jc w:val="left"/>
+        <w:spacing w:line="276" w:lineRule="auto" w:after="160"/>
+      </w:pPr>
+      <w:r>
+        <w:rPr>
+          <w:rFonts w:ascii="Arial" w:hAnsi="Arial"/>
+          <w:b w:val="0"/>
+          <w:color w:val="1A202C"/>
+          <w:sz w:val="20"/>
+        </w:rPr>
+        <w:t>5.0 BASES DE CÁLCULO Y NORMATIVA DE CARGA (CNE-U TABLA 14 Y TABLA 22):</w:t>
+        <w:br/>
+        <w:t>• C-1 (Alumbrado y Tomacorrientes 90 m²): PI = 2,500 W, FS = 1.00 -&gt; MD = 2,500 W</w:t>
+        <w:br/>
+        <w:t>• C-2 (Área Adicional 130 m²): PI = 2,000 W, FS = 0.35 -&gt; MD = 700 W</w:t>
+        <w:br/>
+        <w:t>• C-3 (Cocina Eléctrica 6.0 kW): PI = 6,000 W, FS = 0.80 -&gt; MD = 4,800 W</w:t>
+        <w:br/>
+        <w:t>• C-4 (Terma Eléctrica 1.5 kW): PI = 1,500 W, FS = 1.00 -&gt; MD = 1,500 W</w:t>
+        <w:br/>
+        <w:t>• C-5 (Electrobomba Agua 0.75 HP): PI = 750 W, FS = 1.00 -&gt; MD = 750 W</w:t>
+        <w:br/>
+        <w:t>• C-6 (Tomacorrientes Cocina Artefactos): PI = 1,500 W, FS = 0.50 -&gt; MD = 750 W</w:t>
+        <w:br/>
+        <w:t>• C-7 (Lavadora y Secadora 2.5 kW): PI = 2,500 W, FS = 0.70 -&gt; MD = 1,750 W</w:t>
+        <w:br/>
+        <w:t>• C-8 (Reserva Especial / Ampliaciones): PI = 1,500 W, FS = 0.50 -&gt; MD = 750 W</w:t>
+      </w:r>
+    </w:p>
+    <w:p>
+      <w:r>
+        <w:br w:type="page"/>
+      </w:r>
+    </w:p>
+    <w:p>
+      <w:pPr>
+        <w:spacing w:after="240"/>
       </w:pPr>
       <w:r>
         <w:rPr>
           <w:rFonts w:ascii="Arial" w:hAnsi="Arial"/>
           <w:b/>
-          <w:color w:val="000000"/>
-          <w:sz w:val="22"/>
+          <w:color w:val="0F2043"/>
+          <w:sz w:val="26"/>
         </w:rPr>
-        <w:t>3.3 Azotea (Área de Lavandería, Tendedero, Depósito y Servicios)</w:t>
+        <w:t>6.0 CUADRO OFICIAL DE CARGAS Y MÁXIMA DEMANDA</w:t>
       </w:r>
     </w:p>
     <w:p>
       <w:pPr>
-        <w:spacing w:before="0" w:after="120" w:line="276" w:lineRule="auto"/>
-        <w:ind w:firstLine="720"/>
-        <w:jc w:val="both"/>
+        <w:spacing w:line="276" w:lineRule="auto" w:after="160"/>
       </w:pPr>
       <w:r>
         <w:rPr>
           <w:rFonts w:ascii="Arial" w:hAnsi="Arial"/>
           <w:b w:val="0"/>
-          <w:i w:val="0"/>
-          <w:color w:val="000000"/>
-          <w:sz w:val="22"/>
+          <w:color w:val="1A202C"/>
+          <w:sz w:val="20"/>
         </w:rPr>
-        <w:t>Comprende Lavandería independizada con tomacorrientes reforzados C-7 para Lavadora y Secadora (2.5 kW), Tendedero al aire libre, Depósito de enseres y Servicio Higiénico de servicio.</w:t>
+        <w:t>CUADRO CONSOLIDADO DE CARGAS (C-1 A C-8):</w:t>
+        <w:br/>
+        <w:t>C-1: Alum. y Tomac. Generales 1er Piso | PI = 2,500 W | FS = 1.00 | MD = 2,500 W</w:t>
+        <w:br/>
+        <w:t>C-2: Alum. y Tomac. Generales 2do/Azotea | PI = 2,000 W | FS = 0.35 | MD = 700 W</w:t>
+        <w:br/>
+        <w:t>C-3: Cocina Eléctrica 3Ø 1er Piso | PI = 6,000 W | FS = 0.80 | MD = 4,800 W</w:t>
+        <w:br/>
+        <w:t>C-4: Terma Eléctrica 2do Piso | PI = 1,500 W | FS = 1.00 | MD = 1,500 W</w:t>
+        <w:br/>
+        <w:t>C-5: Electrobomba Agua 0.75 HP | PI = 750 W | FS = 1.00 | MD = 750 W</w:t>
+        <w:br/>
+        <w:t>C-6: Tomacorrientes Artefactos Cocina | PI = 1,500 W | FS = 0.50 | MD = 750 W</w:t>
+        <w:br/>
+        <w:t>C-7: Lavadora y Secadora Azotea | PI = 2,500 W | FS = 0.70 | MD = 1,750 W</w:t>
+        <w:br/>
+        <w:t>C-8: Reserva Especial Proyectada | PI = 1,500 W | FS = 0.50 | MD = 750 W</w:t>
+        <w:br/>
+        <w:t>------------------------------------------------------------------------</w:t>
+        <w:br/>
+        <w:t>POTENCIA INSTALADA TOTAL: 18,250.00 W (18.25 kW)</w:t>
+        <w:br/>
+        <w:t>MÁXIMA DEMANDA TOTAL ADOPTADA: 13,500.00 W (13.50 kW)</w:t>
+      </w:r>
+    </w:p>
+    <w:p>
+      <w:r>
+        <w:br w:type="page"/>
       </w:r>
     </w:p>
     <w:p>
       <w:pPr>
-        <w:keepNext/>
-        <w:spacing w:before="200" w:after="80"/>
-        <w:jc w:val="left"/>
+        <w:spacing w:after="240"/>
       </w:pPr>
       <w:r>
         <w:rPr>
           <w:rFonts w:ascii="Arial" w:hAnsi="Arial"/>
           <w:b/>
-          <w:color w:val="000000"/>
-          <w:sz w:val="22"/>
+          <w:color w:val="0F2043"/>
+          <w:sz w:val="26"/>
         </w:rPr>
-        <w:t>3.4 Cuadro Detallado de Áreas Construidas y Ambientes Proyectados</w:t>
+        <w:t>7.0 UBICACIÓN TD Y 8.0 TELECOMUNICACIONES</w:t>
       </w:r>
-    </w:p>
-    <w:tbl>
-      <w:tblPr>
-        <w:tblW w:type="auto" w:w="0"/>
-        <w:jc w:val="center"/>
-        <w:tblLook w:firstColumn="1" w:firstRow="1" w:lastColumn="0" w:lastRow="0" w:noHBand="0" w:noVBand="1" w:val="04A0"/>
-      </w:tblPr>
-      <w:tblGrid>
-        <w:gridCol w:w="3139"/>
-        <w:gridCol w:w="3139"/>
-        <w:gridCol w:w="3139"/>
-      </w:tblGrid>
-      <w:tr>
-        <w:tc>
-          <w:tcPr>
-            <w:tcW w:type="dxa" w:w="3139"/>
-            <w:shd w:fill="0F2043"/>
-            <w:tcMar>
-              <w:top w:w="80" w:type="dxa"/>
-              <w:bottom w:w="80" w:type="dxa"/>
-              <w:left w:w="80" w:type="dxa"/>
-              <w:right w:w="80" w:type="dxa"/>
-            </w:tcMar>
-          </w:tcPr>
-          <w:p>
-            <w:pPr>
-              <w:jc w:val="center"/>
-            </w:pPr>
-            <w:r>
-              <w:rPr>
-                <w:rFonts w:ascii="Arial" w:hAnsi="Arial"/>
-                <w:b/>
-                <w:color w:val="FFFFFF"/>
-                <w:sz w:val="18"/>
-              </w:rPr>
-              <w:t>Nivel</w:t>
-            </w:r>
-          </w:p>
-        </w:tc>
-        <w:tc>
-          <w:tcPr>
-            <w:tcW w:type="dxa" w:w="3139"/>
-            <w:shd w:fill="0F2043"/>
-            <w:tcMar>
-              <w:top w:w="80" w:type="dxa"/>
-              <w:bottom w:w="80" w:type="dxa"/>
-              <w:left w:w="80" w:type="dxa"/>
-              <w:right w:w="80" w:type="dxa"/>
-            </w:tcMar>
-          </w:tcPr>
-          <w:p>
-            <w:pPr>
-              <w:jc w:val="center"/>
-            </w:pPr>
-            <w:r>
-              <w:rPr>
-                <w:rFonts w:ascii="Arial" w:hAnsi="Arial"/>
-                <w:b/>
-                <w:color w:val="FFFFFF"/>
-                <w:sz w:val="18"/>
-              </w:rPr>
-              <w:t>Ambientes Incluidos</w:t>
-            </w:r>
-          </w:p>
-        </w:tc>
-        <w:tc>
-          <w:tcPr>
-            <w:tcW w:type="dxa" w:w="3139"/>
-            <w:shd w:fill="0F2043"/>
-            <w:tcMar>
-              <w:top w:w="80" w:type="dxa"/>
-              <w:bottom w:w="80" w:type="dxa"/>
-              <w:left w:w="80" w:type="dxa"/>
-              <w:right w:w="80" w:type="dxa"/>
-            </w:tcMar>
-          </w:tcPr>
-          <w:p>
-            <w:pPr>
-              <w:jc w:val="center"/>
-            </w:pPr>
-            <w:r>
-              <w:rPr>
-                <w:rFonts w:ascii="Arial" w:hAnsi="Arial"/>
-                <w:b/>
-                <w:color w:val="FFFFFF"/>
-                <w:sz w:val="18"/>
-              </w:rPr>
-              <w:t>Área Techada (m²)</w:t>
-            </w:r>
-          </w:p>
-        </w:tc>
-      </w:tr>
-      <w:tr>
-        <w:tc>
-          <w:tcPr>
-            <w:tcW w:type="dxa" w:w="3139"/>
-            <w:shd w:fill="F0F4F8"/>
-            <w:tcMar>
-              <w:top w:w="50" w:type="dxa"/>
-              <w:bottom w:w="50" w:type="dxa"/>
-              <w:left w:w="60" w:type="dxa"/>
-              <w:right w:w="60" w:type="dxa"/>
-            </w:tcMar>
-          </w:tcPr>
-          <w:p>
-            <w:pPr>
-              <w:jc w:val="center"/>
-            </w:pPr>
-            <w:r>
-              <w:rPr>
-                <w:rFonts w:ascii="Arial" w:hAnsi="Arial"/>
-                <w:b/>
-                <w:sz w:val="17"/>
-              </w:rPr>
-              <w:t>Primer Piso</w:t>
-            </w:r>
-          </w:p>
-        </w:tc>
-        <w:tc>
-          <w:tcPr>
-            <w:tcW w:type="dxa" w:w="3139"/>
-            <w:shd w:fill="F0F4F8"/>
-            <w:tcMar>
-              <w:top w:w="50" w:type="dxa"/>
-              <w:bottom w:w="50" w:type="dxa"/>
-              <w:left w:w="60" w:type="dxa"/>
-              <w:right w:w="60" w:type="dxa"/>
-            </w:tcMar>
-          </w:tcPr>
-          <w:p>
-            <w:pPr>
-              <w:jc w:val="left"/>
-            </w:pPr>
-            <w:r>
-              <w:rPr>
-                <w:rFonts w:ascii="Arial" w:hAnsi="Arial"/>
-                <w:sz w:val="17"/>
-              </w:rPr>
-              <w:t>Sala-Comedor, Estar, Cocina, Dormitorio 1, Hall (TD), S.H. 1, Cisterna/Bomba, Patio</w:t>
-            </w:r>
-          </w:p>
-        </w:tc>
-        <w:tc>
-          <w:tcPr>
-            <w:tcW w:type="dxa" w:w="3139"/>
-            <w:shd w:fill="F0F4F8"/>
-            <w:tcMar>
-              <w:top w:w="50" w:type="dxa"/>
-              <w:bottom w:w="50" w:type="dxa"/>
-              <w:left w:w="60" w:type="dxa"/>
-              <w:right w:w="60" w:type="dxa"/>
-            </w:tcMar>
-          </w:tcPr>
-          <w:p>
-            <w:pPr>
-              <w:jc w:val="center"/>
-            </w:pPr>
-            <w:r>
-              <w:rPr>
-                <w:rFonts w:ascii="Arial" w:hAnsi="Arial"/>
-                <w:b/>
-                <w:sz w:val="17"/>
-              </w:rPr>
-              <w:t>90.00 m²</w:t>
-            </w:r>
-          </w:p>
-        </w:tc>
-      </w:tr>
-      <w:tr>
-        <w:tc>
-          <w:tcPr>
-            <w:tcW w:type="dxa" w:w="3139"/>
-            <w:shd w:fill="FFFFFF"/>
-            <w:tcMar>
-              <w:top w:w="50" w:type="dxa"/>
-              <w:bottom w:w="50" w:type="dxa"/>
-              <w:left w:w="60" w:type="dxa"/>
-              <w:right w:w="60" w:type="dxa"/>
-            </w:tcMar>
-          </w:tcPr>
-          <w:p>
-            <w:pPr>
-              <w:jc w:val="center"/>
-            </w:pPr>
-            <w:r>
-              <w:rPr>
-                <w:rFonts w:ascii="Arial" w:hAnsi="Arial"/>
-                <w:b/>
-                <w:sz w:val="17"/>
-              </w:rPr>
-              <w:t>Segundo Piso</w:t>
-            </w:r>
-          </w:p>
-        </w:tc>
-        <w:tc>
-          <w:tcPr>
-            <w:tcW w:type="dxa" w:w="3139"/>
-            <w:shd w:fill="FFFFFF"/>
-            <w:tcMar>
-              <w:top w:w="50" w:type="dxa"/>
-              <w:bottom w:w="50" w:type="dxa"/>
-              <w:left w:w="60" w:type="dxa"/>
-              <w:right w:w="60" w:type="dxa"/>
-            </w:tcMar>
-          </w:tcPr>
-          <w:p>
-            <w:pPr>
-              <w:jc w:val="left"/>
-            </w:pPr>
-            <w:r>
-              <w:rPr>
-                <w:rFonts w:ascii="Arial" w:hAnsi="Arial"/>
-                <w:sz w:val="17"/>
-              </w:rPr>
-              <w:t>Dormitorio Principal + S.H., Dormitorios 2, 3, 4, S.H. Común, Hall 2do Piso</w:t>
-            </w:r>
-          </w:p>
-        </w:tc>
-        <w:tc>
-          <w:tcPr>
-            <w:tcW w:type="dxa" w:w="3139"/>
-            <w:shd w:fill="FFFFFF"/>
-            <w:tcMar>
-              <w:top w:w="50" w:type="dxa"/>
-              <w:bottom w:w="50" w:type="dxa"/>
-              <w:left w:w="60" w:type="dxa"/>
-              <w:right w:w="60" w:type="dxa"/>
-            </w:tcMar>
-          </w:tcPr>
-          <w:p>
-            <w:pPr>
-              <w:jc w:val="center"/>
-            </w:pPr>
-            <w:r>
-              <w:rPr>
-                <w:rFonts w:ascii="Arial" w:hAnsi="Arial"/>
-                <w:b/>
-                <w:sz w:val="17"/>
-              </w:rPr>
-              <w:t>85.00 m²</w:t>
-            </w:r>
-          </w:p>
-        </w:tc>
-      </w:tr>
-      <w:tr>
-        <w:tc>
-          <w:tcPr>
-            <w:tcW w:type="dxa" w:w="3139"/>
-            <w:shd w:fill="F0F4F8"/>
-            <w:tcMar>
-              <w:top w:w="50" w:type="dxa"/>
-              <w:bottom w:w="50" w:type="dxa"/>
-              <w:left w:w="60" w:type="dxa"/>
-              <w:right w:w="60" w:type="dxa"/>
-            </w:tcMar>
-          </w:tcPr>
-          <w:p>
-            <w:pPr>
-              <w:jc w:val="center"/>
-            </w:pPr>
-            <w:r>
-              <w:rPr>
-                <w:rFonts w:ascii="Arial" w:hAnsi="Arial"/>
-                <w:b/>
-                <w:sz w:val="17"/>
-              </w:rPr>
-              <w:t>Azotea</w:t>
-            </w:r>
-          </w:p>
-        </w:tc>
-        <w:tc>
-          <w:tcPr>
-            <w:tcW w:type="dxa" w:w="3139"/>
-            <w:shd w:fill="F0F4F8"/>
-            <w:tcMar>
-              <w:top w:w="50" w:type="dxa"/>
-              <w:bottom w:w="50" w:type="dxa"/>
-              <w:left w:w="60" w:type="dxa"/>
-              <w:right w:w="60" w:type="dxa"/>
-            </w:tcMar>
-          </w:tcPr>
-          <w:p>
-            <w:pPr>
-              <w:jc w:val="left"/>
-            </w:pPr>
-            <w:r>
-              <w:rPr>
-                <w:rFonts w:ascii="Arial" w:hAnsi="Arial"/>
-                <w:sz w:val="17"/>
-              </w:rPr>
-              <w:t>Lavandería, Depósito, Tendedero al aire libre, S.H. Azotea</w:t>
-            </w:r>
-          </w:p>
-        </w:tc>
-        <w:tc>
-          <w:tcPr>
-            <w:tcW w:type="dxa" w:w="3139"/>
-            <w:shd w:fill="F0F4F8"/>
-            <w:tcMar>
-              <w:top w:w="50" w:type="dxa"/>
-              <w:bottom w:w="50" w:type="dxa"/>
-              <w:left w:w="60" w:type="dxa"/>
-              <w:right w:w="60" w:type="dxa"/>
-            </w:tcMar>
-          </w:tcPr>
-          <w:p>
-            <w:pPr>
-              <w:jc w:val="center"/>
-            </w:pPr>
-            <w:r>
-              <w:rPr>
-                <w:rFonts w:ascii="Arial" w:hAnsi="Arial"/>
-                <w:b/>
-                <w:sz w:val="17"/>
-              </w:rPr>
-              <w:t>45.00 m²</w:t>
-            </w:r>
-          </w:p>
-        </w:tc>
-      </w:tr>
-      <w:tr>
-        <w:tc>
-          <w:tcPr>
-            <w:tcW w:type="dxa" w:w="3139"/>
-            <w:shd w:fill="D9E2EC"/>
-            <w:tcMar>
-              <w:top w:w="50" w:type="dxa"/>
-              <w:bottom w:w="50" w:type="dxa"/>
-              <w:left w:w="60" w:type="dxa"/>
-              <w:right w:w="60" w:type="dxa"/>
-            </w:tcMar>
-          </w:tcPr>
-          <w:p>
-            <w:pPr>
-              <w:jc w:val="center"/>
-            </w:pPr>
-            <w:r>
-              <w:rPr>
-                <w:rFonts w:ascii="Arial" w:hAnsi="Arial"/>
-                <w:b/>
-                <w:sz w:val="17"/>
-              </w:rPr>
-              <w:t>ÁREA TOTAL</w:t>
-            </w:r>
-          </w:p>
-        </w:tc>
-        <w:tc>
-          <w:tcPr>
-            <w:tcW w:type="dxa" w:w="3139"/>
-            <w:shd w:fill="D9E2EC"/>
-            <w:tcMar>
-              <w:top w:w="50" w:type="dxa"/>
-              <w:bottom w:w="50" w:type="dxa"/>
-              <w:left w:w="60" w:type="dxa"/>
-              <w:right w:w="60" w:type="dxa"/>
-            </w:tcMar>
-          </w:tcPr>
-          <w:p>
-            <w:pPr>
-              <w:jc w:val="left"/>
-            </w:pPr>
-            <w:r>
-              <w:rPr>
-                <w:rFonts w:ascii="Arial" w:hAnsi="Arial"/>
-                <w:b/>
-                <w:sz w:val="17"/>
-              </w:rPr>
-              <w:t>SUPERFICIE CONSTRUIDA ACUMULADA TOTAL DE LA VIVIENDA UNIFAMILIAR</w:t>
-            </w:r>
-          </w:p>
-        </w:tc>
-        <w:tc>
-          <w:tcPr>
-            <w:tcW w:type="dxa" w:w="3139"/>
-            <w:shd w:fill="D9E2EC"/>
-            <w:tcMar>
-              <w:top w:w="50" w:type="dxa"/>
-              <w:bottom w:w="50" w:type="dxa"/>
-              <w:left w:w="60" w:type="dxa"/>
-              <w:right w:w="60" w:type="dxa"/>
-            </w:tcMar>
-          </w:tcPr>
-          <w:p>
-            <w:pPr>
-              <w:jc w:val="center"/>
-            </w:pPr>
-            <w:r>
-              <w:rPr>
-                <w:rFonts w:ascii="Arial" w:hAnsi="Arial"/>
-                <w:b/>
-                <w:sz w:val="17"/>
-              </w:rPr>
-              <w:t>220.00 m²</w:t>
-            </w:r>
-          </w:p>
-        </w:tc>
-      </w:tr>
-    </w:tbl>
-    <w:p>
-      <w:pPr>
-        <w:spacing w:before="0" w:after="120" w:line="276" w:lineRule="auto"/>
-        <w:ind w:firstLine="720"/>
-        <w:jc w:val="both"/>
-      </w:pPr>
     </w:p>
     <w:p>
       <w:pPr>
-        <w:keepNext/>
-        <w:spacing w:before="280" w:after="80"/>
-        <w:jc w:val="left"/>
+        <w:spacing w:line="276" w:lineRule="auto" w:after="160"/>
+      </w:pPr>
+      <w:r>
+        <w:rPr>
+          <w:rFonts w:ascii="Arial" w:hAnsi="Arial"/>
+          <w:b w:val="0"/>
+          <w:color w:val="1A202C"/>
+          <w:sz w:val="20"/>
+        </w:rPr>
+        <w:t>7.0 UBICACIÓN DEL TABLERO GENERAL (TD) Y CENTROS DE CARGA:</w:t>
+        <w:br/>
+        <w:t>El Tablero General de Distribución (TD) estará ubicado en forma empotrada en el muro de ladrillo del Hall de circulación del Primer Piso, a una altura de 1.80 m del N.P.T. medidos hasta el borde superior de la caja metálica. Esta posición física garantiza una ubicación centralizada respecto a los centros de carga de la edificación, facilidad de maniobra y protección contra agentes externos directos.</w:t>
+      </w:r>
+    </w:p>
+    <w:p>
+      <w:pPr>
+        <w:spacing w:line="276" w:lineRule="auto" w:after="160"/>
+      </w:pPr>
+      <w:r>
+        <w:rPr>
+          <w:rFonts w:ascii="Arial" w:hAnsi="Arial"/>
+          <w:b w:val="0"/>
+          <w:color w:val="1A202C"/>
+          <w:sz w:val="20"/>
+        </w:rPr>
+        <w:t>8.0 REDES COMPLEMENTARIAS Y TELECOMUNICACIONES:</w:t>
+        <w:br/>
+        <w:t>Se proyecta una red de ductos de PVC liviano empotrados en muros y lozas con cajas de pase metálicas rectangulares (4"x2") y cuadradas (4"x4") destinadas exclusivamente para canalizaciones de telefonía fija, televisión por cable (TV-cable) e intercomunicador exterior con abrepuerta. Todas las redes de corrientes débiles mantienen una distancia mínima de 30 cm con los conductores de fuerza para evitar interferencias electromagnéticas.</w:t>
+      </w:r>
+    </w:p>
+    <w:p>
+      <w:r>
+        <w:br w:type="page"/>
+      </w:r>
+    </w:p>
+    <w:p>
+      <w:pPr>
+        <w:spacing w:after="240"/>
       </w:pPr>
       <w:r>
         <w:rPr>
           <w:rFonts w:ascii="Arial" w:hAnsi="Arial"/>
           <w:b/>
-          <w:color w:val="184C78"/>
-          <w:sz w:val="24"/>
+          <w:color w:val="0F2043"/>
+          <w:sz w:val="26"/>
         </w:rPr>
-        <w:t>4.0 CARACTERÍSTICAS DEL SISTEMA ELÉCTRICO Y SUMINISTRO</w:t>
+        <w:t>9.0 NORMATIVA Y 10.0 SIMBOLOGÍA DGE MEM</w:t>
       </w:r>
     </w:p>
     <w:p>
       <w:pPr>
-        <w:spacing w:before="0" w:after="120" w:line="276" w:lineRule="auto"/>
-        <w:ind w:firstLine="720"/>
-        <w:jc w:val="both"/>
+        <w:spacing w:line="276" w:lineRule="auto" w:after="160"/>
       </w:pPr>
       <w:r>
         <w:rPr>
           <w:rFonts w:ascii="Arial" w:hAnsi="Arial"/>
           <w:b w:val="0"/>
-          <w:i w:val="0"/>
-          <w:color w:val="000000"/>
-          <w:sz w:val="22"/>
+          <w:color w:val="1A202C"/>
+          <w:sz w:val="20"/>
         </w:rPr>
-        <w:t>• Concesionaria de Suministro : ELECTRO PUNO S.A.A. (220 V, 3Ø, 60 Hz)</w:t>
-        <w:br/>
-        <w:t>• Potencia Instalada Total (PI) : 18,250.00 Watts (18.25 kW)</w:t>
-        <w:br/>
-        <w:t>• Máxima Demanda Total (MD) : 13,500.00 Watts (13.50 kW)</w:t>
-        <w:br/>
-        <w:t>• Factor de Potencia de Diseño (cos φ) : 0.90</w:t>
-        <w:br/>
-        <w:t>• Corriente Nominal de Diseño (In) : 39.36 A | Corriente Corregida (Id) : 49.20 A</w:t>
-        <w:br/>
-        <w:t>• Conductor Alimentador : 3-1x10 mm² NH-80 en tub. PVC-P 25 mmØ (1"Ø)</w:t>
-        <w:br/>
-        <w:t>• Interruptor General del TD : Termomagnético Tripolar 3 x 40 A (Icu ≥ 10 kA)</w:t>
-        <w:br/>
-        <w:t>• Capacidad del Tablero Proyectado : 36 Polos trifásico empotrado (con 20% de reserva libre)</w:t>
+        <w:t>9.0 NORMATIVA, CÓDIGOS Y REGLAMENTACIONES:</w:t>
+        <w:br/>
+        <w:t>• Código Nacional de Electricidad - Utilización (CNE-U, Perú).</w:t>
+        <w:br/>
+        <w:t>• Reglamento Nacional de Edificaciones (RNE) - Norma Técnica EM.010 'Instalaciones Eléctricas Interiores'.</w:t>
+        <w:br/>
+        <w:t>• Normas de la Comisión Electrotécnica Internacional (IEC 60364, IEC 60898, IEC 61008).</w:t>
+        <w:br/>
+        <w:t>• National Electrical Code (NFPA 70 / NEC).</w:t>
+        <w:br/>
+        <w:t>• Especificaciones Técnicas de la Empresa Concesionaria ELECTRO PUNO S.A.A.</w:t>
       </w:r>
     </w:p>
     <w:p>
       <w:pPr>
-        <w:keepNext/>
-        <w:spacing w:before="280" w:after="80"/>
-        <w:jc w:val="left"/>
+        <w:spacing w:line="276" w:lineRule="auto" w:after="160"/>
+      </w:pPr>
+      <w:r>
+        <w:rPr>
+          <w:rFonts w:ascii="Arial" w:hAnsi="Arial"/>
+          <w:b w:val="0"/>
+          <w:color w:val="1A202C"/>
+          <w:sz w:val="20"/>
+        </w:rPr>
+        <w:t>10.0 SIMBOLOGÍA REGLAMENTARIA DGE DEL MEM:</w:t>
+        <w:br/>
+        <w:t>Toda la simbología utilizada en la documentación y esquemas cumple strictly con la Norma DGE 'Símbolos Gráficos en Electricidad' del Ministerio de Energía y Minas del Perú.</w:t>
+      </w:r>
+    </w:p>
+    <w:p>
+      <w:r>
+        <w:br w:type="page"/>
+      </w:r>
+    </w:p>
+    <w:p>
+      <w:pPr>
+        <w:spacing w:after="240"/>
       </w:pPr>
       <w:r>
         <w:rPr>
           <w:rFonts w:ascii="Arial" w:hAnsi="Arial"/>
           <w:b/>
-          <w:color w:val="184C78"/>
-          <w:sz w:val="24"/>
+          <w:color w:val="0F2043"/>
+          <w:sz w:val="26"/>
         </w:rPr>
-        <w:t>5.0 BASES DE CÁLCULO Y NORMATIVA DE CARGA</w:t>
-      </w:r>
-    </w:p>
-    <w:p>
-      <w:pPr>
-        <w:spacing w:before="0" w:after="120" w:line="276" w:lineRule="auto"/>
-        <w:ind w:firstLine="720"/>
-        <w:jc w:val="both"/>
-      </w:pPr>
-      <w:r>
-        <w:rPr>
-          <w:rFonts w:ascii="Arial" w:hAnsi="Arial"/>
-          <w:b w:val="0"/>
-          <w:i w:val="0"/>
-          <w:color w:val="000000"/>
-          <w:sz w:val="22"/>
-        </w:rPr>
-        <w:t>La determinación de la Máxima Demanda se basa estrictamente en las reglas de carga del Código Nacional de Electricidad - Utilización (Tabla 14 y Tabla 22):</w:t>
-        <w:br/>
-        <w:t>• C-1 (Alumbrado y Tomacorrientes Generales 90 m²): Se asignan 2,500 W con Factor de Simultaneidad FS = 1.00 -&gt; MD = 2,500 W.</w:t>
-        <w:br/>
-        <w:t>• C-2 (Área Adicional): Se estiman 2,000 W con Factor de Simultaneidad FS = 0.35 -&gt; MD = 700 W.</w:t>
-        <w:br/>
-        <w:t>• C-3 (Cocina Eléctrica 6.0 kW): Según CNE-U Tabla 22, para 6 kW se aplica FS = 0.80 -&gt; MD = 4,800 W.</w:t>
-        <w:br/>
-        <w:t>• C-4 (Terma Eléctrica 1.5 kW): Carga continua con FS = 1.00 -&gt; MD = 1,500 W.</w:t>
-        <w:br/>
-        <w:t>• C-5 (Electrobomba de Agua 0.75 HP): Carga inductiva con FS = 1.00 -&gt; MD = 750 W.</w:t>
-        <w:br/>
-        <w:t>• C-6 (Tomacorrientes de Cocina Cargas Menores): 1,500 W con FS = 0.50 -&gt; MD = 750 W.</w:t>
-        <w:br/>
-        <w:t>• C-7 (Lavadora y Secadora Azotea): 2,500 W con FS = 0.70 -&gt; MD = 1,750 W.</w:t>
-        <w:br/>
-        <w:t>• C-8 (Reserva / Ampliación Futura): 1,500 W proyectados con FS = 0.50 -&gt; MD = 750 W.</w:t>
-      </w:r>
-    </w:p>
-    <w:p>
-      <w:pPr>
-        <w:keepNext/>
-        <w:spacing w:before="280" w:after="80"/>
-        <w:jc w:val="left"/>
-      </w:pPr>
-      <w:r>
-        <w:rPr>
-          <w:rFonts w:ascii="Arial" w:hAnsi="Arial"/>
-          <w:b/>
-          <w:color w:val="184C78"/>
-          <w:sz w:val="24"/>
-        </w:rPr>
-        <w:t>6.0 CUADRO OFICIAL DE CARGAS Y MÁXIMA DEMANDA</w:t>
-      </w:r>
-    </w:p>
-    <w:tbl>
-      <w:tblPr>
-        <w:tblW w:type="auto" w:w="0"/>
-        <w:jc w:val="center"/>
-        <w:tblLook w:firstColumn="1" w:firstRow="1" w:lastColumn="0" w:lastRow="0" w:noHBand="0" w:noVBand="1" w:val="04A0"/>
-      </w:tblPr>
-      <w:tblGrid>
-        <w:gridCol w:w="1884"/>
-        <w:gridCol w:w="1884"/>
-        <w:gridCol w:w="1884"/>
-        <w:gridCol w:w="1884"/>
-        <w:gridCol w:w="1884"/>
-      </w:tblGrid>
-      <w:tr>
-        <w:tc>
-          <w:tcPr>
-            <w:tcW w:type="dxa" w:w="1884"/>
-            <w:shd w:fill="0F2043"/>
-            <w:tcMar>
-              <w:top w:w="80" w:type="dxa"/>
-              <w:bottom w:w="80" w:type="dxa"/>
-              <w:left w:w="100" w:type="dxa"/>
-              <w:right w:w="100" w:type="dxa"/>
-            </w:tcMar>
-          </w:tcPr>
-          <w:p>
-            <w:pPr>
-              <w:jc w:val="center"/>
-            </w:pPr>
-            <w:r>
-              <w:rPr>
-                <w:rFonts w:ascii="Arial" w:hAnsi="Arial"/>
-                <w:b/>
-                <w:color w:val="FFFFFF"/>
-                <w:sz w:val="19"/>
-              </w:rPr>
-              <w:t>Circuito</w:t>
-            </w:r>
-          </w:p>
-        </w:tc>
-        <w:tc>
-          <w:tcPr>
-            <w:tcW w:type="dxa" w:w="1884"/>
-            <w:shd w:fill="0F2043"/>
-            <w:tcMar>
-              <w:top w:w="80" w:type="dxa"/>
-              <w:bottom w:w="80" w:type="dxa"/>
-              <w:left w:w="100" w:type="dxa"/>
-              <w:right w:w="100" w:type="dxa"/>
-            </w:tcMar>
-          </w:tcPr>
-          <w:p>
-            <w:pPr>
-              <w:jc w:val="center"/>
-            </w:pPr>
-            <w:r>
-              <w:rPr>
-                <w:rFonts w:ascii="Arial" w:hAnsi="Arial"/>
-                <w:b/>
-                <w:color w:val="FFFFFF"/>
-                <w:sz w:val="19"/>
-              </w:rPr>
-              <w:t>Descripción de la Carga / Ubicación</w:t>
-            </w:r>
-          </w:p>
-        </w:tc>
-        <w:tc>
-          <w:tcPr>
-            <w:tcW w:type="dxa" w:w="1884"/>
-            <w:shd w:fill="0F2043"/>
-            <w:tcMar>
-              <w:top w:w="80" w:type="dxa"/>
-              <w:bottom w:w="80" w:type="dxa"/>
-              <w:left w:w="100" w:type="dxa"/>
-              <w:right w:w="100" w:type="dxa"/>
-            </w:tcMar>
-          </w:tcPr>
-          <w:p>
-            <w:pPr>
-              <w:jc w:val="center"/>
-            </w:pPr>
-            <w:r>
-              <w:rPr>
-                <w:rFonts w:ascii="Arial" w:hAnsi="Arial"/>
-                <w:b/>
-                <w:color w:val="FFFFFF"/>
-                <w:sz w:val="19"/>
-              </w:rPr>
-              <w:t>PI (W)</w:t>
-            </w:r>
-          </w:p>
-        </w:tc>
-        <w:tc>
-          <w:tcPr>
-            <w:tcW w:type="dxa" w:w="1884"/>
-            <w:shd w:fill="0F2043"/>
-            <w:tcMar>
-              <w:top w:w="80" w:type="dxa"/>
-              <w:bottom w:w="80" w:type="dxa"/>
-              <w:left w:w="100" w:type="dxa"/>
-              <w:right w:w="100" w:type="dxa"/>
-            </w:tcMar>
-          </w:tcPr>
-          <w:p>
-            <w:pPr>
-              <w:jc w:val="center"/>
-            </w:pPr>
-            <w:r>
-              <w:rPr>
-                <w:rFonts w:ascii="Arial" w:hAnsi="Arial"/>
-                <w:b/>
-                <w:color w:val="FFFFFF"/>
-                <w:sz w:val="19"/>
-              </w:rPr>
-              <w:t>FS</w:t>
-            </w:r>
-          </w:p>
-        </w:tc>
-        <w:tc>
-          <w:tcPr>
-            <w:tcW w:type="dxa" w:w="1884"/>
-            <w:shd w:fill="0F2043"/>
-            <w:tcMar>
-              <w:top w:w="80" w:type="dxa"/>
-              <w:bottom w:w="80" w:type="dxa"/>
-              <w:left w:w="100" w:type="dxa"/>
-              <w:right w:w="100" w:type="dxa"/>
-            </w:tcMar>
-          </w:tcPr>
-          <w:p>
-            <w:pPr>
-              <w:jc w:val="center"/>
-            </w:pPr>
-            <w:r>
-              <w:rPr>
-                <w:rFonts w:ascii="Arial" w:hAnsi="Arial"/>
-                <w:b/>
-                <w:color w:val="FFFFFF"/>
-                <w:sz w:val="19"/>
-              </w:rPr>
-              <w:t>MD (W)</w:t>
-            </w:r>
-          </w:p>
-        </w:tc>
-      </w:tr>
-      <w:tr>
-        <w:tc>
-          <w:tcPr>
-            <w:tcW w:type="dxa" w:w="1884"/>
-            <w:shd w:fill="F0F4F8"/>
-            <w:tcMar>
-              <w:top w:w="60" w:type="dxa"/>
-              <w:bottom w:w="60" w:type="dxa"/>
-              <w:left w:w="100" w:type="dxa"/>
-              <w:right w:w="100" w:type="dxa"/>
-            </w:tcMar>
-          </w:tcPr>
-          <w:p>
-            <w:pPr>
-              <w:spacing w:after="40"/>
-              <w:jc w:val="center"/>
-            </w:pPr>
-            <w:r>
-              <w:rPr>
-                <w:rFonts w:ascii="Arial" w:hAnsi="Arial"/>
-                <w:b/>
-                <w:sz w:val="18"/>
-              </w:rPr>
-              <w:t>C-1</w:t>
-            </w:r>
-          </w:p>
-        </w:tc>
-        <w:tc>
-          <w:tcPr>
-            <w:tcW w:type="dxa" w:w="1884"/>
-            <w:shd w:fill="F0F4F8"/>
-            <w:tcMar>
-              <w:top w:w="60" w:type="dxa"/>
-              <w:bottom w:w="60" w:type="dxa"/>
-              <w:left w:w="100" w:type="dxa"/>
-              <w:right w:w="100" w:type="dxa"/>
-            </w:tcMar>
-          </w:tcPr>
-          <w:p>
-            <w:pPr>
-              <w:spacing w:after="40"/>
-              <w:jc w:val="left"/>
-            </w:pPr>
-            <w:r>
-              <w:rPr>
-                <w:rFonts w:ascii="Arial" w:hAnsi="Arial"/>
-                <w:sz w:val="18"/>
-              </w:rPr>
-              <w:t>Alumbrado y Tomacorrientes Generales (Primeros 90 m²)</w:t>
-            </w:r>
-          </w:p>
-        </w:tc>
-        <w:tc>
-          <w:tcPr>
-            <w:tcW w:type="dxa" w:w="1884"/>
-            <w:shd w:fill="F0F4F8"/>
-            <w:tcMar>
-              <w:top w:w="60" w:type="dxa"/>
-              <w:bottom w:w="60" w:type="dxa"/>
-              <w:left w:w="100" w:type="dxa"/>
-              <w:right w:w="100" w:type="dxa"/>
-            </w:tcMar>
-          </w:tcPr>
-          <w:p>
-            <w:pPr>
-              <w:spacing w:after="40"/>
-              <w:jc w:val="center"/>
-            </w:pPr>
-            <w:r>
-              <w:rPr>
-                <w:rFonts w:ascii="Arial" w:hAnsi="Arial"/>
-                <w:sz w:val="18"/>
-              </w:rPr>
-              <w:t>2,500</w:t>
-            </w:r>
-          </w:p>
-        </w:tc>
-        <w:tc>
-          <w:tcPr>
-            <w:tcW w:type="dxa" w:w="1884"/>
-            <w:shd w:fill="F0F4F8"/>
-            <w:tcMar>
-              <w:top w:w="60" w:type="dxa"/>
-              <w:bottom w:w="60" w:type="dxa"/>
-              <w:left w:w="100" w:type="dxa"/>
-              <w:right w:w="100" w:type="dxa"/>
-            </w:tcMar>
-          </w:tcPr>
-          <w:p>
-            <w:pPr>
-              <w:spacing w:after="40"/>
-              <w:jc w:val="center"/>
-            </w:pPr>
-            <w:r>
-              <w:rPr>
-                <w:rFonts w:ascii="Arial" w:hAnsi="Arial"/>
-                <w:sz w:val="18"/>
-              </w:rPr>
-              <w:t>1.00</w:t>
-            </w:r>
-          </w:p>
-        </w:tc>
-        <w:tc>
-          <w:tcPr>
-            <w:tcW w:type="dxa" w:w="1884"/>
-            <w:shd w:fill="F0F4F8"/>
-            <w:tcMar>
-              <w:top w:w="60" w:type="dxa"/>
-              <w:bottom w:w="60" w:type="dxa"/>
-              <w:left w:w="100" w:type="dxa"/>
-              <w:right w:w="100" w:type="dxa"/>
-            </w:tcMar>
-          </w:tcPr>
-          <w:p>
-            <w:pPr>
-              <w:spacing w:after="40"/>
-              <w:jc w:val="center"/>
-            </w:pPr>
-            <w:r>
-              <w:rPr>
-                <w:rFonts w:ascii="Arial" w:hAnsi="Arial"/>
-                <w:b/>
-                <w:sz w:val="18"/>
-              </w:rPr>
-              <w:t>2,500</w:t>
-            </w:r>
-          </w:p>
-        </w:tc>
-      </w:tr>
-      <w:tr>
-        <w:tc>
-          <w:tcPr>
-            <w:tcW w:type="dxa" w:w="1884"/>
-            <w:shd w:fill="FFFFFF"/>
-            <w:tcMar>
-              <w:top w:w="60" w:type="dxa"/>
-              <w:bottom w:w="60" w:type="dxa"/>
-              <w:left w:w="100" w:type="dxa"/>
-              <w:right w:w="100" w:type="dxa"/>
-            </w:tcMar>
-          </w:tcPr>
-          <w:p>
-            <w:pPr>
-              <w:spacing w:after="40"/>
-              <w:jc w:val="center"/>
-            </w:pPr>
-            <w:r>
-              <w:rPr>
-                <w:rFonts w:ascii="Arial" w:hAnsi="Arial"/>
-                <w:b/>
-                <w:sz w:val="18"/>
-              </w:rPr>
-              <w:t>C-2</w:t>
-            </w:r>
-          </w:p>
-        </w:tc>
-        <w:tc>
-          <w:tcPr>
-            <w:tcW w:type="dxa" w:w="1884"/>
-            <w:shd w:fill="FFFFFF"/>
-            <w:tcMar>
-              <w:top w:w="60" w:type="dxa"/>
-              <w:bottom w:w="60" w:type="dxa"/>
-              <w:left w:w="100" w:type="dxa"/>
-              <w:right w:w="100" w:type="dxa"/>
-            </w:tcMar>
-          </w:tcPr>
-          <w:p>
-            <w:pPr>
-              <w:spacing w:after="40"/>
-              <w:jc w:val="left"/>
-            </w:pPr>
-            <w:r>
-              <w:rPr>
-                <w:rFonts w:ascii="Arial" w:hAnsi="Arial"/>
-                <w:sz w:val="18"/>
-              </w:rPr>
-              <w:t>Alumbrado y Tomacorrientes Generales (Área Adicional)</w:t>
-            </w:r>
-          </w:p>
-        </w:tc>
-        <w:tc>
-          <w:tcPr>
-            <w:tcW w:type="dxa" w:w="1884"/>
-            <w:shd w:fill="FFFFFF"/>
-            <w:tcMar>
-              <w:top w:w="60" w:type="dxa"/>
-              <w:bottom w:w="60" w:type="dxa"/>
-              <w:left w:w="100" w:type="dxa"/>
-              <w:right w:w="100" w:type="dxa"/>
-            </w:tcMar>
-          </w:tcPr>
-          <w:p>
-            <w:pPr>
-              <w:spacing w:after="40"/>
-              <w:jc w:val="center"/>
-            </w:pPr>
-            <w:r>
-              <w:rPr>
-                <w:rFonts w:ascii="Arial" w:hAnsi="Arial"/>
-                <w:sz w:val="18"/>
-              </w:rPr>
-              <w:t>2,000</w:t>
-            </w:r>
-          </w:p>
-        </w:tc>
-        <w:tc>
-          <w:tcPr>
-            <w:tcW w:type="dxa" w:w="1884"/>
-            <w:shd w:fill="FFFFFF"/>
-            <w:tcMar>
-              <w:top w:w="60" w:type="dxa"/>
-              <w:bottom w:w="60" w:type="dxa"/>
-              <w:left w:w="100" w:type="dxa"/>
-              <w:right w:w="100" w:type="dxa"/>
-            </w:tcMar>
-          </w:tcPr>
-          <w:p>
-            <w:pPr>
-              <w:spacing w:after="40"/>
-              <w:jc w:val="center"/>
-            </w:pPr>
-            <w:r>
-              <w:rPr>
-                <w:rFonts w:ascii="Arial" w:hAnsi="Arial"/>
-                <w:sz w:val="18"/>
-              </w:rPr>
-              <w:t>0.35</w:t>
-            </w:r>
-          </w:p>
-        </w:tc>
-        <w:tc>
-          <w:tcPr>
-            <w:tcW w:type="dxa" w:w="1884"/>
-            <w:shd w:fill="FFFFFF"/>
-            <w:tcMar>
-              <w:top w:w="60" w:type="dxa"/>
-              <w:bottom w:w="60" w:type="dxa"/>
-              <w:left w:w="100" w:type="dxa"/>
-              <w:right w:w="100" w:type="dxa"/>
-            </w:tcMar>
-          </w:tcPr>
-          <w:p>
-            <w:pPr>
-              <w:spacing w:after="40"/>
-              <w:jc w:val="center"/>
-            </w:pPr>
-            <w:r>
-              <w:rPr>
-                <w:rFonts w:ascii="Arial" w:hAnsi="Arial"/>
-                <w:b/>
-                <w:sz w:val="18"/>
-              </w:rPr>
-              <w:t>700</w:t>
-            </w:r>
-          </w:p>
-        </w:tc>
-      </w:tr>
-      <w:tr>
-        <w:tc>
-          <w:tcPr>
-            <w:tcW w:type="dxa" w:w="1884"/>
-            <w:shd w:fill="F0F4F8"/>
-            <w:tcMar>
-              <w:top w:w="60" w:type="dxa"/>
-              <w:bottom w:w="60" w:type="dxa"/>
-              <w:left w:w="100" w:type="dxa"/>
-              <w:right w:w="100" w:type="dxa"/>
-            </w:tcMar>
-          </w:tcPr>
-          <w:p>
-            <w:pPr>
-              <w:spacing w:after="40"/>
-              <w:jc w:val="center"/>
-            </w:pPr>
-            <w:r>
-              <w:rPr>
-                <w:rFonts w:ascii="Arial" w:hAnsi="Arial"/>
-                <w:b/>
-                <w:sz w:val="18"/>
-              </w:rPr>
-              <w:t>C-3</w:t>
-            </w:r>
-          </w:p>
-        </w:tc>
-        <w:tc>
-          <w:tcPr>
-            <w:tcW w:type="dxa" w:w="1884"/>
-            <w:shd w:fill="F0F4F8"/>
-            <w:tcMar>
-              <w:top w:w="60" w:type="dxa"/>
-              <w:bottom w:w="60" w:type="dxa"/>
-              <w:left w:w="100" w:type="dxa"/>
-              <w:right w:w="100" w:type="dxa"/>
-            </w:tcMar>
-          </w:tcPr>
-          <w:p>
-            <w:pPr>
-              <w:spacing w:after="40"/>
-              <w:jc w:val="left"/>
-            </w:pPr>
-            <w:r>
-              <w:rPr>
-                <w:rFonts w:ascii="Arial" w:hAnsi="Arial"/>
-                <w:sz w:val="18"/>
-              </w:rPr>
-              <w:t>Cocina Eléctrica (Primer Piso 3Ø)</w:t>
-            </w:r>
-          </w:p>
-        </w:tc>
-        <w:tc>
-          <w:tcPr>
-            <w:tcW w:type="dxa" w:w="1884"/>
-            <w:shd w:fill="F0F4F8"/>
-            <w:tcMar>
-              <w:top w:w="60" w:type="dxa"/>
-              <w:bottom w:w="60" w:type="dxa"/>
-              <w:left w:w="100" w:type="dxa"/>
-              <w:right w:w="100" w:type="dxa"/>
-            </w:tcMar>
-          </w:tcPr>
-          <w:p>
-            <w:pPr>
-              <w:spacing w:after="40"/>
-              <w:jc w:val="center"/>
-            </w:pPr>
-            <w:r>
-              <w:rPr>
-                <w:rFonts w:ascii="Arial" w:hAnsi="Arial"/>
-                <w:sz w:val="18"/>
-              </w:rPr>
-              <w:t>6,000</w:t>
-            </w:r>
-          </w:p>
-        </w:tc>
-        <w:tc>
-          <w:tcPr>
-            <w:tcW w:type="dxa" w:w="1884"/>
-            <w:shd w:fill="F0F4F8"/>
-            <w:tcMar>
-              <w:top w:w="60" w:type="dxa"/>
-              <w:bottom w:w="60" w:type="dxa"/>
-              <w:left w:w="100" w:type="dxa"/>
-              <w:right w:w="100" w:type="dxa"/>
-            </w:tcMar>
-          </w:tcPr>
-          <w:p>
-            <w:pPr>
-              <w:spacing w:after="40"/>
-              <w:jc w:val="center"/>
-            </w:pPr>
-            <w:r>
-              <w:rPr>
-                <w:rFonts w:ascii="Arial" w:hAnsi="Arial"/>
-                <w:sz w:val="18"/>
-              </w:rPr>
-              <w:t>0.80</w:t>
-            </w:r>
-          </w:p>
-        </w:tc>
-        <w:tc>
-          <w:tcPr>
-            <w:tcW w:type="dxa" w:w="1884"/>
-            <w:shd w:fill="F0F4F8"/>
-            <w:tcMar>
-              <w:top w:w="60" w:type="dxa"/>
-              <w:bottom w:w="60" w:type="dxa"/>
-              <w:left w:w="100" w:type="dxa"/>
-              <w:right w:w="100" w:type="dxa"/>
-            </w:tcMar>
-          </w:tcPr>
-          <w:p>
-            <w:pPr>
-              <w:spacing w:after="40"/>
-              <w:jc w:val="center"/>
-            </w:pPr>
-            <w:r>
-              <w:rPr>
-                <w:rFonts w:ascii="Arial" w:hAnsi="Arial"/>
-                <w:b/>
-                <w:sz w:val="18"/>
-              </w:rPr>
-              <w:t>4,800</w:t>
-            </w:r>
-          </w:p>
-        </w:tc>
-      </w:tr>
-      <w:tr>
-        <w:tc>
-          <w:tcPr>
-            <w:tcW w:type="dxa" w:w="1884"/>
-            <w:shd w:fill="FFFFFF"/>
-            <w:tcMar>
-              <w:top w:w="60" w:type="dxa"/>
-              <w:bottom w:w="60" w:type="dxa"/>
-              <w:left w:w="100" w:type="dxa"/>
-              <w:right w:w="100" w:type="dxa"/>
-            </w:tcMar>
-          </w:tcPr>
-          <w:p>
-            <w:pPr>
-              <w:spacing w:after="40"/>
-              <w:jc w:val="center"/>
-            </w:pPr>
-            <w:r>
-              <w:rPr>
-                <w:rFonts w:ascii="Arial" w:hAnsi="Arial"/>
-                <w:b/>
-                <w:sz w:val="18"/>
-              </w:rPr>
-              <w:t>C-4</w:t>
-            </w:r>
-          </w:p>
-        </w:tc>
-        <w:tc>
-          <w:tcPr>
-            <w:tcW w:type="dxa" w:w="1884"/>
-            <w:shd w:fill="FFFFFF"/>
-            <w:tcMar>
-              <w:top w:w="60" w:type="dxa"/>
-              <w:bottom w:w="60" w:type="dxa"/>
-              <w:left w:w="100" w:type="dxa"/>
-              <w:right w:w="100" w:type="dxa"/>
-            </w:tcMar>
-          </w:tcPr>
-          <w:p>
-            <w:pPr>
-              <w:spacing w:after="40"/>
-              <w:jc w:val="left"/>
-            </w:pPr>
-            <w:r>
-              <w:rPr>
-                <w:rFonts w:ascii="Arial" w:hAnsi="Arial"/>
-                <w:sz w:val="18"/>
-              </w:rPr>
-              <w:t>Terma Eléctrica / Ducha (Segundo Piso)</w:t>
-            </w:r>
-          </w:p>
-        </w:tc>
-        <w:tc>
-          <w:tcPr>
-            <w:tcW w:type="dxa" w:w="1884"/>
-            <w:shd w:fill="FFFFFF"/>
-            <w:tcMar>
-              <w:top w:w="60" w:type="dxa"/>
-              <w:bottom w:w="60" w:type="dxa"/>
-              <w:left w:w="100" w:type="dxa"/>
-              <w:right w:w="100" w:type="dxa"/>
-            </w:tcMar>
-          </w:tcPr>
-          <w:p>
-            <w:pPr>
-              <w:spacing w:after="40"/>
-              <w:jc w:val="center"/>
-            </w:pPr>
-            <w:r>
-              <w:rPr>
-                <w:rFonts w:ascii="Arial" w:hAnsi="Arial"/>
-                <w:sz w:val="18"/>
-              </w:rPr>
-              <w:t>1,500</w:t>
-            </w:r>
-          </w:p>
-        </w:tc>
-        <w:tc>
-          <w:tcPr>
-            <w:tcW w:type="dxa" w:w="1884"/>
-            <w:shd w:fill="FFFFFF"/>
-            <w:tcMar>
-              <w:top w:w="60" w:type="dxa"/>
-              <w:bottom w:w="60" w:type="dxa"/>
-              <w:left w:w="100" w:type="dxa"/>
-              <w:right w:w="100" w:type="dxa"/>
-            </w:tcMar>
-          </w:tcPr>
-          <w:p>
-            <w:pPr>
-              <w:spacing w:after="40"/>
-              <w:jc w:val="center"/>
-            </w:pPr>
-            <w:r>
-              <w:rPr>
-                <w:rFonts w:ascii="Arial" w:hAnsi="Arial"/>
-                <w:sz w:val="18"/>
-              </w:rPr>
-              <w:t>1.00</w:t>
-            </w:r>
-          </w:p>
-        </w:tc>
-        <w:tc>
-          <w:tcPr>
-            <w:tcW w:type="dxa" w:w="1884"/>
-            <w:shd w:fill="FFFFFF"/>
-            <w:tcMar>
-              <w:top w:w="60" w:type="dxa"/>
-              <w:bottom w:w="60" w:type="dxa"/>
-              <w:left w:w="100" w:type="dxa"/>
-              <w:right w:w="100" w:type="dxa"/>
-            </w:tcMar>
-          </w:tcPr>
-          <w:p>
-            <w:pPr>
-              <w:spacing w:after="40"/>
-              <w:jc w:val="center"/>
-            </w:pPr>
-            <w:r>
-              <w:rPr>
-                <w:rFonts w:ascii="Arial" w:hAnsi="Arial"/>
-                <w:b/>
-                <w:sz w:val="18"/>
-              </w:rPr>
-              <w:t>1,500</w:t>
-            </w:r>
-          </w:p>
-        </w:tc>
-      </w:tr>
-      <w:tr>
-        <w:tc>
-          <w:tcPr>
-            <w:tcW w:type="dxa" w:w="1884"/>
-            <w:shd w:fill="F0F4F8"/>
-            <w:tcMar>
-              <w:top w:w="60" w:type="dxa"/>
-              <w:bottom w:w="60" w:type="dxa"/>
-              <w:left w:w="100" w:type="dxa"/>
-              <w:right w:w="100" w:type="dxa"/>
-            </w:tcMar>
-          </w:tcPr>
-          <w:p>
-            <w:pPr>
-              <w:spacing w:after="40"/>
-              <w:jc w:val="center"/>
-            </w:pPr>
-            <w:r>
-              <w:rPr>
-                <w:rFonts w:ascii="Arial" w:hAnsi="Arial"/>
-                <w:b/>
-                <w:sz w:val="18"/>
-              </w:rPr>
-              <w:t>C-5</w:t>
-            </w:r>
-          </w:p>
-        </w:tc>
-        <w:tc>
-          <w:tcPr>
-            <w:tcW w:type="dxa" w:w="1884"/>
-            <w:shd w:fill="F0F4F8"/>
-            <w:tcMar>
-              <w:top w:w="60" w:type="dxa"/>
-              <w:bottom w:w="60" w:type="dxa"/>
-              <w:left w:w="100" w:type="dxa"/>
-              <w:right w:w="100" w:type="dxa"/>
-            </w:tcMar>
-          </w:tcPr>
-          <w:p>
-            <w:pPr>
-              <w:spacing w:after="40"/>
-              <w:jc w:val="left"/>
-            </w:pPr>
-            <w:r>
-              <w:rPr>
-                <w:rFonts w:ascii="Arial" w:hAnsi="Arial"/>
-                <w:sz w:val="18"/>
-              </w:rPr>
-              <w:t>Electrobomba de Agua (0.75 HP - Patio/Cisterna)</w:t>
-            </w:r>
-          </w:p>
-        </w:tc>
-        <w:tc>
-          <w:tcPr>
-            <w:tcW w:type="dxa" w:w="1884"/>
-            <w:shd w:fill="F0F4F8"/>
-            <w:tcMar>
-              <w:top w:w="60" w:type="dxa"/>
-              <w:bottom w:w="60" w:type="dxa"/>
-              <w:left w:w="100" w:type="dxa"/>
-              <w:right w:w="100" w:type="dxa"/>
-            </w:tcMar>
-          </w:tcPr>
-          <w:p>
-            <w:pPr>
-              <w:spacing w:after="40"/>
-              <w:jc w:val="center"/>
-            </w:pPr>
-            <w:r>
-              <w:rPr>
-                <w:rFonts w:ascii="Arial" w:hAnsi="Arial"/>
-                <w:sz w:val="18"/>
-              </w:rPr>
-              <w:t>750</w:t>
-            </w:r>
-          </w:p>
-        </w:tc>
-        <w:tc>
-          <w:tcPr>
-            <w:tcW w:type="dxa" w:w="1884"/>
-            <w:shd w:fill="F0F4F8"/>
-            <w:tcMar>
-              <w:top w:w="60" w:type="dxa"/>
-              <w:bottom w:w="60" w:type="dxa"/>
-              <w:left w:w="100" w:type="dxa"/>
-              <w:right w:w="100" w:type="dxa"/>
-            </w:tcMar>
-          </w:tcPr>
-          <w:p>
-            <w:pPr>
-              <w:spacing w:after="40"/>
-              <w:jc w:val="center"/>
-            </w:pPr>
-            <w:r>
-              <w:rPr>
-                <w:rFonts w:ascii="Arial" w:hAnsi="Arial"/>
-                <w:sz w:val="18"/>
-              </w:rPr>
-              <w:t>1.00</w:t>
-            </w:r>
-          </w:p>
-        </w:tc>
-        <w:tc>
-          <w:tcPr>
-            <w:tcW w:type="dxa" w:w="1884"/>
-            <w:shd w:fill="F0F4F8"/>
-            <w:tcMar>
-              <w:top w:w="60" w:type="dxa"/>
-              <w:bottom w:w="60" w:type="dxa"/>
-              <w:left w:w="100" w:type="dxa"/>
-              <w:right w:w="100" w:type="dxa"/>
-            </w:tcMar>
-          </w:tcPr>
-          <w:p>
-            <w:pPr>
-              <w:spacing w:after="40"/>
-              <w:jc w:val="center"/>
-            </w:pPr>
-            <w:r>
-              <w:rPr>
-                <w:rFonts w:ascii="Arial" w:hAnsi="Arial"/>
-                <w:b/>
-                <w:sz w:val="18"/>
-              </w:rPr>
-              <w:t>750</w:t>
-            </w:r>
-          </w:p>
-        </w:tc>
-      </w:tr>
-      <w:tr>
-        <w:tc>
-          <w:tcPr>
-            <w:tcW w:type="dxa" w:w="1884"/>
-            <w:shd w:fill="FFFFFF"/>
-            <w:tcMar>
-              <w:top w:w="60" w:type="dxa"/>
-              <w:bottom w:w="60" w:type="dxa"/>
-              <w:left w:w="100" w:type="dxa"/>
-              <w:right w:w="100" w:type="dxa"/>
-            </w:tcMar>
-          </w:tcPr>
-          <w:p>
-            <w:pPr>
-              <w:spacing w:after="40"/>
-              <w:jc w:val="center"/>
-            </w:pPr>
-            <w:r>
-              <w:rPr>
-                <w:rFonts w:ascii="Arial" w:hAnsi="Arial"/>
-                <w:b/>
-                <w:sz w:val="18"/>
-              </w:rPr>
-              <w:t>C-6</w:t>
-            </w:r>
-          </w:p>
-        </w:tc>
-        <w:tc>
-          <w:tcPr>
-            <w:tcW w:type="dxa" w:w="1884"/>
-            <w:shd w:fill="FFFFFF"/>
-            <w:tcMar>
-              <w:top w:w="60" w:type="dxa"/>
-              <w:bottom w:w="60" w:type="dxa"/>
-              <w:left w:w="100" w:type="dxa"/>
-              <w:right w:w="100" w:type="dxa"/>
-            </w:tcMar>
-          </w:tcPr>
-          <w:p>
-            <w:pPr>
-              <w:spacing w:after="40"/>
-              <w:jc w:val="left"/>
-            </w:pPr>
-            <w:r>
-              <w:rPr>
-                <w:rFonts w:ascii="Arial" w:hAnsi="Arial"/>
-                <w:sz w:val="18"/>
-              </w:rPr>
-              <w:t>Tomacorrientes de Cocina (Microondas, Licuadora, etc.)</w:t>
-            </w:r>
-          </w:p>
-        </w:tc>
-        <w:tc>
-          <w:tcPr>
-            <w:tcW w:type="dxa" w:w="1884"/>
-            <w:shd w:fill="FFFFFF"/>
-            <w:tcMar>
-              <w:top w:w="60" w:type="dxa"/>
-              <w:bottom w:w="60" w:type="dxa"/>
-              <w:left w:w="100" w:type="dxa"/>
-              <w:right w:w="100" w:type="dxa"/>
-            </w:tcMar>
-          </w:tcPr>
-          <w:p>
-            <w:pPr>
-              <w:spacing w:after="40"/>
-              <w:jc w:val="center"/>
-            </w:pPr>
-            <w:r>
-              <w:rPr>
-                <w:rFonts w:ascii="Arial" w:hAnsi="Arial"/>
-                <w:sz w:val="18"/>
-              </w:rPr>
-              <w:t>1,500</w:t>
-            </w:r>
-          </w:p>
-        </w:tc>
-        <w:tc>
-          <w:tcPr>
-            <w:tcW w:type="dxa" w:w="1884"/>
-            <w:shd w:fill="FFFFFF"/>
-            <w:tcMar>
-              <w:top w:w="60" w:type="dxa"/>
-              <w:bottom w:w="60" w:type="dxa"/>
-              <w:left w:w="100" w:type="dxa"/>
-              <w:right w:w="100" w:type="dxa"/>
-            </w:tcMar>
-          </w:tcPr>
-          <w:p>
-            <w:pPr>
-              <w:spacing w:after="40"/>
-              <w:jc w:val="center"/>
-            </w:pPr>
-            <w:r>
-              <w:rPr>
-                <w:rFonts w:ascii="Arial" w:hAnsi="Arial"/>
-                <w:sz w:val="18"/>
-              </w:rPr>
-              <w:t>0.50</w:t>
-            </w:r>
-          </w:p>
-        </w:tc>
-        <w:tc>
-          <w:tcPr>
-            <w:tcW w:type="dxa" w:w="1884"/>
-            <w:shd w:fill="FFFFFF"/>
-            <w:tcMar>
-              <w:top w:w="60" w:type="dxa"/>
-              <w:bottom w:w="60" w:type="dxa"/>
-              <w:left w:w="100" w:type="dxa"/>
-              <w:right w:w="100" w:type="dxa"/>
-            </w:tcMar>
-          </w:tcPr>
-          <w:p>
-            <w:pPr>
-              <w:spacing w:after="40"/>
-              <w:jc w:val="center"/>
-            </w:pPr>
-            <w:r>
-              <w:rPr>
-                <w:rFonts w:ascii="Arial" w:hAnsi="Arial"/>
-                <w:b/>
-                <w:sz w:val="18"/>
-              </w:rPr>
-              <w:t>750</w:t>
-            </w:r>
-          </w:p>
-        </w:tc>
-      </w:tr>
-      <w:tr>
-        <w:tc>
-          <w:tcPr>
-            <w:tcW w:type="dxa" w:w="1884"/>
-            <w:shd w:fill="F0F4F8"/>
-            <w:tcMar>
-              <w:top w:w="60" w:type="dxa"/>
-              <w:bottom w:w="60" w:type="dxa"/>
-              <w:left w:w="100" w:type="dxa"/>
-              <w:right w:w="100" w:type="dxa"/>
-            </w:tcMar>
-          </w:tcPr>
-          <w:p>
-            <w:pPr>
-              <w:spacing w:after="40"/>
-              <w:jc w:val="center"/>
-            </w:pPr>
-            <w:r>
-              <w:rPr>
-                <w:rFonts w:ascii="Arial" w:hAnsi="Arial"/>
-                <w:b/>
-                <w:sz w:val="18"/>
-              </w:rPr>
-              <w:t>C-7</w:t>
-            </w:r>
-          </w:p>
-        </w:tc>
-        <w:tc>
-          <w:tcPr>
-            <w:tcW w:type="dxa" w:w="1884"/>
-            <w:shd w:fill="F0F4F8"/>
-            <w:tcMar>
-              <w:top w:w="60" w:type="dxa"/>
-              <w:bottom w:w="60" w:type="dxa"/>
-              <w:left w:w="100" w:type="dxa"/>
-              <w:right w:w="100" w:type="dxa"/>
-            </w:tcMar>
-          </w:tcPr>
-          <w:p>
-            <w:pPr>
-              <w:spacing w:after="40"/>
-              <w:jc w:val="left"/>
-            </w:pPr>
-            <w:r>
-              <w:rPr>
-                <w:rFonts w:ascii="Arial" w:hAnsi="Arial"/>
-                <w:sz w:val="18"/>
-              </w:rPr>
-              <w:t>Lavadora y Secadora de Ropa (Azotea / Lavandería)</w:t>
-            </w:r>
-          </w:p>
-        </w:tc>
-        <w:tc>
-          <w:tcPr>
-            <w:tcW w:type="dxa" w:w="1884"/>
-            <w:shd w:fill="F0F4F8"/>
-            <w:tcMar>
-              <w:top w:w="60" w:type="dxa"/>
-              <w:bottom w:w="60" w:type="dxa"/>
-              <w:left w:w="100" w:type="dxa"/>
-              <w:right w:w="100" w:type="dxa"/>
-            </w:tcMar>
-          </w:tcPr>
-          <w:p>
-            <w:pPr>
-              <w:spacing w:after="40"/>
-              <w:jc w:val="center"/>
-            </w:pPr>
-            <w:r>
-              <w:rPr>
-                <w:rFonts w:ascii="Arial" w:hAnsi="Arial"/>
-                <w:sz w:val="18"/>
-              </w:rPr>
-              <w:t>2,500</w:t>
-            </w:r>
-          </w:p>
-        </w:tc>
-        <w:tc>
-          <w:tcPr>
-            <w:tcW w:type="dxa" w:w="1884"/>
-            <w:shd w:fill="F0F4F8"/>
-            <w:tcMar>
-              <w:top w:w="60" w:type="dxa"/>
-              <w:bottom w:w="60" w:type="dxa"/>
-              <w:left w:w="100" w:type="dxa"/>
-              <w:right w:w="100" w:type="dxa"/>
-            </w:tcMar>
-          </w:tcPr>
-          <w:p>
-            <w:pPr>
-              <w:spacing w:after="40"/>
-              <w:jc w:val="center"/>
-            </w:pPr>
-            <w:r>
-              <w:rPr>
-                <w:rFonts w:ascii="Arial" w:hAnsi="Arial"/>
-                <w:sz w:val="18"/>
-              </w:rPr>
-              <w:t>0.70</w:t>
-            </w:r>
-          </w:p>
-        </w:tc>
-        <w:tc>
-          <w:tcPr>
-            <w:tcW w:type="dxa" w:w="1884"/>
-            <w:shd w:fill="F0F4F8"/>
-            <w:tcMar>
-              <w:top w:w="60" w:type="dxa"/>
-              <w:bottom w:w="60" w:type="dxa"/>
-              <w:left w:w="100" w:type="dxa"/>
-              <w:right w:w="100" w:type="dxa"/>
-            </w:tcMar>
-          </w:tcPr>
-          <w:p>
-            <w:pPr>
-              <w:spacing w:after="40"/>
-              <w:jc w:val="center"/>
-            </w:pPr>
-            <w:r>
-              <w:rPr>
-                <w:rFonts w:ascii="Arial" w:hAnsi="Arial"/>
-                <w:b/>
-                <w:sz w:val="18"/>
-              </w:rPr>
-              <w:t>1,750</w:t>
-            </w:r>
-          </w:p>
-        </w:tc>
-      </w:tr>
-      <w:tr>
-        <w:tc>
-          <w:tcPr>
-            <w:tcW w:type="dxa" w:w="1884"/>
-            <w:shd w:fill="FFFFFF"/>
-            <w:tcMar>
-              <w:top w:w="60" w:type="dxa"/>
-              <w:bottom w:w="60" w:type="dxa"/>
-              <w:left w:w="100" w:type="dxa"/>
-              <w:right w:w="100" w:type="dxa"/>
-            </w:tcMar>
-          </w:tcPr>
-          <w:p>
-            <w:pPr>
-              <w:spacing w:after="40"/>
-              <w:jc w:val="center"/>
-            </w:pPr>
-            <w:r>
-              <w:rPr>
-                <w:rFonts w:ascii="Arial" w:hAnsi="Arial"/>
-                <w:b/>
-                <w:sz w:val="18"/>
-              </w:rPr>
-              <w:t>C-8</w:t>
-            </w:r>
-          </w:p>
-        </w:tc>
-        <w:tc>
-          <w:tcPr>
-            <w:tcW w:type="dxa" w:w="1884"/>
-            <w:shd w:fill="FFFFFF"/>
-            <w:tcMar>
-              <w:top w:w="60" w:type="dxa"/>
-              <w:bottom w:w="60" w:type="dxa"/>
-              <w:left w:w="100" w:type="dxa"/>
-              <w:right w:w="100" w:type="dxa"/>
-            </w:tcMar>
-          </w:tcPr>
-          <w:p>
-            <w:pPr>
-              <w:spacing w:after="40"/>
-              <w:jc w:val="left"/>
-            </w:pPr>
-            <w:r>
-              <w:rPr>
-                <w:rFonts w:ascii="Arial" w:hAnsi="Arial"/>
-                <w:sz w:val="18"/>
-              </w:rPr>
-              <w:t>Cargas Especiales de Reserva / Ampliaciones</w:t>
-            </w:r>
-          </w:p>
-        </w:tc>
-        <w:tc>
-          <w:tcPr>
-            <w:tcW w:type="dxa" w:w="1884"/>
-            <w:shd w:fill="FFFFFF"/>
-            <w:tcMar>
-              <w:top w:w="60" w:type="dxa"/>
-              <w:bottom w:w="60" w:type="dxa"/>
-              <w:left w:w="100" w:type="dxa"/>
-              <w:right w:w="100" w:type="dxa"/>
-            </w:tcMar>
-          </w:tcPr>
-          <w:p>
-            <w:pPr>
-              <w:spacing w:after="40"/>
-              <w:jc w:val="center"/>
-            </w:pPr>
-            <w:r>
-              <w:rPr>
-                <w:rFonts w:ascii="Arial" w:hAnsi="Arial"/>
-                <w:sz w:val="18"/>
-              </w:rPr>
-              <w:t>1,500</w:t>
-            </w:r>
-          </w:p>
-        </w:tc>
-        <w:tc>
-          <w:tcPr>
-            <w:tcW w:type="dxa" w:w="1884"/>
-            <w:shd w:fill="FFFFFF"/>
-            <w:tcMar>
-              <w:top w:w="60" w:type="dxa"/>
-              <w:bottom w:w="60" w:type="dxa"/>
-              <w:left w:w="100" w:type="dxa"/>
-              <w:right w:w="100" w:type="dxa"/>
-            </w:tcMar>
-          </w:tcPr>
-          <w:p>
-            <w:pPr>
-              <w:spacing w:after="40"/>
-              <w:jc w:val="center"/>
-            </w:pPr>
-            <w:r>
-              <w:rPr>
-                <w:rFonts w:ascii="Arial" w:hAnsi="Arial"/>
-                <w:sz w:val="18"/>
-              </w:rPr>
-              <w:t>0.50</w:t>
-            </w:r>
-          </w:p>
-        </w:tc>
-        <w:tc>
-          <w:tcPr>
-            <w:tcW w:type="dxa" w:w="1884"/>
-            <w:shd w:fill="FFFFFF"/>
-            <w:tcMar>
-              <w:top w:w="60" w:type="dxa"/>
-              <w:bottom w:w="60" w:type="dxa"/>
-              <w:left w:w="100" w:type="dxa"/>
-              <w:right w:w="100" w:type="dxa"/>
-            </w:tcMar>
-          </w:tcPr>
-          <w:p>
-            <w:pPr>
-              <w:spacing w:after="40"/>
-              <w:jc w:val="center"/>
-            </w:pPr>
-            <w:r>
-              <w:rPr>
-                <w:rFonts w:ascii="Arial" w:hAnsi="Arial"/>
-                <w:b/>
-                <w:sz w:val="18"/>
-              </w:rPr>
-              <w:t>750</w:t>
-            </w:r>
-          </w:p>
-        </w:tc>
-      </w:tr>
-      <w:tr>
-        <w:tc>
-          <w:tcPr>
-            <w:tcW w:type="dxa" w:w="1884"/>
-            <w:shd w:fill="D9E2EC"/>
-            <w:tcMar>
-              <w:top w:w="60" w:type="dxa"/>
-              <w:bottom w:w="60" w:type="dxa"/>
-              <w:left w:w="100" w:type="dxa"/>
-              <w:right w:w="100" w:type="dxa"/>
-            </w:tcMar>
-          </w:tcPr>
-          <w:p>
-            <w:pPr>
-              <w:spacing w:after="40"/>
-              <w:jc w:val="center"/>
-            </w:pPr>
-            <w:r>
-              <w:rPr>
-                <w:rFonts w:ascii="Arial" w:hAnsi="Arial"/>
-                <w:b/>
-                <w:sz w:val="18"/>
-              </w:rPr>
-              <w:t>TOTALES</w:t>
-            </w:r>
-          </w:p>
-        </w:tc>
-        <w:tc>
-          <w:tcPr>
-            <w:tcW w:type="dxa" w:w="1884"/>
-            <w:shd w:fill="D9E2EC"/>
-            <w:tcMar>
-              <w:top w:w="60" w:type="dxa"/>
-              <w:bottom w:w="60" w:type="dxa"/>
-              <w:left w:w="100" w:type="dxa"/>
-              <w:right w:w="100" w:type="dxa"/>
-            </w:tcMar>
-          </w:tcPr>
-          <w:p>
-            <w:pPr>
-              <w:spacing w:after="40"/>
-              <w:jc w:val="left"/>
-            </w:pPr>
-            <w:r>
-              <w:rPr>
-                <w:rFonts w:ascii="Arial" w:hAnsi="Arial"/>
-                <w:b/>
-                <w:sz w:val="18"/>
-              </w:rPr>
-              <w:t>POTENCIA INSTALADA TOTAL Y MÁXIMA DEMANDA</w:t>
-            </w:r>
-          </w:p>
-        </w:tc>
-        <w:tc>
-          <w:tcPr>
-            <w:tcW w:type="dxa" w:w="1884"/>
-            <w:shd w:fill="D9E2EC"/>
-            <w:tcMar>
-              <w:top w:w="60" w:type="dxa"/>
-              <w:bottom w:w="60" w:type="dxa"/>
-              <w:left w:w="100" w:type="dxa"/>
-              <w:right w:w="100" w:type="dxa"/>
-            </w:tcMar>
-          </w:tcPr>
-          <w:p>
-            <w:pPr>
-              <w:spacing w:after="40"/>
-              <w:jc w:val="center"/>
-            </w:pPr>
-            <w:r>
-              <w:rPr>
-                <w:rFonts w:ascii="Arial" w:hAnsi="Arial"/>
-                <w:b/>
-                <w:sz w:val="18"/>
-              </w:rPr>
-              <w:t>18,250</w:t>
-            </w:r>
-          </w:p>
-        </w:tc>
-        <w:tc>
-          <w:tcPr>
-            <w:tcW w:type="dxa" w:w="1884"/>
-            <w:shd w:fill="D9E2EC"/>
-            <w:tcMar>
-              <w:top w:w="60" w:type="dxa"/>
-              <w:bottom w:w="60" w:type="dxa"/>
-              <w:left w:w="100" w:type="dxa"/>
-              <w:right w:w="100" w:type="dxa"/>
-            </w:tcMar>
-          </w:tcPr>
-          <w:p>
-            <w:pPr>
-              <w:spacing w:after="40"/>
-              <w:jc w:val="center"/>
-            </w:pPr>
-            <w:r>
-              <w:rPr>
-                <w:rFonts w:ascii="Arial" w:hAnsi="Arial"/>
-                <w:b/>
-                <w:sz w:val="18"/>
-              </w:rPr>
-              <w:t>-</w:t>
-            </w:r>
-          </w:p>
-        </w:tc>
-        <w:tc>
-          <w:tcPr>
-            <w:tcW w:type="dxa" w:w="1884"/>
-            <w:shd w:fill="D9E2EC"/>
-            <w:tcMar>
-              <w:top w:w="60" w:type="dxa"/>
-              <w:bottom w:w="60" w:type="dxa"/>
-              <w:left w:w="100" w:type="dxa"/>
-              <w:right w:w="100" w:type="dxa"/>
-            </w:tcMar>
-          </w:tcPr>
-          <w:p>
-            <w:pPr>
-              <w:spacing w:after="40"/>
-              <w:jc w:val="center"/>
-            </w:pPr>
-            <w:r>
-              <w:rPr>
-                <w:rFonts w:ascii="Arial" w:hAnsi="Arial"/>
-                <w:b/>
-                <w:sz w:val="18"/>
-              </w:rPr>
-              <w:t>13,500</w:t>
-            </w:r>
-          </w:p>
-        </w:tc>
-      </w:tr>
-    </w:tbl>
-    <w:p>
-      <w:pPr>
-        <w:spacing w:before="0" w:after="120" w:line="276" w:lineRule="auto"/>
-        <w:ind w:firstLine="720"/>
-        <w:jc w:val="both"/>
-      </w:pPr>
-    </w:p>
-    <w:p>
-      <w:pPr>
-        <w:keepNext/>
-        <w:spacing w:before="280" w:after="80"/>
-        <w:jc w:val="left"/>
-      </w:pPr>
-      <w:r>
-        <w:rPr>
-          <w:rFonts w:ascii="Arial" w:hAnsi="Arial"/>
-          <w:b/>
-          <w:color w:val="184C78"/>
-          <w:sz w:val="24"/>
-        </w:rPr>
-        <w:t>11.0 REPRODUCCIÓN Y ESQUEMA DEL PLANO DE INSTALACIONES ELÉCTRICAS (LÁMINA IE-01)</w:t>
-      </w:r>
-    </w:p>
-    <w:p>
-      <w:pPr>
-        <w:spacing w:before="0" w:after="120" w:line="276" w:lineRule="auto"/>
-        <w:ind w:firstLine="720"/>
-        <w:jc w:val="both"/>
-      </w:pPr>
-      <w:r>
-        <w:rPr>
-          <w:rFonts w:ascii="Arial" w:hAnsi="Arial"/>
-          <w:b w:val="0"/>
-          <w:i w:val="0"/>
-          <w:color w:val="000000"/>
-          <w:sz w:val="22"/>
-        </w:rPr>
-        <w:t>A continuación se integra la representación gráfica oficial del plano de instalaciones eléctricas proyectado por Diego Jefferson Charaja Mamani (Lámina IE-01, Escala 1:50), especificando la arquitectura de los tres niveles, los centros de luz, tomacorrientes y tableros:</w:t>
+        <w:t>11.0 ESQUEMA Y PLANO DE INSTALACIONES ELÉCTRICAS (LÁMINA IE-01)</w:t>
       </w:r>
     </w:p>
     <w:p>
@@ -3899,16 +1182,14 @@
     </w:p>
     <w:p>
       <w:pPr>
-        <w:spacing w:before="80" w:after="240"/>
-        <w:jc w:val="center"/>
+        <w:spacing w:line="276" w:lineRule="auto" w:after="160"/>
       </w:pPr>
       <w:r>
         <w:rPr>
           <w:rFonts w:ascii="Arial" w:hAnsi="Arial"/>
-          <w:b/>
-          <w:i/>
-          <w:color w:val="3C3C3C"/>
-          <w:sz w:val="19"/>
+          <w:b w:val="0"/>
+          <w:color w:val="1A202C"/>
+          <w:sz w:val="20"/>
         </w:rPr>
         <w:t>Figura 3: Reproducción y Esquema del Plano de Instalaciones Eléctricas por Niveles de Diego Charaja (Lámina IE-01, Escala 1:50)</w:t>
       </w:r>
@@ -3920,137 +1201,171 @@
     </w:p>
     <w:p>
       <w:pPr>
-        <w:spacing w:before="0" w:after="240" w:line="276" w:lineRule="auto"/>
-        <w:jc w:val="center"/>
-      </w:pPr>
-      <w:r>
-        <w:rPr>
-          <w:rFonts w:ascii="Arial" w:hAnsi="Arial"/>
-          <w:b/>
-          <w:i w:val="0"/>
-          <w:color w:val="0F2043"/>
-          <w:sz w:val="28"/>
-        </w:rPr>
-        <w:t>INSTALACIONES ELÉCTRICAS INTERIORES</w:t>
-      </w:r>
-    </w:p>
-    <w:p>
-      <w:pPr>
-        <w:keepNext/>
-        <w:spacing w:before="440" w:after="200"/>
-        <w:jc w:val="center"/>
+        <w:spacing w:after="240"/>
       </w:pPr>
       <w:r>
         <w:rPr>
           <w:rFonts w:ascii="Arial" w:hAnsi="Arial"/>
           <w:b/>
           <w:color w:val="0F2043"/>
-          <w:sz w:val="28"/>
+          <w:sz w:val="26"/>
         </w:rPr>
-        <w:t>II. CÁLCULOS JUSTIFICATORIOS Y DIAGRAMA UNIFILAR ESTÁNDAR PERÚ</w:t>
+        <w:t>II. CÁLCULOS JUSTIFICATORIOS - 2.1 CRITERIOS DE DISEÑO</w:t>
       </w:r>
     </w:p>
     <w:p>
       <w:pPr>
-        <w:keepNext/>
-        <w:spacing w:before="280" w:after="80"/>
-        <w:jc w:val="left"/>
+        <w:spacing w:line="276" w:lineRule="auto" w:after="160"/>
+      </w:pPr>
+      <w:r>
+        <w:rPr>
+          <w:rFonts w:ascii="Arial" w:hAnsi="Arial"/>
+          <w:b w:val="0"/>
+          <w:color w:val="1A202C"/>
+          <w:sz w:val="20"/>
+        </w:rPr>
+        <w:t>2.1 INTRODUCCIÓN Y CRITERIOS DE DISEÑO ELÉCTRICO:</w:t>
+        <w:br/>
+        <w:t>El dimensionamiento de los conductores, tuberías y dispositivos de protección de la Vivienda Unifamiliar se sustenta en el cálculo analítico bajo tres criterios fundamentales de ingeniería eléctrica:</w:t>
+      </w:r>
+    </w:p>
+    <w:p>
+      <w:pPr>
+        <w:spacing w:line="276" w:lineRule="auto" w:after="160"/>
+      </w:pPr>
+      <w:r>
+        <w:rPr>
+          <w:rFonts w:ascii="Arial" w:hAnsi="Arial"/>
+          <w:b w:val="0"/>
+          <w:color w:val="1A202C"/>
+          <w:sz w:val="20"/>
+        </w:rPr>
+        <w:t>2.1.1 Criterio de Capacidad de Corriente (Ampacidad):</w:t>
+        <w:br/>
+        <w:t>In = MD / (√3 x V x cos φ) = 13500 / (1.73205 x 220 x 0.90) = 39.36 A</w:t>
+        <w:br/>
+        <w:t>Id = 1.25 x In = 1.25 x 39.36 A = 49.20 A (Regla CNE-U 050-102)</w:t>
+      </w:r>
+    </w:p>
+    <w:p>
+      <w:r>
+        <w:br w:type="page"/>
+      </w:r>
+    </w:p>
+    <w:p>
+      <w:pPr>
+        <w:spacing w:after="240"/>
       </w:pPr>
       <w:r>
         <w:rPr>
           <w:rFonts w:ascii="Arial" w:hAnsi="Arial"/>
           <w:b/>
-          <w:color w:val="184C78"/>
-          <w:sz w:val="24"/>
+          <w:color w:val="0F2043"/>
+          <w:sz w:val="26"/>
         </w:rPr>
-        <w:t>2.1 INTRODUCCIÓN Y CRITERIOS DE DISEÑO ELÉCTRICO</w:t>
+        <w:t>2.1.2 CAÍDA DE TENSIÓN Y 2.1.3 PROTECCIONES ID 30 mA</w:t>
       </w:r>
     </w:p>
     <w:p>
       <w:pPr>
-        <w:spacing w:before="0" w:after="120" w:line="276" w:lineRule="auto"/>
-        <w:ind w:firstLine="720"/>
-        <w:jc w:val="both"/>
+        <w:spacing w:line="276" w:lineRule="auto" w:after="160"/>
       </w:pPr>
       <w:r>
         <w:rPr>
           <w:rFonts w:ascii="Arial" w:hAnsi="Arial"/>
           <w:b w:val="0"/>
-          <w:i w:val="0"/>
-          <w:color w:val="000000"/>
-          <w:sz w:val="22"/>
+          <w:color w:val="1A202C"/>
+          <w:sz w:val="20"/>
         </w:rPr>
-        <w:t>El dimensionamiento de los conductores, tuberías y dispositivos de protección de la Vivienda Unifamiliar se sustenta en el cálculo analítico bajo tres criterios fundamentales de ingeniería eléctrica: Ampacidad, Caída de Tensión (ΔV ≤ 2.5% Alimentador / ≤ 4.0% Total) y Protecciones Térmicas e Interruptores Diferenciales de 30 mA.</w:t>
+        <w:t>2.1.2 Criterio de Caída de Tensión (ΔV):</w:t>
+        <w:br/>
+        <w:t>ΔV(3Ø) = (√3 x I x L x ρ) / S     |     ΔV(1Ø) = (2 x I x L x ρ) / S</w:t>
+        <w:br/>
+        <w:t>Donde ρ = 0.0175 Ω·mm²/m es la resistividad del cobre recocido a 20 °C, L es la longitud del tramo en metros, I es la corriente en amperios y S es la sección del conductor en mm². El CNE-U exige que la caída de tensión acumulada no supere el 4.0% total (máximo 2.5% en el alimentador general y 1.5% en los derivados).</w:t>
       </w:r>
     </w:p>
     <w:p>
       <w:pPr>
-        <w:keepNext/>
-        <w:spacing w:before="280" w:after="80"/>
-        <w:jc w:val="left"/>
+        <w:spacing w:line="276" w:lineRule="auto" w:after="160"/>
+      </w:pPr>
+      <w:r>
+        <w:rPr>
+          <w:rFonts w:ascii="Arial" w:hAnsi="Arial"/>
+          <w:b w:val="0"/>
+          <w:color w:val="1A202C"/>
+          <w:sz w:val="20"/>
+        </w:rPr>
+        <w:t>2.1.3 Criterio de Protección Térmica y Diferencial (30 mA):</w:t>
+        <w:br/>
+        <w:t>Cada conductor se protege contra sobrecargas y cortocircuitos mediante interruptores termomagnéticos (ITM) seleccionados de forma que In_itm ≤ I_adm del cable. Además, la Regla 020-204 del CNE-U impone la instalación de Interruptores Diferenciales (ID) con sensibilidad IΔn = 30 mA en todos los circuitos de tomacorrientes y áreas húmedas para la protección de la vida humana.</w:t>
+      </w:r>
+    </w:p>
+    <w:p>
+      <w:r>
+        <w:br w:type="page"/>
+      </w:r>
+    </w:p>
+    <w:p>
+      <w:pPr>
+        <w:spacing w:after="240"/>
       </w:pPr>
       <w:r>
         <w:rPr>
           <w:rFonts w:ascii="Arial" w:hAnsi="Arial"/>
           <w:b/>
-          <w:color w:val="184C78"/>
-          <w:sz w:val="24"/>
+          <w:color w:val="0F2043"/>
+          <w:sz w:val="26"/>
         </w:rPr>
-        <w:t>2.2 FÓRMULAS EMPLEADAS Y DESARROLLO MATEMÁTICO PASO A PASO</w:t>
+        <w:t>2.2 SUSTENTO DETALLADO DEL ALIMENTADOR GENERAL</w:t>
       </w:r>
     </w:p>
     <w:p>
       <w:pPr>
-        <w:spacing w:before="0" w:after="120" w:line="276" w:lineRule="auto"/>
-        <w:ind w:firstLine="720"/>
-        <w:jc w:val="both"/>
+        <w:spacing w:line="276" w:lineRule="auto" w:after="160"/>
       </w:pPr>
       <w:r>
         <w:rPr>
           <w:rFonts w:ascii="Arial" w:hAnsi="Arial"/>
           <w:b w:val="0"/>
-          <w:i w:val="0"/>
-          <w:color w:val="000000"/>
-          <w:sz w:val="22"/>
+          <w:color w:val="1A202C"/>
+          <w:sz w:val="20"/>
         </w:rPr>
-        <w:t>a) Corriente Nominal Trifásica: In = MD / (√3 x V x cos φ) = 13500 / (1.73205 x 220 x 0.90) = 39.36 A.</w:t>
-        <w:br/>
-        <w:t>b) Corriente de Diseño: Id = 1.25 x 39.36 A = 49.20 A.</w:t>
-        <w:br/>
-        <w:t>c) Caída de Tensión Alimentador (L = 15 m): ΔV = (1.73205 x 39.36 x 15 x 0.0175) / 10 = 1.79 V (%ΔV = 0.81% ≤ 2.5%).</w:t>
+        <w:t>• Máxima Demanda Total (MD) : 13,500.00 W (13.50 kW)</w:t>
+        <w:br/>
+        <w:t>• Tensión de Servicio : 220 V (Trifásico 3Ø, 60 Hz)</w:t>
+        <w:br/>
+        <w:t>• Corriente Nominal (In) : In = 13500 / (1.73205 x 220 x 0.90) = 39.36 A</w:t>
+        <w:br/>
+        <w:t>• Corriente de Diseño (Id) : Id = 1.25 x 39.36 A = 49.20 A</w:t>
+        <w:br/>
+        <w:t>• Selección de Conductor : Cable Cero Halógenos 3-1x10 mm² NH-80.</w:t>
+        <w:br/>
+        <w:t xml:space="preserve">  - Ampacidad nominal del conductor 10 mm² NH-80 empotrado en tubo PVC: 57 A.</w:t>
+        <w:br/>
+        <w:t xml:space="preserve">  - Verificación por ampacidad: 57 A &gt; 49.20 A (Cumple holgadamente por capacidad térmica).</w:t>
+        <w:br/>
+        <w:t>• Cálculo de Caída de Tensión (L = 15 m desde Medidor a TD):</w:t>
+        <w:br/>
+        <w:t xml:space="preserve">  ΔV = (1.73205 x 39.36 x 15 x 0.0175) / 10 = 1.79 V  --&gt;  %ΔV = (1.79 / 220) x 100% = 0.81% (≤ 2.5% CNE-U)</w:t>
+      </w:r>
+    </w:p>
+    <w:p>
+      <w:r>
+        <w:br w:type="page"/>
       </w:r>
     </w:p>
     <w:p>
       <w:pPr>
-        <w:keepNext/>
-        <w:spacing w:before="280" w:after="80"/>
-        <w:jc w:val="left"/>
+        <w:spacing w:after="240"/>
       </w:pPr>
       <w:r>
         <w:rPr>
           <w:rFonts w:ascii="Arial" w:hAnsi="Arial"/>
           <w:b/>
-          <w:color w:val="184C78"/>
-          <w:sz w:val="24"/>
+          <w:color w:val="0F2043"/>
+          <w:sz w:val="26"/>
         </w:rPr>
-        <w:t>2.5 ESQUEMA Y ESPECIFICACIÓN DETALLADA DEL DIAGRAMA UNIFILAR (NORMA PERÚ)</w:t>
-      </w:r>
-    </w:p>
-    <w:p>
-      <w:pPr>
-        <w:spacing w:before="0" w:after="120" w:line="276" w:lineRule="auto"/>
-        <w:ind w:firstLine="720"/>
-        <w:jc w:val="both"/>
-      </w:pPr>
-      <w:r>
-        <w:rPr>
-          <w:rFonts w:ascii="Arial" w:hAnsi="Arial"/>
-          <w:b w:val="0"/>
-          <w:i w:val="0"/>
-          <w:color w:val="000000"/>
-          <w:sz w:val="22"/>
-        </w:rPr>
-        <w:t>El Diagrama Unifilar del Tablero General (TD) ha sido dibujado siguiendo rigurosamente las normas del Código Nacional de Electricidad (CNE-U), el Reglamento Nacional de Edificaciones (RNE EM.010) y la simbología DGE del Ministerio de Energía y Minas (MEM) de Perú:</w:t>
+        <w:t>2.5 DIAGRAMA UNIFILAR DETALLADO DEL TABLERO GENERAL (NORMA PERÚ)</w:t>
       </w:r>
     </w:p>
     <w:p>
@@ -4094,91 +1409,138 @@
     </w:p>
     <w:p>
       <w:pPr>
-        <w:spacing w:before="80" w:after="240"/>
-        <w:jc w:val="center"/>
+        <w:spacing w:line="276" w:lineRule="auto" w:after="160"/>
+      </w:pPr>
+      <w:r>
+        <w:rPr>
+          <w:rFonts w:ascii="Arial" w:hAnsi="Arial"/>
+          <w:b w:val="0"/>
+          <w:color w:val="1A202C"/>
+          <w:sz w:val="20"/>
+        </w:rPr>
+        <w:t>Figura 1: Diagrama Unifilar Detallado del Tablero General TD (Conforme a Normas de Planos en Perú - DGE / MEM / CNE-U)</w:t>
+      </w:r>
+    </w:p>
+    <w:p>
+      <w:r>
+        <w:br w:type="page"/>
+      </w:r>
+    </w:p>
+    <w:p>
+      <w:pPr>
+        <w:spacing w:after="240"/>
       </w:pPr>
       <w:r>
         <w:rPr>
           <w:rFonts w:ascii="Arial" w:hAnsi="Arial"/>
           <w:b/>
-          <w:i/>
-          <w:color w:val="3C3C3C"/>
-          <w:sz w:val="19"/>
+          <w:color w:val="0F2043"/>
+          <w:sz w:val="26"/>
         </w:rPr>
-        <w:t>Figura 1: Diagrama Unifilar Detallado del Tablero General TD (Conforme a Normas de Planos en Perú - DGE / MEM / CNE-U)</w:t>
+        <w:t>2.6 DIMENSIONAMIENTO DE CIRCUITOS DERIVADOS C-1 A C-8</w:t>
       </w:r>
     </w:p>
     <w:p>
       <w:pPr>
-        <w:keepNext/>
-        <w:spacing w:before="280" w:after="80"/>
-        <w:jc w:val="left"/>
+        <w:spacing w:line="276" w:lineRule="auto" w:after="160"/>
+      </w:pPr>
+      <w:r>
+        <w:rPr>
+          <w:rFonts w:ascii="Arial" w:hAnsi="Arial"/>
+          <w:b w:val="0"/>
+          <w:color w:val="1A202C"/>
+          <w:sz w:val="20"/>
+        </w:rPr>
+        <w:t>CUADRO DE CIRCUITOS DERIVADOS:</w:t>
+        <w:br/>
+        <w:t>• C-1: Alum. y Tomac. 1er Piso | MD = 2,500W | In = 12.63A | 2x2.5 mm² NH-80 | Tubo 20mm (3/4" SEL) | ITM 2x16A + ID 2x25A 30mA</w:t>
+        <w:br/>
+        <w:t>• C-2: Alum. y Tomac. 2do/Azotea | MD = 700W | In = 3.54A | 2x2.5 mm² NH-80 | Tubo 20mm (3/4" SEL) | ITM 2x16A + ID 2x25A 30mA</w:t>
+        <w:br/>
+        <w:t>• C-3: Cocina Eléctrica 3Ø 1er Piso | MD = 4,800W | In = 13.99A | 3x6.0 mm² NH-80 | Tubo 25mm (1" SAP) | ITM 3x25A + ID 3x32A 30mA</w:t>
+        <w:br/>
+        <w:t>• C-4: Terma Eléctrica 2do Piso | MD = 1,500W | In = 7.58A | 2x4.0 mm² NH-80 | Tubo 20mm (3/4" SAP) | ITM 2x16A + ID 2x25A 30mA</w:t>
+        <w:br/>
+        <w:t>• C-5: Electrobomba Agua 0.75 HP | MD = 750W | In = 3.79A | 2x2.5 mm² NH-80 | Tubo 20mm (3/4" SAP) | ITM 2x16A + ID 2x25A 30mA</w:t>
+        <w:br/>
+        <w:t>• C-6: Tomac. Cocina Artefactos | MD = 750W | In = 3.79A | 2x4.0 mm² NH-80 | Tubo 20mm (3/4" SAP) | ITM 2x20A + ID 2x25A 30mA</w:t>
+        <w:br/>
+        <w:t>• C-7: Lavadora/Secadora Azotea | MD = 1,750W | In = 8.84A | 2x4.0 mm² NH-80 | Tubo 20mm (3/4" SAP) | ITM 2x20A + ID 2x25A 30mA</w:t>
+        <w:br/>
+        <w:t>• C-8: Reserva Especial Proyectada | MD = 750W | In = 3.79A | 2x4.0 mm² NH-80 | Tubo 20mm (3/4" SAP) | ITM 2x20A (Reserva equipada)</w:t>
+      </w:r>
+    </w:p>
+    <w:p>
+      <w:r>
+        <w:br w:type="page"/>
+      </w:r>
+    </w:p>
+    <w:p>
+      <w:pPr>
+        <w:spacing w:after="240"/>
       </w:pPr>
       <w:r>
         <w:rPr>
           <w:rFonts w:ascii="Arial" w:hAnsi="Arial"/>
           <w:b/>
-          <w:color w:val="184C78"/>
-          <w:sz w:val="24"/>
+          <w:color w:val="0F2043"/>
+          <w:sz w:val="26"/>
         </w:rPr>
-        <w:t>2.8 CÁLCULO DE OCUPACIÓN DE CONDUCCIONES Y TUBOS PVC (PORCENTAJE ≤ 40%)</w:t>
+        <w:t>2.8 OCUPACIÓN DE CONDUCCIONES PVC (≤ 40% CNE-U)</w:t>
       </w:r>
     </w:p>
     <w:p>
       <w:pPr>
-        <w:spacing w:before="0" w:after="120" w:line="276" w:lineRule="auto"/>
-        <w:ind w:firstLine="720"/>
-        <w:jc w:val="both"/>
+        <w:spacing w:line="276" w:lineRule="auto" w:after="160"/>
       </w:pPr>
       <w:r>
         <w:rPr>
           <w:rFonts w:ascii="Arial" w:hAnsi="Arial"/>
           <w:b w:val="0"/>
-          <w:i w:val="0"/>
-          <w:color w:val="000000"/>
-          <w:sz w:val="22"/>
+          <w:color w:val="1A202C"/>
+          <w:sz w:val="20"/>
         </w:rPr>
+        <w:t>2.8 CÁLCULO DE OCUPACIÓN DE CONDUCCIONES Y TUBOS PVC (PORCENTAJE ≤ 40%):</w:t>
+        <w:br/>
         <w:t>Conforme a la Regla 070-300 del CNE-Utilización, el área total ocupada por los conductores eléctricos dentro de una tubería o canalización no debe exceder del 40% de la sección transversal interna del tubo para permitir la disipación térmica y evitar el estrangulamiento durante el cableado.</w:t>
         <w:br/>
-        <w:t>• Alimentador Principal (Tubo PVC-P 25 mmØ = 1"Ø, Área interna = 380 mm²):</w:t>
-        <w:br/>
-        <w:t xml:space="preserve">  - 3 conductores de 10 mm² NH-80 (Área total = 90.57 mm² -&gt; % Ocupación: 23.83% ≤ 40%, CUMPLE).</w:t>
-        <w:br/>
-        <w:t>• Circuitos Derivados (Tubo PVC 20 mmØ = 3/4"Ø, Área interna = 220 mm²):</w:t>
-        <w:br/>
-        <w:t xml:space="preserve">  - 2 conductores de 4.0 mm² NH-80 (Área total = 30.40 mm² -&gt; % Ocupación: 13.81% ≤ 40%, CUMPLE).</w:t>
+        <w:t>• Alimentador Principal (Tubo PVC-P 25 mmØ = 1"Ø, Área interna = 380 mm²): 3 conductores de 10 mm² NH-80 (Área total = 90.57 mm² -&gt; % Ocupación: 23.83% ≤ 40%, CUMPLE).</w:t>
+        <w:br/>
+        <w:t>• Circuitos Derivados (Tubo PVC 20 mmØ = 3/4"Ø, Área interna = 220 mm²): 2 conductores de 4.0 mm² NH-80 (Área total = 30.40 mm² -&gt; % Ocupación: 13.81% ≤ 40%, CUMPLE).</w:t>
+      </w:r>
+    </w:p>
+    <w:p>
+      <w:r>
+        <w:br w:type="page"/>
       </w:r>
     </w:p>
     <w:p>
       <w:pPr>
-        <w:keepNext/>
-        <w:spacing w:before="280" w:after="80"/>
-        <w:jc w:val="left"/>
+        <w:spacing w:after="240"/>
       </w:pPr>
       <w:r>
         <w:rPr>
           <w:rFonts w:ascii="Arial" w:hAnsi="Arial"/>
           <w:b/>
-          <w:color w:val="184C78"/>
-          <w:sz w:val="24"/>
+          <w:color w:val="0F2043"/>
+          <w:sz w:val="26"/>
         </w:rPr>
-        <w:t>2.9 CÁLCULOS DE ILUMINACIÓN Y NIVELES DE LUX POR AMBIENTE (RNE EM.010 / EM.020)</w:t>
+        <w:t>2.9 CÁLCULOS DE ILUMINACIÓN Y LUX POR AMBIENTE</w:t>
       </w:r>
     </w:p>
     <w:p>
       <w:pPr>
-        <w:spacing w:before="0" w:after="120" w:line="276" w:lineRule="auto"/>
-        <w:ind w:firstLine="720"/>
-        <w:jc w:val="both"/>
+        <w:spacing w:line="276" w:lineRule="auto" w:after="160"/>
       </w:pPr>
       <w:r>
         <w:rPr>
           <w:rFonts w:ascii="Arial" w:hAnsi="Arial"/>
           <w:b w:val="0"/>
-          <w:i w:val="0"/>
-          <w:color w:val="000000"/>
-          <w:sz w:val="22"/>
+          <w:color w:val="1A202C"/>
+          <w:sz w:val="20"/>
         </w:rPr>
+        <w:t>2.9 CÁLCULOS DE ILUMINACIÓN Y NIVELES DE LUX POR AMBIENTE (RNE EM.010 / EM.020):</w:t>
+        <w:br/>
         <w:t>Se determinan los niveles de iluminancia media exigidos por el RNE EM.010 y EM.020 para garantizar el confort visual y la eficiencia energética LED:</w:t>
         <w:br/>
         <w:t>• Sala-Comedor: Lux requerido = 150 Lux -&gt; Instalado: 8 dicroicos 7W + 2 paneles 24W (180 Lux, CUMPLE).</w:t>
@@ -4191,35 +1553,37 @@
       </w:r>
     </w:p>
     <w:p>
+      <w:r>
+        <w:br w:type="page"/>
+      </w:r>
+    </w:p>
+    <w:p>
       <w:pPr>
-        <w:keepNext/>
-        <w:spacing w:before="280" w:after="80"/>
-        <w:jc w:val="left"/>
+        <w:spacing w:after="240"/>
       </w:pPr>
       <w:r>
         <w:rPr>
           <w:rFonts w:ascii="Arial" w:hAnsi="Arial"/>
           <w:b/>
-          <w:color w:val="184C78"/>
-          <w:sz w:val="24"/>
+          <w:color w:val="0F2043"/>
+          <w:sz w:val="26"/>
         </w:rPr>
-        <w:t>2.10 CÁLCULO DE CORTOCIRCUITO ESTIMADO EN BARRAS DEL TABLERO GENERAL</w:t>
+        <w:t>2.10 CÁLCULO DE CORTOCIRCUITO ESTIMADO EN BARRAS TD</w:t>
       </w:r>
     </w:p>
     <w:p>
       <w:pPr>
-        <w:spacing w:before="0" w:after="120" w:line="276" w:lineRule="auto"/>
-        <w:ind w:firstLine="720"/>
-        <w:jc w:val="both"/>
+        <w:spacing w:line="276" w:lineRule="auto" w:after="160"/>
       </w:pPr>
       <w:r>
         <w:rPr>
           <w:rFonts w:ascii="Arial" w:hAnsi="Arial"/>
           <w:b w:val="0"/>
-          <w:i w:val="0"/>
-          <w:color w:val="000000"/>
-          <w:sz w:val="22"/>
+          <w:color w:val="1A202C"/>
+          <w:sz w:val="20"/>
         </w:rPr>
+        <w:t>2.10 CÁLCULO DE CORTOCIRCUITO ESTIMADO EN BARRAS DEL TABLERO GENERAL:</w:t>
+        <w:br/>
         <w:t>Para un transformador de distribución secundaria de 160 kVA (22.9/0.23 kV, Zcc = 4.5%), la corriente de cortocircuito simétrica estimada en barras del Tablero General TD a una distancia L = 15 m de acometida es Icc ≈ 2.85 kA. Por tanto, la capacidad de ruptura seleccionada Icu = 10 kA para el ITM General 3x40A y Icn = 6 kA para los ITM derivados garantizan un despeje seguro de fallas sin riesgo de explosión o soldadura de contactos.</w:t>
       </w:r>
     </w:p>
@@ -4230,175 +1594,84 @@
     </w:p>
     <w:p>
       <w:pPr>
-        <w:spacing w:before="0" w:after="240" w:line="276" w:lineRule="auto"/>
-        <w:jc w:val="center"/>
-      </w:pPr>
-      <w:r>
-        <w:rPr>
-          <w:rFonts w:ascii="Arial" w:hAnsi="Arial"/>
-          <w:b/>
-          <w:i w:val="0"/>
-          <w:color w:val="0F2043"/>
-          <w:sz w:val="28"/>
-        </w:rPr>
-        <w:t>INSTALACIONES ELÉCTRICAS INTERIORES</w:t>
-      </w:r>
-    </w:p>
-    <w:p>
-      <w:pPr>
-        <w:keepNext/>
-        <w:spacing w:before="440" w:after="200"/>
-        <w:jc w:val="center"/>
+        <w:spacing w:after="240"/>
       </w:pPr>
       <w:r>
         <w:rPr>
           <w:rFonts w:ascii="Arial" w:hAnsi="Arial"/>
           <w:b/>
           <w:color w:val="0F2043"/>
-          <w:sz w:val="28"/>
+          <w:sz w:val="26"/>
         </w:rPr>
-        <w:t>III. ESPECIFICACIONES TÉCNICAS DE MATERIALES Y MONTAJE</w:t>
+        <w:t>III. ESPECIFICACIONES TÉCNICAS DE MATERIALES</w:t>
       </w:r>
     </w:p>
     <w:p>
       <w:pPr>
-        <w:keepNext/>
-        <w:spacing w:before="280" w:after="80"/>
-        <w:jc w:val="left"/>
+        <w:spacing w:line="276" w:lineRule="auto" w:after="160"/>
+      </w:pPr>
+      <w:r>
+        <w:rPr>
+          <w:rFonts w:ascii="Arial" w:hAnsi="Arial"/>
+          <w:b w:val="0"/>
+          <w:color w:val="1A202C"/>
+          <w:sz w:val="20"/>
+        </w:rPr>
+        <w:t>1. GENERALIDADES Y MARCO NORMATIVO:</w:t>
+        <w:br/>
+        <w:t>Las presentes Especificaciones Técnicas establecen los requisitos mínimos obligatorios de fabricación, calidad, dimensiones, pruebas y métodos de instalación de todos los componentes de las instalaciones eléctricas de la Vivienda Unifamiliar.</w:t>
+        <w:br/>
+        <w:t>2. ESPECIFICACIONES TÉCNICAS DE MATERIALES:</w:t>
+        <w:br/>
+        <w:t>• Tuberías: PVC-P (SAP) Pesado para alimentadores y losas; PVC-L (SEL) Liviano para empotramientos en muro.</w:t>
+        <w:br/>
+        <w:t>• Conductores: Ecológicos Cero Halógenos LSZH tipo NH-80 y N2XH conforme a NTP 370.252 y CNE-U 020-028.</w:t>
+        <w:br/>
+        <w:t>• Protecciones: Interruptores Termomagnéticos (ITM 10 kA general / 6 kA derivados) e Interruptores Diferenciales ID de 30 mA para protección humana.</w:t>
+      </w:r>
+    </w:p>
+    <w:p>
+      <w:r>
+        <w:br w:type="page"/>
+      </w:r>
+    </w:p>
+    <w:p>
+      <w:pPr>
+        <w:spacing w:after="240"/>
       </w:pPr>
       <w:r>
         <w:rPr>
           <w:rFonts w:ascii="Arial" w:hAnsi="Arial"/>
           <w:b/>
-          <w:color w:val="184C78"/>
-          <w:sz w:val="24"/>
+          <w:color w:val="0F2043"/>
+          <w:sz w:val="26"/>
         </w:rPr>
-        <w:t>1. GENERALIDADES Y MARCO NORMATIVO</w:t>
+        <w:t>4. PRUEBAS ELECTROMECÁNICAS Y 5. PLAN DE MANTENIMIENTO</w:t>
       </w:r>
     </w:p>
     <w:p>
       <w:pPr>
-        <w:spacing w:before="0" w:after="120" w:line="276" w:lineRule="auto"/>
-        <w:ind w:firstLine="720"/>
-        <w:jc w:val="both"/>
+        <w:spacing w:line="276" w:lineRule="auto" w:after="160"/>
       </w:pPr>
       <w:r>
         <w:rPr>
           <w:rFonts w:ascii="Arial" w:hAnsi="Arial"/>
           <w:b w:val="0"/>
-          <w:i w:val="0"/>
-          <w:color w:val="000000"/>
-          <w:sz w:val="22"/>
+          <w:color w:val="1A202C"/>
+          <w:sz w:val="20"/>
         </w:rPr>
-        <w:t>Las presentes Especificaciones Técnicas establecen los requisitos mínimos obligatorios de fabricación, calidad, dimensiones, pruebas y métodos de instalación de todos los componentes de las instalaciones eléctricas de la Vivienda Unifamiliar.</w:t>
-      </w:r>
-    </w:p>
-    <w:p>
-      <w:pPr>
-        <w:keepNext/>
-        <w:spacing w:before="280" w:after="80"/>
-        <w:jc w:val="left"/>
-      </w:pPr>
-      <w:r>
-        <w:rPr>
-          <w:rFonts w:ascii="Arial" w:hAnsi="Arial"/>
-          <w:b/>
-          <w:color w:val="184C78"/>
-          <w:sz w:val="24"/>
-        </w:rPr>
-        <w:t>2. ESPECIFICACIONES TÉCNICAS DE MATERIALES</w:t>
-      </w:r>
-    </w:p>
-    <w:p>
-      <w:pPr>
-        <w:spacing w:before="0" w:after="120" w:line="276" w:lineRule="auto"/>
-        <w:ind w:firstLine="720"/>
-        <w:jc w:val="both"/>
-      </w:pPr>
-      <w:r>
-        <w:rPr>
-          <w:rFonts w:ascii="Arial" w:hAnsi="Arial"/>
-          <w:b w:val="0"/>
-          <w:i w:val="0"/>
-          <w:color w:val="000000"/>
-          <w:sz w:val="22"/>
-        </w:rPr>
-        <w:t>• Tuberías: PVC-P (SAP) Pesado para alimentadores y losas; PVC-L (SEL) Liviano para empotramientos en muro.</w:t>
-        <w:br/>
-        <w:t>• Conductores: Ecológicos Cero Halógenos LSZH tipo NH-80 y N2XH conforme a NTP 370.252 y CNE-U 020-028.</w:t>
-        <w:br/>
-        <w:t>• Protecciones: Interruptores Termomagnéticos (ITM 10 kA general / 6 kA derivados) e Interruptores Diferenciales ID de 30 mA para protección humana.</w:t>
-      </w:r>
-    </w:p>
-    <w:p>
-      <w:pPr>
-        <w:keepNext/>
-        <w:spacing w:before="280" w:after="80"/>
-        <w:jc w:val="left"/>
-      </w:pPr>
-      <w:r>
-        <w:rPr>
-          <w:rFonts w:ascii="Arial" w:hAnsi="Arial"/>
-          <w:b/>
-          <w:color w:val="184C78"/>
-          <w:sz w:val="24"/>
-        </w:rPr>
-        <w:t>4. PRUEBAS ELECTROMECÁNICAS Y PUESTA EN SERVICIO</w:t>
-      </w:r>
-    </w:p>
-    <w:p>
-      <w:pPr>
-        <w:spacing w:before="0" w:after="120" w:line="276" w:lineRule="auto"/>
-        <w:ind w:firstLine="720"/>
-        <w:jc w:val="both"/>
-      </w:pPr>
-      <w:r>
-        <w:rPr>
-          <w:rFonts w:ascii="Arial" w:hAnsi="Arial"/>
-          <w:b w:val="0"/>
-          <w:i w:val="0"/>
-          <w:color w:val="000000"/>
-          <w:sz w:val="22"/>
-        </w:rPr>
+        <w:t>4. PRUEBAS ELECTROMECÁNICAS Y PUESTA EN SERVICIO:</w:t>
+        <w:br/>
         <w:t>Pruebas obligatorias antes de la energización:</w:t>
         <w:br/>
         <w:t>1. Prueba de Resistencia de Aislamiento (Megado 500V DC ≥ 50 MΩ entre fases y masa).</w:t>
         <w:br/>
-        <w:t>2. Prueba de Continuidade Aislamiento de Conducciones.</w:t>
+        <w:t>2. Prueba de Continuidad de Aislamiento de Conducciones.</w:t>
         <w:br/>
         <w:t>3. Prueba de Disparo de Interruptores Diferenciales (30 mA, t ≤ 40 ms).</w:t>
-      </w:r>
-    </w:p>
-    <w:p>
-      <w:pPr>
-        <w:keepNext/>
-        <w:spacing w:before="280" w:after="80"/>
-        <w:jc w:val="left"/>
-      </w:pPr>
-      <w:r>
-        <w:rPr>
-          <w:rFonts w:ascii="Arial" w:hAnsi="Arial"/>
-          <w:b/>
-          <w:color w:val="184C78"/>
-          <w:sz w:val="24"/>
-        </w:rPr>
-        <w:t>5. ESPECIFICACIONES DE MONTAJE Y PLAN DE MANTENIMIENTO PREVENTIVO ANUAL</w:t>
-      </w:r>
-    </w:p>
-    <w:p>
-      <w:pPr>
-        <w:spacing w:before="0" w:after="120" w:line="276" w:lineRule="auto"/>
-        <w:ind w:firstLine="720"/>
-        <w:jc w:val="both"/>
-      </w:pPr>
-      <w:r>
-        <w:rPr>
-          <w:rFonts w:ascii="Arial" w:hAnsi="Arial"/>
-          <w:b w:val="0"/>
-          <w:i w:val="0"/>
-          <w:color w:val="000000"/>
-          <w:sz w:val="22"/>
-        </w:rPr>
+        <w:br/>
+        <w:t>5. ESPECIFICACIONES DE MONTAJE Y PLAN DE MANTENIMIENTO PREVENTIVO ANUAL:</w:t>
+        <w:br/>
         <w:t>Se establece el Plan de Mantenimiento Preventivo Anual para el Tablero General y redes de la edificación:</w:t>
         <w:br/>
         <w:t>• Inspección termográfica de bornes y reajuste de torque en tornillos del tablero cada 12 meses.</w:t>
@@ -4413,854 +1686,703 @@
     </w:p>
     <w:p>
       <w:pPr>
-        <w:spacing w:before="0" w:after="240" w:line="276" w:lineRule="auto"/>
-        <w:jc w:val="center"/>
-      </w:pPr>
-      <w:r>
-        <w:rPr>
-          <w:rFonts w:ascii="Arial" w:hAnsi="Arial"/>
-          <w:b/>
-          <w:i w:val="0"/>
-          <w:color w:val="0F2043"/>
-          <w:sz w:val="28"/>
-        </w:rPr>
-        <w:t>INSTALACIONES ELÉCTRICAS INTERIORES</w:t>
-      </w:r>
-    </w:p>
-    <w:p>
-      <w:pPr>
-        <w:keepNext/>
-        <w:spacing w:before="440" w:after="200"/>
-        <w:jc w:val="center"/>
+        <w:spacing w:after="240"/>
       </w:pPr>
       <w:r>
         <w:rPr>
           <w:rFonts w:ascii="Arial" w:hAnsi="Arial"/>
           <w:b/>
           <w:color w:val="0F2043"/>
-          <w:sz w:val="28"/>
+          <w:sz w:val="26"/>
         </w:rPr>
-        <w:t>IV. MATRIZ DE INCONSISTENCIAS Y PROPUESTAS TÉCNICAS DE MEJORA</w:t>
+        <w:t>IV. MATRIZ DE INCONSISTENCIAS Y PROPUESTAS TÉCNICAS</w:t>
       </w:r>
     </w:p>
     <w:p>
       <w:pPr>
-        <w:keepNext/>
-        <w:spacing w:before="280" w:after="80"/>
-        <w:jc w:val="left"/>
+        <w:spacing w:line="276" w:lineRule="auto" w:after="160"/>
+      </w:pPr>
+      <w:r>
+        <w:rPr>
+          <w:rFonts w:ascii="Arial" w:hAnsi="Arial"/>
+          <w:b w:val="0"/>
+          <w:color w:val="1A202C"/>
+          <w:sz w:val="20"/>
+        </w:rPr>
+        <w:t>1.0 PRESENTACIÓN E IMPORTANCIA DE LA AUDITORÍA TÉCNICA:</w:t>
+        <w:br/>
+        <w:t>Auditoría técnica cruzada entre los planos de Diego Charaja (Lámina IE-01), su cuadro de cargas en Excel y las exigencias del Código Nacional de Electricidad.</w:t>
+        <w:br/>
+        <w:t>2.0 MATRIZ CONSOLIDADA DE INCONSISTENCIAS Y SOLUCIONES TÉCNICAS:</w:t>
+        <w:br/>
+        <w:t>• Item 1: Concesionaria Eléctrica -&gt; Corregido de EDELNOR a ELECTRO PUNO S.A.A.</w:t>
+        <w:br/>
+        <w:t>• Item 2: Tipología de Edificación -&gt; Reestructurado para Vivienda Unifamiliar de 3 niveles.</w:t>
+        <w:br/>
+        <w:t>• Item 3: Protecciones Diferenciales -&gt; Incorporación obligatoria de ID 30 mA para C-1 a C-7.</w:t>
+        <w:br/>
+        <w:t>• Item 4: Conductores -&gt; Especificación de cables Cero Halógenos LSZH NH-80.</w:t>
+        <w:br/>
+        <w:t>• Item 5: Capacidad Tablero -&gt; Ampliado de 24 a 36 Polos trifásico (Reserva CNE-U 080-400).</w:t>
+        <w:br/>
+        <w:t>3.0 JUSTIFICACIÓN DETALLADA DE PROPUESTAS TÉCNICAS:</w:t>
+        <w:br/>
+        <w:t>a) Propuesta LSZH NH-80: Evita emisión de gases clorados tóxicos en incendios (CNE-U 020-028).</w:t>
+        <w:br/>
+        <w:t>b) Propuesta Tablero 36 Polos: Permite alojar protecciones diferenciales individuales dejando reserva &gt; 20%.</w:t>
+      </w:r>
+    </w:p>
+    <w:p>
+      <w:r>
+        <w:br w:type="page"/>
+      </w:r>
+    </w:p>
+    <w:p>
+      <w:pPr>
+        <w:spacing w:after="240"/>
       </w:pPr>
       <w:r>
         <w:rPr>
           <w:rFonts w:ascii="Arial" w:hAnsi="Arial"/>
           <w:b/>
-          <w:color w:val="184C78"/>
-          <w:sz w:val="24"/>
+          <w:color w:val="0F2043"/>
+          <w:sz w:val="26"/>
         </w:rPr>
-        <w:t>1.0 PRESENTACIÓN E IMPORTANCIA DE LA AUDITORÍA TÉCNICA</w:t>
+        <w:t>ANEXO TÉCNICO N° 1: MANUAL DE BUENAS PRÁCTICAS Y MONTAJE ELÉCTRICO (PÁGINA 24)</w:t>
       </w:r>
     </w:p>
     <w:p>
       <w:pPr>
-        <w:spacing w:before="0" w:after="120" w:line="276" w:lineRule="auto"/>
-        <w:ind w:firstLine="720"/>
-        <w:jc w:val="both"/>
+        <w:spacing w:line="276" w:lineRule="auto" w:after="160"/>
       </w:pPr>
       <w:r>
         <w:rPr>
           <w:rFonts w:ascii="Arial" w:hAnsi="Arial"/>
           <w:b w:val="0"/>
-          <w:i w:val="0"/>
-          <w:color w:val="000000"/>
-          <w:sz w:val="22"/>
+          <w:color w:val="1A202C"/>
+          <w:sz w:val="20"/>
         </w:rPr>
-        <w:t>Auditoría técnica cruzada entre los planos de Diego Charaja (Lámina IE-01), su cuadro de cargas en Excel y las exigencias del Código Nacional de Electricidad.</w:t>
+        <w:t>PROCEDIMIENTO CONSTRUCTIVO DETALLADO EN EDIFICACIONES RESIDENCIALES (SECCIÓN 24):</w:t>
+        <w:br/>
+        <w:t>El desarrollo de los trabajos de canalización, cableado y montaje electromecánico en la Vivienda Unifamiliar de Diego Jefferson Charaja Mamani deberá ceñirse strictly a las especificaciones técnicas contenidas en el Código Nacional de Electricidad (CNE-Utilización) y en la Norma EM.010 del RNE.</w:t>
+        <w:br/>
+        <w:br/>
+        <w:t>1. Control de Calidad de Materiales en Obra:</w:t>
+        <w:br/>
+        <w:t>Todos los materiales que ingresen a la obra (tuberías PVC-P, PVC-L, cajas metálicas galvanizadas, conductores Cero Halógenos NH-80 / N2XH, interruptores termomagnéticos e interruptores diferenciales) deberán contar con certificado de calidad y protocolo de pruebas de laboratorio otorgado por el fabricante, homologado por INACAL y la Dirección General de Electricidad (DGE).</w:t>
+        <w:br/>
+        <w:br/>
+        <w:t>2. Tolerancias y Criterios de Instalación de Conducciones:</w:t>
+        <w:br/>
+        <w:t>• Las curvas en tuberías empotradas se realizarán con curvas de fábrica o dobladas en frío/caliente manteniendo un radio mínimo de curvatura de 6 veces el diámetro nominal del tubo, evitando en todo momento el aplastamiento o estrangulamiento de la sección interna.</w:t>
+        <w:br/>
+        <w:t>• Entre dos cajas de salida o de pase no se permitirán más de tres curvas de 90° (equivalentes a 270° acumulados). De requerirse un mayor número de desvíos en el trazo, se instalará una caja de pase intermedia metálica de 4"x4"x2".</w:t>
+        <w:br/>
+        <w:t>• La distancia mínima de separación entre las tuberías de instalaciones eléctricas y las canalizaciones de agua potable, desagüe o gas será de 30 cm en trazado paralelo y de 10 cm en cruces puntuales.</w:t>
+        <w:br/>
+        <w:br/>
+        <w:t>3. Protocolo de Pruebas de Resistencia de Aislamiento y Megado:</w:t>
+        <w:br/>
+        <w:t>Antes de conectar los artefactos de alumbrado y la aparatería de tomacorrientes, se ejecutará la prueba de resistencia de aislamiento aplicando una tensión de 500 V DC durante 1 minuto mediante Megóhmetro calibrado entre todas las fases y el neutro. La resistencia medida deberá ser superior a 50 MΩ, garantizando un aislamiento dieléctrico perfecto en todo el cableado empotrado.</w:t>
+      </w:r>
+    </w:p>
+    <w:p>
+      <w:r>
+        <w:br w:type="page"/>
       </w:r>
     </w:p>
     <w:p>
       <w:pPr>
-        <w:keepNext/>
-        <w:spacing w:before="280" w:after="80"/>
-        <w:jc w:val="left"/>
+        <w:spacing w:after="240"/>
       </w:pPr>
       <w:r>
         <w:rPr>
           <w:rFonts w:ascii="Arial" w:hAnsi="Arial"/>
           <w:b/>
-          <w:color w:val="184C78"/>
-          <w:sz w:val="24"/>
+          <w:color w:val="0F2043"/>
+          <w:sz w:val="26"/>
         </w:rPr>
-        <w:t>2.0 MATRIZ CONSOLIDADA DE INCONSISTENCIAS Y SOLUCIONES TÉCNICAS</w:t>
+        <w:t>ANEXO TÉCNICO N° 2: MANUAL DE BUENAS PRÁCTICAS Y MONTAJE ELÉCTRICO (PÁGINA 25)</w:t>
       </w:r>
     </w:p>
-    <w:tbl>
-      <w:tblPr>
-        <w:tblW w:type="auto" w:w="0"/>
-        <w:jc w:val="center"/>
-        <w:tblLook w:firstColumn="1" w:firstRow="1" w:lastColumn="0" w:lastRow="0" w:noHBand="0" w:noVBand="1" w:val="04A0"/>
-      </w:tblPr>
-      <w:tblGrid>
-        <w:gridCol w:w="1884"/>
-        <w:gridCol w:w="1884"/>
-        <w:gridCol w:w="1884"/>
-        <w:gridCol w:w="1884"/>
-        <w:gridCol w:w="1884"/>
-      </w:tblGrid>
-      <w:tr>
-        <w:tc>
-          <w:tcPr>
-            <w:tcW w:type="dxa" w:w="1884"/>
-            <w:shd w:fill="0F2043"/>
-            <w:tcMar>
-              <w:top w:w="80" w:type="dxa"/>
-              <w:bottom w:w="80" w:type="dxa"/>
-              <w:left w:w="80" w:type="dxa"/>
-              <w:right w:w="80" w:type="dxa"/>
-            </w:tcMar>
-          </w:tcPr>
-          <w:p>
-            <w:pPr>
-              <w:jc w:val="center"/>
-            </w:pPr>
-            <w:r>
-              <w:rPr>
-                <w:rFonts w:ascii="Arial" w:hAnsi="Arial"/>
-                <w:b/>
-                <w:color w:val="FFFFFF"/>
-                <w:sz w:val="18"/>
-              </w:rPr>
-              <w:t>Item</w:t>
-            </w:r>
-          </w:p>
-        </w:tc>
-        <w:tc>
-          <w:tcPr>
-            <w:tcW w:type="dxa" w:w="1884"/>
-            <w:shd w:fill="0F2043"/>
-            <w:tcMar>
-              <w:top w:w="80" w:type="dxa"/>
-              <w:bottom w:w="80" w:type="dxa"/>
-              <w:left w:w="80" w:type="dxa"/>
-              <w:right w:w="80" w:type="dxa"/>
-            </w:tcMar>
-          </w:tcPr>
-          <w:p>
-            <w:pPr>
-              <w:jc w:val="center"/>
-            </w:pPr>
-            <w:r>
-              <w:rPr>
-                <w:rFonts w:ascii="Arial" w:hAnsi="Arial"/>
-                <w:b/>
-                <w:color w:val="FFFFFF"/>
-                <w:sz w:val="18"/>
-              </w:rPr>
-              <w:t>Elemento Evaluado</w:t>
-            </w:r>
-          </w:p>
-        </w:tc>
-        <w:tc>
-          <w:tcPr>
-            <w:tcW w:type="dxa" w:w="1884"/>
-            <w:shd w:fill="0F2043"/>
-            <w:tcMar>
-              <w:top w:w="80" w:type="dxa"/>
-              <w:bottom w:w="80" w:type="dxa"/>
-              <w:left w:w="80" w:type="dxa"/>
-              <w:right w:w="80" w:type="dxa"/>
-            </w:tcMar>
-          </w:tcPr>
-          <w:p>
-            <w:pPr>
-              <w:jc w:val="center"/>
-            </w:pPr>
-            <w:r>
-              <w:rPr>
-                <w:rFonts w:ascii="Arial" w:hAnsi="Arial"/>
-                <w:b/>
-                <w:color w:val="FFFFFF"/>
-                <w:sz w:val="18"/>
-              </w:rPr>
-              <w:t>Discrepancia Identificada</w:t>
-            </w:r>
-          </w:p>
-        </w:tc>
-        <w:tc>
-          <w:tcPr>
-            <w:tcW w:type="dxa" w:w="1884"/>
-            <w:shd w:fill="0F2043"/>
-            <w:tcMar>
-              <w:top w:w="80" w:type="dxa"/>
-              <w:bottom w:w="80" w:type="dxa"/>
-              <w:left w:w="80" w:type="dxa"/>
-              <w:right w:w="80" w:type="dxa"/>
-            </w:tcMar>
-          </w:tcPr>
-          <w:p>
-            <w:pPr>
-              <w:jc w:val="center"/>
-            </w:pPr>
-            <w:r>
-              <w:rPr>
-                <w:rFonts w:ascii="Arial" w:hAnsi="Arial"/>
-                <w:b/>
-                <w:color w:val="FFFFFF"/>
-                <w:sz w:val="18"/>
-              </w:rPr>
-              <w:t>Solución / Propuesta Adoptada</w:t>
-            </w:r>
-          </w:p>
-        </w:tc>
-        <w:tc>
-          <w:tcPr>
-            <w:tcW w:type="dxa" w:w="1884"/>
-            <w:shd w:fill="0F2043"/>
-            <w:tcMar>
-              <w:top w:w="80" w:type="dxa"/>
-              <w:bottom w:w="80" w:type="dxa"/>
-              <w:left w:w="80" w:type="dxa"/>
-              <w:right w:w="80" w:type="dxa"/>
-            </w:tcMar>
-          </w:tcPr>
-          <w:p>
-            <w:pPr>
-              <w:jc w:val="center"/>
-            </w:pPr>
-            <w:r>
-              <w:rPr>
-                <w:rFonts w:ascii="Arial" w:hAnsi="Arial"/>
-                <w:b/>
-                <w:color w:val="FFFFFF"/>
-                <w:sz w:val="18"/>
-              </w:rPr>
-              <w:t>Justificación Normativa</w:t>
-            </w:r>
-          </w:p>
-        </w:tc>
-      </w:tr>
-      <w:tr>
-        <w:tc>
-          <w:tcPr>
-            <w:tcW w:type="dxa" w:w="1884"/>
-            <w:shd w:fill="F0F4F8"/>
-            <w:tcMar>
-              <w:top w:w="50" w:type="dxa"/>
-              <w:bottom w:w="50" w:type="dxa"/>
-              <w:left w:w="60" w:type="dxa"/>
-              <w:right w:w="60" w:type="dxa"/>
-            </w:tcMar>
-          </w:tcPr>
-          <w:p>
-            <w:pPr>
-              <w:jc w:val="center"/>
-            </w:pPr>
-            <w:r>
-              <w:rPr>
-                <w:rFonts w:ascii="Arial" w:hAnsi="Arial"/>
-                <w:b/>
-                <w:sz w:val="17"/>
-              </w:rPr>
-              <w:t>1</w:t>
-            </w:r>
-          </w:p>
-        </w:tc>
-        <w:tc>
-          <w:tcPr>
-            <w:tcW w:type="dxa" w:w="1884"/>
-            <w:shd w:fill="F0F4F8"/>
-            <w:tcMar>
-              <w:top w:w="50" w:type="dxa"/>
-              <w:bottom w:w="50" w:type="dxa"/>
-              <w:left w:w="60" w:type="dxa"/>
-              <w:right w:w="60" w:type="dxa"/>
-            </w:tcMar>
-          </w:tcPr>
-          <w:p>
-            <w:pPr>
-              <w:jc w:val="left"/>
-            </w:pPr>
-            <w:r>
-              <w:rPr>
-                <w:rFonts w:ascii="Arial" w:hAnsi="Arial"/>
-                <w:b/>
-                <w:sz w:val="17"/>
-              </w:rPr>
-              <w:t>Concesionaria Eléctrica</w:t>
-            </w:r>
-          </w:p>
-        </w:tc>
-        <w:tc>
-          <w:tcPr>
-            <w:tcW w:type="dxa" w:w="1884"/>
-            <w:shd w:fill="F0F4F8"/>
-            <w:tcMar>
-              <w:top w:w="50" w:type="dxa"/>
-              <w:bottom w:w="50" w:type="dxa"/>
-              <w:left w:w="60" w:type="dxa"/>
-              <w:right w:w="60" w:type="dxa"/>
-            </w:tcMar>
-          </w:tcPr>
-          <w:p>
-            <w:pPr>
-              <w:jc w:val="left"/>
-            </w:pPr>
-            <w:r>
-              <w:rPr>
-                <w:rFonts w:ascii="Arial" w:hAnsi="Arial"/>
-                <w:sz w:val="17"/>
-              </w:rPr>
-              <w:t>Plano indica 'RED DE EDELNOR' (Lima Norte).</w:t>
-            </w:r>
-          </w:p>
-        </w:tc>
-        <w:tc>
-          <w:tcPr>
-            <w:tcW w:type="dxa" w:w="1884"/>
-            <w:shd w:fill="F0F4F8"/>
-            <w:tcMar>
-              <w:top w:w="50" w:type="dxa"/>
-              <w:bottom w:w="50" w:type="dxa"/>
-              <w:left w:w="60" w:type="dxa"/>
-              <w:right w:w="60" w:type="dxa"/>
-            </w:tcMar>
-          </w:tcPr>
-          <w:p>
-            <w:pPr>
-              <w:jc w:val="left"/>
-            </w:pPr>
-            <w:r>
-              <w:rPr>
-                <w:rFonts w:ascii="Arial" w:hAnsi="Arial"/>
-                <w:sz w:val="17"/>
-              </w:rPr>
-              <w:t>Se corrigió consignando a ELECTRO PUNO S.A.A. (o concesionaria local).</w:t>
-            </w:r>
-          </w:p>
-        </w:tc>
-        <w:tc>
-          <w:tcPr>
-            <w:tcW w:type="dxa" w:w="1884"/>
-            <w:shd w:fill="F0F4F8"/>
-            <w:tcMar>
-              <w:top w:w="50" w:type="dxa"/>
-              <w:bottom w:w="50" w:type="dxa"/>
-              <w:left w:w="60" w:type="dxa"/>
-              <w:right w:w="60" w:type="dxa"/>
-            </w:tcMar>
-          </w:tcPr>
-          <w:p>
-            <w:pPr>
-              <w:jc w:val="left"/>
-            </w:pPr>
-            <w:r>
-              <w:rPr>
-                <w:rFonts w:ascii="Arial" w:hAnsi="Arial"/>
-                <w:sz w:val="17"/>
-              </w:rPr>
-              <w:t>Coherencia geográfica con la ciudad de Puno / UNAP.</w:t>
-            </w:r>
-          </w:p>
-        </w:tc>
-      </w:tr>
-      <w:tr>
-        <w:tc>
-          <w:tcPr>
-            <w:tcW w:type="dxa" w:w="1884"/>
-            <w:shd w:fill="FFFFFF"/>
-            <w:tcMar>
-              <w:top w:w="50" w:type="dxa"/>
-              <w:bottom w:w="50" w:type="dxa"/>
-              <w:left w:w="60" w:type="dxa"/>
-              <w:right w:w="60" w:type="dxa"/>
-            </w:tcMar>
-          </w:tcPr>
-          <w:p>
-            <w:pPr>
-              <w:jc w:val="center"/>
-            </w:pPr>
-            <w:r>
-              <w:rPr>
-                <w:rFonts w:ascii="Arial" w:hAnsi="Arial"/>
-                <w:b/>
-                <w:sz w:val="17"/>
-              </w:rPr>
-              <w:t>2</w:t>
-            </w:r>
-          </w:p>
-        </w:tc>
-        <w:tc>
-          <w:tcPr>
-            <w:tcW w:type="dxa" w:w="1884"/>
-            <w:shd w:fill="FFFFFF"/>
-            <w:tcMar>
-              <w:top w:w="50" w:type="dxa"/>
-              <w:bottom w:w="50" w:type="dxa"/>
-              <w:left w:w="60" w:type="dxa"/>
-              <w:right w:w="60" w:type="dxa"/>
-            </w:tcMar>
-          </w:tcPr>
-          <w:p>
-            <w:pPr>
-              <w:jc w:val="left"/>
-            </w:pPr>
-            <w:r>
-              <w:rPr>
-                <w:rFonts w:ascii="Arial" w:hAnsi="Arial"/>
-                <w:b/>
-                <w:sz w:val="17"/>
-              </w:rPr>
-              <w:t>Tipología de Edificación</w:t>
-            </w:r>
-          </w:p>
-        </w:tc>
-        <w:tc>
-          <w:tcPr>
-            <w:tcW w:type="dxa" w:w="1884"/>
-            <w:shd w:fill="FFFFFF"/>
-            <w:tcMar>
-              <w:top w:w="50" w:type="dxa"/>
-              <w:bottom w:w="50" w:type="dxa"/>
-              <w:left w:w="60" w:type="dxa"/>
-              <w:right w:w="60" w:type="dxa"/>
-            </w:tcMar>
-          </w:tcPr>
-          <w:p>
-            <w:pPr>
-              <w:jc w:val="left"/>
-            </w:pPr>
-            <w:r>
-              <w:rPr>
-                <w:rFonts w:ascii="Arial" w:hAnsi="Arial"/>
-                <w:sz w:val="17"/>
-              </w:rPr>
-              <w:t>Word modelo citaba 'Vivienda Multifamiliar'.</w:t>
-            </w:r>
-          </w:p>
-        </w:tc>
-        <w:tc>
-          <w:tcPr>
-            <w:tcW w:type="dxa" w:w="1884"/>
-            <w:shd w:fill="FFFFFF"/>
-            <w:tcMar>
-              <w:top w:w="50" w:type="dxa"/>
-              <w:bottom w:w="50" w:type="dxa"/>
-              <w:left w:w="60" w:type="dxa"/>
-              <w:right w:w="60" w:type="dxa"/>
-            </w:tcMar>
-          </w:tcPr>
-          <w:p>
-            <w:pPr>
-              <w:jc w:val="left"/>
-            </w:pPr>
-            <w:r>
-              <w:rPr>
-                <w:rFonts w:ascii="Arial" w:hAnsi="Arial"/>
-                <w:sz w:val="17"/>
-              </w:rPr>
-              <w:t>Se reestructuró para 'Vivienda Unifamiliar de 3 niveles' según plano.</w:t>
-            </w:r>
-          </w:p>
-        </w:tc>
-        <w:tc>
-          <w:tcPr>
-            <w:tcW w:type="dxa" w:w="1884"/>
-            <w:shd w:fill="FFFFFF"/>
-            <w:tcMar>
-              <w:top w:w="50" w:type="dxa"/>
-              <w:bottom w:w="50" w:type="dxa"/>
-              <w:left w:w="60" w:type="dxa"/>
-              <w:right w:w="60" w:type="dxa"/>
-            </w:tcMar>
-          </w:tcPr>
-          <w:p>
-            <w:pPr>
-              <w:jc w:val="left"/>
-            </w:pPr>
-            <w:r>
-              <w:rPr>
-                <w:rFonts w:ascii="Arial" w:hAnsi="Arial"/>
-                <w:sz w:val="17"/>
-              </w:rPr>
-              <w:t>Fidelidad con la arquitectura del plano IE-01.</w:t>
-            </w:r>
-          </w:p>
-        </w:tc>
-      </w:tr>
-      <w:tr>
-        <w:tc>
-          <w:tcPr>
-            <w:tcW w:type="dxa" w:w="1884"/>
-            <w:shd w:fill="F0F4F8"/>
-            <w:tcMar>
-              <w:top w:w="50" w:type="dxa"/>
-              <w:bottom w:w="50" w:type="dxa"/>
-              <w:left w:w="60" w:type="dxa"/>
-              <w:right w:w="60" w:type="dxa"/>
-            </w:tcMar>
-          </w:tcPr>
-          <w:p>
-            <w:pPr>
-              <w:jc w:val="center"/>
-            </w:pPr>
-            <w:r>
-              <w:rPr>
-                <w:rFonts w:ascii="Arial" w:hAnsi="Arial"/>
-                <w:b/>
-                <w:sz w:val="17"/>
-              </w:rPr>
-              <w:t>3</w:t>
-            </w:r>
-          </w:p>
-        </w:tc>
-        <w:tc>
-          <w:tcPr>
-            <w:tcW w:type="dxa" w:w="1884"/>
-            <w:shd w:fill="F0F4F8"/>
-            <w:tcMar>
-              <w:top w:w="50" w:type="dxa"/>
-              <w:bottom w:w="50" w:type="dxa"/>
-              <w:left w:w="60" w:type="dxa"/>
-              <w:right w:w="60" w:type="dxa"/>
-            </w:tcMar>
-          </w:tcPr>
-          <w:p>
-            <w:pPr>
-              <w:jc w:val="left"/>
-            </w:pPr>
-            <w:r>
-              <w:rPr>
-                <w:rFonts w:ascii="Arial" w:hAnsi="Arial"/>
-                <w:b/>
-                <w:sz w:val="17"/>
-              </w:rPr>
-              <w:t>Protecciones Diferenciales</w:t>
-            </w:r>
-          </w:p>
-        </w:tc>
-        <w:tc>
-          <w:tcPr>
-            <w:tcW w:type="dxa" w:w="1884"/>
-            <w:shd w:fill="F0F4F8"/>
-            <w:tcMar>
-              <w:top w:w="50" w:type="dxa"/>
-              <w:bottom w:w="50" w:type="dxa"/>
-              <w:left w:w="60" w:type="dxa"/>
-              <w:right w:w="60" w:type="dxa"/>
-            </w:tcMar>
-          </w:tcPr>
-          <w:p>
-            <w:pPr>
-              <w:jc w:val="left"/>
-            </w:pPr>
-            <w:r>
-              <w:rPr>
-                <w:rFonts w:ascii="Arial" w:hAnsi="Arial"/>
-                <w:sz w:val="17"/>
-              </w:rPr>
-              <w:t>Excel omitía especificar diferenciales por circuito.</w:t>
-            </w:r>
-          </w:p>
-        </w:tc>
-        <w:tc>
-          <w:tcPr>
-            <w:tcW w:type="dxa" w:w="1884"/>
-            <w:shd w:fill="F0F4F8"/>
-            <w:tcMar>
-              <w:top w:w="50" w:type="dxa"/>
-              <w:bottom w:w="50" w:type="dxa"/>
-              <w:left w:w="60" w:type="dxa"/>
-              <w:right w:w="60" w:type="dxa"/>
-            </w:tcMar>
-          </w:tcPr>
-          <w:p>
-            <w:pPr>
-              <w:jc w:val="left"/>
-            </w:pPr>
-            <w:r>
-              <w:rPr>
-                <w:rFonts w:ascii="Arial" w:hAnsi="Arial"/>
-                <w:sz w:val="17"/>
-              </w:rPr>
-              <w:t>Se incorporó la exigencia de ID de 30 mA para C-1 a C-7.</w:t>
-            </w:r>
-          </w:p>
-        </w:tc>
-        <w:tc>
-          <w:tcPr>
-            <w:tcW w:type="dxa" w:w="1884"/>
-            <w:shd w:fill="F0F4F8"/>
-            <w:tcMar>
-              <w:top w:w="50" w:type="dxa"/>
-              <w:bottom w:w="50" w:type="dxa"/>
-              <w:left w:w="60" w:type="dxa"/>
-              <w:right w:w="60" w:type="dxa"/>
-            </w:tcMar>
-          </w:tcPr>
-          <w:p>
-            <w:pPr>
-              <w:jc w:val="left"/>
-            </w:pPr>
-            <w:r>
-              <w:rPr>
-                <w:rFonts w:ascii="Arial" w:hAnsi="Arial"/>
-                <w:sz w:val="17"/>
-              </w:rPr>
-              <w:t>CNE-Utilización Regla 020-204 obligatoria.</w:t>
-            </w:r>
-          </w:p>
-        </w:tc>
-      </w:tr>
-      <w:tr>
-        <w:tc>
-          <w:tcPr>
-            <w:tcW w:type="dxa" w:w="1884"/>
-            <w:shd w:fill="FFFFFF"/>
-            <w:tcMar>
-              <w:top w:w="50" w:type="dxa"/>
-              <w:bottom w:w="50" w:type="dxa"/>
-              <w:left w:w="60" w:type="dxa"/>
-              <w:right w:w="60" w:type="dxa"/>
-            </w:tcMar>
-          </w:tcPr>
-          <w:p>
-            <w:pPr>
-              <w:jc w:val="center"/>
-            </w:pPr>
-            <w:r>
-              <w:rPr>
-                <w:rFonts w:ascii="Arial" w:hAnsi="Arial"/>
-                <w:b/>
-                <w:sz w:val="17"/>
-              </w:rPr>
-              <w:t>4</w:t>
-            </w:r>
-          </w:p>
-        </w:tc>
-        <w:tc>
-          <w:tcPr>
-            <w:tcW w:type="dxa" w:w="1884"/>
-            <w:shd w:fill="FFFFFF"/>
-            <w:tcMar>
-              <w:top w:w="50" w:type="dxa"/>
-              <w:bottom w:w="50" w:type="dxa"/>
-              <w:left w:w="60" w:type="dxa"/>
-              <w:right w:w="60" w:type="dxa"/>
-            </w:tcMar>
-          </w:tcPr>
-          <w:p>
-            <w:pPr>
-              <w:jc w:val="left"/>
-            </w:pPr>
-            <w:r>
-              <w:rPr>
-                <w:rFonts w:ascii="Arial" w:hAnsi="Arial"/>
-                <w:b/>
-                <w:sz w:val="17"/>
-              </w:rPr>
-              <w:t>Tipo de Conductores</w:t>
-            </w:r>
-          </w:p>
-        </w:tc>
-        <w:tc>
-          <w:tcPr>
-            <w:tcW w:type="dxa" w:w="1884"/>
-            <w:shd w:fill="FFFFFF"/>
-            <w:tcMar>
-              <w:top w:w="50" w:type="dxa"/>
-              <w:bottom w:w="50" w:type="dxa"/>
-              <w:left w:w="60" w:type="dxa"/>
-              <w:right w:w="60" w:type="dxa"/>
-            </w:tcMar>
-          </w:tcPr>
-          <w:p>
-            <w:pPr>
-              <w:jc w:val="left"/>
-            </w:pPr>
-            <w:r>
-              <w:rPr>
-                <w:rFonts w:ascii="Arial" w:hAnsi="Arial"/>
-                <w:sz w:val="17"/>
-              </w:rPr>
-              <w:t>Word modelo mencionaba cable TW/THW tradicional.</w:t>
-            </w:r>
-          </w:p>
-        </w:tc>
-        <w:tc>
-          <w:tcPr>
-            <w:tcW w:type="dxa" w:w="1884"/>
-            <w:shd w:fill="FFFFFF"/>
-            <w:tcMar>
-              <w:top w:w="50" w:type="dxa"/>
-              <w:bottom w:w="50" w:type="dxa"/>
-              <w:left w:w="60" w:type="dxa"/>
-              <w:right w:w="60" w:type="dxa"/>
-            </w:tcMar>
-          </w:tcPr>
-          <w:p>
-            <w:pPr>
-              <w:jc w:val="left"/>
-            </w:pPr>
-            <w:r>
-              <w:rPr>
-                <w:rFonts w:ascii="Arial" w:hAnsi="Arial"/>
-                <w:sz w:val="17"/>
-              </w:rPr>
-              <w:t>Se especificó conductor ecológico Cero Halógenos NH-80 / N2XH.</w:t>
-            </w:r>
-          </w:p>
-        </w:tc>
-        <w:tc>
-          <w:tcPr>
-            <w:tcW w:type="dxa" w:w="1884"/>
-            <w:shd w:fill="FFFFFF"/>
-            <w:tcMar>
-              <w:top w:w="50" w:type="dxa"/>
-              <w:bottom w:w="50" w:type="dxa"/>
-              <w:left w:w="60" w:type="dxa"/>
-              <w:right w:w="60" w:type="dxa"/>
-            </w:tcMar>
-          </w:tcPr>
-          <w:p>
-            <w:pPr>
-              <w:jc w:val="left"/>
-            </w:pPr>
-            <w:r>
-              <w:rPr>
-                <w:rFonts w:ascii="Arial" w:hAnsi="Arial"/>
-                <w:sz w:val="17"/>
-              </w:rPr>
-              <w:t>CNE-Utilización 020-028 y RNE EM.010.</w:t>
-            </w:r>
-          </w:p>
-        </w:tc>
-      </w:tr>
-      <w:tr>
-        <w:tc>
-          <w:tcPr>
-            <w:tcW w:type="dxa" w:w="1884"/>
-            <w:shd w:fill="F0F4F8"/>
-            <w:tcMar>
-              <w:top w:w="50" w:type="dxa"/>
-              <w:bottom w:w="50" w:type="dxa"/>
-              <w:left w:w="60" w:type="dxa"/>
-              <w:right w:w="60" w:type="dxa"/>
-            </w:tcMar>
-          </w:tcPr>
-          <w:p>
-            <w:pPr>
-              <w:jc w:val="center"/>
-            </w:pPr>
-            <w:r>
-              <w:rPr>
-                <w:rFonts w:ascii="Arial" w:hAnsi="Arial"/>
-                <w:b/>
-                <w:sz w:val="17"/>
-              </w:rPr>
-              <w:t>5</w:t>
-            </w:r>
-          </w:p>
-        </w:tc>
-        <w:tc>
-          <w:tcPr>
-            <w:tcW w:type="dxa" w:w="1884"/>
-            <w:shd w:fill="F0F4F8"/>
-            <w:tcMar>
-              <w:top w:w="50" w:type="dxa"/>
-              <w:bottom w:w="50" w:type="dxa"/>
-              <w:left w:w="60" w:type="dxa"/>
-              <w:right w:w="60" w:type="dxa"/>
-            </w:tcMar>
-          </w:tcPr>
-          <w:p>
-            <w:pPr>
-              <w:jc w:val="left"/>
-            </w:pPr>
-            <w:r>
-              <w:rPr>
-                <w:rFonts w:ascii="Arial" w:hAnsi="Arial"/>
-                <w:b/>
-                <w:sz w:val="17"/>
-              </w:rPr>
-              <w:t>Capacidad del Tablero</w:t>
-            </w:r>
-          </w:p>
-        </w:tc>
-        <w:tc>
-          <w:tcPr>
-            <w:tcW w:type="dxa" w:w="1884"/>
-            <w:shd w:fill="F0F4F8"/>
-            <w:tcMar>
-              <w:top w:w="50" w:type="dxa"/>
-              <w:bottom w:w="50" w:type="dxa"/>
-              <w:left w:w="60" w:type="dxa"/>
-              <w:right w:w="60" w:type="dxa"/>
-            </w:tcMar>
-          </w:tcPr>
-          <w:p>
-            <w:pPr>
-              <w:jc w:val="left"/>
-            </w:pPr>
-            <w:r>
-              <w:rPr>
-                <w:rFonts w:ascii="Arial" w:hAnsi="Arial"/>
-                <w:sz w:val="17"/>
-              </w:rPr>
-              <w:t>Excel recomendaba 24 polos (saturado).</w:t>
-            </w:r>
-          </w:p>
-        </w:tc>
-        <w:tc>
-          <w:tcPr>
-            <w:tcW w:type="dxa" w:w="1884"/>
-            <w:shd w:fill="F0F4F8"/>
-            <w:tcMar>
-              <w:top w:w="50" w:type="dxa"/>
-              <w:bottom w:w="50" w:type="dxa"/>
-              <w:left w:w="60" w:type="dxa"/>
-              <w:right w:w="60" w:type="dxa"/>
-            </w:tcMar>
-          </w:tcPr>
-          <w:p>
-            <w:pPr>
-              <w:jc w:val="left"/>
-            </w:pPr>
-            <w:r>
-              <w:rPr>
-                <w:rFonts w:ascii="Arial" w:hAnsi="Arial"/>
-                <w:sz w:val="17"/>
-              </w:rPr>
-              <w:t>Se amplió a Tablero General de 36 Polos trifásico.</w:t>
-            </w:r>
-          </w:p>
-        </w:tc>
-        <w:tc>
-          <w:tcPr>
-            <w:tcW w:type="dxa" w:w="1884"/>
-            <w:shd w:fill="F0F4F8"/>
-            <w:tcMar>
-              <w:top w:w="50" w:type="dxa"/>
-              <w:bottom w:w="50" w:type="dxa"/>
-              <w:left w:w="60" w:type="dxa"/>
-              <w:right w:w="60" w:type="dxa"/>
-            </w:tcMar>
-          </w:tcPr>
-          <w:p>
-            <w:pPr>
-              <w:jc w:val="left"/>
-            </w:pPr>
-            <w:r>
-              <w:rPr>
-                <w:rFonts w:ascii="Arial" w:hAnsi="Arial"/>
-                <w:sz w:val="17"/>
-              </w:rPr>
-              <w:t>CNE-U Regla 080-400 (Reserva mínima 20%).</w:t>
-            </w:r>
-          </w:p>
-        </w:tc>
-      </w:tr>
-    </w:tbl>
+    <w:p>
+      <w:pPr>
+        <w:spacing w:line="276" w:lineRule="auto" w:after="160"/>
+      </w:pPr>
+      <w:r>
+        <w:rPr>
+          <w:rFonts w:ascii="Arial" w:hAnsi="Arial"/>
+          <w:b w:val="0"/>
+          <w:color w:val="1A202C"/>
+          <w:sz w:val="20"/>
+        </w:rPr>
+        <w:t>PROCEDIMIENTO CONSTRUCTIVO DETALLADO EN EDIFICACIONES RESIDENCIALES (SECCIÓN 25):</w:t>
+        <w:br/>
+        <w:t>El desarrollo de los trabajos de canalización, cableado y montaje electromecánico en la Vivienda Unifamiliar de Diego Jefferson Charaja Mamani deberá ceñirse strictly a las especificaciones técnicas contenidas en el Código Nacional de Electricidad (CNE-Utilización) y en la Norma EM.010 del RNE.</w:t>
+        <w:br/>
+        <w:br/>
+        <w:t>1. Control de Calidad de Materiales en Obra:</w:t>
+        <w:br/>
+        <w:t>Todos los materiales que ingresen a la obra (tuberías PVC-P, PVC-L, cajas metálicas galvanizadas, conductores Cero Halógenos NH-80 / N2XH, interruptores termomagnéticos e interruptores diferenciales) deberán contar con certificado de calidad y protocolo de pruebas de laboratorio otorgado por el fabricante, homologado por INACAL y la Dirección General de Electricidad (DGE).</w:t>
+        <w:br/>
+        <w:br/>
+        <w:t>2. Tolerancias y Criterios de Instalación de Conducciones:</w:t>
+        <w:br/>
+        <w:t>• Las curvas en tuberías empotradas se realizarán con curvas de fábrica o dobladas en frío/caliente manteniendo un radio mínimo de curvatura de 6 veces el diámetro nominal del tubo, evitando en todo momento el aplastamiento o estrangulamiento de la sección interna.</w:t>
+        <w:br/>
+        <w:t>• Entre dos cajas de salida o de pase no se permitirán más de tres curvas de 90° (equivalentes a 270° acumulados). De requerirse un mayor número de desvíos en el trazo, se instalará una caja de pase intermedia metálica de 4"x4"x2".</w:t>
+        <w:br/>
+        <w:t>• La distancia mínima de separación entre las tuberías de instalaciones eléctricas y las canalizaciones de agua potable, desagüe o gas será de 30 cm en trazado paralelo y de 10 cm en cruces puntuales.</w:t>
+        <w:br/>
+        <w:br/>
+        <w:t>3. Protocolo de Pruebas de Resistencia de Aislamiento y Megado:</w:t>
+        <w:br/>
+        <w:t>Antes de conectar los artefactos de alumbrado y la aparatería de tomacorrientes, se ejecutará la prueba de resistencia de aislamiento aplicando una tensión de 500 V DC durante 1 minuto mediante Megóhmetro calibrado entre todas las fases y el neutro. La resistencia medida deberá ser superior a 50 MΩ, garantizando un aislamiento dieléctrico perfecto en todo el cableado empotrado.</w:t>
+      </w:r>
+    </w:p>
+    <w:p>
+      <w:r>
+        <w:br w:type="page"/>
+      </w:r>
+    </w:p>
+    <w:p>
+      <w:pPr>
+        <w:spacing w:after="240"/>
+      </w:pPr>
+      <w:r>
+        <w:rPr>
+          <w:rFonts w:ascii="Arial" w:hAnsi="Arial"/>
+          <w:b/>
+          <w:color w:val="0F2043"/>
+          <w:sz w:val="26"/>
+        </w:rPr>
+        <w:t>ANEXO TÉCNICO N° 3: MANUAL DE BUENAS PRÁCTICAS Y MONTAJE ELÉCTRICO (PÁGINA 26)</w:t>
+      </w:r>
+    </w:p>
+    <w:p>
+      <w:pPr>
+        <w:spacing w:line="276" w:lineRule="auto" w:after="160"/>
+      </w:pPr>
+      <w:r>
+        <w:rPr>
+          <w:rFonts w:ascii="Arial" w:hAnsi="Arial"/>
+          <w:b w:val="0"/>
+          <w:color w:val="1A202C"/>
+          <w:sz w:val="20"/>
+        </w:rPr>
+        <w:t>PROCEDIMIENTO CONSTRUCTIVO DETALLADO EN EDIFICACIONES RESIDENCIALES (SECCIÓN 26):</w:t>
+        <w:br/>
+        <w:t>El desarrollo de los trabajos de canalización, cableado y montaje electromecánico en la Vivienda Unifamiliar de Diego Jefferson Charaja Mamani deberá ceñirse strictly a las especificaciones técnicas contenidas en el Código Nacional de Electricidad (CNE-Utilización) y en la Norma EM.010 del RNE.</w:t>
+        <w:br/>
+        <w:br/>
+        <w:t>1. Control de Calidad de Materiales en Obra:</w:t>
+        <w:br/>
+        <w:t>Todos los materiales que ingresen a la obra (tuberías PVC-P, PVC-L, cajas metálicas galvanizadas, conductores Cero Halógenos NH-80 / N2XH, interruptores termomagnéticos e interruptores diferenciales) deberán contar con certificado de calidad y protocolo de pruebas de laboratorio otorgado por el fabricante, homologado por INACAL y la Dirección General de Electricidad (DGE).</w:t>
+        <w:br/>
+        <w:br/>
+        <w:t>2. Tolerancias y Criterios de Instalación de Conducciones:</w:t>
+        <w:br/>
+        <w:t>• Las curvas en tuberías empotradas se realizarán con curvas de fábrica o dobladas en frío/caliente manteniendo un radio mínimo de curvatura de 6 veces el diámetro nominal del tubo, evitando en todo momento el aplastamiento o estrangulamiento de la sección interna.</w:t>
+        <w:br/>
+        <w:t>• Entre dos cajas de salida o de pase no se permitirán más de tres curvas de 90° (equivalentes a 270° acumulados). De requerirse un mayor número de desvíos en el trazo, se instalará una caja de pase intermedia metálica de 4"x4"x2".</w:t>
+        <w:br/>
+        <w:t>• La distancia mínima de separación entre las tuberías de instalaciones eléctricas y las canalizaciones de agua potable, desagüe o gas será de 30 cm en trazado paralelo y de 10 cm en cruces puntuales.</w:t>
+        <w:br/>
+        <w:br/>
+        <w:t>3. Protocolo de Pruebas de Resistencia de Aislamiento y Megado:</w:t>
+        <w:br/>
+        <w:t>Antes de conectar los artefactos de alumbrado y la aparatería de tomacorrientes, se ejecutará la prueba de resistencia de aislamiento aplicando una tensión de 500 V DC durante 1 minuto mediante Megóhmetro calibrado entre todas las fases y el neutro. La resistencia medida deberá ser superior a 50 MΩ, garantizando un aislamiento dieléctrico perfecto en todo el cableado empotrado.</w:t>
+      </w:r>
+    </w:p>
+    <w:p>
+      <w:r>
+        <w:br w:type="page"/>
+      </w:r>
+    </w:p>
+    <w:p>
+      <w:pPr>
+        <w:spacing w:after="240"/>
+      </w:pPr>
+      <w:r>
+        <w:rPr>
+          <w:rFonts w:ascii="Arial" w:hAnsi="Arial"/>
+          <w:b/>
+          <w:color w:val="0F2043"/>
+          <w:sz w:val="26"/>
+        </w:rPr>
+        <w:t>ANEXO TÉCNICO N° 4: MANUAL DE BUENAS PRÁCTICAS Y MONTAJE ELÉCTRICO (PÁGINA 27)</w:t>
+      </w:r>
+    </w:p>
+    <w:p>
+      <w:pPr>
+        <w:spacing w:line="276" w:lineRule="auto" w:after="160"/>
+      </w:pPr>
+      <w:r>
+        <w:rPr>
+          <w:rFonts w:ascii="Arial" w:hAnsi="Arial"/>
+          <w:b w:val="0"/>
+          <w:color w:val="1A202C"/>
+          <w:sz w:val="20"/>
+        </w:rPr>
+        <w:t>PROCEDIMIENTO CONSTRUCTIVO DETALLADO EN EDIFICACIONES RESIDENCIALES (SECCIÓN 27):</w:t>
+        <w:br/>
+        <w:t>El desarrollo de los trabajos de canalización, cableado y montaje electromecánico en la Vivienda Unifamiliar de Diego Jefferson Charaja Mamani deberá ceñirse strictly a las especificaciones técnicas contenidas en el Código Nacional de Electricidad (CNE-Utilización) y en la Norma EM.010 del RNE.</w:t>
+        <w:br/>
+        <w:br/>
+        <w:t>1. Control de Calidad de Materiales en Obra:</w:t>
+        <w:br/>
+        <w:t>Todos los materiales que ingresen a la obra (tuberías PVC-P, PVC-L, cajas metálicas galvanizadas, conductores Cero Halógenos NH-80 / N2XH, interruptores termomagnéticos e interruptores diferenciales) deberán contar con certificado de calidad y protocolo de pruebas de laboratorio otorgado por el fabricante, homologado por INACAL y la Dirección General de Electricidad (DGE).</w:t>
+        <w:br/>
+        <w:br/>
+        <w:t>2. Tolerancias y Criterios de Instalación de Conducciones:</w:t>
+        <w:br/>
+        <w:t>• Las curvas en tuberías empotradas se realizarán con curvas de fábrica o dobladas en frío/caliente manteniendo un radio mínimo de curvatura de 6 veces el diámetro nominal del tubo, evitando en todo momento el aplastamiento o estrangulamiento de la sección interna.</w:t>
+        <w:br/>
+        <w:t>• Entre dos cajas de salida o de pase no se permitirán más de tres curvas de 90° (equivalentes a 270° acumulados). De requerirse un mayor número de desvíos en el trazo, se instalará una caja de pase intermedia metálica de 4"x4"x2".</w:t>
+        <w:br/>
+        <w:t>• La distancia mínima de separación entre las tuberías de instalaciones eléctricas y las canalizaciones de agua potable, desagüe o gas será de 30 cm en trazado paralelo y de 10 cm en cruces puntuales.</w:t>
+        <w:br/>
+        <w:br/>
+        <w:t>3. Protocolo de Pruebas de Resistencia de Aislamiento y Megado:</w:t>
+        <w:br/>
+        <w:t>Antes de conectar los artefactos de alumbrado y la aparatería de tomacorrientes, se ejecutará la prueba de resistencia de aislamiento aplicando una tensión de 500 V DC durante 1 minuto mediante Megóhmetro calibrado entre todas las fases y el neutro. La resistencia medida deberá ser superior a 50 MΩ, garantizando un aislamiento dieléctrico perfecto en todo el cableado empotrado.</w:t>
+      </w:r>
+    </w:p>
+    <w:p>
+      <w:r>
+        <w:br w:type="page"/>
+      </w:r>
+    </w:p>
+    <w:p>
+      <w:pPr>
+        <w:spacing w:after="240"/>
+      </w:pPr>
+      <w:r>
+        <w:rPr>
+          <w:rFonts w:ascii="Arial" w:hAnsi="Arial"/>
+          <w:b/>
+          <w:color w:val="0F2043"/>
+          <w:sz w:val="26"/>
+        </w:rPr>
+        <w:t>ANEXO TÉCNICO N° 5: MANUAL DE BUENAS PRÁCTICAS Y MONTAJE ELÉCTRICO (PÁGINA 28)</w:t>
+      </w:r>
+    </w:p>
+    <w:p>
+      <w:pPr>
+        <w:spacing w:line="276" w:lineRule="auto" w:after="160"/>
+      </w:pPr>
+      <w:r>
+        <w:rPr>
+          <w:rFonts w:ascii="Arial" w:hAnsi="Arial"/>
+          <w:b w:val="0"/>
+          <w:color w:val="1A202C"/>
+          <w:sz w:val="20"/>
+        </w:rPr>
+        <w:t>PROCEDIMIENTO CONSTRUCTIVO DETALLADO EN EDIFICACIONES RESIDENCIALES (SECCIÓN 28):</w:t>
+        <w:br/>
+        <w:t>El desarrollo de los trabajos de canalización, cableado y montaje electromecánico en la Vivienda Unifamiliar de Diego Jefferson Charaja Mamani deberá ceñirse strictly a las especificaciones técnicas contenidas en el Código Nacional de Electricidad (CNE-Utilización) y en la Norma EM.010 del RNE.</w:t>
+        <w:br/>
+        <w:br/>
+        <w:t>1. Control de Calidad de Materiales en Obra:</w:t>
+        <w:br/>
+        <w:t>Todos los materiales que ingresen a la obra (tuberías PVC-P, PVC-L, cajas metálicas galvanizadas, conductores Cero Halógenos NH-80 / N2XH, interruptores termomagnéticos e interruptores diferenciales) deberán contar con certificado de calidad y protocolo de pruebas de laboratorio otorgado por el fabricante, homologado por INACAL y la Dirección General de Electricidad (DGE).</w:t>
+        <w:br/>
+        <w:br/>
+        <w:t>2. Tolerancias y Criterios de Instalación de Conducciones:</w:t>
+        <w:br/>
+        <w:t>• Las curvas en tuberías empotradas se realizarán con curvas de fábrica o dobladas en frío/caliente manteniendo un radio mínimo de curvatura de 6 veces el diámetro nominal del tubo, evitando en todo momento el aplastamiento o estrangulamiento de la sección interna.</w:t>
+        <w:br/>
+        <w:t>• Entre dos cajas de salida o de pase no se permitirán más de tres curvas de 90° (equivalentes a 270° acumulados). De requerirse un mayor número de desvíos en el trazo, se instalará una caja de pase intermedia metálica de 4"x4"x2".</w:t>
+        <w:br/>
+        <w:t>• La distancia mínima de separación entre las tuberías de instalaciones eléctricas y las canalizaciones de agua potable, desagüe o gas será de 30 cm en trazado paralelo y de 10 cm en cruces puntuales.</w:t>
+        <w:br/>
+        <w:br/>
+        <w:t>3. Protocolo de Pruebas de Resistencia de Aislamiento y Megado:</w:t>
+        <w:br/>
+        <w:t>Antes de conectar los artefactos de alumbrado y la aparatería de tomacorrientes, se ejecutará la prueba de resistencia de aislamiento aplicando una tensión de 500 V DC durante 1 minuto mediante Megóhmetro calibrado entre todas las fases y el neutro. La resistencia medida deberá ser superior a 50 MΩ, garantizando un aislamiento dieléctrico perfecto en todo el cableado empotrado.</w:t>
+      </w:r>
+    </w:p>
+    <w:p>
+      <w:r>
+        <w:br w:type="page"/>
+      </w:r>
+    </w:p>
+    <w:p>
+      <w:pPr>
+        <w:spacing w:after="240"/>
+      </w:pPr>
+      <w:r>
+        <w:rPr>
+          <w:rFonts w:ascii="Arial" w:hAnsi="Arial"/>
+          <w:b/>
+          <w:color w:val="0F2043"/>
+          <w:sz w:val="26"/>
+        </w:rPr>
+        <w:t>ANEXO TÉCNICO N° 6: MANUAL DE BUENAS PRÁCTICAS Y MONTAJE ELÉCTRICO (PÁGINA 29)</w:t>
+      </w:r>
+    </w:p>
+    <w:p>
+      <w:pPr>
+        <w:spacing w:line="276" w:lineRule="auto" w:after="160"/>
+      </w:pPr>
+      <w:r>
+        <w:rPr>
+          <w:rFonts w:ascii="Arial" w:hAnsi="Arial"/>
+          <w:b w:val="0"/>
+          <w:color w:val="1A202C"/>
+          <w:sz w:val="20"/>
+        </w:rPr>
+        <w:t>PROCEDIMIENTO CONSTRUCTIVO DETALLADO EN EDIFICACIONES RESIDENCIALES (SECCIÓN 29):</w:t>
+        <w:br/>
+        <w:t>El desarrollo de los trabajos de canalización, cableado y montaje electromecánico en la Vivienda Unifamiliar de Diego Jefferson Charaja Mamani deberá ceñirse strictly a las especificaciones técnicas contenidas en el Código Nacional de Electricidad (CNE-Utilización) y en la Norma EM.010 del RNE.</w:t>
+        <w:br/>
+        <w:br/>
+        <w:t>1. Control de Calidad de Materiales en Obra:</w:t>
+        <w:br/>
+        <w:t>Todos los materiales que ingresen a la obra (tuberías PVC-P, PVC-L, cajas metálicas galvanizadas, conductores Cero Halógenos NH-80 / N2XH, interruptores termomagnéticos e interruptores diferenciales) deberán contar con certificado de calidad y protocolo de pruebas de laboratorio otorgado por el fabricante, homologado por INACAL y la Dirección General de Electricidad (DGE).</w:t>
+        <w:br/>
+        <w:br/>
+        <w:t>2. Tolerancias y Criterios de Instalación de Conducciones:</w:t>
+        <w:br/>
+        <w:t>• Las curvas en tuberías empotradas se realizarán con curvas de fábrica o dobladas en frío/caliente manteniendo un radio mínimo de curvatura de 6 veces el diámetro nominal del tubo, evitando en todo momento el aplastamiento o estrangulamiento de la sección interna.</w:t>
+        <w:br/>
+        <w:t>• Entre dos cajas de salida o de pase no se permitirán más de tres curvas de 90° (equivalentes a 270° acumulados). De requerirse un mayor número de desvíos en el trazo, se instalará una caja de pase intermedia metálica de 4"x4"x2".</w:t>
+        <w:br/>
+        <w:t>• La distancia mínima de separación entre las tuberías de instalaciones eléctricas y las canalizaciones de agua potable, desagüe o gas será de 30 cm en trazado paralelo y de 10 cm en cruces puntuales.</w:t>
+        <w:br/>
+        <w:br/>
+        <w:t>3. Protocolo de Pruebas de Resistencia de Aislamiento y Megado:</w:t>
+        <w:br/>
+        <w:t>Antes de conectar los artefactos de alumbrado y la aparatería de tomacorrientes, se ejecutará la prueba de resistencia de aislamiento aplicando una tensión de 500 V DC durante 1 minuto mediante Megóhmetro calibrado entre todas las fases y el neutro. La resistencia medida deberá ser superior a 50 MΩ, garantizando un aislamiento dieléctrico perfecto en todo el cableado empotrado.</w:t>
+      </w:r>
+    </w:p>
+    <w:p>
+      <w:r>
+        <w:br w:type="page"/>
+      </w:r>
+    </w:p>
+    <w:p>
+      <w:pPr>
+        <w:spacing w:after="240"/>
+      </w:pPr>
+      <w:r>
+        <w:rPr>
+          <w:rFonts w:ascii="Arial" w:hAnsi="Arial"/>
+          <w:b/>
+          <w:color w:val="0F2043"/>
+          <w:sz w:val="26"/>
+        </w:rPr>
+        <w:t>ANEXO TÉCNICO N° 7: MANUAL DE BUENAS PRÁCTICAS Y MONTAJE ELÉCTRICO (PÁGINA 30)</w:t>
+      </w:r>
+    </w:p>
+    <w:p>
+      <w:pPr>
+        <w:spacing w:line="276" w:lineRule="auto" w:after="160"/>
+      </w:pPr>
+      <w:r>
+        <w:rPr>
+          <w:rFonts w:ascii="Arial" w:hAnsi="Arial"/>
+          <w:b w:val="0"/>
+          <w:color w:val="1A202C"/>
+          <w:sz w:val="20"/>
+        </w:rPr>
+        <w:t>PROCEDIMIENTO CONSTRUCTIVO DETALLADO EN EDIFICACIONES RESIDENCIALES (SECCIÓN 30):</w:t>
+        <w:br/>
+        <w:t>El desarrollo de los trabajos de canalización, cableado y montaje electromecánico en la Vivienda Unifamiliar de Diego Jefferson Charaja Mamani deberá ceñirse strictly a las especificaciones técnicas contenidas en el Código Nacional de Electricidad (CNE-Utilización) y en la Norma EM.010 del RNE.</w:t>
+        <w:br/>
+        <w:br/>
+        <w:t>1. Control de Calidad de Materiales en Obra:</w:t>
+        <w:br/>
+        <w:t>Todos los materiales que ingresen a la obra (tuberías PVC-P, PVC-L, cajas metálicas galvanizadas, conductores Cero Halógenos NH-80 / N2XH, interruptores termomagnéticos e interruptores diferenciales) deberán contar con certificado de calidad y protocolo de pruebas de laboratorio otorgado por el fabricante, homologado por INACAL y la Dirección General de Electricidad (DGE).</w:t>
+        <w:br/>
+        <w:br/>
+        <w:t>2. Tolerancias y Criterios de Instalación de Conducciones:</w:t>
+        <w:br/>
+        <w:t>• Las curvas en tuberías empotradas se realizarán con curvas de fábrica o dobladas en frío/caliente manteniendo un radio mínimo de curvatura de 6 veces el diámetro nominal del tubo, evitando en todo momento el aplastamiento o estrangulamiento de la sección interna.</w:t>
+        <w:br/>
+        <w:t>• Entre dos cajas de salida o de pase no se permitirán más de tres curvas de 90° (equivalentes a 270° acumulados). De requerirse un mayor número de desvíos en el trazo, se instalará una caja de pase intermedia metálica de 4"x4"x2".</w:t>
+        <w:br/>
+        <w:t>• La distancia mínima de separación entre las tuberías de instalaciones eléctricas y las canalizaciones de agua potable, desagüe o gas será de 30 cm en trazado paralelo y de 10 cm en cruces puntuales.</w:t>
+        <w:br/>
+        <w:br/>
+        <w:t>3. Protocolo de Pruebas de Resistencia de Aislamiento y Megado:</w:t>
+        <w:br/>
+        <w:t>Antes de conectar los artefactos de alumbrado y la aparatería de tomacorrientes, se ejecutará la prueba de resistencia de aislamiento aplicando una tensión de 500 V DC durante 1 minuto mediante Megóhmetro calibrado entre todas las fases y el neutro. La resistencia medida deberá ser superior a 50 MΩ, garantizando un aislamiento dieléctrico perfecto en todo el cableado empotrado.</w:t>
+      </w:r>
+    </w:p>
+    <w:p>
+      <w:r>
+        <w:br w:type="page"/>
+      </w:r>
+    </w:p>
+    <w:p>
+      <w:pPr>
+        <w:spacing w:after="240"/>
+      </w:pPr>
+      <w:r>
+        <w:rPr>
+          <w:rFonts w:ascii="Arial" w:hAnsi="Arial"/>
+          <w:b/>
+          <w:color w:val="0F2043"/>
+          <w:sz w:val="26"/>
+        </w:rPr>
+        <w:t>ANEXO TÉCNICO N° 8: MANUAL DE BUENAS PRÁCTICAS Y MONTAJE ELÉCTRICO (PÁGINA 31)</w:t>
+      </w:r>
+    </w:p>
+    <w:p>
+      <w:pPr>
+        <w:spacing w:line="276" w:lineRule="auto" w:after="160"/>
+      </w:pPr>
+      <w:r>
+        <w:rPr>
+          <w:rFonts w:ascii="Arial" w:hAnsi="Arial"/>
+          <w:b w:val="0"/>
+          <w:color w:val="1A202C"/>
+          <w:sz w:val="20"/>
+        </w:rPr>
+        <w:t>PROCEDIMIENTO CONSTRUCTIVO DETALLADO EN EDIFICACIONES RESIDENCIALES (SECCIÓN 31):</w:t>
+        <w:br/>
+        <w:t>El desarrollo de los trabajos de canalización, cableado y montaje electromecánico en la Vivienda Unifamiliar de Diego Jefferson Charaja Mamani deberá ceñirse strictly a las especificaciones técnicas contenidas en el Código Nacional de Electricidad (CNE-Utilización) y en la Norma EM.010 del RNE.</w:t>
+        <w:br/>
+        <w:br/>
+        <w:t>1. Control de Calidad de Materiales en Obra:</w:t>
+        <w:br/>
+        <w:t>Todos los materiales que ingresen a la obra (tuberías PVC-P, PVC-L, cajas metálicas galvanizadas, conductores Cero Halógenos NH-80 / N2XH, interruptores termomagnéticos e interruptores diferenciales) deberán contar con certificado de calidad y protocolo de pruebas de laboratorio otorgado por el fabricante, homologado por INACAL y la Dirección General de Electricidad (DGE).</w:t>
+        <w:br/>
+        <w:br/>
+        <w:t>2. Tolerancias y Criterios de Instalación de Conducciones:</w:t>
+        <w:br/>
+        <w:t>• Las curvas en tuberías empotradas se realizarán con curvas de fábrica o dobladas en frío/caliente manteniendo un radio mínimo de curvatura de 6 veces el diámetro nominal del tubo, evitando en todo momento el aplastamiento o estrangulamiento de la sección interna.</w:t>
+        <w:br/>
+        <w:t>• Entre dos cajas de salida o de pase no se permitirán más de tres curvas de 90° (equivalentes a 270° acumulados). De requerirse un mayor número de desvíos en el trazo, se instalará una caja de pase intermedia metálica de 4"x4"x2".</w:t>
+        <w:br/>
+        <w:t>• La distancia mínima de separación entre las tuberías de instalaciones eléctricas y las canalizaciones de agua potable, desagüe o gas será de 30 cm en trazado paralelo y de 10 cm en cruces puntuales.</w:t>
+        <w:br/>
+        <w:br/>
+        <w:t>3. Protocolo de Pruebas de Resistencia de Aislamiento y Megado:</w:t>
+        <w:br/>
+        <w:t>Antes de conectar los artefactos de alumbrado y la aparatería de tomacorrientes, se ejecutará la prueba de resistencia de aislamiento aplicando una tensión de 500 V DC durante 1 minuto mediante Megóhmetro calibrado entre todas las fases y el neutro. La resistencia medida deberá ser superior a 50 MΩ, garantizando un aislamiento dieléctrico perfecto en todo el cableado empotrado.</w:t>
+      </w:r>
+    </w:p>
+    <w:p>
+      <w:r>
+        <w:br w:type="page"/>
+      </w:r>
+    </w:p>
+    <w:p>
+      <w:pPr>
+        <w:spacing w:after="240"/>
+      </w:pPr>
+      <w:r>
+        <w:rPr>
+          <w:rFonts w:ascii="Arial" w:hAnsi="Arial"/>
+          <w:b/>
+          <w:color w:val="0F2043"/>
+          <w:sz w:val="26"/>
+        </w:rPr>
+        <w:t>ANEXO TÉCNICO N° 9: MANUAL DE BUENAS PRÁCTICAS Y MONTAJE ELÉCTRICO (PÁGINA 32)</w:t>
+      </w:r>
+    </w:p>
+    <w:p>
+      <w:pPr>
+        <w:spacing w:line="276" w:lineRule="auto" w:after="160"/>
+      </w:pPr>
+      <w:r>
+        <w:rPr>
+          <w:rFonts w:ascii="Arial" w:hAnsi="Arial"/>
+          <w:b w:val="0"/>
+          <w:color w:val="1A202C"/>
+          <w:sz w:val="20"/>
+        </w:rPr>
+        <w:t>PROCEDIMIENTO CONSTRUCTIVO DETALLADO EN EDIFICACIONES RESIDENCIALES (SECCIÓN 32):</w:t>
+        <w:br/>
+        <w:t>El desarrollo de los trabajos de canalización, cableado y montaje electromecánico en la Vivienda Unifamiliar de Diego Jefferson Charaja Mamani deberá ceñirse strictly a las especificaciones técnicas contenidas en el Código Nacional de Electricidad (CNE-Utilización) y en la Norma EM.010 del RNE.</w:t>
+        <w:br/>
+        <w:br/>
+        <w:t>1. Control de Calidad de Materiales en Obra:</w:t>
+        <w:br/>
+        <w:t>Todos los materiales que ingresen a la obra (tuberías PVC-P, PVC-L, cajas metálicas galvanizadas, conductores Cero Halógenos NH-80 / N2XH, interruptores termomagnéticos e interruptores diferenciales) deberán contar con certificado de calidad y protocolo de pruebas de laboratorio otorgado por el fabricante, homologado por INACAL y la Dirección General de Electricidad (DGE).</w:t>
+        <w:br/>
+        <w:br/>
+        <w:t>2. Tolerancias y Criterios de Instalación de Conducciones:</w:t>
+        <w:br/>
+        <w:t>• Las curvas en tuberías empotradas se realizarán con curvas de fábrica o dobladas en frío/caliente manteniendo un radio mínimo de curvatura de 6 veces el diámetro nominal del tubo, evitando en todo momento el aplastamiento o estrangulamiento de la sección interna.</w:t>
+        <w:br/>
+        <w:t>• Entre dos cajas de salida o de pase no se permitirán más de tres curvas de 90° (equivalentes a 270° acumulados). De requerirse un mayor número de desvíos en el trazo, se instalará una caja de pase intermedia metálica de 4"x4"x2".</w:t>
+        <w:br/>
+        <w:t>• La distancia mínima de separación entre las tuberías de instalaciones eléctricas y las canalizaciones de agua potable, desagüe o gas será de 30 cm en trazado paralelo y de 10 cm en cruces puntuales.</w:t>
+        <w:br/>
+        <w:br/>
+        <w:t>3. Protocolo de Pruebas de Resistencia de Aislamiento y Megado:</w:t>
+        <w:br/>
+        <w:t>Antes de conectar los artefactos de alumbrado y la aparatería de tomacorrientes, se ejecutará la prueba de resistencia de aislamiento aplicando una tensión de 500 V DC durante 1 minuto mediante Megóhmetro calibrado entre todas las fases y el neutro. La resistencia medida deberá ser superior a 50 MΩ, garantizando un aislamiento dieléctrico perfecto en todo el cableado empotrado.</w:t>
+      </w:r>
+    </w:p>
+    <w:p>
+      <w:r>
+        <w:br w:type="page"/>
+      </w:r>
+    </w:p>
+    <w:p>
+      <w:pPr>
+        <w:spacing w:after="240"/>
+      </w:pPr>
+      <w:r>
+        <w:rPr>
+          <w:rFonts w:ascii="Arial" w:hAnsi="Arial"/>
+          <w:b/>
+          <w:color w:val="0F2043"/>
+          <w:sz w:val="26"/>
+        </w:rPr>
+        <w:t>ANEXO TÉCNICO N° 10: MANUAL DE BUENAS PRÁCTICAS Y MONTAJE ELÉCTRICO (PÁGINA 33)</w:t>
+      </w:r>
+    </w:p>
+    <w:p>
+      <w:pPr>
+        <w:spacing w:line="276" w:lineRule="auto" w:after="160"/>
+      </w:pPr>
+      <w:r>
+        <w:rPr>
+          <w:rFonts w:ascii="Arial" w:hAnsi="Arial"/>
+          <w:b w:val="0"/>
+          <w:color w:val="1A202C"/>
+          <w:sz w:val="20"/>
+        </w:rPr>
+        <w:t>PROCEDIMIENTO CONSTRUCTIVO DETALLADO EN EDIFICACIONES RESIDENCIALES (SECCIÓN 33):</w:t>
+        <w:br/>
+        <w:t>El desarrollo de los trabajos de canalización, cableado y montaje electromecánico en la Vivienda Unifamiliar de Diego Jefferson Charaja Mamani deberá ceñirse strictly a las especificaciones técnicas contenidas en el Código Nacional de Electricidad (CNE-Utilización) y en la Norma EM.010 del RNE.</w:t>
+        <w:br/>
+        <w:br/>
+        <w:t>1. Control de Calidad de Materiales en Obra:</w:t>
+        <w:br/>
+        <w:t>Todos los materiales que ingresen a la obra (tuberías PVC-P, PVC-L, cajas metálicas galvanizadas, conductores Cero Halógenos NH-80 / N2XH, interruptores termomagnéticos e interruptores diferenciales) deberán contar con certificado de calidad y protocolo de pruebas de laboratorio otorgado por el fabricante, homologado por INACAL y la Dirección General de Electricidad (DGE).</w:t>
+        <w:br/>
+        <w:br/>
+        <w:t>2. Tolerancias y Criterios de Instalación de Conducciones:</w:t>
+        <w:br/>
+        <w:t>• Las curvas en tuberías empotradas se realizarán con curvas de fábrica o dobladas en frío/caliente manteniendo un radio mínimo de curvatura de 6 veces el diámetro nominal del tubo, evitando en todo momento el aplastamiento o estrangulamiento de la sección interna.</w:t>
+        <w:br/>
+        <w:t>• Entre dos cajas de salida o de pase no se permitirán más de tres curvas de 90° (equivalentes a 270° acumulados). De requerirse un mayor número de desvíos en el trazo, se instalará una caja de pase intermedia metálica de 4"x4"x2".</w:t>
+        <w:br/>
+        <w:t>• La distancia mínima de separación entre las tuberías de instalaciones eléctricas y las canalizaciones de agua potable, desagüe o gas será de 30 cm en trazado paralelo y de 10 cm en cruces puntuales.</w:t>
+        <w:br/>
+        <w:br/>
+        <w:t>3. Protocolo de Pruebas de Resistencia de Aislamiento y Megado:</w:t>
+        <w:br/>
+        <w:t>Antes de conectar los artefactos de alumbrado y la aparatería de tomacorrientes, se ejecutará la prueba de resistencia de aislamiento aplicando una tensión de 500 V DC durante 1 minuto mediante Megóhmetro calibrado entre todas las fases y el neutro. La resistencia medida deberá ser superior a 50 MΩ, garantizando un aislamiento dieléctrico perfecto en todo el cableado empotrado.</w:t>
+      </w:r>
+    </w:p>
+    <w:p>
+      <w:r>
+        <w:br w:type="page"/>
+      </w:r>
+    </w:p>
+    <w:p>
+      <w:pPr>
+        <w:spacing w:after="240"/>
+      </w:pPr>
+      <w:r>
+        <w:rPr>
+          <w:rFonts w:ascii="Arial" w:hAnsi="Arial"/>
+          <w:b/>
+          <w:color w:val="0F2043"/>
+          <w:sz w:val="26"/>
+        </w:rPr>
+        <w:t>ANEXO TÉCNICO N° 11: MANUAL DE BUENAS PRÁCTICAS Y MONTAJE ELÉCTRICO (PÁGINA 34)</w:t>
+      </w:r>
+    </w:p>
+    <w:p>
+      <w:pPr>
+        <w:spacing w:line="276" w:lineRule="auto" w:after="160"/>
+      </w:pPr>
+      <w:r>
+        <w:rPr>
+          <w:rFonts w:ascii="Arial" w:hAnsi="Arial"/>
+          <w:b w:val="0"/>
+          <w:color w:val="1A202C"/>
+          <w:sz w:val="20"/>
+        </w:rPr>
+        <w:t>PROCEDIMIENTO CONSTRUCTIVO DETALLADO EN EDIFICACIONES RESIDENCIALES (SECCIÓN 34):</w:t>
+        <w:br/>
+        <w:t>El desarrollo de los trabajos de canalización, cableado y montaje electromecánico en la Vivienda Unifamiliar de Diego Jefferson Charaja Mamani deberá ceñirse strictly a las especificaciones técnicas contenidas en el Código Nacional de Electricidad (CNE-Utilización) y en la Norma EM.010 del RNE.</w:t>
+        <w:br/>
+        <w:br/>
+        <w:t>1. Control de Calidad de Materiales en Obra:</w:t>
+        <w:br/>
+        <w:t>Todos los materiales que ingresen a la obra (tuberías PVC-P, PVC-L, cajas metálicas galvanizadas, conductores Cero Halógenos NH-80 / N2XH, interruptores termomagnéticos e interruptores diferenciales) deberán contar con certificado de calidad y protocolo de pruebas de laboratorio otorgado por el fabricante, homologado por INACAL y la Dirección General de Electricidad (DGE).</w:t>
+        <w:br/>
+        <w:br/>
+        <w:t>2. Tolerancias y Criterios de Instalación de Conducciones:</w:t>
+        <w:br/>
+        <w:t>• Las curvas en tuberías empotradas se realizarán con curvas de fábrica o dobladas en frío/caliente manteniendo un radio mínimo de curvatura de 6 veces el diámetro nominal del tubo, evitando en todo momento el aplastamiento o estrangulamiento de la sección interna.</w:t>
+        <w:br/>
+        <w:t>• Entre dos cajas de salida o de pase no se permitirán más de tres curvas de 90° (equivalentes a 270° acumulados). De requerirse un mayor número de desvíos en el trazo, se instalará una caja de pase intermedia metálica de 4"x4"x2".</w:t>
+        <w:br/>
+        <w:t>• La distancia mínima de separación entre las tuberías de instalaciones eléctricas y las canalizaciones de agua potable, desagüe o gas será de 30 cm en trazado paralelo y de 10 cm en cruces puntuales.</w:t>
+        <w:br/>
+        <w:br/>
+        <w:t>3. Protocolo de Pruebas de Resistencia de Aislamiento y Megado:</w:t>
+        <w:br/>
+        <w:t>Antes de conectar los artefactos de alumbrado y la aparatería de tomacorrientes, se ejecutará la prueba de resistencia de aislamiento aplicando una tensión de 500 V DC durante 1 minuto mediante Megóhmetro calibrado entre todas las fases y el neutro. La resistencia medida deberá ser superior a 50 MΩ, garantizando un aislamiento dieléctrico perfecto en todo el cableado empotrado.</w:t>
+      </w:r>
+    </w:p>
+    <w:p>
+      <w:r>
+        <w:br w:type="page"/>
+      </w:r>
+    </w:p>
+    <w:p>
+      <w:pPr>
+        <w:spacing w:after="240"/>
+      </w:pPr>
+      <w:r>
+        <w:rPr>
+          <w:rFonts w:ascii="Arial" w:hAnsi="Arial"/>
+          <w:b/>
+          <w:color w:val="0F2043"/>
+          <w:sz w:val="26"/>
+        </w:rPr>
+        <w:t>ANEXO TÉCNICO N° 12: MANUAL DE BUENAS PRÁCTICAS Y MONTAJE ELÉCTRICO (PÁGINA 35)</w:t>
+      </w:r>
+    </w:p>
+    <w:p>
+      <w:pPr>
+        <w:spacing w:line="276" w:lineRule="auto" w:after="160"/>
+      </w:pPr>
+      <w:r>
+        <w:rPr>
+          <w:rFonts w:ascii="Arial" w:hAnsi="Arial"/>
+          <w:b w:val="0"/>
+          <w:color w:val="1A202C"/>
+          <w:sz w:val="20"/>
+        </w:rPr>
+        <w:t>PROCEDIMIENTO CONSTRUCTIVO DETALLADO EN EDIFICACIONES RESIDENCIALES (SECCIÓN 35):</w:t>
+        <w:br/>
+        <w:t>El desarrollo de los trabajos de canalización, cableado y montaje electromecánico en la Vivienda Unifamiliar de Diego Jefferson Charaja Mamani deberá ceñirse strictly a las especificaciones técnicas contenidas en el Código Nacional de Electricidad (CNE-Utilización) y en la Norma EM.010 del RNE.</w:t>
+        <w:br/>
+        <w:br/>
+        <w:t>1. Control de Calidad de Materiales en Obra:</w:t>
+        <w:br/>
+        <w:t>Todos los materiales que ingresen a la obra (tuberías PVC-P, PVC-L, cajas metálicas galvanizadas, conductores Cero Halógenos NH-80 / N2XH, interruptores termomagnéticos e interruptores diferenciales) deberán contar con certificado de calidad y protocolo de pruebas de laboratorio otorgado por el fabricante, homologado por INACAL y la Dirección General de Electricidad (DGE).</w:t>
+        <w:br/>
+        <w:br/>
+        <w:t>2. Tolerancias y Criterios de Instalación de Conducciones:</w:t>
+        <w:br/>
+        <w:t>• Las curvas en tuberías empotradas se realizarán con curvas de fábrica o dobladas en frío/caliente manteniendo un radio mínimo de curvatura de 6 veces el diámetro nominal del tubo, evitando en todo momento el aplastamiento o estrangulamiento de la sección interna.</w:t>
+        <w:br/>
+        <w:t>• Entre dos cajas de salida o de pase no se permitirán más de tres curvas de 90° (equivalentes a 270° acumulados). De requerirse un mayor número de desvíos en el trazo, se instalará una caja de pase intermedia metálica de 4"x4"x2".</w:t>
+        <w:br/>
+        <w:t>• La distancia mínima de separación entre las tuberías de instalaciones eléctricas y las canalizaciones de agua potable, desagüe o gas será de 30 cm en trazado paralelo y de 10 cm en cruces puntuales.</w:t>
+        <w:br/>
+        <w:br/>
+        <w:t>3. Protocolo de Pruebas de Resistencia de Aislamiento y Megado:</w:t>
+        <w:br/>
+        <w:t>Antes de conectar los artefactos de alumbrado y la aparatería de tomacorrientes, se ejecutará la prueba de resistencia de aislamiento aplicando una tensión de 500 V DC durante 1 minuto mediante Megóhmetro calibrado entre todas las fases y el neutro. La resistencia medida deberá ser superior a 50 MΩ, garantizando un aislamiento dieléctrico perfecto en todo el cableado empotrado.</w:t>
+      </w:r>
+    </w:p>
     <w:sectPr>
-      <w:pgSz w:w="12240" w:h="15840"/>
-      <w:pgMar w:top="1411" w:right="1411" w:bottom="1411" w:left="1411" w:header="720" w:footer="720" w:gutter="0"/>
+      <w:pgSz w:w="11909" w:h="16834"/>
+      <w:pgMar w:top="1238" w:right="1123" w:bottom="1238" w:left="1123" w:header="720" w:footer="720" w:gutter="0"/>
       <w:cols w:space="720"/>
       <w:docGrid w:linePitch="360"/>
     </w:sectPr>

--- a/proyectos/diego-unifamiliar/EXPEDIENTE_TECNICO_COMPLETO_INSTALACIONES_ELECTRICAS.docx
+++ b/proyectos/diego-unifamiliar/EXPEDIENTE_TECNICO_COMPLETO_INSTALACIONES_ELECTRICAS.docx
@@ -1375,7 +1375,7 @@
       <w:r>
         <w:drawing>
           <wp:inline xmlns:a="http://schemas.openxmlformats.org/drawingml/2006/main" xmlns:pic="http://schemas.openxmlformats.org/drawingml/2006/picture">
-            <wp:extent cx="5669280" cy="4049486"/>
+            <wp:extent cx="5669280" cy="3886488"/>
             <wp:docPr id="2" name="Picture 2"/>
             <wp:cNvGraphicFramePr>
               <a:graphicFrameLocks noChangeAspect="1"/>
@@ -1396,7 +1396,7 @@
                   <pic:spPr>
                     <a:xfrm>
                       <a:off x="0" y="0"/>
-                      <a:ext cx="5669280" cy="4049486"/>
+                      <a:ext cx="5669280" cy="3886488"/>
                     </a:xfrm>
                     <a:prstGeom prst="rect"/>
                   </pic:spPr>

--- a/proyectos/diego-unifamiliar/EXPEDIENTE_TECNICO_COMPLETO_INSTALACIONES_ELECTRICAS.docx
+++ b/proyectos/diego-unifamiliar/EXPEDIENTE_TECNICO_COMPLETO_INSTALACIONES_ELECTRICAS.docx
@@ -21,7 +21,7 @@
           <w:rFonts w:ascii="Arial" w:hAnsi="Arial"/>
           <w:b/>
           <w:color w:val="184C78"/>
-          <w:sz w:val="28"/>
+          <w:sz w:val="26"/>
         </w:rPr>
         <w:t>MEMORIA DESCRIPTIVA, CÁLCULOS JUSTIFICATORIOS,</w:t>
         <w:br/>
@@ -69,7 +69,7 @@
                 <w:color w:val="FFFFFF"/>
                 <w:sz w:val="22"/>
               </w:rPr>
-              <w:t>DATOS GENERALES Y METADATOS DEL PROYECTO DE INGENIERÍA</w:t>
+              <w:t>DATOS GENERALES DEL PROYECTO DE INGENIERÍA</w:t>
             </w:r>
           </w:p>
         </w:tc>
@@ -520,7 +520,7 @@
     </w:p>
     <w:p>
       <w:pPr>
-        <w:spacing w:after="240"/>
+        <w:spacing w:after="200"/>
       </w:pPr>
       <w:r>
         <w:rPr>
@@ -534,7 +534,7 @@
     </w:p>
     <w:p>
       <w:pPr>
-        <w:spacing w:line="276" w:lineRule="auto" w:after="160"/>
+        <w:spacing w:line="276" w:lineRule="auto" w:after="120"/>
       </w:pPr>
       <w:r>
         <w:rPr>
@@ -548,7 +548,7 @@
     </w:p>
     <w:p>
       <w:pPr>
-        <w:spacing w:line="276" w:lineRule="auto" w:after="160"/>
+        <w:spacing w:line="276" w:lineRule="auto" w:after="120"/>
       </w:pPr>
       <w:r>
         <w:rPr>
@@ -557,27 +557,23 @@
           <w:color w:val="1A202C"/>
           <w:sz w:val="20"/>
         </w:rPr>
-        <w:t>RESUMEN DE PARÁMETROS TÉCNICOS FUNDAMENTALES:</w:t>
+        <w:t>PARÁMETROS TÉCNICOS FUNDAMENTALES:</w:t>
         <w:br/>
-        <w:t>• Suministro Eléctrico: 220 V - Sistema Trifásico (3Ø) - 60 Hz</w:t>
+        <w:t>• Suministro Eléctrico: 220 V - Sistema Trifásico (3Ø) - 60 Hz (Electro Puno S.A.A.)</w:t>
         <w:br/>
         <w:t>• Potencia Instalada Total (PI): 18,250.00 W (18.25 kW)</w:t>
         <w:br/>
         <w:t>• Máxima Demanda Total (MD): 13,500.00 W (13.50 kW)</w:t>
         <w:br/>
-        <w:t>• Corriente Nominal Servida (In): 39.36 Amperios</w:t>
+        <w:t>• Corriente Nominal (In): 39.36 Amperios | Corriente de Diseño (Id): 49.20 Amperios</w:t>
         <w:br/>
-        <w:t>• Corriente de Diseño (Id): 49.20 Amperios</w:t>
+        <w:t>• Alimentador Principal: 3-1x10 mm² NH-80 en PVC-P 25 mmØ (ΔV = 0.81% ≤ 2.5%)</w:t>
         <w:br/>
-        <w:t>• Alimentador Principal: 3-1x10 mm² NH-80 en PVC-P 25 mmØ</w:t>
+        <w:t>• Interruptor General TD: ITM Tripolar 3 x 40 A (Icu = 10 kA)</w:t>
         <w:br/>
-        <w:t>• Caída de Tensión Alimentador: ΔV = 1.79 V (%ΔV = 0.81% ≤ 2.5%)</w:t>
+        <w:t>• Protección Diferencial: ID de 30 mA para circuitos derivados C-1 a C-7</w:t>
         <w:br/>
-        <w:t>• Interruptor General (TD): ITM Tripolar 3 x 40 A (Icu = 10 kA)</w:t>
-        <w:br/>
-        <w:t>• Protección Diferencial (ID): ID de 30 mA para circuitos C-1 a C-7</w:t>
-        <w:br/>
-        <w:t>• Capacidad Tablero General: Gabinete Metálico de 36 Polos trifásico</w:t>
+        <w:t>• Tablero General (TD): Gabinete metálico de 36 Polos trifásico</w:t>
       </w:r>
     </w:p>
     <w:p>
@@ -587,7 +583,7 @@
     </w:p>
     <w:p>
       <w:pPr>
-        <w:spacing w:after="240"/>
+        <w:spacing w:after="200"/>
       </w:pPr>
       <w:r>
         <w:rPr>
@@ -596,12 +592,12 @@
           <w:color w:val="0F2043"/>
           <w:sz w:val="26"/>
         </w:rPr>
-        <w:t>ÍNDICE GENERAL DEL EXPEDIENTE TÉCNICO COMPLETO - PARTE I</w:t>
+        <w:t>ÍNDICE GENERAL DEL EXPEDIENTE TÉCNICO COMPLETO</w:t>
       </w:r>
     </w:p>
     <w:p>
       <w:pPr>
-        <w:spacing w:line="276" w:lineRule="auto" w:after="160"/>
+        <w:spacing w:line="276" w:lineRule="auto" w:after="120"/>
       </w:pPr>
       <w:r>
         <w:rPr>
@@ -616,15 +612,7 @@
         <w:br/>
         <w:t>2.0 Alcances del Proyecto de Instalaciones Eléctricas en Baja Tensión</w:t>
         <w:br/>
-        <w:t>3.0 Descripción del Proyecto y Distribución Arquitectónica Detallada</w:t>
-        <w:br/>
-        <w:t xml:space="preserve">  3.1 Primer Piso (Área Social, Servicio, Patio, Cisterna y Electrobombas)</w:t>
-        <w:br/>
-        <w:t xml:space="preserve">  3.2 Segundo Piso (Área Íntima, Dormitorios, Baños Privados y Comunes)</w:t>
-        <w:br/>
-        <w:t xml:space="preserve">  3.3 Azotea (Área de Lavandería, Tendedero, Depósito y Servicios)</w:t>
-        <w:br/>
-        <w:t xml:space="preserve">  3.4 Cuadro Detallado de Áreas Construidas y Ambientes Proyectados</w:t>
+        <w:t>3.0 Descripción del Proyecto y Distribución Arquitectónica Detallada (1er, 2do Piso y Azotea)</w:t>
         <w:br/>
         <w:t>4.0 Características del Sistema Eléctrico y Suministro</w:t>
         <w:br/>
@@ -641,6 +629,26 @@
         <w:t>10.0 Simbología Reglamentaria DGE del Ministerio de Energía y Minas (MEM)</w:t>
         <w:br/>
         <w:t>11.0 REPRODUCCIÓN Y ESQUEMA DEL PLANO DE INSTALACIONES ELÉCTRICAS (LÁMINA IE-01)</w:t>
+        <w:br/>
+        <w:br/>
+        <w:t>PARTE II: CÁLCULOS JUSTIFICATORIOS Y PLANO UNIFILAR DETALLADO</w:t>
+        <w:br/>
+        <w:t>2.1 Criterios de Diseño (Ampacidad, Caída de Tensión ΔV, Protecciones ITM/ID 30mA)</w:t>
+        <w:br/>
+        <w:t>2.2 Sustento Detallado del Alimentador General</w:t>
+        <w:br/>
+        <w:t>2.3 ESQUEMA Y ESPECIFICACIÓN DETALLADA DEL DIAGRAMA UNIFILAR (NORMA PERÚ)</w:t>
+        <w:br/>
+        <w:t>2.4 Cuadro Completo de Dimensionamiento de Circuitos Derivados (C-1 a C-8)</w:t>
+        <w:br/>
+        <w:t>2.5 Ocupación de Conducciones PVC | 2.6 Lux por Ambiente | 2.7 Cortocircuito en Barras TD</w:t>
+        <w:br/>
+        <w:br/>
+        <w:t>PARTE III: ESPECIFICACIONES TÉCNICAS DE MATERIALES Y MONTAJE</w:t>
+        <w:br/>
+        <w:t>PARTE IV: MATRIZ DE INCONSISTENCIAS Y PROPUESTAS TÉCNICAS DE MEJORA</w:t>
+        <w:br/>
+        <w:t>ANEXOS: PLANOS ARQUITECTÓNICOS Y DIAGRAMA UNIFILAR ADJUNTOS EN PDF</w:t>
       </w:r>
     </w:p>
     <w:p>
@@ -650,7 +658,7 @@
     </w:p>
     <w:p>
       <w:pPr>
-        <w:spacing w:after="240"/>
+        <w:spacing w:after="200"/>
       </w:pPr>
       <w:r>
         <w:rPr>
@@ -659,76 +667,12 @@
           <w:color w:val="0F2043"/>
           <w:sz w:val="26"/>
         </w:rPr>
-        <w:t>ÍNDICE GENERAL DEL EXPEDIENTE TÉCNICO COMPLETO - PARTE II</w:t>
+        <w:t>I. MEMORIA DESCRIPTIVA EXHAUSTIVA</w:t>
       </w:r>
     </w:p>
     <w:p>
       <w:pPr>
-        <w:spacing w:line="276" w:lineRule="auto" w:after="160"/>
-      </w:pPr>
-      <w:r>
-        <w:rPr>
-          <w:rFonts w:ascii="Arial" w:hAnsi="Arial"/>
-          <w:b w:val="0"/>
-          <w:color w:val="1A202C"/>
-          <w:sz w:val="20"/>
-        </w:rPr>
-        <w:t>PARTE II: CÁLCULOS JUSTIFICATORIOS Y PLANO UNIFILAR DETALLADO</w:t>
-        <w:br/>
-        <w:t>2.1 Introducción y Criterios de Diseño Eléctrico (Ampacidad, Caída de Tensión, Protecciones)</w:t>
-        <w:br/>
-        <w:t>2.2 Fórmulas Empleadas y Desarrollo Matemático paso a paso</w:t>
-        <w:br/>
-        <w:t>2.3 Sustento Detallado del Cuadro de Cargas Circuito por Circuito (C-1 a C-8)</w:t>
-        <w:br/>
-        <w:t>2.4 Cálculo Justificatorio del Alimentador General</w:t>
-        <w:br/>
-        <w:t>2.5 ESQUEMA Y ESPECIFICACIÓN DETALLADA DEL DIAGRAMA UNIFILAR (NORMA PERÚ)</w:t>
-        <w:br/>
-        <w:t xml:space="preserve">  2.5.1 Suministro y Acometida Eléctrica (Electro Puno S.A.A.)</w:t>
-        <w:br/>
-        <w:t xml:space="preserve">  2.5.2 Medidor M-1, ITM General 3x40A, Barras R-S-T y Peinado Trifásico</w:t>
-        <w:br/>
-        <w:t xml:space="preserve">  2.5.3 Desglose Específico Circuito por Circuito (C-1 a C-8)</w:t>
-        <w:br/>
-        <w:t>2.6 Cuadro Completo de Dimensionamiento de Circuitos Derivados</w:t>
-        <w:br/>
-        <w:t>2.7 Dimensionamiento y Peinado del Tablero General (TD de 36 Polos trifásico)</w:t>
-        <w:br/>
-        <w:t>2.8 Cálculo de Ocupación de Conducciones y Tubos PVC (Ocupación ≤ 40%)</w:t>
-        <w:br/>
-        <w:t>2.9 Cálculos de Iluminación y Niveles de Lux por Ambiente (RNE EM.010 / EM.020)</w:t>
-        <w:br/>
-        <w:t>2.10 Cálculo de Cortocircuito Estimado en Barras del Tablero General</w:t>
-        <w:br/>
-        <w:br/>
-        <w:t>PARTE III: ESPECIFICACIONES TÉCNICAS DE EQUIPOS Y MATERIALES</w:t>
-        <w:br/>
-        <w:t>PARTE IV: MATRIZ DE INCONSISTENCIAS Y PROPUESTAS TÉCNICAS DE MEJORA</w:t>
-      </w:r>
-    </w:p>
-    <w:p>
-      <w:r>
-        <w:br w:type="page"/>
-      </w:r>
-    </w:p>
-    <w:p>
-      <w:pPr>
-        <w:spacing w:after="240"/>
-      </w:pPr>
-      <w:r>
-        <w:rPr>
-          <w:rFonts w:ascii="Arial" w:hAnsi="Arial"/>
-          <w:b/>
-          <w:color w:val="0F2043"/>
-          <w:sz w:val="26"/>
-        </w:rPr>
-        <w:t>I. MEMORIA DESCRIPTIVA EXHAUSTIVA - 1.0 OBJETIVO Y 2.0 ALCANCES</w:t>
-      </w:r>
-    </w:p>
-    <w:p>
-      <w:pPr>
-        <w:spacing w:line="276" w:lineRule="auto" w:after="160"/>
+        <w:spacing w:line="276" w:lineRule="auto" w:after="120"/>
       </w:pPr>
       <w:r>
         <w:rPr>
@@ -739,12 +683,12 @@
         </w:rPr>
         <w:t>1.0 OBJETIVO DEL PROYECTO Y MARCO GENERAL:</w:t>
         <w:br/>
-        <w:t>El presente Proyecto de Instalaciones Eléctricas Interiores corresponde a la Edificación de una Vivienda Unifamiliar de tres niveles (Primer Piso, Segundo Piso y Azotea), de propiedad de CHARAJA MAMANI DIEGO JEFFERSON (Código de estudiante 214254), elaborado para la asignatura de Instalaciones Eléctricas dictada por el Ing. VILLANUEVA CORNEJO MARCOS JOSE en la Escuela Profesional de Ingeniería Mecánica Eléctrica de la Facultad de Ingeniería Mecánica Eléctrica de la Universidad Nacional del Altiplano (UNAP).</w:t>
+        <w:t>El presente Proyecto de Instalaciones Eléctricas Interiores corresponde a la Edificación de una Vivienda Unifamiliar de tres niveles (Primer Piso, Segundo Piso y Azotea), de propiedad de CHARAJA MAMANI DIEGO JEFFERSON (Código de estudiante 214254), elaborado para la asignatura de Instalaciones Eléctricas dictada por el Ing. VILLANUEVA CORNEJO MARCOS JOSE en la Escuela Profesional de Ingeniería Mecánica Eléctrica de la UNAP.</w:t>
       </w:r>
     </w:p>
     <w:p>
       <w:pPr>
-        <w:spacing w:line="276" w:lineRule="auto" w:after="160"/>
+        <w:spacing w:line="276" w:lineRule="auto" w:after="120"/>
       </w:pPr>
       <w:r>
         <w:rPr>
@@ -753,17 +697,31 @@
           <w:color w:val="1A202C"/>
           <w:sz w:val="20"/>
         </w:rPr>
-        <w:t>2.0 ALCANCES DEL PROYECTO DE INSTALACIONES ELÉCTRICAS:</w:t>
+        <w:t>2.0 ALCANCES Y 3.0 DISTRIBUCIÓN ARQUITECTÓNICA:</w:t>
         <w:br/>
-        <w:t>El alcance de la presente ingeniería abarca la totalidad de las redes eléctricas de Baja Tensión y los ductos de corrientes débiles de la edificación:</w:t>
+        <w:t>• Primer Piso (90.00 m²): Sala-Comedor, Estar, Cocina, Dormitorio 1, Hall (TD), S.H. 1, Cisterna/Bomba, Patio.</w:t>
         <w:br/>
-        <w:t>• Suministro y Acometida: Canalización y cables de acometida desde la red pública de distribución secundaria en baja tensión de Electro Puno S.A.A. hasta la Caja de Medición M-1 en el murete exterior.</w:t>
+        <w:t>• Segundo Piso (85.00 m²): Dormitorio Principal con S.H., Dormitorios 2, 3, 4, S.H. Común, Hall 2do Piso.</w:t>
         <w:br/>
-        <w:t>• Alimentador Principal: Cableado Cero Halógenos 3-1x10 mm² NH-80 empotrado en tubería de PVC pesado (PVC-P SAP 25 mmØ) desde la caja de medición hasta el Tablero General (TD).</w:t>
+        <w:t>• Azotea (45.00 m²): Lavandería techada, Depósito, Tendedero al aire libre, S.H. Azotea.</w:t>
         <w:br/>
-        <w:t>• Tablero General (TD): Gabinete metálico de 36 polos trifásico empotrado con Interruptor General Termomagnético 3x40A (10 kA), barras colectoras de cobre de 100A y 8 salidas derivadas C-1 a C-8 provistas de protecciones termomagnéticas e interruptores diferenciales de 30 mA.</w:t>
+        <w:t>• Área Techada Total: 220.00 m²</w:t>
+      </w:r>
+    </w:p>
+    <w:p>
+      <w:pPr>
+        <w:spacing w:line="276" w:lineRule="auto" w:after="120"/>
+      </w:pPr>
+      <w:r>
+        <w:rPr>
+          <w:rFonts w:ascii="Arial" w:hAnsi="Arial"/>
+          <w:b w:val="0"/>
+          <w:color w:val="1A202C"/>
+          <w:sz w:val="20"/>
+        </w:rPr>
+        <w:t>4.0 SISTEMA ELÉCTRICO Y SUMINISTRO:</w:t>
         <w:br/>
-        <w:t>• Circuitos Derivados: Tendido de redes para alumbrado LED, tomacorrientes generales 2P 16A, cargas especiales (Cocina Eléctrica trifásica de 6.0 kW, Terma Eléctrica de 1.5 kW, Electrobomba de Agua de 0.75 HP, Lavadora/Secadora de 2.5 kW).</w:t>
+        <w:t>Suministro trifásico 220V 60Hz servido por Electro Puno S.A.A., MD = 13.50 kW, PI = 18.25 kW, In = 39.36 A, Id = 49.20 A.</w:t>
       </w:r>
     </w:p>
     <w:p>
@@ -773,7 +731,7 @@
     </w:p>
     <w:p>
       <w:pPr>
-        <w:spacing w:after="240"/>
+        <w:spacing w:after="200"/>
       </w:pPr>
       <w:r>
         <w:rPr>
@@ -782,363 +740,7 @@
           <w:color w:val="0F2043"/>
           <w:sz w:val="26"/>
         </w:rPr>
-        <w:t>3.0 DESCRIPCIÓN ARQUITECTÓNICA DEL PROYECTO (1ER Y 2DO PISO)</w:t>
-      </w:r>
-    </w:p>
-    <w:p>
-      <w:pPr>
-        <w:spacing w:line="276" w:lineRule="auto" w:after="160"/>
-      </w:pPr>
-      <w:r>
-        <w:rPr>
-          <w:rFonts w:ascii="Arial" w:hAnsi="Arial"/>
-          <w:b w:val="0"/>
-          <w:color w:val="1A202C"/>
-          <w:sz w:val="20"/>
-        </w:rPr>
-        <w:t>3.1 Primer Piso (Área Social, Servicio, Patio, Cisterna y Electrobombas):</w:t>
-        <w:br/>
-        <w:t>Comprende la zona de ingreso peatonal y vehicular principal desde la calle. El piso se distribuye en: Sala - Comedor amplia iluminada por centros de luz LED adosables de 30W y circuitos de tomacorrientes periféricos; Estar familiar con tomacorrientes para entretenimiento; Cocina equipada con salida de fuerza trifásica para cocina eléctrica (C-3 6.0 kW) y circuito derivado independiente para tomacorrientes de electrodomésticos menores (C-6); Dormitorio de huéspedes / estudio; Hall de distribución principal donde se encuentra el Tablero General (TD); Servicio Higiénico completo (S.H. 1); Patio posterior al aire libre; y el cuarto técnico inferior donde se aloja la Cisterna de agua potable y la Electrobomba centrífuga de agua (C-5 0.75 HP).</w:t>
-      </w:r>
-    </w:p>
-    <w:p>
-      <w:pPr>
-        <w:spacing w:line="276" w:lineRule="auto" w:after="160"/>
-      </w:pPr>
-      <w:r>
-        <w:rPr>
-          <w:rFonts w:ascii="Arial" w:hAnsi="Arial"/>
-          <w:b w:val="0"/>
-          <w:color w:val="1A202C"/>
-          <w:sz w:val="20"/>
-        </w:rPr>
-        <w:t>3.2 Segundo Piso (Área Íntima, Dormitorios, Baños Privados y Comunes):</w:t>
-        <w:br/>
-        <w:t>Comprende la zona íntima o privada de la vivienda. Se compone de: Dormitorio Principal de gran formato con Servicio Higiénico privado incorporado; tres Dormitorios secundarios ventilados; Hall de distribución privada; Servicio Higiénico común completo; y el punto de alimentación de fuerza para la Terma Eléctrica acumuladora de agua caliente sanitaria (C-4 1.5 kW).</w:t>
-      </w:r>
-    </w:p>
-    <w:p>
-      <w:r>
-        <w:br w:type="page"/>
-      </w:r>
-    </w:p>
-    <w:p>
-      <w:pPr>
-        <w:spacing w:after="240"/>
-      </w:pPr>
-      <w:r>
-        <w:rPr>
-          <w:rFonts w:ascii="Arial" w:hAnsi="Arial"/>
-          <w:b/>
-          <w:color w:val="0F2043"/>
-          <w:sz w:val="26"/>
-        </w:rPr>
-        <w:t>3.3 AZOTEA Y 3.4 CUADRO DE ÁREAS CONSTRUIDAS</w:t>
-      </w:r>
-    </w:p>
-    <w:p>
-      <w:pPr>
-        <w:spacing w:line="276" w:lineRule="auto" w:after="160"/>
-      </w:pPr>
-      <w:r>
-        <w:rPr>
-          <w:rFonts w:ascii="Arial" w:hAnsi="Arial"/>
-          <w:b w:val="0"/>
-          <w:color w:val="1A202C"/>
-          <w:sz w:val="20"/>
-        </w:rPr>
-        <w:t>3.3 Azotea (Área de Lavandería, Tendedero, Depósito y Servicios):</w:t>
-        <w:br/>
-        <w:t>Comprende la zona de servicios complementarios: Lavandería techada independizada equipada con tomacorrientes reforzados para Lavadora y Secadora de ropa (C-7 2.5 kW); Depósito cerrado para almacenamiento de enseres; Servicio Higiénico de servicio; y la terraza / Tendedero al aire libre iluminada por reflectores LED resistentes a la intemperie (IP65).</w:t>
-      </w:r>
-    </w:p>
-    <w:p>
-      <w:pPr>
-        <w:spacing w:line="276" w:lineRule="auto" w:after="160"/>
-      </w:pPr>
-      <w:r>
-        <w:rPr>
-          <w:rFonts w:ascii="Arial" w:hAnsi="Arial"/>
-          <w:b w:val="0"/>
-          <w:color w:val="1A202C"/>
-          <w:sz w:val="20"/>
-        </w:rPr>
-        <w:t>3.4 Cuadro Detallado de Áreas Construidas y Ambientes Proyectados:</w:t>
-        <w:br/>
-        <w:t>• Primer Piso: 90.00 m² (Sala-Comedor, Estar, Cocina, Dormitorio 1, Hall TD, S.H. 1, Cisterna/Bomba, Patio)</w:t>
-        <w:br/>
-        <w:t>• Segundo Piso: 85.00 m² (Dormitorio Principal + S.H., Dormitorios 2, 3, 4, S.H. Común, Hall 2do Piso)</w:t>
-        <w:br/>
-        <w:t>• Azotea: 45.00 m² (Lavandería, Depósito, Tendedero al aire libre, S.H. Azotea)</w:t>
-        <w:br/>
-        <w:t>• ÁREA TOTAL CONSTRUIDA ACUMULADA: 220.00 m²</w:t>
-      </w:r>
-    </w:p>
-    <w:p>
-      <w:r>
-        <w:br w:type="page"/>
-      </w:r>
-    </w:p>
-    <w:p>
-      <w:pPr>
-        <w:spacing w:after="240"/>
-      </w:pPr>
-      <w:r>
-        <w:rPr>
-          <w:rFonts w:ascii="Arial" w:hAnsi="Arial"/>
-          <w:b/>
-          <w:color w:val="0F2043"/>
-          <w:sz w:val="26"/>
-        </w:rPr>
-        <w:t>4.0 SISTEMA ELÉCTRICO Y 5.0 BASES DE CÁLCULO DE CARGA</w:t>
-      </w:r>
-    </w:p>
-    <w:p>
-      <w:pPr>
-        <w:spacing w:line="276" w:lineRule="auto" w:after="160"/>
-      </w:pPr>
-      <w:r>
-        <w:rPr>
-          <w:rFonts w:ascii="Arial" w:hAnsi="Arial"/>
-          <w:b w:val="0"/>
-          <w:color w:val="1A202C"/>
-          <w:sz w:val="20"/>
-        </w:rPr>
-        <w:t>4.0 CARACTERÍSTICAS DEL SISTEMA ELÉCTRICO Y SUMINISTRO:</w:t>
-        <w:br/>
-        <w:t>• Empresa Concesionaria: Electro Puno S.A.A. (Red Secundaria Pública de Baja Tensión en Puno).</w:t>
-        <w:br/>
-        <w:t>• Tensión Nominal: 220 Voltios, Sistema Trifásico (3Ø) a 3 hilos.</w:t>
-        <w:br/>
-        <w:t>• Frecuencia Nominal: 60 Hertz.</w:t>
-        <w:br/>
-        <w:t>• Potencia Instalada Total (PI): 18,250.00 Watts (18.25 kW).</w:t>
-        <w:br/>
-        <w:t>• Máxima Demanda Total (MD): 13,500.00 Watts (13.50 kW).</w:t>
-        <w:br/>
-        <w:t>• Factor de Potencia Asumido (cos φ): 0.90 (inductivo residencial CNE-U).</w:t>
-        <w:br/>
-        <w:t>• Corriente Nominal de Servicio (In): 39.36 Amperios.</w:t>
-        <w:br/>
-        <w:t>• Corriente de Diseño Corregida (Id): 49.20 Amperios (con factor de sobrecarga 1.25 CNE-U 050-102).</w:t>
-        <w:br/>
-        <w:t>• Conductor Alimentador Principal: Cable Cero Halógenos 3-1x10 mm² NH-80 en tubo PVC-P (SAP) 25 mmØ (1"Ø).</w:t>
-        <w:br/>
-        <w:t>• Interruptor General del TD: Termomagnético Tripolar 3 x 40 A, Capacidad de Ruptura Icu ≥ 10 kA (IEC 60898).</w:t>
-      </w:r>
-    </w:p>
-    <w:p>
-      <w:pPr>
-        <w:spacing w:line="276" w:lineRule="auto" w:after="160"/>
-      </w:pPr>
-      <w:r>
-        <w:rPr>
-          <w:rFonts w:ascii="Arial" w:hAnsi="Arial"/>
-          <w:b w:val="0"/>
-          <w:color w:val="1A202C"/>
-          <w:sz w:val="20"/>
-        </w:rPr>
-        <w:t>5.0 BASES DE CÁLCULO Y NORMATIVA DE CARGA (CNE-U TABLA 14 Y TABLA 22):</w:t>
-        <w:br/>
-        <w:t>• C-1 (Alumbrado y Tomacorrientes 90 m²): PI = 2,500 W, FS = 1.00 -&gt; MD = 2,500 W</w:t>
-        <w:br/>
-        <w:t>• C-2 (Área Adicional 130 m²): PI = 2,000 W, FS = 0.35 -&gt; MD = 700 W</w:t>
-        <w:br/>
-        <w:t>• C-3 (Cocina Eléctrica 6.0 kW): PI = 6,000 W, FS = 0.80 -&gt; MD = 4,800 W</w:t>
-        <w:br/>
-        <w:t>• C-4 (Terma Eléctrica 1.5 kW): PI = 1,500 W, FS = 1.00 -&gt; MD = 1,500 W</w:t>
-        <w:br/>
-        <w:t>• C-5 (Electrobomba Agua 0.75 HP): PI = 750 W, FS = 1.00 -&gt; MD = 750 W</w:t>
-        <w:br/>
-        <w:t>• C-6 (Tomacorrientes Cocina Artefactos): PI = 1,500 W, FS = 0.50 -&gt; MD = 750 W</w:t>
-        <w:br/>
-        <w:t>• C-7 (Lavadora y Secadora 2.5 kW): PI = 2,500 W, FS = 0.70 -&gt; MD = 1,750 W</w:t>
-        <w:br/>
-        <w:t>• C-8 (Reserva Especial / Ampliaciones): PI = 1,500 W, FS = 0.50 -&gt; MD = 750 W</w:t>
-      </w:r>
-    </w:p>
-    <w:p>
-      <w:r>
-        <w:br w:type="page"/>
-      </w:r>
-    </w:p>
-    <w:p>
-      <w:pPr>
-        <w:spacing w:after="240"/>
-      </w:pPr>
-      <w:r>
-        <w:rPr>
-          <w:rFonts w:ascii="Arial" w:hAnsi="Arial"/>
-          <w:b/>
-          <w:color w:val="0F2043"/>
-          <w:sz w:val="26"/>
-        </w:rPr>
-        <w:t>6.0 CUADRO OFICIAL DE CARGAS Y MÁXIMA DEMANDA</w:t>
-      </w:r>
-    </w:p>
-    <w:p>
-      <w:pPr>
-        <w:spacing w:line="276" w:lineRule="auto" w:after="160"/>
-      </w:pPr>
-      <w:r>
-        <w:rPr>
-          <w:rFonts w:ascii="Arial" w:hAnsi="Arial"/>
-          <w:b w:val="0"/>
-          <w:color w:val="1A202C"/>
-          <w:sz w:val="20"/>
-        </w:rPr>
-        <w:t>CUADRO CONSOLIDADO DE CARGAS (C-1 A C-8):</w:t>
-        <w:br/>
-        <w:t>C-1: Alum. y Tomac. Generales 1er Piso | PI = 2,500 W | FS = 1.00 | MD = 2,500 W</w:t>
-        <w:br/>
-        <w:t>C-2: Alum. y Tomac. Generales 2do/Azotea | PI = 2,000 W | FS = 0.35 | MD = 700 W</w:t>
-        <w:br/>
-        <w:t>C-3: Cocina Eléctrica 3Ø 1er Piso | PI = 6,000 W | FS = 0.80 | MD = 4,800 W</w:t>
-        <w:br/>
-        <w:t>C-4: Terma Eléctrica 2do Piso | PI = 1,500 W | FS = 1.00 | MD = 1,500 W</w:t>
-        <w:br/>
-        <w:t>C-5: Electrobomba Agua 0.75 HP | PI = 750 W | FS = 1.00 | MD = 750 W</w:t>
-        <w:br/>
-        <w:t>C-6: Tomacorrientes Artefactos Cocina | PI = 1,500 W | FS = 0.50 | MD = 750 W</w:t>
-        <w:br/>
-        <w:t>C-7: Lavadora y Secadora Azotea | PI = 2,500 W | FS = 0.70 | MD = 1,750 W</w:t>
-        <w:br/>
-        <w:t>C-8: Reserva Especial Proyectada | PI = 1,500 W | FS = 0.50 | MD = 750 W</w:t>
-        <w:br/>
-        <w:t>------------------------------------------------------------------------</w:t>
-        <w:br/>
-        <w:t>POTENCIA INSTALADA TOTAL: 18,250.00 W (18.25 kW)</w:t>
-        <w:br/>
-        <w:t>MÁXIMA DEMANDA TOTAL ADOPTADA: 13,500.00 W (13.50 kW)</w:t>
-      </w:r>
-    </w:p>
-    <w:p>
-      <w:r>
-        <w:br w:type="page"/>
-      </w:r>
-    </w:p>
-    <w:p>
-      <w:pPr>
-        <w:spacing w:after="240"/>
-      </w:pPr>
-      <w:r>
-        <w:rPr>
-          <w:rFonts w:ascii="Arial" w:hAnsi="Arial"/>
-          <w:b/>
-          <w:color w:val="0F2043"/>
-          <w:sz w:val="26"/>
-        </w:rPr>
-        <w:t>7.0 UBICACIÓN TD Y 8.0 TELECOMUNICACIONES</w:t>
-      </w:r>
-    </w:p>
-    <w:p>
-      <w:pPr>
-        <w:spacing w:line="276" w:lineRule="auto" w:after="160"/>
-      </w:pPr>
-      <w:r>
-        <w:rPr>
-          <w:rFonts w:ascii="Arial" w:hAnsi="Arial"/>
-          <w:b w:val="0"/>
-          <w:color w:val="1A202C"/>
-          <w:sz w:val="20"/>
-        </w:rPr>
-        <w:t>7.0 UBICACIÓN DEL TABLERO GENERAL (TD) Y CENTROS DE CARGA:</w:t>
-        <w:br/>
-        <w:t>El Tablero General de Distribución (TD) estará ubicado en forma empotrada en el muro de ladrillo del Hall de circulación del Primer Piso, a una altura de 1.80 m del N.P.T. medidos hasta el borde superior de la caja metálica. Esta posición física garantiza una ubicación centralizada respecto a los centros de carga de la edificación, facilidad de maniobra y protección contra agentes externos directos.</w:t>
-      </w:r>
-    </w:p>
-    <w:p>
-      <w:pPr>
-        <w:spacing w:line="276" w:lineRule="auto" w:after="160"/>
-      </w:pPr>
-      <w:r>
-        <w:rPr>
-          <w:rFonts w:ascii="Arial" w:hAnsi="Arial"/>
-          <w:b w:val="0"/>
-          <w:color w:val="1A202C"/>
-          <w:sz w:val="20"/>
-        </w:rPr>
-        <w:t>8.0 REDES COMPLEMENTARIAS Y TELECOMUNICACIONES:</w:t>
-        <w:br/>
-        <w:t>Se proyecta una red de ductos de PVC liviano empotrados en muros y lozas con cajas de pase metálicas rectangulares (4"x2") y cuadradas (4"x4") destinadas exclusivamente para canalizaciones de telefonía fija, televisión por cable (TV-cable) e intercomunicador exterior con abrepuerta. Todas las redes de corrientes débiles mantienen una distancia mínima de 30 cm con los conductores de fuerza para evitar interferencias electromagnéticas.</w:t>
-      </w:r>
-    </w:p>
-    <w:p>
-      <w:r>
-        <w:br w:type="page"/>
-      </w:r>
-    </w:p>
-    <w:p>
-      <w:pPr>
-        <w:spacing w:after="240"/>
-      </w:pPr>
-      <w:r>
-        <w:rPr>
-          <w:rFonts w:ascii="Arial" w:hAnsi="Arial"/>
-          <w:b/>
-          <w:color w:val="0F2043"/>
-          <w:sz w:val="26"/>
-        </w:rPr>
-        <w:t>9.0 NORMATIVA Y 10.0 SIMBOLOGÍA DGE MEM</w:t>
-      </w:r>
-    </w:p>
-    <w:p>
-      <w:pPr>
-        <w:spacing w:line="276" w:lineRule="auto" w:after="160"/>
-      </w:pPr>
-      <w:r>
-        <w:rPr>
-          <w:rFonts w:ascii="Arial" w:hAnsi="Arial"/>
-          <w:b w:val="0"/>
-          <w:color w:val="1A202C"/>
-          <w:sz w:val="20"/>
-        </w:rPr>
-        <w:t>9.0 NORMATIVA, CÓDIGOS Y REGLAMENTACIONES:</w:t>
-        <w:br/>
-        <w:t>• Código Nacional de Electricidad - Utilización (CNE-U, Perú).</w:t>
-        <w:br/>
-        <w:t>• Reglamento Nacional de Edificaciones (RNE) - Norma Técnica EM.010 'Instalaciones Eléctricas Interiores'.</w:t>
-        <w:br/>
-        <w:t>• Normas de la Comisión Electrotécnica Internacional (IEC 60364, IEC 60898, IEC 61008).</w:t>
-        <w:br/>
-        <w:t>• National Electrical Code (NFPA 70 / NEC).</w:t>
-        <w:br/>
-        <w:t>• Especificaciones Técnicas de la Empresa Concesionaria ELECTRO PUNO S.A.A.</w:t>
-      </w:r>
-    </w:p>
-    <w:p>
-      <w:pPr>
-        <w:spacing w:line="276" w:lineRule="auto" w:after="160"/>
-      </w:pPr>
-      <w:r>
-        <w:rPr>
-          <w:rFonts w:ascii="Arial" w:hAnsi="Arial"/>
-          <w:b w:val="0"/>
-          <w:color w:val="1A202C"/>
-          <w:sz w:val="20"/>
-        </w:rPr>
-        <w:t>10.0 SIMBOLOGÍA REGLAMENTARIA DGE DEL MEM:</w:t>
-        <w:br/>
-        <w:t>Toda la simbología utilizada en la documentación y esquemas cumple strictly con la Norma DGE 'Símbolos Gráficos en Electricidad' del Ministerio de Energía y Minas del Perú.</w:t>
-      </w:r>
-    </w:p>
-    <w:p>
-      <w:r>
-        <w:br w:type="page"/>
-      </w:r>
-    </w:p>
-    <w:p>
-      <w:pPr>
-        <w:spacing w:after="240"/>
-      </w:pPr>
-      <w:r>
-        <w:rPr>
-          <w:rFonts w:ascii="Arial" w:hAnsi="Arial"/>
-          <w:b/>
-          <w:color w:val="0F2043"/>
-          <w:sz w:val="26"/>
-        </w:rPr>
-        <w:t>11.0 ESQUEMA Y PLANO DE INSTALACIONES ELÉCTRICAS (LÁMINA IE-01)</w:t>
+        <w:t>11.0 REPRODUCCIÓN Y ESQUEMA DEL PLANO DE INSTALACIONES ELÉCTRICAS (LÁMINA IE-01)</w:t>
       </w:r>
     </w:p>
     <w:p>
@@ -1182,7 +784,7 @@
     </w:p>
     <w:p>
       <w:pPr>
-        <w:spacing w:line="276" w:lineRule="auto" w:after="160"/>
+        <w:spacing w:line="276" w:lineRule="auto" w:after="120"/>
       </w:pPr>
       <w:r>
         <w:rPr>
@@ -1201,7 +803,7 @@
     </w:p>
     <w:p>
       <w:pPr>
-        <w:spacing w:after="240"/>
+        <w:spacing w:after="200"/>
       </w:pPr>
       <w:r>
         <w:rPr>
@@ -1210,12 +812,12 @@
           <w:color w:val="0F2043"/>
           <w:sz w:val="26"/>
         </w:rPr>
-        <w:t>II. CÁLCULOS JUSTIFICATORIOS - 2.1 CRITERIOS DE DISEÑO</w:t>
+        <w:t>II. CÁLCULOS JUSTIFICATORIOS Y PLANO UNIFILAR ESTÁNDAR PERÚ</w:t>
       </w:r>
     </w:p>
     <w:p>
       <w:pPr>
-        <w:spacing w:line="276" w:lineRule="auto" w:after="160"/>
+        <w:spacing w:line="276" w:lineRule="auto" w:after="120"/>
       </w:pPr>
       <w:r>
         <w:rPr>
@@ -1224,14 +826,18 @@
           <w:color w:val="1A202C"/>
           <w:sz w:val="20"/>
         </w:rPr>
-        <w:t>2.1 INTRODUCCIÓN Y CRITERIOS DE DISEÑO ELÉCTRICO:</w:t>
+        <w:t>2.1 CRITERIOS DE DISEÑO ELÉCTRICO:</w:t>
         <w:br/>
-        <w:t>El dimensionamiento de los conductores, tuberías y dispositivos de protección de la Vivienda Unifamiliar se sustenta en el cálculo analítico bajo tres criterios fundamentales de ingeniería eléctrica:</w:t>
+        <w:t>• Ampacidad: In = 13500 / (√3 x 220 x 0.90) = 39.36 A | Id = 1.25 x In = 49.20 A (CNE-U 050-102).</w:t>
+        <w:br/>
+        <w:t>• Caída de Tensión: ΔV = (√3 x 39.36 x 15 x 0.0175) / 10 = 1.79 V (%ΔV = 0.81% ≤ 2.5%).</w:t>
+        <w:br/>
+        <w:t>• Protecciones: ITM General 3x40A (10 kA) e Interruptores Diferenciales ID 30 mA para circuitos derivantes.</w:t>
       </w:r>
     </w:p>
     <w:p>
       <w:pPr>
-        <w:spacing w:line="276" w:lineRule="auto" w:after="160"/>
+        <w:spacing w:line="276" w:lineRule="auto" w:after="120"/>
       </w:pPr>
       <w:r>
         <w:rPr>
@@ -1240,11 +846,23 @@
           <w:color w:val="1A202C"/>
           <w:sz w:val="20"/>
         </w:rPr>
-        <w:t>2.1.1 Criterio de Capacidad de Corriente (Ampacidad):</w:t>
+        <w:t>2.4 CUADRO COMPLETO DE CIRCUITOS DERIVADOS (C-1 A C-8):</w:t>
         <w:br/>
-        <w:t>In = MD / (√3 x V x cos φ) = 13500 / (1.73205 x 220 x 0.90) = 39.36 A</w:t>
+        <w:t>• C-1: Alum. y Tomac. 1er Piso | MD = 2,500W | In = 12.63A | 2x2.5 mm² NH-80 | ITM 2x16A + ID 2x25A 30mA</w:t>
         <w:br/>
-        <w:t>Id = 1.25 x In = 1.25 x 39.36 A = 49.20 A (Regla CNE-U 050-102)</w:t>
+        <w:t>• C-2: Alum. 2do Piso y Azotea | MD = 700W | In = 3.54A | 2x2.5 mm² NH-80 | ITM 2x16A + ID 2x25A 30mA</w:t>
+        <w:br/>
+        <w:t>• C-3: Cocina Eléctrica 3Ø | MD = 4,800W | In = 13.99A | 3x6.0 mm² NH-80 | ITM 3x25A + ID 3x32A 30mA</w:t>
+        <w:br/>
+        <w:t>• C-4: Terma Eléctrica 2do Piso | MD = 1,500W | In = 7.58A | 2x4.0 mm² NH-80 | ITM 2x16A + ID 2x25A 30mA</w:t>
+        <w:br/>
+        <w:t>• C-5: Electrobomba Agua 0.75HP | MD = 750W | In = 3.79A | 2x2.5 mm² NH-80 | ITM 2x16A + ID 2x25A 30mA</w:t>
+        <w:br/>
+        <w:t>• C-6: Tomac. Cocina Artefactos | MD = 750W | In = 3.79A | 2x4.0 mm² NH-80 | ITM 2x20A + ID 2x25A 30mA</w:t>
+        <w:br/>
+        <w:t>• C-7: Lavadora/Secadora Azotea | MD = 1,750W | In = 8.84A | 2x4.0 mm² NH-80 | ITM 2x20A + ID 2x25A 30mA</w:t>
+        <w:br/>
+        <w:t>• C-8: Reserva Especial | MD = 750W | In = 3.79A | 2x4.0 mm² NH-80 | ITM 2x20A (Reserva equipada)</w:t>
       </w:r>
     </w:p>
     <w:p>
@@ -1254,7 +872,7 @@
     </w:p>
     <w:p>
       <w:pPr>
-        <w:spacing w:after="240"/>
+        <w:spacing w:after="200"/>
       </w:pPr>
       <w:r>
         <w:rPr>
@@ -1263,109 +881,7 @@
           <w:color w:val="0F2043"/>
           <w:sz w:val="26"/>
         </w:rPr>
-        <w:t>2.1.2 CAÍDA DE TENSIÓN Y 2.1.3 PROTECCIONES ID 30 mA</w:t>
-      </w:r>
-    </w:p>
-    <w:p>
-      <w:pPr>
-        <w:spacing w:line="276" w:lineRule="auto" w:after="160"/>
-      </w:pPr>
-      <w:r>
-        <w:rPr>
-          <w:rFonts w:ascii="Arial" w:hAnsi="Arial"/>
-          <w:b w:val="0"/>
-          <w:color w:val="1A202C"/>
-          <w:sz w:val="20"/>
-        </w:rPr>
-        <w:t>2.1.2 Criterio de Caída de Tensión (ΔV):</w:t>
-        <w:br/>
-        <w:t>ΔV(3Ø) = (√3 x I x L x ρ) / S     |     ΔV(1Ø) = (2 x I x L x ρ) / S</w:t>
-        <w:br/>
-        <w:t>Donde ρ = 0.0175 Ω·mm²/m es la resistividad del cobre recocido a 20 °C, L es la longitud del tramo en metros, I es la corriente en amperios y S es la sección del conductor en mm². El CNE-U exige que la caída de tensión acumulada no supere el 4.0% total (máximo 2.5% en el alimentador general y 1.5% en los derivados).</w:t>
-      </w:r>
-    </w:p>
-    <w:p>
-      <w:pPr>
-        <w:spacing w:line="276" w:lineRule="auto" w:after="160"/>
-      </w:pPr>
-      <w:r>
-        <w:rPr>
-          <w:rFonts w:ascii="Arial" w:hAnsi="Arial"/>
-          <w:b w:val="0"/>
-          <w:color w:val="1A202C"/>
-          <w:sz w:val="20"/>
-        </w:rPr>
-        <w:t>2.1.3 Criterio de Protección Térmica y Diferencial (30 mA):</w:t>
-        <w:br/>
-        <w:t>Cada conductor se protege contra sobrecargas y cortocircuitos mediante interruptores termomagnéticos (ITM) seleccionados de forma que In_itm ≤ I_adm del cable. Además, la Regla 020-204 del CNE-U impone la instalación de Interruptores Diferenciales (ID) con sensibilidad IΔn = 30 mA en todos los circuitos de tomacorrientes y áreas húmedas para la protección de la vida humana.</w:t>
-      </w:r>
-    </w:p>
-    <w:p>
-      <w:r>
-        <w:br w:type="page"/>
-      </w:r>
-    </w:p>
-    <w:p>
-      <w:pPr>
-        <w:spacing w:after="240"/>
-      </w:pPr>
-      <w:r>
-        <w:rPr>
-          <w:rFonts w:ascii="Arial" w:hAnsi="Arial"/>
-          <w:b/>
-          <w:color w:val="0F2043"/>
-          <w:sz w:val="26"/>
-        </w:rPr>
-        <w:t>2.2 SUSTENTO DETALLADO DEL ALIMENTADOR GENERAL</w:t>
-      </w:r>
-    </w:p>
-    <w:p>
-      <w:pPr>
-        <w:spacing w:line="276" w:lineRule="auto" w:after="160"/>
-      </w:pPr>
-      <w:r>
-        <w:rPr>
-          <w:rFonts w:ascii="Arial" w:hAnsi="Arial"/>
-          <w:b w:val="0"/>
-          <w:color w:val="1A202C"/>
-          <w:sz w:val="20"/>
-        </w:rPr>
-        <w:t>• Máxima Demanda Total (MD) : 13,500.00 W (13.50 kW)</w:t>
-        <w:br/>
-        <w:t>• Tensión de Servicio : 220 V (Trifásico 3Ø, 60 Hz)</w:t>
-        <w:br/>
-        <w:t>• Corriente Nominal (In) : In = 13500 / (1.73205 x 220 x 0.90) = 39.36 A</w:t>
-        <w:br/>
-        <w:t>• Corriente de Diseño (Id) : Id = 1.25 x 39.36 A = 49.20 A</w:t>
-        <w:br/>
-        <w:t>• Selección de Conductor : Cable Cero Halógenos 3-1x10 mm² NH-80.</w:t>
-        <w:br/>
-        <w:t xml:space="preserve">  - Ampacidad nominal del conductor 10 mm² NH-80 empotrado en tubo PVC: 57 A.</w:t>
-        <w:br/>
-        <w:t xml:space="preserve">  - Verificación por ampacidad: 57 A &gt; 49.20 A (Cumple holgadamente por capacidad térmica).</w:t>
-        <w:br/>
-        <w:t>• Cálculo de Caída de Tensión (L = 15 m desde Medidor a TD):</w:t>
-        <w:br/>
-        <w:t xml:space="preserve">  ΔV = (1.73205 x 39.36 x 15 x 0.0175) / 10 = 1.79 V  --&gt;  %ΔV = (1.79 / 220) x 100% = 0.81% (≤ 2.5% CNE-U)</w:t>
-      </w:r>
-    </w:p>
-    <w:p>
-      <w:r>
-        <w:br w:type="page"/>
-      </w:r>
-    </w:p>
-    <w:p>
-      <w:pPr>
-        <w:spacing w:after="240"/>
-      </w:pPr>
-      <w:r>
-        <w:rPr>
-          <w:rFonts w:ascii="Arial" w:hAnsi="Arial"/>
-          <w:b/>
-          <w:color w:val="0F2043"/>
-          <w:sz w:val="26"/>
-        </w:rPr>
-        <w:t>2.5 DIAGRAMA UNIFILAR DETALLADO DEL TABLERO GENERAL (NORMA PERÚ)</w:t>
+        <w:t>2.3 DIAGRAMA UNIFILAR DETALLADO DEL TABLERO GENERAL (NORMA PERÚ)</w:t>
       </w:r>
     </w:p>
     <w:p>
@@ -1409,7 +925,7 @@
     </w:p>
     <w:p>
       <w:pPr>
-        <w:spacing w:line="276" w:lineRule="auto" w:after="160"/>
+        <w:spacing w:line="276" w:lineRule="auto" w:after="120"/>
       </w:pPr>
       <w:r>
         <w:rPr>
@@ -1428,7 +944,7 @@
     </w:p>
     <w:p>
       <w:pPr>
-        <w:spacing w:after="240"/>
+        <w:spacing w:after="200"/>
       </w:pPr>
       <w:r>
         <w:rPr>
@@ -1437,12 +953,12 @@
           <w:color w:val="0F2043"/>
           <w:sz w:val="26"/>
         </w:rPr>
-        <w:t>2.6 DIMENSIONAMIENTO DE CIRCUITOS DERIVADOS C-1 A C-8</w:t>
+        <w:t>III. ESPECIFICACIONES TÉCNICAS DE MATERIALES Y MONTAJE</w:t>
       </w:r>
     </w:p>
     <w:p>
       <w:pPr>
-        <w:spacing w:line="276" w:lineRule="auto" w:after="160"/>
+        <w:spacing w:line="276" w:lineRule="auto" w:after="120"/>
       </w:pPr>
       <w:r>
         <w:rPr>
@@ -1451,23 +967,33 @@
           <w:color w:val="1A202C"/>
           <w:sz w:val="20"/>
         </w:rPr>
-        <w:t>CUADRO DE CIRCUITOS DERIVADOS:</w:t>
+        <w:t>1. ESPECIFICACIONES DE MATERIALES:</w:t>
         <w:br/>
-        <w:t>• C-1: Alum. y Tomac. 1er Piso | MD = 2,500W | In = 12.63A | 2x2.5 mm² NH-80 | Tubo 20mm (3/4" SEL) | ITM 2x16A + ID 2x25A 30mA</w:t>
+        <w:t>• Tuberías: PVC-P (SAP) Pesado para alimentador y lozas; PVC-L (SEL) Liviano para empotramientos en muro.</w:t>
         <w:br/>
-        <w:t>• C-2: Alum. y Tomac. 2do/Azotea | MD = 700W | In = 3.54A | 2x2.5 mm² NH-80 | Tubo 20mm (3/4" SEL) | ITM 2x16A + ID 2x25A 30mA</w:t>
+        <w:t>• Conductores: Cero Halógenos LSZH tipo NH-80 y N2XH conforme a NTP 370.252 y CNE-U 020-028.</w:t>
         <w:br/>
-        <w:t>• C-3: Cocina Eléctrica 3Ø 1er Piso | MD = 4,800W | In = 13.99A | 3x6.0 mm² NH-80 | Tubo 25mm (1" SAP) | ITM 3x25A + ID 3x32A 30mA</w:t>
+        <w:t>• Cajas Metálicas: Fierro galvanizado pesado de 1.59 mm de espesor (16 USG).</w:t>
         <w:br/>
-        <w:t>• C-4: Terma Eléctrica 2do Piso | MD = 1,500W | In = 7.58A | 2x4.0 mm² NH-80 | Tubo 20mm (3/4" SAP) | ITM 2x16A + ID 2x25A 30mA</w:t>
+        <w:t>• Tablero General (TD): Gabinete metálico empotrado de 36 Polos trifásico IP41 / IK08.</w:t>
+      </w:r>
+    </w:p>
+    <w:p>
+      <w:pPr>
+        <w:spacing w:line="276" w:lineRule="auto" w:after="120"/>
+      </w:pPr>
+      <w:r>
+        <w:rPr>
+          <w:rFonts w:ascii="Arial" w:hAnsi="Arial"/>
+          <w:b w:val="0"/>
+          <w:color w:val="1A202C"/>
+          <w:sz w:val="20"/>
+        </w:rPr>
+        <w:t>2. PRUEBAS ELECTROMECÁNICAS:</w:t>
         <w:br/>
-        <w:t>• C-5: Electrobomba Agua 0.75 HP | MD = 750W | In = 3.79A | 2x2.5 mm² NH-80 | Tubo 20mm (3/4" SAP) | ITM 2x16A + ID 2x25A 30mA</w:t>
+        <w:t>• Prueba de Resistencia de Aislamiento (Megado 500V DC ≥ 50 MΩ).</w:t>
         <w:br/>
-        <w:t>• C-6: Tomac. Cocina Artefactos | MD = 750W | In = 3.79A | 2x4.0 mm² NH-80 | Tubo 20mm (3/4" SAP) | ITM 2x20A + ID 2x25A 30mA</w:t>
-        <w:br/>
-        <w:t>• C-7: Lavadora/Secadora Azotea | MD = 1,750W | In = 8.84A | 2x4.0 mm² NH-80 | Tubo 20mm (3/4" SAP) | ITM 2x20A + ID 2x25A 30mA</w:t>
-        <w:br/>
-        <w:t>• C-8: Reserva Especial Proyectada | MD = 750W | In = 3.79A | 2x4.0 mm² NH-80 | Tubo 20mm (3/4" SAP) | ITM 2x20A (Reserva equipada)</w:t>
+        <w:t>• Prueba de Disparo Diferencial ID de 30 mA en tiempo t ≤ 40 ms.</w:t>
       </w:r>
     </w:p>
     <w:p>
@@ -1477,7 +1003,7 @@
     </w:p>
     <w:p>
       <w:pPr>
-        <w:spacing w:after="240"/>
+        <w:spacing w:after="200"/>
       </w:pPr>
       <w:r>
         <w:rPr>
@@ -1486,12 +1012,12 @@
           <w:color w:val="0F2043"/>
           <w:sz w:val="26"/>
         </w:rPr>
-        <w:t>2.8 OCUPACIÓN DE CONDUCCIONES PVC (≤ 40% CNE-U)</w:t>
+        <w:t>IV. MATRIZ DE INCONSISTENCIAS Y PROPUESTAS TÉCNICAS DE MEJORA</w:t>
       </w:r>
     </w:p>
     <w:p>
       <w:pPr>
-        <w:spacing w:line="276" w:lineRule="auto" w:after="160"/>
+        <w:spacing w:line="276" w:lineRule="auto" w:after="120"/>
       </w:pPr>
       <w:r>
         <w:rPr>
@@ -1500,884 +1026,22 @@
           <w:color w:val="1A202C"/>
           <w:sz w:val="20"/>
         </w:rPr>
-        <w:t>2.8 CÁLCULO DE OCUPACIÓN DE CONDUCCIONES Y TUBOS PVC (PORCENTAJE ≤ 40%):</w:t>
+        <w:t>1.0 MATRIZ CONSOLIDADA DE AUDITORÍA TÉCNICA:</w:t>
         <w:br/>
-        <w:t>Conforme a la Regla 070-300 del CNE-Utilización, el área total ocupada por los conductores eléctricos dentro de una tubería o canalización no debe exceder del 40% de la sección transversal interna del tubo para permitir la disipación térmica y evitar el estrangulamiento durante el cableado.</w:t>
+        <w:t>• Item 1: Concesionaria -&gt; Corregido de EDELNOR a ELECTRO PUNO S.A.A.</w:t>
         <w:br/>
-        <w:t>• Alimentador Principal (Tubo PVC-P 25 mmØ = 1"Ø, Área interna = 380 mm²): 3 conductores de 10 mm² NH-80 (Área total = 90.57 mm² -&gt; % Ocupación: 23.83% ≤ 40%, CUMPLE).</w:t>
-        <w:br/>
-        <w:t>• Circuitos Derivados (Tubo PVC 20 mmØ = 3/4"Ø, Área interna = 220 mm²): 2 conductores de 4.0 mm² NH-80 (Área total = 30.40 mm² -&gt; % Ocupación: 13.81% ≤ 40%, CUMPLE).</w:t>
-      </w:r>
-    </w:p>
-    <w:p>
-      <w:r>
-        <w:br w:type="page"/>
-      </w:r>
-    </w:p>
-    <w:p>
-      <w:pPr>
-        <w:spacing w:after="240"/>
-      </w:pPr>
-      <w:r>
-        <w:rPr>
-          <w:rFonts w:ascii="Arial" w:hAnsi="Arial"/>
-          <w:b/>
-          <w:color w:val="0F2043"/>
-          <w:sz w:val="26"/>
-        </w:rPr>
-        <w:t>2.9 CÁLCULOS DE ILUMINACIÓN Y LUX POR AMBIENTE</w:t>
-      </w:r>
-    </w:p>
-    <w:p>
-      <w:pPr>
-        <w:spacing w:line="276" w:lineRule="auto" w:after="160"/>
-      </w:pPr>
-      <w:r>
-        <w:rPr>
-          <w:rFonts w:ascii="Arial" w:hAnsi="Arial"/>
-          <w:b w:val="0"/>
-          <w:color w:val="1A202C"/>
-          <w:sz w:val="20"/>
-        </w:rPr>
-        <w:t>2.9 CÁLCULOS DE ILUMINACIÓN Y NIVELES DE LUX POR AMBIENTE (RNE EM.010 / EM.020):</w:t>
-        <w:br/>
-        <w:t>Se determinan los niveles de iluminancia media exigidos por el RNE EM.010 y EM.020 para garantizar el confort visual y la eficiencia energética LED:</w:t>
-        <w:br/>
-        <w:t>• Sala-Comedor: Lux requerido = 150 Lux -&gt; Instalado: 8 dicroicos 7W + 2 paneles 24W (180 Lux, CUMPLE).</w:t>
-        <w:br/>
-        <w:t>• Cocina: Lux requerido = 300 Lux -&gt; Instalado: 2 paneles 24W (320 Lux, CUMPLE).</w:t>
-        <w:br/>
-        <w:t>• Dormitorios: Lux requerido = 100 Lux -&gt; Instalado: Plafón LED 18W (125 Lux, CUMPLE).</w:t>
-        <w:br/>
-        <w:t>• Servicios Higiénicos: Lux requerido = 150 Lux -&gt; Instalado: Adosable LED IP44 15W (160 Lux, CUMPLE).</w:t>
-      </w:r>
-    </w:p>
-    <w:p>
-      <w:r>
-        <w:br w:type="page"/>
-      </w:r>
-    </w:p>
-    <w:p>
-      <w:pPr>
-        <w:spacing w:after="240"/>
-      </w:pPr>
-      <w:r>
-        <w:rPr>
-          <w:rFonts w:ascii="Arial" w:hAnsi="Arial"/>
-          <w:b/>
-          <w:color w:val="0F2043"/>
-          <w:sz w:val="26"/>
-        </w:rPr>
-        <w:t>2.10 CÁLCULO DE CORTOCIRCUITO ESTIMADO EN BARRAS TD</w:t>
-      </w:r>
-    </w:p>
-    <w:p>
-      <w:pPr>
-        <w:spacing w:line="276" w:lineRule="auto" w:after="160"/>
-      </w:pPr>
-      <w:r>
-        <w:rPr>
-          <w:rFonts w:ascii="Arial" w:hAnsi="Arial"/>
-          <w:b w:val="0"/>
-          <w:color w:val="1A202C"/>
-          <w:sz w:val="20"/>
-        </w:rPr>
-        <w:t>2.10 CÁLCULO DE CORTOCIRCUITO ESTIMADO EN BARRAS DEL TABLERO GENERAL:</w:t>
-        <w:br/>
-        <w:t>Para un transformador de distribución secundaria de 160 kVA (22.9/0.23 kV, Zcc = 4.5%), la corriente de cortocircuito simétrica estimada en barras del Tablero General TD a una distancia L = 15 m de acometida es Icc ≈ 2.85 kA. Por tanto, la capacidad de ruptura seleccionada Icu = 10 kA para el ITM General 3x40A y Icn = 6 kA para los ITM derivados garantizan un despeje seguro de fallas sin riesgo de explosión o soldadura de contactos.</w:t>
-      </w:r>
-    </w:p>
-    <w:p>
-      <w:r>
-        <w:br w:type="page"/>
-      </w:r>
-    </w:p>
-    <w:p>
-      <w:pPr>
-        <w:spacing w:after="240"/>
-      </w:pPr>
-      <w:r>
-        <w:rPr>
-          <w:rFonts w:ascii="Arial" w:hAnsi="Arial"/>
-          <w:b/>
-          <w:color w:val="0F2043"/>
-          <w:sz w:val="26"/>
-        </w:rPr>
-        <w:t>III. ESPECIFICACIONES TÉCNICAS DE MATERIALES</w:t>
-      </w:r>
-    </w:p>
-    <w:p>
-      <w:pPr>
-        <w:spacing w:line="276" w:lineRule="auto" w:after="160"/>
-      </w:pPr>
-      <w:r>
-        <w:rPr>
-          <w:rFonts w:ascii="Arial" w:hAnsi="Arial"/>
-          <w:b w:val="0"/>
-          <w:color w:val="1A202C"/>
-          <w:sz w:val="20"/>
-        </w:rPr>
-        <w:t>1. GENERALIDADES Y MARCO NORMATIVO:</w:t>
-        <w:br/>
-        <w:t>Las presentes Especificaciones Técnicas establecen los requisitos mínimos obligatorios de fabricación, calidad, dimensiones, pruebas y métodos de instalación de todos los componentes de las instalaciones eléctricas de la Vivienda Unifamiliar.</w:t>
-        <w:br/>
-        <w:t>2. ESPECIFICACIONES TÉCNICAS DE MATERIALES:</w:t>
-        <w:br/>
-        <w:t>• Tuberías: PVC-P (SAP) Pesado para alimentadores y losas; PVC-L (SEL) Liviano para empotramientos en muro.</w:t>
-        <w:br/>
-        <w:t>• Conductores: Ecológicos Cero Halógenos LSZH tipo NH-80 y N2XH conforme a NTP 370.252 y CNE-U 020-028.</w:t>
-        <w:br/>
-        <w:t>• Protecciones: Interruptores Termomagnéticos (ITM 10 kA general / 6 kA derivados) e Interruptores Diferenciales ID de 30 mA para protección humana.</w:t>
-      </w:r>
-    </w:p>
-    <w:p>
-      <w:r>
-        <w:br w:type="page"/>
-      </w:r>
-    </w:p>
-    <w:p>
-      <w:pPr>
-        <w:spacing w:after="240"/>
-      </w:pPr>
-      <w:r>
-        <w:rPr>
-          <w:rFonts w:ascii="Arial" w:hAnsi="Arial"/>
-          <w:b/>
-          <w:color w:val="0F2043"/>
-          <w:sz w:val="26"/>
-        </w:rPr>
-        <w:t>4. PRUEBAS ELECTROMECÁNICAS Y 5. PLAN DE MANTENIMIENTO</w:t>
-      </w:r>
-    </w:p>
-    <w:p>
-      <w:pPr>
-        <w:spacing w:line="276" w:lineRule="auto" w:after="160"/>
-      </w:pPr>
-      <w:r>
-        <w:rPr>
-          <w:rFonts w:ascii="Arial" w:hAnsi="Arial"/>
-          <w:b w:val="0"/>
-          <w:color w:val="1A202C"/>
-          <w:sz w:val="20"/>
-        </w:rPr>
-        <w:t>4. PRUEBAS ELECTROMECÁNICAS Y PUESTA EN SERVICIO:</w:t>
-        <w:br/>
-        <w:t>Pruebas obligatorias antes de la energización:</w:t>
-        <w:br/>
-        <w:t>1. Prueba de Resistencia de Aislamiento (Megado 500V DC ≥ 50 MΩ entre fases y masa).</w:t>
-        <w:br/>
-        <w:t>2. Prueba de Continuidad de Aislamiento de Conducciones.</w:t>
-        <w:br/>
-        <w:t>3. Prueba de Disparo de Interruptores Diferenciales (30 mA, t ≤ 40 ms).</w:t>
-        <w:br/>
-        <w:t>5. ESPECIFICACIONES DE MONTAJE Y PLAN DE MANTENIMIENTO PREVENTIVO ANUAL:</w:t>
-        <w:br/>
-        <w:t>Se establece el Plan de Mantenimiento Preventivo Anual para el Tablero General y redes de la edificación:</w:t>
-        <w:br/>
-        <w:t>• Inspección termográfica de bornes y reajuste de torque en tornillos del tablero cada 12 meses.</w:t>
-        <w:br/>
-        <w:t>• Verificación de disparo mecánico y eléctrico del botón TEST de los interruptores diferenciales de 30 mA cada 6 meses.</w:t>
-      </w:r>
-    </w:p>
-    <w:p>
-      <w:r>
-        <w:br w:type="page"/>
-      </w:r>
-    </w:p>
-    <w:p>
-      <w:pPr>
-        <w:spacing w:after="240"/>
-      </w:pPr>
-      <w:r>
-        <w:rPr>
-          <w:rFonts w:ascii="Arial" w:hAnsi="Arial"/>
-          <w:b/>
-          <w:color w:val="0F2043"/>
-          <w:sz w:val="26"/>
-        </w:rPr>
-        <w:t>IV. MATRIZ DE INCONSISTENCIAS Y PROPUESTAS TÉCNICAS</w:t>
-      </w:r>
-    </w:p>
-    <w:p>
-      <w:pPr>
-        <w:spacing w:line="276" w:lineRule="auto" w:after="160"/>
-      </w:pPr>
-      <w:r>
-        <w:rPr>
-          <w:rFonts w:ascii="Arial" w:hAnsi="Arial"/>
-          <w:b w:val="0"/>
-          <w:color w:val="1A202C"/>
-          <w:sz w:val="20"/>
-        </w:rPr>
-        <w:t>1.0 PRESENTACIÓN E IMPORTANCIA DE LA AUDITORÍA TÉCNICA:</w:t>
-        <w:br/>
-        <w:t>Auditoría técnica cruzada entre los planos de Diego Charaja (Lámina IE-01), su cuadro de cargas en Excel y las exigencias del Código Nacional de Electricidad.</w:t>
-        <w:br/>
-        <w:t>2.0 MATRIZ CONSOLIDADA DE INCONSISTENCIAS Y SOLUCIONES TÉCNICAS:</w:t>
-        <w:br/>
-        <w:t>• Item 1: Concesionaria Eléctrica -&gt; Corregido de EDELNOR a ELECTRO PUNO S.A.A.</w:t>
-        <w:br/>
-        <w:t>• Item 2: Tipología de Edificación -&gt; Reestructurado para Vivienda Unifamiliar de 3 niveles.</w:t>
+        <w:t>• Item 2: Tipología -&gt; Reestructurado para Vivienda Unifamiliar de 3 niveles según plano IE-01.</w:t>
         <w:br/>
         <w:t>• Item 3: Protecciones Diferenciales -&gt; Incorporación obligatoria de ID 30 mA para C-1 a C-7.</w:t>
         <w:br/>
-        <w:t>• Item 4: Conductores -&gt; Especificación de cables Cero Halógenos LSZH NH-80.</w:t>
+        <w:t>• Item 4: Conductores -&gt; Especificación de cables ecológicos Cero Halógenos NH-80.</w:t>
         <w:br/>
-        <w:t>• Item 5: Capacidad Tablero -&gt; Ampliado de 24 a 36 Polos trifásico (Reserva CNE-U 080-400).</w:t>
-        <w:br/>
-        <w:t>3.0 JUSTIFICACIÓN DETALLADA DE PROPUESTAS TÉCNICAS:</w:t>
-        <w:br/>
-        <w:t>a) Propuesta LSZH NH-80: Evita emisión de gases clorados tóxicos en incendios (CNE-U 020-028).</w:t>
-        <w:br/>
-        <w:t>b) Propuesta Tablero 36 Polos: Permite alojar protecciones diferenciales individuales dejando reserva &gt; 20%.</w:t>
-      </w:r>
-    </w:p>
-    <w:p>
-      <w:r>
-        <w:br w:type="page"/>
-      </w:r>
-    </w:p>
-    <w:p>
-      <w:pPr>
-        <w:spacing w:after="240"/>
-      </w:pPr>
-      <w:r>
-        <w:rPr>
-          <w:rFonts w:ascii="Arial" w:hAnsi="Arial"/>
-          <w:b/>
-          <w:color w:val="0F2043"/>
-          <w:sz w:val="26"/>
-        </w:rPr>
-        <w:t>ANEXO TÉCNICO N° 1: MANUAL DE BUENAS PRÁCTICAS Y MONTAJE ELÉCTRICO (PÁGINA 24)</w:t>
-      </w:r>
-    </w:p>
-    <w:p>
-      <w:pPr>
-        <w:spacing w:line="276" w:lineRule="auto" w:after="160"/>
-      </w:pPr>
-      <w:r>
-        <w:rPr>
-          <w:rFonts w:ascii="Arial" w:hAnsi="Arial"/>
-          <w:b w:val="0"/>
-          <w:color w:val="1A202C"/>
-          <w:sz w:val="20"/>
-        </w:rPr>
-        <w:t>PROCEDIMIENTO CONSTRUCTIVO DETALLADO EN EDIFICACIONES RESIDENCIALES (SECCIÓN 24):</w:t>
-        <w:br/>
-        <w:t>El desarrollo de los trabajos de canalización, cableado y montaje electromecánico en la Vivienda Unifamiliar de Diego Jefferson Charaja Mamani deberá ceñirse strictly a las especificaciones técnicas contenidas en el Código Nacional de Electricidad (CNE-Utilización) y en la Norma EM.010 del RNE.</w:t>
+        <w:t>• Item 5: Capacidad del Tablero -&gt; Ampliado a Gabinete de 36 Polos trifásico (Reserva CNE-U 080-400).</w:t>
         <w:br/>
         <w:br/>
-        <w:t>1. Control de Calidad de Materiales en Obra:</w:t>
+        <w:t>2.0 JUSTIFICACIÓN DE PROPUESTAS DE INGENIERÍA:</w:t>
         <w:br/>
-        <w:t>Todos los materiales que ingresen a la obra (tuberías PVC-P, PVC-L, cajas metálicas galvanizadas, conductores Cero Halógenos NH-80 / N2XH, interruptores termomagnéticos e interruptores diferenciales) deberán contar con certificado de calidad y protocolo de pruebas de laboratorio otorgado por el fabricante, homologado por INACAL y la Dirección General de Electricidad (DGE).</w:t>
-        <w:br/>
-        <w:br/>
-        <w:t>2. Tolerancias y Criterios de Instalación de Conducciones:</w:t>
-        <w:br/>
-        <w:t>• Las curvas en tuberías empotradas se realizarán con curvas de fábrica o dobladas en frío/caliente manteniendo un radio mínimo de curvatura de 6 veces el diámetro nominal del tubo, evitando en todo momento el aplastamiento o estrangulamiento de la sección interna.</w:t>
-        <w:br/>
-        <w:t>• Entre dos cajas de salida o de pase no se permitirán más de tres curvas de 90° (equivalentes a 270° acumulados). De requerirse un mayor número de desvíos en el trazo, se instalará una caja de pase intermedia metálica de 4"x4"x2".</w:t>
-        <w:br/>
-        <w:t>• La distancia mínima de separación entre las tuberías de instalaciones eléctricas y las canalizaciones de agua potable, desagüe o gas será de 30 cm en trazado paralelo y de 10 cm en cruces puntuales.</w:t>
-        <w:br/>
-        <w:br/>
-        <w:t>3. Protocolo de Pruebas de Resistencia de Aislamiento y Megado:</w:t>
-        <w:br/>
-        <w:t>Antes de conectar los artefactos de alumbrado y la aparatería de tomacorrientes, se ejecutará la prueba de resistencia de aislamiento aplicando una tensión de 500 V DC durante 1 minuto mediante Megóhmetro calibrado entre todas las fases y el neutro. La resistencia medida deberá ser superior a 50 MΩ, garantizando un aislamiento dieléctrico perfecto en todo el cableado empotrado.</w:t>
-      </w:r>
-    </w:p>
-    <w:p>
-      <w:r>
-        <w:br w:type="page"/>
-      </w:r>
-    </w:p>
-    <w:p>
-      <w:pPr>
-        <w:spacing w:after="240"/>
-      </w:pPr>
-      <w:r>
-        <w:rPr>
-          <w:rFonts w:ascii="Arial" w:hAnsi="Arial"/>
-          <w:b/>
-          <w:color w:val="0F2043"/>
-          <w:sz w:val="26"/>
-        </w:rPr>
-        <w:t>ANEXO TÉCNICO N° 2: MANUAL DE BUENAS PRÁCTICAS Y MONTAJE ELÉCTRICO (PÁGINA 25)</w:t>
-      </w:r>
-    </w:p>
-    <w:p>
-      <w:pPr>
-        <w:spacing w:line="276" w:lineRule="auto" w:after="160"/>
-      </w:pPr>
-      <w:r>
-        <w:rPr>
-          <w:rFonts w:ascii="Arial" w:hAnsi="Arial"/>
-          <w:b w:val="0"/>
-          <w:color w:val="1A202C"/>
-          <w:sz w:val="20"/>
-        </w:rPr>
-        <w:t>PROCEDIMIENTO CONSTRUCTIVO DETALLADO EN EDIFICACIONES RESIDENCIALES (SECCIÓN 25):</w:t>
-        <w:br/>
-        <w:t>El desarrollo de los trabajos de canalización, cableado y montaje electromecánico en la Vivienda Unifamiliar de Diego Jefferson Charaja Mamani deberá ceñirse strictly a las especificaciones técnicas contenidas en el Código Nacional de Electricidad (CNE-Utilización) y en la Norma EM.010 del RNE.</w:t>
-        <w:br/>
-        <w:br/>
-        <w:t>1. Control de Calidad de Materiales en Obra:</w:t>
-        <w:br/>
-        <w:t>Todos los materiales que ingresen a la obra (tuberías PVC-P, PVC-L, cajas metálicas galvanizadas, conductores Cero Halógenos NH-80 / N2XH, interruptores termomagnéticos e interruptores diferenciales) deberán contar con certificado de calidad y protocolo de pruebas de laboratorio otorgado por el fabricante, homologado por INACAL y la Dirección General de Electricidad (DGE).</w:t>
-        <w:br/>
-        <w:br/>
-        <w:t>2. Tolerancias y Criterios de Instalación de Conducciones:</w:t>
-        <w:br/>
-        <w:t>• Las curvas en tuberías empotradas se realizarán con curvas de fábrica o dobladas en frío/caliente manteniendo un radio mínimo de curvatura de 6 veces el diámetro nominal del tubo, evitando en todo momento el aplastamiento o estrangulamiento de la sección interna.</w:t>
-        <w:br/>
-        <w:t>• Entre dos cajas de salida o de pase no se permitirán más de tres curvas de 90° (equivalentes a 270° acumulados). De requerirse un mayor número de desvíos en el trazo, se instalará una caja de pase intermedia metálica de 4"x4"x2".</w:t>
-        <w:br/>
-        <w:t>• La distancia mínima de separación entre las tuberías de instalaciones eléctricas y las canalizaciones de agua potable, desagüe o gas será de 30 cm en trazado paralelo y de 10 cm en cruces puntuales.</w:t>
-        <w:br/>
-        <w:br/>
-        <w:t>3. Protocolo de Pruebas de Resistencia de Aislamiento y Megado:</w:t>
-        <w:br/>
-        <w:t>Antes de conectar los artefactos de alumbrado y la aparatería de tomacorrientes, se ejecutará la prueba de resistencia de aislamiento aplicando una tensión de 500 V DC durante 1 minuto mediante Megóhmetro calibrado entre todas las fases y el neutro. La resistencia medida deberá ser superior a 50 MΩ, garantizando un aislamiento dieléctrico perfecto en todo el cableado empotrado.</w:t>
-      </w:r>
-    </w:p>
-    <w:p>
-      <w:r>
-        <w:br w:type="page"/>
-      </w:r>
-    </w:p>
-    <w:p>
-      <w:pPr>
-        <w:spacing w:after="240"/>
-      </w:pPr>
-      <w:r>
-        <w:rPr>
-          <w:rFonts w:ascii="Arial" w:hAnsi="Arial"/>
-          <w:b/>
-          <w:color w:val="0F2043"/>
-          <w:sz w:val="26"/>
-        </w:rPr>
-        <w:t>ANEXO TÉCNICO N° 3: MANUAL DE BUENAS PRÁCTICAS Y MONTAJE ELÉCTRICO (PÁGINA 26)</w:t>
-      </w:r>
-    </w:p>
-    <w:p>
-      <w:pPr>
-        <w:spacing w:line="276" w:lineRule="auto" w:after="160"/>
-      </w:pPr>
-      <w:r>
-        <w:rPr>
-          <w:rFonts w:ascii="Arial" w:hAnsi="Arial"/>
-          <w:b w:val="0"/>
-          <w:color w:val="1A202C"/>
-          <w:sz w:val="20"/>
-        </w:rPr>
-        <w:t>PROCEDIMIENTO CONSTRUCTIVO DETALLADO EN EDIFICACIONES RESIDENCIALES (SECCIÓN 26):</w:t>
-        <w:br/>
-        <w:t>El desarrollo de los trabajos de canalización, cableado y montaje electromecánico en la Vivienda Unifamiliar de Diego Jefferson Charaja Mamani deberá ceñirse strictly a las especificaciones técnicas contenidas en el Código Nacional de Electricidad (CNE-Utilización) y en la Norma EM.010 del RNE.</w:t>
-        <w:br/>
-        <w:br/>
-        <w:t>1. Control de Calidad de Materiales en Obra:</w:t>
-        <w:br/>
-        <w:t>Todos los materiales que ingresen a la obra (tuberías PVC-P, PVC-L, cajas metálicas galvanizadas, conductores Cero Halógenos NH-80 / N2XH, interruptores termomagnéticos e interruptores diferenciales) deberán contar con certificado de calidad y protocolo de pruebas de laboratorio otorgado por el fabricante, homologado por INACAL y la Dirección General de Electricidad (DGE).</w:t>
-        <w:br/>
-        <w:br/>
-        <w:t>2. Tolerancias y Criterios de Instalación de Conducciones:</w:t>
-        <w:br/>
-        <w:t>• Las curvas en tuberías empotradas se realizarán con curvas de fábrica o dobladas en frío/caliente manteniendo un radio mínimo de curvatura de 6 veces el diámetro nominal del tubo, evitando en todo momento el aplastamiento o estrangulamiento de la sección interna.</w:t>
-        <w:br/>
-        <w:t>• Entre dos cajas de salida o de pase no se permitirán más de tres curvas de 90° (equivalentes a 270° acumulados). De requerirse un mayor número de desvíos en el trazo, se instalará una caja de pase intermedia metálica de 4"x4"x2".</w:t>
-        <w:br/>
-        <w:t>• La distancia mínima de separación entre las tuberías de instalaciones eléctricas y las canalizaciones de agua potable, desagüe o gas será de 30 cm en trazado paralelo y de 10 cm en cruces puntuales.</w:t>
-        <w:br/>
-        <w:br/>
-        <w:t>3. Protocolo de Pruebas de Resistencia de Aislamiento y Megado:</w:t>
-        <w:br/>
-        <w:t>Antes de conectar los artefactos de alumbrado y la aparatería de tomacorrientes, se ejecutará la prueba de resistencia de aislamiento aplicando una tensión de 500 V DC durante 1 minuto mediante Megóhmetro calibrado entre todas las fases y el neutro. La resistencia medida deberá ser superior a 50 MΩ, garantizando un aislamiento dieléctrico perfecto en todo el cableado empotrado.</w:t>
-      </w:r>
-    </w:p>
-    <w:p>
-      <w:r>
-        <w:br w:type="page"/>
-      </w:r>
-    </w:p>
-    <w:p>
-      <w:pPr>
-        <w:spacing w:after="240"/>
-      </w:pPr>
-      <w:r>
-        <w:rPr>
-          <w:rFonts w:ascii="Arial" w:hAnsi="Arial"/>
-          <w:b/>
-          <w:color w:val="0F2043"/>
-          <w:sz w:val="26"/>
-        </w:rPr>
-        <w:t>ANEXO TÉCNICO N° 4: MANUAL DE BUENAS PRÁCTICAS Y MONTAJE ELÉCTRICO (PÁGINA 27)</w:t>
-      </w:r>
-    </w:p>
-    <w:p>
-      <w:pPr>
-        <w:spacing w:line="276" w:lineRule="auto" w:after="160"/>
-      </w:pPr>
-      <w:r>
-        <w:rPr>
-          <w:rFonts w:ascii="Arial" w:hAnsi="Arial"/>
-          <w:b w:val="0"/>
-          <w:color w:val="1A202C"/>
-          <w:sz w:val="20"/>
-        </w:rPr>
-        <w:t>PROCEDIMIENTO CONSTRUCTIVO DETALLADO EN EDIFICACIONES RESIDENCIALES (SECCIÓN 27):</w:t>
-        <w:br/>
-        <w:t>El desarrollo de los trabajos de canalización, cableado y montaje electromecánico en la Vivienda Unifamiliar de Diego Jefferson Charaja Mamani deberá ceñirse strictly a las especificaciones técnicas contenidas en el Código Nacional de Electricidad (CNE-Utilización) y en la Norma EM.010 del RNE.</w:t>
-        <w:br/>
-        <w:br/>
-        <w:t>1. Control de Calidad de Materiales en Obra:</w:t>
-        <w:br/>
-        <w:t>Todos los materiales que ingresen a la obra (tuberías PVC-P, PVC-L, cajas metálicas galvanizadas, conductores Cero Halógenos NH-80 / N2XH, interruptores termomagnéticos e interruptores diferenciales) deberán contar con certificado de calidad y protocolo de pruebas de laboratorio otorgado por el fabricante, homologado por INACAL y la Dirección General de Electricidad (DGE).</w:t>
-        <w:br/>
-        <w:br/>
-        <w:t>2. Tolerancias y Criterios de Instalación de Conducciones:</w:t>
-        <w:br/>
-        <w:t>• Las curvas en tuberías empotradas se realizarán con curvas de fábrica o dobladas en frío/caliente manteniendo un radio mínimo de curvatura de 6 veces el diámetro nominal del tubo, evitando en todo momento el aplastamiento o estrangulamiento de la sección interna.</w:t>
-        <w:br/>
-        <w:t>• Entre dos cajas de salida o de pase no se permitirán más de tres curvas de 90° (equivalentes a 270° acumulados). De requerirse un mayor número de desvíos en el trazo, se instalará una caja de pase intermedia metálica de 4"x4"x2".</w:t>
-        <w:br/>
-        <w:t>• La distancia mínima de separación entre las tuberías de instalaciones eléctricas y las canalizaciones de agua potable, desagüe o gas será de 30 cm en trazado paralelo y de 10 cm en cruces puntuales.</w:t>
-        <w:br/>
-        <w:br/>
-        <w:t>3. Protocolo de Pruebas de Resistencia de Aislamiento y Megado:</w:t>
-        <w:br/>
-        <w:t>Antes de conectar los artefactos de alumbrado y la aparatería de tomacorrientes, se ejecutará la prueba de resistencia de aislamiento aplicando una tensión de 500 V DC durante 1 minuto mediante Megóhmetro calibrado entre todas las fases y el neutro. La resistencia medida deberá ser superior a 50 MΩ, garantizando un aislamiento dieléctrico perfecto en todo el cableado empotrado.</w:t>
-      </w:r>
-    </w:p>
-    <w:p>
-      <w:r>
-        <w:br w:type="page"/>
-      </w:r>
-    </w:p>
-    <w:p>
-      <w:pPr>
-        <w:spacing w:after="240"/>
-      </w:pPr>
-      <w:r>
-        <w:rPr>
-          <w:rFonts w:ascii="Arial" w:hAnsi="Arial"/>
-          <w:b/>
-          <w:color w:val="0F2043"/>
-          <w:sz w:val="26"/>
-        </w:rPr>
-        <w:t>ANEXO TÉCNICO N° 5: MANUAL DE BUENAS PRÁCTICAS Y MONTAJE ELÉCTRICO (PÁGINA 28)</w:t>
-      </w:r>
-    </w:p>
-    <w:p>
-      <w:pPr>
-        <w:spacing w:line="276" w:lineRule="auto" w:after="160"/>
-      </w:pPr>
-      <w:r>
-        <w:rPr>
-          <w:rFonts w:ascii="Arial" w:hAnsi="Arial"/>
-          <w:b w:val="0"/>
-          <w:color w:val="1A202C"/>
-          <w:sz w:val="20"/>
-        </w:rPr>
-        <w:t>PROCEDIMIENTO CONSTRUCTIVO DETALLADO EN EDIFICACIONES RESIDENCIALES (SECCIÓN 28):</w:t>
-        <w:br/>
-        <w:t>El desarrollo de los trabajos de canalización, cableado y montaje electromecánico en la Vivienda Unifamiliar de Diego Jefferson Charaja Mamani deberá ceñirse strictly a las especificaciones técnicas contenidas en el Código Nacional de Electricidad (CNE-Utilización) y en la Norma EM.010 del RNE.</w:t>
-        <w:br/>
-        <w:br/>
-        <w:t>1. Control de Calidad de Materiales en Obra:</w:t>
-        <w:br/>
-        <w:t>Todos los materiales que ingresen a la obra (tuberías PVC-P, PVC-L, cajas metálicas galvanizadas, conductores Cero Halógenos NH-80 / N2XH, interruptores termomagnéticos e interruptores diferenciales) deberán contar con certificado de calidad y protocolo de pruebas de laboratorio otorgado por el fabricante, homologado por INACAL y la Dirección General de Electricidad (DGE).</w:t>
-        <w:br/>
-        <w:br/>
-        <w:t>2. Tolerancias y Criterios de Instalación de Conducciones:</w:t>
-        <w:br/>
-        <w:t>• Las curvas en tuberías empotradas se realizarán con curvas de fábrica o dobladas en frío/caliente manteniendo un radio mínimo de curvatura de 6 veces el diámetro nominal del tubo, evitando en todo momento el aplastamiento o estrangulamiento de la sección interna.</w:t>
-        <w:br/>
-        <w:t>• Entre dos cajas de salida o de pase no se permitirán más de tres curvas de 90° (equivalentes a 270° acumulados). De requerirse un mayor número de desvíos en el trazo, se instalará una caja de pase intermedia metálica de 4"x4"x2".</w:t>
-        <w:br/>
-        <w:t>• La distancia mínima de separación entre las tuberías de instalaciones eléctricas y las canalizaciones de agua potable, desagüe o gas será de 30 cm en trazado paralelo y de 10 cm en cruces puntuales.</w:t>
-        <w:br/>
-        <w:br/>
-        <w:t>3. Protocolo de Pruebas de Resistencia de Aislamiento y Megado:</w:t>
-        <w:br/>
-        <w:t>Antes de conectar los artefactos de alumbrado y la aparatería de tomacorrientes, se ejecutará la prueba de resistencia de aislamiento aplicando una tensión de 500 V DC durante 1 minuto mediante Megóhmetro calibrado entre todas las fases y el neutro. La resistencia medida deberá ser superior a 50 MΩ, garantizando un aislamiento dieléctrico perfecto en todo el cableado empotrado.</w:t>
-      </w:r>
-    </w:p>
-    <w:p>
-      <w:r>
-        <w:br w:type="page"/>
-      </w:r>
-    </w:p>
-    <w:p>
-      <w:pPr>
-        <w:spacing w:after="240"/>
-      </w:pPr>
-      <w:r>
-        <w:rPr>
-          <w:rFonts w:ascii="Arial" w:hAnsi="Arial"/>
-          <w:b/>
-          <w:color w:val="0F2043"/>
-          <w:sz w:val="26"/>
-        </w:rPr>
-        <w:t>ANEXO TÉCNICO N° 6: MANUAL DE BUENAS PRÁCTICAS Y MONTAJE ELÉCTRICO (PÁGINA 29)</w:t>
-      </w:r>
-    </w:p>
-    <w:p>
-      <w:pPr>
-        <w:spacing w:line="276" w:lineRule="auto" w:after="160"/>
-      </w:pPr>
-      <w:r>
-        <w:rPr>
-          <w:rFonts w:ascii="Arial" w:hAnsi="Arial"/>
-          <w:b w:val="0"/>
-          <w:color w:val="1A202C"/>
-          <w:sz w:val="20"/>
-        </w:rPr>
-        <w:t>PROCEDIMIENTO CONSTRUCTIVO DETALLADO EN EDIFICACIONES RESIDENCIALES (SECCIÓN 29):</w:t>
-        <w:br/>
-        <w:t>El desarrollo de los trabajos de canalización, cableado y montaje electromecánico en la Vivienda Unifamiliar de Diego Jefferson Charaja Mamani deberá ceñirse strictly a las especificaciones técnicas contenidas en el Código Nacional de Electricidad (CNE-Utilización) y en la Norma EM.010 del RNE.</w:t>
-        <w:br/>
-        <w:br/>
-        <w:t>1. Control de Calidad de Materiales en Obra:</w:t>
-        <w:br/>
-        <w:t>Todos los materiales que ingresen a la obra (tuberías PVC-P, PVC-L, cajas metálicas galvanizadas, conductores Cero Halógenos NH-80 / N2XH, interruptores termomagnéticos e interruptores diferenciales) deberán contar con certificado de calidad y protocolo de pruebas de laboratorio otorgado por el fabricante, homologado por INACAL y la Dirección General de Electricidad (DGE).</w:t>
-        <w:br/>
-        <w:br/>
-        <w:t>2. Tolerancias y Criterios de Instalación de Conducciones:</w:t>
-        <w:br/>
-        <w:t>• Las curvas en tuberías empotradas se realizarán con curvas de fábrica o dobladas en frío/caliente manteniendo un radio mínimo de curvatura de 6 veces el diámetro nominal del tubo, evitando en todo momento el aplastamiento o estrangulamiento de la sección interna.</w:t>
-        <w:br/>
-        <w:t>• Entre dos cajas de salida o de pase no se permitirán más de tres curvas de 90° (equivalentes a 270° acumulados). De requerirse un mayor número de desvíos en el trazo, se instalará una caja de pase intermedia metálica de 4"x4"x2".</w:t>
-        <w:br/>
-        <w:t>• La distancia mínima de separación entre las tuberías de instalaciones eléctricas y las canalizaciones de agua potable, desagüe o gas será de 30 cm en trazado paralelo y de 10 cm en cruces puntuales.</w:t>
-        <w:br/>
-        <w:br/>
-        <w:t>3. Protocolo de Pruebas de Resistencia de Aislamiento y Megado:</w:t>
-        <w:br/>
-        <w:t>Antes de conectar los artefactos de alumbrado y la aparatería de tomacorrientes, se ejecutará la prueba de resistencia de aislamiento aplicando una tensión de 500 V DC durante 1 minuto mediante Megóhmetro calibrado entre todas las fases y el neutro. La resistencia medida deberá ser superior a 50 MΩ, garantizando un aislamiento dieléctrico perfecto en todo el cableado empotrado.</w:t>
-      </w:r>
-    </w:p>
-    <w:p>
-      <w:r>
-        <w:br w:type="page"/>
-      </w:r>
-    </w:p>
-    <w:p>
-      <w:pPr>
-        <w:spacing w:after="240"/>
-      </w:pPr>
-      <w:r>
-        <w:rPr>
-          <w:rFonts w:ascii="Arial" w:hAnsi="Arial"/>
-          <w:b/>
-          <w:color w:val="0F2043"/>
-          <w:sz w:val="26"/>
-        </w:rPr>
-        <w:t>ANEXO TÉCNICO N° 7: MANUAL DE BUENAS PRÁCTICAS Y MONTAJE ELÉCTRICO (PÁGINA 30)</w:t>
-      </w:r>
-    </w:p>
-    <w:p>
-      <w:pPr>
-        <w:spacing w:line="276" w:lineRule="auto" w:after="160"/>
-      </w:pPr>
-      <w:r>
-        <w:rPr>
-          <w:rFonts w:ascii="Arial" w:hAnsi="Arial"/>
-          <w:b w:val="0"/>
-          <w:color w:val="1A202C"/>
-          <w:sz w:val="20"/>
-        </w:rPr>
-        <w:t>PROCEDIMIENTO CONSTRUCTIVO DETALLADO EN EDIFICACIONES RESIDENCIALES (SECCIÓN 30):</w:t>
-        <w:br/>
-        <w:t>El desarrollo de los trabajos de canalización, cableado y montaje electromecánico en la Vivienda Unifamiliar de Diego Jefferson Charaja Mamani deberá ceñirse strictly a las especificaciones técnicas contenidas en el Código Nacional de Electricidad (CNE-Utilización) y en la Norma EM.010 del RNE.</w:t>
-        <w:br/>
-        <w:br/>
-        <w:t>1. Control de Calidad de Materiales en Obra:</w:t>
-        <w:br/>
-        <w:t>Todos los materiales que ingresen a la obra (tuberías PVC-P, PVC-L, cajas metálicas galvanizadas, conductores Cero Halógenos NH-80 / N2XH, interruptores termomagnéticos e interruptores diferenciales) deberán contar con certificado de calidad y protocolo de pruebas de laboratorio otorgado por el fabricante, homologado por INACAL y la Dirección General de Electricidad (DGE).</w:t>
-        <w:br/>
-        <w:br/>
-        <w:t>2. Tolerancias y Criterios de Instalación de Conducciones:</w:t>
-        <w:br/>
-        <w:t>• Las curvas en tuberías empotradas se realizarán con curvas de fábrica o dobladas en frío/caliente manteniendo un radio mínimo de curvatura de 6 veces el diámetro nominal del tubo, evitando en todo momento el aplastamiento o estrangulamiento de la sección interna.</w:t>
-        <w:br/>
-        <w:t>• Entre dos cajas de salida o de pase no se permitirán más de tres curvas de 90° (equivalentes a 270° acumulados). De requerirse un mayor número de desvíos en el trazo, se instalará una caja de pase intermedia metálica de 4"x4"x2".</w:t>
-        <w:br/>
-        <w:t>• La distancia mínima de separación entre las tuberías de instalaciones eléctricas y las canalizaciones de agua potable, desagüe o gas será de 30 cm en trazado paralelo y de 10 cm en cruces puntuales.</w:t>
-        <w:br/>
-        <w:br/>
-        <w:t>3. Protocolo de Pruebas de Resistencia de Aislamiento y Megado:</w:t>
-        <w:br/>
-        <w:t>Antes de conectar los artefactos de alumbrado y la aparatería de tomacorrientes, se ejecutará la prueba de resistencia de aislamiento aplicando una tensión de 500 V DC durante 1 minuto mediante Megóhmetro calibrado entre todas las fases y el neutro. La resistencia medida deberá ser superior a 50 MΩ, garantizando un aislamiento dieléctrico perfecto en todo el cableado empotrado.</w:t>
-      </w:r>
-    </w:p>
-    <w:p>
-      <w:r>
-        <w:br w:type="page"/>
-      </w:r>
-    </w:p>
-    <w:p>
-      <w:pPr>
-        <w:spacing w:after="240"/>
-      </w:pPr>
-      <w:r>
-        <w:rPr>
-          <w:rFonts w:ascii="Arial" w:hAnsi="Arial"/>
-          <w:b/>
-          <w:color w:val="0F2043"/>
-          <w:sz w:val="26"/>
-        </w:rPr>
-        <w:t>ANEXO TÉCNICO N° 8: MANUAL DE BUENAS PRÁCTICAS Y MONTAJE ELÉCTRICO (PÁGINA 31)</w:t>
-      </w:r>
-    </w:p>
-    <w:p>
-      <w:pPr>
-        <w:spacing w:line="276" w:lineRule="auto" w:after="160"/>
-      </w:pPr>
-      <w:r>
-        <w:rPr>
-          <w:rFonts w:ascii="Arial" w:hAnsi="Arial"/>
-          <w:b w:val="0"/>
-          <w:color w:val="1A202C"/>
-          <w:sz w:val="20"/>
-        </w:rPr>
-        <w:t>PROCEDIMIENTO CONSTRUCTIVO DETALLADO EN EDIFICACIONES RESIDENCIALES (SECCIÓN 31):</w:t>
-        <w:br/>
-        <w:t>El desarrollo de los trabajos de canalización, cableado y montaje electromecánico en la Vivienda Unifamiliar de Diego Jefferson Charaja Mamani deberá ceñirse strictly a las especificaciones técnicas contenidas en el Código Nacional de Electricidad (CNE-Utilización) y en la Norma EM.010 del RNE.</w:t>
-        <w:br/>
-        <w:br/>
-        <w:t>1. Control de Calidad de Materiales en Obra:</w:t>
-        <w:br/>
-        <w:t>Todos los materiales que ingresen a la obra (tuberías PVC-P, PVC-L, cajas metálicas galvanizadas, conductores Cero Halógenos NH-80 / N2XH, interruptores termomagnéticos e interruptores diferenciales) deberán contar con certificado de calidad y protocolo de pruebas de laboratorio otorgado por el fabricante, homologado por INACAL y la Dirección General de Electricidad (DGE).</w:t>
-        <w:br/>
-        <w:br/>
-        <w:t>2. Tolerancias y Criterios de Instalación de Conducciones:</w:t>
-        <w:br/>
-        <w:t>• Las curvas en tuberías empotradas se realizarán con curvas de fábrica o dobladas en frío/caliente manteniendo un radio mínimo de curvatura de 6 veces el diámetro nominal del tubo, evitando en todo momento el aplastamiento o estrangulamiento de la sección interna.</w:t>
-        <w:br/>
-        <w:t>• Entre dos cajas de salida o de pase no se permitirán más de tres curvas de 90° (equivalentes a 270° acumulados). De requerirse un mayor número de desvíos en el trazo, se instalará una caja de pase intermedia metálica de 4"x4"x2".</w:t>
-        <w:br/>
-        <w:t>• La distancia mínima de separación entre las tuberías de instalaciones eléctricas y las canalizaciones de agua potable, desagüe o gas será de 30 cm en trazado paralelo y de 10 cm en cruces puntuales.</w:t>
-        <w:br/>
-        <w:br/>
-        <w:t>3. Protocolo de Pruebas de Resistencia de Aislamiento y Megado:</w:t>
-        <w:br/>
-        <w:t>Antes de conectar los artefactos de alumbrado y la aparatería de tomacorrientes, se ejecutará la prueba de resistencia de aislamiento aplicando una tensión de 500 V DC durante 1 minuto mediante Megóhmetro calibrado entre todas las fases y el neutro. La resistencia medida deberá ser superior a 50 MΩ, garantizando un aislamiento dieléctrico perfecto en todo el cableado empotrado.</w:t>
-      </w:r>
-    </w:p>
-    <w:p>
-      <w:r>
-        <w:br w:type="page"/>
-      </w:r>
-    </w:p>
-    <w:p>
-      <w:pPr>
-        <w:spacing w:after="240"/>
-      </w:pPr>
-      <w:r>
-        <w:rPr>
-          <w:rFonts w:ascii="Arial" w:hAnsi="Arial"/>
-          <w:b/>
-          <w:color w:val="0F2043"/>
-          <w:sz w:val="26"/>
-        </w:rPr>
-        <w:t>ANEXO TÉCNICO N° 9: MANUAL DE BUENAS PRÁCTICAS Y MONTAJE ELÉCTRICO (PÁGINA 32)</w:t>
-      </w:r>
-    </w:p>
-    <w:p>
-      <w:pPr>
-        <w:spacing w:line="276" w:lineRule="auto" w:after="160"/>
-      </w:pPr>
-      <w:r>
-        <w:rPr>
-          <w:rFonts w:ascii="Arial" w:hAnsi="Arial"/>
-          <w:b w:val="0"/>
-          <w:color w:val="1A202C"/>
-          <w:sz w:val="20"/>
-        </w:rPr>
-        <w:t>PROCEDIMIENTO CONSTRUCTIVO DETALLADO EN EDIFICACIONES RESIDENCIALES (SECCIÓN 32):</w:t>
-        <w:br/>
-        <w:t>El desarrollo de los trabajos de canalización, cableado y montaje electromecánico en la Vivienda Unifamiliar de Diego Jefferson Charaja Mamani deberá ceñirse strictly a las especificaciones técnicas contenidas en el Código Nacional de Electricidad (CNE-Utilización) y en la Norma EM.010 del RNE.</w:t>
-        <w:br/>
-        <w:br/>
-        <w:t>1. Control de Calidad de Materiales en Obra:</w:t>
-        <w:br/>
-        <w:t>Todos los materiales que ingresen a la obra (tuberías PVC-P, PVC-L, cajas metálicas galvanizadas, conductores Cero Halógenos NH-80 / N2XH, interruptores termomagnéticos e interruptores diferenciales) deberán contar con certificado de calidad y protocolo de pruebas de laboratorio otorgado por el fabricante, homologado por INACAL y la Dirección General de Electricidad (DGE).</w:t>
-        <w:br/>
-        <w:br/>
-        <w:t>2. Tolerancias y Criterios de Instalación de Conducciones:</w:t>
-        <w:br/>
-        <w:t>• Las curvas en tuberías empotradas se realizarán con curvas de fábrica o dobladas en frío/caliente manteniendo un radio mínimo de curvatura de 6 veces el diámetro nominal del tubo, evitando en todo momento el aplastamiento o estrangulamiento de la sección interna.</w:t>
-        <w:br/>
-        <w:t>• Entre dos cajas de salida o de pase no se permitirán más de tres curvas de 90° (equivalentes a 270° acumulados). De requerirse un mayor número de desvíos en el trazo, se instalará una caja de pase intermedia metálica de 4"x4"x2".</w:t>
-        <w:br/>
-        <w:t>• La distancia mínima de separación entre las tuberías de instalaciones eléctricas y las canalizaciones de agua potable, desagüe o gas será de 30 cm en trazado paralelo y de 10 cm en cruces puntuales.</w:t>
-        <w:br/>
-        <w:br/>
-        <w:t>3. Protocolo de Pruebas de Resistencia de Aislamiento y Megado:</w:t>
-        <w:br/>
-        <w:t>Antes de conectar los artefactos de alumbrado y la aparatería de tomacorrientes, se ejecutará la prueba de resistencia de aislamiento aplicando una tensión de 500 V DC durante 1 minuto mediante Megóhmetro calibrado entre todas las fases y el neutro. La resistencia medida deberá ser superior a 50 MΩ, garantizando un aislamiento dieléctrico perfecto en todo el cableado empotrado.</w:t>
-      </w:r>
-    </w:p>
-    <w:p>
-      <w:r>
-        <w:br w:type="page"/>
-      </w:r>
-    </w:p>
-    <w:p>
-      <w:pPr>
-        <w:spacing w:after="240"/>
-      </w:pPr>
-      <w:r>
-        <w:rPr>
-          <w:rFonts w:ascii="Arial" w:hAnsi="Arial"/>
-          <w:b/>
-          <w:color w:val="0F2043"/>
-          <w:sz w:val="26"/>
-        </w:rPr>
-        <w:t>ANEXO TÉCNICO N° 10: MANUAL DE BUENAS PRÁCTICAS Y MONTAJE ELÉCTRICO (PÁGINA 33)</w:t>
-      </w:r>
-    </w:p>
-    <w:p>
-      <w:pPr>
-        <w:spacing w:line="276" w:lineRule="auto" w:after="160"/>
-      </w:pPr>
-      <w:r>
-        <w:rPr>
-          <w:rFonts w:ascii="Arial" w:hAnsi="Arial"/>
-          <w:b w:val="0"/>
-          <w:color w:val="1A202C"/>
-          <w:sz w:val="20"/>
-        </w:rPr>
-        <w:t>PROCEDIMIENTO CONSTRUCTIVO DETALLADO EN EDIFICACIONES RESIDENCIALES (SECCIÓN 33):</w:t>
-        <w:br/>
-        <w:t>El desarrollo de los trabajos de canalización, cableado y montaje electromecánico en la Vivienda Unifamiliar de Diego Jefferson Charaja Mamani deberá ceñirse strictly a las especificaciones técnicas contenidas en el Código Nacional de Electricidad (CNE-Utilización) y en la Norma EM.010 del RNE.</w:t>
-        <w:br/>
-        <w:br/>
-        <w:t>1. Control de Calidad de Materiales en Obra:</w:t>
-        <w:br/>
-        <w:t>Todos los materiales que ingresen a la obra (tuberías PVC-P, PVC-L, cajas metálicas galvanizadas, conductores Cero Halógenos NH-80 / N2XH, interruptores termomagnéticos e interruptores diferenciales) deberán contar con certificado de calidad y protocolo de pruebas de laboratorio otorgado por el fabricante, homologado por INACAL y la Dirección General de Electricidad (DGE).</w:t>
-        <w:br/>
-        <w:br/>
-        <w:t>2. Tolerancias y Criterios de Instalación de Conducciones:</w:t>
-        <w:br/>
-        <w:t>• Las curvas en tuberías empotradas se realizarán con curvas de fábrica o dobladas en frío/caliente manteniendo un radio mínimo de curvatura de 6 veces el diámetro nominal del tubo, evitando en todo momento el aplastamiento o estrangulamiento de la sección interna.</w:t>
-        <w:br/>
-        <w:t>• Entre dos cajas de salida o de pase no se permitirán más de tres curvas de 90° (equivalentes a 270° acumulados). De requerirse un mayor número de desvíos en el trazo, se instalará una caja de pase intermedia metálica de 4"x4"x2".</w:t>
-        <w:br/>
-        <w:t>• La distancia mínima de separación entre las tuberías de instalaciones eléctricas y las canalizaciones de agua potable, desagüe o gas será de 30 cm en trazado paralelo y de 10 cm en cruces puntuales.</w:t>
-        <w:br/>
-        <w:br/>
-        <w:t>3. Protocolo de Pruebas de Resistencia de Aislamiento y Megado:</w:t>
-        <w:br/>
-        <w:t>Antes de conectar los artefactos de alumbrado y la aparatería de tomacorrientes, se ejecutará la prueba de resistencia de aislamiento aplicando una tensión de 500 V DC durante 1 minuto mediante Megóhmetro calibrado entre todas las fases y el neutro. La resistencia medida deberá ser superior a 50 MΩ, garantizando un aislamiento dieléctrico perfecto en todo el cableado empotrado.</w:t>
-      </w:r>
-    </w:p>
-    <w:p>
-      <w:r>
-        <w:br w:type="page"/>
-      </w:r>
-    </w:p>
-    <w:p>
-      <w:pPr>
-        <w:spacing w:after="240"/>
-      </w:pPr>
-      <w:r>
-        <w:rPr>
-          <w:rFonts w:ascii="Arial" w:hAnsi="Arial"/>
-          <w:b/>
-          <w:color w:val="0F2043"/>
-          <w:sz w:val="26"/>
-        </w:rPr>
-        <w:t>ANEXO TÉCNICO N° 11: MANUAL DE BUENAS PRÁCTICAS Y MONTAJE ELÉCTRICO (PÁGINA 34)</w:t>
-      </w:r>
-    </w:p>
-    <w:p>
-      <w:pPr>
-        <w:spacing w:line="276" w:lineRule="auto" w:after="160"/>
-      </w:pPr>
-      <w:r>
-        <w:rPr>
-          <w:rFonts w:ascii="Arial" w:hAnsi="Arial"/>
-          <w:b w:val="0"/>
-          <w:color w:val="1A202C"/>
-          <w:sz w:val="20"/>
-        </w:rPr>
-        <w:t>PROCEDIMIENTO CONSTRUCTIVO DETALLADO EN EDIFICACIONES RESIDENCIALES (SECCIÓN 34):</w:t>
-        <w:br/>
-        <w:t>El desarrollo de los trabajos de canalización, cableado y montaje electromecánico en la Vivienda Unifamiliar de Diego Jefferson Charaja Mamani deberá ceñirse strictly a las especificaciones técnicas contenidas en el Código Nacional de Electricidad (CNE-Utilización) y en la Norma EM.010 del RNE.</w:t>
-        <w:br/>
-        <w:br/>
-        <w:t>1. Control de Calidad de Materiales en Obra:</w:t>
-        <w:br/>
-        <w:t>Todos los materiales que ingresen a la obra (tuberías PVC-P, PVC-L, cajas metálicas galvanizadas, conductores Cero Halógenos NH-80 / N2XH, interruptores termomagnéticos e interruptores diferenciales) deberán contar con certificado de calidad y protocolo de pruebas de laboratorio otorgado por el fabricante, homologado por INACAL y la Dirección General de Electricidad (DGE).</w:t>
-        <w:br/>
-        <w:br/>
-        <w:t>2. Tolerancias y Criterios de Instalación de Conducciones:</w:t>
-        <w:br/>
-        <w:t>• Las curvas en tuberías empotradas se realizarán con curvas de fábrica o dobladas en frío/caliente manteniendo un radio mínimo de curvatura de 6 veces el diámetro nominal del tubo, evitando en todo momento el aplastamiento o estrangulamiento de la sección interna.</w:t>
-        <w:br/>
-        <w:t>• Entre dos cajas de salida o de pase no se permitirán más de tres curvas de 90° (equivalentes a 270° acumulados). De requerirse un mayor número de desvíos en el trazo, se instalará una caja de pase intermedia metálica de 4"x4"x2".</w:t>
-        <w:br/>
-        <w:t>• La distancia mínima de separación entre las tuberías de instalaciones eléctricas y las canalizaciones de agua potable, desagüe o gas será de 30 cm en trazado paralelo y de 10 cm en cruces puntuales.</w:t>
-        <w:br/>
-        <w:br/>
-        <w:t>3. Protocolo de Pruebas de Resistencia de Aislamiento y Megado:</w:t>
-        <w:br/>
-        <w:t>Antes de conectar los artefactos de alumbrado y la aparatería de tomacorrientes, se ejecutará la prueba de resistencia de aislamiento aplicando una tensión de 500 V DC durante 1 minuto mediante Megóhmetro calibrado entre todas las fases y el neutro. La resistencia medida deberá ser superior a 50 MΩ, garantizando un aislamiento dieléctrico perfecto en todo el cableado empotrado.</w:t>
-      </w:r>
-    </w:p>
-    <w:p>
-      <w:r>
-        <w:br w:type="page"/>
-      </w:r>
-    </w:p>
-    <w:p>
-      <w:pPr>
-        <w:spacing w:after="240"/>
-      </w:pPr>
-      <w:r>
-        <w:rPr>
-          <w:rFonts w:ascii="Arial" w:hAnsi="Arial"/>
-          <w:b/>
-          <w:color w:val="0F2043"/>
-          <w:sz w:val="26"/>
-        </w:rPr>
-        <w:t>ANEXO TÉCNICO N° 12: MANUAL DE BUENAS PRÁCTICAS Y MONTAJE ELÉCTRICO (PÁGINA 35)</w:t>
-      </w:r>
-    </w:p>
-    <w:p>
-      <w:pPr>
-        <w:spacing w:line="276" w:lineRule="auto" w:after="160"/>
-      </w:pPr>
-      <w:r>
-        <w:rPr>
-          <w:rFonts w:ascii="Arial" w:hAnsi="Arial"/>
-          <w:b w:val="0"/>
-          <w:color w:val="1A202C"/>
-          <w:sz w:val="20"/>
-        </w:rPr>
-        <w:t>PROCEDIMIENTO CONSTRUCTIVO DETALLADO EN EDIFICACIONES RESIDENCIALES (SECCIÓN 35):</w:t>
-        <w:br/>
-        <w:t>El desarrollo de los trabajos de canalización, cableado y montaje electromecánico en la Vivienda Unifamiliar de Diego Jefferson Charaja Mamani deberá ceñirse strictly a las especificaciones técnicas contenidas en el Código Nacional de Electricidad (CNE-Utilización) y en la Norma EM.010 del RNE.</w:t>
-        <w:br/>
-        <w:br/>
-        <w:t>1. Control de Calidad de Materiales en Obra:</w:t>
-        <w:br/>
-        <w:t>Todos los materiales que ingresen a la obra (tuberías PVC-P, PVC-L, cajas metálicas galvanizadas, conductores Cero Halógenos NH-80 / N2XH, interruptores termomagnéticos e interruptores diferenciales) deberán contar con certificado de calidad y protocolo de pruebas de laboratorio otorgado por el fabricante, homologado por INACAL y la Dirección General de Electricidad (DGE).</w:t>
-        <w:br/>
-        <w:br/>
-        <w:t>2. Tolerancias y Criterios de Instalación de Conducciones:</w:t>
-        <w:br/>
-        <w:t>• Las curvas en tuberías empotradas se realizarán con curvas de fábrica o dobladas en frío/caliente manteniendo un radio mínimo de curvatura de 6 veces el diámetro nominal del tubo, evitando en todo momento el aplastamiento o estrangulamiento de la sección interna.</w:t>
-        <w:br/>
-        <w:t>• Entre dos cajas de salida o de pase no se permitirán más de tres curvas de 90° (equivalentes a 270° acumulados). De requerirse un mayor número de desvíos en el trazo, se instalará una caja de pase intermedia metálica de 4"x4"x2".</w:t>
-        <w:br/>
-        <w:t>• La distancia mínima de separación entre las tuberías de instalaciones eléctricas y las canalizaciones de agua potable, desagüe o gas será de 30 cm en trazado paralelo y de 10 cm en cruces puntuales.</w:t>
-        <w:br/>
-        <w:br/>
-        <w:t>3. Protocolo de Pruebas de Resistencia de Aislamiento y Megado:</w:t>
-        <w:br/>
-        <w:t>Antes de conectar los artefactos de alumbrado y la aparatería de tomacorrientes, se ejecutará la prueba de resistencia de aislamiento aplicando una tensión de 500 V DC durante 1 minuto mediante Megóhmetro calibrado entre todas las fases y el neutro. La resistencia medida deberá ser superior a 50 MΩ, garantizando un aislamiento dieléctrico perfecto en todo el cableado empotrado.</w:t>
+        <w:t>La sustitución por cables Cero Halógenos NH-80 previene la asfixia por gas clorhídrico en incendios. El tablero de 36 polos garantiza la reserva exigida por la Regla 080-400 del CNE-Utilización.</w:t>
       </w:r>
     </w:p>
     <w:sectPr>

--- a/proyectos/diego-unifamiliar/EXPEDIENTE_TECNICO_COMPLETO_INSTALACIONES_ELECTRICAS.docx
+++ b/proyectos/diego-unifamiliar/EXPEDIENTE_TECNICO_COMPLETO_INSTALACIONES_ELECTRICAS.docx
@@ -69,7 +69,7 @@
                 <w:color w:val="FFFFFF"/>
                 <w:sz w:val="22"/>
               </w:rPr>
-              <w:t>DATOS GENERALES DEL PROYECTO DE INGENIERÍA</w:t>
+              <w:t>DATOS GENERALES Y METADATOS DEL PROYECTO DE INGENIERÍA</w:t>
             </w:r>
           </w:p>
         </w:tc>
@@ -577,6 +577,24 @@
       </w:r>
     </w:p>
     <w:p>
+      <w:pPr>
+        <w:spacing w:line="276" w:lineRule="auto" w:after="120"/>
+      </w:pPr>
+      <w:r>
+        <w:rPr>
+          <w:rFonts w:ascii="Arial" w:hAnsi="Arial"/>
+          <w:b w:val="0"/>
+          <w:color w:val="1A202C"/>
+          <w:sz w:val="20"/>
+        </w:rPr>
+        <w:t>CONDICIONES GEOGRÁFICAS Y AMBIENTALES DE PUNO:</w:t>
+        <w:br/>
+        <w:t>• Altitud Topográfica: 3,812 msnm | Presión Atmosférica Media: 645 mbar.</w:t>
+        <w:br/>
+        <w:t>• Temperatura Ambiente: Mínima extrema de -4 °C, máxima de 20 °C (Temperatura de diseño adoptada: 30 °C CNE-U).</w:t>
+      </w:r>
+    </w:p>
+    <w:p>
       <w:r>
         <w:br w:type="page"/>
       </w:r>
@@ -592,7 +610,7 @@
           <w:color w:val="0F2043"/>
           <w:sz w:val="26"/>
         </w:rPr>
-        <w:t>ÍNDICE GENERAL DEL EXPEDIENTE TÉCNICO COMPLETO</w:t>
+        <w:t>ÍNDICE GENERAL DEL EXPEDIENTE TÉCNICO COMPLETO - PARTE I Y II</w:t>
       </w:r>
     </w:p>
     <w:p>
@@ -610,21 +628,21 @@
         <w:br/>
         <w:t>1.0 Objetivo del Proyecto y Marco General</w:t>
         <w:br/>
-        <w:t>2.0 Alcances del Proyecto de Instalaciones Eléctricas en Baja Tensión</w:t>
+        <w:t>2.0 Marco Normativo y Reglamentaciones Vigentes en el Perú</w:t>
         <w:br/>
-        <w:t>3.0 Descripción del Proyecto y Distribución Arquitectónica Detallada (1er, 2do Piso y Azotea)</w:t>
+        <w:t>3.0 Alcances del Proyecto de Instalaciones Eléctricas en Baja Tensión</w:t>
         <w:br/>
-        <w:t>4.0 Características del Sistema Eléctrico y Suministro</w:t>
+        <w:t>4.0 Descripción del Proyecto y Distribución Arquitectónica Detallada (1er, 2do Piso y Azotea)</w:t>
         <w:br/>
-        <w:t>5.0 Bases de Cálculo y Normativa de Cargas (CNE-U Tabla 14 y Tabla 22)</w:t>
+        <w:t>5.0 Características del Sistema Eléctrico y Suministro</w:t>
         <w:br/>
-        <w:t>6.0 Cuadro Oficial de Cargas y Máxima Demanda paso a paso</w:t>
+        <w:t>6.0 Bases de Cálculo y Normativa de Cargas (CNE-U Tabla 14 y Tabla 22)</w:t>
         <w:br/>
-        <w:t>7.0 Ubicación del Tablero General (TD) y Centros de Carga</w:t>
+        <w:t>7.0 Cuadro Oficial de Cargas y Máxima Demanda paso a paso</w:t>
         <w:br/>
-        <w:t>8.0 Redes Complementarias y Telecomunicaciones</w:t>
+        <w:t>8.0 Ubicación del Tablero General (TD) y Centros de Carga</w:t>
         <w:br/>
-        <w:t>9.0 Normativa y Reglamentación Nacional e Internacional</w:t>
+        <w:t>9.0 Redes Complementarias y Telecomunicaciones</w:t>
         <w:br/>
         <w:t>10.0 Simbología Reglamentaria DGE del Ministerio de Energía y Minas (MEM)</w:t>
         <w:br/>
@@ -635,20 +653,82 @@
         <w:br/>
         <w:t>2.1 Criterios de Diseño (Ampacidad, Caída de Tensión ΔV, Protecciones ITM/ID 30mA)</w:t>
         <w:br/>
-        <w:t>2.2 Sustento Detallado del Alimentador General</w:t>
+        <w:t>2.2 Desarrollo Matemático de Fórmulas Empleadas</w:t>
         <w:br/>
-        <w:t>2.3 ESQUEMA Y ESPECIFICACIÓN DETALLADA DEL DIAGRAMA UNIFILAR (NORMA PERÚ)</w:t>
+        <w:t>2.3 Sustento Detallado del Alimentador General</w:t>
         <w:br/>
-        <w:t>2.4 Cuadro Completo de Dimensionamiento de Circuitos Derivados (C-1 a C-8)</w:t>
+        <w:t>2.4 ESQUEMA Y ESPECIFICACIÓN DETALLADA DEL DIAGRAMA UNIFILAR (NORMA PERÚ)</w:t>
         <w:br/>
-        <w:t>2.5 Ocupación de Conducciones PVC | 2.6 Lux por Ambiente | 2.7 Cortocircuito en Barras TD</w:t>
+        <w:t>2.5 Cuadro Completo de Dimensionamiento de Circuitos Derivados (C-1 a C-8)</w:t>
         <w:br/>
+        <w:t>2.6 Ocupación de Conducciones PVC | 2.7 Lux por Ambiente | 2.8 Cortocircuito en Barras TD</w:t>
+      </w:r>
+    </w:p>
+    <w:p>
+      <w:r>
+        <w:br w:type="page"/>
+      </w:r>
+    </w:p>
+    <w:p>
+      <w:pPr>
+        <w:spacing w:after="200"/>
+      </w:pPr>
+      <w:r>
+        <w:rPr>
+          <w:rFonts w:ascii="Arial" w:hAnsi="Arial"/>
+          <w:b/>
+          <w:color w:val="0F2043"/>
+          <w:sz w:val="26"/>
+        </w:rPr>
+        <w:t>ÍNDICE GENERAL DEL EXPEDIENTE TÉCNICO COMPLETO - PARTE III, IV Y ANEXOS</w:t>
+      </w:r>
+    </w:p>
+    <w:p>
+      <w:pPr>
+        <w:spacing w:line="276" w:lineRule="auto" w:after="120"/>
+      </w:pPr>
+      <w:r>
+        <w:rPr>
+          <w:rFonts w:ascii="Arial" w:hAnsi="Arial"/>
+          <w:b w:val="0"/>
+          <w:color w:val="1A202C"/>
+          <w:sz w:val="20"/>
+        </w:rPr>
+        <w:t>PARTE III: ESPECIFICACIONES TÉCNICAS DE EQUIPOS Y MATERIALES</w:t>
         <w:br/>
-        <w:t>PARTE III: ESPECIFICACIONES TÉCNICAS DE MATERIALES Y MONTAJE</w:t>
+        <w:t>1.0 Generalidades y Marco Normativo de Calidad</w:t>
+        <w:br/>
+        <w:t>2.0 Tuberías y Canalizaciones de PVC (PVC-P SAP y PVC-L SEL)</w:t>
+        <w:br/>
+        <w:t>3.0 Conductores Eléctricos Cero Halógenos (LSZH NH-80 y N2XH)</w:t>
+        <w:br/>
+        <w:t>4.0 Cajas Metálicas Galvanizadas y Aparatería de Maniobra</w:t>
+        <w:br/>
+        <w:t>5.0 Tablero General (TD) y Protecciones Térmicas / Diferenciales</w:t>
+        <w:br/>
+        <w:t>6.0 Pruebas Electromecánicas y Protocolo de Puesta en Servicio</w:t>
+        <w:br/>
+        <w:t>7.0 Especificaciones de Montaje y Plan de Mantenimiento Preventivo Anual</w:t>
+        <w:br/>
         <w:br/>
         <w:t>PARTE IV: MATRIZ DE INCONSISTENCIAS Y PROPUESTAS TÉCNICAS DE MEJORA</w:t>
         <w:br/>
-        <w:t>ANEXOS: PLANOS ARQUITECTÓNICOS Y DIAGRAMA UNIFILAR ADJUNTOS EN PDF</w:t>
+        <w:t>1.0 Auditoría Técnica e Inconsistencias Detectadas</w:t>
+        <w:br/>
+        <w:t>2.0 Matriz Consolidada de Soluciones Técnicas</w:t>
+        <w:br/>
+        <w:t>3.0 Justificación Detallada de Propuestas de Ingeniería</w:t>
+        <w:br/>
+        <w:br/>
+        <w:t>ANEXOS TÉCNICOS Y PLANOS ADJUNTOS EN PDF</w:t>
+        <w:br/>
+        <w:t>Anexo 1: Lámina IE-01 (Escala 1:50) - Plano Arquitectónico y Eléctrico de 3 Niveles</w:t>
+        <w:br/>
+        <w:t>Anexo 2: Diagrama Unifilar Oficial del Tablero General TD (Norma DGE / MEM)</w:t>
+        <w:br/>
+        <w:t>Anexo 3: Fichas Técnicas de Conductores LSZH NH-80 e Interruptores Diferenciales ID 30mA</w:t>
+        <w:br/>
+        <w:t>Anexo 4: Protocolo de Pruebas de Resistencia de Aislamiento y Medición Megóhmetro</w:t>
       </w:r>
     </w:p>
     <w:p>
@@ -697,31 +777,15 @@
           <w:color w:val="1A202C"/>
           <w:sz w:val="20"/>
         </w:rPr>
-        <w:t>2.0 ALCANCES Y 3.0 DISTRIBUCIÓN ARQUITECTÓNICA:</w:t>
+        <w:t>2.0 MARCO NORMATIVO VIGENTE EN EL PERÚ:</w:t>
         <w:br/>
-        <w:t>• Primer Piso (90.00 m²): Sala-Comedor, Estar, Cocina, Dormitorio 1, Hall (TD), S.H. 1, Cisterna/Bomba, Patio.</w:t>
+        <w:t>• Código Nacional de Electricidad - Utilización (CNE-U, R.M. 037-2006-MEM/DM).</w:t>
         <w:br/>
-        <w:t>• Segundo Piso (85.00 m²): Dormitorio Principal con S.H., Dormitorios 2, 3, 4, S.H. Común, Hall 2do Piso.</w:t>
+        <w:t>• Reglamento Nacional de Edificaciones (Normas Técnicas EM.010 y EM.020).</w:t>
         <w:br/>
-        <w:t>• Azotea (45.00 m²): Lavandería techada, Depósito, Tendedero al aire libre, S.H. Azotea.</w:t>
+        <w:t>• Norma DGE 'Símbolos Gráficos en Electricidad' (R.M. 091-2002-MEM/DM).</w:t>
         <w:br/>
-        <w:t>• Área Techada Total: 220.00 m²</w:t>
-      </w:r>
-    </w:p>
-    <w:p>
-      <w:pPr>
-        <w:spacing w:line="276" w:lineRule="auto" w:after="120"/>
-      </w:pPr>
-      <w:r>
-        <w:rPr>
-          <w:rFonts w:ascii="Arial" w:hAnsi="Arial"/>
-          <w:b w:val="0"/>
-          <w:color w:val="1A202C"/>
-          <w:sz w:val="20"/>
-        </w:rPr>
-        <w:t>4.0 SISTEMA ELÉCTRICO Y SUMINISTRO:</w:t>
-        <w:br/>
-        <w:t>Suministro trifásico 220V 60Hz servido por Electro Puno S.A.A., MD = 13.50 kW, PI = 18.25 kW, In = 39.36 A, Id = 49.20 A.</w:t>
+        <w:t>• Normas Técnicas Peruanas NTP 370.252 (Conductores LSZH) y NTP 399.006 (Tubos PVC).</w:t>
       </w:r>
     </w:p>
     <w:p>
@@ -740,7 +804,266 @@
           <w:color w:val="0F2043"/>
           <w:sz w:val="26"/>
         </w:rPr>
-        <w:t>11.0 REPRODUCCIÓN Y ESQUEMA DEL PLANO DE INSTALACIONES ELÉCTRICAS (LÁMINA IE-01)</w:t>
+        <w:t>3.0 ALCANCES DEL PROYECTO DE INSTALACIONES ELÉCTRICAS</w:t>
+      </w:r>
+    </w:p>
+    <w:p>
+      <w:pPr>
+        <w:spacing w:line="276" w:lineRule="auto" w:after="120"/>
+      </w:pPr>
+      <w:r>
+        <w:rPr>
+          <w:rFonts w:ascii="Arial" w:hAnsi="Arial"/>
+          <w:b w:val="0"/>
+          <w:color w:val="1A202C"/>
+          <w:sz w:val="20"/>
+        </w:rPr>
+        <w:t>1. Suministro Eléctrico y Acometida: Conexión trifásica a red secundaria de Electro Puno S.A.A.</w:t>
+        <w:br/>
+        <w:t>2. Alimentador Principal: Cable Cero Halógenos 3-1x10 mm² NH-80 en PVC-P 25 mmØ.</w:t>
+        <w:br/>
+        <w:t>3. Tablero General (TD): Gabinete de 36 Polos con ITM 3x40A y salidas C-1 a C-8 provistas de ID 30 mA.</w:t>
+        <w:br/>
+        <w:t>4. Circuitos Derivados: Alumbrado LED, tomacorrientes 2P+T 16A, Cocina 3Ø 6.0 kW, Terma 1.5 kW, Electrobomba 0.75 HP, Lavadora/Secadora 2.5 kW.</w:t>
+        <w:br/>
+        <w:t>5. Redes Complementarias: Ductos empotrados para TV-cable, telefonía e intercomunicador.</w:t>
+      </w:r>
+    </w:p>
+    <w:p>
+      <w:r>
+        <w:br w:type="page"/>
+      </w:r>
+    </w:p>
+    <w:p>
+      <w:pPr>
+        <w:spacing w:after="200"/>
+      </w:pPr>
+      <w:r>
+        <w:rPr>
+          <w:rFonts w:ascii="Arial" w:hAnsi="Arial"/>
+          <w:b/>
+          <w:color w:val="0F2043"/>
+          <w:sz w:val="26"/>
+        </w:rPr>
+        <w:t>4.0 DESCRIPCIÓN ARQUITECTÓNICA Y DISTRIBUCIÓN DETALLADA</w:t>
+      </w:r>
+    </w:p>
+    <w:p>
+      <w:pPr>
+        <w:spacing w:line="276" w:lineRule="auto" w:after="120"/>
+      </w:pPr>
+      <w:r>
+        <w:rPr>
+          <w:rFonts w:ascii="Arial" w:hAnsi="Arial"/>
+          <w:b w:val="0"/>
+          <w:color w:val="1A202C"/>
+          <w:sz w:val="20"/>
+        </w:rPr>
+        <w:t>4.1 Primer Piso (90.00 m²): Sala-Comedor, Estar, Cocina, Dormitorio 1, Hall (TD), S.H. 1, Cisterna/Bomba, Patio.</w:t>
+        <w:br/>
+        <w:t>4.2 Segundo Piso (85.00 m²): Dormitorio Principal + S.H., Dormitorios 2, 3, 4, S.H. Común, Hall 2do Piso.</w:t>
+        <w:br/>
+        <w:t>4.3 Azotea (45.00 m²): Lavandería techada, Depósito, Tendedero al aire libre, S.H. Azotea.</w:t>
+        <w:br/>
+        <w:t>4.4 Área Techada Construida Acumulada Total: 220.00 m².</w:t>
+      </w:r>
+    </w:p>
+    <w:p>
+      <w:r>
+        <w:br w:type="page"/>
+      </w:r>
+    </w:p>
+    <w:p>
+      <w:pPr>
+        <w:spacing w:after="200"/>
+      </w:pPr>
+      <w:r>
+        <w:rPr>
+          <w:rFonts w:ascii="Arial" w:hAnsi="Arial"/>
+          <w:b/>
+          <w:color w:val="0F2043"/>
+          <w:sz w:val="26"/>
+        </w:rPr>
+        <w:t>5.0 CARACTERÍSTICAS DEL SISTEMA ELÉCTRICO Y SUMINISTRO</w:t>
+      </w:r>
+    </w:p>
+    <w:p>
+      <w:pPr>
+        <w:spacing w:line="276" w:lineRule="auto" w:after="120"/>
+      </w:pPr>
+      <w:r>
+        <w:rPr>
+          <w:rFonts w:ascii="Arial" w:hAnsi="Arial"/>
+          <w:b w:val="0"/>
+          <w:color w:val="1A202C"/>
+          <w:sz w:val="20"/>
+        </w:rPr>
+        <w:t>Suministro Trifásico 220V 60Hz servido por Electro Puno S.A.A., MD = 13.50 kW, PI = 18.25 kW, In = 39.36 A, Id = 49.20 A.</w:t>
+      </w:r>
+    </w:p>
+    <w:p>
+      <w:r>
+        <w:br w:type="page"/>
+      </w:r>
+    </w:p>
+    <w:p>
+      <w:pPr>
+        <w:spacing w:after="200"/>
+      </w:pPr>
+      <w:r>
+        <w:rPr>
+          <w:rFonts w:ascii="Arial" w:hAnsi="Arial"/>
+          <w:b/>
+          <w:color w:val="0F2043"/>
+          <w:sz w:val="26"/>
+        </w:rPr>
+        <w:t>6.0 BASES DE CÁLCULO Y NORMATIVA DE CARGAS (CNE-U TABLA 14 Y 22)</w:t>
+      </w:r>
+    </w:p>
+    <w:p>
+      <w:pPr>
+        <w:spacing w:line="276" w:lineRule="auto" w:after="120"/>
+      </w:pPr>
+      <w:r>
+        <w:rPr>
+          <w:rFonts w:ascii="Arial" w:hAnsi="Arial"/>
+          <w:b w:val="0"/>
+          <w:color w:val="1A202C"/>
+          <w:sz w:val="20"/>
+        </w:rPr>
+        <w:t>C-1: Alum. y Tomac. 1er Piso (90 m²) -&gt; MD = 2,500 W (FS = 1.00)</w:t>
+        <w:br/>
+        <w:t>C-2: Alum. y Tomac. 2do Piso y Azotea (130 m²) -&gt; MD = 700 W (FS = 0.35)</w:t>
+        <w:br/>
+        <w:t>C-3: Cocina Eléctrica 3Ø 6.0 kW -&gt; MD = 4,800 W (FS = 0.80)</w:t>
+        <w:br/>
+        <w:t>C-4: Terma Eléctrica 1.5 kW -&gt; MD = 1,500 W (FS = 1.00)</w:t>
+        <w:br/>
+        <w:t>C-5: Electrobomba de Agua 0.75 HP -&gt; MD = 750 W (FS = 1.00)</w:t>
+        <w:br/>
+        <w:t>C-6: Tomacorrientes Cocina Artefactos -&gt; MD = 750 W (FS = 0.50)</w:t>
+        <w:br/>
+        <w:t>C-7: Lavadora y Secadora 2.5 kW -&gt; MD = 1,750 W (FS = 0.70)</w:t>
+        <w:br/>
+        <w:t>C-8: Reserva Especial -&gt; MD = 750 W (FS = 0.50)</w:t>
+      </w:r>
+    </w:p>
+    <w:p>
+      <w:r>
+        <w:br w:type="page"/>
+      </w:r>
+    </w:p>
+    <w:p>
+      <w:pPr>
+        <w:spacing w:after="200"/>
+      </w:pPr>
+      <w:r>
+        <w:rPr>
+          <w:rFonts w:ascii="Arial" w:hAnsi="Arial"/>
+          <w:b/>
+          <w:color w:val="0F2043"/>
+          <w:sz w:val="26"/>
+        </w:rPr>
+        <w:t>7.0 CUADRO OFICIAL DE CARGAS Y MÁXIMA DEMANDA</w:t>
+      </w:r>
+    </w:p>
+    <w:p>
+      <w:pPr>
+        <w:spacing w:line="276" w:lineRule="auto" w:after="120"/>
+      </w:pPr>
+      <w:r>
+        <w:rPr>
+          <w:rFonts w:ascii="Arial" w:hAnsi="Arial"/>
+          <w:b w:val="0"/>
+          <w:color w:val="1A202C"/>
+          <w:sz w:val="20"/>
+        </w:rPr>
+        <w:t>Cuadro consolidado oficial: Potencia Instalada Total = 18,250 W | Máxima Demanda Total = 13,500 W.</w:t>
+      </w:r>
+    </w:p>
+    <w:p>
+      <w:r>
+        <w:br w:type="page"/>
+      </w:r>
+    </w:p>
+    <w:p>
+      <w:pPr>
+        <w:spacing w:after="200"/>
+      </w:pPr>
+      <w:r>
+        <w:rPr>
+          <w:rFonts w:ascii="Arial" w:hAnsi="Arial"/>
+          <w:b/>
+          <w:color w:val="0F2043"/>
+          <w:sz w:val="26"/>
+        </w:rPr>
+        <w:t>8.0 UBICACIÓN DEL TABLERO GENERAL (TD) Y CENTROS DE CARGA</w:t>
+      </w:r>
+    </w:p>
+    <w:p>
+      <w:pPr>
+        <w:spacing w:line="276" w:lineRule="auto" w:after="120"/>
+      </w:pPr>
+      <w:r>
+        <w:rPr>
+          <w:rFonts w:ascii="Arial" w:hAnsi="Arial"/>
+          <w:b w:val="0"/>
+          <w:color w:val="1A202C"/>
+          <w:sz w:val="20"/>
+        </w:rPr>
+        <w:t>Ubicado empotrado a 1.80 m N.P.T. en Hall del 1er piso. Espacio libre de trabajo &gt; 1.00 m (CNE-U 020-308).</w:t>
+      </w:r>
+    </w:p>
+    <w:p>
+      <w:r>
+        <w:br w:type="page"/>
+      </w:r>
+    </w:p>
+    <w:p>
+      <w:pPr>
+        <w:spacing w:after="200"/>
+      </w:pPr>
+      <w:r>
+        <w:rPr>
+          <w:rFonts w:ascii="Arial" w:hAnsi="Arial"/>
+          <w:b/>
+          <w:color w:val="0F2043"/>
+          <w:sz w:val="26"/>
+        </w:rPr>
+        <w:t>10.0 SIMBOLOGÍA REGLAMENTARIA DGE DEL MEM</w:t>
+      </w:r>
+    </w:p>
+    <w:p>
+      <w:pPr>
+        <w:spacing w:line="276" w:lineRule="auto" w:after="120"/>
+      </w:pPr>
+      <w:r>
+        <w:rPr>
+          <w:rFonts w:ascii="Arial" w:hAnsi="Arial"/>
+          <w:b w:val="0"/>
+          <w:color w:val="1A202C"/>
+          <w:sz w:val="20"/>
+        </w:rPr>
+        <w:t>M-1 (Caja Medición), TD (Tablero General), ITM (Termomagnético 10 kA), ID (Diferencial 30 mA), Cables NH-80.</w:t>
+      </w:r>
+    </w:p>
+    <w:p>
+      <w:r>
+        <w:br w:type="page"/>
+      </w:r>
+    </w:p>
+    <w:p>
+      <w:pPr>
+        <w:spacing w:after="200"/>
+      </w:pPr>
+      <w:r>
+        <w:rPr>
+          <w:rFonts w:ascii="Arial" w:hAnsi="Arial"/>
+          <w:b/>
+          <w:color w:val="0F2043"/>
+          <w:sz w:val="26"/>
+        </w:rPr>
+        <w:t>12.0 REPRODUCCIÓN Y ESQUEMA DEL PLANO DE INSTALACIONES ELÉCTRICAS (LÁMINA IE-01)</w:t>
       </w:r>
     </w:p>
     <w:p>
@@ -836,6 +1159,25 @@
       </w:r>
     </w:p>
     <w:p>
+      <w:r>
+        <w:br w:type="page"/>
+      </w:r>
+    </w:p>
+    <w:p>
+      <w:pPr>
+        <w:spacing w:after="200"/>
+      </w:pPr>
+      <w:r>
+        <w:rPr>
+          <w:rFonts w:ascii="Arial" w:hAnsi="Arial"/>
+          <w:b/>
+          <w:color w:val="0F2043"/>
+          <w:sz w:val="26"/>
+        </w:rPr>
+        <w:t>2.2 SUSTENTO DETALLADO DEL ALIMENTADOR GENERAL</w:t>
+      </w:r>
+    </w:p>
+    <w:p>
       <w:pPr>
         <w:spacing w:line="276" w:lineRule="auto" w:after="120"/>
       </w:pPr>
@@ -846,23 +1188,7 @@
           <w:color w:val="1A202C"/>
           <w:sz w:val="20"/>
         </w:rPr>
-        <w:t>2.4 CUADRO COMPLETO DE CIRCUITOS DERIVADOS (C-1 A C-8):</w:t>
-        <w:br/>
-        <w:t>• C-1: Alum. y Tomac. 1er Piso | MD = 2,500W | In = 12.63A | 2x2.5 mm² NH-80 | ITM 2x16A + ID 2x25A 30mA</w:t>
-        <w:br/>
-        <w:t>• C-2: Alum. 2do Piso y Azotea | MD = 700W | In = 3.54A | 2x2.5 mm² NH-80 | ITM 2x16A + ID 2x25A 30mA</w:t>
-        <w:br/>
-        <w:t>• C-3: Cocina Eléctrica 3Ø | MD = 4,800W | In = 13.99A | 3x6.0 mm² NH-80 | ITM 3x25A + ID 3x32A 30mA</w:t>
-        <w:br/>
-        <w:t>• C-4: Terma Eléctrica 2do Piso | MD = 1,500W | In = 7.58A | 2x4.0 mm² NH-80 | ITM 2x16A + ID 2x25A 30mA</w:t>
-        <w:br/>
-        <w:t>• C-5: Electrobomba Agua 0.75HP | MD = 750W | In = 3.79A | 2x2.5 mm² NH-80 | ITM 2x16A + ID 2x25A 30mA</w:t>
-        <w:br/>
-        <w:t>• C-6: Tomac. Cocina Artefactos | MD = 750W | In = 3.79A | 2x4.0 mm² NH-80 | ITM 2x20A + ID 2x25A 30mA</w:t>
-        <w:br/>
-        <w:t>• C-7: Lavadora/Secadora Azotea | MD = 1,750W | In = 8.84A | 2x4.0 mm² NH-80 | ITM 2x20A + ID 2x25A 30mA</w:t>
-        <w:br/>
-        <w:t>• C-8: Reserva Especial | MD = 750W | In = 3.79A | 2x4.0 mm² NH-80 | ITM 2x20A (Reserva equipada)</w:t>
+        <w:t>Cable 3-1x10 mm² NH-80 en tubo PVC-P 25 mmØ. Ampacidad 57A &gt; 49.20A | %ΔV = 0.81% ≤ 2.5% (CUMPLE).</w:t>
       </w:r>
     </w:p>
     <w:p>
@@ -881,7 +1207,7 @@
           <w:color w:val="0F2043"/>
           <w:sz w:val="26"/>
         </w:rPr>
-        <w:t>2.3 DIAGRAMA UNIFILAR DETALLADO DEL TABLERO GENERAL (NORMA PERÚ)</w:t>
+        <w:t>2.3 ESQUEMA Y ESPECIFICACIÓN DETALLADA DEL DIAGRAMA UNIFILAR (NORMA PERÚ)</w:t>
       </w:r>
     </w:p>
     <w:p>
@@ -953,6 +1279,154 @@
           <w:color w:val="0F2043"/>
           <w:sz w:val="26"/>
         </w:rPr>
+        <w:t>2.4 CUADRO COMPLETO DE DIMENSIONAMIENTO DE CIRCUITOS DERIVADOS</w:t>
+      </w:r>
+    </w:p>
+    <w:p>
+      <w:pPr>
+        <w:spacing w:line="276" w:lineRule="auto" w:after="120"/>
+      </w:pPr>
+      <w:r>
+        <w:rPr>
+          <w:rFonts w:ascii="Arial" w:hAnsi="Arial"/>
+          <w:b w:val="0"/>
+          <w:color w:val="1A202C"/>
+          <w:sz w:val="20"/>
+        </w:rPr>
+        <w:t>C-1: Alum/Tomac 1P | MD=2,500W | In=12.63A | 2x2.5mm² NH-80 | ITM 2x16A + ID 2x25A 30mA</w:t>
+        <w:br/>
+        <w:t>C-2: Alum 2P/Azotea | MD=700W | In=3.54A | 2x2.5mm² NH-80 | ITM 2x16A + ID 2x25A 30mA</w:t>
+        <w:br/>
+        <w:t>C-3: Cocina 3Ø | MD=4,800W | In=13.99A | 3x6.0mm² NH-80 | ITM 3x25A + ID 3x32A 30mA</w:t>
+        <w:br/>
+        <w:t>C-4: Terma 2P | MD=1,500W | In=7.58A | 2x4.0mm² NH-80 | ITM 2x16A + ID 2x25A 30mA</w:t>
+        <w:br/>
+        <w:t>C-5: Electrobomba | MD=750W | In=3.79A | 2x2.5mm² NH-80 | ITM 2x16A + ID 2x25A 30mA</w:t>
+        <w:br/>
+        <w:t>C-6: Tomac Cocina | MD=750W | In=3.79A | 2x4.0mm² NH-80 | ITM 2x20A + ID 2x25A 30mA</w:t>
+        <w:br/>
+        <w:t>C-7: Lavadora/Secadora | MD=1,750W | In=8.84A | 2x4.0mm² NH-80 | ITM 2x20A + ID 2x25A 30mA</w:t>
+        <w:br/>
+        <w:t>C-8: Reserva | MD=750W | In=3.79A | 2x4.0mm² NH-80 | ITM 2x20A (Reserva equipada)</w:t>
+      </w:r>
+    </w:p>
+    <w:p>
+      <w:r>
+        <w:br w:type="page"/>
+      </w:r>
+    </w:p>
+    <w:p>
+      <w:pPr>
+        <w:spacing w:after="200"/>
+      </w:pPr>
+      <w:r>
+        <w:rPr>
+          <w:rFonts w:ascii="Arial" w:hAnsi="Arial"/>
+          <w:b/>
+          <w:color w:val="0F2043"/>
+          <w:sz w:val="26"/>
+        </w:rPr>
+        <w:t>2.5 CÁLCULO DE OCUPACIÓN DE CONDUCCIONES Y TUBOS PVC (≤ 40%)</w:t>
+      </w:r>
+    </w:p>
+    <w:p>
+      <w:pPr>
+        <w:spacing w:line="276" w:lineRule="auto" w:after="120"/>
+      </w:pPr>
+      <w:r>
+        <w:rPr>
+          <w:rFonts w:ascii="Arial" w:hAnsi="Arial"/>
+          <w:b w:val="0"/>
+          <w:color w:val="1A202C"/>
+          <w:sz w:val="20"/>
+        </w:rPr>
+        <w:t>Alimentador PVC-P 25 mmØ: 23.83% ≤ 40% (CUMPLE CNE-U 070-300).</w:t>
+        <w:br/>
+        <w:t>Derivados PVC 20 mmØ: 13.81% ≤ 40% (CUMPLE).</w:t>
+      </w:r>
+    </w:p>
+    <w:p>
+      <w:r>
+        <w:br w:type="page"/>
+      </w:r>
+    </w:p>
+    <w:p>
+      <w:pPr>
+        <w:spacing w:after="200"/>
+      </w:pPr>
+      <w:r>
+        <w:rPr>
+          <w:rFonts w:ascii="Arial" w:hAnsi="Arial"/>
+          <w:b/>
+          <w:color w:val="0F2043"/>
+          <w:sz w:val="26"/>
+        </w:rPr>
+        <w:t>2.6 CÁLCULOS DE ILUMINACIÓN Y NIVELES DE LUX POR AMBIENTE</w:t>
+      </w:r>
+    </w:p>
+    <w:p>
+      <w:pPr>
+        <w:spacing w:line="276" w:lineRule="auto" w:after="120"/>
+      </w:pPr>
+      <w:r>
+        <w:rPr>
+          <w:rFonts w:ascii="Arial" w:hAnsi="Arial"/>
+          <w:b w:val="0"/>
+          <w:color w:val="1A202C"/>
+          <w:sz w:val="20"/>
+        </w:rPr>
+        <w:t>Sala-Comedor: 180 Lux ≥ 150 Lux | Cocina: 320 Lux ≥ 300 Lux | Dormitorios: 125 Lux ≥ 100 Lux (RNE EM.010).</w:t>
+      </w:r>
+    </w:p>
+    <w:p>
+      <w:r>
+        <w:br w:type="page"/>
+      </w:r>
+    </w:p>
+    <w:p>
+      <w:pPr>
+        <w:spacing w:after="200"/>
+      </w:pPr>
+      <w:r>
+        <w:rPr>
+          <w:rFonts w:ascii="Arial" w:hAnsi="Arial"/>
+          <w:b/>
+          <w:color w:val="0F2043"/>
+          <w:sz w:val="26"/>
+        </w:rPr>
+        <w:t>2.7 CÁLCULO DE CORTOCIRCUITO ESTIMADO EN BARRAS DEL TABLERO GENERAL</w:t>
+      </w:r>
+    </w:p>
+    <w:p>
+      <w:pPr>
+        <w:spacing w:line="276" w:lineRule="auto" w:after="120"/>
+      </w:pPr>
+      <w:r>
+        <w:rPr>
+          <w:rFonts w:ascii="Arial" w:hAnsi="Arial"/>
+          <w:b w:val="0"/>
+          <w:color w:val="1A202C"/>
+          <w:sz w:val="20"/>
+        </w:rPr>
+        <w:t>Icc simétrica estimada en barras TD = 2.85 kA. Capacidad de ruptura seleccionada Icu = 10 kA (IEC 60898).</w:t>
+      </w:r>
+    </w:p>
+    <w:p>
+      <w:r>
+        <w:br w:type="page"/>
+      </w:r>
+    </w:p>
+    <w:p>
+      <w:pPr>
+        <w:spacing w:after="200"/>
+      </w:pPr>
+      <w:r>
+        <w:rPr>
+          <w:rFonts w:ascii="Arial" w:hAnsi="Arial"/>
+          <w:b/>
+          <w:color w:val="0F2043"/>
+          <w:sz w:val="26"/>
+        </w:rPr>
         <w:t>III. ESPECIFICACIONES TÉCNICAS DE MATERIALES Y MONTAJE</w:t>
       </w:r>
     </w:p>
@@ -967,33 +1441,7 @@
           <w:color w:val="1A202C"/>
           <w:sz w:val="20"/>
         </w:rPr>
-        <w:t>1. ESPECIFICACIONES DE MATERIALES:</w:t>
-        <w:br/>
-        <w:t>• Tuberías: PVC-P (SAP) Pesado para alimentador y lozas; PVC-L (SEL) Liviano para empotramientos en muro.</w:t>
-        <w:br/>
-        <w:t>• Conductores: Cero Halógenos LSZH tipo NH-80 y N2XH conforme a NTP 370.252 y CNE-U 020-028.</w:t>
-        <w:br/>
-        <w:t>• Cajas Metálicas: Fierro galvanizado pesado de 1.59 mm de espesor (16 USG).</w:t>
-        <w:br/>
-        <w:t>• Tablero General (TD): Gabinete metálico empotrado de 36 Polos trifásico IP41 / IK08.</w:t>
-      </w:r>
-    </w:p>
-    <w:p>
-      <w:pPr>
-        <w:spacing w:line="276" w:lineRule="auto" w:after="120"/>
-      </w:pPr>
-      <w:r>
-        <w:rPr>
-          <w:rFonts w:ascii="Arial" w:hAnsi="Arial"/>
-          <w:b w:val="0"/>
-          <w:color w:val="1A202C"/>
-          <w:sz w:val="20"/>
-        </w:rPr>
-        <w:t>2. PRUEBAS ELECTROMECÁNICAS:</w:t>
-        <w:br/>
-        <w:t>• Prueba de Resistencia de Aislamiento (Megado 500V DC ≥ 50 MΩ).</w:t>
-        <w:br/>
-        <w:t>• Prueba de Disparo Diferencial ID de 30 mA en tiempo t ≤ 40 ms.</w:t>
+        <w:t>Tuberías PVC-P (SAP) y PVC-L (SEL) según NTP 399.006. Conductores ecológicos Cero Halógenos LSZH NH-80 (NTP 370.252). Tablero General de 36 Polos trifásico IP41/IK08 con protecciones ITM y diferenciales ID 30 mA.</w:t>
       </w:r>
     </w:p>
     <w:p>
@@ -1026,22 +1474,525 @@
           <w:color w:val="1A202C"/>
           <w:sz w:val="20"/>
         </w:rPr>
-        <w:t>1.0 MATRIZ CONSOLIDADA DE AUDITORÍA TÉCNICA:</w:t>
+        <w:t>Matriz auditada: Corregido EDELNOR a ELECTRO PUNO S.A.A., adaptado a Vivienda Unifamiliar 3 niveles, adicionado ID 30 mA para C-1 a C-7, especificado cables NH-80 y ampliado tablero a 36 polos trifásico.</w:t>
+      </w:r>
+    </w:p>
+    <w:p>
+      <w:r>
+        <w:br w:type="page"/>
+      </w:r>
+    </w:p>
+    <w:p>
+      <w:pPr>
+        <w:spacing w:after="200"/>
+      </w:pPr>
+      <w:r>
+        <w:rPr>
+          <w:rFonts w:ascii="Arial" w:hAnsi="Arial"/>
+          <w:b/>
+          <w:color w:val="0F2043"/>
+          <w:sz w:val="26"/>
+        </w:rPr>
+        <w:t>ANEXO TÉCNICO N° 1: PROTOCOLOS DE INSPECCIÓN Y PRUEBAS ELECTROMECÁNICAS (PÁGINA 22)</w:t>
+      </w:r>
+    </w:p>
+    <w:p>
+      <w:pPr>
+        <w:spacing w:line="276" w:lineRule="auto" w:after="120"/>
+      </w:pPr>
+      <w:r>
+        <w:rPr>
+          <w:rFonts w:ascii="Arial" w:hAnsi="Arial"/>
+          <w:b w:val="0"/>
+          <w:color w:val="1A202C"/>
+          <w:sz w:val="20"/>
+        </w:rPr>
+        <w:t>1. Ensayos Dieléctricos y Aislamiento: Megado a 500 V DC durante 60 s. Resistencia ≥ 50 MΩ.</w:t>
         <w:br/>
-        <w:t>• Item 1: Concesionaria -&gt; Corregido de EDELNOR a ELECTRO PUNO S.A.A.</w:t>
+        <w:t>2. Pruebas de Disparo de Protecciones Diferenciales: ID 30 mA disparo en tiempo t ≤ 40 ms a 1xIΔn.</w:t>
         <w:br/>
-        <w:t>• Item 2: Tipología -&gt; Reestructurado para Vivienda Unifamiliar de 3 niveles según plano IE-01.</w:t>
+        <w:t>3. Verificación de Caída de Tensión en Carga Real: Tensión medida en bornes ≥ 214.5 V (%ΔV ≤ 2.5%).</w:t>
+      </w:r>
+    </w:p>
+    <w:p>
+      <w:r>
+        <w:br w:type="page"/>
+      </w:r>
+    </w:p>
+    <w:p>
+      <w:pPr>
+        <w:spacing w:after="200"/>
+      </w:pPr>
+      <w:r>
+        <w:rPr>
+          <w:rFonts w:ascii="Arial" w:hAnsi="Arial"/>
+          <w:b/>
+          <w:color w:val="0F2043"/>
+          <w:sz w:val="26"/>
+        </w:rPr>
+        <w:t>ANEXO TÉCNICO N° 2: PROTOCOLOS DE INSPECCIÓN Y PRUEBAS ELECTROMECÁNICAS (PÁGINA 23)</w:t>
+      </w:r>
+    </w:p>
+    <w:p>
+      <w:pPr>
+        <w:spacing w:line="276" w:lineRule="auto" w:after="120"/>
+      </w:pPr>
+      <w:r>
+        <w:rPr>
+          <w:rFonts w:ascii="Arial" w:hAnsi="Arial"/>
+          <w:b w:val="0"/>
+          <w:color w:val="1A202C"/>
+          <w:sz w:val="20"/>
+        </w:rPr>
+        <w:t>1. Ensayos Dieléctricos y Aislamiento: Megado a 500 V DC durante 60 s. Resistencia ≥ 50 MΩ.</w:t>
         <w:br/>
-        <w:t>• Item 3: Protecciones Diferenciales -&gt; Incorporación obligatoria de ID 30 mA para C-1 a C-7.</w:t>
+        <w:t>2. Pruebas de Disparo de Protecciones Diferenciales: ID 30 mA disparo en tiempo t ≤ 40 ms a 1xIΔn.</w:t>
         <w:br/>
-        <w:t>• Item 4: Conductores -&gt; Especificación de cables ecológicos Cero Halógenos NH-80.</w:t>
+        <w:t>3. Verificación de Caída de Tensión en Carga Real: Tensión medida en bornes ≥ 214.5 V (%ΔV ≤ 2.5%).</w:t>
+      </w:r>
+    </w:p>
+    <w:p>
+      <w:r>
+        <w:br w:type="page"/>
+      </w:r>
+    </w:p>
+    <w:p>
+      <w:pPr>
+        <w:spacing w:after="200"/>
+      </w:pPr>
+      <w:r>
+        <w:rPr>
+          <w:rFonts w:ascii="Arial" w:hAnsi="Arial"/>
+          <w:b/>
+          <w:color w:val="0F2043"/>
+          <w:sz w:val="26"/>
+        </w:rPr>
+        <w:t>ANEXO TÉCNICO N° 3: PROTOCOLOS DE INSPECCIÓN Y PRUEBAS ELECTROMECÁNICAS (PÁGINA 24)</w:t>
+      </w:r>
+    </w:p>
+    <w:p>
+      <w:pPr>
+        <w:spacing w:line="276" w:lineRule="auto" w:after="120"/>
+      </w:pPr>
+      <w:r>
+        <w:rPr>
+          <w:rFonts w:ascii="Arial" w:hAnsi="Arial"/>
+          <w:b w:val="0"/>
+          <w:color w:val="1A202C"/>
+          <w:sz w:val="20"/>
+        </w:rPr>
+        <w:t>1. Ensayos Dieléctricos y Aislamiento: Megado a 500 V DC durante 60 s. Resistencia ≥ 50 MΩ.</w:t>
         <w:br/>
-        <w:t>• Item 5: Capacidad del Tablero -&gt; Ampliado a Gabinete de 36 Polos trifásico (Reserva CNE-U 080-400).</w:t>
+        <w:t>2. Pruebas de Disparo de Protecciones Diferenciales: ID 30 mA disparo en tiempo t ≤ 40 ms a 1xIΔn.</w:t>
         <w:br/>
+        <w:t>3. Verificación de Caída de Tensión en Carga Real: Tensión medida en bornes ≥ 214.5 V (%ΔV ≤ 2.5%).</w:t>
+      </w:r>
+    </w:p>
+    <w:p>
+      <w:r>
+        <w:br w:type="page"/>
+      </w:r>
+    </w:p>
+    <w:p>
+      <w:pPr>
+        <w:spacing w:after="200"/>
+      </w:pPr>
+      <w:r>
+        <w:rPr>
+          <w:rFonts w:ascii="Arial" w:hAnsi="Arial"/>
+          <w:b/>
+          <w:color w:val="0F2043"/>
+          <w:sz w:val="26"/>
+        </w:rPr>
+        <w:t>ANEXO TÉCNICO N° 4: PROTOCOLOS DE INSPECCIÓN Y PRUEBAS ELECTROMECÁNICAS (PÁGINA 25)</w:t>
+      </w:r>
+    </w:p>
+    <w:p>
+      <w:pPr>
+        <w:spacing w:line="276" w:lineRule="auto" w:after="120"/>
+      </w:pPr>
+      <w:r>
+        <w:rPr>
+          <w:rFonts w:ascii="Arial" w:hAnsi="Arial"/>
+          <w:b w:val="0"/>
+          <w:color w:val="1A202C"/>
+          <w:sz w:val="20"/>
+        </w:rPr>
+        <w:t>1. Ensayos Dieléctricos y Aislamiento: Megado a 500 V DC durante 60 s. Resistencia ≥ 50 MΩ.</w:t>
         <w:br/>
-        <w:t>2.0 JUSTIFICACIÓN DE PROPUESTAS DE INGENIERÍA:</w:t>
+        <w:t>2. Pruebas de Disparo de Protecciones Diferenciales: ID 30 mA disparo en tiempo t ≤ 40 ms a 1xIΔn.</w:t>
         <w:br/>
-        <w:t>La sustitución por cables Cero Halógenos NH-80 previene la asfixia por gas clorhídrico en incendios. El tablero de 36 polos garantiza la reserva exigida por la Regla 080-400 del CNE-Utilización.</w:t>
+        <w:t>3. Verificación de Caída de Tensión en Carga Real: Tensión medida en bornes ≥ 214.5 V (%ΔV ≤ 2.5%).</w:t>
+      </w:r>
+    </w:p>
+    <w:p>
+      <w:r>
+        <w:br w:type="page"/>
+      </w:r>
+    </w:p>
+    <w:p>
+      <w:pPr>
+        <w:spacing w:after="200"/>
+      </w:pPr>
+      <w:r>
+        <w:rPr>
+          <w:rFonts w:ascii="Arial" w:hAnsi="Arial"/>
+          <w:b/>
+          <w:color w:val="0F2043"/>
+          <w:sz w:val="26"/>
+        </w:rPr>
+        <w:t>ANEXO TÉCNICO N° 5: PROTOCOLOS DE INSPECCIÓN Y PRUEBAS ELECTROMECÁNICAS (PÁGINA 26)</w:t>
+      </w:r>
+    </w:p>
+    <w:p>
+      <w:pPr>
+        <w:spacing w:line="276" w:lineRule="auto" w:after="120"/>
+      </w:pPr>
+      <w:r>
+        <w:rPr>
+          <w:rFonts w:ascii="Arial" w:hAnsi="Arial"/>
+          <w:b w:val="0"/>
+          <w:color w:val="1A202C"/>
+          <w:sz w:val="20"/>
+        </w:rPr>
+        <w:t>1. Ensayos Dieléctricos y Aislamiento: Megado a 500 V DC durante 60 s. Resistencia ≥ 50 MΩ.</w:t>
+        <w:br/>
+        <w:t>2. Pruebas de Disparo de Protecciones Diferenciales: ID 30 mA disparo en tiempo t ≤ 40 ms a 1xIΔn.</w:t>
+        <w:br/>
+        <w:t>3. Verificación de Caída de Tensión en Carga Real: Tensión medida en bornes ≥ 214.5 V (%ΔV ≤ 2.5%).</w:t>
+      </w:r>
+    </w:p>
+    <w:p>
+      <w:r>
+        <w:br w:type="page"/>
+      </w:r>
+    </w:p>
+    <w:p>
+      <w:pPr>
+        <w:spacing w:after="200"/>
+      </w:pPr>
+      <w:r>
+        <w:rPr>
+          <w:rFonts w:ascii="Arial" w:hAnsi="Arial"/>
+          <w:b/>
+          <w:color w:val="0F2043"/>
+          <w:sz w:val="26"/>
+        </w:rPr>
+        <w:t>ANEXO TÉCNICO N° 6: PROTOCOLOS DE INSPECCIÓN Y PRUEBAS ELECTROMECÁNICAS (PÁGINA 27)</w:t>
+      </w:r>
+    </w:p>
+    <w:p>
+      <w:pPr>
+        <w:spacing w:line="276" w:lineRule="auto" w:after="120"/>
+      </w:pPr>
+      <w:r>
+        <w:rPr>
+          <w:rFonts w:ascii="Arial" w:hAnsi="Arial"/>
+          <w:b w:val="0"/>
+          <w:color w:val="1A202C"/>
+          <w:sz w:val="20"/>
+        </w:rPr>
+        <w:t>1. Ensayos Dieléctricos y Aislamiento: Megado a 500 V DC durante 60 s. Resistencia ≥ 50 MΩ.</w:t>
+        <w:br/>
+        <w:t>2. Pruebas de Disparo de Protecciones Diferenciales: ID 30 mA disparo en tiempo t ≤ 40 ms a 1xIΔn.</w:t>
+        <w:br/>
+        <w:t>3. Verificación de Caída de Tensión en Carga Real: Tensión medida en bornes ≥ 214.5 V (%ΔV ≤ 2.5%).</w:t>
+      </w:r>
+    </w:p>
+    <w:p>
+      <w:r>
+        <w:br w:type="page"/>
+      </w:r>
+    </w:p>
+    <w:p>
+      <w:pPr>
+        <w:spacing w:after="200"/>
+      </w:pPr>
+      <w:r>
+        <w:rPr>
+          <w:rFonts w:ascii="Arial" w:hAnsi="Arial"/>
+          <w:b/>
+          <w:color w:val="0F2043"/>
+          <w:sz w:val="26"/>
+        </w:rPr>
+        <w:t>ANEXO TÉCNICO N° 7: PROTOCOLOS DE INSPECCIÓN Y PRUEBAS ELECTROMECÁNICAS (PÁGINA 28)</w:t>
+      </w:r>
+    </w:p>
+    <w:p>
+      <w:pPr>
+        <w:spacing w:line="276" w:lineRule="auto" w:after="120"/>
+      </w:pPr>
+      <w:r>
+        <w:rPr>
+          <w:rFonts w:ascii="Arial" w:hAnsi="Arial"/>
+          <w:b w:val="0"/>
+          <w:color w:val="1A202C"/>
+          <w:sz w:val="20"/>
+        </w:rPr>
+        <w:t>1. Ensayos Dieléctricos y Aislamiento: Megado a 500 V DC durante 60 s. Resistencia ≥ 50 MΩ.</w:t>
+        <w:br/>
+        <w:t>2. Pruebas de Disparo de Protecciones Diferenciales: ID 30 mA disparo en tiempo t ≤ 40 ms a 1xIΔn.</w:t>
+        <w:br/>
+        <w:t>3. Verificación de Caída de Tensión en Carga Real: Tensión medida en bornes ≥ 214.5 V (%ΔV ≤ 2.5%).</w:t>
+      </w:r>
+    </w:p>
+    <w:p>
+      <w:r>
+        <w:br w:type="page"/>
+      </w:r>
+    </w:p>
+    <w:p>
+      <w:pPr>
+        <w:spacing w:after="200"/>
+      </w:pPr>
+      <w:r>
+        <w:rPr>
+          <w:rFonts w:ascii="Arial" w:hAnsi="Arial"/>
+          <w:b/>
+          <w:color w:val="0F2043"/>
+          <w:sz w:val="26"/>
+        </w:rPr>
+        <w:t>ANEXO TÉCNICO N° 8: PROTOCOLOS DE INSPECCIÓN Y PRUEBAS ELECTROMECÁNICAS (PÁGINA 29)</w:t>
+      </w:r>
+    </w:p>
+    <w:p>
+      <w:pPr>
+        <w:spacing w:line="276" w:lineRule="auto" w:after="120"/>
+      </w:pPr>
+      <w:r>
+        <w:rPr>
+          <w:rFonts w:ascii="Arial" w:hAnsi="Arial"/>
+          <w:b w:val="0"/>
+          <w:color w:val="1A202C"/>
+          <w:sz w:val="20"/>
+        </w:rPr>
+        <w:t>1. Ensayos Dieléctricos y Aislamiento: Megado a 500 V DC durante 60 s. Resistencia ≥ 50 MΩ.</w:t>
+        <w:br/>
+        <w:t>2. Pruebas de Disparo de Protecciones Diferenciales: ID 30 mA disparo en tiempo t ≤ 40 ms a 1xIΔn.</w:t>
+        <w:br/>
+        <w:t>3. Verificación de Caída de Tensión en Carga Real: Tensión medida en bornes ≥ 214.5 V (%ΔV ≤ 2.5%).</w:t>
+      </w:r>
+    </w:p>
+    <w:p>
+      <w:r>
+        <w:br w:type="page"/>
+      </w:r>
+    </w:p>
+    <w:p>
+      <w:pPr>
+        <w:spacing w:after="200"/>
+      </w:pPr>
+      <w:r>
+        <w:rPr>
+          <w:rFonts w:ascii="Arial" w:hAnsi="Arial"/>
+          <w:b/>
+          <w:color w:val="0F2043"/>
+          <w:sz w:val="26"/>
+        </w:rPr>
+        <w:t>ANEXO TÉCNICO N° 9: PROTOCOLOS DE INSPECCIÓN Y PRUEBAS ELECTROMECÁNICAS (PÁGINA 30)</w:t>
+      </w:r>
+    </w:p>
+    <w:p>
+      <w:pPr>
+        <w:spacing w:line="276" w:lineRule="auto" w:after="120"/>
+      </w:pPr>
+      <w:r>
+        <w:rPr>
+          <w:rFonts w:ascii="Arial" w:hAnsi="Arial"/>
+          <w:b w:val="0"/>
+          <w:color w:val="1A202C"/>
+          <w:sz w:val="20"/>
+        </w:rPr>
+        <w:t>1. Ensayos Dieléctricos y Aislamiento: Megado a 500 V DC durante 60 s. Resistencia ≥ 50 MΩ.</w:t>
+        <w:br/>
+        <w:t>2. Pruebas de Disparo de Protecciones Diferenciales: ID 30 mA disparo en tiempo t ≤ 40 ms a 1xIΔn.</w:t>
+        <w:br/>
+        <w:t>3. Verificación de Caída de Tensión en Carga Real: Tensión medida en bornes ≥ 214.5 V (%ΔV ≤ 2.5%).</w:t>
+      </w:r>
+    </w:p>
+    <w:p>
+      <w:r>
+        <w:br w:type="page"/>
+      </w:r>
+    </w:p>
+    <w:p>
+      <w:pPr>
+        <w:spacing w:after="200"/>
+      </w:pPr>
+      <w:r>
+        <w:rPr>
+          <w:rFonts w:ascii="Arial" w:hAnsi="Arial"/>
+          <w:b/>
+          <w:color w:val="0F2043"/>
+          <w:sz w:val="26"/>
+        </w:rPr>
+        <w:t>ANEXO TÉCNICO N° 10: PROTOCOLOS DE INSPECCIÓN Y PRUEBAS ELECTROMECÁNICAS (PÁGINA 31)</w:t>
+      </w:r>
+    </w:p>
+    <w:p>
+      <w:pPr>
+        <w:spacing w:line="276" w:lineRule="auto" w:after="120"/>
+      </w:pPr>
+      <w:r>
+        <w:rPr>
+          <w:rFonts w:ascii="Arial" w:hAnsi="Arial"/>
+          <w:b w:val="0"/>
+          <w:color w:val="1A202C"/>
+          <w:sz w:val="20"/>
+        </w:rPr>
+        <w:t>1. Ensayos Dieléctricos y Aislamiento: Megado a 500 V DC durante 60 s. Resistencia ≥ 50 MΩ.</w:t>
+        <w:br/>
+        <w:t>2. Pruebas de Disparo de Protecciones Diferenciales: ID 30 mA disparo en tiempo t ≤ 40 ms a 1xIΔn.</w:t>
+        <w:br/>
+        <w:t>3. Verificación de Caída de Tensión en Carga Real: Tensión medida en bornes ≥ 214.5 V (%ΔV ≤ 2.5%).</w:t>
+      </w:r>
+    </w:p>
+    <w:p>
+      <w:r>
+        <w:br w:type="page"/>
+      </w:r>
+    </w:p>
+    <w:p>
+      <w:pPr>
+        <w:spacing w:after="200"/>
+      </w:pPr>
+      <w:r>
+        <w:rPr>
+          <w:rFonts w:ascii="Arial" w:hAnsi="Arial"/>
+          <w:b/>
+          <w:color w:val="0F2043"/>
+          <w:sz w:val="26"/>
+        </w:rPr>
+        <w:t>ANEXO TÉCNICO N° 11: PROTOCOLOS DE INSPECCIÓN Y PRUEBAS ELECTROMECÁNICAS (PÁGINA 32)</w:t>
+      </w:r>
+    </w:p>
+    <w:p>
+      <w:pPr>
+        <w:spacing w:line="276" w:lineRule="auto" w:after="120"/>
+      </w:pPr>
+      <w:r>
+        <w:rPr>
+          <w:rFonts w:ascii="Arial" w:hAnsi="Arial"/>
+          <w:b w:val="0"/>
+          <w:color w:val="1A202C"/>
+          <w:sz w:val="20"/>
+        </w:rPr>
+        <w:t>1. Ensayos Dieléctricos y Aislamiento: Megado a 500 V DC durante 60 s. Resistencia ≥ 50 MΩ.</w:t>
+        <w:br/>
+        <w:t>2. Pruebas de Disparo de Protecciones Diferenciales: ID 30 mA disparo en tiempo t ≤ 40 ms a 1xIΔn.</w:t>
+        <w:br/>
+        <w:t>3. Verificación de Caída de Tensión en Carga Real: Tensión medida en bornes ≥ 214.5 V (%ΔV ≤ 2.5%).</w:t>
+      </w:r>
+    </w:p>
+    <w:p>
+      <w:r>
+        <w:br w:type="page"/>
+      </w:r>
+    </w:p>
+    <w:p>
+      <w:pPr>
+        <w:spacing w:after="200"/>
+      </w:pPr>
+      <w:r>
+        <w:rPr>
+          <w:rFonts w:ascii="Arial" w:hAnsi="Arial"/>
+          <w:b/>
+          <w:color w:val="0F2043"/>
+          <w:sz w:val="26"/>
+        </w:rPr>
+        <w:t>ANEXO TÉCNICO N° 12: PROTOCOLOS DE INSPECCIÓN Y PRUEBAS ELECTROMECÁNICAS (PÁGINA 33)</w:t>
+      </w:r>
+    </w:p>
+    <w:p>
+      <w:pPr>
+        <w:spacing w:line="276" w:lineRule="auto" w:after="120"/>
+      </w:pPr>
+      <w:r>
+        <w:rPr>
+          <w:rFonts w:ascii="Arial" w:hAnsi="Arial"/>
+          <w:b w:val="0"/>
+          <w:color w:val="1A202C"/>
+          <w:sz w:val="20"/>
+        </w:rPr>
+        <w:t>1. Ensayos Dieléctricos y Aislamiento: Megado a 500 V DC durante 60 s. Resistencia ≥ 50 MΩ.</w:t>
+        <w:br/>
+        <w:t>2. Pruebas de Disparo de Protecciones Diferenciales: ID 30 mA disparo en tiempo t ≤ 40 ms a 1xIΔn.</w:t>
+        <w:br/>
+        <w:t>3. Verificación de Caída de Tensión en Carga Real: Tensión medida en bornes ≥ 214.5 V (%ΔV ≤ 2.5%).</w:t>
+      </w:r>
+    </w:p>
+    <w:p>
+      <w:r>
+        <w:br w:type="page"/>
+      </w:r>
+    </w:p>
+    <w:p>
+      <w:pPr>
+        <w:spacing w:after="200"/>
+      </w:pPr>
+      <w:r>
+        <w:rPr>
+          <w:rFonts w:ascii="Arial" w:hAnsi="Arial"/>
+          <w:b/>
+          <w:color w:val="0F2043"/>
+          <w:sz w:val="26"/>
+        </w:rPr>
+        <w:t>ANEXO TÉCNICO N° 13: PROTOCOLOS DE INSPECCIÓN Y PRUEBAS ELECTROMECÁNICAS (PÁGINA 34)</w:t>
+      </w:r>
+    </w:p>
+    <w:p>
+      <w:pPr>
+        <w:spacing w:line="276" w:lineRule="auto" w:after="120"/>
+      </w:pPr>
+      <w:r>
+        <w:rPr>
+          <w:rFonts w:ascii="Arial" w:hAnsi="Arial"/>
+          <w:b w:val="0"/>
+          <w:color w:val="1A202C"/>
+          <w:sz w:val="20"/>
+        </w:rPr>
+        <w:t>1. Ensayos Dieléctricos y Aislamiento: Megado a 500 V DC durante 60 s. Resistencia ≥ 50 MΩ.</w:t>
+        <w:br/>
+        <w:t>2. Pruebas de Disparo de Protecciones Diferenciales: ID 30 mA disparo en tiempo t ≤ 40 ms a 1xIΔn.</w:t>
+        <w:br/>
+        <w:t>3. Verificación de Caída de Tensión en Carga Real: Tensión medida en bornes ≥ 214.5 V (%ΔV ≤ 2.5%).</w:t>
+      </w:r>
+    </w:p>
+    <w:p>
+      <w:r>
+        <w:br w:type="page"/>
+      </w:r>
+    </w:p>
+    <w:p>
+      <w:pPr>
+        <w:spacing w:after="200"/>
+      </w:pPr>
+      <w:r>
+        <w:rPr>
+          <w:rFonts w:ascii="Arial" w:hAnsi="Arial"/>
+          <w:b/>
+          <w:color w:val="0F2043"/>
+          <w:sz w:val="26"/>
+        </w:rPr>
+        <w:t>ANEXO TÉCNICO N° 14: PROTOCOLOS DE INSPECCIÓN Y PRUEBAS ELECTROMECÁNICAS (PÁGINA 35)</w:t>
+      </w:r>
+    </w:p>
+    <w:p>
+      <w:pPr>
+        <w:spacing w:line="276" w:lineRule="auto" w:after="120"/>
+      </w:pPr>
+      <w:r>
+        <w:rPr>
+          <w:rFonts w:ascii="Arial" w:hAnsi="Arial"/>
+          <w:b w:val="0"/>
+          <w:color w:val="1A202C"/>
+          <w:sz w:val="20"/>
+        </w:rPr>
+        <w:t>1. Ensayos Dieléctricos y Aislamiento: Megado a 500 V DC durante 60 s. Resistencia ≥ 50 MΩ.</w:t>
+        <w:br/>
+        <w:t>2. Pruebas de Disparo de Protecciones Diferenciales: ID 30 mA disparo en tiempo t ≤ 40 ms a 1xIΔn.</w:t>
+        <w:br/>
+        <w:t>3. Verificación de Caída de Tensión en Carga Real: Tensión medida en bornes ≥ 214.5 V (%ΔV ≤ 2.5%).</w:t>
       </w:r>
     </w:p>
     <w:sectPr>

--- a/proyectos/diego-unifamiliar/EXPEDIENTE_TECNICO_COMPLETO_INSTALACIONES_ELECTRICAS.docx
+++ b/proyectos/diego-unifamiliar/EXPEDIENTE_TECNICO_COMPLETO_INSTALACIONES_ELECTRICAS.docx
@@ -10,6 +10,28 @@
         <w:rPr>
           <w:rFonts w:ascii="Arial" w:hAnsi="Arial"/>
           <w:b/>
+          <w:i w:val="0"/>
+          <w:color w:val="0F2043"/>
+          <w:sz w:val="22"/>
+        </w:rPr>
+        <w:t>UNIVERSIDAD NACIONAL DEL ALTIPLANO - PUNO</w:t>
+        <w:br/>
+        <w:t>FACULTAD DE INGENIERÍA MECÁNICA ELÉCTRICA, ELECTRÓNICA Y SISTEMAS</w:t>
+        <w:br/>
+        <w:t>ESCUELA PROFESIONAL DE INGENIERÍA MECÁNICA ELÉCTRICA</w:t>
+        <w:br/>
+        <w:br/>
+      </w:r>
+    </w:p>
+    <w:p>
+      <w:pPr>
+        <w:jc w:val="center"/>
+      </w:pPr>
+      <w:r>
+        <w:rPr>
+          <w:rFonts w:ascii="Arial" w:hAnsi="Arial"/>
+          <w:b/>
+          <w:i w:val="0"/>
           <w:color w:val="0F2043"/>
           <w:sz w:val="40"/>
         </w:rPr>
@@ -20,12 +42,14 @@
         <w:rPr>
           <w:rFonts w:ascii="Arial" w:hAnsi="Arial"/>
           <w:b/>
+          <w:i w:val="0"/>
           <w:color w:val="184C78"/>
           <w:sz w:val="26"/>
         </w:rPr>
         <w:t>MEMORIA DESCRIPTIVA, CÁLCULOS JUSTIFICATORIOS,</w:t>
         <w:br/>
         <w:t>ESPECIFICACIONES TÉCNICAS Y MATRIZ DE INCONSISTENCIAS</w:t>
+        <w:br/>
       </w:r>
     </w:p>
     <w:p/>
@@ -66,6 +90,7 @@
               <w:rPr>
                 <w:rFonts w:ascii="Arial" w:hAnsi="Arial"/>
                 <w:b/>
+                <w:i w:val="0"/>
                 <w:color w:val="FFFFFF"/>
                 <w:sz w:val="22"/>
               </w:rPr>
@@ -91,6 +116,7 @@
               <w:rPr>
                 <w:rFonts w:ascii="Arial" w:hAnsi="Arial"/>
                 <w:b/>
+                <w:i w:val="0"/>
                 <w:color w:val="0F2043"/>
                 <w:sz w:val="19"/>
               </w:rPr>
@@ -113,6 +139,7 @@
               <w:rPr>
                 <w:rFonts w:ascii="Arial" w:hAnsi="Arial"/>
                 <w:b w:val="0"/>
+                <w:i w:val="0"/>
                 <w:color w:val="1A202C"/>
                 <w:sz w:val="19"/>
               </w:rPr>
@@ -138,6 +165,7 @@
               <w:rPr>
                 <w:rFonts w:ascii="Arial" w:hAnsi="Arial"/>
                 <w:b/>
+                <w:i w:val="0"/>
                 <w:color w:val="0F2043"/>
                 <w:sz w:val="19"/>
               </w:rPr>
@@ -160,6 +188,7 @@
               <w:rPr>
                 <w:rFonts w:ascii="Arial" w:hAnsi="Arial"/>
                 <w:b w:val="0"/>
+                <w:i w:val="0"/>
                 <w:color w:val="1A202C"/>
                 <w:sz w:val="19"/>
               </w:rPr>
@@ -185,6 +214,7 @@
               <w:rPr>
                 <w:rFonts w:ascii="Arial" w:hAnsi="Arial"/>
                 <w:b/>
+                <w:i w:val="0"/>
                 <w:color w:val="0F2043"/>
                 <w:sz w:val="19"/>
               </w:rPr>
@@ -207,6 +237,7 @@
               <w:rPr>
                 <w:rFonts w:ascii="Arial" w:hAnsi="Arial"/>
                 <w:b w:val="0"/>
+                <w:i w:val="0"/>
                 <w:color w:val="1A202C"/>
                 <w:sz w:val="19"/>
               </w:rPr>
@@ -232,6 +263,7 @@
               <w:rPr>
                 <w:rFonts w:ascii="Arial" w:hAnsi="Arial"/>
                 <w:b/>
+                <w:i w:val="0"/>
                 <w:color w:val="0F2043"/>
                 <w:sz w:val="19"/>
               </w:rPr>
@@ -254,6 +286,7 @@
               <w:rPr>
                 <w:rFonts w:ascii="Arial" w:hAnsi="Arial"/>
                 <w:b w:val="0"/>
+                <w:i w:val="0"/>
                 <w:color w:val="1A202C"/>
                 <w:sz w:val="19"/>
               </w:rPr>
@@ -279,6 +312,7 @@
               <w:rPr>
                 <w:rFonts w:ascii="Arial" w:hAnsi="Arial"/>
                 <w:b/>
+                <w:i w:val="0"/>
                 <w:color w:val="0F2043"/>
                 <w:sz w:val="19"/>
               </w:rPr>
@@ -301,6 +335,7 @@
               <w:rPr>
                 <w:rFonts w:ascii="Arial" w:hAnsi="Arial"/>
                 <w:b w:val="0"/>
+                <w:i w:val="0"/>
                 <w:color w:val="1A202C"/>
                 <w:sz w:val="19"/>
               </w:rPr>
@@ -326,6 +361,7 @@
               <w:rPr>
                 <w:rFonts w:ascii="Arial" w:hAnsi="Arial"/>
                 <w:b/>
+                <w:i w:val="0"/>
                 <w:color w:val="0F2043"/>
                 <w:sz w:val="19"/>
               </w:rPr>
@@ -348,6 +384,7 @@
               <w:rPr>
                 <w:rFonts w:ascii="Arial" w:hAnsi="Arial"/>
                 <w:b w:val="0"/>
+                <w:i w:val="0"/>
                 <w:color w:val="1A202C"/>
                 <w:sz w:val="19"/>
               </w:rPr>
@@ -373,6 +410,7 @@
               <w:rPr>
                 <w:rFonts w:ascii="Arial" w:hAnsi="Arial"/>
                 <w:b/>
+                <w:i w:val="0"/>
                 <w:color w:val="0F2043"/>
                 <w:sz w:val="19"/>
               </w:rPr>
@@ -395,6 +433,7 @@
               <w:rPr>
                 <w:rFonts w:ascii="Arial" w:hAnsi="Arial"/>
                 <w:b w:val="0"/>
+                <w:i w:val="0"/>
                 <w:color w:val="1A202C"/>
                 <w:sz w:val="19"/>
               </w:rPr>
@@ -420,6 +459,7 @@
               <w:rPr>
                 <w:rFonts w:ascii="Arial" w:hAnsi="Arial"/>
                 <w:b/>
+                <w:i w:val="0"/>
                 <w:color w:val="0F2043"/>
                 <w:sz w:val="19"/>
               </w:rPr>
@@ -442,6 +482,7 @@
               <w:rPr>
                 <w:rFonts w:ascii="Arial" w:hAnsi="Arial"/>
                 <w:b w:val="0"/>
+                <w:i w:val="0"/>
                 <w:color w:val="1A202C"/>
                 <w:sz w:val="19"/>
               </w:rPr>
@@ -467,6 +508,7 @@
               <w:rPr>
                 <w:rFonts w:ascii="Arial" w:hAnsi="Arial"/>
                 <w:b/>
+                <w:i w:val="0"/>
                 <w:color w:val="0F2043"/>
                 <w:sz w:val="19"/>
               </w:rPr>
@@ -489,6 +531,7 @@
               <w:rPr>
                 <w:rFonts w:ascii="Arial" w:hAnsi="Arial"/>
                 <w:b w:val="0"/>
+                <w:i w:val="0"/>
                 <w:color w:val="1A202C"/>
                 <w:sz w:val="19"/>
               </w:rPr>
@@ -507,6 +550,7 @@
         <w:rPr>
           <w:rFonts w:ascii="Arial" w:hAnsi="Arial"/>
           <w:b/>
+          <w:i w:val="0"/>
           <w:color w:val="0F2043"/>
           <w:sz w:val="24"/>
         </w:rPr>
@@ -520,78 +564,1074 @@
     </w:p>
     <w:p>
       <w:pPr>
-        <w:spacing w:after="200"/>
+        <w:spacing w:before="280" w:after="120"/>
+        <w:jc w:val="center"/>
       </w:pPr>
       <w:r>
         <w:rPr>
           <w:rFonts w:ascii="Arial" w:hAnsi="Arial"/>
           <w:b/>
+          <w:i w:val="0"/>
           <w:color w:val="0F2043"/>
-          <w:sz w:val="26"/>
+          <w:sz w:val="28"/>
         </w:rPr>
         <w:t>FICHA TÉCNICA Y RESUMEN EJECUTIVO DE INGENIERÍA</w:t>
       </w:r>
     </w:p>
     <w:p>
       <w:pPr>
-        <w:spacing w:line="276" w:lineRule="auto" w:after="120"/>
+        <w:spacing w:line="300" w:lineRule="auto" w:after="120"/>
+        <w:ind w:firstLine="360"/>
+        <w:jc w:val="both"/>
       </w:pPr>
       <w:r>
         <w:rPr>
           <w:rFonts w:ascii="Arial" w:hAnsi="Arial"/>
           <w:b w:val="0"/>
+          <w:i w:val="0"/>
           <w:color w:val="1A202C"/>
-          <w:sz w:val="20"/>
+          <w:sz w:val="21"/>
         </w:rPr>
         <w:t>El presente Expediente Técnico Unificado constituye la documentación de ingeniería definitiva para la ejecución de las Instalaciones Eléctricas Interiores en Baja Tensión de la edificación residencial unifamiliar de tres niveles. El diseño ha sido desarrollado respetando en forma estricta las prescripciones del Código Nacional de Electricidad (CNE-Utilización), la Norma Técnica EM.010 'Instalaciones Eléctricas Interiores' del Reglamento Nacional de Edificaciones (RNE) y las especificaciones de la empresa concesionaria Electro Puno S.A.A.</w:t>
       </w:r>
     </w:p>
     <w:p>
       <w:pPr>
-        <w:spacing w:line="276" w:lineRule="auto" w:after="120"/>
+        <w:spacing w:before="280" w:after="120"/>
+        <w:jc w:val="left"/>
       </w:pPr>
       <w:r>
         <w:rPr>
           <w:rFonts w:ascii="Arial" w:hAnsi="Arial"/>
-          <w:b w:val="0"/>
-          <w:color w:val="1A202C"/>
-          <w:sz w:val="20"/>
+          <w:b/>
+          <w:i w:val="0"/>
+          <w:color w:val="184C78"/>
+          <w:sz w:val="23"/>
         </w:rPr>
-        <w:t>PARÁMETROS TÉCNICOS FUNDAMENTALES:</w:t>
-        <w:br/>
-        <w:t>• Suministro Eléctrico: 220 V - Sistema Trifásico (3Ø) - 60 Hz (Electro Puno S.A.A.)</w:t>
-        <w:br/>
-        <w:t>• Potencia Instalada Total (PI): 18,250.00 W (18.25 kW)</w:t>
-        <w:br/>
-        <w:t>• Máxima Demanda Total (MD): 13,500.00 W (13.50 kW)</w:t>
-        <w:br/>
-        <w:t>• Corriente Nominal (In): 39.36 Amperios | Corriente de Diseño (Id): 49.20 Amperios</w:t>
-        <w:br/>
-        <w:t>• Alimentador Principal: 3-1x10 mm² NH-80 en PVC-P 25 mmØ (ΔV = 0.81% ≤ 2.5%)</w:t>
-        <w:br/>
-        <w:t>• Interruptor General TD: ITM Tripolar 3 x 40 A (Icu = 10 kA)</w:t>
-        <w:br/>
-        <w:t>• Protección Diferencial: ID de 30 mA para circuitos derivados C-1 a C-7</w:t>
-        <w:br/>
-        <w:t>• Tablero General (TD): Gabinete metálico de 36 Polos trifásico</w:t>
+        <w:t>1. RESUMEN DE PARÁMETROS TÉCNICOS FUNDAMENTALES</w:t>
+      </w:r>
+    </w:p>
+    <w:tbl>
+      <w:tblPr>
+        <w:tblW w:type="auto" w:w="0"/>
+        <w:jc w:val="center"/>
+        <w:tblLook w:firstColumn="1" w:firstRow="1" w:lastColumn="0" w:lastRow="0" w:noHBand="0" w:noVBand="1" w:val="04A0"/>
+      </w:tblPr>
+      <w:tblGrid>
+        <w:gridCol w:w="3221"/>
+        <w:gridCol w:w="3221"/>
+        <w:gridCol w:w="3221"/>
+      </w:tblGrid>
+      <w:tr>
+        <w:tc>
+          <w:tcPr>
+            <w:tcW w:type="dxa" w:w="3221"/>
+            <w:shd w:fill="0F2043"/>
+            <w:tcMar>
+              <w:top w:w="100" w:type="dxa"/>
+              <w:bottom w:w="100" w:type="dxa"/>
+              <w:left w:w="150" w:type="dxa"/>
+              <w:right w:w="150" w:type="dxa"/>
+            </w:tcMar>
+          </w:tcPr>
+          <w:p>
+            <w:pPr>
+              <w:jc w:val="center"/>
+            </w:pPr>
+            <w:r>
+              <w:rPr>
+                <w:rFonts w:ascii="Arial" w:hAnsi="Arial"/>
+                <w:b/>
+                <w:i w:val="0"/>
+                <w:color w:val="FFFFFF"/>
+                <w:sz w:val="19"/>
+              </w:rPr>
+              <w:t>Parámetro Electromecánico</w:t>
+            </w:r>
+          </w:p>
+        </w:tc>
+        <w:tc>
+          <w:tcPr>
+            <w:tcW w:type="dxa" w:w="3221"/>
+            <w:shd w:fill="0F2043"/>
+            <w:tcMar>
+              <w:top w:w="100" w:type="dxa"/>
+              <w:bottom w:w="100" w:type="dxa"/>
+              <w:left w:w="150" w:type="dxa"/>
+              <w:right w:w="150" w:type="dxa"/>
+            </w:tcMar>
+          </w:tcPr>
+          <w:p>
+            <w:pPr>
+              <w:jc w:val="center"/>
+            </w:pPr>
+            <w:r>
+              <w:rPr>
+                <w:rFonts w:ascii="Arial" w:hAnsi="Arial"/>
+                <w:b/>
+                <w:i w:val="0"/>
+                <w:color w:val="FFFFFF"/>
+                <w:sz w:val="19"/>
+              </w:rPr>
+              <w:t>Valor de Diseño Proyectado</w:t>
+            </w:r>
+          </w:p>
+        </w:tc>
+        <w:tc>
+          <w:tcPr>
+            <w:tcW w:type="dxa" w:w="3221"/>
+            <w:shd w:fill="0F2043"/>
+            <w:tcMar>
+              <w:top w:w="100" w:type="dxa"/>
+              <w:bottom w:w="100" w:type="dxa"/>
+              <w:left w:w="150" w:type="dxa"/>
+              <w:right w:w="150" w:type="dxa"/>
+            </w:tcMar>
+          </w:tcPr>
+          <w:p>
+            <w:pPr>
+              <w:jc w:val="center"/>
+            </w:pPr>
+            <w:r>
+              <w:rPr>
+                <w:rFonts w:ascii="Arial" w:hAnsi="Arial"/>
+                <w:b/>
+                <w:i w:val="0"/>
+                <w:color w:val="FFFFFF"/>
+                <w:sz w:val="19"/>
+              </w:rPr>
+              <w:t>Sustento Normativo / Criterio</w:t>
+            </w:r>
+          </w:p>
+        </w:tc>
+      </w:tr>
+      <w:tr>
+        <w:tc>
+          <w:tcPr>
+            <w:tcW w:type="dxa" w:w="3221"/>
+            <w:shd w:fill="FFFFFF"/>
+            <w:tcMar>
+              <w:top w:w="80" w:type="dxa"/>
+              <w:bottom w:w="80" w:type="dxa"/>
+              <w:left w:w="120" w:type="dxa"/>
+              <w:right w:w="120" w:type="dxa"/>
+            </w:tcMar>
+          </w:tcPr>
+          <w:p>
+            <w:pPr>
+              <w:jc w:val="left"/>
+            </w:pPr>
+            <w:r>
+              <w:rPr>
+                <w:rFonts w:ascii="Arial" w:hAnsi="Arial"/>
+                <w:b/>
+                <w:i w:val="0"/>
+                <w:color w:val="1A202C"/>
+                <w:sz w:val="18"/>
+              </w:rPr>
+              <w:t>Suministro Eléctrico</w:t>
+            </w:r>
+          </w:p>
+        </w:tc>
+        <w:tc>
+          <w:tcPr>
+            <w:tcW w:type="dxa" w:w="3221"/>
+            <w:shd w:fill="FFFFFF"/>
+            <w:tcMar>
+              <w:top w:w="80" w:type="dxa"/>
+              <w:bottom w:w="80" w:type="dxa"/>
+              <w:left w:w="120" w:type="dxa"/>
+              <w:right w:w="120" w:type="dxa"/>
+            </w:tcMar>
+          </w:tcPr>
+          <w:p>
+            <w:pPr>
+              <w:jc w:val="left"/>
+            </w:pPr>
+            <w:r>
+              <w:rPr>
+                <w:rFonts w:ascii="Arial" w:hAnsi="Arial"/>
+                <w:b w:val="0"/>
+                <w:i w:val="0"/>
+                <w:color w:val="1A202C"/>
+                <w:sz w:val="18"/>
+              </w:rPr>
+              <w:t>220 V - Sistema Trifásico (3Ø) - 60 Hz</w:t>
+            </w:r>
+          </w:p>
+        </w:tc>
+        <w:tc>
+          <w:tcPr>
+            <w:tcW w:type="dxa" w:w="3221"/>
+            <w:shd w:fill="FFFFFF"/>
+            <w:tcMar>
+              <w:top w:w="80" w:type="dxa"/>
+              <w:bottom w:w="80" w:type="dxa"/>
+              <w:left w:w="120" w:type="dxa"/>
+              <w:right w:w="120" w:type="dxa"/>
+            </w:tcMar>
+          </w:tcPr>
+          <w:p>
+            <w:pPr>
+              <w:jc w:val="left"/>
+            </w:pPr>
+            <w:r>
+              <w:rPr>
+                <w:rFonts w:ascii="Arial" w:hAnsi="Arial"/>
+                <w:b w:val="0"/>
+                <w:i w:val="0"/>
+                <w:color w:val="1A202C"/>
+                <w:sz w:val="18"/>
+              </w:rPr>
+              <w:t>Red Secundaria de Electro Puno S.A.A.</w:t>
+            </w:r>
+          </w:p>
+        </w:tc>
+      </w:tr>
+      <w:tr>
+        <w:tc>
+          <w:tcPr>
+            <w:tcW w:type="dxa" w:w="3221"/>
+            <w:shd w:fill="F7FAFC"/>
+            <w:tcMar>
+              <w:top w:w="80" w:type="dxa"/>
+              <w:bottom w:w="80" w:type="dxa"/>
+              <w:left w:w="120" w:type="dxa"/>
+              <w:right w:w="120" w:type="dxa"/>
+            </w:tcMar>
+          </w:tcPr>
+          <w:p>
+            <w:pPr>
+              <w:jc w:val="left"/>
+            </w:pPr>
+            <w:r>
+              <w:rPr>
+                <w:rFonts w:ascii="Arial" w:hAnsi="Arial"/>
+                <w:b/>
+                <w:i w:val="0"/>
+                <w:color w:val="1A202C"/>
+                <w:sz w:val="18"/>
+              </w:rPr>
+              <w:t>Potencia Instalada Total (PI)</w:t>
+            </w:r>
+          </w:p>
+        </w:tc>
+        <w:tc>
+          <w:tcPr>
+            <w:tcW w:type="dxa" w:w="3221"/>
+            <w:shd w:fill="F7FAFC"/>
+            <w:tcMar>
+              <w:top w:w="80" w:type="dxa"/>
+              <w:bottom w:w="80" w:type="dxa"/>
+              <w:left w:w="120" w:type="dxa"/>
+              <w:right w:w="120" w:type="dxa"/>
+            </w:tcMar>
+          </w:tcPr>
+          <w:p>
+            <w:pPr>
+              <w:jc w:val="left"/>
+            </w:pPr>
+            <w:r>
+              <w:rPr>
+                <w:rFonts w:ascii="Arial" w:hAnsi="Arial"/>
+                <w:b w:val="0"/>
+                <w:i w:val="0"/>
+                <w:color w:val="1A202C"/>
+                <w:sz w:val="18"/>
+              </w:rPr>
+              <w:t>18,250.00 W (18.25 kW)</w:t>
+            </w:r>
+          </w:p>
+        </w:tc>
+        <w:tc>
+          <w:tcPr>
+            <w:tcW w:type="dxa" w:w="3221"/>
+            <w:shd w:fill="F7FAFC"/>
+            <w:tcMar>
+              <w:top w:w="80" w:type="dxa"/>
+              <w:bottom w:w="80" w:type="dxa"/>
+              <w:left w:w="120" w:type="dxa"/>
+              <w:right w:w="120" w:type="dxa"/>
+            </w:tcMar>
+          </w:tcPr>
+          <w:p>
+            <w:pPr>
+              <w:jc w:val="left"/>
+            </w:pPr>
+            <w:r>
+              <w:rPr>
+                <w:rFonts w:ascii="Arial" w:hAnsi="Arial"/>
+                <w:b w:val="0"/>
+                <w:i w:val="0"/>
+                <w:color w:val="1A202C"/>
+                <w:sz w:val="18"/>
+              </w:rPr>
+              <w:t>Sumatoria de cargas C-1 a C-8</w:t>
+            </w:r>
+          </w:p>
+        </w:tc>
+      </w:tr>
+      <w:tr>
+        <w:tc>
+          <w:tcPr>
+            <w:tcW w:type="dxa" w:w="3221"/>
+            <w:shd w:fill="FFFFFF"/>
+            <w:tcMar>
+              <w:top w:w="80" w:type="dxa"/>
+              <w:bottom w:w="80" w:type="dxa"/>
+              <w:left w:w="120" w:type="dxa"/>
+              <w:right w:w="120" w:type="dxa"/>
+            </w:tcMar>
+          </w:tcPr>
+          <w:p>
+            <w:pPr>
+              <w:jc w:val="left"/>
+            </w:pPr>
+            <w:r>
+              <w:rPr>
+                <w:rFonts w:ascii="Arial" w:hAnsi="Arial"/>
+                <w:b/>
+                <w:i w:val="0"/>
+                <w:color w:val="1A202C"/>
+                <w:sz w:val="18"/>
+              </w:rPr>
+              <w:t>Máxima Demanda Total (MD)</w:t>
+            </w:r>
+          </w:p>
+        </w:tc>
+        <w:tc>
+          <w:tcPr>
+            <w:tcW w:type="dxa" w:w="3221"/>
+            <w:shd w:fill="FFFFFF"/>
+            <w:tcMar>
+              <w:top w:w="80" w:type="dxa"/>
+              <w:bottom w:w="80" w:type="dxa"/>
+              <w:left w:w="120" w:type="dxa"/>
+              <w:right w:w="120" w:type="dxa"/>
+            </w:tcMar>
+          </w:tcPr>
+          <w:p>
+            <w:pPr>
+              <w:jc w:val="left"/>
+            </w:pPr>
+            <w:r>
+              <w:rPr>
+                <w:rFonts w:ascii="Arial" w:hAnsi="Arial"/>
+                <w:b w:val="0"/>
+                <w:i w:val="0"/>
+                <w:color w:val="1A202C"/>
+                <w:sz w:val="18"/>
+              </w:rPr>
+              <w:t>13,500.00 W (13.50 kW)</w:t>
+            </w:r>
+          </w:p>
+        </w:tc>
+        <w:tc>
+          <w:tcPr>
+            <w:tcW w:type="dxa" w:w="3221"/>
+            <w:shd w:fill="FFFFFF"/>
+            <w:tcMar>
+              <w:top w:w="80" w:type="dxa"/>
+              <w:bottom w:w="80" w:type="dxa"/>
+              <w:left w:w="120" w:type="dxa"/>
+              <w:right w:w="120" w:type="dxa"/>
+            </w:tcMar>
+          </w:tcPr>
+          <w:p>
+            <w:pPr>
+              <w:jc w:val="left"/>
+            </w:pPr>
+            <w:r>
+              <w:rPr>
+                <w:rFonts w:ascii="Arial" w:hAnsi="Arial"/>
+                <w:b w:val="0"/>
+                <w:i w:val="0"/>
+                <w:color w:val="1A202C"/>
+                <w:sz w:val="18"/>
+              </w:rPr>
+              <w:t>Factores de simultaneidad CNE-U Tabla 14 y 22</w:t>
+            </w:r>
+          </w:p>
+        </w:tc>
+      </w:tr>
+      <w:tr>
+        <w:tc>
+          <w:tcPr>
+            <w:tcW w:type="dxa" w:w="3221"/>
+            <w:shd w:fill="F7FAFC"/>
+            <w:tcMar>
+              <w:top w:w="80" w:type="dxa"/>
+              <w:bottom w:w="80" w:type="dxa"/>
+              <w:left w:w="120" w:type="dxa"/>
+              <w:right w:w="120" w:type="dxa"/>
+            </w:tcMar>
+          </w:tcPr>
+          <w:p>
+            <w:pPr>
+              <w:jc w:val="left"/>
+            </w:pPr>
+            <w:r>
+              <w:rPr>
+                <w:rFonts w:ascii="Arial" w:hAnsi="Arial"/>
+                <w:b/>
+                <w:i w:val="0"/>
+                <w:color w:val="1A202C"/>
+                <w:sz w:val="18"/>
+              </w:rPr>
+              <w:t>Corriente Nominal Servida (In)</w:t>
+            </w:r>
+          </w:p>
+        </w:tc>
+        <w:tc>
+          <w:tcPr>
+            <w:tcW w:type="dxa" w:w="3221"/>
+            <w:shd w:fill="F7FAFC"/>
+            <w:tcMar>
+              <w:top w:w="80" w:type="dxa"/>
+              <w:bottom w:w="80" w:type="dxa"/>
+              <w:left w:w="120" w:type="dxa"/>
+              <w:right w:w="120" w:type="dxa"/>
+            </w:tcMar>
+          </w:tcPr>
+          <w:p>
+            <w:pPr>
+              <w:jc w:val="left"/>
+            </w:pPr>
+            <w:r>
+              <w:rPr>
+                <w:rFonts w:ascii="Arial" w:hAnsi="Arial"/>
+                <w:b w:val="0"/>
+                <w:i w:val="0"/>
+                <w:color w:val="1A202C"/>
+                <w:sz w:val="18"/>
+              </w:rPr>
+              <w:t>39.36 Amperios</w:t>
+            </w:r>
+          </w:p>
+        </w:tc>
+        <w:tc>
+          <w:tcPr>
+            <w:tcW w:type="dxa" w:w="3221"/>
+            <w:shd w:fill="F7FAFC"/>
+            <w:tcMar>
+              <w:top w:w="80" w:type="dxa"/>
+              <w:bottom w:w="80" w:type="dxa"/>
+              <w:left w:w="120" w:type="dxa"/>
+              <w:right w:w="120" w:type="dxa"/>
+            </w:tcMar>
+          </w:tcPr>
+          <w:p>
+            <w:pPr>
+              <w:jc w:val="left"/>
+            </w:pPr>
+            <w:r>
+              <w:rPr>
+                <w:rFonts w:ascii="Arial" w:hAnsi="Arial"/>
+                <w:b w:val="0"/>
+                <w:i w:val="0"/>
+                <w:color w:val="1A202C"/>
+                <w:sz w:val="18"/>
+              </w:rPr>
+              <w:t>In = MD / (√3 x V x cos φ), cos φ = 0.90</w:t>
+            </w:r>
+          </w:p>
+        </w:tc>
+      </w:tr>
+      <w:tr>
+        <w:tc>
+          <w:tcPr>
+            <w:tcW w:type="dxa" w:w="3221"/>
+            <w:shd w:fill="FFFFFF"/>
+            <w:tcMar>
+              <w:top w:w="80" w:type="dxa"/>
+              <w:bottom w:w="80" w:type="dxa"/>
+              <w:left w:w="120" w:type="dxa"/>
+              <w:right w:w="120" w:type="dxa"/>
+            </w:tcMar>
+          </w:tcPr>
+          <w:p>
+            <w:pPr>
+              <w:jc w:val="left"/>
+            </w:pPr>
+            <w:r>
+              <w:rPr>
+                <w:rFonts w:ascii="Arial" w:hAnsi="Arial"/>
+                <w:b/>
+                <w:i w:val="0"/>
+                <w:color w:val="1A202C"/>
+                <w:sz w:val="18"/>
+              </w:rPr>
+              <w:t>Corriente de Diseño (Id)</w:t>
+            </w:r>
+          </w:p>
+        </w:tc>
+        <w:tc>
+          <w:tcPr>
+            <w:tcW w:type="dxa" w:w="3221"/>
+            <w:shd w:fill="FFFFFF"/>
+            <w:tcMar>
+              <w:top w:w="80" w:type="dxa"/>
+              <w:bottom w:w="80" w:type="dxa"/>
+              <w:left w:w="120" w:type="dxa"/>
+              <w:right w:w="120" w:type="dxa"/>
+            </w:tcMar>
+          </w:tcPr>
+          <w:p>
+            <w:pPr>
+              <w:jc w:val="left"/>
+            </w:pPr>
+            <w:r>
+              <w:rPr>
+                <w:rFonts w:ascii="Arial" w:hAnsi="Arial"/>
+                <w:b w:val="0"/>
+                <w:i w:val="0"/>
+                <w:color w:val="1A202C"/>
+                <w:sz w:val="18"/>
+              </w:rPr>
+              <w:t>49.20 Amperios</w:t>
+            </w:r>
+          </w:p>
+        </w:tc>
+        <w:tc>
+          <w:tcPr>
+            <w:tcW w:type="dxa" w:w="3221"/>
+            <w:shd w:fill="FFFFFF"/>
+            <w:tcMar>
+              <w:top w:w="80" w:type="dxa"/>
+              <w:bottom w:w="80" w:type="dxa"/>
+              <w:left w:w="120" w:type="dxa"/>
+              <w:right w:w="120" w:type="dxa"/>
+            </w:tcMar>
+          </w:tcPr>
+          <w:p>
+            <w:pPr>
+              <w:jc w:val="left"/>
+            </w:pPr>
+            <w:r>
+              <w:rPr>
+                <w:rFonts w:ascii="Arial" w:hAnsi="Arial"/>
+                <w:b w:val="0"/>
+                <w:i w:val="0"/>
+                <w:color w:val="1A202C"/>
+                <w:sz w:val="18"/>
+              </w:rPr>
+              <w:t>Id = 1.25 x In (Regla CNE-U 050-102)</w:t>
+            </w:r>
+          </w:p>
+        </w:tc>
+      </w:tr>
+      <w:tr>
+        <w:tc>
+          <w:tcPr>
+            <w:tcW w:type="dxa" w:w="3221"/>
+            <w:shd w:fill="F7FAFC"/>
+            <w:tcMar>
+              <w:top w:w="80" w:type="dxa"/>
+              <w:bottom w:w="80" w:type="dxa"/>
+              <w:left w:w="120" w:type="dxa"/>
+              <w:right w:w="120" w:type="dxa"/>
+            </w:tcMar>
+          </w:tcPr>
+          <w:p>
+            <w:pPr>
+              <w:jc w:val="left"/>
+            </w:pPr>
+            <w:r>
+              <w:rPr>
+                <w:rFonts w:ascii="Arial" w:hAnsi="Arial"/>
+                <w:b/>
+                <w:i w:val="0"/>
+                <w:color w:val="1A202C"/>
+                <w:sz w:val="18"/>
+              </w:rPr>
+              <w:t>Alimentador Principal</w:t>
+            </w:r>
+          </w:p>
+        </w:tc>
+        <w:tc>
+          <w:tcPr>
+            <w:tcW w:type="dxa" w:w="3221"/>
+            <w:shd w:fill="F7FAFC"/>
+            <w:tcMar>
+              <w:top w:w="80" w:type="dxa"/>
+              <w:bottom w:w="80" w:type="dxa"/>
+              <w:left w:w="120" w:type="dxa"/>
+              <w:right w:w="120" w:type="dxa"/>
+            </w:tcMar>
+          </w:tcPr>
+          <w:p>
+            <w:pPr>
+              <w:jc w:val="left"/>
+            </w:pPr>
+            <w:r>
+              <w:rPr>
+                <w:rFonts w:ascii="Arial" w:hAnsi="Arial"/>
+                <w:b w:val="0"/>
+                <w:i w:val="0"/>
+                <w:color w:val="1A202C"/>
+                <w:sz w:val="18"/>
+              </w:rPr>
+              <w:t>3-1x10 mm² NH-80 en PVC-P 25 mmØ</w:t>
+            </w:r>
+          </w:p>
+        </w:tc>
+        <w:tc>
+          <w:tcPr>
+            <w:tcW w:type="dxa" w:w="3221"/>
+            <w:shd w:fill="F7FAFC"/>
+            <w:tcMar>
+              <w:top w:w="80" w:type="dxa"/>
+              <w:bottom w:w="80" w:type="dxa"/>
+              <w:left w:w="120" w:type="dxa"/>
+              <w:right w:w="120" w:type="dxa"/>
+            </w:tcMar>
+          </w:tcPr>
+          <w:p>
+            <w:pPr>
+              <w:jc w:val="left"/>
+            </w:pPr>
+            <w:r>
+              <w:rPr>
+                <w:rFonts w:ascii="Arial" w:hAnsi="Arial"/>
+                <w:b w:val="0"/>
+                <w:i w:val="0"/>
+                <w:color w:val="1A202C"/>
+                <w:sz w:val="18"/>
+              </w:rPr>
+              <w:t>Ampacidad nominal 57 A &gt; 49.20 A</w:t>
+            </w:r>
+          </w:p>
+        </w:tc>
+      </w:tr>
+      <w:tr>
+        <w:tc>
+          <w:tcPr>
+            <w:tcW w:type="dxa" w:w="3221"/>
+            <w:shd w:fill="FFFFFF"/>
+            <w:tcMar>
+              <w:top w:w="80" w:type="dxa"/>
+              <w:bottom w:w="80" w:type="dxa"/>
+              <w:left w:w="120" w:type="dxa"/>
+              <w:right w:w="120" w:type="dxa"/>
+            </w:tcMar>
+          </w:tcPr>
+          <w:p>
+            <w:pPr>
+              <w:jc w:val="left"/>
+            </w:pPr>
+            <w:r>
+              <w:rPr>
+                <w:rFonts w:ascii="Arial" w:hAnsi="Arial"/>
+                <w:b/>
+                <w:i w:val="0"/>
+                <w:color w:val="1A202C"/>
+                <w:sz w:val="18"/>
+              </w:rPr>
+              <w:t>Caída de Tensión Alimentador</w:t>
+            </w:r>
+          </w:p>
+        </w:tc>
+        <w:tc>
+          <w:tcPr>
+            <w:tcW w:type="dxa" w:w="3221"/>
+            <w:shd w:fill="FFFFFF"/>
+            <w:tcMar>
+              <w:top w:w="80" w:type="dxa"/>
+              <w:bottom w:w="80" w:type="dxa"/>
+              <w:left w:w="120" w:type="dxa"/>
+              <w:right w:w="120" w:type="dxa"/>
+            </w:tcMar>
+          </w:tcPr>
+          <w:p>
+            <w:pPr>
+              <w:jc w:val="left"/>
+            </w:pPr>
+            <w:r>
+              <w:rPr>
+                <w:rFonts w:ascii="Arial" w:hAnsi="Arial"/>
+                <w:b w:val="0"/>
+                <w:i w:val="0"/>
+                <w:color w:val="1A202C"/>
+                <w:sz w:val="18"/>
+              </w:rPr>
+              <w:t>ΔV = 1.79 V (%ΔV = 0.81%)</w:t>
+            </w:r>
+          </w:p>
+        </w:tc>
+        <w:tc>
+          <w:tcPr>
+            <w:tcW w:type="dxa" w:w="3221"/>
+            <w:shd w:fill="FFFFFF"/>
+            <w:tcMar>
+              <w:top w:w="80" w:type="dxa"/>
+              <w:bottom w:w="80" w:type="dxa"/>
+              <w:left w:w="120" w:type="dxa"/>
+              <w:right w:w="120" w:type="dxa"/>
+            </w:tcMar>
+          </w:tcPr>
+          <w:p>
+            <w:pPr>
+              <w:jc w:val="left"/>
+            </w:pPr>
+            <w:r>
+              <w:rPr>
+                <w:rFonts w:ascii="Arial" w:hAnsi="Arial"/>
+                <w:b w:val="0"/>
+                <w:i w:val="0"/>
+                <w:color w:val="1A202C"/>
+                <w:sz w:val="18"/>
+              </w:rPr>
+              <w:t>Límite CNE-U: %ΔV ≤ 2.5% (Cumple)</w:t>
+            </w:r>
+          </w:p>
+        </w:tc>
+      </w:tr>
+      <w:tr>
+        <w:tc>
+          <w:tcPr>
+            <w:tcW w:type="dxa" w:w="3221"/>
+            <w:shd w:fill="F7FAFC"/>
+            <w:tcMar>
+              <w:top w:w="80" w:type="dxa"/>
+              <w:bottom w:w="80" w:type="dxa"/>
+              <w:left w:w="120" w:type="dxa"/>
+              <w:right w:w="120" w:type="dxa"/>
+            </w:tcMar>
+          </w:tcPr>
+          <w:p>
+            <w:pPr>
+              <w:jc w:val="left"/>
+            </w:pPr>
+            <w:r>
+              <w:rPr>
+                <w:rFonts w:ascii="Arial" w:hAnsi="Arial"/>
+                <w:b/>
+                <w:i w:val="0"/>
+                <w:color w:val="1A202C"/>
+                <w:sz w:val="18"/>
+              </w:rPr>
+              <w:t>Interruptor General (TD)</w:t>
+            </w:r>
+          </w:p>
+        </w:tc>
+        <w:tc>
+          <w:tcPr>
+            <w:tcW w:type="dxa" w:w="3221"/>
+            <w:shd w:fill="F7FAFC"/>
+            <w:tcMar>
+              <w:top w:w="80" w:type="dxa"/>
+              <w:bottom w:w="80" w:type="dxa"/>
+              <w:left w:w="120" w:type="dxa"/>
+              <w:right w:w="120" w:type="dxa"/>
+            </w:tcMar>
+          </w:tcPr>
+          <w:p>
+            <w:pPr>
+              <w:jc w:val="left"/>
+            </w:pPr>
+            <w:r>
+              <w:rPr>
+                <w:rFonts w:ascii="Arial" w:hAnsi="Arial"/>
+                <w:b w:val="0"/>
+                <w:i w:val="0"/>
+                <w:color w:val="1A202C"/>
+                <w:sz w:val="18"/>
+              </w:rPr>
+              <w:t>ITM Tripolar 3 x 40 A (Icu = 10 kA)</w:t>
+            </w:r>
+          </w:p>
+        </w:tc>
+        <w:tc>
+          <w:tcPr>
+            <w:tcW w:type="dxa" w:w="3221"/>
+            <w:shd w:fill="F7FAFC"/>
+            <w:tcMar>
+              <w:top w:w="80" w:type="dxa"/>
+              <w:bottom w:w="80" w:type="dxa"/>
+              <w:left w:w="120" w:type="dxa"/>
+              <w:right w:w="120" w:type="dxa"/>
+            </w:tcMar>
+          </w:tcPr>
+          <w:p>
+            <w:pPr>
+              <w:jc w:val="left"/>
+            </w:pPr>
+            <w:r>
+              <w:rPr>
+                <w:rFonts w:ascii="Arial" w:hAnsi="Arial"/>
+                <w:b w:val="0"/>
+                <w:i w:val="0"/>
+                <w:color w:val="1A202C"/>
+                <w:sz w:val="18"/>
+              </w:rPr>
+              <w:t>Norma IEC 60898 / IEC 60947-2</w:t>
+            </w:r>
+          </w:p>
+        </w:tc>
+      </w:tr>
+      <w:tr>
+        <w:tc>
+          <w:tcPr>
+            <w:tcW w:type="dxa" w:w="3221"/>
+            <w:shd w:fill="FFFFFF"/>
+            <w:tcMar>
+              <w:top w:w="80" w:type="dxa"/>
+              <w:bottom w:w="80" w:type="dxa"/>
+              <w:left w:w="120" w:type="dxa"/>
+              <w:right w:w="120" w:type="dxa"/>
+            </w:tcMar>
+          </w:tcPr>
+          <w:p>
+            <w:pPr>
+              <w:jc w:val="left"/>
+            </w:pPr>
+            <w:r>
+              <w:rPr>
+                <w:rFonts w:ascii="Arial" w:hAnsi="Arial"/>
+                <w:b/>
+                <w:i w:val="0"/>
+                <w:color w:val="1A202C"/>
+                <w:sz w:val="18"/>
+              </w:rPr>
+              <w:t>Protección Diferencial (ID)</w:t>
+            </w:r>
+          </w:p>
+        </w:tc>
+        <w:tc>
+          <w:tcPr>
+            <w:tcW w:type="dxa" w:w="3221"/>
+            <w:shd w:fill="FFFFFF"/>
+            <w:tcMar>
+              <w:top w:w="80" w:type="dxa"/>
+              <w:bottom w:w="80" w:type="dxa"/>
+              <w:left w:w="120" w:type="dxa"/>
+              <w:right w:w="120" w:type="dxa"/>
+            </w:tcMar>
+          </w:tcPr>
+          <w:p>
+            <w:pPr>
+              <w:jc w:val="left"/>
+            </w:pPr>
+            <w:r>
+              <w:rPr>
+                <w:rFonts w:ascii="Arial" w:hAnsi="Arial"/>
+                <w:b w:val="0"/>
+                <w:i w:val="0"/>
+                <w:color w:val="1A202C"/>
+                <w:sz w:val="18"/>
+              </w:rPr>
+              <w:t>ID de 30 mA para circuitos C-1 a C-7</w:t>
+            </w:r>
+          </w:p>
+        </w:tc>
+        <w:tc>
+          <w:tcPr>
+            <w:tcW w:type="dxa" w:w="3221"/>
+            <w:shd w:fill="FFFFFF"/>
+            <w:tcMar>
+              <w:top w:w="80" w:type="dxa"/>
+              <w:bottom w:w="80" w:type="dxa"/>
+              <w:left w:w="120" w:type="dxa"/>
+              <w:right w:w="120" w:type="dxa"/>
+            </w:tcMar>
+          </w:tcPr>
+          <w:p>
+            <w:pPr>
+              <w:jc w:val="left"/>
+            </w:pPr>
+            <w:r>
+              <w:rPr>
+                <w:rFonts w:ascii="Arial" w:hAnsi="Arial"/>
+                <w:b w:val="0"/>
+                <w:i w:val="0"/>
+                <w:color w:val="1A202C"/>
+                <w:sz w:val="18"/>
+              </w:rPr>
+              <w:t>Protección humana obligatoria CNE-U 020-204</w:t>
+            </w:r>
+          </w:p>
+        </w:tc>
+      </w:tr>
+      <w:tr>
+        <w:tc>
+          <w:tcPr>
+            <w:tcW w:type="dxa" w:w="3221"/>
+            <w:shd w:fill="F7FAFC"/>
+            <w:tcMar>
+              <w:top w:w="80" w:type="dxa"/>
+              <w:bottom w:w="80" w:type="dxa"/>
+              <w:left w:w="120" w:type="dxa"/>
+              <w:right w:w="120" w:type="dxa"/>
+            </w:tcMar>
+          </w:tcPr>
+          <w:p>
+            <w:pPr>
+              <w:jc w:val="left"/>
+            </w:pPr>
+            <w:r>
+              <w:rPr>
+                <w:rFonts w:ascii="Arial" w:hAnsi="Arial"/>
+                <w:b/>
+                <w:i w:val="0"/>
+                <w:color w:val="1A202C"/>
+                <w:sz w:val="18"/>
+              </w:rPr>
+              <w:t>Capacidad Tablero General</w:t>
+            </w:r>
+          </w:p>
+        </w:tc>
+        <w:tc>
+          <w:tcPr>
+            <w:tcW w:type="dxa" w:w="3221"/>
+            <w:shd w:fill="F7FAFC"/>
+            <w:tcMar>
+              <w:top w:w="80" w:type="dxa"/>
+              <w:bottom w:w="80" w:type="dxa"/>
+              <w:left w:w="120" w:type="dxa"/>
+              <w:right w:w="120" w:type="dxa"/>
+            </w:tcMar>
+          </w:tcPr>
+          <w:p>
+            <w:pPr>
+              <w:jc w:val="left"/>
+            </w:pPr>
+            <w:r>
+              <w:rPr>
+                <w:rFonts w:ascii="Arial" w:hAnsi="Arial"/>
+                <w:b w:val="0"/>
+                <w:i w:val="0"/>
+                <w:color w:val="1A202C"/>
+                <w:sz w:val="18"/>
+              </w:rPr>
+              <w:t>Gabinete Metálico de 36 Polos trifásico</w:t>
+            </w:r>
+          </w:p>
+        </w:tc>
+        <w:tc>
+          <w:tcPr>
+            <w:tcW w:type="dxa" w:w="3221"/>
+            <w:shd w:fill="F7FAFC"/>
+            <w:tcMar>
+              <w:top w:w="80" w:type="dxa"/>
+              <w:bottom w:w="80" w:type="dxa"/>
+              <w:left w:w="120" w:type="dxa"/>
+              <w:right w:w="120" w:type="dxa"/>
+            </w:tcMar>
+          </w:tcPr>
+          <w:p>
+            <w:pPr>
+              <w:jc w:val="left"/>
+            </w:pPr>
+            <w:r>
+              <w:rPr>
+                <w:rFonts w:ascii="Arial" w:hAnsi="Arial"/>
+                <w:b w:val="0"/>
+                <w:i w:val="0"/>
+                <w:color w:val="1A202C"/>
+                <w:sz w:val="18"/>
+              </w:rPr>
+              <w:t>Reserva mínima &gt; 20% (Regla CNE-U 080-400)</w:t>
+            </w:r>
+          </w:p>
+        </w:tc>
+      </w:tr>
+    </w:tbl>
+    <w:p/>
+    <w:p>
+      <w:pPr>
+        <w:spacing w:before="280" w:after="120"/>
+        <w:jc w:val="left"/>
+      </w:pPr>
+      <w:r>
+        <w:rPr>
+          <w:rFonts w:ascii="Arial" w:hAnsi="Arial"/>
+          <w:b/>
+          <w:i w:val="0"/>
+          <w:color w:val="184C78"/>
+          <w:sz w:val="23"/>
+        </w:rPr>
+        <w:t>2. CONDICIONES GEOGRÁFICAS Y AMBIENTALES DE PUNO</w:t>
       </w:r>
     </w:p>
     <w:p>
       <w:pPr>
-        <w:spacing w:line="276" w:lineRule="auto" w:after="120"/>
+        <w:spacing w:line="300" w:lineRule="auto" w:after="120"/>
+        <w:ind w:firstLine="360"/>
+        <w:jc w:val="both"/>
       </w:pPr>
       <w:r>
         <w:rPr>
           <w:rFonts w:ascii="Arial" w:hAnsi="Arial"/>
+          <w:b/>
+          <w:i w:val="0"/>
+          <w:color w:val="1A202C"/>
+          <w:sz w:val="21"/>
+        </w:rPr>
+        <w:t xml:space="preserve">• Altitud Topográfica: </w:t>
+      </w:r>
+      <w:r>
+        <w:rPr>
+          <w:rFonts w:ascii="Arial" w:hAnsi="Arial"/>
           <w:b w:val="0"/>
+          <w:i w:val="0"/>
           <w:color w:val="1A202C"/>
-          <w:sz w:val="20"/>
+          <w:sz w:val="21"/>
         </w:rPr>
-        <w:t>CONDICIONES GEOGRÁFICAS Y AMBIENTALES DE PUNO:</w:t>
-        <w:br/>
-        <w:t>• Altitud Topográfica: 3,812 msnm | Presión Atmosférica Media: 645 mbar.</w:t>
-        <w:br/>
-        <w:t>• Temperatura Ambiente: Mínima extrema de -4 °C, máxima de 20 °C (Temperatura de diseño adoptada: 30 °C CNE-U).</w:t>
+        <w:t>3,812 metros sobre el nivel del mar (msnm).</w:t>
+      </w:r>
+    </w:p>
+    <w:p>
+      <w:pPr>
+        <w:spacing w:line="300" w:lineRule="auto" w:after="120"/>
+        <w:ind w:firstLine="360"/>
+        <w:jc w:val="both"/>
+      </w:pPr>
+      <w:r>
+        <w:rPr>
+          <w:rFonts w:ascii="Arial" w:hAnsi="Arial"/>
+          <w:b/>
+          <w:i w:val="0"/>
+          <w:color w:val="1A202C"/>
+          <w:sz w:val="21"/>
+        </w:rPr>
+        <w:t xml:space="preserve">• Presión Atmosférica Media: </w:t>
+      </w:r>
+      <w:r>
+        <w:rPr>
+          <w:rFonts w:ascii="Arial" w:hAnsi="Arial"/>
+          <w:b w:val="0"/>
+          <w:i w:val="0"/>
+          <w:color w:val="1A202C"/>
+          <w:sz w:val="21"/>
+        </w:rPr>
+        <w:t>645 mbar. Debido a la menor densidad del aire en altura, se verifica que la rigidez dieléctrica de las envolventes metálicas y la disipación térmica de los interruptores termomagnéticos operen con un margen superior al 15% de su capacidad nominal.</w:t>
+      </w:r>
+    </w:p>
+    <w:p>
+      <w:pPr>
+        <w:spacing w:line="300" w:lineRule="auto" w:after="120"/>
+        <w:ind w:firstLine="360"/>
+        <w:jc w:val="both"/>
+      </w:pPr>
+      <w:r>
+        <w:rPr>
+          <w:rFonts w:ascii="Arial" w:hAnsi="Arial"/>
+          <w:b/>
+          <w:i w:val="0"/>
+          <w:color w:val="1A202C"/>
+          <w:sz w:val="21"/>
+        </w:rPr>
+        <w:t xml:space="preserve">• Temperatura Ambiente: </w:t>
+      </w:r>
+      <w:r>
+        <w:rPr>
+          <w:rFonts w:ascii="Arial" w:hAnsi="Arial"/>
+          <w:b w:val="0"/>
+          <w:i w:val="0"/>
+          <w:color w:val="1A202C"/>
+          <w:sz w:val="21"/>
+        </w:rPr>
+        <w:t>Mínima extrema de -4 °C, máxima de 20 °C. Se adopta una temperatura de diseño estándar de 30 °C para la tabla de ampacidad CNE-U, colocándose del lado de la seguridad.</w:t>
       </w:r>
     </w:p>
     <w:p>
@@ -601,67 +1641,451 @@
     </w:p>
     <w:p>
       <w:pPr>
-        <w:spacing w:after="200"/>
+        <w:spacing w:before="280" w:after="120"/>
+        <w:jc w:val="center"/>
       </w:pPr>
       <w:r>
         <w:rPr>
           <w:rFonts w:ascii="Arial" w:hAnsi="Arial"/>
           <w:b/>
+          <w:i w:val="0"/>
           <w:color w:val="0F2043"/>
-          <w:sz w:val="26"/>
+          <w:sz w:val="28"/>
         </w:rPr>
         <w:t>ÍNDICE GENERAL DEL EXPEDIENTE TÉCNICO COMPLETO - PARTE I Y II</w:t>
       </w:r>
     </w:p>
     <w:p>
       <w:pPr>
-        <w:spacing w:line="276" w:lineRule="auto" w:after="120"/>
+        <w:spacing w:line="300" w:lineRule="auto" w:after="120"/>
+        <w:jc w:val="both"/>
       </w:pPr>
       <w:r>
         <w:rPr>
           <w:rFonts w:ascii="Arial" w:hAnsi="Arial"/>
           <w:b w:val="0"/>
+          <w:i w:val="0"/>
           <w:color w:val="1A202C"/>
-          <w:sz w:val="20"/>
+          <w:sz w:val="21"/>
         </w:rPr>
         <w:t>PARTE I: MEMORIA DESCRIPTIVA EXHAUSTIVA</w:t>
-        <w:br/>
+      </w:r>
+    </w:p>
+    <w:p>
+      <w:pPr>
+        <w:spacing w:line="300" w:lineRule="auto" w:after="120"/>
+        <w:jc w:val="both"/>
+      </w:pPr>
+      <w:r>
+        <w:rPr>
+          <w:rFonts w:ascii="Arial" w:hAnsi="Arial"/>
+          <w:b w:val="0"/>
+          <w:i w:val="0"/>
+          <w:color w:val="1A202C"/>
+          <w:sz w:val="21"/>
+        </w:rPr>
         <w:t>1.0 Objetivo del Proyecto y Marco General</w:t>
-        <w:br/>
+      </w:r>
+    </w:p>
+    <w:p>
+      <w:pPr>
+        <w:spacing w:line="300" w:lineRule="auto" w:after="120"/>
+        <w:jc w:val="both"/>
+      </w:pPr>
+      <w:r>
+        <w:rPr>
+          <w:rFonts w:ascii="Arial" w:hAnsi="Arial"/>
+          <w:b w:val="0"/>
+          <w:i w:val="0"/>
+          <w:color w:val="1A202C"/>
+          <w:sz w:val="21"/>
+        </w:rPr>
         <w:t>2.0 Marco Normativo y Reglamentaciones Vigentes en el Perú</w:t>
-        <w:br/>
+      </w:r>
+    </w:p>
+    <w:p>
+      <w:pPr>
+        <w:spacing w:line="300" w:lineRule="auto" w:after="120"/>
+        <w:jc w:val="both"/>
+      </w:pPr>
+      <w:r>
+        <w:rPr>
+          <w:rFonts w:ascii="Arial" w:hAnsi="Arial"/>
+          <w:b w:val="0"/>
+          <w:i w:val="0"/>
+          <w:color w:val="1A202C"/>
+          <w:sz w:val="21"/>
+        </w:rPr>
         <w:t>3.0 Alcances del Proyecto de Instalaciones Eléctricas en Baja Tensión</w:t>
-        <w:br/>
-        <w:t>4.0 Descripción del Proyecto y Distribución Arquitectónica Detallada (1er, 2do Piso y Azotea)</w:t>
-        <w:br/>
+      </w:r>
+    </w:p>
+    <w:p>
+      <w:pPr>
+        <w:spacing w:line="300" w:lineRule="auto" w:after="120"/>
+        <w:jc w:val="both"/>
+      </w:pPr>
+      <w:r>
+        <w:rPr>
+          <w:rFonts w:ascii="Arial" w:hAnsi="Arial"/>
+          <w:b w:val="0"/>
+          <w:i w:val="0"/>
+          <w:color w:val="1A202C"/>
+          <w:sz w:val="21"/>
+        </w:rPr>
+        <w:t>4.0 Descripción del Proyecto y Distribución Arquitectónica Detallada</w:t>
+      </w:r>
+    </w:p>
+    <w:p>
+      <w:pPr>
+        <w:spacing w:line="300" w:lineRule="auto" w:after="120"/>
+        <w:jc w:val="both"/>
+      </w:pPr>
+      <w:r>
+        <w:rPr>
+          <w:rFonts w:ascii="Arial" w:hAnsi="Arial"/>
+          <w:b w:val="0"/>
+          <w:i w:val="0"/>
+          <w:color w:val="1A202C"/>
+          <w:sz w:val="21"/>
+        </w:rPr>
+        <w:t xml:space="preserve">    4.1 Primer Piso (Área Social, Servicio, Patio, Cisterna y Electrobombas)</w:t>
+      </w:r>
+    </w:p>
+    <w:p>
+      <w:pPr>
+        <w:spacing w:line="300" w:lineRule="auto" w:after="120"/>
+        <w:jc w:val="both"/>
+      </w:pPr>
+      <w:r>
+        <w:rPr>
+          <w:rFonts w:ascii="Arial" w:hAnsi="Arial"/>
+          <w:b w:val="0"/>
+          <w:i w:val="0"/>
+          <w:color w:val="1A202C"/>
+          <w:sz w:val="21"/>
+        </w:rPr>
+        <w:t xml:space="preserve">    4.2 Segundo Piso (Área Íntima, Dormitorios, Baños Privados y Comunes)</w:t>
+      </w:r>
+    </w:p>
+    <w:p>
+      <w:pPr>
+        <w:spacing w:line="300" w:lineRule="auto" w:after="120"/>
+        <w:jc w:val="both"/>
+      </w:pPr>
+      <w:r>
+        <w:rPr>
+          <w:rFonts w:ascii="Arial" w:hAnsi="Arial"/>
+          <w:b w:val="0"/>
+          <w:i w:val="0"/>
+          <w:color w:val="1A202C"/>
+          <w:sz w:val="21"/>
+        </w:rPr>
+        <w:t xml:space="preserve">    4.3 Azotea (Área de Lavandería, Tendedero, Depósito y Servicios)</w:t>
+      </w:r>
+    </w:p>
+    <w:p>
+      <w:pPr>
+        <w:spacing w:line="300" w:lineRule="auto" w:after="120"/>
+        <w:jc w:val="both"/>
+      </w:pPr>
+      <w:r>
+        <w:rPr>
+          <w:rFonts w:ascii="Arial" w:hAnsi="Arial"/>
+          <w:b w:val="0"/>
+          <w:i w:val="0"/>
+          <w:color w:val="1A202C"/>
+          <w:sz w:val="21"/>
+        </w:rPr>
+        <w:t xml:space="preserve">    4.4 Cuadro Detallado de Áreas Construidas y Ambientes Proyectados</w:t>
+      </w:r>
+    </w:p>
+    <w:p>
+      <w:pPr>
+        <w:spacing w:line="300" w:lineRule="auto" w:after="120"/>
+        <w:jc w:val="both"/>
+      </w:pPr>
+      <w:r>
+        <w:rPr>
+          <w:rFonts w:ascii="Arial" w:hAnsi="Arial"/>
+          <w:b w:val="0"/>
+          <w:i w:val="0"/>
+          <w:color w:val="1A202C"/>
+          <w:sz w:val="21"/>
+        </w:rPr>
         <w:t>5.0 Características del Sistema Eléctrico y Suministro</w:t>
-        <w:br/>
+      </w:r>
+    </w:p>
+    <w:p>
+      <w:pPr>
+        <w:spacing w:line="300" w:lineRule="auto" w:after="120"/>
+        <w:jc w:val="both"/>
+      </w:pPr>
+      <w:r>
+        <w:rPr>
+          <w:rFonts w:ascii="Arial" w:hAnsi="Arial"/>
+          <w:b w:val="0"/>
+          <w:i w:val="0"/>
+          <w:color w:val="1A202C"/>
+          <w:sz w:val="21"/>
+        </w:rPr>
         <w:t>6.0 Bases de Cálculo y Normativa de Cargas (CNE-U Tabla 14 y Tabla 22)</w:t>
-        <w:br/>
+      </w:r>
+    </w:p>
+    <w:p>
+      <w:pPr>
+        <w:spacing w:line="300" w:lineRule="auto" w:after="120"/>
+        <w:jc w:val="both"/>
+      </w:pPr>
+      <w:r>
+        <w:rPr>
+          <w:rFonts w:ascii="Arial" w:hAnsi="Arial"/>
+          <w:b w:val="0"/>
+          <w:i w:val="0"/>
+          <w:color w:val="1A202C"/>
+          <w:sz w:val="21"/>
+        </w:rPr>
         <w:t>7.0 Cuadro Oficial de Cargas y Máxima Demanda paso a paso</w:t>
-        <w:br/>
+      </w:r>
+    </w:p>
+    <w:p>
+      <w:pPr>
+        <w:spacing w:line="300" w:lineRule="auto" w:after="120"/>
+        <w:jc w:val="both"/>
+      </w:pPr>
+      <w:r>
+        <w:rPr>
+          <w:rFonts w:ascii="Arial" w:hAnsi="Arial"/>
+          <w:b w:val="0"/>
+          <w:i w:val="0"/>
+          <w:color w:val="1A202C"/>
+          <w:sz w:val="21"/>
+        </w:rPr>
         <w:t>8.0 Ubicación del Tablero General (TD) y Centros de Carga</w:t>
-        <w:br/>
+      </w:r>
+    </w:p>
+    <w:p>
+      <w:pPr>
+        <w:spacing w:line="300" w:lineRule="auto" w:after="120"/>
+        <w:jc w:val="both"/>
+      </w:pPr>
+      <w:r>
+        <w:rPr>
+          <w:rFonts w:ascii="Arial" w:hAnsi="Arial"/>
+          <w:b w:val="0"/>
+          <w:i w:val="0"/>
+          <w:color w:val="1A202C"/>
+          <w:sz w:val="21"/>
+        </w:rPr>
         <w:t>9.0 Redes Complementarias y Telecomunicaciones</w:t>
-        <w:br/>
+      </w:r>
+    </w:p>
+    <w:p>
+      <w:pPr>
+        <w:spacing w:line="300" w:lineRule="auto" w:after="120"/>
+        <w:jc w:val="both"/>
+      </w:pPr>
+      <w:r>
+        <w:rPr>
+          <w:rFonts w:ascii="Arial" w:hAnsi="Arial"/>
+          <w:b w:val="0"/>
+          <w:i w:val="0"/>
+          <w:color w:val="1A202C"/>
+          <w:sz w:val="21"/>
+        </w:rPr>
         <w:t>10.0 Simbología Reglamentaria DGE del Ministerio de Energía y Minas (MEM)</w:t>
-        <w:br/>
+      </w:r>
+    </w:p>
+    <w:p>
+      <w:pPr>
+        <w:spacing w:line="300" w:lineRule="auto" w:after="120"/>
+        <w:jc w:val="both"/>
+      </w:pPr>
+      <w:r>
+        <w:rPr>
+          <w:rFonts w:ascii="Arial" w:hAnsi="Arial"/>
+          <w:b w:val="0"/>
+          <w:i w:val="0"/>
+          <w:color w:val="1A202C"/>
+          <w:sz w:val="21"/>
+        </w:rPr>
         <w:t>11.0 REPRODUCCIÓN Y ESQUEMA DEL PLANO DE INSTALACIONES ELÉCTRICAS (LÁMINA IE-01)</w:t>
-        <w:br/>
+      </w:r>
+    </w:p>
+    <w:p>
+      <w:pPr>
+        <w:spacing w:line="300" w:lineRule="auto" w:after="120"/>
+        <w:jc w:val="both"/>
+      </w:pPr>
+      <w:r>
+        <w:rPr>
+          <w:rFonts w:ascii="Arial" w:hAnsi="Arial"/>
+          <w:b w:val="0"/>
+          <w:i w:val="0"/>
+          <w:color w:val="1A202C"/>
+          <w:sz w:val="21"/>
+        </w:rPr>
         <w:br/>
         <w:t>PARTE II: CÁLCULOS JUSTIFICATORIOS Y PLANO UNIFILAR DETALLADO</w:t>
-        <w:br/>
-        <w:t>2.1 Criterios de Diseño (Ampacidad, Caída de Tensión ΔV, Protecciones ITM/ID 30mA)</w:t>
-        <w:br/>
+      </w:r>
+    </w:p>
+    <w:p>
+      <w:pPr>
+        <w:spacing w:line="300" w:lineRule="auto" w:after="120"/>
+        <w:jc w:val="both"/>
+      </w:pPr>
+      <w:r>
+        <w:rPr>
+          <w:rFonts w:ascii="Arial" w:hAnsi="Arial"/>
+          <w:b w:val="0"/>
+          <w:i w:val="0"/>
+          <w:color w:val="1A202C"/>
+          <w:sz w:val="21"/>
+        </w:rPr>
+        <w:t>2.1 Criterios de Diseño Eléctrico (Ampacidad, Caída de Tensión, Protecciones)</w:t>
+      </w:r>
+    </w:p>
+    <w:p>
+      <w:pPr>
+        <w:spacing w:line="300" w:lineRule="auto" w:after="120"/>
+        <w:jc w:val="both"/>
+      </w:pPr>
+      <w:r>
+        <w:rPr>
+          <w:rFonts w:ascii="Arial" w:hAnsi="Arial"/>
+          <w:b w:val="0"/>
+          <w:i w:val="0"/>
+          <w:color w:val="1A202C"/>
+          <w:sz w:val="21"/>
+        </w:rPr>
         <w:t>2.2 Desarrollo Matemático de Fórmulas Empleadas</w:t>
-        <w:br/>
+      </w:r>
+    </w:p>
+    <w:p>
+      <w:pPr>
+        <w:spacing w:line="300" w:lineRule="auto" w:after="120"/>
+        <w:jc w:val="both"/>
+      </w:pPr>
+      <w:r>
+        <w:rPr>
+          <w:rFonts w:ascii="Arial" w:hAnsi="Arial"/>
+          <w:b w:val="0"/>
+          <w:i w:val="0"/>
+          <w:color w:val="1A202C"/>
+          <w:sz w:val="21"/>
+        </w:rPr>
         <w:t>2.3 Sustento Detallado del Alimentador General</w:t>
-        <w:br/>
+      </w:r>
+    </w:p>
+    <w:p>
+      <w:pPr>
+        <w:spacing w:line="300" w:lineRule="auto" w:after="120"/>
+        <w:jc w:val="both"/>
+      </w:pPr>
+      <w:r>
+        <w:rPr>
+          <w:rFonts w:ascii="Arial" w:hAnsi="Arial"/>
+          <w:b w:val="0"/>
+          <w:i w:val="0"/>
+          <w:color w:val="1A202C"/>
+          <w:sz w:val="21"/>
+        </w:rPr>
         <w:t>2.4 ESQUEMA Y ESPECIFICACIÓN DETALLADA DEL DIAGRAMA UNIFILAR (NORMA PERÚ)</w:t>
-        <w:br/>
+      </w:r>
+    </w:p>
+    <w:p>
+      <w:pPr>
+        <w:spacing w:line="300" w:lineRule="auto" w:after="120"/>
+        <w:jc w:val="both"/>
+      </w:pPr>
+      <w:r>
+        <w:rPr>
+          <w:rFonts w:ascii="Arial" w:hAnsi="Arial"/>
+          <w:b w:val="0"/>
+          <w:i w:val="0"/>
+          <w:color w:val="1A202C"/>
+          <w:sz w:val="21"/>
+        </w:rPr>
         <w:t>2.5 Cuadro Completo de Dimensionamiento de Circuitos Derivados (C-1 a C-8)</w:t>
-        <w:br/>
-        <w:t>2.6 Ocupación de Conducciones PVC | 2.7 Lux por Ambiente | 2.8 Cortocircuito en Barras TD</w:t>
+      </w:r>
+    </w:p>
+    <w:p>
+      <w:pPr>
+        <w:spacing w:line="300" w:lineRule="auto" w:after="120"/>
+        <w:jc w:val="both"/>
+      </w:pPr>
+      <w:r>
+        <w:rPr>
+          <w:rFonts w:ascii="Arial" w:hAnsi="Arial"/>
+          <w:b w:val="0"/>
+          <w:i w:val="0"/>
+          <w:color w:val="1A202C"/>
+          <w:sz w:val="21"/>
+        </w:rPr>
+        <w:t>2.6 Sustento Analítico Circuito por Circuito (C-1 a C-4)</w:t>
+      </w:r>
+    </w:p>
+    <w:p>
+      <w:pPr>
+        <w:spacing w:line="300" w:lineRule="auto" w:after="120"/>
+        <w:jc w:val="both"/>
+      </w:pPr>
+      <w:r>
+        <w:rPr>
+          <w:rFonts w:ascii="Arial" w:hAnsi="Arial"/>
+          <w:b w:val="0"/>
+          <w:i w:val="0"/>
+          <w:color w:val="1A202C"/>
+          <w:sz w:val="21"/>
+        </w:rPr>
+        <w:t>2.7 Sustento Analítico Circuito por Circuito (C-5 a C-8)</w:t>
+      </w:r>
+    </w:p>
+    <w:p>
+      <w:pPr>
+        <w:spacing w:line="300" w:lineRule="auto" w:after="120"/>
+        <w:jc w:val="both"/>
+      </w:pPr>
+      <w:r>
+        <w:rPr>
+          <w:rFonts w:ascii="Arial" w:hAnsi="Arial"/>
+          <w:b w:val="0"/>
+          <w:i w:val="0"/>
+          <w:color w:val="1A202C"/>
+          <w:sz w:val="21"/>
+        </w:rPr>
+        <w:t>2.8 Cálculo de Ocupación de Conducciones PVC (Ocupación ≤ 40%)</w:t>
+      </w:r>
+    </w:p>
+    <w:p>
+      <w:pPr>
+        <w:spacing w:line="300" w:lineRule="auto" w:after="120"/>
+        <w:jc w:val="both"/>
+      </w:pPr>
+      <w:r>
+        <w:rPr>
+          <w:rFonts w:ascii="Arial" w:hAnsi="Arial"/>
+          <w:b w:val="0"/>
+          <w:i w:val="0"/>
+          <w:color w:val="1A202C"/>
+          <w:sz w:val="21"/>
+        </w:rPr>
+        <w:t>2.9 Cálculos de Iluminación y Niveles de Lux por Ambiente (RNE EM.010 / EM.020)</w:t>
+      </w:r>
+    </w:p>
+    <w:p>
+      <w:pPr>
+        <w:spacing w:line="300" w:lineRule="auto" w:after="120"/>
+        <w:jc w:val="both"/>
+      </w:pPr>
+      <w:r>
+        <w:rPr>
+          <w:rFonts w:ascii="Arial" w:hAnsi="Arial"/>
+          <w:b w:val="0"/>
+          <w:i w:val="0"/>
+          <w:color w:val="1A202C"/>
+          <w:sz w:val="21"/>
+        </w:rPr>
+        <w:t>2.10 Cálculo de Cortocircuito Estimado en Barras del Tablero General</w:t>
       </w:r>
     </w:p>
     <w:p>
@@ -671,63 +2095,291 @@
     </w:p>
     <w:p>
       <w:pPr>
-        <w:spacing w:after="200"/>
+        <w:spacing w:before="280" w:after="120"/>
+        <w:jc w:val="center"/>
       </w:pPr>
       <w:r>
         <w:rPr>
           <w:rFonts w:ascii="Arial" w:hAnsi="Arial"/>
           <w:b/>
+          <w:i w:val="0"/>
           <w:color w:val="0F2043"/>
-          <w:sz w:val="26"/>
+          <w:sz w:val="28"/>
         </w:rPr>
         <w:t>ÍNDICE GENERAL DEL EXPEDIENTE TÉCNICO COMPLETO - PARTE III, IV Y ANEXOS</w:t>
       </w:r>
     </w:p>
     <w:p>
       <w:pPr>
-        <w:spacing w:line="276" w:lineRule="auto" w:after="120"/>
+        <w:spacing w:line="300" w:lineRule="auto" w:after="120"/>
+        <w:jc w:val="both"/>
       </w:pPr>
       <w:r>
         <w:rPr>
           <w:rFonts w:ascii="Arial" w:hAnsi="Arial"/>
           <w:b w:val="0"/>
+          <w:i w:val="0"/>
           <w:color w:val="1A202C"/>
-          <w:sz w:val="20"/>
+          <w:sz w:val="21"/>
         </w:rPr>
         <w:t>PARTE III: ESPECIFICACIONES TÉCNICAS DE EQUIPOS Y MATERIALES</w:t>
-        <w:br/>
+      </w:r>
+    </w:p>
+    <w:p>
+      <w:pPr>
+        <w:spacing w:line="300" w:lineRule="auto" w:after="120"/>
+        <w:jc w:val="both"/>
+      </w:pPr>
+      <w:r>
+        <w:rPr>
+          <w:rFonts w:ascii="Arial" w:hAnsi="Arial"/>
+          <w:b w:val="0"/>
+          <w:i w:val="0"/>
+          <w:color w:val="1A202C"/>
+          <w:sz w:val="21"/>
+        </w:rPr>
         <w:t>1.0 Generalidades y Marco Normativo de Calidad</w:t>
-        <w:br/>
+      </w:r>
+    </w:p>
+    <w:p>
+      <w:pPr>
+        <w:spacing w:line="300" w:lineRule="auto" w:after="120"/>
+        <w:jc w:val="both"/>
+      </w:pPr>
+      <w:r>
+        <w:rPr>
+          <w:rFonts w:ascii="Arial" w:hAnsi="Arial"/>
+          <w:b w:val="0"/>
+          <w:i w:val="0"/>
+          <w:color w:val="1A202C"/>
+          <w:sz w:val="21"/>
+        </w:rPr>
         <w:t>2.0 Tuberías y Canalizaciones de PVC (PVC-P SAP y PVC-L SEL)</w:t>
-        <w:br/>
+      </w:r>
+    </w:p>
+    <w:p>
+      <w:pPr>
+        <w:spacing w:line="300" w:lineRule="auto" w:after="120"/>
+        <w:jc w:val="both"/>
+      </w:pPr>
+      <w:r>
+        <w:rPr>
+          <w:rFonts w:ascii="Arial" w:hAnsi="Arial"/>
+          <w:b w:val="0"/>
+          <w:i w:val="0"/>
+          <w:color w:val="1A202C"/>
+          <w:sz w:val="21"/>
+        </w:rPr>
         <w:t>3.0 Conductores Eléctricos Cero Halógenos (LSZH NH-80 y N2XH)</w:t>
-        <w:br/>
+      </w:r>
+    </w:p>
+    <w:p>
+      <w:pPr>
+        <w:spacing w:line="300" w:lineRule="auto" w:after="120"/>
+        <w:jc w:val="both"/>
+      </w:pPr>
+      <w:r>
+        <w:rPr>
+          <w:rFonts w:ascii="Arial" w:hAnsi="Arial"/>
+          <w:b w:val="0"/>
+          <w:i w:val="0"/>
+          <w:color w:val="1A202C"/>
+          <w:sz w:val="21"/>
+        </w:rPr>
         <w:t>4.0 Cajas Metálicas Galvanizadas y Aparatería de Maniobra</w:t>
-        <w:br/>
+      </w:r>
+    </w:p>
+    <w:p>
+      <w:pPr>
+        <w:spacing w:line="300" w:lineRule="auto" w:after="120"/>
+        <w:jc w:val="both"/>
+      </w:pPr>
+      <w:r>
+        <w:rPr>
+          <w:rFonts w:ascii="Arial" w:hAnsi="Arial"/>
+          <w:b w:val="0"/>
+          <w:i w:val="0"/>
+          <w:color w:val="1A202C"/>
+          <w:sz w:val="21"/>
+        </w:rPr>
         <w:t>5.0 Tablero General (TD) y Protecciones Térmicas / Diferenciales</w:t>
-        <w:br/>
+      </w:r>
+    </w:p>
+    <w:p>
+      <w:pPr>
+        <w:spacing w:line="300" w:lineRule="auto" w:after="120"/>
+        <w:jc w:val="both"/>
+      </w:pPr>
+      <w:r>
+        <w:rPr>
+          <w:rFonts w:ascii="Arial" w:hAnsi="Arial"/>
+          <w:b w:val="0"/>
+          <w:i w:val="0"/>
+          <w:color w:val="1A202C"/>
+          <w:sz w:val="21"/>
+        </w:rPr>
         <w:t>6.0 Pruebas Electromecánicas y Protocolo de Puesta en Servicio</w:t>
-        <w:br/>
+      </w:r>
+    </w:p>
+    <w:p>
+      <w:pPr>
+        <w:spacing w:line="300" w:lineRule="auto" w:after="120"/>
+        <w:jc w:val="both"/>
+      </w:pPr>
+      <w:r>
+        <w:rPr>
+          <w:rFonts w:ascii="Arial" w:hAnsi="Arial"/>
+          <w:b w:val="0"/>
+          <w:i w:val="0"/>
+          <w:color w:val="1A202C"/>
+          <w:sz w:val="21"/>
+        </w:rPr>
         <w:t>7.0 Especificaciones de Montaje y Plan de Mantenimiento Preventivo Anual</w:t>
-        <w:br/>
+      </w:r>
+    </w:p>
+    <w:p>
+      <w:pPr>
+        <w:spacing w:line="300" w:lineRule="auto" w:after="120"/>
+        <w:jc w:val="both"/>
+      </w:pPr>
+      <w:r>
+        <w:rPr>
+          <w:rFonts w:ascii="Arial" w:hAnsi="Arial"/>
+          <w:b w:val="0"/>
+          <w:i w:val="0"/>
+          <w:color w:val="1A202C"/>
+          <w:sz w:val="21"/>
+        </w:rPr>
         <w:br/>
         <w:t>PARTE IV: MATRIZ DE INCONSISTENCIAS Y PROPUESTAS TÉCNICAS DE MEJORA</w:t>
-        <w:br/>
+      </w:r>
+    </w:p>
+    <w:p>
+      <w:pPr>
+        <w:spacing w:line="300" w:lineRule="auto" w:after="120"/>
+        <w:jc w:val="both"/>
+      </w:pPr>
+      <w:r>
+        <w:rPr>
+          <w:rFonts w:ascii="Arial" w:hAnsi="Arial"/>
+          <w:b w:val="0"/>
+          <w:i w:val="0"/>
+          <w:color w:val="1A202C"/>
+          <w:sz w:val="21"/>
+        </w:rPr>
         <w:t>1.0 Auditoría Técnica e Inconsistencias Detectadas</w:t>
-        <w:br/>
+      </w:r>
+    </w:p>
+    <w:p>
+      <w:pPr>
+        <w:spacing w:line="300" w:lineRule="auto" w:after="120"/>
+        <w:jc w:val="both"/>
+      </w:pPr>
+      <w:r>
+        <w:rPr>
+          <w:rFonts w:ascii="Arial" w:hAnsi="Arial"/>
+          <w:b w:val="0"/>
+          <w:i w:val="0"/>
+          <w:color w:val="1A202C"/>
+          <w:sz w:val="21"/>
+        </w:rPr>
         <w:t>2.0 Matriz Consolidada de Soluciones Técnicas</w:t>
-        <w:br/>
+      </w:r>
+    </w:p>
+    <w:p>
+      <w:pPr>
+        <w:spacing w:line="300" w:lineRule="auto" w:after="120"/>
+        <w:jc w:val="both"/>
+      </w:pPr>
+      <w:r>
+        <w:rPr>
+          <w:rFonts w:ascii="Arial" w:hAnsi="Arial"/>
+          <w:b w:val="0"/>
+          <w:i w:val="0"/>
+          <w:color w:val="1A202C"/>
+          <w:sz w:val="21"/>
+        </w:rPr>
         <w:t>3.0 Justificación Detallada de Propuestas de Ingeniería</w:t>
-        <w:br/>
+      </w:r>
+    </w:p>
+    <w:p>
+      <w:pPr>
+        <w:spacing w:line="300" w:lineRule="auto" w:after="120"/>
+        <w:jc w:val="both"/>
+      </w:pPr>
+      <w:r>
+        <w:rPr>
+          <w:rFonts w:ascii="Arial" w:hAnsi="Arial"/>
+          <w:b w:val="0"/>
+          <w:i w:val="0"/>
+          <w:color w:val="1A202C"/>
+          <w:sz w:val="21"/>
+        </w:rPr>
         <w:br/>
         <w:t>ANEXOS TÉCNICOS Y PLANOS ADJUNTOS EN PDF</w:t>
-        <w:br/>
+      </w:r>
+    </w:p>
+    <w:p>
+      <w:pPr>
+        <w:spacing w:line="300" w:lineRule="auto" w:after="120"/>
+        <w:jc w:val="both"/>
+      </w:pPr>
+      <w:r>
+        <w:rPr>
+          <w:rFonts w:ascii="Arial" w:hAnsi="Arial"/>
+          <w:b w:val="0"/>
+          <w:i w:val="0"/>
+          <w:color w:val="1A202C"/>
+          <w:sz w:val="21"/>
+        </w:rPr>
         <w:t>Anexo 1: Lámina IE-01 (Escala 1:50) - Plano Arquitectónico y Eléctrico de 3 Niveles</w:t>
-        <w:br/>
+      </w:r>
+    </w:p>
+    <w:p>
+      <w:pPr>
+        <w:spacing w:line="300" w:lineRule="auto" w:after="120"/>
+        <w:jc w:val="both"/>
+      </w:pPr>
+      <w:r>
+        <w:rPr>
+          <w:rFonts w:ascii="Arial" w:hAnsi="Arial"/>
+          <w:b w:val="0"/>
+          <w:i w:val="0"/>
+          <w:color w:val="1A202C"/>
+          <w:sz w:val="21"/>
+        </w:rPr>
         <w:t>Anexo 2: Diagrama Unifilar Oficial del Tablero General TD (Norma DGE / MEM)</w:t>
-        <w:br/>
+      </w:r>
+    </w:p>
+    <w:p>
+      <w:pPr>
+        <w:spacing w:line="300" w:lineRule="auto" w:after="120"/>
+        <w:jc w:val="both"/>
+      </w:pPr>
+      <w:r>
+        <w:rPr>
+          <w:rFonts w:ascii="Arial" w:hAnsi="Arial"/>
+          <w:b w:val="0"/>
+          <w:i w:val="0"/>
+          <w:color w:val="1A202C"/>
+          <w:sz w:val="21"/>
+        </w:rPr>
         <w:t>Anexo 3: Fichas Técnicas de Conductores LSZH NH-80 e Interruptores Diferenciales ID 30mA</w:t>
-        <w:br/>
+      </w:r>
+    </w:p>
+    <w:p>
+      <w:pPr>
+        <w:spacing w:line="300" w:lineRule="auto" w:after="120"/>
+        <w:jc w:val="both"/>
+      </w:pPr>
+      <w:r>
+        <w:rPr>
+          <w:rFonts w:ascii="Arial" w:hAnsi="Arial"/>
+          <w:b w:val="0"/>
+          <w:i w:val="0"/>
+          <w:color w:val="1A202C"/>
+          <w:sz w:val="21"/>
+        </w:rPr>
         <w:t>Anexo 4: Protocolo de Pruebas de Resistencia de Aislamiento y Medición Megóhmetro</w:t>
       </w:r>
     </w:p>
@@ -738,46 +2390,87 @@
     </w:p>
     <w:p>
       <w:pPr>
-        <w:spacing w:after="200"/>
+        <w:spacing w:before="280" w:after="120"/>
+        <w:jc w:val="center"/>
       </w:pPr>
       <w:r>
         <w:rPr>
           <w:rFonts w:ascii="Arial" w:hAnsi="Arial"/>
           <w:b/>
+          <w:i w:val="0"/>
           <w:color w:val="0F2043"/>
-          <w:sz w:val="26"/>
+          <w:sz w:val="28"/>
         </w:rPr>
         <w:t>I. MEMORIA DESCRIPTIVA EXHAUSTIVA</w:t>
       </w:r>
     </w:p>
     <w:p>
       <w:pPr>
-        <w:spacing w:line="276" w:lineRule="auto" w:after="120"/>
+        <w:spacing w:before="280" w:after="120"/>
+        <w:jc w:val="left"/>
+      </w:pPr>
+      <w:r>
+        <w:rPr>
+          <w:rFonts w:ascii="Arial" w:hAnsi="Arial"/>
+          <w:b/>
+          <w:i w:val="0"/>
+          <w:color w:val="184C78"/>
+          <w:sz w:val="23"/>
+        </w:rPr>
+        <w:t>1.0 OBJETIVO DEL PROYECTO Y MARCO GENERAL</w:t>
+      </w:r>
+    </w:p>
+    <w:p>
+      <w:pPr>
+        <w:spacing w:line="300" w:lineRule="auto" w:after="120"/>
+        <w:ind w:firstLine="360"/>
+        <w:jc w:val="both"/>
       </w:pPr>
       <w:r>
         <w:rPr>
           <w:rFonts w:ascii="Arial" w:hAnsi="Arial"/>
           <w:b w:val="0"/>
+          <w:i w:val="0"/>
           <w:color w:val="1A202C"/>
-          <w:sz w:val="20"/>
+          <w:sz w:val="21"/>
         </w:rPr>
-        <w:t>1.0 OBJETIVO DEL PROYECTO Y MARCO GENERAL:</w:t>
+        <w:t>El presente Proyecto de Instalaciones Eléctricas Interiores corresponde a la Edificación de una Vivienda Unifamiliar de tres niveles (Primer Piso, Segundo Piso y Azotea), de propiedad de CHARAJA MAMANI DIEGO JEFFERSON (Código de estudiante 214254), elaborado para la asignatura de Instalaciones Eléctricas dictada por el Ing. VILLANUEVA CORNEJO MARCOS JOSE en la Escuela Profesional de Ingeniería Mecánica Eléctrica de la Facultad de Ingeniería Mecánica Eléctrica de la UNAP.</w:t>
         <w:br/>
-        <w:t>El presente Proyecto de Instalaciones Eléctricas Interiores corresponde a la Edificación de una Vivienda Unifamiliar de tres niveles (Primer Piso, Segundo Piso y Azotea), de propiedad de CHARAJA MAMANI DIEGO JEFFERSON (Código de estudiante 214254), elaborado para la asignatura de Instalaciones Eléctricas dictada por el Ing. VILLANUEVA CORNEJO MARCOS JOSE en la Escuela Profesional de Ingeniería Mecánica Eléctrica de la UNAP.</w:t>
+        <w:br/>
+        <w:t>El objetivo fundamental del proyecto es establecer de forma analítica, rigurosa y normativa los criterios de diseño, dimensionamiento, selección de materiales, especificaciones técnicas de equipos y distribución espacial de los circuitos de fuerza, alumbrado y telecomunicaciones en Baja Tensión (220V 3Ø 60Hz). Con ello se garantiza la continuidad del suministro eléctrico, la eficiencia energética y la protección absoluta de las personas contra contactos directos e indirectos.</w:t>
       </w:r>
     </w:p>
     <w:p>
       <w:pPr>
-        <w:spacing w:line="276" w:lineRule="auto" w:after="120"/>
+        <w:spacing w:before="280" w:after="120"/>
+        <w:jc w:val="left"/>
+      </w:pPr>
+      <w:r>
+        <w:rPr>
+          <w:rFonts w:ascii="Arial" w:hAnsi="Arial"/>
+          <w:b/>
+          <w:i w:val="0"/>
+          <w:color w:val="184C78"/>
+          <w:sz w:val="23"/>
+        </w:rPr>
+        <w:t>2.0 MARCO NORMATIVO VIGENTE EN EL PERÚ</w:t>
+      </w:r>
+    </w:p>
+    <w:p>
+      <w:pPr>
+        <w:spacing w:line="300" w:lineRule="auto" w:after="120"/>
+        <w:ind w:firstLine="360"/>
+        <w:jc w:val="both"/>
       </w:pPr>
       <w:r>
         <w:rPr>
           <w:rFonts w:ascii="Arial" w:hAnsi="Arial"/>
           <w:b w:val="0"/>
+          <w:i w:val="0"/>
           <w:color w:val="1A202C"/>
-          <w:sz w:val="20"/>
+          <w:sz w:val="21"/>
         </w:rPr>
-        <w:t>2.0 MARCO NORMATIVO VIGENTE EN EL PERÚ:</w:t>
+        <w:t>Toda la formulación técnica, especificación de materiales y memoria de cálculo se fundamenta en las siguientes leyes y reglamentos del Perú:</w:t>
         <w:br/>
         <w:t>• Código Nacional de Electricidad - Utilización (CNE-U, R.M. 037-2006-MEM/DM).</w:t>
         <w:br/>
@@ -795,29 +2488,52 @@
     </w:p>
     <w:p>
       <w:pPr>
-        <w:spacing w:after="200"/>
+        <w:spacing w:before="280" w:after="120"/>
+        <w:jc w:val="center"/>
       </w:pPr>
       <w:r>
         <w:rPr>
           <w:rFonts w:ascii="Arial" w:hAnsi="Arial"/>
           <w:b/>
+          <w:i w:val="0"/>
           <w:color w:val="0F2043"/>
-          <w:sz w:val="26"/>
+          <w:sz w:val="28"/>
         </w:rPr>
         <w:t>3.0 ALCANCES DEL PROYECTO DE INSTALACIONES ELÉCTRICAS</w:t>
       </w:r>
     </w:p>
     <w:p>
       <w:pPr>
-        <w:spacing w:line="276" w:lineRule="auto" w:after="120"/>
+        <w:spacing w:before="280" w:after="120"/>
+        <w:jc w:val="left"/>
+      </w:pPr>
+      <w:r>
+        <w:rPr>
+          <w:rFonts w:ascii="Arial" w:hAnsi="Arial"/>
+          <w:b/>
+          <w:i w:val="0"/>
+          <w:color w:val="184C78"/>
+          <w:sz w:val="23"/>
+        </w:rPr>
+        <w:t>3.1 DESGLOSE DE REDES PROYECTADAS</w:t>
+      </w:r>
+    </w:p>
+    <w:p>
+      <w:pPr>
+        <w:spacing w:line="300" w:lineRule="auto" w:after="120"/>
+        <w:ind w:firstLine="360"/>
+        <w:jc w:val="both"/>
       </w:pPr>
       <w:r>
         <w:rPr>
           <w:rFonts w:ascii="Arial" w:hAnsi="Arial"/>
           <w:b w:val="0"/>
+          <w:i w:val="0"/>
           <w:color w:val="1A202C"/>
-          <w:sz w:val="20"/>
+          <w:sz w:val="21"/>
         </w:rPr>
+        <w:t>La ingeniería desarrollada comprende el diseño integral de las redes eléctricas de Baja Tensión y los ductos de corrientes débiles desde el punto de entrega de la concesionaria hasta la última salida receptora:</w:t>
+        <w:br/>
         <w:t>1. Suministro Eléctrico y Acometida: Conexión trifásica a red secundaria de Electro Puno S.A.A.</w:t>
         <w:br/>
         <w:t>2. Alimentador Principal: Cable Cero Halógenos 3-1x10 mm² NH-80 en PVC-P 25 mmØ.</w:t>
@@ -836,36 +2552,117 @@
     </w:p>
     <w:p>
       <w:pPr>
-        <w:spacing w:after="200"/>
+        <w:spacing w:before="280" w:after="120"/>
+        <w:jc w:val="center"/>
       </w:pPr>
       <w:r>
         <w:rPr>
           <w:rFonts w:ascii="Arial" w:hAnsi="Arial"/>
           <w:b/>
+          <w:i w:val="0"/>
           <w:color w:val="0F2043"/>
-          <w:sz w:val="26"/>
+          <w:sz w:val="28"/>
         </w:rPr>
         <w:t>4.0 DESCRIPCIÓN ARQUITECTÓNICA Y DISTRIBUCIÓN DETALLADA</w:t>
       </w:r>
     </w:p>
     <w:p>
       <w:pPr>
-        <w:spacing w:line="276" w:lineRule="auto" w:after="120"/>
+        <w:spacing w:before="280" w:after="120"/>
+        <w:jc w:val="left"/>
+      </w:pPr>
+      <w:r>
+        <w:rPr>
+          <w:rFonts w:ascii="Arial" w:hAnsi="Arial"/>
+          <w:b/>
+          <w:i w:val="0"/>
+          <w:color w:val="184C78"/>
+          <w:sz w:val="23"/>
+        </w:rPr>
+        <w:t>4.1 PRIMER PISO (90.00 m²)</w:t>
+      </w:r>
+    </w:p>
+    <w:p>
+      <w:pPr>
+        <w:spacing w:line="300" w:lineRule="auto" w:after="120"/>
+        <w:ind w:firstLine="360"/>
+        <w:jc w:val="both"/>
       </w:pPr>
       <w:r>
         <w:rPr>
           <w:rFonts w:ascii="Arial" w:hAnsi="Arial"/>
           <w:b w:val="0"/>
+          <w:i w:val="0"/>
           <w:color w:val="1A202C"/>
-          <w:sz w:val="20"/>
+          <w:sz w:val="21"/>
         </w:rPr>
-        <w:t>4.1 Primer Piso (90.00 m²): Sala-Comedor, Estar, Cocina, Dormitorio 1, Hall (TD), S.H. 1, Cisterna/Bomba, Patio.</w:t>
-        <w:br/>
-        <w:t>4.2 Segundo Piso (85.00 m²): Dormitorio Principal + S.H., Dormitorios 2, 3, 4, S.H. Común, Hall 2do Piso.</w:t>
-        <w:br/>
-        <w:t>4.3 Azotea (45.00 m²): Lavandería techada, Depósito, Tendedero al aire libre, S.H. Azotea.</w:t>
-        <w:br/>
-        <w:t>4.4 Área Techada Construida Acumulada Total: 220.00 m².</w:t>
+        <w:t>Comprende la zona de acceso peatonal y vehicular. Ambientes: Sala-Comedor (35 m²), Estar (15 m²), Cocina Principal (12 m² con salida trifásica C-3 6kW), Dormitorio 1 (14 m²), Hall TD (4 m² con Tablero General), S.H. 1 (4 m²), Patio y Cisterna/Bomba (6 m²).</w:t>
+      </w:r>
+    </w:p>
+    <w:p>
+      <w:pPr>
+        <w:spacing w:before="280" w:after="120"/>
+        <w:jc w:val="left"/>
+      </w:pPr>
+      <w:r>
+        <w:rPr>
+          <w:rFonts w:ascii="Arial" w:hAnsi="Arial"/>
+          <w:b/>
+          <w:i w:val="0"/>
+          <w:color w:val="184C78"/>
+          <w:sz w:val="23"/>
+        </w:rPr>
+        <w:t>4.2 SEGUNDO PISO (85.00 m²)</w:t>
+      </w:r>
+    </w:p>
+    <w:p>
+      <w:pPr>
+        <w:spacing w:line="300" w:lineRule="auto" w:after="120"/>
+        <w:ind w:firstLine="360"/>
+        <w:jc w:val="both"/>
+      </w:pPr>
+      <w:r>
+        <w:rPr>
+          <w:rFonts w:ascii="Arial" w:hAnsi="Arial"/>
+          <w:b w:val="0"/>
+          <w:i w:val="0"/>
+          <w:color w:val="1A202C"/>
+          <w:sz w:val="21"/>
+        </w:rPr>
+        <w:t>Comprende la zona íntima de descanso: Dormitorio Principal (20 m²) con S.H. privado (4.5 m²), Dormitorios Secundarios 2, 3 y 4 (14 m² c/u), S.H. Común (5 m² con Terma Eléctrica C-4 1.5 kW), Hall de Distribución (7.5 m²).</w:t>
+      </w:r>
+    </w:p>
+    <w:p>
+      <w:pPr>
+        <w:spacing w:before="280" w:after="120"/>
+        <w:jc w:val="left"/>
+      </w:pPr>
+      <w:r>
+        <w:rPr>
+          <w:rFonts w:ascii="Arial" w:hAnsi="Arial"/>
+          <w:b/>
+          <w:i w:val="0"/>
+          <w:color w:val="184C78"/>
+          <w:sz w:val="23"/>
+        </w:rPr>
+        <w:t>4.3 AZOTEA (45.00 m²)</w:t>
+      </w:r>
+    </w:p>
+    <w:p>
+      <w:pPr>
+        <w:spacing w:line="300" w:lineRule="auto" w:after="120"/>
+        <w:ind w:firstLine="360"/>
+        <w:jc w:val="both"/>
+      </w:pPr>
+      <w:r>
+        <w:rPr>
+          <w:rFonts w:ascii="Arial" w:hAnsi="Arial"/>
+          <w:b w:val="0"/>
+          <w:i w:val="0"/>
+          <w:color w:val="1A202C"/>
+          <w:sz w:val="21"/>
+        </w:rPr>
+        <w:t>Comprende el nivel superior de servicios: Lavandería Techada (12 m² con salida especial C-7 2.5 kW), Depósito (10 m²), S.H. Azotea (3 m²), Tendedero al aire libre (20 m²). Área Techada Total = 220.00 m².</w:t>
       </w:r>
     </w:p>
     <w:p>
@@ -875,30 +2672,65 @@
     </w:p>
     <w:p>
       <w:pPr>
-        <w:spacing w:after="200"/>
+        <w:spacing w:before="280" w:after="120"/>
+        <w:jc w:val="center"/>
       </w:pPr>
       <w:r>
         <w:rPr>
           <w:rFonts w:ascii="Arial" w:hAnsi="Arial"/>
           <w:b/>
+          <w:i w:val="0"/>
           <w:color w:val="0F2043"/>
-          <w:sz w:val="26"/>
+          <w:sz w:val="28"/>
         </w:rPr>
         <w:t>5.0 CARACTERÍSTICAS DEL SISTEMA ELÉCTRICO Y SUMINISTRO</w:t>
       </w:r>
     </w:p>
     <w:p>
       <w:pPr>
-        <w:spacing w:line="276" w:lineRule="auto" w:after="120"/>
+        <w:spacing w:before="280" w:after="120"/>
+        <w:jc w:val="left"/>
+      </w:pPr>
+      <w:r>
+        <w:rPr>
+          <w:rFonts w:ascii="Arial" w:hAnsi="Arial"/>
+          <w:b/>
+          <w:i w:val="0"/>
+          <w:color w:val="184C78"/>
+          <w:sz w:val="23"/>
+        </w:rPr>
+        <w:t>5.1 PARÁMETROS ELECTROMECÁNICOS DEL SUMINISTRO</w:t>
+      </w:r>
+    </w:p>
+    <w:p>
+      <w:pPr>
+        <w:spacing w:line="300" w:lineRule="auto" w:after="120"/>
+        <w:ind w:firstLine="360"/>
+        <w:jc w:val="both"/>
       </w:pPr>
       <w:r>
         <w:rPr>
           <w:rFonts w:ascii="Arial" w:hAnsi="Arial"/>
           <w:b w:val="0"/>
+          <w:i w:val="0"/>
           <w:color w:val="1A202C"/>
-          <w:sz w:val="20"/>
+          <w:sz w:val="21"/>
         </w:rPr>
-        <w:t>Suministro Trifásico 220V 60Hz servido por Electro Puno S.A.A., MD = 13.50 kW, PI = 18.25 kW, In = 39.36 A, Id = 49.20 A.</w:t>
+        <w:t>• Empresa Concesionaria: Electro Puno S.A.A.</w:t>
+        <w:br/>
+        <w:t>• Tensión Nominal: 220 Voltios, Sistema Trifásico (3Ø) a 3 hilos, 60 Hz.</w:t>
+        <w:br/>
+        <w:t>• Potencia Instalada Total (PI): 18,250.00 Watts (18.25 kW).</w:t>
+        <w:br/>
+        <w:t>• Máxima Demanda Total (MD): 13,500.00 Watts (13.50 kW).</w:t>
+        <w:br/>
+        <w:t>• Factor de Potencia Asumido (cos φ): 0.90 (inductivo residencial CNE-U).</w:t>
+        <w:br/>
+        <w:t>• Corriente Nominal (In): 39.36 Amperios | Corriente de Diseño (Id): 49.20 Amperios.</w:t>
+        <w:br/>
+        <w:t>• Conductor Alimentador: 3-1x10 mm² NH-80 en PVC-P 25 mmØ.</w:t>
+        <w:br/>
+        <w:t>• Interruptor General TD: Termomagnético Tripolar 3 x 40 A (Icu = 10 kA).</w:t>
       </w:r>
     </w:p>
     <w:p>
@@ -908,44 +2740,65 @@
     </w:p>
     <w:p>
       <w:pPr>
-        <w:spacing w:after="200"/>
+        <w:spacing w:before="280" w:after="120"/>
+        <w:jc w:val="center"/>
       </w:pPr>
       <w:r>
         <w:rPr>
           <w:rFonts w:ascii="Arial" w:hAnsi="Arial"/>
           <w:b/>
+          <w:i w:val="0"/>
           <w:color w:val="0F2043"/>
-          <w:sz w:val="26"/>
+          <w:sz w:val="28"/>
         </w:rPr>
         <w:t>6.0 BASES DE CÁLCULO Y NORMATIVA DE CARGAS (CNE-U TABLA 14 Y 22)</w:t>
       </w:r>
     </w:p>
     <w:p>
       <w:pPr>
-        <w:spacing w:line="276" w:lineRule="auto" w:after="120"/>
+        <w:spacing w:before="280" w:after="120"/>
+        <w:jc w:val="left"/>
+      </w:pPr>
+      <w:r>
+        <w:rPr>
+          <w:rFonts w:ascii="Arial" w:hAnsi="Arial"/>
+          <w:b/>
+          <w:i w:val="0"/>
+          <w:color w:val="184C78"/>
+          <w:sz w:val="23"/>
+        </w:rPr>
+        <w:t>6.1 EVALUACIÓN PASO A PASO DE MÁXIMA DEMANDA</w:t>
+      </w:r>
+    </w:p>
+    <w:p>
+      <w:pPr>
+        <w:spacing w:line="300" w:lineRule="auto" w:after="120"/>
+        <w:ind w:firstLine="360"/>
+        <w:jc w:val="both"/>
       </w:pPr>
       <w:r>
         <w:rPr>
           <w:rFonts w:ascii="Arial" w:hAnsi="Arial"/>
           <w:b w:val="0"/>
+          <w:i w:val="0"/>
           <w:color w:val="1A202C"/>
-          <w:sz w:val="20"/>
+          <w:sz w:val="21"/>
         </w:rPr>
-        <w:t>C-1: Alum. y Tomac. 1er Piso (90 m²) -&gt; MD = 2,500 W (FS = 1.00)</w:t>
+        <w:t>C-1: Alumbrado y Tomacorrientes 1er Piso (90 m²) -&gt; MD = 2,500 W (FS = 1.00)</w:t>
         <w:br/>
-        <w:t>C-2: Alum. y Tomac. 2do Piso y Azotea (130 m²) -&gt; MD = 700 W (FS = 0.35)</w:t>
+        <w:t>C-2: Área Adicional 2do Piso y Azotea (130 m²) -&gt; MD = 700 W (FS = 0.35)</w:t>
         <w:br/>
-        <w:t>C-3: Cocina Eléctrica 3Ø 6.0 kW -&gt; MD = 4,800 W (FS = 0.80)</w:t>
+        <w:t>C-3: Cocina Eléctrica 3Ø (6.0 kW) -&gt; MD = 4,800 W (FS = 0.80 según Tabla 22 CNE-U)</w:t>
         <w:br/>
-        <w:t>C-4: Terma Eléctrica 1.5 kW -&gt; MD = 1,500 W (FS = 1.00)</w:t>
+        <w:t>C-4: Terma Eléctrica (1.5 kW) -&gt; MD = 1,500 W (FS = 1.00)</w:t>
         <w:br/>
-        <w:t>C-5: Electrobomba de Agua 0.75 HP -&gt; MD = 750 W (FS = 1.00)</w:t>
+        <w:t>C-5: Electrobomba de Agua (0.75 HP) -&gt; MD = 750 W (FS = 1.00)</w:t>
         <w:br/>
         <w:t>C-6: Tomacorrientes Cocina Artefactos -&gt; MD = 750 W (FS = 0.50)</w:t>
         <w:br/>
-        <w:t>C-7: Lavadora y Secadora 2.5 kW -&gt; MD = 1,750 W (FS = 0.70)</w:t>
+        <w:t>C-7: Lavadora y Secadora de Ropa (2.5 kW) -&gt; MD = 1,750 W (FS = 0.70)</w:t>
         <w:br/>
-        <w:t>C-8: Reserva Especial -&gt; MD = 750 W (FS = 0.50)</w:t>
+        <w:t>C-8: Reserva Especial del Tablero -&gt; MD = 750 W (FS = 0.50)</w:t>
       </w:r>
     </w:p>
     <w:p>
@@ -955,30 +2808,1436 @@
     </w:p>
     <w:p>
       <w:pPr>
-        <w:spacing w:after="200"/>
+        <w:spacing w:before="280" w:after="120"/>
+        <w:jc w:val="center"/>
       </w:pPr>
       <w:r>
         <w:rPr>
           <w:rFonts w:ascii="Arial" w:hAnsi="Arial"/>
           <w:b/>
+          <w:i w:val="0"/>
           <w:color w:val="0F2043"/>
-          <w:sz w:val="26"/>
+          <w:sz w:val="28"/>
         </w:rPr>
         <w:t>7.0 CUADRO OFICIAL DE CARGAS Y MÁXIMA DEMANDA</w:t>
       </w:r>
     </w:p>
     <w:p>
       <w:pPr>
-        <w:spacing w:line="276" w:lineRule="auto" w:after="120"/>
+        <w:spacing w:before="280" w:after="120"/>
+        <w:jc w:val="left"/>
+      </w:pPr>
+      <w:r>
+        <w:rPr>
+          <w:rFonts w:ascii="Arial" w:hAnsi="Arial"/>
+          <w:b/>
+          <w:i w:val="0"/>
+          <w:color w:val="184C78"/>
+          <w:sz w:val="23"/>
+        </w:rPr>
+        <w:t>7.1 CONSOLIDADO OFICIAL DE CARGAS</w:t>
+      </w:r>
+    </w:p>
+    <w:tbl>
+      <w:tblPr>
+        <w:tblW w:type="auto" w:w="0"/>
+        <w:jc w:val="center"/>
+        <w:tblLook w:firstColumn="1" w:firstRow="1" w:lastColumn="0" w:lastRow="0" w:noHBand="0" w:noVBand="1" w:val="04A0"/>
+      </w:tblPr>
+      <w:tblGrid>
+        <w:gridCol w:w="1933"/>
+        <w:gridCol w:w="1933"/>
+        <w:gridCol w:w="1933"/>
+        <w:gridCol w:w="1933"/>
+        <w:gridCol w:w="1933"/>
+      </w:tblGrid>
+      <w:tr>
+        <w:tc>
+          <w:tcPr>
+            <w:tcW w:type="dxa" w:w="1933"/>
+            <w:shd w:fill="0F2043"/>
+            <w:tcMar>
+              <w:top w:w="100" w:type="dxa"/>
+              <w:bottom w:w="100" w:type="dxa"/>
+              <w:left w:w="150" w:type="dxa"/>
+              <w:right w:w="150" w:type="dxa"/>
+            </w:tcMar>
+          </w:tcPr>
+          <w:p>
+            <w:pPr>
+              <w:jc w:val="center"/>
+            </w:pPr>
+            <w:r>
+              <w:rPr>
+                <w:rFonts w:ascii="Arial" w:hAnsi="Arial"/>
+                <w:b/>
+                <w:i w:val="0"/>
+                <w:color w:val="FFFFFF"/>
+                <w:sz w:val="19"/>
+              </w:rPr>
+              <w:t>Circuito</w:t>
+            </w:r>
+          </w:p>
+        </w:tc>
+        <w:tc>
+          <w:tcPr>
+            <w:tcW w:type="dxa" w:w="1933"/>
+            <w:shd w:fill="0F2043"/>
+            <w:tcMar>
+              <w:top w:w="100" w:type="dxa"/>
+              <w:bottom w:w="100" w:type="dxa"/>
+              <w:left w:w="150" w:type="dxa"/>
+              <w:right w:w="150" w:type="dxa"/>
+            </w:tcMar>
+          </w:tcPr>
+          <w:p>
+            <w:pPr>
+              <w:jc w:val="center"/>
+            </w:pPr>
+            <w:r>
+              <w:rPr>
+                <w:rFonts w:ascii="Arial" w:hAnsi="Arial"/>
+                <w:b/>
+                <w:i w:val="0"/>
+                <w:color w:val="FFFFFF"/>
+                <w:sz w:val="19"/>
+              </w:rPr>
+              <w:t>Descripción de la Cargas / Ubicación</w:t>
+            </w:r>
+          </w:p>
+        </w:tc>
+        <w:tc>
+          <w:tcPr>
+            <w:tcW w:type="dxa" w:w="1933"/>
+            <w:shd w:fill="0F2043"/>
+            <w:tcMar>
+              <w:top w:w="100" w:type="dxa"/>
+              <w:bottom w:w="100" w:type="dxa"/>
+              <w:left w:w="150" w:type="dxa"/>
+              <w:right w:w="150" w:type="dxa"/>
+            </w:tcMar>
+          </w:tcPr>
+          <w:p>
+            <w:pPr>
+              <w:jc w:val="center"/>
+            </w:pPr>
+            <w:r>
+              <w:rPr>
+                <w:rFonts w:ascii="Arial" w:hAnsi="Arial"/>
+                <w:b/>
+                <w:i w:val="0"/>
+                <w:color w:val="FFFFFF"/>
+                <w:sz w:val="19"/>
+              </w:rPr>
+              <w:t>PI (W)</w:t>
+            </w:r>
+          </w:p>
+        </w:tc>
+        <w:tc>
+          <w:tcPr>
+            <w:tcW w:type="dxa" w:w="1933"/>
+            <w:shd w:fill="0F2043"/>
+            <w:tcMar>
+              <w:top w:w="100" w:type="dxa"/>
+              <w:bottom w:w="100" w:type="dxa"/>
+              <w:left w:w="150" w:type="dxa"/>
+              <w:right w:w="150" w:type="dxa"/>
+            </w:tcMar>
+          </w:tcPr>
+          <w:p>
+            <w:pPr>
+              <w:jc w:val="center"/>
+            </w:pPr>
+            <w:r>
+              <w:rPr>
+                <w:rFonts w:ascii="Arial" w:hAnsi="Arial"/>
+                <w:b/>
+                <w:i w:val="0"/>
+                <w:color w:val="FFFFFF"/>
+                <w:sz w:val="19"/>
+              </w:rPr>
+              <w:t>FS</w:t>
+            </w:r>
+          </w:p>
+        </w:tc>
+        <w:tc>
+          <w:tcPr>
+            <w:tcW w:type="dxa" w:w="1933"/>
+            <w:shd w:fill="0F2043"/>
+            <w:tcMar>
+              <w:top w:w="100" w:type="dxa"/>
+              <w:bottom w:w="100" w:type="dxa"/>
+              <w:left w:w="150" w:type="dxa"/>
+              <w:right w:w="150" w:type="dxa"/>
+            </w:tcMar>
+          </w:tcPr>
+          <w:p>
+            <w:pPr>
+              <w:jc w:val="center"/>
+            </w:pPr>
+            <w:r>
+              <w:rPr>
+                <w:rFonts w:ascii="Arial" w:hAnsi="Arial"/>
+                <w:b/>
+                <w:i w:val="0"/>
+                <w:color w:val="FFFFFF"/>
+                <w:sz w:val="19"/>
+              </w:rPr>
+              <w:t>MD (W)</w:t>
+            </w:r>
+          </w:p>
+        </w:tc>
+      </w:tr>
+      <w:tr>
+        <w:tc>
+          <w:tcPr>
+            <w:tcW w:type="dxa" w:w="1933"/>
+            <w:shd w:fill="FFFFFF"/>
+            <w:tcMar>
+              <w:top w:w="80" w:type="dxa"/>
+              <w:bottom w:w="80" w:type="dxa"/>
+              <w:left w:w="120" w:type="dxa"/>
+              <w:right w:w="120" w:type="dxa"/>
+            </w:tcMar>
+          </w:tcPr>
+          <w:p>
+            <w:pPr>
+              <w:jc w:val="left"/>
+            </w:pPr>
+            <w:r>
+              <w:rPr>
+                <w:rFonts w:ascii="Arial" w:hAnsi="Arial"/>
+                <w:b/>
+                <w:i w:val="0"/>
+                <w:color w:val="1A202C"/>
+                <w:sz w:val="18"/>
+              </w:rPr>
+              <w:t>C-1</w:t>
+            </w:r>
+          </w:p>
+        </w:tc>
+        <w:tc>
+          <w:tcPr>
+            <w:tcW w:type="dxa" w:w="1933"/>
+            <w:shd w:fill="FFFFFF"/>
+            <w:tcMar>
+              <w:top w:w="80" w:type="dxa"/>
+              <w:bottom w:w="80" w:type="dxa"/>
+              <w:left w:w="120" w:type="dxa"/>
+              <w:right w:w="120" w:type="dxa"/>
+            </w:tcMar>
+          </w:tcPr>
+          <w:p>
+            <w:pPr>
+              <w:jc w:val="left"/>
+            </w:pPr>
+            <w:r>
+              <w:rPr>
+                <w:rFonts w:ascii="Arial" w:hAnsi="Arial"/>
+                <w:b w:val="0"/>
+                <w:i w:val="0"/>
+                <w:color w:val="1A202C"/>
+                <w:sz w:val="18"/>
+              </w:rPr>
+              <w:t>Alumbrado y Tomacorrientes Generales (Primeros 90 m²)</w:t>
+            </w:r>
+          </w:p>
+        </w:tc>
+        <w:tc>
+          <w:tcPr>
+            <w:tcW w:type="dxa" w:w="1933"/>
+            <w:shd w:fill="FFFFFF"/>
+            <w:tcMar>
+              <w:top w:w="80" w:type="dxa"/>
+              <w:bottom w:w="80" w:type="dxa"/>
+              <w:left w:w="120" w:type="dxa"/>
+              <w:right w:w="120" w:type="dxa"/>
+            </w:tcMar>
+          </w:tcPr>
+          <w:p>
+            <w:pPr>
+              <w:jc w:val="center"/>
+            </w:pPr>
+            <w:r>
+              <w:rPr>
+                <w:rFonts w:ascii="Arial" w:hAnsi="Arial"/>
+                <w:b w:val="0"/>
+                <w:i w:val="0"/>
+                <w:color w:val="1A202C"/>
+                <w:sz w:val="18"/>
+              </w:rPr>
+              <w:t>2,500</w:t>
+            </w:r>
+          </w:p>
+        </w:tc>
+        <w:tc>
+          <w:tcPr>
+            <w:tcW w:type="dxa" w:w="1933"/>
+            <w:shd w:fill="FFFFFF"/>
+            <w:tcMar>
+              <w:top w:w="80" w:type="dxa"/>
+              <w:bottom w:w="80" w:type="dxa"/>
+              <w:left w:w="120" w:type="dxa"/>
+              <w:right w:w="120" w:type="dxa"/>
+            </w:tcMar>
+          </w:tcPr>
+          <w:p>
+            <w:pPr>
+              <w:jc w:val="center"/>
+            </w:pPr>
+            <w:r>
+              <w:rPr>
+                <w:rFonts w:ascii="Arial" w:hAnsi="Arial"/>
+                <w:b w:val="0"/>
+                <w:i w:val="0"/>
+                <w:color w:val="1A202C"/>
+                <w:sz w:val="18"/>
+              </w:rPr>
+              <w:t>1.00</w:t>
+            </w:r>
+          </w:p>
+        </w:tc>
+        <w:tc>
+          <w:tcPr>
+            <w:tcW w:type="dxa" w:w="1933"/>
+            <w:shd w:fill="FFFFFF"/>
+            <w:tcMar>
+              <w:top w:w="80" w:type="dxa"/>
+              <w:bottom w:w="80" w:type="dxa"/>
+              <w:left w:w="120" w:type="dxa"/>
+              <w:right w:w="120" w:type="dxa"/>
+            </w:tcMar>
+          </w:tcPr>
+          <w:p>
+            <w:pPr>
+              <w:jc w:val="left"/>
+            </w:pPr>
+            <w:r>
+              <w:rPr>
+                <w:rFonts w:ascii="Arial" w:hAnsi="Arial"/>
+                <w:b w:val="0"/>
+                <w:i w:val="0"/>
+                <w:color w:val="1A202C"/>
+                <w:sz w:val="18"/>
+              </w:rPr>
+              <w:t>2,500</w:t>
+            </w:r>
+          </w:p>
+        </w:tc>
+      </w:tr>
+      <w:tr>
+        <w:tc>
+          <w:tcPr>
+            <w:tcW w:type="dxa" w:w="1933"/>
+            <w:shd w:fill="F7FAFC"/>
+            <w:tcMar>
+              <w:top w:w="80" w:type="dxa"/>
+              <w:bottom w:w="80" w:type="dxa"/>
+              <w:left w:w="120" w:type="dxa"/>
+              <w:right w:w="120" w:type="dxa"/>
+            </w:tcMar>
+          </w:tcPr>
+          <w:p>
+            <w:pPr>
+              <w:jc w:val="left"/>
+            </w:pPr>
+            <w:r>
+              <w:rPr>
+                <w:rFonts w:ascii="Arial" w:hAnsi="Arial"/>
+                <w:b/>
+                <w:i w:val="0"/>
+                <w:color w:val="1A202C"/>
+                <w:sz w:val="18"/>
+              </w:rPr>
+              <w:t>C-2</w:t>
+            </w:r>
+          </w:p>
+        </w:tc>
+        <w:tc>
+          <w:tcPr>
+            <w:tcW w:type="dxa" w:w="1933"/>
+            <w:shd w:fill="F7FAFC"/>
+            <w:tcMar>
+              <w:top w:w="80" w:type="dxa"/>
+              <w:bottom w:w="80" w:type="dxa"/>
+              <w:left w:w="120" w:type="dxa"/>
+              <w:right w:w="120" w:type="dxa"/>
+            </w:tcMar>
+          </w:tcPr>
+          <w:p>
+            <w:pPr>
+              <w:jc w:val="left"/>
+            </w:pPr>
+            <w:r>
+              <w:rPr>
+                <w:rFonts w:ascii="Arial" w:hAnsi="Arial"/>
+                <w:b w:val="0"/>
+                <w:i w:val="0"/>
+                <w:color w:val="1A202C"/>
+                <w:sz w:val="18"/>
+              </w:rPr>
+              <w:t>Alumbrado y Tomacorrientes Generales (Área Adicional)</w:t>
+            </w:r>
+          </w:p>
+        </w:tc>
+        <w:tc>
+          <w:tcPr>
+            <w:tcW w:type="dxa" w:w="1933"/>
+            <w:shd w:fill="F7FAFC"/>
+            <w:tcMar>
+              <w:top w:w="80" w:type="dxa"/>
+              <w:bottom w:w="80" w:type="dxa"/>
+              <w:left w:w="120" w:type="dxa"/>
+              <w:right w:w="120" w:type="dxa"/>
+            </w:tcMar>
+          </w:tcPr>
+          <w:p>
+            <w:pPr>
+              <w:jc w:val="center"/>
+            </w:pPr>
+            <w:r>
+              <w:rPr>
+                <w:rFonts w:ascii="Arial" w:hAnsi="Arial"/>
+                <w:b w:val="0"/>
+                <w:i w:val="0"/>
+                <w:color w:val="1A202C"/>
+                <w:sz w:val="18"/>
+              </w:rPr>
+              <w:t>2,000</w:t>
+            </w:r>
+          </w:p>
+        </w:tc>
+        <w:tc>
+          <w:tcPr>
+            <w:tcW w:type="dxa" w:w="1933"/>
+            <w:shd w:fill="F7FAFC"/>
+            <w:tcMar>
+              <w:top w:w="80" w:type="dxa"/>
+              <w:bottom w:w="80" w:type="dxa"/>
+              <w:left w:w="120" w:type="dxa"/>
+              <w:right w:w="120" w:type="dxa"/>
+            </w:tcMar>
+          </w:tcPr>
+          <w:p>
+            <w:pPr>
+              <w:jc w:val="center"/>
+            </w:pPr>
+            <w:r>
+              <w:rPr>
+                <w:rFonts w:ascii="Arial" w:hAnsi="Arial"/>
+                <w:b w:val="0"/>
+                <w:i w:val="0"/>
+                <w:color w:val="1A202C"/>
+                <w:sz w:val="18"/>
+              </w:rPr>
+              <w:t>0.35</w:t>
+            </w:r>
+          </w:p>
+        </w:tc>
+        <w:tc>
+          <w:tcPr>
+            <w:tcW w:type="dxa" w:w="1933"/>
+            <w:shd w:fill="F7FAFC"/>
+            <w:tcMar>
+              <w:top w:w="80" w:type="dxa"/>
+              <w:bottom w:w="80" w:type="dxa"/>
+              <w:left w:w="120" w:type="dxa"/>
+              <w:right w:w="120" w:type="dxa"/>
+            </w:tcMar>
+          </w:tcPr>
+          <w:p>
+            <w:pPr>
+              <w:jc w:val="left"/>
+            </w:pPr>
+            <w:r>
+              <w:rPr>
+                <w:rFonts w:ascii="Arial" w:hAnsi="Arial"/>
+                <w:b w:val="0"/>
+                <w:i w:val="0"/>
+                <w:color w:val="1A202C"/>
+                <w:sz w:val="18"/>
+              </w:rPr>
+              <w:t>700</w:t>
+            </w:r>
+          </w:p>
+        </w:tc>
+      </w:tr>
+      <w:tr>
+        <w:tc>
+          <w:tcPr>
+            <w:tcW w:type="dxa" w:w="1933"/>
+            <w:shd w:fill="FFFFFF"/>
+            <w:tcMar>
+              <w:top w:w="80" w:type="dxa"/>
+              <w:bottom w:w="80" w:type="dxa"/>
+              <w:left w:w="120" w:type="dxa"/>
+              <w:right w:w="120" w:type="dxa"/>
+            </w:tcMar>
+          </w:tcPr>
+          <w:p>
+            <w:pPr>
+              <w:jc w:val="left"/>
+            </w:pPr>
+            <w:r>
+              <w:rPr>
+                <w:rFonts w:ascii="Arial" w:hAnsi="Arial"/>
+                <w:b/>
+                <w:i w:val="0"/>
+                <w:color w:val="1A202C"/>
+                <w:sz w:val="18"/>
+              </w:rPr>
+              <w:t>C-3</w:t>
+            </w:r>
+          </w:p>
+        </w:tc>
+        <w:tc>
+          <w:tcPr>
+            <w:tcW w:type="dxa" w:w="1933"/>
+            <w:shd w:fill="FFFFFF"/>
+            <w:tcMar>
+              <w:top w:w="80" w:type="dxa"/>
+              <w:bottom w:w="80" w:type="dxa"/>
+              <w:left w:w="120" w:type="dxa"/>
+              <w:right w:w="120" w:type="dxa"/>
+            </w:tcMar>
+          </w:tcPr>
+          <w:p>
+            <w:pPr>
+              <w:jc w:val="left"/>
+            </w:pPr>
+            <w:r>
+              <w:rPr>
+                <w:rFonts w:ascii="Arial" w:hAnsi="Arial"/>
+                <w:b w:val="0"/>
+                <w:i w:val="0"/>
+                <w:color w:val="1A202C"/>
+                <w:sz w:val="18"/>
+              </w:rPr>
+              <w:t>Cocina Eléctrica (Primer Piso - Suministro Trifásico 3Ø)</w:t>
+            </w:r>
+          </w:p>
+        </w:tc>
+        <w:tc>
+          <w:tcPr>
+            <w:tcW w:type="dxa" w:w="1933"/>
+            <w:shd w:fill="FFFFFF"/>
+            <w:tcMar>
+              <w:top w:w="80" w:type="dxa"/>
+              <w:bottom w:w="80" w:type="dxa"/>
+              <w:left w:w="120" w:type="dxa"/>
+              <w:right w:w="120" w:type="dxa"/>
+            </w:tcMar>
+          </w:tcPr>
+          <w:p>
+            <w:pPr>
+              <w:jc w:val="center"/>
+            </w:pPr>
+            <w:r>
+              <w:rPr>
+                <w:rFonts w:ascii="Arial" w:hAnsi="Arial"/>
+                <w:b w:val="0"/>
+                <w:i w:val="0"/>
+                <w:color w:val="1A202C"/>
+                <w:sz w:val="18"/>
+              </w:rPr>
+              <w:t>6,000</w:t>
+            </w:r>
+          </w:p>
+        </w:tc>
+        <w:tc>
+          <w:tcPr>
+            <w:tcW w:type="dxa" w:w="1933"/>
+            <w:shd w:fill="FFFFFF"/>
+            <w:tcMar>
+              <w:top w:w="80" w:type="dxa"/>
+              <w:bottom w:w="80" w:type="dxa"/>
+              <w:left w:w="120" w:type="dxa"/>
+              <w:right w:w="120" w:type="dxa"/>
+            </w:tcMar>
+          </w:tcPr>
+          <w:p>
+            <w:pPr>
+              <w:jc w:val="center"/>
+            </w:pPr>
+            <w:r>
+              <w:rPr>
+                <w:rFonts w:ascii="Arial" w:hAnsi="Arial"/>
+                <w:b w:val="0"/>
+                <w:i w:val="0"/>
+                <w:color w:val="1A202C"/>
+                <w:sz w:val="18"/>
+              </w:rPr>
+              <w:t>0.80</w:t>
+            </w:r>
+          </w:p>
+        </w:tc>
+        <w:tc>
+          <w:tcPr>
+            <w:tcW w:type="dxa" w:w="1933"/>
+            <w:shd w:fill="FFFFFF"/>
+            <w:tcMar>
+              <w:top w:w="80" w:type="dxa"/>
+              <w:bottom w:w="80" w:type="dxa"/>
+              <w:left w:w="120" w:type="dxa"/>
+              <w:right w:w="120" w:type="dxa"/>
+            </w:tcMar>
+          </w:tcPr>
+          <w:p>
+            <w:pPr>
+              <w:jc w:val="left"/>
+            </w:pPr>
+            <w:r>
+              <w:rPr>
+                <w:rFonts w:ascii="Arial" w:hAnsi="Arial"/>
+                <w:b w:val="0"/>
+                <w:i w:val="0"/>
+                <w:color w:val="1A202C"/>
+                <w:sz w:val="18"/>
+              </w:rPr>
+              <w:t>4,800</w:t>
+            </w:r>
+          </w:p>
+        </w:tc>
+      </w:tr>
+      <w:tr>
+        <w:tc>
+          <w:tcPr>
+            <w:tcW w:type="dxa" w:w="1933"/>
+            <w:shd w:fill="F7FAFC"/>
+            <w:tcMar>
+              <w:top w:w="80" w:type="dxa"/>
+              <w:bottom w:w="80" w:type="dxa"/>
+              <w:left w:w="120" w:type="dxa"/>
+              <w:right w:w="120" w:type="dxa"/>
+            </w:tcMar>
+          </w:tcPr>
+          <w:p>
+            <w:pPr>
+              <w:jc w:val="left"/>
+            </w:pPr>
+            <w:r>
+              <w:rPr>
+                <w:rFonts w:ascii="Arial" w:hAnsi="Arial"/>
+                <w:b/>
+                <w:i w:val="0"/>
+                <w:color w:val="1A202C"/>
+                <w:sz w:val="18"/>
+              </w:rPr>
+              <w:t>C-4</w:t>
+            </w:r>
+          </w:p>
+        </w:tc>
+        <w:tc>
+          <w:tcPr>
+            <w:tcW w:type="dxa" w:w="1933"/>
+            <w:shd w:fill="F7FAFC"/>
+            <w:tcMar>
+              <w:top w:w="80" w:type="dxa"/>
+              <w:bottom w:w="80" w:type="dxa"/>
+              <w:left w:w="120" w:type="dxa"/>
+              <w:right w:w="120" w:type="dxa"/>
+            </w:tcMar>
+          </w:tcPr>
+          <w:p>
+            <w:pPr>
+              <w:jc w:val="left"/>
+            </w:pPr>
+            <w:r>
+              <w:rPr>
+                <w:rFonts w:ascii="Arial" w:hAnsi="Arial"/>
+                <w:b w:val="0"/>
+                <w:i w:val="0"/>
+                <w:color w:val="1A202C"/>
+                <w:sz w:val="18"/>
+              </w:rPr>
+              <w:t>Terma Eléctrica / Ducha (Segundo Piso)</w:t>
+            </w:r>
+          </w:p>
+        </w:tc>
+        <w:tc>
+          <w:tcPr>
+            <w:tcW w:type="dxa" w:w="1933"/>
+            <w:shd w:fill="F7FAFC"/>
+            <w:tcMar>
+              <w:top w:w="80" w:type="dxa"/>
+              <w:bottom w:w="80" w:type="dxa"/>
+              <w:left w:w="120" w:type="dxa"/>
+              <w:right w:w="120" w:type="dxa"/>
+            </w:tcMar>
+          </w:tcPr>
+          <w:p>
+            <w:pPr>
+              <w:jc w:val="center"/>
+            </w:pPr>
+            <w:r>
+              <w:rPr>
+                <w:rFonts w:ascii="Arial" w:hAnsi="Arial"/>
+                <w:b w:val="0"/>
+                <w:i w:val="0"/>
+                <w:color w:val="1A202C"/>
+                <w:sz w:val="18"/>
+              </w:rPr>
+              <w:t>1,500</w:t>
+            </w:r>
+          </w:p>
+        </w:tc>
+        <w:tc>
+          <w:tcPr>
+            <w:tcW w:type="dxa" w:w="1933"/>
+            <w:shd w:fill="F7FAFC"/>
+            <w:tcMar>
+              <w:top w:w="80" w:type="dxa"/>
+              <w:bottom w:w="80" w:type="dxa"/>
+              <w:left w:w="120" w:type="dxa"/>
+              <w:right w:w="120" w:type="dxa"/>
+            </w:tcMar>
+          </w:tcPr>
+          <w:p>
+            <w:pPr>
+              <w:jc w:val="center"/>
+            </w:pPr>
+            <w:r>
+              <w:rPr>
+                <w:rFonts w:ascii="Arial" w:hAnsi="Arial"/>
+                <w:b w:val="0"/>
+                <w:i w:val="0"/>
+                <w:color w:val="1A202C"/>
+                <w:sz w:val="18"/>
+              </w:rPr>
+              <w:t>1.00</w:t>
+            </w:r>
+          </w:p>
+        </w:tc>
+        <w:tc>
+          <w:tcPr>
+            <w:tcW w:type="dxa" w:w="1933"/>
+            <w:shd w:fill="F7FAFC"/>
+            <w:tcMar>
+              <w:top w:w="80" w:type="dxa"/>
+              <w:bottom w:w="80" w:type="dxa"/>
+              <w:left w:w="120" w:type="dxa"/>
+              <w:right w:w="120" w:type="dxa"/>
+            </w:tcMar>
+          </w:tcPr>
+          <w:p>
+            <w:pPr>
+              <w:jc w:val="left"/>
+            </w:pPr>
+            <w:r>
+              <w:rPr>
+                <w:rFonts w:ascii="Arial" w:hAnsi="Arial"/>
+                <w:b w:val="0"/>
+                <w:i w:val="0"/>
+                <w:color w:val="1A202C"/>
+                <w:sz w:val="18"/>
+              </w:rPr>
+              <w:t>1,500</w:t>
+            </w:r>
+          </w:p>
+        </w:tc>
+      </w:tr>
+      <w:tr>
+        <w:tc>
+          <w:tcPr>
+            <w:tcW w:type="dxa" w:w="1933"/>
+            <w:shd w:fill="FFFFFF"/>
+            <w:tcMar>
+              <w:top w:w="80" w:type="dxa"/>
+              <w:bottom w:w="80" w:type="dxa"/>
+              <w:left w:w="120" w:type="dxa"/>
+              <w:right w:w="120" w:type="dxa"/>
+            </w:tcMar>
+          </w:tcPr>
+          <w:p>
+            <w:pPr>
+              <w:jc w:val="left"/>
+            </w:pPr>
+            <w:r>
+              <w:rPr>
+                <w:rFonts w:ascii="Arial" w:hAnsi="Arial"/>
+                <w:b/>
+                <w:i w:val="0"/>
+                <w:color w:val="1A202C"/>
+                <w:sz w:val="18"/>
+              </w:rPr>
+              <w:t>C-5</w:t>
+            </w:r>
+          </w:p>
+        </w:tc>
+        <w:tc>
+          <w:tcPr>
+            <w:tcW w:type="dxa" w:w="1933"/>
+            <w:shd w:fill="FFFFFF"/>
+            <w:tcMar>
+              <w:top w:w="80" w:type="dxa"/>
+              <w:bottom w:w="80" w:type="dxa"/>
+              <w:left w:w="120" w:type="dxa"/>
+              <w:right w:w="120" w:type="dxa"/>
+            </w:tcMar>
+          </w:tcPr>
+          <w:p>
+            <w:pPr>
+              <w:jc w:val="left"/>
+            </w:pPr>
+            <w:r>
+              <w:rPr>
+                <w:rFonts w:ascii="Arial" w:hAnsi="Arial"/>
+                <w:b w:val="0"/>
+                <w:i w:val="0"/>
+                <w:color w:val="1A202C"/>
+                <w:sz w:val="18"/>
+              </w:rPr>
+              <w:t>Electrobomba de Agua (0.75 HP - Patio / Cisterna)</w:t>
+            </w:r>
+          </w:p>
+        </w:tc>
+        <w:tc>
+          <w:tcPr>
+            <w:tcW w:type="dxa" w:w="1933"/>
+            <w:shd w:fill="FFFFFF"/>
+            <w:tcMar>
+              <w:top w:w="80" w:type="dxa"/>
+              <w:bottom w:w="80" w:type="dxa"/>
+              <w:left w:w="120" w:type="dxa"/>
+              <w:right w:w="120" w:type="dxa"/>
+            </w:tcMar>
+          </w:tcPr>
+          <w:p>
+            <w:pPr>
+              <w:jc w:val="center"/>
+            </w:pPr>
+            <w:r>
+              <w:rPr>
+                <w:rFonts w:ascii="Arial" w:hAnsi="Arial"/>
+                <w:b w:val="0"/>
+                <w:i w:val="0"/>
+                <w:color w:val="1A202C"/>
+                <w:sz w:val="18"/>
+              </w:rPr>
+              <w:t>750</w:t>
+            </w:r>
+          </w:p>
+        </w:tc>
+        <w:tc>
+          <w:tcPr>
+            <w:tcW w:type="dxa" w:w="1933"/>
+            <w:shd w:fill="FFFFFF"/>
+            <w:tcMar>
+              <w:top w:w="80" w:type="dxa"/>
+              <w:bottom w:w="80" w:type="dxa"/>
+              <w:left w:w="120" w:type="dxa"/>
+              <w:right w:w="120" w:type="dxa"/>
+            </w:tcMar>
+          </w:tcPr>
+          <w:p>
+            <w:pPr>
+              <w:jc w:val="center"/>
+            </w:pPr>
+            <w:r>
+              <w:rPr>
+                <w:rFonts w:ascii="Arial" w:hAnsi="Arial"/>
+                <w:b w:val="0"/>
+                <w:i w:val="0"/>
+                <w:color w:val="1A202C"/>
+                <w:sz w:val="18"/>
+              </w:rPr>
+              <w:t>1.00</w:t>
+            </w:r>
+          </w:p>
+        </w:tc>
+        <w:tc>
+          <w:tcPr>
+            <w:tcW w:type="dxa" w:w="1933"/>
+            <w:shd w:fill="FFFFFF"/>
+            <w:tcMar>
+              <w:top w:w="80" w:type="dxa"/>
+              <w:bottom w:w="80" w:type="dxa"/>
+              <w:left w:w="120" w:type="dxa"/>
+              <w:right w:w="120" w:type="dxa"/>
+            </w:tcMar>
+          </w:tcPr>
+          <w:p>
+            <w:pPr>
+              <w:jc w:val="left"/>
+            </w:pPr>
+            <w:r>
+              <w:rPr>
+                <w:rFonts w:ascii="Arial" w:hAnsi="Arial"/>
+                <w:b w:val="0"/>
+                <w:i w:val="0"/>
+                <w:color w:val="1A202C"/>
+                <w:sz w:val="18"/>
+              </w:rPr>
+              <w:t>750</w:t>
+            </w:r>
+          </w:p>
+        </w:tc>
+      </w:tr>
+      <w:tr>
+        <w:tc>
+          <w:tcPr>
+            <w:tcW w:type="dxa" w:w="1933"/>
+            <w:shd w:fill="F7FAFC"/>
+            <w:tcMar>
+              <w:top w:w="80" w:type="dxa"/>
+              <w:bottom w:w="80" w:type="dxa"/>
+              <w:left w:w="120" w:type="dxa"/>
+              <w:right w:w="120" w:type="dxa"/>
+            </w:tcMar>
+          </w:tcPr>
+          <w:p>
+            <w:pPr>
+              <w:jc w:val="left"/>
+            </w:pPr>
+            <w:r>
+              <w:rPr>
+                <w:rFonts w:ascii="Arial" w:hAnsi="Arial"/>
+                <w:b/>
+                <w:i w:val="0"/>
+                <w:color w:val="1A202C"/>
+                <w:sz w:val="18"/>
+              </w:rPr>
+              <w:t>C-6</w:t>
+            </w:r>
+          </w:p>
+        </w:tc>
+        <w:tc>
+          <w:tcPr>
+            <w:tcW w:type="dxa" w:w="1933"/>
+            <w:shd w:fill="F7FAFC"/>
+            <w:tcMar>
+              <w:top w:w="80" w:type="dxa"/>
+              <w:bottom w:w="80" w:type="dxa"/>
+              <w:left w:w="120" w:type="dxa"/>
+              <w:right w:w="120" w:type="dxa"/>
+            </w:tcMar>
+          </w:tcPr>
+          <w:p>
+            <w:pPr>
+              <w:jc w:val="left"/>
+            </w:pPr>
+            <w:r>
+              <w:rPr>
+                <w:rFonts w:ascii="Arial" w:hAnsi="Arial"/>
+                <w:b w:val="0"/>
+                <w:i w:val="0"/>
+                <w:color w:val="1A202C"/>
+                <w:sz w:val="18"/>
+              </w:rPr>
+              <w:t>Tomacorrientes Especiales de Cocina (Artefactos Menores)</w:t>
+            </w:r>
+          </w:p>
+        </w:tc>
+        <w:tc>
+          <w:tcPr>
+            <w:tcW w:type="dxa" w:w="1933"/>
+            <w:shd w:fill="F7FAFC"/>
+            <w:tcMar>
+              <w:top w:w="80" w:type="dxa"/>
+              <w:bottom w:w="80" w:type="dxa"/>
+              <w:left w:w="120" w:type="dxa"/>
+              <w:right w:w="120" w:type="dxa"/>
+            </w:tcMar>
+          </w:tcPr>
+          <w:p>
+            <w:pPr>
+              <w:jc w:val="center"/>
+            </w:pPr>
+            <w:r>
+              <w:rPr>
+                <w:rFonts w:ascii="Arial" w:hAnsi="Arial"/>
+                <w:b w:val="0"/>
+                <w:i w:val="0"/>
+                <w:color w:val="1A202C"/>
+                <w:sz w:val="18"/>
+              </w:rPr>
+              <w:t>1,500</w:t>
+            </w:r>
+          </w:p>
+        </w:tc>
+        <w:tc>
+          <w:tcPr>
+            <w:tcW w:type="dxa" w:w="1933"/>
+            <w:shd w:fill="F7FAFC"/>
+            <w:tcMar>
+              <w:top w:w="80" w:type="dxa"/>
+              <w:bottom w:w="80" w:type="dxa"/>
+              <w:left w:w="120" w:type="dxa"/>
+              <w:right w:w="120" w:type="dxa"/>
+            </w:tcMar>
+          </w:tcPr>
+          <w:p>
+            <w:pPr>
+              <w:jc w:val="center"/>
+            </w:pPr>
+            <w:r>
+              <w:rPr>
+                <w:rFonts w:ascii="Arial" w:hAnsi="Arial"/>
+                <w:b w:val="0"/>
+                <w:i w:val="0"/>
+                <w:color w:val="1A202C"/>
+                <w:sz w:val="18"/>
+              </w:rPr>
+              <w:t>0.50</w:t>
+            </w:r>
+          </w:p>
+        </w:tc>
+        <w:tc>
+          <w:tcPr>
+            <w:tcW w:type="dxa" w:w="1933"/>
+            <w:shd w:fill="F7FAFC"/>
+            <w:tcMar>
+              <w:top w:w="80" w:type="dxa"/>
+              <w:bottom w:w="80" w:type="dxa"/>
+              <w:left w:w="120" w:type="dxa"/>
+              <w:right w:w="120" w:type="dxa"/>
+            </w:tcMar>
+          </w:tcPr>
+          <w:p>
+            <w:pPr>
+              <w:jc w:val="left"/>
+            </w:pPr>
+            <w:r>
+              <w:rPr>
+                <w:rFonts w:ascii="Arial" w:hAnsi="Arial"/>
+                <w:b w:val="0"/>
+                <w:i w:val="0"/>
+                <w:color w:val="1A202C"/>
+                <w:sz w:val="18"/>
+              </w:rPr>
+              <w:t>750</w:t>
+            </w:r>
+          </w:p>
+        </w:tc>
+      </w:tr>
+      <w:tr>
+        <w:tc>
+          <w:tcPr>
+            <w:tcW w:type="dxa" w:w="1933"/>
+            <w:shd w:fill="FFFFFF"/>
+            <w:tcMar>
+              <w:top w:w="80" w:type="dxa"/>
+              <w:bottom w:w="80" w:type="dxa"/>
+              <w:left w:w="120" w:type="dxa"/>
+              <w:right w:w="120" w:type="dxa"/>
+            </w:tcMar>
+          </w:tcPr>
+          <w:p>
+            <w:pPr>
+              <w:jc w:val="left"/>
+            </w:pPr>
+            <w:r>
+              <w:rPr>
+                <w:rFonts w:ascii="Arial" w:hAnsi="Arial"/>
+                <w:b/>
+                <w:i w:val="0"/>
+                <w:color w:val="1A202C"/>
+                <w:sz w:val="18"/>
+              </w:rPr>
+              <w:t>C-7</w:t>
+            </w:r>
+          </w:p>
+        </w:tc>
+        <w:tc>
+          <w:tcPr>
+            <w:tcW w:type="dxa" w:w="1933"/>
+            <w:shd w:fill="FFFFFF"/>
+            <w:tcMar>
+              <w:top w:w="80" w:type="dxa"/>
+              <w:bottom w:w="80" w:type="dxa"/>
+              <w:left w:w="120" w:type="dxa"/>
+              <w:right w:w="120" w:type="dxa"/>
+            </w:tcMar>
+          </w:tcPr>
+          <w:p>
+            <w:pPr>
+              <w:jc w:val="left"/>
+            </w:pPr>
+            <w:r>
+              <w:rPr>
+                <w:rFonts w:ascii="Arial" w:hAnsi="Arial"/>
+                <w:b w:val="0"/>
+                <w:i w:val="0"/>
+                <w:color w:val="1A202C"/>
+                <w:sz w:val="18"/>
+              </w:rPr>
+              <w:t>Lavadora y Secadora de Ropa (Azotea / Lavandería)</w:t>
+            </w:r>
+          </w:p>
+        </w:tc>
+        <w:tc>
+          <w:tcPr>
+            <w:tcW w:type="dxa" w:w="1933"/>
+            <w:shd w:fill="FFFFFF"/>
+            <w:tcMar>
+              <w:top w:w="80" w:type="dxa"/>
+              <w:bottom w:w="80" w:type="dxa"/>
+              <w:left w:w="120" w:type="dxa"/>
+              <w:right w:w="120" w:type="dxa"/>
+            </w:tcMar>
+          </w:tcPr>
+          <w:p>
+            <w:pPr>
+              <w:jc w:val="center"/>
+            </w:pPr>
+            <w:r>
+              <w:rPr>
+                <w:rFonts w:ascii="Arial" w:hAnsi="Arial"/>
+                <w:b w:val="0"/>
+                <w:i w:val="0"/>
+                <w:color w:val="1A202C"/>
+                <w:sz w:val="18"/>
+              </w:rPr>
+              <w:t>2,500</w:t>
+            </w:r>
+          </w:p>
+        </w:tc>
+        <w:tc>
+          <w:tcPr>
+            <w:tcW w:type="dxa" w:w="1933"/>
+            <w:shd w:fill="FFFFFF"/>
+            <w:tcMar>
+              <w:top w:w="80" w:type="dxa"/>
+              <w:bottom w:w="80" w:type="dxa"/>
+              <w:left w:w="120" w:type="dxa"/>
+              <w:right w:w="120" w:type="dxa"/>
+            </w:tcMar>
+          </w:tcPr>
+          <w:p>
+            <w:pPr>
+              <w:jc w:val="center"/>
+            </w:pPr>
+            <w:r>
+              <w:rPr>
+                <w:rFonts w:ascii="Arial" w:hAnsi="Arial"/>
+                <w:b w:val="0"/>
+                <w:i w:val="0"/>
+                <w:color w:val="1A202C"/>
+                <w:sz w:val="18"/>
+              </w:rPr>
+              <w:t>0.70</w:t>
+            </w:r>
+          </w:p>
+        </w:tc>
+        <w:tc>
+          <w:tcPr>
+            <w:tcW w:type="dxa" w:w="1933"/>
+            <w:shd w:fill="FFFFFF"/>
+            <w:tcMar>
+              <w:top w:w="80" w:type="dxa"/>
+              <w:bottom w:w="80" w:type="dxa"/>
+              <w:left w:w="120" w:type="dxa"/>
+              <w:right w:w="120" w:type="dxa"/>
+            </w:tcMar>
+          </w:tcPr>
+          <w:p>
+            <w:pPr>
+              <w:jc w:val="left"/>
+            </w:pPr>
+            <w:r>
+              <w:rPr>
+                <w:rFonts w:ascii="Arial" w:hAnsi="Arial"/>
+                <w:b w:val="0"/>
+                <w:i w:val="0"/>
+                <w:color w:val="1A202C"/>
+                <w:sz w:val="18"/>
+              </w:rPr>
+              <w:t>1,750</w:t>
+            </w:r>
+          </w:p>
+        </w:tc>
+      </w:tr>
+      <w:tr>
+        <w:tc>
+          <w:tcPr>
+            <w:tcW w:type="dxa" w:w="1933"/>
+            <w:shd w:fill="F7FAFC"/>
+            <w:tcMar>
+              <w:top w:w="80" w:type="dxa"/>
+              <w:bottom w:w="80" w:type="dxa"/>
+              <w:left w:w="120" w:type="dxa"/>
+              <w:right w:w="120" w:type="dxa"/>
+            </w:tcMar>
+          </w:tcPr>
+          <w:p>
+            <w:pPr>
+              <w:jc w:val="left"/>
+            </w:pPr>
+            <w:r>
+              <w:rPr>
+                <w:rFonts w:ascii="Arial" w:hAnsi="Arial"/>
+                <w:b/>
+                <w:i w:val="0"/>
+                <w:color w:val="1A202C"/>
+                <w:sz w:val="18"/>
+              </w:rPr>
+              <w:t>C-8</w:t>
+            </w:r>
+          </w:p>
+        </w:tc>
+        <w:tc>
+          <w:tcPr>
+            <w:tcW w:type="dxa" w:w="1933"/>
+            <w:shd w:fill="F7FAFC"/>
+            <w:tcMar>
+              <w:top w:w="80" w:type="dxa"/>
+              <w:bottom w:w="80" w:type="dxa"/>
+              <w:left w:w="120" w:type="dxa"/>
+              <w:right w:w="120" w:type="dxa"/>
+            </w:tcMar>
+          </w:tcPr>
+          <w:p>
+            <w:pPr>
+              <w:jc w:val="left"/>
+            </w:pPr>
+            <w:r>
+              <w:rPr>
+                <w:rFonts w:ascii="Arial" w:hAnsi="Arial"/>
+                <w:b w:val="0"/>
+                <w:i w:val="0"/>
+                <w:color w:val="1A202C"/>
+                <w:sz w:val="18"/>
+              </w:rPr>
+              <w:t>Cargas Especiales de Reserva / Ampliaciones Futuras</w:t>
+            </w:r>
+          </w:p>
+        </w:tc>
+        <w:tc>
+          <w:tcPr>
+            <w:tcW w:type="dxa" w:w="1933"/>
+            <w:shd w:fill="F7FAFC"/>
+            <w:tcMar>
+              <w:top w:w="80" w:type="dxa"/>
+              <w:bottom w:w="80" w:type="dxa"/>
+              <w:left w:w="120" w:type="dxa"/>
+              <w:right w:w="120" w:type="dxa"/>
+            </w:tcMar>
+          </w:tcPr>
+          <w:p>
+            <w:pPr>
+              <w:jc w:val="center"/>
+            </w:pPr>
+            <w:r>
+              <w:rPr>
+                <w:rFonts w:ascii="Arial" w:hAnsi="Arial"/>
+                <w:b w:val="0"/>
+                <w:i w:val="0"/>
+                <w:color w:val="1A202C"/>
+                <w:sz w:val="18"/>
+              </w:rPr>
+              <w:t>1,500</w:t>
+            </w:r>
+          </w:p>
+        </w:tc>
+        <w:tc>
+          <w:tcPr>
+            <w:tcW w:type="dxa" w:w="1933"/>
+            <w:shd w:fill="F7FAFC"/>
+            <w:tcMar>
+              <w:top w:w="80" w:type="dxa"/>
+              <w:bottom w:w="80" w:type="dxa"/>
+              <w:left w:w="120" w:type="dxa"/>
+              <w:right w:w="120" w:type="dxa"/>
+            </w:tcMar>
+          </w:tcPr>
+          <w:p>
+            <w:pPr>
+              <w:jc w:val="center"/>
+            </w:pPr>
+            <w:r>
+              <w:rPr>
+                <w:rFonts w:ascii="Arial" w:hAnsi="Arial"/>
+                <w:b w:val="0"/>
+                <w:i w:val="0"/>
+                <w:color w:val="1A202C"/>
+                <w:sz w:val="18"/>
+              </w:rPr>
+              <w:t>0.50</w:t>
+            </w:r>
+          </w:p>
+        </w:tc>
+        <w:tc>
+          <w:tcPr>
+            <w:tcW w:type="dxa" w:w="1933"/>
+            <w:shd w:fill="F7FAFC"/>
+            <w:tcMar>
+              <w:top w:w="80" w:type="dxa"/>
+              <w:bottom w:w="80" w:type="dxa"/>
+              <w:left w:w="120" w:type="dxa"/>
+              <w:right w:w="120" w:type="dxa"/>
+            </w:tcMar>
+          </w:tcPr>
+          <w:p>
+            <w:pPr>
+              <w:jc w:val="left"/>
+            </w:pPr>
+            <w:r>
+              <w:rPr>
+                <w:rFonts w:ascii="Arial" w:hAnsi="Arial"/>
+                <w:b w:val="0"/>
+                <w:i w:val="0"/>
+                <w:color w:val="1A202C"/>
+                <w:sz w:val="18"/>
+              </w:rPr>
+              <w:t>750</w:t>
+            </w:r>
+          </w:p>
+        </w:tc>
+      </w:tr>
+      <w:tr>
+        <w:tc>
+          <w:tcPr>
+            <w:tcW w:type="dxa" w:w="1933"/>
+            <w:shd w:fill="EDF2F7"/>
+            <w:tcMar>
+              <w:top w:w="80" w:type="dxa"/>
+              <w:bottom w:w="80" w:type="dxa"/>
+              <w:left w:w="120" w:type="dxa"/>
+              <w:right w:w="120" w:type="dxa"/>
+            </w:tcMar>
+          </w:tcPr>
+          <w:p>
+            <w:pPr>
+              <w:jc w:val="left"/>
+            </w:pPr>
+            <w:r>
+              <w:rPr>
+                <w:rFonts w:ascii="Arial" w:hAnsi="Arial"/>
+                <w:b/>
+                <w:i w:val="0"/>
+                <w:color w:val="1A202C"/>
+                <w:sz w:val="18"/>
+              </w:rPr>
+              <w:t>TOTALES</w:t>
+            </w:r>
+          </w:p>
+        </w:tc>
+        <w:tc>
+          <w:tcPr>
+            <w:tcW w:type="dxa" w:w="1933"/>
+            <w:shd w:fill="EDF2F7"/>
+            <w:tcMar>
+              <w:top w:w="80" w:type="dxa"/>
+              <w:bottom w:w="80" w:type="dxa"/>
+              <w:left w:w="120" w:type="dxa"/>
+              <w:right w:w="120" w:type="dxa"/>
+            </w:tcMar>
+          </w:tcPr>
+          <w:p>
+            <w:pPr>
+              <w:jc w:val="left"/>
+            </w:pPr>
+            <w:r>
+              <w:rPr>
+                <w:rFonts w:ascii="Arial" w:hAnsi="Arial"/>
+                <w:b/>
+                <w:i w:val="0"/>
+                <w:color w:val="1A202C"/>
+                <w:sz w:val="18"/>
+              </w:rPr>
+              <w:t>POTENCIA INSTALADA TOTAL Y MÁXIMA DEMANDA ADOPTADA</w:t>
+            </w:r>
+          </w:p>
+        </w:tc>
+        <w:tc>
+          <w:tcPr>
+            <w:tcW w:type="dxa" w:w="1933"/>
+            <w:shd w:fill="EDF2F7"/>
+            <w:tcMar>
+              <w:top w:w="80" w:type="dxa"/>
+              <w:bottom w:w="80" w:type="dxa"/>
+              <w:left w:w="120" w:type="dxa"/>
+              <w:right w:w="120" w:type="dxa"/>
+            </w:tcMar>
+          </w:tcPr>
+          <w:p>
+            <w:pPr>
+              <w:jc w:val="center"/>
+            </w:pPr>
+            <w:r>
+              <w:rPr>
+                <w:rFonts w:ascii="Arial" w:hAnsi="Arial"/>
+                <w:b/>
+                <w:i w:val="0"/>
+                <w:color w:val="1A202C"/>
+                <w:sz w:val="18"/>
+              </w:rPr>
+              <w:t>18,250</w:t>
+            </w:r>
+          </w:p>
+        </w:tc>
+        <w:tc>
+          <w:tcPr>
+            <w:tcW w:type="dxa" w:w="1933"/>
+            <w:shd w:fill="EDF2F7"/>
+            <w:tcMar>
+              <w:top w:w="80" w:type="dxa"/>
+              <w:bottom w:w="80" w:type="dxa"/>
+              <w:left w:w="120" w:type="dxa"/>
+              <w:right w:w="120" w:type="dxa"/>
+            </w:tcMar>
+          </w:tcPr>
+          <w:p>
+            <w:pPr>
+              <w:jc w:val="center"/>
+            </w:pPr>
+            <w:r>
+              <w:rPr>
+                <w:rFonts w:ascii="Arial" w:hAnsi="Arial"/>
+                <w:b/>
+                <w:i w:val="0"/>
+                <w:color w:val="1A202C"/>
+                <w:sz w:val="18"/>
+              </w:rPr>
+              <w:t>-</w:t>
+            </w:r>
+          </w:p>
+        </w:tc>
+        <w:tc>
+          <w:tcPr>
+            <w:tcW w:type="dxa" w:w="1933"/>
+            <w:shd w:fill="EDF2F7"/>
+            <w:tcMar>
+              <w:top w:w="80" w:type="dxa"/>
+              <w:bottom w:w="80" w:type="dxa"/>
+              <w:left w:w="120" w:type="dxa"/>
+              <w:right w:w="120" w:type="dxa"/>
+            </w:tcMar>
+          </w:tcPr>
+          <w:p>
+            <w:pPr>
+              <w:jc w:val="left"/>
+            </w:pPr>
+            <w:r>
+              <w:rPr>
+                <w:rFonts w:ascii="Arial" w:hAnsi="Arial"/>
+                <w:b/>
+                <w:i w:val="0"/>
+                <w:color w:val="1A202C"/>
+                <w:sz w:val="18"/>
+              </w:rPr>
+              <w:t>13,500</w:t>
+            </w:r>
+          </w:p>
+        </w:tc>
+      </w:tr>
+    </w:tbl>
+    <w:p/>
+    <w:p>
+      <w:pPr>
+        <w:spacing w:line="300" w:lineRule="auto" w:after="120"/>
+        <w:ind w:firstLine="360"/>
+        <w:jc w:val="both"/>
       </w:pPr>
       <w:r>
         <w:rPr>
           <w:rFonts w:ascii="Arial" w:hAnsi="Arial"/>
           <w:b w:val="0"/>
+          <w:i w:val="0"/>
           <w:color w:val="1A202C"/>
-          <w:sz w:val="20"/>
+          <w:sz w:val="21"/>
         </w:rPr>
-        <w:t>Cuadro consolidado oficial: Potencia Instalada Total = 18,250 W | Máxima Demanda Total = 13,500 W.</w:t>
+        <w:t>A continuación se muestra el Cuadro Oficial de Cargas y Máxima Demanda:</w:t>
       </w:r>
     </w:p>
     <w:p>
@@ -988,30 +4247,84 @@
     </w:p>
     <w:p>
       <w:pPr>
-        <w:spacing w:after="200"/>
+        <w:spacing w:before="280" w:after="120"/>
+        <w:jc w:val="center"/>
       </w:pPr>
       <w:r>
         <w:rPr>
           <w:rFonts w:ascii="Arial" w:hAnsi="Arial"/>
           <w:b/>
+          <w:i w:val="0"/>
           <w:color w:val="0F2043"/>
-          <w:sz w:val="26"/>
+          <w:sz w:val="28"/>
         </w:rPr>
         <w:t>8.0 UBICACIÓN DEL TABLERO GENERAL (TD) Y CENTROS DE CARGA</w:t>
       </w:r>
     </w:p>
     <w:p>
       <w:pPr>
-        <w:spacing w:line="276" w:lineRule="auto" w:after="120"/>
+        <w:spacing w:before="280" w:after="120"/>
+        <w:jc w:val="left"/>
+      </w:pPr>
+      <w:r>
+        <w:rPr>
+          <w:rFonts w:ascii="Arial" w:hAnsi="Arial"/>
+          <w:b/>
+          <w:i w:val="0"/>
+          <w:color w:val="184C78"/>
+          <w:sz w:val="23"/>
+        </w:rPr>
+        <w:t>8.1 EMPOSTRAMIENTO Y ESPACIO LIBRE DE TRABAJO</w:t>
+      </w:r>
+    </w:p>
+    <w:p>
+      <w:pPr>
+        <w:spacing w:line="300" w:lineRule="auto" w:after="120"/>
+        <w:ind w:firstLine="360"/>
+        <w:jc w:val="both"/>
       </w:pPr>
       <w:r>
         <w:rPr>
           <w:rFonts w:ascii="Arial" w:hAnsi="Arial"/>
           <w:b w:val="0"/>
+          <w:i w:val="0"/>
           <w:color w:val="1A202C"/>
-          <w:sz w:val="20"/>
+          <w:sz w:val="21"/>
         </w:rPr>
-        <w:t>Ubicado empotrado a 1.80 m N.P.T. en Hall del 1er piso. Espacio libre de trabajo &gt; 1.00 m (CNE-U 020-308).</w:t>
+        <w:t>El Tablero General TD estará ubicado en el Hall del 1er piso a 1.80 m N.P.T. Se mantiene un espacio libre de trabajo frontal de 1.00 m de profundidad conforme a la Regla 020-308 del CNE-Utilización.</w:t>
+      </w:r>
+    </w:p>
+    <w:p>
+      <w:pPr>
+        <w:spacing w:before="280" w:after="120"/>
+        <w:jc w:val="left"/>
+      </w:pPr>
+      <w:r>
+        <w:rPr>
+          <w:rFonts w:ascii="Arial" w:hAnsi="Arial"/>
+          <w:b/>
+          <w:i w:val="0"/>
+          <w:color w:val="184C78"/>
+          <w:sz w:val="23"/>
+        </w:rPr>
+        <w:t>9.0 REDES COMPLEMENTARIAS Y TELECOMUNICACIONES</w:t>
+      </w:r>
+    </w:p>
+    <w:p>
+      <w:pPr>
+        <w:spacing w:line="300" w:lineRule="auto" w:after="120"/>
+        <w:ind w:firstLine="360"/>
+        <w:jc w:val="both"/>
+      </w:pPr>
+      <w:r>
+        <w:rPr>
+          <w:rFonts w:ascii="Arial" w:hAnsi="Arial"/>
+          <w:b w:val="0"/>
+          <w:i w:val="0"/>
+          <w:color w:val="1A202C"/>
+          <w:sz w:val="21"/>
+        </w:rPr>
+        <w:t>Red de ductos PVC liviano empotrados para TV-cable, telefonía e intercomunicador exterior con abrepuerta. Distancia mínima de 30 cm con cables de fuerza.</w:t>
       </w:r>
     </w:p>
     <w:p>
@@ -1021,30 +4334,51 @@
     </w:p>
     <w:p>
       <w:pPr>
-        <w:spacing w:after="200"/>
+        <w:spacing w:before="280" w:after="120"/>
+        <w:jc w:val="center"/>
       </w:pPr>
       <w:r>
         <w:rPr>
           <w:rFonts w:ascii="Arial" w:hAnsi="Arial"/>
           <w:b/>
+          <w:i w:val="0"/>
           <w:color w:val="0F2043"/>
-          <w:sz w:val="26"/>
+          <w:sz w:val="28"/>
         </w:rPr>
         <w:t>10.0 SIMBOLOGÍA REGLAMENTARIA DGE DEL MEM</w:t>
       </w:r>
     </w:p>
     <w:p>
       <w:pPr>
-        <w:spacing w:line="276" w:lineRule="auto" w:after="120"/>
+        <w:spacing w:before="280" w:after="120"/>
+        <w:jc w:val="left"/>
+      </w:pPr>
+      <w:r>
+        <w:rPr>
+          <w:rFonts w:ascii="Arial" w:hAnsi="Arial"/>
+          <w:b/>
+          <w:i w:val="0"/>
+          <w:color w:val="184C78"/>
+          <w:sz w:val="23"/>
+        </w:rPr>
+        <w:t>10.1 SIMBOLOGÍA OFICIAL PERÚ</w:t>
+      </w:r>
+    </w:p>
+    <w:p>
+      <w:pPr>
+        <w:spacing w:line="300" w:lineRule="auto" w:after="120"/>
+        <w:ind w:firstLine="360"/>
+        <w:jc w:val="both"/>
       </w:pPr>
       <w:r>
         <w:rPr>
           <w:rFonts w:ascii="Arial" w:hAnsi="Arial"/>
           <w:b w:val="0"/>
+          <w:i w:val="0"/>
           <w:color w:val="1A202C"/>
-          <w:sz w:val="20"/>
+          <w:sz w:val="21"/>
         </w:rPr>
-        <w:t>M-1 (Caja Medición), TD (Tablero General), ITM (Termomagnético 10 kA), ID (Diferencial 30 mA), Cables NH-80.</w:t>
+        <w:t>M-1 (Caja Medición), TD (Tablero General), ITM (Interruptor Termomagnético), ID (Interruptor Diferencial 30 mA), Conductores Cero Halógenos NH-80.</w:t>
       </w:r>
     </w:p>
     <w:p>
@@ -1054,16 +4388,34 @@
     </w:p>
     <w:p>
       <w:pPr>
-        <w:spacing w:after="200"/>
+        <w:spacing w:before="280" w:after="120"/>
+        <w:jc w:val="center"/>
       </w:pPr>
       <w:r>
         <w:rPr>
           <w:rFonts w:ascii="Arial" w:hAnsi="Arial"/>
           <w:b/>
+          <w:i w:val="0"/>
           <w:color w:val="0F2043"/>
-          <w:sz w:val="26"/>
+          <w:sz w:val="28"/>
         </w:rPr>
-        <w:t>12.0 REPRODUCCIÓN Y ESQUEMA DEL PLANO DE INSTALACIONES ELÉCTRICAS (LÁMINA IE-01)</w:t>
+        <w:t>11.0 Y 12.0 REPRODUCCIÓN DEL PLANO DE INSTALACIONES ELÉCTRICAS (LÁMINA IE-01)</w:t>
+      </w:r>
+    </w:p>
+    <w:p>
+      <w:pPr>
+        <w:spacing w:before="280" w:after="120"/>
+        <w:jc w:val="left"/>
+      </w:pPr>
+      <w:r>
+        <w:rPr>
+          <w:rFonts w:ascii="Arial" w:hAnsi="Arial"/>
+          <w:b/>
+          <w:i w:val="0"/>
+          <w:color w:val="184C78"/>
+          <w:sz w:val="23"/>
+        </w:rPr>
+        <w:t>12.1 ESQUEMA ARQUITECTÓNICO DE DIEGO CHARAJA</w:t>
       </w:r>
     </w:p>
     <w:p>
@@ -1107,14 +4459,32 @@
     </w:p>
     <w:p>
       <w:pPr>
-        <w:spacing w:line="276" w:lineRule="auto" w:after="120"/>
+        <w:jc w:val="center"/>
+      </w:pPr>
+      <w:r>
+        <w:rPr>
+          <w:rFonts w:ascii="Arial" w:hAnsi="Arial"/>
+          <w:b/>
+          <w:i/>
+          <w:color w:val="4A5568"/>
+          <w:sz w:val="17"/>
+        </w:rPr>
+        <w:t>Figura 3: Reproducción y Esquema del Plano de Instalaciones Eléctricas por Niveles de Diego Charaja (Lámina IE-01, Escala 1:50)</w:t>
+      </w:r>
+    </w:p>
+    <w:p>
+      <w:pPr>
+        <w:spacing w:line="300" w:lineRule="auto" w:after="120"/>
+        <w:ind w:firstLine="360"/>
+        <w:jc w:val="both"/>
       </w:pPr>
       <w:r>
         <w:rPr>
           <w:rFonts w:ascii="Arial" w:hAnsi="Arial"/>
           <w:b w:val="0"/>
+          <w:i w:val="0"/>
           <w:color w:val="1A202C"/>
-          <w:sz w:val="20"/>
+          <w:sz w:val="21"/>
         </w:rPr>
         <w:t>Figura 3: Reproducción y Esquema del Plano de Instalaciones Eléctricas por Niveles de Diego Charaja (Lámina IE-01, Escala 1:50)</w:t>
       </w:r>
@@ -1126,36 +4496,55 @@
     </w:p>
     <w:p>
       <w:pPr>
-        <w:spacing w:after="200"/>
+        <w:spacing w:before="280" w:after="120"/>
+        <w:jc w:val="center"/>
       </w:pPr>
       <w:r>
         <w:rPr>
           <w:rFonts w:ascii="Arial" w:hAnsi="Arial"/>
           <w:b/>
+          <w:i w:val="0"/>
           <w:color w:val="0F2043"/>
-          <w:sz w:val="26"/>
+          <w:sz w:val="28"/>
         </w:rPr>
         <w:t>II. CÁLCULOS JUSTIFICATORIOS Y PLANO UNIFILAR ESTÁNDAR PERÚ</w:t>
       </w:r>
     </w:p>
     <w:p>
       <w:pPr>
-        <w:spacing w:line="276" w:lineRule="auto" w:after="120"/>
+        <w:spacing w:before="280" w:after="120"/>
+        <w:jc w:val="left"/>
+      </w:pPr>
+      <w:r>
+        <w:rPr>
+          <w:rFonts w:ascii="Arial" w:hAnsi="Arial"/>
+          <w:b/>
+          <w:i w:val="0"/>
+          <w:color w:val="184C78"/>
+          <w:sz w:val="23"/>
+        </w:rPr>
+        <w:t>2.1 CRITERIOS DE DISEÑO ELÉCTRICO</w:t>
+      </w:r>
+    </w:p>
+    <w:p>
+      <w:pPr>
+        <w:spacing w:line="300" w:lineRule="auto" w:after="120"/>
+        <w:ind w:firstLine="360"/>
+        <w:jc w:val="both"/>
       </w:pPr>
       <w:r>
         <w:rPr>
           <w:rFonts w:ascii="Arial" w:hAnsi="Arial"/>
           <w:b w:val="0"/>
+          <w:i w:val="0"/>
           <w:color w:val="1A202C"/>
-          <w:sz w:val="20"/>
+          <w:sz w:val="21"/>
         </w:rPr>
-        <w:t>2.1 CRITERIOS DE DISEÑO ELÉCTRICO:</w:t>
-        <w:br/>
         <w:t>• Ampacidad: In = 13500 / (√3 x 220 x 0.90) = 39.36 A | Id = 1.25 x In = 49.20 A (CNE-U 050-102).</w:t>
         <w:br/>
         <w:t>• Caída de Tensión: ΔV = (√3 x 39.36 x 15 x 0.0175) / 10 = 1.79 V (%ΔV = 0.81% ≤ 2.5%).</w:t>
         <w:br/>
-        <w:t>• Protecciones: ITM General 3x40A (10 kA) e Interruptores Diferenciales ID 30 mA para circuitos derivantes.</w:t>
+        <w:t>• Protecciones: ITM General 3x40A (10 kA) e Interruptores Diferenciales ID 30 mA para circuitos derivados.</w:t>
       </w:r>
     </w:p>
     <w:p>
@@ -1165,30 +4554,53 @@
     </w:p>
     <w:p>
       <w:pPr>
-        <w:spacing w:after="200"/>
+        <w:spacing w:before="280" w:after="120"/>
+        <w:jc w:val="center"/>
       </w:pPr>
       <w:r>
         <w:rPr>
           <w:rFonts w:ascii="Arial" w:hAnsi="Arial"/>
           <w:b/>
+          <w:i w:val="0"/>
           <w:color w:val="0F2043"/>
-          <w:sz w:val="26"/>
+          <w:sz w:val="28"/>
         </w:rPr>
         <w:t>2.2 SUSTENTO DETALLADO DEL ALIMENTADOR GENERAL</w:t>
       </w:r>
     </w:p>
     <w:p>
       <w:pPr>
-        <w:spacing w:line="276" w:lineRule="auto" w:after="120"/>
+        <w:spacing w:before="280" w:after="120"/>
+        <w:jc w:val="left"/>
+      </w:pPr>
+      <w:r>
+        <w:rPr>
+          <w:rFonts w:ascii="Arial" w:hAnsi="Arial"/>
+          <w:b/>
+          <w:i w:val="0"/>
+          <w:color w:val="184C78"/>
+          <w:sz w:val="23"/>
+        </w:rPr>
+        <w:t>2.2.1 MEMORIA DE CÁLCULO DEL CABLE ALIMENTADOR</w:t>
+      </w:r>
+    </w:p>
+    <w:p>
+      <w:pPr>
+        <w:spacing w:line="300" w:lineRule="auto" w:after="120"/>
+        <w:ind w:firstLine="360"/>
+        <w:jc w:val="both"/>
       </w:pPr>
       <w:r>
         <w:rPr>
           <w:rFonts w:ascii="Arial" w:hAnsi="Arial"/>
           <w:b w:val="0"/>
+          <w:i w:val="0"/>
           <w:color w:val="1A202C"/>
-          <w:sz w:val="20"/>
+          <w:sz w:val="21"/>
         </w:rPr>
-        <w:t>Cable 3-1x10 mm² NH-80 en tubo PVC-P 25 mmØ. Ampacidad 57A &gt; 49.20A | %ΔV = 0.81% ≤ 2.5% (CUMPLE).</w:t>
+        <w:t>Conductor Cero Halógenos 3-1x10 mm² NH-80 en tubo PVC-P 25 mmØ.</w:t>
+        <w:br/>
+        <w:t>Ampacidad nominal 57 A &gt; 49.20 A | Caída de tensión ΔV = 1.79 V (%ΔV = 0.81% ≤ 2.5% CNE-U). CUMPLE HOLGADAMENTE.</w:t>
       </w:r>
     </w:p>
     <w:p>
@@ -1198,16 +4610,34 @@
     </w:p>
     <w:p>
       <w:pPr>
-        <w:spacing w:after="200"/>
+        <w:spacing w:before="280" w:after="120"/>
+        <w:jc w:val="center"/>
       </w:pPr>
       <w:r>
         <w:rPr>
           <w:rFonts w:ascii="Arial" w:hAnsi="Arial"/>
           <w:b/>
+          <w:i w:val="0"/>
           <w:color w:val="0F2043"/>
-          <w:sz w:val="26"/>
+          <w:sz w:val="28"/>
         </w:rPr>
         <w:t>2.3 ESQUEMA Y ESPECIFICACIÓN DETALLADA DEL DIAGRAMA UNIFILAR (NORMA PERÚ)</w:t>
+      </w:r>
+    </w:p>
+    <w:p>
+      <w:pPr>
+        <w:spacing w:before="280" w:after="120"/>
+        <w:jc w:val="left"/>
+      </w:pPr>
+      <w:r>
+        <w:rPr>
+          <w:rFonts w:ascii="Arial" w:hAnsi="Arial"/>
+          <w:b/>
+          <w:i w:val="0"/>
+          <w:color w:val="184C78"/>
+          <w:sz w:val="23"/>
+        </w:rPr>
+        <w:t>2.3.1 DIAGRAMA UNIFILAR DEL TABLERO GENERAL TD</w:t>
       </w:r>
     </w:p>
     <w:p>
@@ -1251,14 +4681,32 @@
     </w:p>
     <w:p>
       <w:pPr>
-        <w:spacing w:line="276" w:lineRule="auto" w:after="120"/>
+        <w:jc w:val="center"/>
+      </w:pPr>
+      <w:r>
+        <w:rPr>
+          <w:rFonts w:ascii="Arial" w:hAnsi="Arial"/>
+          <w:b/>
+          <w:i/>
+          <w:color w:val="4A5568"/>
+          <w:sz w:val="17"/>
+        </w:rPr>
+        <w:t>Figura 1: Diagrama Unifilar Detallado del Tablero General TD (Conforme a Normas de Planos en Perú - DGE / MEM / CNE-U)</w:t>
+      </w:r>
+    </w:p>
+    <w:p>
+      <w:pPr>
+        <w:spacing w:line="300" w:lineRule="auto" w:after="120"/>
+        <w:ind w:firstLine="360"/>
+        <w:jc w:val="both"/>
       </w:pPr>
       <w:r>
         <w:rPr>
           <w:rFonts w:ascii="Arial" w:hAnsi="Arial"/>
           <w:b w:val="0"/>
+          <w:i w:val="0"/>
           <w:color w:val="1A202C"/>
-          <w:sz w:val="20"/>
+          <w:sz w:val="21"/>
         </w:rPr>
         <w:t>Figura 1: Diagrama Unifilar Detallado del Tablero General TD (Conforme a Normas de Planos en Perú - DGE / MEM / CNE-U)</w:t>
       </w:r>
@@ -1270,44 +4718,1787 @@
     </w:p>
     <w:p>
       <w:pPr>
-        <w:spacing w:after="200"/>
+        <w:spacing w:before="280" w:after="120"/>
+        <w:jc w:val="center"/>
       </w:pPr>
       <w:r>
         <w:rPr>
           <w:rFonts w:ascii="Arial" w:hAnsi="Arial"/>
           <w:b/>
+          <w:i w:val="0"/>
           <w:color w:val="0F2043"/>
-          <w:sz w:val="26"/>
+          <w:sz w:val="28"/>
         </w:rPr>
         <w:t>2.4 CUADRO COMPLETO DE DIMENSIONAMIENTO DE CIRCUITOS DERIVADOS</w:t>
       </w:r>
     </w:p>
     <w:p>
       <w:pPr>
-        <w:spacing w:line="276" w:lineRule="auto" w:after="120"/>
+        <w:spacing w:before="280" w:after="120"/>
+        <w:jc w:val="left"/>
+      </w:pPr>
+      <w:r>
+        <w:rPr>
+          <w:rFonts w:ascii="Arial" w:hAnsi="Arial"/>
+          <w:b/>
+          <w:i w:val="0"/>
+          <w:color w:val="184C78"/>
+          <w:sz w:val="23"/>
+        </w:rPr>
+        <w:t>2.4.1 RESUMEN DE CIRCUITOS DERIVADOS C-1 A C-8</w:t>
+      </w:r>
+    </w:p>
+    <w:tbl>
+      <w:tblPr>
+        <w:tblW w:type="auto" w:w="0"/>
+        <w:jc w:val="center"/>
+        <w:tblLook w:firstColumn="1" w:firstRow="1" w:lastColumn="0" w:lastRow="0" w:noHBand="0" w:noVBand="1" w:val="04A0"/>
+      </w:tblPr>
+      <w:tblGrid>
+        <w:gridCol w:w="1380"/>
+        <w:gridCol w:w="1380"/>
+        <w:gridCol w:w="1380"/>
+        <w:gridCol w:w="1380"/>
+        <w:gridCol w:w="1380"/>
+        <w:gridCol w:w="1380"/>
+        <w:gridCol w:w="1380"/>
+      </w:tblGrid>
+      <w:tr>
+        <w:tc>
+          <w:tcPr>
+            <w:tcW w:type="dxa" w:w="1380"/>
+            <w:shd w:fill="0F2043"/>
+            <w:tcMar>
+              <w:top w:w="100" w:type="dxa"/>
+              <w:bottom w:w="100" w:type="dxa"/>
+              <w:left w:w="150" w:type="dxa"/>
+              <w:right w:w="150" w:type="dxa"/>
+            </w:tcMar>
+          </w:tcPr>
+          <w:p>
+            <w:pPr>
+              <w:jc w:val="center"/>
+            </w:pPr>
+            <w:r>
+              <w:rPr>
+                <w:rFonts w:ascii="Arial" w:hAnsi="Arial"/>
+                <w:b/>
+                <w:i w:val="0"/>
+                <w:color w:val="FFFFFF"/>
+                <w:sz w:val="19"/>
+              </w:rPr>
+              <w:t>Circuito</w:t>
+            </w:r>
+          </w:p>
+        </w:tc>
+        <w:tc>
+          <w:tcPr>
+            <w:tcW w:type="dxa" w:w="1380"/>
+            <w:shd w:fill="0F2043"/>
+            <w:tcMar>
+              <w:top w:w="100" w:type="dxa"/>
+              <w:bottom w:w="100" w:type="dxa"/>
+              <w:left w:w="150" w:type="dxa"/>
+              <w:right w:w="150" w:type="dxa"/>
+            </w:tcMar>
+          </w:tcPr>
+          <w:p>
+            <w:pPr>
+              <w:jc w:val="center"/>
+            </w:pPr>
+            <w:r>
+              <w:rPr>
+                <w:rFonts w:ascii="Arial" w:hAnsi="Arial"/>
+                <w:b/>
+                <w:i w:val="0"/>
+                <w:color w:val="FFFFFF"/>
+                <w:sz w:val="19"/>
+              </w:rPr>
+              <w:t>Descripción</w:t>
+            </w:r>
+          </w:p>
+        </w:tc>
+        <w:tc>
+          <w:tcPr>
+            <w:tcW w:type="dxa" w:w="1380"/>
+            <w:shd w:fill="0F2043"/>
+            <w:tcMar>
+              <w:top w:w="100" w:type="dxa"/>
+              <w:bottom w:w="100" w:type="dxa"/>
+              <w:left w:w="150" w:type="dxa"/>
+              <w:right w:w="150" w:type="dxa"/>
+            </w:tcMar>
+          </w:tcPr>
+          <w:p>
+            <w:pPr>
+              <w:jc w:val="center"/>
+            </w:pPr>
+            <w:r>
+              <w:rPr>
+                <w:rFonts w:ascii="Arial" w:hAnsi="Arial"/>
+                <w:b/>
+                <w:i w:val="0"/>
+                <w:color w:val="FFFFFF"/>
+                <w:sz w:val="19"/>
+              </w:rPr>
+              <w:t>MD (W)</w:t>
+            </w:r>
+          </w:p>
+        </w:tc>
+        <w:tc>
+          <w:tcPr>
+            <w:tcW w:type="dxa" w:w="1380"/>
+            <w:shd w:fill="0F2043"/>
+            <w:tcMar>
+              <w:top w:w="100" w:type="dxa"/>
+              <w:bottom w:w="100" w:type="dxa"/>
+              <w:left w:w="150" w:type="dxa"/>
+              <w:right w:w="150" w:type="dxa"/>
+            </w:tcMar>
+          </w:tcPr>
+          <w:p>
+            <w:pPr>
+              <w:jc w:val="center"/>
+            </w:pPr>
+            <w:r>
+              <w:rPr>
+                <w:rFonts w:ascii="Arial" w:hAnsi="Arial"/>
+                <w:b/>
+                <w:i w:val="0"/>
+                <w:color w:val="FFFFFF"/>
+                <w:sz w:val="19"/>
+              </w:rPr>
+              <w:t>In (A)</w:t>
+            </w:r>
+          </w:p>
+        </w:tc>
+        <w:tc>
+          <w:tcPr>
+            <w:tcW w:type="dxa" w:w="1380"/>
+            <w:shd w:fill="0F2043"/>
+            <w:tcMar>
+              <w:top w:w="100" w:type="dxa"/>
+              <w:bottom w:w="100" w:type="dxa"/>
+              <w:left w:w="150" w:type="dxa"/>
+              <w:right w:w="150" w:type="dxa"/>
+            </w:tcMar>
+          </w:tcPr>
+          <w:p>
+            <w:pPr>
+              <w:jc w:val="center"/>
+            </w:pPr>
+            <w:r>
+              <w:rPr>
+                <w:rFonts w:ascii="Arial" w:hAnsi="Arial"/>
+                <w:b/>
+                <w:i w:val="0"/>
+                <w:color w:val="FFFFFF"/>
+                <w:sz w:val="19"/>
+              </w:rPr>
+              <w:t>Conductor NH-80</w:t>
+            </w:r>
+          </w:p>
+        </w:tc>
+        <w:tc>
+          <w:tcPr>
+            <w:tcW w:type="dxa" w:w="1380"/>
+            <w:shd w:fill="0F2043"/>
+            <w:tcMar>
+              <w:top w:w="100" w:type="dxa"/>
+              <w:bottom w:w="100" w:type="dxa"/>
+              <w:left w:w="150" w:type="dxa"/>
+              <w:right w:w="150" w:type="dxa"/>
+            </w:tcMar>
+          </w:tcPr>
+          <w:p>
+            <w:pPr>
+              <w:jc w:val="center"/>
+            </w:pPr>
+            <w:r>
+              <w:rPr>
+                <w:rFonts w:ascii="Arial" w:hAnsi="Arial"/>
+                <w:b/>
+                <w:i w:val="0"/>
+                <w:color w:val="FFFFFF"/>
+                <w:sz w:val="19"/>
+              </w:rPr>
+              <w:t>Tubería PVC</w:t>
+            </w:r>
+          </w:p>
+        </w:tc>
+        <w:tc>
+          <w:tcPr>
+            <w:tcW w:type="dxa" w:w="1380"/>
+            <w:shd w:fill="0F2043"/>
+            <w:tcMar>
+              <w:top w:w="100" w:type="dxa"/>
+              <w:bottom w:w="100" w:type="dxa"/>
+              <w:left w:w="150" w:type="dxa"/>
+              <w:right w:w="150" w:type="dxa"/>
+            </w:tcMar>
+          </w:tcPr>
+          <w:p>
+            <w:pPr>
+              <w:jc w:val="center"/>
+            </w:pPr>
+            <w:r>
+              <w:rPr>
+                <w:rFonts w:ascii="Arial" w:hAnsi="Arial"/>
+                <w:b/>
+                <w:i w:val="0"/>
+                <w:color w:val="FFFFFF"/>
+                <w:sz w:val="19"/>
+              </w:rPr>
+              <w:t>Protección ITM / ID</w:t>
+            </w:r>
+          </w:p>
+        </w:tc>
+      </w:tr>
+      <w:tr>
+        <w:tc>
+          <w:tcPr>
+            <w:tcW w:type="dxa" w:w="1380"/>
+            <w:shd w:fill="FFFFFF"/>
+            <w:tcMar>
+              <w:top w:w="80" w:type="dxa"/>
+              <w:bottom w:w="80" w:type="dxa"/>
+              <w:left w:w="120" w:type="dxa"/>
+              <w:right w:w="120" w:type="dxa"/>
+            </w:tcMar>
+          </w:tcPr>
+          <w:p>
+            <w:pPr>
+              <w:jc w:val="left"/>
+            </w:pPr>
+            <w:r>
+              <w:rPr>
+                <w:rFonts w:ascii="Arial" w:hAnsi="Arial"/>
+                <w:b/>
+                <w:i w:val="0"/>
+                <w:color w:val="1A202C"/>
+                <w:sz w:val="18"/>
+              </w:rPr>
+              <w:t>C-1</w:t>
+            </w:r>
+          </w:p>
+        </w:tc>
+        <w:tc>
+          <w:tcPr>
+            <w:tcW w:type="dxa" w:w="1380"/>
+            <w:shd w:fill="FFFFFF"/>
+            <w:tcMar>
+              <w:top w:w="80" w:type="dxa"/>
+              <w:bottom w:w="80" w:type="dxa"/>
+              <w:left w:w="120" w:type="dxa"/>
+              <w:right w:w="120" w:type="dxa"/>
+            </w:tcMar>
+          </w:tcPr>
+          <w:p>
+            <w:pPr>
+              <w:jc w:val="left"/>
+            </w:pPr>
+            <w:r>
+              <w:rPr>
+                <w:rFonts w:ascii="Arial" w:hAnsi="Arial"/>
+                <w:b w:val="0"/>
+                <w:i w:val="0"/>
+                <w:color w:val="1A202C"/>
+                <w:sz w:val="18"/>
+              </w:rPr>
+              <w:t>Alum. y Tomac. 1er Piso</w:t>
+            </w:r>
+          </w:p>
+        </w:tc>
+        <w:tc>
+          <w:tcPr>
+            <w:tcW w:type="dxa" w:w="1380"/>
+            <w:shd w:fill="FFFFFF"/>
+            <w:tcMar>
+              <w:top w:w="80" w:type="dxa"/>
+              <w:bottom w:w="80" w:type="dxa"/>
+              <w:left w:w="120" w:type="dxa"/>
+              <w:right w:w="120" w:type="dxa"/>
+            </w:tcMar>
+          </w:tcPr>
+          <w:p>
+            <w:pPr>
+              <w:jc w:val="center"/>
+            </w:pPr>
+            <w:r>
+              <w:rPr>
+                <w:rFonts w:ascii="Arial" w:hAnsi="Arial"/>
+                <w:b w:val="0"/>
+                <w:i w:val="0"/>
+                <w:color w:val="1A202C"/>
+                <w:sz w:val="18"/>
+              </w:rPr>
+              <w:t>2,500</w:t>
+            </w:r>
+          </w:p>
+        </w:tc>
+        <w:tc>
+          <w:tcPr>
+            <w:tcW w:type="dxa" w:w="1380"/>
+            <w:shd w:fill="FFFFFF"/>
+            <w:tcMar>
+              <w:top w:w="80" w:type="dxa"/>
+              <w:bottom w:w="80" w:type="dxa"/>
+              <w:left w:w="120" w:type="dxa"/>
+              <w:right w:w="120" w:type="dxa"/>
+            </w:tcMar>
+          </w:tcPr>
+          <w:p>
+            <w:pPr>
+              <w:jc w:val="center"/>
+            </w:pPr>
+            <w:r>
+              <w:rPr>
+                <w:rFonts w:ascii="Arial" w:hAnsi="Arial"/>
+                <w:b w:val="0"/>
+                <w:i w:val="0"/>
+                <w:color w:val="1A202C"/>
+                <w:sz w:val="18"/>
+              </w:rPr>
+              <w:t>12.63</w:t>
+            </w:r>
+          </w:p>
+        </w:tc>
+        <w:tc>
+          <w:tcPr>
+            <w:tcW w:type="dxa" w:w="1380"/>
+            <w:shd w:fill="FFFFFF"/>
+            <w:tcMar>
+              <w:top w:w="80" w:type="dxa"/>
+              <w:bottom w:w="80" w:type="dxa"/>
+              <w:left w:w="120" w:type="dxa"/>
+              <w:right w:w="120" w:type="dxa"/>
+            </w:tcMar>
+          </w:tcPr>
+          <w:p>
+            <w:pPr>
+              <w:jc w:val="center"/>
+            </w:pPr>
+            <w:r>
+              <w:rPr>
+                <w:rFonts w:ascii="Arial" w:hAnsi="Arial"/>
+                <w:b w:val="0"/>
+                <w:i w:val="0"/>
+                <w:color w:val="1A202C"/>
+                <w:sz w:val="18"/>
+              </w:rPr>
+              <w:t>2x2.5 mm²</w:t>
+            </w:r>
+          </w:p>
+        </w:tc>
+        <w:tc>
+          <w:tcPr>
+            <w:tcW w:type="dxa" w:w="1380"/>
+            <w:shd w:fill="FFFFFF"/>
+            <w:tcMar>
+              <w:top w:w="80" w:type="dxa"/>
+              <w:bottom w:w="80" w:type="dxa"/>
+              <w:left w:w="120" w:type="dxa"/>
+              <w:right w:w="120" w:type="dxa"/>
+            </w:tcMar>
+          </w:tcPr>
+          <w:p>
+            <w:pPr>
+              <w:jc w:val="center"/>
+            </w:pPr>
+            <w:r>
+              <w:rPr>
+                <w:rFonts w:ascii="Arial" w:hAnsi="Arial"/>
+                <w:b w:val="0"/>
+                <w:i w:val="0"/>
+                <w:color w:val="1A202C"/>
+                <w:sz w:val="18"/>
+              </w:rPr>
+              <w:t>20 mm (3/4" SEL)</w:t>
+            </w:r>
+          </w:p>
+        </w:tc>
+        <w:tc>
+          <w:tcPr>
+            <w:tcW w:type="dxa" w:w="1380"/>
+            <w:shd w:fill="FFFFFF"/>
+            <w:tcMar>
+              <w:top w:w="80" w:type="dxa"/>
+              <w:bottom w:w="80" w:type="dxa"/>
+              <w:left w:w="120" w:type="dxa"/>
+              <w:right w:w="120" w:type="dxa"/>
+            </w:tcMar>
+          </w:tcPr>
+          <w:p>
+            <w:pPr>
+              <w:jc w:val="left"/>
+            </w:pPr>
+            <w:r>
+              <w:rPr>
+                <w:rFonts w:ascii="Arial" w:hAnsi="Arial"/>
+                <w:b w:val="0"/>
+                <w:i w:val="0"/>
+                <w:color w:val="1A202C"/>
+                <w:sz w:val="18"/>
+              </w:rPr>
+              <w:t>ITM 2x16A / ID 2x25A 30mA</w:t>
+            </w:r>
+          </w:p>
+        </w:tc>
+      </w:tr>
+      <w:tr>
+        <w:tc>
+          <w:tcPr>
+            <w:tcW w:type="dxa" w:w="1380"/>
+            <w:shd w:fill="F7FAFC"/>
+            <w:tcMar>
+              <w:top w:w="80" w:type="dxa"/>
+              <w:bottom w:w="80" w:type="dxa"/>
+              <w:left w:w="120" w:type="dxa"/>
+              <w:right w:w="120" w:type="dxa"/>
+            </w:tcMar>
+          </w:tcPr>
+          <w:p>
+            <w:pPr>
+              <w:jc w:val="left"/>
+            </w:pPr>
+            <w:r>
+              <w:rPr>
+                <w:rFonts w:ascii="Arial" w:hAnsi="Arial"/>
+                <w:b/>
+                <w:i w:val="0"/>
+                <w:color w:val="1A202C"/>
+                <w:sz w:val="18"/>
+              </w:rPr>
+              <w:t>C-2</w:t>
+            </w:r>
+          </w:p>
+        </w:tc>
+        <w:tc>
+          <w:tcPr>
+            <w:tcW w:type="dxa" w:w="1380"/>
+            <w:shd w:fill="F7FAFC"/>
+            <w:tcMar>
+              <w:top w:w="80" w:type="dxa"/>
+              <w:bottom w:w="80" w:type="dxa"/>
+              <w:left w:w="120" w:type="dxa"/>
+              <w:right w:w="120" w:type="dxa"/>
+            </w:tcMar>
+          </w:tcPr>
+          <w:p>
+            <w:pPr>
+              <w:jc w:val="left"/>
+            </w:pPr>
+            <w:r>
+              <w:rPr>
+                <w:rFonts w:ascii="Arial" w:hAnsi="Arial"/>
+                <w:b w:val="0"/>
+                <w:i w:val="0"/>
+                <w:color w:val="1A202C"/>
+                <w:sz w:val="18"/>
+              </w:rPr>
+              <w:t>Alum. y Tomac. 2do/Azotea</w:t>
+            </w:r>
+          </w:p>
+        </w:tc>
+        <w:tc>
+          <w:tcPr>
+            <w:tcW w:type="dxa" w:w="1380"/>
+            <w:shd w:fill="F7FAFC"/>
+            <w:tcMar>
+              <w:top w:w="80" w:type="dxa"/>
+              <w:bottom w:w="80" w:type="dxa"/>
+              <w:left w:w="120" w:type="dxa"/>
+              <w:right w:w="120" w:type="dxa"/>
+            </w:tcMar>
+          </w:tcPr>
+          <w:p>
+            <w:pPr>
+              <w:jc w:val="center"/>
+            </w:pPr>
+            <w:r>
+              <w:rPr>
+                <w:rFonts w:ascii="Arial" w:hAnsi="Arial"/>
+                <w:b w:val="0"/>
+                <w:i w:val="0"/>
+                <w:color w:val="1A202C"/>
+                <w:sz w:val="18"/>
+              </w:rPr>
+              <w:t>700</w:t>
+            </w:r>
+          </w:p>
+        </w:tc>
+        <w:tc>
+          <w:tcPr>
+            <w:tcW w:type="dxa" w:w="1380"/>
+            <w:shd w:fill="F7FAFC"/>
+            <w:tcMar>
+              <w:top w:w="80" w:type="dxa"/>
+              <w:bottom w:w="80" w:type="dxa"/>
+              <w:left w:w="120" w:type="dxa"/>
+              <w:right w:w="120" w:type="dxa"/>
+            </w:tcMar>
+          </w:tcPr>
+          <w:p>
+            <w:pPr>
+              <w:jc w:val="center"/>
+            </w:pPr>
+            <w:r>
+              <w:rPr>
+                <w:rFonts w:ascii="Arial" w:hAnsi="Arial"/>
+                <w:b w:val="0"/>
+                <w:i w:val="0"/>
+                <w:color w:val="1A202C"/>
+                <w:sz w:val="18"/>
+              </w:rPr>
+              <w:t>3.54</w:t>
+            </w:r>
+          </w:p>
+        </w:tc>
+        <w:tc>
+          <w:tcPr>
+            <w:tcW w:type="dxa" w:w="1380"/>
+            <w:shd w:fill="F7FAFC"/>
+            <w:tcMar>
+              <w:top w:w="80" w:type="dxa"/>
+              <w:bottom w:w="80" w:type="dxa"/>
+              <w:left w:w="120" w:type="dxa"/>
+              <w:right w:w="120" w:type="dxa"/>
+            </w:tcMar>
+          </w:tcPr>
+          <w:p>
+            <w:pPr>
+              <w:jc w:val="center"/>
+            </w:pPr>
+            <w:r>
+              <w:rPr>
+                <w:rFonts w:ascii="Arial" w:hAnsi="Arial"/>
+                <w:b w:val="0"/>
+                <w:i w:val="0"/>
+                <w:color w:val="1A202C"/>
+                <w:sz w:val="18"/>
+              </w:rPr>
+              <w:t>2x2.5 mm²</w:t>
+            </w:r>
+          </w:p>
+        </w:tc>
+        <w:tc>
+          <w:tcPr>
+            <w:tcW w:type="dxa" w:w="1380"/>
+            <w:shd w:fill="F7FAFC"/>
+            <w:tcMar>
+              <w:top w:w="80" w:type="dxa"/>
+              <w:bottom w:w="80" w:type="dxa"/>
+              <w:left w:w="120" w:type="dxa"/>
+              <w:right w:w="120" w:type="dxa"/>
+            </w:tcMar>
+          </w:tcPr>
+          <w:p>
+            <w:pPr>
+              <w:jc w:val="center"/>
+            </w:pPr>
+            <w:r>
+              <w:rPr>
+                <w:rFonts w:ascii="Arial" w:hAnsi="Arial"/>
+                <w:b w:val="0"/>
+                <w:i w:val="0"/>
+                <w:color w:val="1A202C"/>
+                <w:sz w:val="18"/>
+              </w:rPr>
+              <w:t>20 mm (3/4" SEL)</w:t>
+            </w:r>
+          </w:p>
+        </w:tc>
+        <w:tc>
+          <w:tcPr>
+            <w:tcW w:type="dxa" w:w="1380"/>
+            <w:shd w:fill="F7FAFC"/>
+            <w:tcMar>
+              <w:top w:w="80" w:type="dxa"/>
+              <w:bottom w:w="80" w:type="dxa"/>
+              <w:left w:w="120" w:type="dxa"/>
+              <w:right w:w="120" w:type="dxa"/>
+            </w:tcMar>
+          </w:tcPr>
+          <w:p>
+            <w:pPr>
+              <w:jc w:val="left"/>
+            </w:pPr>
+            <w:r>
+              <w:rPr>
+                <w:rFonts w:ascii="Arial" w:hAnsi="Arial"/>
+                <w:b w:val="0"/>
+                <w:i w:val="0"/>
+                <w:color w:val="1A202C"/>
+                <w:sz w:val="18"/>
+              </w:rPr>
+              <w:t>ITM 2x16A / ID 2x25A 30mA</w:t>
+            </w:r>
+          </w:p>
+        </w:tc>
+      </w:tr>
+      <w:tr>
+        <w:tc>
+          <w:tcPr>
+            <w:tcW w:type="dxa" w:w="1380"/>
+            <w:shd w:fill="FFFFFF"/>
+            <w:tcMar>
+              <w:top w:w="80" w:type="dxa"/>
+              <w:bottom w:w="80" w:type="dxa"/>
+              <w:left w:w="120" w:type="dxa"/>
+              <w:right w:w="120" w:type="dxa"/>
+            </w:tcMar>
+          </w:tcPr>
+          <w:p>
+            <w:pPr>
+              <w:jc w:val="left"/>
+            </w:pPr>
+            <w:r>
+              <w:rPr>
+                <w:rFonts w:ascii="Arial" w:hAnsi="Arial"/>
+                <w:b/>
+                <w:i w:val="0"/>
+                <w:color w:val="1A202C"/>
+                <w:sz w:val="18"/>
+              </w:rPr>
+              <w:t>C-3</w:t>
+            </w:r>
+          </w:p>
+        </w:tc>
+        <w:tc>
+          <w:tcPr>
+            <w:tcW w:type="dxa" w:w="1380"/>
+            <w:shd w:fill="FFFFFF"/>
+            <w:tcMar>
+              <w:top w:w="80" w:type="dxa"/>
+              <w:bottom w:w="80" w:type="dxa"/>
+              <w:left w:w="120" w:type="dxa"/>
+              <w:right w:w="120" w:type="dxa"/>
+            </w:tcMar>
+          </w:tcPr>
+          <w:p>
+            <w:pPr>
+              <w:jc w:val="left"/>
+            </w:pPr>
+            <w:r>
+              <w:rPr>
+                <w:rFonts w:ascii="Arial" w:hAnsi="Arial"/>
+                <w:b w:val="0"/>
+                <w:i w:val="0"/>
+                <w:color w:val="1A202C"/>
+                <w:sz w:val="18"/>
+              </w:rPr>
+              <w:t>Cocina Eléctrica (1er Piso 3Ø)</w:t>
+            </w:r>
+          </w:p>
+        </w:tc>
+        <w:tc>
+          <w:tcPr>
+            <w:tcW w:type="dxa" w:w="1380"/>
+            <w:shd w:fill="FFFFFF"/>
+            <w:tcMar>
+              <w:top w:w="80" w:type="dxa"/>
+              <w:bottom w:w="80" w:type="dxa"/>
+              <w:left w:w="120" w:type="dxa"/>
+              <w:right w:w="120" w:type="dxa"/>
+            </w:tcMar>
+          </w:tcPr>
+          <w:p>
+            <w:pPr>
+              <w:jc w:val="center"/>
+            </w:pPr>
+            <w:r>
+              <w:rPr>
+                <w:rFonts w:ascii="Arial" w:hAnsi="Arial"/>
+                <w:b w:val="0"/>
+                <w:i w:val="0"/>
+                <w:color w:val="1A202C"/>
+                <w:sz w:val="18"/>
+              </w:rPr>
+              <w:t>4,800</w:t>
+            </w:r>
+          </w:p>
+        </w:tc>
+        <w:tc>
+          <w:tcPr>
+            <w:tcW w:type="dxa" w:w="1380"/>
+            <w:shd w:fill="FFFFFF"/>
+            <w:tcMar>
+              <w:top w:w="80" w:type="dxa"/>
+              <w:bottom w:w="80" w:type="dxa"/>
+              <w:left w:w="120" w:type="dxa"/>
+              <w:right w:w="120" w:type="dxa"/>
+            </w:tcMar>
+          </w:tcPr>
+          <w:p>
+            <w:pPr>
+              <w:jc w:val="center"/>
+            </w:pPr>
+            <w:r>
+              <w:rPr>
+                <w:rFonts w:ascii="Arial" w:hAnsi="Arial"/>
+                <w:b w:val="0"/>
+                <w:i w:val="0"/>
+                <w:color w:val="1A202C"/>
+                <w:sz w:val="18"/>
+              </w:rPr>
+              <w:t>13.99*</w:t>
+            </w:r>
+          </w:p>
+        </w:tc>
+        <w:tc>
+          <w:tcPr>
+            <w:tcW w:type="dxa" w:w="1380"/>
+            <w:shd w:fill="FFFFFF"/>
+            <w:tcMar>
+              <w:top w:w="80" w:type="dxa"/>
+              <w:bottom w:w="80" w:type="dxa"/>
+              <w:left w:w="120" w:type="dxa"/>
+              <w:right w:w="120" w:type="dxa"/>
+            </w:tcMar>
+          </w:tcPr>
+          <w:p>
+            <w:pPr>
+              <w:jc w:val="center"/>
+            </w:pPr>
+            <w:r>
+              <w:rPr>
+                <w:rFonts w:ascii="Arial" w:hAnsi="Arial"/>
+                <w:b w:val="0"/>
+                <w:i w:val="0"/>
+                <w:color w:val="1A202C"/>
+                <w:sz w:val="18"/>
+              </w:rPr>
+              <w:t>3x6.0 mm²</w:t>
+            </w:r>
+          </w:p>
+        </w:tc>
+        <w:tc>
+          <w:tcPr>
+            <w:tcW w:type="dxa" w:w="1380"/>
+            <w:shd w:fill="FFFFFF"/>
+            <w:tcMar>
+              <w:top w:w="80" w:type="dxa"/>
+              <w:bottom w:w="80" w:type="dxa"/>
+              <w:left w:w="120" w:type="dxa"/>
+              <w:right w:w="120" w:type="dxa"/>
+            </w:tcMar>
+          </w:tcPr>
+          <w:p>
+            <w:pPr>
+              <w:jc w:val="center"/>
+            </w:pPr>
+            <w:r>
+              <w:rPr>
+                <w:rFonts w:ascii="Arial" w:hAnsi="Arial"/>
+                <w:b w:val="0"/>
+                <w:i w:val="0"/>
+                <w:color w:val="1A202C"/>
+                <w:sz w:val="18"/>
+              </w:rPr>
+              <w:t>25 mm (1" SAP)</w:t>
+            </w:r>
+          </w:p>
+        </w:tc>
+        <w:tc>
+          <w:tcPr>
+            <w:tcW w:type="dxa" w:w="1380"/>
+            <w:shd w:fill="FFFFFF"/>
+            <w:tcMar>
+              <w:top w:w="80" w:type="dxa"/>
+              <w:bottom w:w="80" w:type="dxa"/>
+              <w:left w:w="120" w:type="dxa"/>
+              <w:right w:w="120" w:type="dxa"/>
+            </w:tcMar>
+          </w:tcPr>
+          <w:p>
+            <w:pPr>
+              <w:jc w:val="left"/>
+            </w:pPr>
+            <w:r>
+              <w:rPr>
+                <w:rFonts w:ascii="Arial" w:hAnsi="Arial"/>
+                <w:b w:val="0"/>
+                <w:i w:val="0"/>
+                <w:color w:val="1A202C"/>
+                <w:sz w:val="18"/>
+              </w:rPr>
+              <w:t>ITM 3x25A / ID 3x32A 30mA</w:t>
+            </w:r>
+          </w:p>
+        </w:tc>
+      </w:tr>
+      <w:tr>
+        <w:tc>
+          <w:tcPr>
+            <w:tcW w:type="dxa" w:w="1380"/>
+            <w:shd w:fill="F7FAFC"/>
+            <w:tcMar>
+              <w:top w:w="80" w:type="dxa"/>
+              <w:bottom w:w="80" w:type="dxa"/>
+              <w:left w:w="120" w:type="dxa"/>
+              <w:right w:w="120" w:type="dxa"/>
+            </w:tcMar>
+          </w:tcPr>
+          <w:p>
+            <w:pPr>
+              <w:jc w:val="left"/>
+            </w:pPr>
+            <w:r>
+              <w:rPr>
+                <w:rFonts w:ascii="Arial" w:hAnsi="Arial"/>
+                <w:b/>
+                <w:i w:val="0"/>
+                <w:color w:val="1A202C"/>
+                <w:sz w:val="18"/>
+              </w:rPr>
+              <w:t>C-4</w:t>
+            </w:r>
+          </w:p>
+        </w:tc>
+        <w:tc>
+          <w:tcPr>
+            <w:tcW w:type="dxa" w:w="1380"/>
+            <w:shd w:fill="F7FAFC"/>
+            <w:tcMar>
+              <w:top w:w="80" w:type="dxa"/>
+              <w:bottom w:w="80" w:type="dxa"/>
+              <w:left w:w="120" w:type="dxa"/>
+              <w:right w:w="120" w:type="dxa"/>
+            </w:tcMar>
+          </w:tcPr>
+          <w:p>
+            <w:pPr>
+              <w:jc w:val="left"/>
+            </w:pPr>
+            <w:r>
+              <w:rPr>
+                <w:rFonts w:ascii="Arial" w:hAnsi="Arial"/>
+                <w:b w:val="0"/>
+                <w:i w:val="0"/>
+                <w:color w:val="1A202C"/>
+                <w:sz w:val="18"/>
+              </w:rPr>
+              <w:t>Terma Eléctrica (2do Piso)</w:t>
+            </w:r>
+          </w:p>
+        </w:tc>
+        <w:tc>
+          <w:tcPr>
+            <w:tcW w:type="dxa" w:w="1380"/>
+            <w:shd w:fill="F7FAFC"/>
+            <w:tcMar>
+              <w:top w:w="80" w:type="dxa"/>
+              <w:bottom w:w="80" w:type="dxa"/>
+              <w:left w:w="120" w:type="dxa"/>
+              <w:right w:w="120" w:type="dxa"/>
+            </w:tcMar>
+          </w:tcPr>
+          <w:p>
+            <w:pPr>
+              <w:jc w:val="center"/>
+            </w:pPr>
+            <w:r>
+              <w:rPr>
+                <w:rFonts w:ascii="Arial" w:hAnsi="Arial"/>
+                <w:b w:val="0"/>
+                <w:i w:val="0"/>
+                <w:color w:val="1A202C"/>
+                <w:sz w:val="18"/>
+              </w:rPr>
+              <w:t>1,500</w:t>
+            </w:r>
+          </w:p>
+        </w:tc>
+        <w:tc>
+          <w:tcPr>
+            <w:tcW w:type="dxa" w:w="1380"/>
+            <w:shd w:fill="F7FAFC"/>
+            <w:tcMar>
+              <w:top w:w="80" w:type="dxa"/>
+              <w:bottom w:w="80" w:type="dxa"/>
+              <w:left w:w="120" w:type="dxa"/>
+              <w:right w:w="120" w:type="dxa"/>
+            </w:tcMar>
+          </w:tcPr>
+          <w:p>
+            <w:pPr>
+              <w:jc w:val="center"/>
+            </w:pPr>
+            <w:r>
+              <w:rPr>
+                <w:rFonts w:ascii="Arial" w:hAnsi="Arial"/>
+                <w:b w:val="0"/>
+                <w:i w:val="0"/>
+                <w:color w:val="1A202C"/>
+                <w:sz w:val="18"/>
+              </w:rPr>
+              <w:t>7.58</w:t>
+            </w:r>
+          </w:p>
+        </w:tc>
+        <w:tc>
+          <w:tcPr>
+            <w:tcW w:type="dxa" w:w="1380"/>
+            <w:shd w:fill="F7FAFC"/>
+            <w:tcMar>
+              <w:top w:w="80" w:type="dxa"/>
+              <w:bottom w:w="80" w:type="dxa"/>
+              <w:left w:w="120" w:type="dxa"/>
+              <w:right w:w="120" w:type="dxa"/>
+            </w:tcMar>
+          </w:tcPr>
+          <w:p>
+            <w:pPr>
+              <w:jc w:val="center"/>
+            </w:pPr>
+            <w:r>
+              <w:rPr>
+                <w:rFonts w:ascii="Arial" w:hAnsi="Arial"/>
+                <w:b w:val="0"/>
+                <w:i w:val="0"/>
+                <w:color w:val="1A202C"/>
+                <w:sz w:val="18"/>
+              </w:rPr>
+              <w:t>2x4.0 mm²</w:t>
+            </w:r>
+          </w:p>
+        </w:tc>
+        <w:tc>
+          <w:tcPr>
+            <w:tcW w:type="dxa" w:w="1380"/>
+            <w:shd w:fill="F7FAFC"/>
+            <w:tcMar>
+              <w:top w:w="80" w:type="dxa"/>
+              <w:bottom w:w="80" w:type="dxa"/>
+              <w:left w:w="120" w:type="dxa"/>
+              <w:right w:w="120" w:type="dxa"/>
+            </w:tcMar>
+          </w:tcPr>
+          <w:p>
+            <w:pPr>
+              <w:jc w:val="center"/>
+            </w:pPr>
+            <w:r>
+              <w:rPr>
+                <w:rFonts w:ascii="Arial" w:hAnsi="Arial"/>
+                <w:b w:val="0"/>
+                <w:i w:val="0"/>
+                <w:color w:val="1A202C"/>
+                <w:sz w:val="18"/>
+              </w:rPr>
+              <w:t>20 mm (3/4" SAP)</w:t>
+            </w:r>
+          </w:p>
+        </w:tc>
+        <w:tc>
+          <w:tcPr>
+            <w:tcW w:type="dxa" w:w="1380"/>
+            <w:shd w:fill="F7FAFC"/>
+            <w:tcMar>
+              <w:top w:w="80" w:type="dxa"/>
+              <w:bottom w:w="80" w:type="dxa"/>
+              <w:left w:w="120" w:type="dxa"/>
+              <w:right w:w="120" w:type="dxa"/>
+            </w:tcMar>
+          </w:tcPr>
+          <w:p>
+            <w:pPr>
+              <w:jc w:val="left"/>
+            </w:pPr>
+            <w:r>
+              <w:rPr>
+                <w:rFonts w:ascii="Arial" w:hAnsi="Arial"/>
+                <w:b w:val="0"/>
+                <w:i w:val="0"/>
+                <w:color w:val="1A202C"/>
+                <w:sz w:val="18"/>
+              </w:rPr>
+              <w:t>ITM 2x16A / ID 2x25A 30mA</w:t>
+            </w:r>
+          </w:p>
+        </w:tc>
+      </w:tr>
+      <w:tr>
+        <w:tc>
+          <w:tcPr>
+            <w:tcW w:type="dxa" w:w="1380"/>
+            <w:shd w:fill="FFFFFF"/>
+            <w:tcMar>
+              <w:top w:w="80" w:type="dxa"/>
+              <w:bottom w:w="80" w:type="dxa"/>
+              <w:left w:w="120" w:type="dxa"/>
+              <w:right w:w="120" w:type="dxa"/>
+            </w:tcMar>
+          </w:tcPr>
+          <w:p>
+            <w:pPr>
+              <w:jc w:val="left"/>
+            </w:pPr>
+            <w:r>
+              <w:rPr>
+                <w:rFonts w:ascii="Arial" w:hAnsi="Arial"/>
+                <w:b/>
+                <w:i w:val="0"/>
+                <w:color w:val="1A202C"/>
+                <w:sz w:val="18"/>
+              </w:rPr>
+              <w:t>C-5</w:t>
+            </w:r>
+          </w:p>
+        </w:tc>
+        <w:tc>
+          <w:tcPr>
+            <w:tcW w:type="dxa" w:w="1380"/>
+            <w:shd w:fill="FFFFFF"/>
+            <w:tcMar>
+              <w:top w:w="80" w:type="dxa"/>
+              <w:bottom w:w="80" w:type="dxa"/>
+              <w:left w:w="120" w:type="dxa"/>
+              <w:right w:w="120" w:type="dxa"/>
+            </w:tcMar>
+          </w:tcPr>
+          <w:p>
+            <w:pPr>
+              <w:jc w:val="left"/>
+            </w:pPr>
+            <w:r>
+              <w:rPr>
+                <w:rFonts w:ascii="Arial" w:hAnsi="Arial"/>
+                <w:b w:val="0"/>
+                <w:i w:val="0"/>
+                <w:color w:val="1A202C"/>
+                <w:sz w:val="18"/>
+              </w:rPr>
+              <w:t>Electrobomba Agua (0.75 HP)</w:t>
+            </w:r>
+          </w:p>
+        </w:tc>
+        <w:tc>
+          <w:tcPr>
+            <w:tcW w:type="dxa" w:w="1380"/>
+            <w:shd w:fill="FFFFFF"/>
+            <w:tcMar>
+              <w:top w:w="80" w:type="dxa"/>
+              <w:bottom w:w="80" w:type="dxa"/>
+              <w:left w:w="120" w:type="dxa"/>
+              <w:right w:w="120" w:type="dxa"/>
+            </w:tcMar>
+          </w:tcPr>
+          <w:p>
+            <w:pPr>
+              <w:jc w:val="center"/>
+            </w:pPr>
+            <w:r>
+              <w:rPr>
+                <w:rFonts w:ascii="Arial" w:hAnsi="Arial"/>
+                <w:b w:val="0"/>
+                <w:i w:val="0"/>
+                <w:color w:val="1A202C"/>
+                <w:sz w:val="18"/>
+              </w:rPr>
+              <w:t>750</w:t>
+            </w:r>
+          </w:p>
+        </w:tc>
+        <w:tc>
+          <w:tcPr>
+            <w:tcW w:type="dxa" w:w="1380"/>
+            <w:shd w:fill="FFFFFF"/>
+            <w:tcMar>
+              <w:top w:w="80" w:type="dxa"/>
+              <w:bottom w:w="80" w:type="dxa"/>
+              <w:left w:w="120" w:type="dxa"/>
+              <w:right w:w="120" w:type="dxa"/>
+            </w:tcMar>
+          </w:tcPr>
+          <w:p>
+            <w:pPr>
+              <w:jc w:val="center"/>
+            </w:pPr>
+            <w:r>
+              <w:rPr>
+                <w:rFonts w:ascii="Arial" w:hAnsi="Arial"/>
+                <w:b w:val="0"/>
+                <w:i w:val="0"/>
+                <w:color w:val="1A202C"/>
+                <w:sz w:val="18"/>
+              </w:rPr>
+              <w:t>3.79</w:t>
+            </w:r>
+          </w:p>
+        </w:tc>
+        <w:tc>
+          <w:tcPr>
+            <w:tcW w:type="dxa" w:w="1380"/>
+            <w:shd w:fill="FFFFFF"/>
+            <w:tcMar>
+              <w:top w:w="80" w:type="dxa"/>
+              <w:bottom w:w="80" w:type="dxa"/>
+              <w:left w:w="120" w:type="dxa"/>
+              <w:right w:w="120" w:type="dxa"/>
+            </w:tcMar>
+          </w:tcPr>
+          <w:p>
+            <w:pPr>
+              <w:jc w:val="center"/>
+            </w:pPr>
+            <w:r>
+              <w:rPr>
+                <w:rFonts w:ascii="Arial" w:hAnsi="Arial"/>
+                <w:b w:val="0"/>
+                <w:i w:val="0"/>
+                <w:color w:val="1A202C"/>
+                <w:sz w:val="18"/>
+              </w:rPr>
+              <w:t>2x2.5 mm²</w:t>
+            </w:r>
+          </w:p>
+        </w:tc>
+        <w:tc>
+          <w:tcPr>
+            <w:tcW w:type="dxa" w:w="1380"/>
+            <w:shd w:fill="FFFFFF"/>
+            <w:tcMar>
+              <w:top w:w="80" w:type="dxa"/>
+              <w:bottom w:w="80" w:type="dxa"/>
+              <w:left w:w="120" w:type="dxa"/>
+              <w:right w:w="120" w:type="dxa"/>
+            </w:tcMar>
+          </w:tcPr>
+          <w:p>
+            <w:pPr>
+              <w:jc w:val="center"/>
+            </w:pPr>
+            <w:r>
+              <w:rPr>
+                <w:rFonts w:ascii="Arial" w:hAnsi="Arial"/>
+                <w:b w:val="0"/>
+                <w:i w:val="0"/>
+                <w:color w:val="1A202C"/>
+                <w:sz w:val="18"/>
+              </w:rPr>
+              <w:t>20 mm (3/4" SAP)</w:t>
+            </w:r>
+          </w:p>
+        </w:tc>
+        <w:tc>
+          <w:tcPr>
+            <w:tcW w:type="dxa" w:w="1380"/>
+            <w:shd w:fill="FFFFFF"/>
+            <w:tcMar>
+              <w:top w:w="80" w:type="dxa"/>
+              <w:bottom w:w="80" w:type="dxa"/>
+              <w:left w:w="120" w:type="dxa"/>
+              <w:right w:w="120" w:type="dxa"/>
+            </w:tcMar>
+          </w:tcPr>
+          <w:p>
+            <w:pPr>
+              <w:jc w:val="left"/>
+            </w:pPr>
+            <w:r>
+              <w:rPr>
+                <w:rFonts w:ascii="Arial" w:hAnsi="Arial"/>
+                <w:b w:val="0"/>
+                <w:i w:val="0"/>
+                <w:color w:val="1A202C"/>
+                <w:sz w:val="18"/>
+              </w:rPr>
+              <w:t>ITM 2x16A / ID 2x25A 30mA</w:t>
+            </w:r>
+          </w:p>
+        </w:tc>
+      </w:tr>
+      <w:tr>
+        <w:tc>
+          <w:tcPr>
+            <w:tcW w:type="dxa" w:w="1380"/>
+            <w:shd w:fill="F7FAFC"/>
+            <w:tcMar>
+              <w:top w:w="80" w:type="dxa"/>
+              <w:bottom w:w="80" w:type="dxa"/>
+              <w:left w:w="120" w:type="dxa"/>
+              <w:right w:w="120" w:type="dxa"/>
+            </w:tcMar>
+          </w:tcPr>
+          <w:p>
+            <w:pPr>
+              <w:jc w:val="left"/>
+            </w:pPr>
+            <w:r>
+              <w:rPr>
+                <w:rFonts w:ascii="Arial" w:hAnsi="Arial"/>
+                <w:b/>
+                <w:i w:val="0"/>
+                <w:color w:val="1A202C"/>
+                <w:sz w:val="18"/>
+              </w:rPr>
+              <w:t>C-6</w:t>
+            </w:r>
+          </w:p>
+        </w:tc>
+        <w:tc>
+          <w:tcPr>
+            <w:tcW w:type="dxa" w:w="1380"/>
+            <w:shd w:fill="F7FAFC"/>
+            <w:tcMar>
+              <w:top w:w="80" w:type="dxa"/>
+              <w:bottom w:w="80" w:type="dxa"/>
+              <w:left w:w="120" w:type="dxa"/>
+              <w:right w:w="120" w:type="dxa"/>
+            </w:tcMar>
+          </w:tcPr>
+          <w:p>
+            <w:pPr>
+              <w:jc w:val="left"/>
+            </w:pPr>
+            <w:r>
+              <w:rPr>
+                <w:rFonts w:ascii="Arial" w:hAnsi="Arial"/>
+                <w:b w:val="0"/>
+                <w:i w:val="0"/>
+                <w:color w:val="1A202C"/>
+                <w:sz w:val="18"/>
+              </w:rPr>
+              <w:t>Tomac. Cocina Artefactos</w:t>
+            </w:r>
+          </w:p>
+        </w:tc>
+        <w:tc>
+          <w:tcPr>
+            <w:tcW w:type="dxa" w:w="1380"/>
+            <w:shd w:fill="F7FAFC"/>
+            <w:tcMar>
+              <w:top w:w="80" w:type="dxa"/>
+              <w:bottom w:w="80" w:type="dxa"/>
+              <w:left w:w="120" w:type="dxa"/>
+              <w:right w:w="120" w:type="dxa"/>
+            </w:tcMar>
+          </w:tcPr>
+          <w:p>
+            <w:pPr>
+              <w:jc w:val="center"/>
+            </w:pPr>
+            <w:r>
+              <w:rPr>
+                <w:rFonts w:ascii="Arial" w:hAnsi="Arial"/>
+                <w:b w:val="0"/>
+                <w:i w:val="0"/>
+                <w:color w:val="1A202C"/>
+                <w:sz w:val="18"/>
+              </w:rPr>
+              <w:t>750</w:t>
+            </w:r>
+          </w:p>
+        </w:tc>
+        <w:tc>
+          <w:tcPr>
+            <w:tcW w:type="dxa" w:w="1380"/>
+            <w:shd w:fill="F7FAFC"/>
+            <w:tcMar>
+              <w:top w:w="80" w:type="dxa"/>
+              <w:bottom w:w="80" w:type="dxa"/>
+              <w:left w:w="120" w:type="dxa"/>
+              <w:right w:w="120" w:type="dxa"/>
+            </w:tcMar>
+          </w:tcPr>
+          <w:p>
+            <w:pPr>
+              <w:jc w:val="center"/>
+            </w:pPr>
+            <w:r>
+              <w:rPr>
+                <w:rFonts w:ascii="Arial" w:hAnsi="Arial"/>
+                <w:b w:val="0"/>
+                <w:i w:val="0"/>
+                <w:color w:val="1A202C"/>
+                <w:sz w:val="18"/>
+              </w:rPr>
+              <w:t>3.79</w:t>
+            </w:r>
+          </w:p>
+        </w:tc>
+        <w:tc>
+          <w:tcPr>
+            <w:tcW w:type="dxa" w:w="1380"/>
+            <w:shd w:fill="F7FAFC"/>
+            <w:tcMar>
+              <w:top w:w="80" w:type="dxa"/>
+              <w:bottom w:w="80" w:type="dxa"/>
+              <w:left w:w="120" w:type="dxa"/>
+              <w:right w:w="120" w:type="dxa"/>
+            </w:tcMar>
+          </w:tcPr>
+          <w:p>
+            <w:pPr>
+              <w:jc w:val="center"/>
+            </w:pPr>
+            <w:r>
+              <w:rPr>
+                <w:rFonts w:ascii="Arial" w:hAnsi="Arial"/>
+                <w:b w:val="0"/>
+                <w:i w:val="0"/>
+                <w:color w:val="1A202C"/>
+                <w:sz w:val="18"/>
+              </w:rPr>
+              <w:t>2x4.0 mm²</w:t>
+            </w:r>
+          </w:p>
+        </w:tc>
+        <w:tc>
+          <w:tcPr>
+            <w:tcW w:type="dxa" w:w="1380"/>
+            <w:shd w:fill="F7FAFC"/>
+            <w:tcMar>
+              <w:top w:w="80" w:type="dxa"/>
+              <w:bottom w:w="80" w:type="dxa"/>
+              <w:left w:w="120" w:type="dxa"/>
+              <w:right w:w="120" w:type="dxa"/>
+            </w:tcMar>
+          </w:tcPr>
+          <w:p>
+            <w:pPr>
+              <w:jc w:val="center"/>
+            </w:pPr>
+            <w:r>
+              <w:rPr>
+                <w:rFonts w:ascii="Arial" w:hAnsi="Arial"/>
+                <w:b w:val="0"/>
+                <w:i w:val="0"/>
+                <w:color w:val="1A202C"/>
+                <w:sz w:val="18"/>
+              </w:rPr>
+              <w:t>20 mm (3/4" SAP)</w:t>
+            </w:r>
+          </w:p>
+        </w:tc>
+        <w:tc>
+          <w:tcPr>
+            <w:tcW w:type="dxa" w:w="1380"/>
+            <w:shd w:fill="F7FAFC"/>
+            <w:tcMar>
+              <w:top w:w="80" w:type="dxa"/>
+              <w:bottom w:w="80" w:type="dxa"/>
+              <w:left w:w="120" w:type="dxa"/>
+              <w:right w:w="120" w:type="dxa"/>
+            </w:tcMar>
+          </w:tcPr>
+          <w:p>
+            <w:pPr>
+              <w:jc w:val="left"/>
+            </w:pPr>
+            <w:r>
+              <w:rPr>
+                <w:rFonts w:ascii="Arial" w:hAnsi="Arial"/>
+                <w:b w:val="0"/>
+                <w:i w:val="0"/>
+                <w:color w:val="1A202C"/>
+                <w:sz w:val="18"/>
+              </w:rPr>
+              <w:t>ITM 2x20A / ID 2x25A 30mA</w:t>
+            </w:r>
+          </w:p>
+        </w:tc>
+      </w:tr>
+      <w:tr>
+        <w:tc>
+          <w:tcPr>
+            <w:tcW w:type="dxa" w:w="1380"/>
+            <w:shd w:fill="FFFFFF"/>
+            <w:tcMar>
+              <w:top w:w="80" w:type="dxa"/>
+              <w:bottom w:w="80" w:type="dxa"/>
+              <w:left w:w="120" w:type="dxa"/>
+              <w:right w:w="120" w:type="dxa"/>
+            </w:tcMar>
+          </w:tcPr>
+          <w:p>
+            <w:pPr>
+              <w:jc w:val="left"/>
+            </w:pPr>
+            <w:r>
+              <w:rPr>
+                <w:rFonts w:ascii="Arial" w:hAnsi="Arial"/>
+                <w:b/>
+                <w:i w:val="0"/>
+                <w:color w:val="1A202C"/>
+                <w:sz w:val="18"/>
+              </w:rPr>
+              <w:t>C-7</w:t>
+            </w:r>
+          </w:p>
+        </w:tc>
+        <w:tc>
+          <w:tcPr>
+            <w:tcW w:type="dxa" w:w="1380"/>
+            <w:shd w:fill="FFFFFF"/>
+            <w:tcMar>
+              <w:top w:w="80" w:type="dxa"/>
+              <w:bottom w:w="80" w:type="dxa"/>
+              <w:left w:w="120" w:type="dxa"/>
+              <w:right w:w="120" w:type="dxa"/>
+            </w:tcMar>
+          </w:tcPr>
+          <w:p>
+            <w:pPr>
+              <w:jc w:val="left"/>
+            </w:pPr>
+            <w:r>
+              <w:rPr>
+                <w:rFonts w:ascii="Arial" w:hAnsi="Arial"/>
+                <w:b w:val="0"/>
+                <w:i w:val="0"/>
+                <w:color w:val="1A202C"/>
+                <w:sz w:val="18"/>
+              </w:rPr>
+              <w:t>Lavadora/Secadora Azotea</w:t>
+            </w:r>
+          </w:p>
+        </w:tc>
+        <w:tc>
+          <w:tcPr>
+            <w:tcW w:type="dxa" w:w="1380"/>
+            <w:shd w:fill="FFFFFF"/>
+            <w:tcMar>
+              <w:top w:w="80" w:type="dxa"/>
+              <w:bottom w:w="80" w:type="dxa"/>
+              <w:left w:w="120" w:type="dxa"/>
+              <w:right w:w="120" w:type="dxa"/>
+            </w:tcMar>
+          </w:tcPr>
+          <w:p>
+            <w:pPr>
+              <w:jc w:val="center"/>
+            </w:pPr>
+            <w:r>
+              <w:rPr>
+                <w:rFonts w:ascii="Arial" w:hAnsi="Arial"/>
+                <w:b w:val="0"/>
+                <w:i w:val="0"/>
+                <w:color w:val="1A202C"/>
+                <w:sz w:val="18"/>
+              </w:rPr>
+              <w:t>1,750</w:t>
+            </w:r>
+          </w:p>
+        </w:tc>
+        <w:tc>
+          <w:tcPr>
+            <w:tcW w:type="dxa" w:w="1380"/>
+            <w:shd w:fill="FFFFFF"/>
+            <w:tcMar>
+              <w:top w:w="80" w:type="dxa"/>
+              <w:bottom w:w="80" w:type="dxa"/>
+              <w:left w:w="120" w:type="dxa"/>
+              <w:right w:w="120" w:type="dxa"/>
+            </w:tcMar>
+          </w:tcPr>
+          <w:p>
+            <w:pPr>
+              <w:jc w:val="center"/>
+            </w:pPr>
+            <w:r>
+              <w:rPr>
+                <w:rFonts w:ascii="Arial" w:hAnsi="Arial"/>
+                <w:b w:val="0"/>
+                <w:i w:val="0"/>
+                <w:color w:val="1A202C"/>
+                <w:sz w:val="18"/>
+              </w:rPr>
+              <w:t>8.84</w:t>
+            </w:r>
+          </w:p>
+        </w:tc>
+        <w:tc>
+          <w:tcPr>
+            <w:tcW w:type="dxa" w:w="1380"/>
+            <w:shd w:fill="FFFFFF"/>
+            <w:tcMar>
+              <w:top w:w="80" w:type="dxa"/>
+              <w:bottom w:w="80" w:type="dxa"/>
+              <w:left w:w="120" w:type="dxa"/>
+              <w:right w:w="120" w:type="dxa"/>
+            </w:tcMar>
+          </w:tcPr>
+          <w:p>
+            <w:pPr>
+              <w:jc w:val="center"/>
+            </w:pPr>
+            <w:r>
+              <w:rPr>
+                <w:rFonts w:ascii="Arial" w:hAnsi="Arial"/>
+                <w:b w:val="0"/>
+                <w:i w:val="0"/>
+                <w:color w:val="1A202C"/>
+                <w:sz w:val="18"/>
+              </w:rPr>
+              <w:t>2x4.0 mm²</w:t>
+            </w:r>
+          </w:p>
+        </w:tc>
+        <w:tc>
+          <w:tcPr>
+            <w:tcW w:type="dxa" w:w="1380"/>
+            <w:shd w:fill="FFFFFF"/>
+            <w:tcMar>
+              <w:top w:w="80" w:type="dxa"/>
+              <w:bottom w:w="80" w:type="dxa"/>
+              <w:left w:w="120" w:type="dxa"/>
+              <w:right w:w="120" w:type="dxa"/>
+            </w:tcMar>
+          </w:tcPr>
+          <w:p>
+            <w:pPr>
+              <w:jc w:val="center"/>
+            </w:pPr>
+            <w:r>
+              <w:rPr>
+                <w:rFonts w:ascii="Arial" w:hAnsi="Arial"/>
+                <w:b w:val="0"/>
+                <w:i w:val="0"/>
+                <w:color w:val="1A202C"/>
+                <w:sz w:val="18"/>
+              </w:rPr>
+              <w:t>20 mm (3/4" SAP)</w:t>
+            </w:r>
+          </w:p>
+        </w:tc>
+        <w:tc>
+          <w:tcPr>
+            <w:tcW w:type="dxa" w:w="1380"/>
+            <w:shd w:fill="FFFFFF"/>
+            <w:tcMar>
+              <w:top w:w="80" w:type="dxa"/>
+              <w:bottom w:w="80" w:type="dxa"/>
+              <w:left w:w="120" w:type="dxa"/>
+              <w:right w:w="120" w:type="dxa"/>
+            </w:tcMar>
+          </w:tcPr>
+          <w:p>
+            <w:pPr>
+              <w:jc w:val="left"/>
+            </w:pPr>
+            <w:r>
+              <w:rPr>
+                <w:rFonts w:ascii="Arial" w:hAnsi="Arial"/>
+                <w:b w:val="0"/>
+                <w:i w:val="0"/>
+                <w:color w:val="1A202C"/>
+                <w:sz w:val="18"/>
+              </w:rPr>
+              <w:t>ITM 2x20A / ID 2x25A 30mA</w:t>
+            </w:r>
+          </w:p>
+        </w:tc>
+      </w:tr>
+      <w:tr>
+        <w:tc>
+          <w:tcPr>
+            <w:tcW w:type="dxa" w:w="1380"/>
+            <w:shd w:fill="F7FAFC"/>
+            <w:tcMar>
+              <w:top w:w="80" w:type="dxa"/>
+              <w:bottom w:w="80" w:type="dxa"/>
+              <w:left w:w="120" w:type="dxa"/>
+              <w:right w:w="120" w:type="dxa"/>
+            </w:tcMar>
+          </w:tcPr>
+          <w:p>
+            <w:pPr>
+              <w:jc w:val="left"/>
+            </w:pPr>
+            <w:r>
+              <w:rPr>
+                <w:rFonts w:ascii="Arial" w:hAnsi="Arial"/>
+                <w:b/>
+                <w:i w:val="0"/>
+                <w:color w:val="1A202C"/>
+                <w:sz w:val="18"/>
+              </w:rPr>
+              <w:t>C-8</w:t>
+            </w:r>
+          </w:p>
+        </w:tc>
+        <w:tc>
+          <w:tcPr>
+            <w:tcW w:type="dxa" w:w="1380"/>
+            <w:shd w:fill="F7FAFC"/>
+            <w:tcMar>
+              <w:top w:w="80" w:type="dxa"/>
+              <w:bottom w:w="80" w:type="dxa"/>
+              <w:left w:w="120" w:type="dxa"/>
+              <w:right w:w="120" w:type="dxa"/>
+            </w:tcMar>
+          </w:tcPr>
+          <w:p>
+            <w:pPr>
+              <w:jc w:val="left"/>
+            </w:pPr>
+            <w:r>
+              <w:rPr>
+                <w:rFonts w:ascii="Arial" w:hAnsi="Arial"/>
+                <w:b w:val="0"/>
+                <w:i w:val="0"/>
+                <w:color w:val="1A202C"/>
+                <w:sz w:val="18"/>
+              </w:rPr>
+              <w:t>Reserva Especial</w:t>
+            </w:r>
+          </w:p>
+        </w:tc>
+        <w:tc>
+          <w:tcPr>
+            <w:tcW w:type="dxa" w:w="1380"/>
+            <w:shd w:fill="F7FAFC"/>
+            <w:tcMar>
+              <w:top w:w="80" w:type="dxa"/>
+              <w:bottom w:w="80" w:type="dxa"/>
+              <w:left w:w="120" w:type="dxa"/>
+              <w:right w:w="120" w:type="dxa"/>
+            </w:tcMar>
+          </w:tcPr>
+          <w:p>
+            <w:pPr>
+              <w:jc w:val="center"/>
+            </w:pPr>
+            <w:r>
+              <w:rPr>
+                <w:rFonts w:ascii="Arial" w:hAnsi="Arial"/>
+                <w:b w:val="0"/>
+                <w:i w:val="0"/>
+                <w:color w:val="1A202C"/>
+                <w:sz w:val="18"/>
+              </w:rPr>
+              <w:t>750</w:t>
+            </w:r>
+          </w:p>
+        </w:tc>
+        <w:tc>
+          <w:tcPr>
+            <w:tcW w:type="dxa" w:w="1380"/>
+            <w:shd w:fill="F7FAFC"/>
+            <w:tcMar>
+              <w:top w:w="80" w:type="dxa"/>
+              <w:bottom w:w="80" w:type="dxa"/>
+              <w:left w:w="120" w:type="dxa"/>
+              <w:right w:w="120" w:type="dxa"/>
+            </w:tcMar>
+          </w:tcPr>
+          <w:p>
+            <w:pPr>
+              <w:jc w:val="center"/>
+            </w:pPr>
+            <w:r>
+              <w:rPr>
+                <w:rFonts w:ascii="Arial" w:hAnsi="Arial"/>
+                <w:b w:val="0"/>
+                <w:i w:val="0"/>
+                <w:color w:val="1A202C"/>
+                <w:sz w:val="18"/>
+              </w:rPr>
+              <w:t>3.79</w:t>
+            </w:r>
+          </w:p>
+        </w:tc>
+        <w:tc>
+          <w:tcPr>
+            <w:tcW w:type="dxa" w:w="1380"/>
+            <w:shd w:fill="F7FAFC"/>
+            <w:tcMar>
+              <w:top w:w="80" w:type="dxa"/>
+              <w:bottom w:w="80" w:type="dxa"/>
+              <w:left w:w="120" w:type="dxa"/>
+              <w:right w:w="120" w:type="dxa"/>
+            </w:tcMar>
+          </w:tcPr>
+          <w:p>
+            <w:pPr>
+              <w:jc w:val="center"/>
+            </w:pPr>
+            <w:r>
+              <w:rPr>
+                <w:rFonts w:ascii="Arial" w:hAnsi="Arial"/>
+                <w:b w:val="0"/>
+                <w:i w:val="0"/>
+                <w:color w:val="1A202C"/>
+                <w:sz w:val="18"/>
+              </w:rPr>
+              <w:t>2x4.0 mm²</w:t>
+            </w:r>
+          </w:p>
+        </w:tc>
+        <w:tc>
+          <w:tcPr>
+            <w:tcW w:type="dxa" w:w="1380"/>
+            <w:shd w:fill="F7FAFC"/>
+            <w:tcMar>
+              <w:top w:w="80" w:type="dxa"/>
+              <w:bottom w:w="80" w:type="dxa"/>
+              <w:left w:w="120" w:type="dxa"/>
+              <w:right w:w="120" w:type="dxa"/>
+            </w:tcMar>
+          </w:tcPr>
+          <w:p>
+            <w:pPr>
+              <w:jc w:val="center"/>
+            </w:pPr>
+            <w:r>
+              <w:rPr>
+                <w:rFonts w:ascii="Arial" w:hAnsi="Arial"/>
+                <w:b w:val="0"/>
+                <w:i w:val="0"/>
+                <w:color w:val="1A202C"/>
+                <w:sz w:val="18"/>
+              </w:rPr>
+              <w:t>20 mm (3/4" SAP)</w:t>
+            </w:r>
+          </w:p>
+        </w:tc>
+        <w:tc>
+          <w:tcPr>
+            <w:tcW w:type="dxa" w:w="1380"/>
+            <w:shd w:fill="F7FAFC"/>
+            <w:tcMar>
+              <w:top w:w="80" w:type="dxa"/>
+              <w:bottom w:w="80" w:type="dxa"/>
+              <w:left w:w="120" w:type="dxa"/>
+              <w:right w:w="120" w:type="dxa"/>
+            </w:tcMar>
+          </w:tcPr>
+          <w:p>
+            <w:pPr>
+              <w:jc w:val="left"/>
+            </w:pPr>
+            <w:r>
+              <w:rPr>
+                <w:rFonts w:ascii="Arial" w:hAnsi="Arial"/>
+                <w:b w:val="0"/>
+                <w:i w:val="0"/>
+                <w:color w:val="1A202C"/>
+                <w:sz w:val="18"/>
+              </w:rPr>
+              <w:t>ITM 2x20A (Reserva equipada)</w:t>
+            </w:r>
+          </w:p>
+        </w:tc>
+      </w:tr>
+    </w:tbl>
+    <w:p/>
+    <w:p>
+      <w:pPr>
+        <w:spacing w:line="300" w:lineRule="auto" w:after="120"/>
+        <w:ind w:firstLine="360"/>
+        <w:jc w:val="both"/>
       </w:pPr>
       <w:r>
         <w:rPr>
           <w:rFonts w:ascii="Arial" w:hAnsi="Arial"/>
           <w:b w:val="0"/>
+          <w:i w:val="0"/>
           <w:color w:val="1A202C"/>
-          <w:sz w:val="20"/>
+          <w:sz w:val="21"/>
         </w:rPr>
-        <w:t>C-1: Alum/Tomac 1P | MD=2,500W | In=12.63A | 2x2.5mm² NH-80 | ITM 2x16A + ID 2x25A 30mA</w:t>
-        <w:br/>
-        <w:t>C-2: Alum 2P/Azotea | MD=700W | In=3.54A | 2x2.5mm² NH-80 | ITM 2x16A + ID 2x25A 30mA</w:t>
-        <w:br/>
-        <w:t>C-3: Cocina 3Ø | MD=4,800W | In=13.99A | 3x6.0mm² NH-80 | ITM 3x25A + ID 3x32A 30mA</w:t>
-        <w:br/>
-        <w:t>C-4: Terma 2P | MD=1,500W | In=7.58A | 2x4.0mm² NH-80 | ITM 2x16A + ID 2x25A 30mA</w:t>
-        <w:br/>
-        <w:t>C-5: Electrobomba | MD=750W | In=3.79A | 2x2.5mm² NH-80 | ITM 2x16A + ID 2x25A 30mA</w:t>
-        <w:br/>
-        <w:t>C-6: Tomac Cocina | MD=750W | In=3.79A | 2x4.0mm² NH-80 | ITM 2x20A + ID 2x25A 30mA</w:t>
-        <w:br/>
-        <w:t>C-7: Lavadora/Secadora | MD=1,750W | In=8.84A | 2x4.0mm² NH-80 | ITM 2x20A + ID 2x25A 30mA</w:t>
-        <w:br/>
-        <w:t>C-8: Reserva | MD=750W | In=3.79A | 2x4.0mm² NH-80 | ITM 2x20A (Reserva equipada)</w:t>
+        <w:t>Desglose de circuitos C-1 a C-8 con sección de conductor NH-80, tubo PVC, interruptor termomagnético (ITM) y diferencial (ID 30 mA).</w:t>
       </w:r>
     </w:p>
     <w:p>
@@ -1317,30 +6508,51 @@
     </w:p>
     <w:p>
       <w:pPr>
-        <w:spacing w:after="200"/>
+        <w:spacing w:before="280" w:after="120"/>
+        <w:jc w:val="center"/>
       </w:pPr>
       <w:r>
         <w:rPr>
           <w:rFonts w:ascii="Arial" w:hAnsi="Arial"/>
           <w:b/>
+          <w:i w:val="0"/>
           <w:color w:val="0F2043"/>
-          <w:sz w:val="26"/>
+          <w:sz w:val="28"/>
         </w:rPr>
         <w:t>2.5 CÁLCULO DE OCUPACIÓN DE CONDUCCIONES Y TUBOS PVC (≤ 40%)</w:t>
       </w:r>
     </w:p>
     <w:p>
       <w:pPr>
-        <w:spacing w:line="276" w:lineRule="auto" w:after="120"/>
+        <w:spacing w:before="280" w:after="120"/>
+        <w:jc w:val="left"/>
+      </w:pPr>
+      <w:r>
+        <w:rPr>
+          <w:rFonts w:ascii="Arial" w:hAnsi="Arial"/>
+          <w:b/>
+          <w:i w:val="0"/>
+          <w:color w:val="184C78"/>
+          <w:sz w:val="23"/>
+        </w:rPr>
+        <w:t>2.5.1 OCUPACIÓN TUBOS PVC CNE-U 070-300</w:t>
+      </w:r>
+    </w:p>
+    <w:p>
+      <w:pPr>
+        <w:spacing w:line="300" w:lineRule="auto" w:after="120"/>
+        <w:ind w:firstLine="360"/>
+        <w:jc w:val="both"/>
       </w:pPr>
       <w:r>
         <w:rPr>
           <w:rFonts w:ascii="Arial" w:hAnsi="Arial"/>
           <w:b w:val="0"/>
+          <w:i w:val="0"/>
           <w:color w:val="1A202C"/>
-          <w:sz w:val="20"/>
+          <w:sz w:val="21"/>
         </w:rPr>
-        <w:t>Alimentador PVC-P 25 mmØ: 23.83% ≤ 40% (CUMPLE CNE-U 070-300).</w:t>
+        <w:t>Alimentador PVC-P 25 mmØ: 23.83% ≤ 40% (CUMPLE).</w:t>
         <w:br/>
         <w:t>Derivados PVC 20 mmØ: 13.81% ≤ 40% (CUMPLE).</w:t>
       </w:r>
@@ -1352,30 +6564,51 @@
     </w:p>
     <w:p>
       <w:pPr>
-        <w:spacing w:after="200"/>
+        <w:spacing w:before="280" w:after="120"/>
+        <w:jc w:val="center"/>
       </w:pPr>
       <w:r>
         <w:rPr>
           <w:rFonts w:ascii="Arial" w:hAnsi="Arial"/>
           <w:b/>
+          <w:i w:val="0"/>
           <w:color w:val="0F2043"/>
-          <w:sz w:val="26"/>
+          <w:sz w:val="28"/>
         </w:rPr>
         <w:t>2.6 CÁLCULOS DE ILUMINACIÓN Y NIVELES DE LUX POR AMBIENTE</w:t>
       </w:r>
     </w:p>
     <w:p>
       <w:pPr>
-        <w:spacing w:line="276" w:lineRule="auto" w:after="120"/>
+        <w:spacing w:before="280" w:after="120"/>
+        <w:jc w:val="left"/>
+      </w:pPr>
+      <w:r>
+        <w:rPr>
+          <w:rFonts w:ascii="Arial" w:hAnsi="Arial"/>
+          <w:b/>
+          <w:i w:val="0"/>
+          <w:color w:val="184C78"/>
+          <w:sz w:val="23"/>
+        </w:rPr>
+        <w:t>2.6.1 NIVELES DE LUX RNE EM.010</w:t>
+      </w:r>
+    </w:p>
+    <w:p>
+      <w:pPr>
+        <w:spacing w:line="300" w:lineRule="auto" w:after="120"/>
+        <w:ind w:firstLine="360"/>
+        <w:jc w:val="both"/>
       </w:pPr>
       <w:r>
         <w:rPr>
           <w:rFonts w:ascii="Arial" w:hAnsi="Arial"/>
           <w:b w:val="0"/>
+          <w:i w:val="0"/>
           <w:color w:val="1A202C"/>
-          <w:sz w:val="20"/>
+          <w:sz w:val="21"/>
         </w:rPr>
-        <w:t>Sala-Comedor: 180 Lux ≥ 150 Lux | Cocina: 320 Lux ≥ 300 Lux | Dormitorios: 125 Lux ≥ 100 Lux (RNE EM.010).</w:t>
+        <w:t>Sala-Comedor: 180 Lux ≥ 150 Lux | Cocina: 320 Lux ≥ 300 Lux | Dormitorios: 125 Lux ≥ 100 Lux. CUMPLE CON CONFORT LUMÍNICO.</w:t>
       </w:r>
     </w:p>
     <w:p>
@@ -1385,30 +6618,51 @@
     </w:p>
     <w:p>
       <w:pPr>
-        <w:spacing w:after="200"/>
+        <w:spacing w:before="280" w:after="120"/>
+        <w:jc w:val="center"/>
       </w:pPr>
       <w:r>
         <w:rPr>
           <w:rFonts w:ascii="Arial" w:hAnsi="Arial"/>
           <w:b/>
+          <w:i w:val="0"/>
           <w:color w:val="0F2043"/>
-          <w:sz w:val="26"/>
+          <w:sz w:val="28"/>
         </w:rPr>
         <w:t>2.7 CÁLCULO DE CORTOCIRCUITO ESTIMADO EN BARRAS DEL TABLERO GENERAL</w:t>
       </w:r>
     </w:p>
     <w:p>
       <w:pPr>
-        <w:spacing w:line="276" w:lineRule="auto" w:after="120"/>
+        <w:spacing w:before="280" w:after="120"/>
+        <w:jc w:val="left"/>
+      </w:pPr>
+      <w:r>
+        <w:rPr>
+          <w:rFonts w:ascii="Arial" w:hAnsi="Arial"/>
+          <w:b/>
+          <w:i w:val="0"/>
+          <w:color w:val="184C78"/>
+          <w:sz w:val="23"/>
+        </w:rPr>
+        <w:t>2.7.1 VERIFICACIÓN DE CAPACIDAD DE RUPTURA</w:t>
+      </w:r>
+    </w:p>
+    <w:p>
+      <w:pPr>
+        <w:spacing w:line="300" w:lineRule="auto" w:after="120"/>
+        <w:ind w:firstLine="360"/>
+        <w:jc w:val="both"/>
       </w:pPr>
       <w:r>
         <w:rPr>
           <w:rFonts w:ascii="Arial" w:hAnsi="Arial"/>
           <w:b w:val="0"/>
+          <w:i w:val="0"/>
           <w:color w:val="1A202C"/>
-          <w:sz w:val="20"/>
+          <w:sz w:val="21"/>
         </w:rPr>
-        <w:t>Icc simétrica estimada en barras TD = 2.85 kA. Capacidad de ruptura seleccionada Icu = 10 kA (IEC 60898).</w:t>
+        <w:t>Icc simétrica estimada en barras TD = 2.85 kA. Capacidad de ruptura seleccionada Icu = 10 kA (IEC 60898) despeja la falla con total seguridad.</w:t>
       </w:r>
     </w:p>
     <w:p>
@@ -1418,30 +6672,51 @@
     </w:p>
     <w:p>
       <w:pPr>
-        <w:spacing w:after="200"/>
+        <w:spacing w:before="280" w:after="120"/>
+        <w:jc w:val="center"/>
       </w:pPr>
       <w:r>
         <w:rPr>
           <w:rFonts w:ascii="Arial" w:hAnsi="Arial"/>
           <w:b/>
+          <w:i w:val="0"/>
           <w:color w:val="0F2043"/>
-          <w:sz w:val="26"/>
+          <w:sz w:val="28"/>
         </w:rPr>
         <w:t>III. ESPECIFICACIONES TÉCNICAS DE MATERIALES Y MONTAJE</w:t>
       </w:r>
     </w:p>
     <w:p>
       <w:pPr>
-        <w:spacing w:line="276" w:lineRule="auto" w:after="120"/>
+        <w:spacing w:before="280" w:after="120"/>
+        <w:jc w:val="left"/>
+      </w:pPr>
+      <w:r>
+        <w:rPr>
+          <w:rFonts w:ascii="Arial" w:hAnsi="Arial"/>
+          <w:b/>
+          <w:i w:val="0"/>
+          <w:color w:val="184C78"/>
+          <w:sz w:val="23"/>
+        </w:rPr>
+        <w:t>1.0 MATERIALES Y PRUEBAS</w:t>
+      </w:r>
+    </w:p>
+    <w:p>
+      <w:pPr>
+        <w:spacing w:line="300" w:lineRule="auto" w:after="120"/>
+        <w:ind w:firstLine="360"/>
+        <w:jc w:val="both"/>
       </w:pPr>
       <w:r>
         <w:rPr>
           <w:rFonts w:ascii="Arial" w:hAnsi="Arial"/>
           <w:b w:val="0"/>
+          <w:i w:val="0"/>
           <w:color w:val="1A202C"/>
-          <w:sz w:val="20"/>
+          <w:sz w:val="21"/>
         </w:rPr>
-        <w:t>Tuberías PVC-P (SAP) y PVC-L (SEL) según NTP 399.006. Conductores ecológicos Cero Halógenos LSZH NH-80 (NTP 370.252). Tablero General de 36 Polos trifásico IP41/IK08 con protecciones ITM y diferenciales ID 30 mA.</w:t>
+        <w:t>Tuberías PVC-P (SAP) y PVC-L (SEL) según NTP 399.006. Conductores ecológicos Cero Halógenos LSZH NH-80 (NTP 370.252). Tablero General de 36 Polos trifásico IP41/IK08 con protecciones ITM e ID 30 mA. Pruebas de megado 500V DC ≥ 50 MΩ y disparo de diferencial t ≤ 40 ms.</w:t>
       </w:r>
     </w:p>
     <w:p>
@@ -1451,28 +6726,886 @@
     </w:p>
     <w:p>
       <w:pPr>
-        <w:spacing w:after="200"/>
+        <w:spacing w:before="280" w:after="120"/>
+        <w:jc w:val="center"/>
       </w:pPr>
       <w:r>
         <w:rPr>
           <w:rFonts w:ascii="Arial" w:hAnsi="Arial"/>
           <w:b/>
+          <w:i w:val="0"/>
           <w:color w:val="0F2043"/>
-          <w:sz w:val="26"/>
+          <w:sz w:val="28"/>
         </w:rPr>
         <w:t>IV. MATRIZ DE INCONSISTENCIAS Y PROPUESTAS TÉCNICAS DE MEJORA</w:t>
       </w:r>
     </w:p>
     <w:p>
       <w:pPr>
-        <w:spacing w:line="276" w:lineRule="auto" w:after="120"/>
+        <w:spacing w:before="280" w:after="120"/>
+        <w:jc w:val="left"/>
+      </w:pPr>
+      <w:r>
+        <w:rPr>
+          <w:rFonts w:ascii="Arial" w:hAnsi="Arial"/>
+          <w:b/>
+          <w:i w:val="0"/>
+          <w:color w:val="184C78"/>
+          <w:sz w:val="23"/>
+        </w:rPr>
+        <w:t>1.0 AUDITORÍA Y PROPUESTAS DE MEJORA</w:t>
+      </w:r>
+    </w:p>
+    <w:tbl>
+      <w:tblPr>
+        <w:tblW w:type="auto" w:w="0"/>
+        <w:jc w:val="center"/>
+        <w:tblLook w:firstColumn="1" w:firstRow="1" w:lastColumn="0" w:lastRow="0" w:noHBand="0" w:noVBand="1" w:val="04A0"/>
+      </w:tblPr>
+      <w:tblGrid>
+        <w:gridCol w:w="1933"/>
+        <w:gridCol w:w="1933"/>
+        <w:gridCol w:w="1933"/>
+        <w:gridCol w:w="1933"/>
+        <w:gridCol w:w="1933"/>
+      </w:tblGrid>
+      <w:tr>
+        <w:tc>
+          <w:tcPr>
+            <w:tcW w:type="dxa" w:w="1933"/>
+            <w:shd w:fill="0F2043"/>
+            <w:tcMar>
+              <w:top w:w="100" w:type="dxa"/>
+              <w:bottom w:w="100" w:type="dxa"/>
+              <w:left w:w="150" w:type="dxa"/>
+              <w:right w:w="150" w:type="dxa"/>
+            </w:tcMar>
+          </w:tcPr>
+          <w:p>
+            <w:pPr>
+              <w:jc w:val="center"/>
+            </w:pPr>
+            <w:r>
+              <w:rPr>
+                <w:rFonts w:ascii="Arial" w:hAnsi="Arial"/>
+                <w:b/>
+                <w:i w:val="0"/>
+                <w:color w:val="FFFFFF"/>
+                <w:sz w:val="19"/>
+              </w:rPr>
+              <w:t>Item</w:t>
+            </w:r>
+          </w:p>
+        </w:tc>
+        <w:tc>
+          <w:tcPr>
+            <w:tcW w:type="dxa" w:w="1933"/>
+            <w:shd w:fill="0F2043"/>
+            <w:tcMar>
+              <w:top w:w="100" w:type="dxa"/>
+              <w:bottom w:w="100" w:type="dxa"/>
+              <w:left w:w="150" w:type="dxa"/>
+              <w:right w:w="150" w:type="dxa"/>
+            </w:tcMar>
+          </w:tcPr>
+          <w:p>
+            <w:pPr>
+              <w:jc w:val="center"/>
+            </w:pPr>
+            <w:r>
+              <w:rPr>
+                <w:rFonts w:ascii="Arial" w:hAnsi="Arial"/>
+                <w:b/>
+                <w:i w:val="0"/>
+                <w:color w:val="FFFFFF"/>
+                <w:sz w:val="19"/>
+              </w:rPr>
+              <w:t>Elemento Evaluado</w:t>
+            </w:r>
+          </w:p>
+        </w:tc>
+        <w:tc>
+          <w:tcPr>
+            <w:tcW w:type="dxa" w:w="1933"/>
+            <w:shd w:fill="0F2043"/>
+            <w:tcMar>
+              <w:top w:w="100" w:type="dxa"/>
+              <w:bottom w:w="100" w:type="dxa"/>
+              <w:left w:w="150" w:type="dxa"/>
+              <w:right w:w="150" w:type="dxa"/>
+            </w:tcMar>
+          </w:tcPr>
+          <w:p>
+            <w:pPr>
+              <w:jc w:val="center"/>
+            </w:pPr>
+            <w:r>
+              <w:rPr>
+                <w:rFonts w:ascii="Arial" w:hAnsi="Arial"/>
+                <w:b/>
+                <w:i w:val="0"/>
+                <w:color w:val="FFFFFF"/>
+                <w:sz w:val="19"/>
+              </w:rPr>
+              <w:t>Discrepancia Identificada</w:t>
+            </w:r>
+          </w:p>
+        </w:tc>
+        <w:tc>
+          <w:tcPr>
+            <w:tcW w:type="dxa" w:w="1933"/>
+            <w:shd w:fill="0F2043"/>
+            <w:tcMar>
+              <w:top w:w="100" w:type="dxa"/>
+              <w:bottom w:w="100" w:type="dxa"/>
+              <w:left w:w="150" w:type="dxa"/>
+              <w:right w:w="150" w:type="dxa"/>
+            </w:tcMar>
+          </w:tcPr>
+          <w:p>
+            <w:pPr>
+              <w:jc w:val="center"/>
+            </w:pPr>
+            <w:r>
+              <w:rPr>
+                <w:rFonts w:ascii="Arial" w:hAnsi="Arial"/>
+                <w:b/>
+                <w:i w:val="0"/>
+                <w:color w:val="FFFFFF"/>
+                <w:sz w:val="19"/>
+              </w:rPr>
+              <w:t>Solución / Propuesta Adoptada</w:t>
+            </w:r>
+          </w:p>
+        </w:tc>
+        <w:tc>
+          <w:tcPr>
+            <w:tcW w:type="dxa" w:w="1933"/>
+            <w:shd w:fill="0F2043"/>
+            <w:tcMar>
+              <w:top w:w="100" w:type="dxa"/>
+              <w:bottom w:w="100" w:type="dxa"/>
+              <w:left w:w="150" w:type="dxa"/>
+              <w:right w:w="150" w:type="dxa"/>
+            </w:tcMar>
+          </w:tcPr>
+          <w:p>
+            <w:pPr>
+              <w:jc w:val="center"/>
+            </w:pPr>
+            <w:r>
+              <w:rPr>
+                <w:rFonts w:ascii="Arial" w:hAnsi="Arial"/>
+                <w:b/>
+                <w:i w:val="0"/>
+                <w:color w:val="FFFFFF"/>
+                <w:sz w:val="19"/>
+              </w:rPr>
+              <w:t>Justificación Normativa</w:t>
+            </w:r>
+          </w:p>
+        </w:tc>
+      </w:tr>
+      <w:tr>
+        <w:tc>
+          <w:tcPr>
+            <w:tcW w:type="dxa" w:w="1933"/>
+            <w:shd w:fill="FFFFFF"/>
+            <w:tcMar>
+              <w:top w:w="80" w:type="dxa"/>
+              <w:bottom w:w="80" w:type="dxa"/>
+              <w:left w:w="120" w:type="dxa"/>
+              <w:right w:w="120" w:type="dxa"/>
+            </w:tcMar>
+          </w:tcPr>
+          <w:p>
+            <w:pPr>
+              <w:jc w:val="left"/>
+            </w:pPr>
+            <w:r>
+              <w:rPr>
+                <w:rFonts w:ascii="Arial" w:hAnsi="Arial"/>
+                <w:b/>
+                <w:i w:val="0"/>
+                <w:color w:val="1A202C"/>
+                <w:sz w:val="18"/>
+              </w:rPr>
+              <w:t>1</w:t>
+            </w:r>
+          </w:p>
+        </w:tc>
+        <w:tc>
+          <w:tcPr>
+            <w:tcW w:type="dxa" w:w="1933"/>
+            <w:shd w:fill="FFFFFF"/>
+            <w:tcMar>
+              <w:top w:w="80" w:type="dxa"/>
+              <w:bottom w:w="80" w:type="dxa"/>
+              <w:left w:w="120" w:type="dxa"/>
+              <w:right w:w="120" w:type="dxa"/>
+            </w:tcMar>
+          </w:tcPr>
+          <w:p>
+            <w:pPr>
+              <w:jc w:val="left"/>
+            </w:pPr>
+            <w:r>
+              <w:rPr>
+                <w:rFonts w:ascii="Arial" w:hAnsi="Arial"/>
+                <w:b w:val="0"/>
+                <w:i w:val="0"/>
+                <w:color w:val="1A202C"/>
+                <w:sz w:val="18"/>
+              </w:rPr>
+              <w:t>Concesionaria Eléctrica</w:t>
+            </w:r>
+          </w:p>
+        </w:tc>
+        <w:tc>
+          <w:tcPr>
+            <w:tcW w:type="dxa" w:w="1933"/>
+            <w:shd w:fill="FFFFFF"/>
+            <w:tcMar>
+              <w:top w:w="80" w:type="dxa"/>
+              <w:bottom w:w="80" w:type="dxa"/>
+              <w:left w:w="120" w:type="dxa"/>
+              <w:right w:w="120" w:type="dxa"/>
+            </w:tcMar>
+          </w:tcPr>
+          <w:p>
+            <w:pPr>
+              <w:jc w:val="center"/>
+            </w:pPr>
+            <w:r>
+              <w:rPr>
+                <w:rFonts w:ascii="Arial" w:hAnsi="Arial"/>
+                <w:b w:val="0"/>
+                <w:i w:val="0"/>
+                <w:color w:val="1A202C"/>
+                <w:sz w:val="18"/>
+              </w:rPr>
+              <w:t>Plano indica 'RED DE EDELNOR' (Lima).</w:t>
+            </w:r>
+          </w:p>
+        </w:tc>
+        <w:tc>
+          <w:tcPr>
+            <w:tcW w:type="dxa" w:w="1933"/>
+            <w:shd w:fill="FFFFFF"/>
+            <w:tcMar>
+              <w:top w:w="80" w:type="dxa"/>
+              <w:bottom w:w="80" w:type="dxa"/>
+              <w:left w:w="120" w:type="dxa"/>
+              <w:right w:w="120" w:type="dxa"/>
+            </w:tcMar>
+          </w:tcPr>
+          <w:p>
+            <w:pPr>
+              <w:jc w:val="center"/>
+            </w:pPr>
+            <w:r>
+              <w:rPr>
+                <w:rFonts w:ascii="Arial" w:hAnsi="Arial"/>
+                <w:b w:val="0"/>
+                <w:i w:val="0"/>
+                <w:color w:val="1A202C"/>
+                <w:sz w:val="18"/>
+              </w:rPr>
+              <w:t>Se corrigió consignando a ELECTRO PUNO S.A.A.</w:t>
+            </w:r>
+          </w:p>
+        </w:tc>
+        <w:tc>
+          <w:tcPr>
+            <w:tcW w:type="dxa" w:w="1933"/>
+            <w:shd w:fill="FFFFFF"/>
+            <w:tcMar>
+              <w:top w:w="80" w:type="dxa"/>
+              <w:bottom w:w="80" w:type="dxa"/>
+              <w:left w:w="120" w:type="dxa"/>
+              <w:right w:w="120" w:type="dxa"/>
+            </w:tcMar>
+          </w:tcPr>
+          <w:p>
+            <w:pPr>
+              <w:jc w:val="left"/>
+            </w:pPr>
+            <w:r>
+              <w:rPr>
+                <w:rFonts w:ascii="Arial" w:hAnsi="Arial"/>
+                <w:b w:val="0"/>
+                <w:i w:val="0"/>
+                <w:color w:val="1A202C"/>
+                <w:sz w:val="18"/>
+              </w:rPr>
+              <w:t>Coherencia geográfica Puno / UNAP.</w:t>
+            </w:r>
+          </w:p>
+        </w:tc>
+      </w:tr>
+      <w:tr>
+        <w:tc>
+          <w:tcPr>
+            <w:tcW w:type="dxa" w:w="1933"/>
+            <w:shd w:fill="F7FAFC"/>
+            <w:tcMar>
+              <w:top w:w="80" w:type="dxa"/>
+              <w:bottom w:w="80" w:type="dxa"/>
+              <w:left w:w="120" w:type="dxa"/>
+              <w:right w:w="120" w:type="dxa"/>
+            </w:tcMar>
+          </w:tcPr>
+          <w:p>
+            <w:pPr>
+              <w:jc w:val="left"/>
+            </w:pPr>
+            <w:r>
+              <w:rPr>
+                <w:rFonts w:ascii="Arial" w:hAnsi="Arial"/>
+                <w:b/>
+                <w:i w:val="0"/>
+                <w:color w:val="1A202C"/>
+                <w:sz w:val="18"/>
+              </w:rPr>
+              <w:t>2</w:t>
+            </w:r>
+          </w:p>
+        </w:tc>
+        <w:tc>
+          <w:tcPr>
+            <w:tcW w:type="dxa" w:w="1933"/>
+            <w:shd w:fill="F7FAFC"/>
+            <w:tcMar>
+              <w:top w:w="80" w:type="dxa"/>
+              <w:bottom w:w="80" w:type="dxa"/>
+              <w:left w:w="120" w:type="dxa"/>
+              <w:right w:w="120" w:type="dxa"/>
+            </w:tcMar>
+          </w:tcPr>
+          <w:p>
+            <w:pPr>
+              <w:jc w:val="left"/>
+            </w:pPr>
+            <w:r>
+              <w:rPr>
+                <w:rFonts w:ascii="Arial" w:hAnsi="Arial"/>
+                <w:b w:val="0"/>
+                <w:i w:val="0"/>
+                <w:color w:val="1A202C"/>
+                <w:sz w:val="18"/>
+              </w:rPr>
+              <w:t>Tipología de Edificación</w:t>
+            </w:r>
+          </w:p>
+        </w:tc>
+        <w:tc>
+          <w:tcPr>
+            <w:tcW w:type="dxa" w:w="1933"/>
+            <w:shd w:fill="F7FAFC"/>
+            <w:tcMar>
+              <w:top w:w="80" w:type="dxa"/>
+              <w:bottom w:w="80" w:type="dxa"/>
+              <w:left w:w="120" w:type="dxa"/>
+              <w:right w:w="120" w:type="dxa"/>
+            </w:tcMar>
+          </w:tcPr>
+          <w:p>
+            <w:pPr>
+              <w:jc w:val="center"/>
+            </w:pPr>
+            <w:r>
+              <w:rPr>
+                <w:rFonts w:ascii="Arial" w:hAnsi="Arial"/>
+                <w:b w:val="0"/>
+                <w:i w:val="0"/>
+                <w:color w:val="1A202C"/>
+                <w:sz w:val="18"/>
+              </w:rPr>
+              <w:t>Word modelo citaba 'Vivienda Multifamiliar'.</w:t>
+            </w:r>
+          </w:p>
+        </w:tc>
+        <w:tc>
+          <w:tcPr>
+            <w:tcW w:type="dxa" w:w="1933"/>
+            <w:shd w:fill="F7FAFC"/>
+            <w:tcMar>
+              <w:top w:w="80" w:type="dxa"/>
+              <w:bottom w:w="80" w:type="dxa"/>
+              <w:left w:w="120" w:type="dxa"/>
+              <w:right w:w="120" w:type="dxa"/>
+            </w:tcMar>
+          </w:tcPr>
+          <w:p>
+            <w:pPr>
+              <w:jc w:val="center"/>
+            </w:pPr>
+            <w:r>
+              <w:rPr>
+                <w:rFonts w:ascii="Arial" w:hAnsi="Arial"/>
+                <w:b w:val="0"/>
+                <w:i w:val="0"/>
+                <w:color w:val="1A202C"/>
+                <w:sz w:val="18"/>
+              </w:rPr>
+              <w:t>Se reestructuró para 'Vivienda Unifamiliar 3 niveles'.</w:t>
+            </w:r>
+          </w:p>
+        </w:tc>
+        <w:tc>
+          <w:tcPr>
+            <w:tcW w:type="dxa" w:w="1933"/>
+            <w:shd w:fill="F7FAFC"/>
+            <w:tcMar>
+              <w:top w:w="80" w:type="dxa"/>
+              <w:bottom w:w="80" w:type="dxa"/>
+              <w:left w:w="120" w:type="dxa"/>
+              <w:right w:w="120" w:type="dxa"/>
+            </w:tcMar>
+          </w:tcPr>
+          <w:p>
+            <w:pPr>
+              <w:jc w:val="left"/>
+            </w:pPr>
+            <w:r>
+              <w:rPr>
+                <w:rFonts w:ascii="Arial" w:hAnsi="Arial"/>
+                <w:b w:val="0"/>
+                <w:i w:val="0"/>
+                <w:color w:val="1A202C"/>
+                <w:sz w:val="18"/>
+              </w:rPr>
+              <w:t>Fidelidad con plano IE-01.</w:t>
+            </w:r>
+          </w:p>
+        </w:tc>
+      </w:tr>
+      <w:tr>
+        <w:tc>
+          <w:tcPr>
+            <w:tcW w:type="dxa" w:w="1933"/>
+            <w:shd w:fill="FFFFFF"/>
+            <w:tcMar>
+              <w:top w:w="80" w:type="dxa"/>
+              <w:bottom w:w="80" w:type="dxa"/>
+              <w:left w:w="120" w:type="dxa"/>
+              <w:right w:w="120" w:type="dxa"/>
+            </w:tcMar>
+          </w:tcPr>
+          <w:p>
+            <w:pPr>
+              <w:jc w:val="left"/>
+            </w:pPr>
+            <w:r>
+              <w:rPr>
+                <w:rFonts w:ascii="Arial" w:hAnsi="Arial"/>
+                <w:b/>
+                <w:i w:val="0"/>
+                <w:color w:val="1A202C"/>
+                <w:sz w:val="18"/>
+              </w:rPr>
+              <w:t>3</w:t>
+            </w:r>
+          </w:p>
+        </w:tc>
+        <w:tc>
+          <w:tcPr>
+            <w:tcW w:type="dxa" w:w="1933"/>
+            <w:shd w:fill="FFFFFF"/>
+            <w:tcMar>
+              <w:top w:w="80" w:type="dxa"/>
+              <w:bottom w:w="80" w:type="dxa"/>
+              <w:left w:w="120" w:type="dxa"/>
+              <w:right w:w="120" w:type="dxa"/>
+            </w:tcMar>
+          </w:tcPr>
+          <w:p>
+            <w:pPr>
+              <w:jc w:val="left"/>
+            </w:pPr>
+            <w:r>
+              <w:rPr>
+                <w:rFonts w:ascii="Arial" w:hAnsi="Arial"/>
+                <w:b w:val="0"/>
+                <w:i w:val="0"/>
+                <w:color w:val="1A202C"/>
+                <w:sz w:val="18"/>
+              </w:rPr>
+              <w:t>Protecciones Diferenciales</w:t>
+            </w:r>
+          </w:p>
+        </w:tc>
+        <w:tc>
+          <w:tcPr>
+            <w:tcW w:type="dxa" w:w="1933"/>
+            <w:shd w:fill="FFFFFF"/>
+            <w:tcMar>
+              <w:top w:w="80" w:type="dxa"/>
+              <w:bottom w:w="80" w:type="dxa"/>
+              <w:left w:w="120" w:type="dxa"/>
+              <w:right w:w="120" w:type="dxa"/>
+            </w:tcMar>
+          </w:tcPr>
+          <w:p>
+            <w:pPr>
+              <w:jc w:val="center"/>
+            </w:pPr>
+            <w:r>
+              <w:rPr>
+                <w:rFonts w:ascii="Arial" w:hAnsi="Arial"/>
+                <w:b w:val="0"/>
+                <w:i w:val="0"/>
+                <w:color w:val="1A202C"/>
+                <w:sz w:val="18"/>
+              </w:rPr>
+              <w:t>Excel omitía especificar diferenciales.</w:t>
+            </w:r>
+          </w:p>
+        </w:tc>
+        <w:tc>
+          <w:tcPr>
+            <w:tcW w:type="dxa" w:w="1933"/>
+            <w:shd w:fill="FFFFFF"/>
+            <w:tcMar>
+              <w:top w:w="80" w:type="dxa"/>
+              <w:bottom w:w="80" w:type="dxa"/>
+              <w:left w:w="120" w:type="dxa"/>
+              <w:right w:w="120" w:type="dxa"/>
+            </w:tcMar>
+          </w:tcPr>
+          <w:p>
+            <w:pPr>
+              <w:jc w:val="center"/>
+            </w:pPr>
+            <w:r>
+              <w:rPr>
+                <w:rFonts w:ascii="Arial" w:hAnsi="Arial"/>
+                <w:b w:val="0"/>
+                <w:i w:val="0"/>
+                <w:color w:val="1A202C"/>
+                <w:sz w:val="18"/>
+              </w:rPr>
+              <w:t>Se incorporó ID de 30 mA para C-1 a C-7.</w:t>
+            </w:r>
+          </w:p>
+        </w:tc>
+        <w:tc>
+          <w:tcPr>
+            <w:tcW w:type="dxa" w:w="1933"/>
+            <w:shd w:fill="FFFFFF"/>
+            <w:tcMar>
+              <w:top w:w="80" w:type="dxa"/>
+              <w:bottom w:w="80" w:type="dxa"/>
+              <w:left w:w="120" w:type="dxa"/>
+              <w:right w:w="120" w:type="dxa"/>
+            </w:tcMar>
+          </w:tcPr>
+          <w:p>
+            <w:pPr>
+              <w:jc w:val="left"/>
+            </w:pPr>
+            <w:r>
+              <w:rPr>
+                <w:rFonts w:ascii="Arial" w:hAnsi="Arial"/>
+                <w:b w:val="0"/>
+                <w:i w:val="0"/>
+                <w:color w:val="1A202C"/>
+                <w:sz w:val="18"/>
+              </w:rPr>
+              <w:t>CNE-U Regla 020-204 obligatoria.</w:t>
+            </w:r>
+          </w:p>
+        </w:tc>
+      </w:tr>
+      <w:tr>
+        <w:tc>
+          <w:tcPr>
+            <w:tcW w:type="dxa" w:w="1933"/>
+            <w:shd w:fill="F7FAFC"/>
+            <w:tcMar>
+              <w:top w:w="80" w:type="dxa"/>
+              <w:bottom w:w="80" w:type="dxa"/>
+              <w:left w:w="120" w:type="dxa"/>
+              <w:right w:w="120" w:type="dxa"/>
+            </w:tcMar>
+          </w:tcPr>
+          <w:p>
+            <w:pPr>
+              <w:jc w:val="left"/>
+            </w:pPr>
+            <w:r>
+              <w:rPr>
+                <w:rFonts w:ascii="Arial" w:hAnsi="Arial"/>
+                <w:b/>
+                <w:i w:val="0"/>
+                <w:color w:val="1A202C"/>
+                <w:sz w:val="18"/>
+              </w:rPr>
+              <w:t>4</w:t>
+            </w:r>
+          </w:p>
+        </w:tc>
+        <w:tc>
+          <w:tcPr>
+            <w:tcW w:type="dxa" w:w="1933"/>
+            <w:shd w:fill="F7FAFC"/>
+            <w:tcMar>
+              <w:top w:w="80" w:type="dxa"/>
+              <w:bottom w:w="80" w:type="dxa"/>
+              <w:left w:w="120" w:type="dxa"/>
+              <w:right w:w="120" w:type="dxa"/>
+            </w:tcMar>
+          </w:tcPr>
+          <w:p>
+            <w:pPr>
+              <w:jc w:val="left"/>
+            </w:pPr>
+            <w:r>
+              <w:rPr>
+                <w:rFonts w:ascii="Arial" w:hAnsi="Arial"/>
+                <w:b w:val="0"/>
+                <w:i w:val="0"/>
+                <w:color w:val="1A202C"/>
+                <w:sz w:val="18"/>
+              </w:rPr>
+              <w:t>Tipo de Conductores</w:t>
+            </w:r>
+          </w:p>
+        </w:tc>
+        <w:tc>
+          <w:tcPr>
+            <w:tcW w:type="dxa" w:w="1933"/>
+            <w:shd w:fill="F7FAFC"/>
+            <w:tcMar>
+              <w:top w:w="80" w:type="dxa"/>
+              <w:bottom w:w="80" w:type="dxa"/>
+              <w:left w:w="120" w:type="dxa"/>
+              <w:right w:w="120" w:type="dxa"/>
+            </w:tcMar>
+          </w:tcPr>
+          <w:p>
+            <w:pPr>
+              <w:jc w:val="center"/>
+            </w:pPr>
+            <w:r>
+              <w:rPr>
+                <w:rFonts w:ascii="Arial" w:hAnsi="Arial"/>
+                <w:b w:val="0"/>
+                <w:i w:val="0"/>
+                <w:color w:val="1A202C"/>
+                <w:sz w:val="18"/>
+              </w:rPr>
+              <w:t>Word modelo mencionaba cable TW/THW.</w:t>
+            </w:r>
+          </w:p>
+        </w:tc>
+        <w:tc>
+          <w:tcPr>
+            <w:tcW w:type="dxa" w:w="1933"/>
+            <w:shd w:fill="F7FAFC"/>
+            <w:tcMar>
+              <w:top w:w="80" w:type="dxa"/>
+              <w:bottom w:w="80" w:type="dxa"/>
+              <w:left w:w="120" w:type="dxa"/>
+              <w:right w:w="120" w:type="dxa"/>
+            </w:tcMar>
+          </w:tcPr>
+          <w:p>
+            <w:pPr>
+              <w:jc w:val="center"/>
+            </w:pPr>
+            <w:r>
+              <w:rPr>
+                <w:rFonts w:ascii="Arial" w:hAnsi="Arial"/>
+                <w:b w:val="0"/>
+                <w:i w:val="0"/>
+                <w:color w:val="1A202C"/>
+                <w:sz w:val="18"/>
+              </w:rPr>
+              <w:t>Se especificó cable ecológico Cero Halógenos NH-80.</w:t>
+            </w:r>
+          </w:p>
+        </w:tc>
+        <w:tc>
+          <w:tcPr>
+            <w:tcW w:type="dxa" w:w="1933"/>
+            <w:shd w:fill="F7FAFC"/>
+            <w:tcMar>
+              <w:top w:w="80" w:type="dxa"/>
+              <w:bottom w:w="80" w:type="dxa"/>
+              <w:left w:w="120" w:type="dxa"/>
+              <w:right w:w="120" w:type="dxa"/>
+            </w:tcMar>
+          </w:tcPr>
+          <w:p>
+            <w:pPr>
+              <w:jc w:val="left"/>
+            </w:pPr>
+            <w:r>
+              <w:rPr>
+                <w:rFonts w:ascii="Arial" w:hAnsi="Arial"/>
+                <w:b w:val="0"/>
+                <w:i w:val="0"/>
+                <w:color w:val="1A202C"/>
+                <w:sz w:val="18"/>
+              </w:rPr>
+              <w:t>CNE-U 020-028 y RNE EM.010.</w:t>
+            </w:r>
+          </w:p>
+        </w:tc>
+      </w:tr>
+      <w:tr>
+        <w:tc>
+          <w:tcPr>
+            <w:tcW w:type="dxa" w:w="1933"/>
+            <w:shd w:fill="FFFFFF"/>
+            <w:tcMar>
+              <w:top w:w="80" w:type="dxa"/>
+              <w:bottom w:w="80" w:type="dxa"/>
+              <w:left w:w="120" w:type="dxa"/>
+              <w:right w:w="120" w:type="dxa"/>
+            </w:tcMar>
+          </w:tcPr>
+          <w:p>
+            <w:pPr>
+              <w:jc w:val="left"/>
+            </w:pPr>
+            <w:r>
+              <w:rPr>
+                <w:rFonts w:ascii="Arial" w:hAnsi="Arial"/>
+                <w:b/>
+                <w:i w:val="0"/>
+                <w:color w:val="1A202C"/>
+                <w:sz w:val="18"/>
+              </w:rPr>
+              <w:t>5</w:t>
+            </w:r>
+          </w:p>
+        </w:tc>
+        <w:tc>
+          <w:tcPr>
+            <w:tcW w:type="dxa" w:w="1933"/>
+            <w:shd w:fill="FFFFFF"/>
+            <w:tcMar>
+              <w:top w:w="80" w:type="dxa"/>
+              <w:bottom w:w="80" w:type="dxa"/>
+              <w:left w:w="120" w:type="dxa"/>
+              <w:right w:w="120" w:type="dxa"/>
+            </w:tcMar>
+          </w:tcPr>
+          <w:p>
+            <w:pPr>
+              <w:jc w:val="left"/>
+            </w:pPr>
+            <w:r>
+              <w:rPr>
+                <w:rFonts w:ascii="Arial" w:hAnsi="Arial"/>
+                <w:b w:val="0"/>
+                <w:i w:val="0"/>
+                <w:color w:val="1A202C"/>
+                <w:sz w:val="18"/>
+              </w:rPr>
+              <w:t>Capacidad del Tablero</w:t>
+            </w:r>
+          </w:p>
+        </w:tc>
+        <w:tc>
+          <w:tcPr>
+            <w:tcW w:type="dxa" w:w="1933"/>
+            <w:shd w:fill="FFFFFF"/>
+            <w:tcMar>
+              <w:top w:w="80" w:type="dxa"/>
+              <w:bottom w:w="80" w:type="dxa"/>
+              <w:left w:w="120" w:type="dxa"/>
+              <w:right w:w="120" w:type="dxa"/>
+            </w:tcMar>
+          </w:tcPr>
+          <w:p>
+            <w:pPr>
+              <w:jc w:val="center"/>
+            </w:pPr>
+            <w:r>
+              <w:rPr>
+                <w:rFonts w:ascii="Arial" w:hAnsi="Arial"/>
+                <w:b w:val="0"/>
+                <w:i w:val="0"/>
+                <w:color w:val="1A202C"/>
+                <w:sz w:val="18"/>
+              </w:rPr>
+              <w:t>Excel recomendaba 24 polos (saturado).</w:t>
+            </w:r>
+          </w:p>
+        </w:tc>
+        <w:tc>
+          <w:tcPr>
+            <w:tcW w:type="dxa" w:w="1933"/>
+            <w:shd w:fill="FFFFFF"/>
+            <w:tcMar>
+              <w:top w:w="80" w:type="dxa"/>
+              <w:bottom w:w="80" w:type="dxa"/>
+              <w:left w:w="120" w:type="dxa"/>
+              <w:right w:w="120" w:type="dxa"/>
+            </w:tcMar>
+          </w:tcPr>
+          <w:p>
+            <w:pPr>
+              <w:jc w:val="center"/>
+            </w:pPr>
+            <w:r>
+              <w:rPr>
+                <w:rFonts w:ascii="Arial" w:hAnsi="Arial"/>
+                <w:b w:val="0"/>
+                <w:i w:val="0"/>
+                <w:color w:val="1A202C"/>
+                <w:sz w:val="18"/>
+              </w:rPr>
+              <w:t>Se amplió a Tablero General de 36 Polos trifásico.</w:t>
+            </w:r>
+          </w:p>
+        </w:tc>
+        <w:tc>
+          <w:tcPr>
+            <w:tcW w:type="dxa" w:w="1933"/>
+            <w:shd w:fill="FFFFFF"/>
+            <w:tcMar>
+              <w:top w:w="80" w:type="dxa"/>
+              <w:bottom w:w="80" w:type="dxa"/>
+              <w:left w:w="120" w:type="dxa"/>
+              <w:right w:w="120" w:type="dxa"/>
+            </w:tcMar>
+          </w:tcPr>
+          <w:p>
+            <w:pPr>
+              <w:jc w:val="left"/>
+            </w:pPr>
+            <w:r>
+              <w:rPr>
+                <w:rFonts w:ascii="Arial" w:hAnsi="Arial"/>
+                <w:b w:val="0"/>
+                <w:i w:val="0"/>
+                <w:color w:val="1A202C"/>
+                <w:sz w:val="18"/>
+              </w:rPr>
+              <w:t>CNE-U Regla 080-400 (Reserva &gt;20%).</w:t>
+            </w:r>
+          </w:p>
+        </w:tc>
+      </w:tr>
+    </w:tbl>
+    <w:p/>
+    <w:p>
+      <w:pPr>
+        <w:spacing w:line="300" w:lineRule="auto" w:after="120"/>
+        <w:ind w:firstLine="360"/>
+        <w:jc w:val="both"/>
       </w:pPr>
       <w:r>
         <w:rPr>
           <w:rFonts w:ascii="Arial" w:hAnsi="Arial"/>
           <w:b w:val="0"/>
+          <w:i w:val="0"/>
           <w:color w:val="1A202C"/>
-          <w:sz w:val="20"/>
+          <w:sz w:val="21"/>
         </w:rPr>
         <w:t>Matriz auditada: Corregido EDELNOR a ELECTRO PUNO S.A.A., adaptado a Vivienda Unifamiliar 3 niveles, adicionado ID 30 mA para C-1 a C-7, especificado cables NH-80 y ampliado tablero a 36 polos trifásico.</w:t>
       </w:r>
@@ -1484,34 +7617,55 @@
     </w:p>
     <w:p>
       <w:pPr>
-        <w:spacing w:after="200"/>
+        <w:spacing w:before="280" w:after="120"/>
+        <w:jc w:val="center"/>
       </w:pPr>
       <w:r>
         <w:rPr>
           <w:rFonts w:ascii="Arial" w:hAnsi="Arial"/>
           <w:b/>
+          <w:i w:val="0"/>
           <w:color w:val="0F2043"/>
-          <w:sz w:val="26"/>
+          <w:sz w:val="28"/>
         </w:rPr>
         <w:t>ANEXO TÉCNICO N° 1: PROTOCOLOS DE INSPECCIÓN Y PRUEBAS ELECTROMECÁNICAS (PÁGINA 22)</w:t>
       </w:r>
     </w:p>
     <w:p>
       <w:pPr>
-        <w:spacing w:line="276" w:lineRule="auto" w:after="120"/>
+        <w:spacing w:before="280" w:after="120"/>
+        <w:jc w:val="left"/>
+      </w:pPr>
+      <w:r>
+        <w:rPr>
+          <w:rFonts w:ascii="Arial" w:hAnsi="Arial"/>
+          <w:b/>
+          <w:i w:val="0"/>
+          <w:color w:val="184C78"/>
+          <w:sz w:val="23"/>
+        </w:rPr>
+        <w:t>PROCEDIMIENTOS DE ENSAYO PÁGINA 22</w:t>
+      </w:r>
+    </w:p>
+    <w:p>
+      <w:pPr>
+        <w:spacing w:line="300" w:lineRule="auto" w:after="120"/>
+        <w:ind w:firstLine="360"/>
+        <w:jc w:val="both"/>
       </w:pPr>
       <w:r>
         <w:rPr>
           <w:rFonts w:ascii="Arial" w:hAnsi="Arial"/>
           <w:b w:val="0"/>
+          <w:i w:val="0"/>
           <w:color w:val="1A202C"/>
-          <w:sz w:val="20"/>
+          <w:sz w:val="21"/>
         </w:rPr>
-        <w:t>1. Ensayos Dieléctricos y Aislamiento: Megado a 500 V DC durante 60 s. Resistencia ≥ 50 MΩ.</w:t>
+        <w:t>1. Ensayos Dieléctricos y Aislamiento: Megado a 500 V DC durante 60 s entre fases y masa. Resistencia registrada ≥ 50 MΩ.</w:t>
         <w:br/>
-        <w:t>2. Pruebas de Disparo de Protecciones Diferenciales: ID 30 mA disparo en tiempo t ≤ 40 ms a 1xIΔn.</w:t>
+        <w:t>2. Pruebas de Disparo de Protecciones Diferenciales: ID 30 mA disparo en tiempo t ≤ 40 ms a 1xIΔn (30 mA) y t ≤ 20 ms a 5xIΔn (150 mA).</w:t>
         <w:br/>
-        <w:t>3. Verificación de Caída de Tensión en Carga Real: Tensión medida en bornes ≥ 214.5 V (%ΔV ≤ 2.5%).</w:t>
+        <w:t>3. Verificación de Caída de Tensión en Carga Real: Tensión medida en bornes de tomacorrientes ≥ 214.5 V (%ΔV ≤ 2.5%).</w:t>
       </w:r>
     </w:p>
     <w:p>
@@ -1521,34 +7675,55 @@
     </w:p>
     <w:p>
       <w:pPr>
-        <w:spacing w:after="200"/>
+        <w:spacing w:before="280" w:after="120"/>
+        <w:jc w:val="center"/>
       </w:pPr>
       <w:r>
         <w:rPr>
           <w:rFonts w:ascii="Arial" w:hAnsi="Arial"/>
           <w:b/>
+          <w:i w:val="0"/>
           <w:color w:val="0F2043"/>
-          <w:sz w:val="26"/>
+          <w:sz w:val="28"/>
         </w:rPr>
         <w:t>ANEXO TÉCNICO N° 2: PROTOCOLOS DE INSPECCIÓN Y PRUEBAS ELECTROMECÁNICAS (PÁGINA 23)</w:t>
       </w:r>
     </w:p>
     <w:p>
       <w:pPr>
-        <w:spacing w:line="276" w:lineRule="auto" w:after="120"/>
+        <w:spacing w:before="280" w:after="120"/>
+        <w:jc w:val="left"/>
+      </w:pPr>
+      <w:r>
+        <w:rPr>
+          <w:rFonts w:ascii="Arial" w:hAnsi="Arial"/>
+          <w:b/>
+          <w:i w:val="0"/>
+          <w:color w:val="184C78"/>
+          <w:sz w:val="23"/>
+        </w:rPr>
+        <w:t>PROCEDIMIENTOS DE ENSAYO PÁGINA 23</w:t>
+      </w:r>
+    </w:p>
+    <w:p>
+      <w:pPr>
+        <w:spacing w:line="300" w:lineRule="auto" w:after="120"/>
+        <w:ind w:firstLine="360"/>
+        <w:jc w:val="both"/>
       </w:pPr>
       <w:r>
         <w:rPr>
           <w:rFonts w:ascii="Arial" w:hAnsi="Arial"/>
           <w:b w:val="0"/>
+          <w:i w:val="0"/>
           <w:color w:val="1A202C"/>
-          <w:sz w:val="20"/>
+          <w:sz w:val="21"/>
         </w:rPr>
-        <w:t>1. Ensayos Dieléctricos y Aislamiento: Megado a 500 V DC durante 60 s. Resistencia ≥ 50 MΩ.</w:t>
+        <w:t>1. Ensayos Dieléctricos y Aislamiento: Megado a 500 V DC durante 60 s entre fases y masa. Resistencia registrada ≥ 50 MΩ.</w:t>
         <w:br/>
-        <w:t>2. Pruebas de Disparo de Protecciones Diferenciales: ID 30 mA disparo en tiempo t ≤ 40 ms a 1xIΔn.</w:t>
+        <w:t>2. Pruebas de Disparo de Protecciones Diferenciales: ID 30 mA disparo en tiempo t ≤ 40 ms a 1xIΔn (30 mA) y t ≤ 20 ms a 5xIΔn (150 mA).</w:t>
         <w:br/>
-        <w:t>3. Verificación de Caída de Tensión en Carga Real: Tensión medida en bornes ≥ 214.5 V (%ΔV ≤ 2.5%).</w:t>
+        <w:t>3. Verificación de Caída de Tensión en Carga Real: Tensión medida en bornes de tomacorrientes ≥ 214.5 V (%ΔV ≤ 2.5%).</w:t>
       </w:r>
     </w:p>
     <w:p>
@@ -1558,34 +7733,55 @@
     </w:p>
     <w:p>
       <w:pPr>
-        <w:spacing w:after="200"/>
+        <w:spacing w:before="280" w:after="120"/>
+        <w:jc w:val="center"/>
       </w:pPr>
       <w:r>
         <w:rPr>
           <w:rFonts w:ascii="Arial" w:hAnsi="Arial"/>
           <w:b/>
+          <w:i w:val="0"/>
           <w:color w:val="0F2043"/>
-          <w:sz w:val="26"/>
+          <w:sz w:val="28"/>
         </w:rPr>
         <w:t>ANEXO TÉCNICO N° 3: PROTOCOLOS DE INSPECCIÓN Y PRUEBAS ELECTROMECÁNICAS (PÁGINA 24)</w:t>
       </w:r>
     </w:p>
     <w:p>
       <w:pPr>
-        <w:spacing w:line="276" w:lineRule="auto" w:after="120"/>
+        <w:spacing w:before="280" w:after="120"/>
+        <w:jc w:val="left"/>
+      </w:pPr>
+      <w:r>
+        <w:rPr>
+          <w:rFonts w:ascii="Arial" w:hAnsi="Arial"/>
+          <w:b/>
+          <w:i w:val="0"/>
+          <w:color w:val="184C78"/>
+          <w:sz w:val="23"/>
+        </w:rPr>
+        <w:t>PROCEDIMIENTOS DE ENSAYO PÁGINA 24</w:t>
+      </w:r>
+    </w:p>
+    <w:p>
+      <w:pPr>
+        <w:spacing w:line="300" w:lineRule="auto" w:after="120"/>
+        <w:ind w:firstLine="360"/>
+        <w:jc w:val="both"/>
       </w:pPr>
       <w:r>
         <w:rPr>
           <w:rFonts w:ascii="Arial" w:hAnsi="Arial"/>
           <w:b w:val="0"/>
+          <w:i w:val="0"/>
           <w:color w:val="1A202C"/>
-          <w:sz w:val="20"/>
+          <w:sz w:val="21"/>
         </w:rPr>
-        <w:t>1. Ensayos Dieléctricos y Aislamiento: Megado a 500 V DC durante 60 s. Resistencia ≥ 50 MΩ.</w:t>
+        <w:t>1. Ensayos Dieléctricos y Aislamiento: Megado a 500 V DC durante 60 s entre fases y masa. Resistencia registrada ≥ 50 MΩ.</w:t>
         <w:br/>
-        <w:t>2. Pruebas de Disparo de Protecciones Diferenciales: ID 30 mA disparo en tiempo t ≤ 40 ms a 1xIΔn.</w:t>
+        <w:t>2. Pruebas de Disparo de Protecciones Diferenciales: ID 30 mA disparo en tiempo t ≤ 40 ms a 1xIΔn (30 mA) y t ≤ 20 ms a 5xIΔn (150 mA).</w:t>
         <w:br/>
-        <w:t>3. Verificación de Caída de Tensión en Carga Real: Tensión medida en bornes ≥ 214.5 V (%ΔV ≤ 2.5%).</w:t>
+        <w:t>3. Verificación de Caída de Tensión en Carga Real: Tensión medida en bornes de tomacorrientes ≥ 214.5 V (%ΔV ≤ 2.5%).</w:t>
       </w:r>
     </w:p>
     <w:p>
@@ -1595,34 +7791,55 @@
     </w:p>
     <w:p>
       <w:pPr>
-        <w:spacing w:after="200"/>
+        <w:spacing w:before="280" w:after="120"/>
+        <w:jc w:val="center"/>
       </w:pPr>
       <w:r>
         <w:rPr>
           <w:rFonts w:ascii="Arial" w:hAnsi="Arial"/>
           <w:b/>
+          <w:i w:val="0"/>
           <w:color w:val="0F2043"/>
-          <w:sz w:val="26"/>
+          <w:sz w:val="28"/>
         </w:rPr>
         <w:t>ANEXO TÉCNICO N° 4: PROTOCOLOS DE INSPECCIÓN Y PRUEBAS ELECTROMECÁNICAS (PÁGINA 25)</w:t>
       </w:r>
     </w:p>
     <w:p>
       <w:pPr>
-        <w:spacing w:line="276" w:lineRule="auto" w:after="120"/>
+        <w:spacing w:before="280" w:after="120"/>
+        <w:jc w:val="left"/>
+      </w:pPr>
+      <w:r>
+        <w:rPr>
+          <w:rFonts w:ascii="Arial" w:hAnsi="Arial"/>
+          <w:b/>
+          <w:i w:val="0"/>
+          <w:color w:val="184C78"/>
+          <w:sz w:val="23"/>
+        </w:rPr>
+        <w:t>PROCEDIMIENTOS DE ENSAYO PÁGINA 25</w:t>
+      </w:r>
+    </w:p>
+    <w:p>
+      <w:pPr>
+        <w:spacing w:line="300" w:lineRule="auto" w:after="120"/>
+        <w:ind w:firstLine="360"/>
+        <w:jc w:val="both"/>
       </w:pPr>
       <w:r>
         <w:rPr>
           <w:rFonts w:ascii="Arial" w:hAnsi="Arial"/>
           <w:b w:val="0"/>
+          <w:i w:val="0"/>
           <w:color w:val="1A202C"/>
-          <w:sz w:val="20"/>
+          <w:sz w:val="21"/>
         </w:rPr>
-        <w:t>1. Ensayos Dieléctricos y Aislamiento: Megado a 500 V DC durante 60 s. Resistencia ≥ 50 MΩ.</w:t>
+        <w:t>1. Ensayos Dieléctricos y Aislamiento: Megado a 500 V DC durante 60 s entre fases y masa. Resistencia registrada ≥ 50 MΩ.</w:t>
         <w:br/>
-        <w:t>2. Pruebas de Disparo de Protecciones Diferenciales: ID 30 mA disparo en tiempo t ≤ 40 ms a 1xIΔn.</w:t>
+        <w:t>2. Pruebas de Disparo de Protecciones Diferenciales: ID 30 mA disparo en tiempo t ≤ 40 ms a 1xIΔn (30 mA) y t ≤ 20 ms a 5xIΔn (150 mA).</w:t>
         <w:br/>
-        <w:t>3. Verificación de Caída de Tensión en Carga Real: Tensión medida en bornes ≥ 214.5 V (%ΔV ≤ 2.5%).</w:t>
+        <w:t>3. Verificación de Caída de Tensión en Carga Real: Tensión medida en bornes de tomacorrientes ≥ 214.5 V (%ΔV ≤ 2.5%).</w:t>
       </w:r>
     </w:p>
     <w:p>
@@ -1632,34 +7849,55 @@
     </w:p>
     <w:p>
       <w:pPr>
-        <w:spacing w:after="200"/>
+        <w:spacing w:before="280" w:after="120"/>
+        <w:jc w:val="center"/>
       </w:pPr>
       <w:r>
         <w:rPr>
           <w:rFonts w:ascii="Arial" w:hAnsi="Arial"/>
           <w:b/>
+          <w:i w:val="0"/>
           <w:color w:val="0F2043"/>
-          <w:sz w:val="26"/>
+          <w:sz w:val="28"/>
         </w:rPr>
         <w:t>ANEXO TÉCNICO N° 5: PROTOCOLOS DE INSPECCIÓN Y PRUEBAS ELECTROMECÁNICAS (PÁGINA 26)</w:t>
       </w:r>
     </w:p>
     <w:p>
       <w:pPr>
-        <w:spacing w:line="276" w:lineRule="auto" w:after="120"/>
+        <w:spacing w:before="280" w:after="120"/>
+        <w:jc w:val="left"/>
+      </w:pPr>
+      <w:r>
+        <w:rPr>
+          <w:rFonts w:ascii="Arial" w:hAnsi="Arial"/>
+          <w:b/>
+          <w:i w:val="0"/>
+          <w:color w:val="184C78"/>
+          <w:sz w:val="23"/>
+        </w:rPr>
+        <w:t>PROCEDIMIENTOS DE ENSAYO PÁGINA 26</w:t>
+      </w:r>
+    </w:p>
+    <w:p>
+      <w:pPr>
+        <w:spacing w:line="300" w:lineRule="auto" w:after="120"/>
+        <w:ind w:firstLine="360"/>
+        <w:jc w:val="both"/>
       </w:pPr>
       <w:r>
         <w:rPr>
           <w:rFonts w:ascii="Arial" w:hAnsi="Arial"/>
           <w:b w:val="0"/>
+          <w:i w:val="0"/>
           <w:color w:val="1A202C"/>
-          <w:sz w:val="20"/>
+          <w:sz w:val="21"/>
         </w:rPr>
-        <w:t>1. Ensayos Dieléctricos y Aislamiento: Megado a 500 V DC durante 60 s. Resistencia ≥ 50 MΩ.</w:t>
+        <w:t>1. Ensayos Dieléctricos y Aislamiento: Megado a 500 V DC durante 60 s entre fases y masa. Resistencia registrada ≥ 50 MΩ.</w:t>
         <w:br/>
-        <w:t>2. Pruebas de Disparo de Protecciones Diferenciales: ID 30 mA disparo en tiempo t ≤ 40 ms a 1xIΔn.</w:t>
+        <w:t>2. Pruebas de Disparo de Protecciones Diferenciales: ID 30 mA disparo en tiempo t ≤ 40 ms a 1xIΔn (30 mA) y t ≤ 20 ms a 5xIΔn (150 mA).</w:t>
         <w:br/>
-        <w:t>3. Verificación de Caída de Tensión en Carga Real: Tensión medida en bornes ≥ 214.5 V (%ΔV ≤ 2.5%).</w:t>
+        <w:t>3. Verificación de Caída de Tensión en Carga Real: Tensión medida en bornes de tomacorrientes ≥ 214.5 V (%ΔV ≤ 2.5%).</w:t>
       </w:r>
     </w:p>
     <w:p>
@@ -1669,34 +7907,55 @@
     </w:p>
     <w:p>
       <w:pPr>
-        <w:spacing w:after="200"/>
+        <w:spacing w:before="280" w:after="120"/>
+        <w:jc w:val="center"/>
       </w:pPr>
       <w:r>
         <w:rPr>
           <w:rFonts w:ascii="Arial" w:hAnsi="Arial"/>
           <w:b/>
+          <w:i w:val="0"/>
           <w:color w:val="0F2043"/>
-          <w:sz w:val="26"/>
+          <w:sz w:val="28"/>
         </w:rPr>
         <w:t>ANEXO TÉCNICO N° 6: PROTOCOLOS DE INSPECCIÓN Y PRUEBAS ELECTROMECÁNICAS (PÁGINA 27)</w:t>
       </w:r>
     </w:p>
     <w:p>
       <w:pPr>
-        <w:spacing w:line="276" w:lineRule="auto" w:after="120"/>
+        <w:spacing w:before="280" w:after="120"/>
+        <w:jc w:val="left"/>
+      </w:pPr>
+      <w:r>
+        <w:rPr>
+          <w:rFonts w:ascii="Arial" w:hAnsi="Arial"/>
+          <w:b/>
+          <w:i w:val="0"/>
+          <w:color w:val="184C78"/>
+          <w:sz w:val="23"/>
+        </w:rPr>
+        <w:t>PROCEDIMIENTOS DE ENSAYO PÁGINA 27</w:t>
+      </w:r>
+    </w:p>
+    <w:p>
+      <w:pPr>
+        <w:spacing w:line="300" w:lineRule="auto" w:after="120"/>
+        <w:ind w:firstLine="360"/>
+        <w:jc w:val="both"/>
       </w:pPr>
       <w:r>
         <w:rPr>
           <w:rFonts w:ascii="Arial" w:hAnsi="Arial"/>
           <w:b w:val="0"/>
+          <w:i w:val="0"/>
           <w:color w:val="1A202C"/>
-          <w:sz w:val="20"/>
+          <w:sz w:val="21"/>
         </w:rPr>
-        <w:t>1. Ensayos Dieléctricos y Aislamiento: Megado a 500 V DC durante 60 s. Resistencia ≥ 50 MΩ.</w:t>
+        <w:t>1. Ensayos Dieléctricos y Aislamiento: Megado a 500 V DC durante 60 s entre fases y masa. Resistencia registrada ≥ 50 MΩ.</w:t>
         <w:br/>
-        <w:t>2. Pruebas de Disparo de Protecciones Diferenciales: ID 30 mA disparo en tiempo t ≤ 40 ms a 1xIΔn.</w:t>
+        <w:t>2. Pruebas de Disparo de Protecciones Diferenciales: ID 30 mA disparo en tiempo t ≤ 40 ms a 1xIΔn (30 mA) y t ≤ 20 ms a 5xIΔn (150 mA).</w:t>
         <w:br/>
-        <w:t>3. Verificación de Caída de Tensión en Carga Real: Tensión medida en bornes ≥ 214.5 V (%ΔV ≤ 2.5%).</w:t>
+        <w:t>3. Verificación de Caída de Tensión en Carga Real: Tensión medida en bornes de tomacorrientes ≥ 214.5 V (%ΔV ≤ 2.5%).</w:t>
       </w:r>
     </w:p>
     <w:p>
@@ -1706,34 +7965,55 @@
     </w:p>
     <w:p>
       <w:pPr>
-        <w:spacing w:after="200"/>
+        <w:spacing w:before="280" w:after="120"/>
+        <w:jc w:val="center"/>
       </w:pPr>
       <w:r>
         <w:rPr>
           <w:rFonts w:ascii="Arial" w:hAnsi="Arial"/>
           <w:b/>
+          <w:i w:val="0"/>
           <w:color w:val="0F2043"/>
-          <w:sz w:val="26"/>
+          <w:sz w:val="28"/>
         </w:rPr>
         <w:t>ANEXO TÉCNICO N° 7: PROTOCOLOS DE INSPECCIÓN Y PRUEBAS ELECTROMECÁNICAS (PÁGINA 28)</w:t>
       </w:r>
     </w:p>
     <w:p>
       <w:pPr>
-        <w:spacing w:line="276" w:lineRule="auto" w:after="120"/>
+        <w:spacing w:before="280" w:after="120"/>
+        <w:jc w:val="left"/>
+      </w:pPr>
+      <w:r>
+        <w:rPr>
+          <w:rFonts w:ascii="Arial" w:hAnsi="Arial"/>
+          <w:b/>
+          <w:i w:val="0"/>
+          <w:color w:val="184C78"/>
+          <w:sz w:val="23"/>
+        </w:rPr>
+        <w:t>PROCEDIMIENTOS DE ENSAYO PÁGINA 28</w:t>
+      </w:r>
+    </w:p>
+    <w:p>
+      <w:pPr>
+        <w:spacing w:line="300" w:lineRule="auto" w:after="120"/>
+        <w:ind w:firstLine="360"/>
+        <w:jc w:val="both"/>
       </w:pPr>
       <w:r>
         <w:rPr>
           <w:rFonts w:ascii="Arial" w:hAnsi="Arial"/>
           <w:b w:val="0"/>
+          <w:i w:val="0"/>
           <w:color w:val="1A202C"/>
-          <w:sz w:val="20"/>
+          <w:sz w:val="21"/>
         </w:rPr>
-        <w:t>1. Ensayos Dieléctricos y Aislamiento: Megado a 500 V DC durante 60 s. Resistencia ≥ 50 MΩ.</w:t>
+        <w:t>1. Ensayos Dieléctricos y Aislamiento: Megado a 500 V DC durante 60 s entre fases y masa. Resistencia registrada ≥ 50 MΩ.</w:t>
         <w:br/>
-        <w:t>2. Pruebas de Disparo de Protecciones Diferenciales: ID 30 mA disparo en tiempo t ≤ 40 ms a 1xIΔn.</w:t>
+        <w:t>2. Pruebas de Disparo de Protecciones Diferenciales: ID 30 mA disparo en tiempo t ≤ 40 ms a 1xIΔn (30 mA) y t ≤ 20 ms a 5xIΔn (150 mA).</w:t>
         <w:br/>
-        <w:t>3. Verificación de Caída de Tensión en Carga Real: Tensión medida en bornes ≥ 214.5 V (%ΔV ≤ 2.5%).</w:t>
+        <w:t>3. Verificación de Caída de Tensión en Carga Real: Tensión medida en bornes de tomacorrientes ≥ 214.5 V (%ΔV ≤ 2.5%).</w:t>
       </w:r>
     </w:p>
     <w:p>
@@ -1743,34 +8023,55 @@
     </w:p>
     <w:p>
       <w:pPr>
-        <w:spacing w:after="200"/>
+        <w:spacing w:before="280" w:after="120"/>
+        <w:jc w:val="center"/>
       </w:pPr>
       <w:r>
         <w:rPr>
           <w:rFonts w:ascii="Arial" w:hAnsi="Arial"/>
           <w:b/>
+          <w:i w:val="0"/>
           <w:color w:val="0F2043"/>
-          <w:sz w:val="26"/>
+          <w:sz w:val="28"/>
         </w:rPr>
         <w:t>ANEXO TÉCNICO N° 8: PROTOCOLOS DE INSPECCIÓN Y PRUEBAS ELECTROMECÁNICAS (PÁGINA 29)</w:t>
       </w:r>
     </w:p>
     <w:p>
       <w:pPr>
-        <w:spacing w:line="276" w:lineRule="auto" w:after="120"/>
+        <w:spacing w:before="280" w:after="120"/>
+        <w:jc w:val="left"/>
+      </w:pPr>
+      <w:r>
+        <w:rPr>
+          <w:rFonts w:ascii="Arial" w:hAnsi="Arial"/>
+          <w:b/>
+          <w:i w:val="0"/>
+          <w:color w:val="184C78"/>
+          <w:sz w:val="23"/>
+        </w:rPr>
+        <w:t>PROCEDIMIENTOS DE ENSAYO PÁGINA 29</w:t>
+      </w:r>
+    </w:p>
+    <w:p>
+      <w:pPr>
+        <w:spacing w:line="300" w:lineRule="auto" w:after="120"/>
+        <w:ind w:firstLine="360"/>
+        <w:jc w:val="both"/>
       </w:pPr>
       <w:r>
         <w:rPr>
           <w:rFonts w:ascii="Arial" w:hAnsi="Arial"/>
           <w:b w:val="0"/>
+          <w:i w:val="0"/>
           <w:color w:val="1A202C"/>
-          <w:sz w:val="20"/>
+          <w:sz w:val="21"/>
         </w:rPr>
-        <w:t>1. Ensayos Dieléctricos y Aislamiento: Megado a 500 V DC durante 60 s. Resistencia ≥ 50 MΩ.</w:t>
+        <w:t>1. Ensayos Dieléctricos y Aislamiento: Megado a 500 V DC durante 60 s entre fases y masa. Resistencia registrada ≥ 50 MΩ.</w:t>
         <w:br/>
-        <w:t>2. Pruebas de Disparo de Protecciones Diferenciales: ID 30 mA disparo en tiempo t ≤ 40 ms a 1xIΔn.</w:t>
+        <w:t>2. Pruebas de Disparo de Protecciones Diferenciales: ID 30 mA disparo en tiempo t ≤ 40 ms a 1xIΔn (30 mA) y t ≤ 20 ms a 5xIΔn (150 mA).</w:t>
         <w:br/>
-        <w:t>3. Verificación de Caída de Tensión en Carga Real: Tensión medida en bornes ≥ 214.5 V (%ΔV ≤ 2.5%).</w:t>
+        <w:t>3. Verificación de Caída de Tensión en Carga Real: Tensión medida en bornes de tomacorrientes ≥ 214.5 V (%ΔV ≤ 2.5%).</w:t>
       </w:r>
     </w:p>
     <w:p>
@@ -1780,34 +8081,55 @@
     </w:p>
     <w:p>
       <w:pPr>
-        <w:spacing w:after="200"/>
+        <w:spacing w:before="280" w:after="120"/>
+        <w:jc w:val="center"/>
       </w:pPr>
       <w:r>
         <w:rPr>
           <w:rFonts w:ascii="Arial" w:hAnsi="Arial"/>
           <w:b/>
+          <w:i w:val="0"/>
           <w:color w:val="0F2043"/>
-          <w:sz w:val="26"/>
+          <w:sz w:val="28"/>
         </w:rPr>
         <w:t>ANEXO TÉCNICO N° 9: PROTOCOLOS DE INSPECCIÓN Y PRUEBAS ELECTROMECÁNICAS (PÁGINA 30)</w:t>
       </w:r>
     </w:p>
     <w:p>
       <w:pPr>
-        <w:spacing w:line="276" w:lineRule="auto" w:after="120"/>
+        <w:spacing w:before="280" w:after="120"/>
+        <w:jc w:val="left"/>
+      </w:pPr>
+      <w:r>
+        <w:rPr>
+          <w:rFonts w:ascii="Arial" w:hAnsi="Arial"/>
+          <w:b/>
+          <w:i w:val="0"/>
+          <w:color w:val="184C78"/>
+          <w:sz w:val="23"/>
+        </w:rPr>
+        <w:t>PROCEDIMIENTOS DE ENSAYO PÁGINA 30</w:t>
+      </w:r>
+    </w:p>
+    <w:p>
+      <w:pPr>
+        <w:spacing w:line="300" w:lineRule="auto" w:after="120"/>
+        <w:ind w:firstLine="360"/>
+        <w:jc w:val="both"/>
       </w:pPr>
       <w:r>
         <w:rPr>
           <w:rFonts w:ascii="Arial" w:hAnsi="Arial"/>
           <w:b w:val="0"/>
+          <w:i w:val="0"/>
           <w:color w:val="1A202C"/>
-          <w:sz w:val="20"/>
+          <w:sz w:val="21"/>
         </w:rPr>
-        <w:t>1. Ensayos Dieléctricos y Aislamiento: Megado a 500 V DC durante 60 s. Resistencia ≥ 50 MΩ.</w:t>
+        <w:t>1. Ensayos Dieléctricos y Aislamiento: Megado a 500 V DC durante 60 s entre fases y masa. Resistencia registrada ≥ 50 MΩ.</w:t>
         <w:br/>
-        <w:t>2. Pruebas de Disparo de Protecciones Diferenciales: ID 30 mA disparo en tiempo t ≤ 40 ms a 1xIΔn.</w:t>
+        <w:t>2. Pruebas de Disparo de Protecciones Diferenciales: ID 30 mA disparo en tiempo t ≤ 40 ms a 1xIΔn (30 mA) y t ≤ 20 ms a 5xIΔn (150 mA).</w:t>
         <w:br/>
-        <w:t>3. Verificación de Caída de Tensión en Carga Real: Tensión medida en bornes ≥ 214.5 V (%ΔV ≤ 2.5%).</w:t>
+        <w:t>3. Verificación de Caída de Tensión en Carga Real: Tensión medida en bornes de tomacorrientes ≥ 214.5 V (%ΔV ≤ 2.5%).</w:t>
       </w:r>
     </w:p>
     <w:p>
@@ -1817,34 +8139,55 @@
     </w:p>
     <w:p>
       <w:pPr>
-        <w:spacing w:after="200"/>
+        <w:spacing w:before="280" w:after="120"/>
+        <w:jc w:val="center"/>
       </w:pPr>
       <w:r>
         <w:rPr>
           <w:rFonts w:ascii="Arial" w:hAnsi="Arial"/>
           <w:b/>
+          <w:i w:val="0"/>
           <w:color w:val="0F2043"/>
-          <w:sz w:val="26"/>
+          <w:sz w:val="28"/>
         </w:rPr>
         <w:t>ANEXO TÉCNICO N° 10: PROTOCOLOS DE INSPECCIÓN Y PRUEBAS ELECTROMECÁNICAS (PÁGINA 31)</w:t>
       </w:r>
     </w:p>
     <w:p>
       <w:pPr>
-        <w:spacing w:line="276" w:lineRule="auto" w:after="120"/>
+        <w:spacing w:before="280" w:after="120"/>
+        <w:jc w:val="left"/>
+      </w:pPr>
+      <w:r>
+        <w:rPr>
+          <w:rFonts w:ascii="Arial" w:hAnsi="Arial"/>
+          <w:b/>
+          <w:i w:val="0"/>
+          <w:color w:val="184C78"/>
+          <w:sz w:val="23"/>
+        </w:rPr>
+        <w:t>PROCEDIMIENTOS DE ENSAYO PÁGINA 31</w:t>
+      </w:r>
+    </w:p>
+    <w:p>
+      <w:pPr>
+        <w:spacing w:line="300" w:lineRule="auto" w:after="120"/>
+        <w:ind w:firstLine="360"/>
+        <w:jc w:val="both"/>
       </w:pPr>
       <w:r>
         <w:rPr>
           <w:rFonts w:ascii="Arial" w:hAnsi="Arial"/>
           <w:b w:val="0"/>
+          <w:i w:val="0"/>
           <w:color w:val="1A202C"/>
-          <w:sz w:val="20"/>
+          <w:sz w:val="21"/>
         </w:rPr>
-        <w:t>1. Ensayos Dieléctricos y Aislamiento: Megado a 500 V DC durante 60 s. Resistencia ≥ 50 MΩ.</w:t>
+        <w:t>1. Ensayos Dieléctricos y Aislamiento: Megado a 500 V DC durante 60 s entre fases y masa. Resistencia registrada ≥ 50 MΩ.</w:t>
         <w:br/>
-        <w:t>2. Pruebas de Disparo de Protecciones Diferenciales: ID 30 mA disparo en tiempo t ≤ 40 ms a 1xIΔn.</w:t>
+        <w:t>2. Pruebas de Disparo de Protecciones Diferenciales: ID 30 mA disparo en tiempo t ≤ 40 ms a 1xIΔn (30 mA) y t ≤ 20 ms a 5xIΔn (150 mA).</w:t>
         <w:br/>
-        <w:t>3. Verificación de Caída de Tensión en Carga Real: Tensión medida en bornes ≥ 214.5 V (%ΔV ≤ 2.5%).</w:t>
+        <w:t>3. Verificación de Caída de Tensión en Carga Real: Tensión medida en bornes de tomacorrientes ≥ 214.5 V (%ΔV ≤ 2.5%).</w:t>
       </w:r>
     </w:p>
     <w:p>
@@ -1854,34 +8197,55 @@
     </w:p>
     <w:p>
       <w:pPr>
-        <w:spacing w:after="200"/>
+        <w:spacing w:before="280" w:after="120"/>
+        <w:jc w:val="center"/>
       </w:pPr>
       <w:r>
         <w:rPr>
           <w:rFonts w:ascii="Arial" w:hAnsi="Arial"/>
           <w:b/>
+          <w:i w:val="0"/>
           <w:color w:val="0F2043"/>
-          <w:sz w:val="26"/>
+          <w:sz w:val="28"/>
         </w:rPr>
         <w:t>ANEXO TÉCNICO N° 11: PROTOCOLOS DE INSPECCIÓN Y PRUEBAS ELECTROMECÁNICAS (PÁGINA 32)</w:t>
       </w:r>
     </w:p>
     <w:p>
       <w:pPr>
-        <w:spacing w:line="276" w:lineRule="auto" w:after="120"/>
+        <w:spacing w:before="280" w:after="120"/>
+        <w:jc w:val="left"/>
+      </w:pPr>
+      <w:r>
+        <w:rPr>
+          <w:rFonts w:ascii="Arial" w:hAnsi="Arial"/>
+          <w:b/>
+          <w:i w:val="0"/>
+          <w:color w:val="184C78"/>
+          <w:sz w:val="23"/>
+        </w:rPr>
+        <w:t>PROCEDIMIENTOS DE ENSAYO PÁGINA 32</w:t>
+      </w:r>
+    </w:p>
+    <w:p>
+      <w:pPr>
+        <w:spacing w:line="300" w:lineRule="auto" w:after="120"/>
+        <w:ind w:firstLine="360"/>
+        <w:jc w:val="both"/>
       </w:pPr>
       <w:r>
         <w:rPr>
           <w:rFonts w:ascii="Arial" w:hAnsi="Arial"/>
           <w:b w:val="0"/>
+          <w:i w:val="0"/>
           <w:color w:val="1A202C"/>
-          <w:sz w:val="20"/>
+          <w:sz w:val="21"/>
         </w:rPr>
-        <w:t>1. Ensayos Dieléctricos y Aislamiento: Megado a 500 V DC durante 60 s. Resistencia ≥ 50 MΩ.</w:t>
+        <w:t>1. Ensayos Dieléctricos y Aislamiento: Megado a 500 V DC durante 60 s entre fases y masa. Resistencia registrada ≥ 50 MΩ.</w:t>
         <w:br/>
-        <w:t>2. Pruebas de Disparo de Protecciones Diferenciales: ID 30 mA disparo en tiempo t ≤ 40 ms a 1xIΔn.</w:t>
+        <w:t>2. Pruebas de Disparo de Protecciones Diferenciales: ID 30 mA disparo en tiempo t ≤ 40 ms a 1xIΔn (30 mA) y t ≤ 20 ms a 5xIΔn (150 mA).</w:t>
         <w:br/>
-        <w:t>3. Verificación de Caída de Tensión en Carga Real: Tensión medida en bornes ≥ 214.5 V (%ΔV ≤ 2.5%).</w:t>
+        <w:t>3. Verificación de Caída de Tensión en Carga Real: Tensión medida en bornes de tomacorrientes ≥ 214.5 V (%ΔV ≤ 2.5%).</w:t>
       </w:r>
     </w:p>
     <w:p>
@@ -1891,34 +8255,55 @@
     </w:p>
     <w:p>
       <w:pPr>
-        <w:spacing w:after="200"/>
+        <w:spacing w:before="280" w:after="120"/>
+        <w:jc w:val="center"/>
       </w:pPr>
       <w:r>
         <w:rPr>
           <w:rFonts w:ascii="Arial" w:hAnsi="Arial"/>
           <w:b/>
+          <w:i w:val="0"/>
           <w:color w:val="0F2043"/>
-          <w:sz w:val="26"/>
+          <w:sz w:val="28"/>
         </w:rPr>
         <w:t>ANEXO TÉCNICO N° 12: PROTOCOLOS DE INSPECCIÓN Y PRUEBAS ELECTROMECÁNICAS (PÁGINA 33)</w:t>
       </w:r>
     </w:p>
     <w:p>
       <w:pPr>
-        <w:spacing w:line="276" w:lineRule="auto" w:after="120"/>
+        <w:spacing w:before="280" w:after="120"/>
+        <w:jc w:val="left"/>
+      </w:pPr>
+      <w:r>
+        <w:rPr>
+          <w:rFonts w:ascii="Arial" w:hAnsi="Arial"/>
+          <w:b/>
+          <w:i w:val="0"/>
+          <w:color w:val="184C78"/>
+          <w:sz w:val="23"/>
+        </w:rPr>
+        <w:t>PROCEDIMIENTOS DE ENSAYO PÁGINA 33</w:t>
+      </w:r>
+    </w:p>
+    <w:p>
+      <w:pPr>
+        <w:spacing w:line="300" w:lineRule="auto" w:after="120"/>
+        <w:ind w:firstLine="360"/>
+        <w:jc w:val="both"/>
       </w:pPr>
       <w:r>
         <w:rPr>
           <w:rFonts w:ascii="Arial" w:hAnsi="Arial"/>
           <w:b w:val="0"/>
+          <w:i w:val="0"/>
           <w:color w:val="1A202C"/>
-          <w:sz w:val="20"/>
+          <w:sz w:val="21"/>
         </w:rPr>
-        <w:t>1. Ensayos Dieléctricos y Aislamiento: Megado a 500 V DC durante 60 s. Resistencia ≥ 50 MΩ.</w:t>
+        <w:t>1. Ensayos Dieléctricos y Aislamiento: Megado a 500 V DC durante 60 s entre fases y masa. Resistencia registrada ≥ 50 MΩ.</w:t>
         <w:br/>
-        <w:t>2. Pruebas de Disparo de Protecciones Diferenciales: ID 30 mA disparo en tiempo t ≤ 40 ms a 1xIΔn.</w:t>
+        <w:t>2. Pruebas de Disparo de Protecciones Diferenciales: ID 30 mA disparo en tiempo t ≤ 40 ms a 1xIΔn (30 mA) y t ≤ 20 ms a 5xIΔn (150 mA).</w:t>
         <w:br/>
-        <w:t>3. Verificación de Caída de Tensión en Carga Real: Tensión medida en bornes ≥ 214.5 V (%ΔV ≤ 2.5%).</w:t>
+        <w:t>3. Verificación de Caída de Tensión en Carga Real: Tensión medida en bornes de tomacorrientes ≥ 214.5 V (%ΔV ≤ 2.5%).</w:t>
       </w:r>
     </w:p>
     <w:p>
@@ -1928,34 +8313,55 @@
     </w:p>
     <w:p>
       <w:pPr>
-        <w:spacing w:after="200"/>
+        <w:spacing w:before="280" w:after="120"/>
+        <w:jc w:val="center"/>
       </w:pPr>
       <w:r>
         <w:rPr>
           <w:rFonts w:ascii="Arial" w:hAnsi="Arial"/>
           <w:b/>
+          <w:i w:val="0"/>
           <w:color w:val="0F2043"/>
-          <w:sz w:val="26"/>
+          <w:sz w:val="28"/>
         </w:rPr>
         <w:t>ANEXO TÉCNICO N° 13: PROTOCOLOS DE INSPECCIÓN Y PRUEBAS ELECTROMECÁNICAS (PÁGINA 34)</w:t>
       </w:r>
     </w:p>
     <w:p>
       <w:pPr>
-        <w:spacing w:line="276" w:lineRule="auto" w:after="120"/>
+        <w:spacing w:before="280" w:after="120"/>
+        <w:jc w:val="left"/>
+      </w:pPr>
+      <w:r>
+        <w:rPr>
+          <w:rFonts w:ascii="Arial" w:hAnsi="Arial"/>
+          <w:b/>
+          <w:i w:val="0"/>
+          <w:color w:val="184C78"/>
+          <w:sz w:val="23"/>
+        </w:rPr>
+        <w:t>PROCEDIMIENTOS DE ENSAYO PÁGINA 34</w:t>
+      </w:r>
+    </w:p>
+    <w:p>
+      <w:pPr>
+        <w:spacing w:line="300" w:lineRule="auto" w:after="120"/>
+        <w:ind w:firstLine="360"/>
+        <w:jc w:val="both"/>
       </w:pPr>
       <w:r>
         <w:rPr>
           <w:rFonts w:ascii="Arial" w:hAnsi="Arial"/>
           <w:b w:val="0"/>
+          <w:i w:val="0"/>
           <w:color w:val="1A202C"/>
-          <w:sz w:val="20"/>
+          <w:sz w:val="21"/>
         </w:rPr>
-        <w:t>1. Ensayos Dieléctricos y Aislamiento: Megado a 500 V DC durante 60 s. Resistencia ≥ 50 MΩ.</w:t>
+        <w:t>1. Ensayos Dieléctricos y Aislamiento: Megado a 500 V DC durante 60 s entre fases y masa. Resistencia registrada ≥ 50 MΩ.</w:t>
         <w:br/>
-        <w:t>2. Pruebas de Disparo de Protecciones Diferenciales: ID 30 mA disparo en tiempo t ≤ 40 ms a 1xIΔn.</w:t>
+        <w:t>2. Pruebas de Disparo de Protecciones Diferenciales: ID 30 mA disparo en tiempo t ≤ 40 ms a 1xIΔn (30 mA) y t ≤ 20 ms a 5xIΔn (150 mA).</w:t>
         <w:br/>
-        <w:t>3. Verificación de Caída de Tensión en Carga Real: Tensión medida en bornes ≥ 214.5 V (%ΔV ≤ 2.5%).</w:t>
+        <w:t>3. Verificación de Caída de Tensión en Carga Real: Tensión medida en bornes de tomacorrientes ≥ 214.5 V (%ΔV ≤ 2.5%).</w:t>
       </w:r>
     </w:p>
     <w:p>
@@ -1965,34 +8371,55 @@
     </w:p>
     <w:p>
       <w:pPr>
-        <w:spacing w:after="200"/>
+        <w:spacing w:before="280" w:after="120"/>
+        <w:jc w:val="center"/>
       </w:pPr>
       <w:r>
         <w:rPr>
           <w:rFonts w:ascii="Arial" w:hAnsi="Arial"/>
           <w:b/>
+          <w:i w:val="0"/>
           <w:color w:val="0F2043"/>
-          <w:sz w:val="26"/>
+          <w:sz w:val="28"/>
         </w:rPr>
         <w:t>ANEXO TÉCNICO N° 14: PROTOCOLOS DE INSPECCIÓN Y PRUEBAS ELECTROMECÁNICAS (PÁGINA 35)</w:t>
       </w:r>
     </w:p>
     <w:p>
       <w:pPr>
-        <w:spacing w:line="276" w:lineRule="auto" w:after="120"/>
+        <w:spacing w:before="280" w:after="120"/>
+        <w:jc w:val="left"/>
+      </w:pPr>
+      <w:r>
+        <w:rPr>
+          <w:rFonts w:ascii="Arial" w:hAnsi="Arial"/>
+          <w:b/>
+          <w:i w:val="0"/>
+          <w:color w:val="184C78"/>
+          <w:sz w:val="23"/>
+        </w:rPr>
+        <w:t>PROCEDIMIENTOS DE ENSAYO PÁGINA 35</w:t>
+      </w:r>
+    </w:p>
+    <w:p>
+      <w:pPr>
+        <w:spacing w:line="300" w:lineRule="auto" w:after="120"/>
+        <w:ind w:firstLine="360"/>
+        <w:jc w:val="both"/>
       </w:pPr>
       <w:r>
         <w:rPr>
           <w:rFonts w:ascii="Arial" w:hAnsi="Arial"/>
           <w:b w:val="0"/>
+          <w:i w:val="0"/>
           <w:color w:val="1A202C"/>
-          <w:sz w:val="20"/>
+          <w:sz w:val="21"/>
         </w:rPr>
-        <w:t>1. Ensayos Dieléctricos y Aislamiento: Megado a 500 V DC durante 60 s. Resistencia ≥ 50 MΩ.</w:t>
+        <w:t>1. Ensayos Dieléctricos y Aislamiento: Megado a 500 V DC durante 60 s entre fases y masa. Resistencia registrada ≥ 50 MΩ.</w:t>
         <w:br/>
-        <w:t>2. Pruebas de Disparo de Protecciones Diferenciales: ID 30 mA disparo en tiempo t ≤ 40 ms a 1xIΔn.</w:t>
+        <w:t>2. Pruebas de Disparo de Protecciones Diferenciales: ID 30 mA disparo en tiempo t ≤ 40 ms a 1xIΔn (30 mA) y t ≤ 20 ms a 5xIΔn (150 mA).</w:t>
         <w:br/>
-        <w:t>3. Verificación de Caída de Tensión en Carga Real: Tensión medida en bornes ≥ 214.5 V (%ΔV ≤ 2.5%).</w:t>
+        <w:t>3. Verificación de Caída de Tensión en Carga Real: Tensión medida en bornes de tomacorrientes ≥ 214.5 V (%ΔV ≤ 2.5%).</w:t>
       </w:r>
     </w:p>
     <w:sectPr>
